--- a/docx/10-huong-dan-su-dung.docx
+++ b/docx/10-huong-dan-su-dung.docx
@@ -28,7 +28,7 @@
         </w:p>
       </w:sdtContent>
     </w:sdt>
-    <w:bookmarkStart w:id="29" w:name="X62b689528c743ccb8c3229542497059f4aa59b0"/>
+    <w:bookmarkStart w:id="32" w:name="X62b689528c743ccb8c3229542497059f4aa59b0"/>
     <w:p>
       <w:pPr>
         <w:pStyle w:val="Heading1"/>
@@ -258,7 +258,39 @@
               <w:pStyle w:val="Compact"/>
             </w:pPr>
             <w:r>
-              <w:t xml:space="preserve">Sinh viên: bài được giao, làm bài, kết quả, trao đổi</w:t>
+              <w:t xml:space="preserve">Sinh viên: bài được giao, chi tiết bài, lịch sử nộp</w:t>
+            </w:r>
+          </w:p>
+        </w:tc>
+        <w:tc>
+          <w:tcPr/>
+          <w:p>
+            <w:pPr>
+              <w:pStyle w:val="Compact"/>
+            </w:pPr>
+            <w:r>
+              <w:t xml:space="preserve">✅ Dùng được</w:t>
+            </w:r>
+          </w:p>
+        </w:tc>
+        <w:tc>
+          <w:tcPr/>
+          <w:p>
+            <w:pPr>
+              <w:pStyle w:val="Compact"/>
+            </w:pPr>
+          </w:p>
+        </w:tc>
+      </w:tr>
+      <w:tr>
+        <w:tc>
+          <w:tcPr/>
+          <w:p>
+            <w:pPr>
+              <w:pStyle w:val="Compact"/>
+            </w:pPr>
+            <w:r>
+              <w:t xml:space="preserve">Sinh viên: làm bài, nộp bài, xem kết quả chi tiết, trao đổi</w:t>
             </w:r>
           </w:p>
         </w:tc>
@@ -280,7 +312,7 @@
               <w:pStyle w:val="Compact"/>
             </w:pPr>
             <w:r>
-              <w:t xml:space="preserve">Sinh viên đã đăng nhập và nhận thông báo được</w:t>
+              <w:t xml:space="preserve">Nút "Làm bài" mở màn làm bài (đang là khung trống)</w:t>
             </w:r>
           </w:p>
         </w:tc>
@@ -4051,7 +4083,7 @@
     </w:p>
     <w:bookmarkEnd w:id="24"/>
     <w:bookmarkEnd w:id="25"/>
-    <w:bookmarkStart w:id="26" w:name="Xa4980557fe2b16e9ea1555bbc3e255ac8d44acd"/>
+    <w:bookmarkStart w:id="29" w:name="Xa4980557fe2b16e9ea1555bbc3e255ac8d44acd"/>
     <w:p>
       <w:pPr>
         <w:pStyle w:val="Heading2"/>
@@ -4060,361 +4092,21 @@
         <w:t xml:space="preserve">7. Sinh viên</w:t>
       </w:r>
     </w:p>
+    <w:bookmarkStart w:id="26" w:name="Xcffb4351e90d1c23fbec4b4d17fa845266992ba"/>
+    <w:p>
+      <w:pPr>
+        <w:pStyle w:val="Heading3"/>
+      </w:pPr>
+      <w:r>
+        <w:t xml:space="preserve">7.1. Bài được giao</w:t>
+      </w:r>
+    </w:p>
     <w:p>
       <w:pPr>
         <w:pStyle w:val="FirstParagraph"/>
       </w:pPr>
       <w:r>
-        <w:t xml:space="preserve">Hiện tại sinh viên đăng nhập, đổi mật khẩu, nhận thông báo realtime (bài mới, nhắc hạn, nhắc của giáo viên, kết quả) và xem trang Thông báo. Màn</w:t>
-      </w:r>
-      <w:r>
-        <w:t xml:space="preserve"> </w:t>
-      </w:r>
-      <w:r>
-        <w:rPr>
-          <w:b/>
-          <w:bCs/>
-        </w:rPr>
-        <w:t xml:space="preserve">bài được giao, làm bài</w:t>
-      </w:r>
-      <w:r>
-        <w:t xml:space="preserve"> </w:t>
-      </w:r>
-      <w:r>
-        <w:t xml:space="preserve">(đếm từ, tự lưu nháp, giữ bài khi mất mạng, đồng hồ theo giờ máy chủ),</w:t>
-      </w:r>
-      <w:r>
-        <w:t xml:space="preserve"> </w:t>
-      </w:r>
-      <w:r>
-        <w:rPr>
-          <w:b/>
-          <w:bCs/>
-        </w:rPr>
-        <w:t xml:space="preserve">nộp bài, xem kết quả</w:t>
-      </w:r>
-      <w:r>
-        <w:t xml:space="preserve"> </w:t>
-      </w:r>
-      <w:r>
-        <w:t xml:space="preserve">và</w:t>
-      </w:r>
-      <w:r>
-        <w:t xml:space="preserve"> </w:t>
-      </w:r>
-      <w:r>
-        <w:rPr>
-          <w:b/>
-          <w:bCs/>
-        </w:rPr>
-        <w:t xml:space="preserve">trao đổi</w:t>
-      </w:r>
-      <w:r>
-        <w:t xml:space="preserve"> </w:t>
-      </w:r>
-      <w:r>
-        <w:t xml:space="preserve">đang được làm.</w:t>
-      </w:r>
-    </w:p>
-    <w:p>
-      <w:r>
-        <w:pict>
-          <v:rect style="width:0;height:1.5pt" o:hralign="center" o:hrstd="t" o:hr="t"/>
-        </w:pict>
-      </w:r>
-    </w:p>
-    <w:bookmarkEnd w:id="26"/>
-    <w:bookmarkStart w:id="27" w:name="X27a74f3cf0506426a1a76b4e73d04f5d967bbd0"/>
-    <w:p>
-      <w:pPr>
-        <w:pStyle w:val="Heading2"/>
-      </w:pPr>
-      <w:r>
-        <w:t xml:space="preserve">8. Kịch bản demo gợi ý (~10 phút)</w:t>
-      </w:r>
-    </w:p>
-    <w:p>
-      <w:pPr>
-        <w:pStyle w:val="FirstParagraph"/>
-      </w:pPr>
-      <w:r>
-        <w:t xml:space="preserve">Mở hai trình duyệt (hoặc một cửa sổ ẩn danh): máy A đăng nhập</w:t>
-      </w:r>
-      <w:r>
-        <w:t xml:space="preserve"> </w:t>
-      </w:r>
-      <w:r>
-        <w:rPr>
-          <w:rStyle w:val="VerbatimChar"/>
-        </w:rPr>
-        <w:t xml:space="preserve">gv.demo</w:t>
-      </w:r>
-      <w:r>
-        <w:t xml:space="preserve">, máy B đăng nhập</w:t>
-      </w:r>
-      <w:r>
-        <w:t xml:space="preserve"> </w:t>
-      </w:r>
-      <w:r>
-        <w:rPr>
-          <w:rStyle w:val="VerbatimChar"/>
-        </w:rPr>
-        <w:t xml:space="preserve">DEMO001</w:t>
-      </w:r>
-      <w:r>
-        <w:t xml:space="preserve">.</w:t>
-      </w:r>
-    </w:p>
-    <w:p>
-      <w:pPr>
-        <w:pStyle w:val="Compact"/>
-        <w:numPr>
-          <w:ilvl w:val="0"/>
-          <w:numId w:val="1005"/>
-        </w:numPr>
-      </w:pPr>
-      <w:r>
-        <w:rPr>
-          <w:b/>
-          <w:bCs/>
-        </w:rPr>
-        <w:t xml:space="preserve">Admin</w:t>
-      </w:r>
-      <w:r>
-        <w:t xml:space="preserve"> </w:t>
-      </w:r>
-      <w:r>
-        <w:t xml:space="preserve">(</w:t>
-      </w:r>
-      <w:r>
-        <w:rPr>
-          <w:rStyle w:val="VerbatimChar"/>
-        </w:rPr>
-        <w:t xml:space="preserve">admin</w:t>
-      </w:r>
-      <w:r>
-        <w:t xml:space="preserve">): Tổng quan → Giáo viên → thêm một giáo viên, xem mật khẩu tạm hiện một lần → Nhật ký thấy dòng "Tạo giáo viên".</w:t>
-      </w:r>
-    </w:p>
-    <w:p>
-      <w:pPr>
-        <w:pStyle w:val="Compact"/>
-        <w:numPr>
-          <w:ilvl w:val="0"/>
-          <w:numId w:val="1005"/>
-        </w:numPr>
-      </w:pPr>
-      <w:r>
-        <w:rPr>
-          <w:b/>
-          <w:bCs/>
-        </w:rPr>
-        <w:t xml:space="preserve">Giáo viên</w:t>
-      </w:r>
-      <w:r>
-        <w:t xml:space="preserve"> </w:t>
-      </w:r>
-      <w:r>
-        <w:t xml:space="preserve">(máy A): Lớp học → mở</w:t>
-      </w:r>
-      <w:r>
-        <w:t xml:space="preserve"> </w:t>
-      </w:r>
-      <w:r>
-        <w:rPr>
-          <w:rStyle w:val="VerbatimChar"/>
-        </w:rPr>
-        <w:t xml:space="preserve">DEMO-A</w:t>
-      </w:r>
-      <w:r>
-        <w:t xml:space="preserve"> </w:t>
-      </w:r>
-      <w:r>
-        <w:t xml:space="preserve">→ Import file mẫu đã điền vài sinh viên → xem kết quả, tải file tài khoản.</w:t>
-      </w:r>
-    </w:p>
-    <w:p>
-      <w:pPr>
-        <w:pStyle w:val="Compact"/>
-        <w:numPr>
-          <w:ilvl w:val="0"/>
-          <w:numId w:val="1005"/>
-        </w:numPr>
-      </w:pPr>
-      <w:r>
-        <w:t xml:space="preserve">Bài tập → mở</w:t>
-      </w:r>
-      <w:r>
-        <w:t xml:space="preserve"> </w:t>
-      </w:r>
-      <w:r>
-        <w:rPr>
-          <w:b/>
-          <w:bCs/>
-        </w:rPr>
-        <w:t xml:space="preserve">"Tuần 2"</w:t>
-      </w:r>
-      <w:r>
-        <w:t xml:space="preserve"> </w:t>
-      </w:r>
-      <w:r>
-        <w:t xml:space="preserve">(nháp) →</w:t>
-      </w:r>
-      <w:r>
-        <w:t xml:space="preserve"> </w:t>
-      </w:r>
-      <w:r>
-        <w:rPr>
-          <w:b/>
-          <w:bCs/>
-        </w:rPr>
-        <w:t xml:space="preserve">Giao bài &amp; phát hành</w:t>
-      </w:r>
-      <w:r>
-        <w:t xml:space="preserve"> </w:t>
-      </w:r>
-      <w:r>
-        <w:t xml:space="preserve">cho lớp</w:t>
-      </w:r>
-      <w:r>
-        <w:t xml:space="preserve"> </w:t>
-      </w:r>
-      <w:r>
-        <w:rPr>
-          <w:rStyle w:val="VerbatimChar"/>
-        </w:rPr>
-        <w:t xml:space="preserve">DEMO-A</w:t>
-      </w:r>
-      <w:r>
-        <w:t xml:space="preserve"> </w:t>
-      </w:r>
-      <w:r>
-        <w:t xml:space="preserve">→ máy B (</w:t>
-      </w:r>
-      <w:r>
-        <w:rPr>
-          <w:rStyle w:val="VerbatimChar"/>
-        </w:rPr>
-        <w:t xml:space="preserve">DEMO001</w:t>
-      </w:r>
-      <w:r>
-        <w:t xml:space="preserve">) thấy</w:t>
-      </w:r>
-      <w:r>
-        <w:t xml:space="preserve"> </w:t>
-      </w:r>
-      <w:r>
-        <w:rPr>
-          <w:b/>
-          <w:bCs/>
-        </w:rPr>
-        <w:t xml:space="preserve">thông báo bật lên ngay</w:t>
-      </w:r>
-      <w:r>
-        <w:t xml:space="preserve"> </w:t>
-      </w:r>
-      <w:r>
-        <w:t xml:space="preserve">và số trên chuông tăng.</w:t>
-      </w:r>
-    </w:p>
-    <w:p>
-      <w:pPr>
-        <w:pStyle w:val="Compact"/>
-        <w:numPr>
-          <w:ilvl w:val="0"/>
-          <w:numId w:val="1005"/>
-        </w:numPr>
-      </w:pPr>
-      <w:r>
-        <w:t xml:space="preserve">Tắt mạng máy B vài giây (hoặc khởi động lại backend) → thanh vàng "Mất kết nối… đang thử lại" → bật lại → tự kết nối.</w:t>
-      </w:r>
-    </w:p>
-    <w:p>
-      <w:pPr>
-        <w:pStyle w:val="Compact"/>
-        <w:numPr>
-          <w:ilvl w:val="0"/>
-          <w:numId w:val="1005"/>
-        </w:numPr>
-      </w:pPr>
-      <w:r>
-        <w:t xml:space="preserve">Đăng nhập</w:t>
-      </w:r>
-      <w:r>
-        <w:t xml:space="preserve"> </w:t>
-      </w:r>
-      <w:r>
-        <w:rPr>
-          <w:rStyle w:val="VerbatimChar"/>
-        </w:rPr>
-        <w:t xml:space="preserve">DEMO001</w:t>
-      </w:r>
-      <w:r>
-        <w:t xml:space="preserve"> </w:t>
-      </w:r>
-      <w:r>
-        <w:t xml:space="preserve">ở trình duyệt thứ ba → máy B hiện "Tài khoản vừa đăng nhập ở nơi khác".</w:t>
-      </w:r>
-    </w:p>
-    <w:p>
-      <w:pPr>
-        <w:pStyle w:val="FirstParagraph"/>
-      </w:pPr>
-      <w:r>
-        <w:t xml:space="preserve">Muốn làm lại từ đầu: xoá dữ liệu (Docker:</w:t>
-      </w:r>
-      <w:r>
-        <w:t xml:space="preserve"> </w:t>
-      </w:r>
-      <w:r>
-        <w:rPr>
-          <w:rStyle w:val="VerbatimChar"/>
-        </w:rPr>
-        <w:t xml:space="preserve">docker compose down -v</w:t>
-      </w:r>
-      <w:r>
-        <w:t xml:space="preserve">; trên máy: xoá và tạo lại DB</w:t>
-      </w:r>
-      <w:r>
-        <w:t xml:space="preserve"> </w:t>
-      </w:r>
-      <w:r>
-        <w:rPr>
-          <w:rStyle w:val="VerbatimChar"/>
-        </w:rPr>
-        <w:t xml:space="preserve">ielts</w:t>
-      </w:r>
-      <w:r>
-        <w:t xml:space="preserve">) rồi khởi động lại với profile</w:t>
-      </w:r>
-      <w:r>
-        <w:t xml:space="preserve"> </w:t>
-      </w:r>
-      <w:r>
-        <w:rPr>
-          <w:rStyle w:val="VerbatimChar"/>
-        </w:rPr>
-        <w:t xml:space="preserve">demo</w:t>
-      </w:r>
-      <w:r>
-        <w:t xml:space="preserve">.</w:t>
-      </w:r>
-    </w:p>
-    <w:p>
-      <w:r>
-        <w:pict>
-          <v:rect style="width:0;height:1.5pt" o:hralign="center" o:hrstd="t" o:hr="t"/>
-        </w:pict>
-      </w:r>
-    </w:p>
-    <w:bookmarkEnd w:id="27"/>
-    <w:bookmarkStart w:id="28" w:name="X2aaa61dde1ecd98f080cbe2f0cfb81c5163d5ab"/>
-    <w:p>
-      <w:pPr>
-        <w:pStyle w:val="Heading2"/>
-      </w:pPr>
-      <w:r>
-        <w:t xml:space="preserve">9. Sự cố thường gặp</w:t>
+        <w:t xml:space="preserve">Trang chủ của sinh viên. Bài chia theo 5 tab, số bên cạnh tab là số bài thuộc tab đó (một bài có thể nằm ở nhiều tab):</w:t>
       </w:r>
     </w:p>
     <w:tbl>
@@ -4438,6 +4130,821 @@
               <w:pStyle w:val="Compact"/>
             </w:pPr>
             <w:r>
+              <w:t xml:space="preserve">Tab</w:t>
+            </w:r>
+          </w:p>
+        </w:tc>
+        <w:tc>
+          <w:tcPr/>
+          <w:p>
+            <w:pPr>
+              <w:pStyle w:val="Compact"/>
+            </w:pPr>
+            <w:r>
+              <w:t xml:space="preserve">Gồm những bài</w:t>
+            </w:r>
+          </w:p>
+        </w:tc>
+      </w:tr>
+      <w:tr>
+        <w:tc>
+          <w:tcPr/>
+          <w:p>
+            <w:pPr>
+              <w:pStyle w:val="Compact"/>
+            </w:pPr>
+            <w:r>
+              <w:t xml:space="preserve">Cần làm</w:t>
+            </w:r>
+          </w:p>
+        </w:tc>
+        <w:tc>
+          <w:tcPr/>
+          <w:p>
+            <w:pPr>
+              <w:pStyle w:val="Compact"/>
+            </w:pPr>
+            <w:r>
+              <w:t xml:space="preserve">Bài đang mở, còn phần chưa làm / đang làm và chưa quá hạn</w:t>
+            </w:r>
+          </w:p>
+        </w:tc>
+      </w:tr>
+      <w:tr>
+        <w:tc>
+          <w:tcPr/>
+          <w:p>
+            <w:pPr>
+              <w:pStyle w:val="Compact"/>
+            </w:pPr>
+            <w:r>
+              <w:t xml:space="preserve">Sắp hết hạn</w:t>
+            </w:r>
+          </w:p>
+        </w:tc>
+        <w:tc>
+          <w:tcPr/>
+          <w:p>
+            <w:pPr>
+              <w:pStyle w:val="Compact"/>
+            </w:pPr>
+            <w:r>
+              <w:t xml:space="preserve">Bài "Cần làm" có phần hết hạn trong 24 giờ tới</w:t>
+            </w:r>
+          </w:p>
+        </w:tc>
+      </w:tr>
+      <w:tr>
+        <w:tc>
+          <w:tcPr/>
+          <w:p>
+            <w:pPr>
+              <w:pStyle w:val="Compact"/>
+            </w:pPr>
+            <w:r>
+              <w:t xml:space="preserve">Quá hạn</w:t>
+            </w:r>
+          </w:p>
+        </w:tc>
+        <w:tc>
+          <w:tcPr/>
+          <w:p>
+            <w:pPr>
+              <w:pStyle w:val="Compact"/>
+            </w:pPr>
+            <w:r>
+              <w:t xml:space="preserve">Còn phần chưa nộp mà đã quá hạn, hoặc bài đã đóng</w:t>
+            </w:r>
+          </w:p>
+        </w:tc>
+      </w:tr>
+      <w:tr>
+        <w:tc>
+          <w:tcPr/>
+          <w:p>
+            <w:pPr>
+              <w:pStyle w:val="Compact"/>
+            </w:pPr>
+            <w:r>
+              <w:t xml:space="preserve">Đã nộp</w:t>
+            </w:r>
+          </w:p>
+        </w:tc>
+        <w:tc>
+          <w:tcPr/>
+          <w:p>
+            <w:pPr>
+              <w:pStyle w:val="Compact"/>
+            </w:pPr>
+            <w:r>
+              <w:t xml:space="preserve">Đã nộp mọi phần (đang chờ chấm hoặc đã có kết quả)</w:t>
+            </w:r>
+          </w:p>
+        </w:tc>
+      </w:tr>
+      <w:tr>
+        <w:tc>
+          <w:tcPr/>
+          <w:p>
+            <w:pPr>
+              <w:pStyle w:val="Compact"/>
+            </w:pPr>
+            <w:r>
+              <w:t xml:space="preserve">Cần sửa</w:t>
+            </w:r>
+          </w:p>
+        </w:tc>
+        <w:tc>
+          <w:tcPr/>
+          <w:p>
+            <w:pPr>
+              <w:pStyle w:val="Compact"/>
+            </w:pPr>
+            <w:r>
+              <w:t xml:space="preserve">Giáo viên yêu cầu sửa ít nhất một phần</w:t>
+            </w:r>
+          </w:p>
+        </w:tc>
+      </w:tr>
+    </w:tbl>
+    <w:p>
+      <w:pPr>
+        <w:pStyle w:val="BodyText"/>
+      </w:pPr>
+      <w:r>
+        <w:t xml:space="preserve">Mỗi thẻ bài ghi tên giáo viên, trạng thái từng phần (Chưa làm / Đang làm / Đã nộp / Nộp muộn / Đã trả bài / Cần sửa), hạn gần nhất kèm đồng hồ đếm ngược</w:t>
+      </w:r>
+      <w:r>
+        <w:t xml:space="preserve"> </w:t>
+      </w:r>
+      <w:r>
+        <w:rPr>
+          <w:b/>
+          <w:bCs/>
+        </w:rPr>
+        <w:t xml:space="preserve">theo giờ máy chủ</w:t>
+      </w:r>
+      <w:r>
+        <w:t xml:space="preserve"> </w:t>
+      </w:r>
+      <w:r>
+        <w:t xml:space="preserve">(giờ máy tính sai cũng không ảnh hưởng), và một nút chính:</w:t>
+      </w:r>
+      <w:r>
+        <w:t xml:space="preserve"> </w:t>
+      </w:r>
+      <w:r>
+        <w:rPr>
+          <w:b/>
+          <w:bCs/>
+        </w:rPr>
+        <w:t xml:space="preserve">Sửa bài</w:t>
+      </w:r>
+      <w:r>
+        <w:t xml:space="preserve"> </w:t>
+      </w:r>
+      <w:r>
+        <w:t xml:space="preserve">(có phần cần sửa) →</w:t>
+      </w:r>
+      <w:r>
+        <w:t xml:space="preserve"> </w:t>
+      </w:r>
+      <w:r>
+        <w:rPr>
+          <w:b/>
+          <w:bCs/>
+        </w:rPr>
+        <w:t xml:space="preserve">Làm bài</w:t>
+      </w:r>
+      <w:r>
+        <w:t xml:space="preserve"> </w:t>
+      </w:r>
+      <w:r>
+        <w:t xml:space="preserve">(còn phần chưa nộp) →</w:t>
+      </w:r>
+      <w:r>
+        <w:t xml:space="preserve"> </w:t>
+      </w:r>
+      <w:r>
+        <w:rPr>
+          <w:b/>
+          <w:bCs/>
+        </w:rPr>
+        <w:t xml:space="preserve">Xem kết quả</w:t>
+      </w:r>
+      <w:r>
+        <w:t xml:space="preserve"> </w:t>
+      </w:r>
+      <w:r>
+        <w:t xml:space="preserve">(đã có phần được trả) →</w:t>
+      </w:r>
+      <w:r>
+        <w:t xml:space="preserve"> </w:t>
+      </w:r>
+      <w:r>
+        <w:rPr>
+          <w:b/>
+          <w:bCs/>
+        </w:rPr>
+        <w:t xml:space="preserve">Xem chi tiết</w:t>
+      </w:r>
+      <w:r>
+        <w:t xml:space="preserve">. Quá hạn mà bài không cho nộp muộn thì không còn nút "Làm bài".</w:t>
+      </w:r>
+    </w:p>
+    <w:bookmarkEnd w:id="26"/>
+    <w:bookmarkStart w:id="27" w:name="X005d57e46c787d0cadbca70fe6e284d1775213e"/>
+    <w:p>
+      <w:pPr>
+        <w:pStyle w:val="Heading3"/>
+      </w:pPr>
+      <w:r>
+        <w:t xml:space="preserve">7.2. Chi tiết bài</w:t>
+      </w:r>
+    </w:p>
+    <w:p>
+      <w:pPr>
+        <w:pStyle w:val="FirstParagraph"/>
+      </w:pPr>
+      <w:r>
+        <w:t xml:space="preserve">Bấm tên bài (hoặc bấm vào thông báo) để mở. Trang có:</w:t>
+      </w:r>
+    </w:p>
+    <w:p>
+      <w:pPr>
+        <w:pStyle w:val="Compact"/>
+        <w:numPr>
+          <w:ilvl w:val="0"/>
+          <w:numId w:val="1005"/>
+        </w:numPr>
+      </w:pPr>
+      <w:r>
+        <w:t xml:space="preserve">khung đỏ</w:t>
+      </w:r>
+      <w:r>
+        <w:t xml:space="preserve"> </w:t>
+      </w:r>
+      <w:r>
+        <w:rPr>
+          <w:b/>
+          <w:bCs/>
+        </w:rPr>
+        <w:t xml:space="preserve">"Giáo viên yêu cầu sửa …"</w:t>
+      </w:r>
+      <w:r>
+        <w:t xml:space="preserve"> </w:t>
+      </w:r>
+      <w:r>
+        <w:t xml:space="preserve">kèm hạn sửa, lời nhắn và nút</w:t>
+      </w:r>
+      <w:r>
+        <w:t xml:space="preserve"> </w:t>
+      </w:r>
+      <w:r>
+        <w:rPr>
+          <w:b/>
+          <w:bCs/>
+        </w:rPr>
+        <w:t xml:space="preserve">Sửa bài</w:t>
+      </w:r>
+      <w:r>
+        <w:t xml:space="preserve"> </w:t>
+      </w:r>
+      <w:r>
+        <w:t xml:space="preserve">(nếu có);</w:t>
+      </w:r>
+    </w:p>
+    <w:p>
+      <w:pPr>
+        <w:pStyle w:val="Compact"/>
+        <w:numPr>
+          <w:ilvl w:val="0"/>
+          <w:numId w:val="1005"/>
+        </w:numPr>
+      </w:pPr>
+      <w:r>
+        <w:t xml:space="preserve">từng phần trong một tab: trạng thái, loại đề, số từ tối thiểu, thời gian gợi ý, hạn nộp / hạn sửa, đề bài + hình,</w:t>
+      </w:r>
+      <w:r>
+        <w:t xml:space="preserve"> </w:t>
+      </w:r>
+      <w:r>
+        <w:rPr>
+          <w:b/>
+          <w:bCs/>
+        </w:rPr>
+        <w:t xml:space="preserve">tiêu chí chấm</w:t>
+      </w:r>
+      <w:r>
+        <w:t xml:space="preserve"> </w:t>
+      </w:r>
+      <w:r>
+        <w:t xml:space="preserve">(mở ra xem checklist, mục "Giới hạn điểm" ghi band tối đa); nút</w:t>
+      </w:r>
+      <w:r>
+        <w:t xml:space="preserve"> </w:t>
+      </w:r>
+      <w:r>
+        <w:rPr>
+          <w:b/>
+          <w:bCs/>
+        </w:rPr>
+        <w:t xml:space="preserve">Làm bài / Viết tiếp / Sửa bài</w:t>
+      </w:r>
+      <w:r>
+        <w:t xml:space="preserve">, hoặc</w:t>
+      </w:r>
+      <w:r>
+        <w:t xml:space="preserve"> </w:t>
+      </w:r>
+      <w:r>
+        <w:rPr>
+          <w:b/>
+          <w:bCs/>
+        </w:rPr>
+        <w:t xml:space="preserve">Xem bài đã nộp</w:t>
+      </w:r>
+      <w:r>
+        <w:t xml:space="preserve">;</w:t>
+      </w:r>
+    </w:p>
+    <w:p>
+      <w:pPr>
+        <w:pStyle w:val="Compact"/>
+        <w:numPr>
+          <w:ilvl w:val="0"/>
+          <w:numId w:val="1005"/>
+        </w:numPr>
+      </w:pPr>
+      <w:r>
+        <w:rPr>
+          <w:b/>
+          <w:bCs/>
+        </w:rPr>
+        <w:t xml:space="preserve">Lịch sử nộp</w:t>
+      </w:r>
+      <w:r>
+        <w:t xml:space="preserve"> </w:t>
+      </w:r>
+      <w:r>
+        <w:t xml:space="preserve">của từng phần: mỗi lần nộp, giờ nộp, số từ, nộp muộn, band nếu đã được trả bài (đang chấm thì ghi "Chờ kết quả");</w:t>
+      </w:r>
+    </w:p>
+    <w:p>
+      <w:pPr>
+        <w:pStyle w:val="Compact"/>
+        <w:numPr>
+          <w:ilvl w:val="0"/>
+          <w:numId w:val="1005"/>
+        </w:numPr>
+      </w:pPr>
+      <w:r>
+        <w:t xml:space="preserve">khung</w:t>
+      </w:r>
+      <w:r>
+        <w:t xml:space="preserve"> </w:t>
+      </w:r>
+      <w:r>
+        <w:rPr>
+          <w:b/>
+          <w:bCs/>
+        </w:rPr>
+        <w:t xml:space="preserve">Kết quả</w:t>
+      </w:r>
+      <w:r>
+        <w:t xml:space="preserve">: band từng phần và band cả bài (chỉ có khi mọi phần đã được trả; Task 2 tính gấp đôi Task 1);</w:t>
+      </w:r>
+    </w:p>
+    <w:p>
+      <w:pPr>
+        <w:pStyle w:val="Compact"/>
+        <w:numPr>
+          <w:ilvl w:val="0"/>
+          <w:numId w:val="1005"/>
+        </w:numPr>
+      </w:pPr>
+      <w:r>
+        <w:t xml:space="preserve">khung</w:t>
+      </w:r>
+      <w:r>
+        <w:t xml:space="preserve"> </w:t>
+      </w:r>
+      <w:r>
+        <w:rPr>
+          <w:b/>
+          <w:bCs/>
+        </w:rPr>
+        <w:t xml:space="preserve">Thời gian &amp; quy định</w:t>
+      </w:r>
+      <w:r>
+        <w:t xml:space="preserve">: hạn nộp, có cho nộp muộn không, số lần yêu cầu sửa tối đa.</w:t>
+      </w:r>
+    </w:p>
+    <w:bookmarkEnd w:id="27"/>
+    <w:bookmarkStart w:id="28" w:name="X07fe456aeba9d24e1b08a5a30f0c57becaf912c"/>
+    <w:p>
+      <w:pPr>
+        <w:pStyle w:val="Heading3"/>
+      </w:pPr>
+      <w:r>
+        <w:t xml:space="preserve">7.3. Đang làm</w:t>
+      </w:r>
+    </w:p>
+    <w:p>
+      <w:pPr>
+        <w:pStyle w:val="FirstParagraph"/>
+      </w:pPr>
+      <w:r>
+        <w:t xml:space="preserve">Màn</w:t>
+      </w:r>
+      <w:r>
+        <w:t xml:space="preserve"> </w:t>
+      </w:r>
+      <w:r>
+        <w:rPr>
+          <w:b/>
+          <w:bCs/>
+        </w:rPr>
+        <w:t xml:space="preserve">làm bài</w:t>
+      </w:r>
+      <w:r>
+        <w:t xml:space="preserve"> </w:t>
+      </w:r>
+      <w:r>
+        <w:t xml:space="preserve">(đếm từ, tự lưu nháp, giữ bài khi mất mạng, nộp từng phần),</w:t>
+      </w:r>
+      <w:r>
+        <w:t xml:space="preserve"> </w:t>
+      </w:r>
+      <w:r>
+        <w:rPr>
+          <w:b/>
+          <w:bCs/>
+        </w:rPr>
+        <w:t xml:space="preserve">xem kết quả chi tiết</w:t>
+      </w:r>
+      <w:r>
+        <w:t xml:space="preserve"> </w:t>
+      </w:r>
+      <w:r>
+        <w:t xml:space="preserve">(nhận xét trên bài, mã lỗi, so sánh các lần nộp),</w:t>
+      </w:r>
+      <w:r>
+        <w:t xml:space="preserve"> </w:t>
+      </w:r>
+      <w:r>
+        <w:rPr>
+          <w:b/>
+          <w:bCs/>
+        </w:rPr>
+        <w:t xml:space="preserve">kết quả học tập</w:t>
+      </w:r>
+      <w:r>
+        <w:t xml:space="preserve"> </w:t>
+      </w:r>
+      <w:r>
+        <w:t xml:space="preserve">và</w:t>
+      </w:r>
+      <w:r>
+        <w:t xml:space="preserve"> </w:t>
+      </w:r>
+      <w:r>
+        <w:rPr>
+          <w:b/>
+          <w:bCs/>
+        </w:rPr>
+        <w:t xml:space="preserve">trao đổi</w:t>
+      </w:r>
+      <w:r>
+        <w:t xml:space="preserve"> </w:t>
+      </w:r>
+      <w:r>
+        <w:t xml:space="preserve">sẽ có ở các bước tiếp theo.</w:t>
+      </w:r>
+    </w:p>
+    <w:p>
+      <w:r>
+        <w:pict>
+          <v:rect style="width:0;height:1.5pt" o:hralign="center" o:hrstd="t" o:hr="t"/>
+        </w:pict>
+      </w:r>
+    </w:p>
+    <w:bookmarkEnd w:id="28"/>
+    <w:bookmarkEnd w:id="29"/>
+    <w:bookmarkStart w:id="30" w:name="X27a74f3cf0506426a1a76b4e73d04f5d967bbd0"/>
+    <w:p>
+      <w:pPr>
+        <w:pStyle w:val="Heading2"/>
+      </w:pPr>
+      <w:r>
+        <w:t xml:space="preserve">8. Kịch bản demo gợi ý (~10 phút)</w:t>
+      </w:r>
+    </w:p>
+    <w:p>
+      <w:pPr>
+        <w:pStyle w:val="FirstParagraph"/>
+      </w:pPr>
+      <w:r>
+        <w:t xml:space="preserve">Mở hai trình duyệt (hoặc một cửa sổ ẩn danh): máy A đăng nhập</w:t>
+      </w:r>
+      <w:r>
+        <w:t xml:space="preserve"> </w:t>
+      </w:r>
+      <w:r>
+        <w:rPr>
+          <w:rStyle w:val="VerbatimChar"/>
+        </w:rPr>
+        <w:t xml:space="preserve">gv.demo</w:t>
+      </w:r>
+      <w:r>
+        <w:t xml:space="preserve">, máy B đăng nhập</w:t>
+      </w:r>
+      <w:r>
+        <w:t xml:space="preserve"> </w:t>
+      </w:r>
+      <w:r>
+        <w:rPr>
+          <w:rStyle w:val="VerbatimChar"/>
+        </w:rPr>
+        <w:t xml:space="preserve">DEMO001</w:t>
+      </w:r>
+      <w:r>
+        <w:t xml:space="preserve">.</w:t>
+      </w:r>
+    </w:p>
+    <w:p>
+      <w:pPr>
+        <w:pStyle w:val="Compact"/>
+        <w:numPr>
+          <w:ilvl w:val="0"/>
+          <w:numId w:val="1006"/>
+        </w:numPr>
+      </w:pPr>
+      <w:r>
+        <w:rPr>
+          <w:b/>
+          <w:bCs/>
+        </w:rPr>
+        <w:t xml:space="preserve">Admin</w:t>
+      </w:r>
+      <w:r>
+        <w:t xml:space="preserve"> </w:t>
+      </w:r>
+      <w:r>
+        <w:t xml:space="preserve">(</w:t>
+      </w:r>
+      <w:r>
+        <w:rPr>
+          <w:rStyle w:val="VerbatimChar"/>
+        </w:rPr>
+        <w:t xml:space="preserve">admin</w:t>
+      </w:r>
+      <w:r>
+        <w:t xml:space="preserve">): Tổng quan → Giáo viên → thêm một giáo viên, xem mật khẩu tạm hiện một lần → Nhật ký thấy dòng "Tạo giáo viên".</w:t>
+      </w:r>
+    </w:p>
+    <w:p>
+      <w:pPr>
+        <w:pStyle w:val="Compact"/>
+        <w:numPr>
+          <w:ilvl w:val="0"/>
+          <w:numId w:val="1006"/>
+        </w:numPr>
+      </w:pPr>
+      <w:r>
+        <w:rPr>
+          <w:b/>
+          <w:bCs/>
+        </w:rPr>
+        <w:t xml:space="preserve">Giáo viên</w:t>
+      </w:r>
+      <w:r>
+        <w:t xml:space="preserve"> </w:t>
+      </w:r>
+      <w:r>
+        <w:t xml:space="preserve">(máy A): Lớp học → mở</w:t>
+      </w:r>
+      <w:r>
+        <w:t xml:space="preserve"> </w:t>
+      </w:r>
+      <w:r>
+        <w:rPr>
+          <w:rStyle w:val="VerbatimChar"/>
+        </w:rPr>
+        <w:t xml:space="preserve">DEMO-A</w:t>
+      </w:r>
+      <w:r>
+        <w:t xml:space="preserve"> </w:t>
+      </w:r>
+      <w:r>
+        <w:t xml:space="preserve">→ Import file mẫu đã điền vài sinh viên → xem kết quả, tải file tài khoản.</w:t>
+      </w:r>
+    </w:p>
+    <w:p>
+      <w:pPr>
+        <w:pStyle w:val="Compact"/>
+        <w:numPr>
+          <w:ilvl w:val="0"/>
+          <w:numId w:val="1006"/>
+        </w:numPr>
+      </w:pPr>
+      <w:r>
+        <w:t xml:space="preserve">Bài tập → mở</w:t>
+      </w:r>
+      <w:r>
+        <w:t xml:space="preserve"> </w:t>
+      </w:r>
+      <w:r>
+        <w:rPr>
+          <w:b/>
+          <w:bCs/>
+        </w:rPr>
+        <w:t xml:space="preserve">"Tuần 2"</w:t>
+      </w:r>
+      <w:r>
+        <w:t xml:space="preserve"> </w:t>
+      </w:r>
+      <w:r>
+        <w:t xml:space="preserve">(nháp) →</w:t>
+      </w:r>
+      <w:r>
+        <w:t xml:space="preserve"> </w:t>
+      </w:r>
+      <w:r>
+        <w:rPr>
+          <w:b/>
+          <w:bCs/>
+        </w:rPr>
+        <w:t xml:space="preserve">Giao bài &amp; phát hành</w:t>
+      </w:r>
+      <w:r>
+        <w:t xml:space="preserve"> </w:t>
+      </w:r>
+      <w:r>
+        <w:t xml:space="preserve">cho lớp</w:t>
+      </w:r>
+      <w:r>
+        <w:t xml:space="preserve"> </w:t>
+      </w:r>
+      <w:r>
+        <w:rPr>
+          <w:rStyle w:val="VerbatimChar"/>
+        </w:rPr>
+        <w:t xml:space="preserve">DEMO-A</w:t>
+      </w:r>
+      <w:r>
+        <w:t xml:space="preserve"> </w:t>
+      </w:r>
+      <w:r>
+        <w:t xml:space="preserve">→ máy B (</w:t>
+      </w:r>
+      <w:r>
+        <w:rPr>
+          <w:rStyle w:val="VerbatimChar"/>
+        </w:rPr>
+        <w:t xml:space="preserve">DEMO001</w:t>
+      </w:r>
+      <w:r>
+        <w:t xml:space="preserve">) thấy</w:t>
+      </w:r>
+      <w:r>
+        <w:t xml:space="preserve"> </w:t>
+      </w:r>
+      <w:r>
+        <w:rPr>
+          <w:b/>
+          <w:bCs/>
+        </w:rPr>
+        <w:t xml:space="preserve">thông báo bật lên ngay</w:t>
+      </w:r>
+      <w:r>
+        <w:t xml:space="preserve"> </w:t>
+      </w:r>
+      <w:r>
+        <w:t xml:space="preserve">và số trên chuông tăng.</w:t>
+      </w:r>
+    </w:p>
+    <w:p>
+      <w:pPr>
+        <w:pStyle w:val="Compact"/>
+        <w:numPr>
+          <w:ilvl w:val="0"/>
+          <w:numId w:val="1006"/>
+        </w:numPr>
+      </w:pPr>
+      <w:r>
+        <w:t xml:space="preserve">Tắt mạng máy B vài giây (hoặc khởi động lại backend) → thanh vàng "Mất kết nối… đang thử lại" → bật lại → tự kết nối.</w:t>
+      </w:r>
+    </w:p>
+    <w:p>
+      <w:pPr>
+        <w:pStyle w:val="Compact"/>
+        <w:numPr>
+          <w:ilvl w:val="0"/>
+          <w:numId w:val="1006"/>
+        </w:numPr>
+      </w:pPr>
+      <w:r>
+        <w:t xml:space="preserve">Đăng nhập</w:t>
+      </w:r>
+      <w:r>
+        <w:t xml:space="preserve"> </w:t>
+      </w:r>
+      <w:r>
+        <w:rPr>
+          <w:rStyle w:val="VerbatimChar"/>
+        </w:rPr>
+        <w:t xml:space="preserve">DEMO001</w:t>
+      </w:r>
+      <w:r>
+        <w:t xml:space="preserve"> </w:t>
+      </w:r>
+      <w:r>
+        <w:t xml:space="preserve">ở trình duyệt thứ ba → máy B hiện "Tài khoản vừa đăng nhập ở nơi khác".</w:t>
+      </w:r>
+    </w:p>
+    <w:p>
+      <w:pPr>
+        <w:pStyle w:val="FirstParagraph"/>
+      </w:pPr>
+      <w:r>
+        <w:t xml:space="preserve">Muốn làm lại từ đầu: xoá dữ liệu (Docker:</w:t>
+      </w:r>
+      <w:r>
+        <w:t xml:space="preserve"> </w:t>
+      </w:r>
+      <w:r>
+        <w:rPr>
+          <w:rStyle w:val="VerbatimChar"/>
+        </w:rPr>
+        <w:t xml:space="preserve">docker compose down -v</w:t>
+      </w:r>
+      <w:r>
+        <w:t xml:space="preserve">; trên máy: xoá và tạo lại DB</w:t>
+      </w:r>
+      <w:r>
+        <w:t xml:space="preserve"> </w:t>
+      </w:r>
+      <w:r>
+        <w:rPr>
+          <w:rStyle w:val="VerbatimChar"/>
+        </w:rPr>
+        <w:t xml:space="preserve">ielts</w:t>
+      </w:r>
+      <w:r>
+        <w:t xml:space="preserve">) rồi khởi động lại với profile</w:t>
+      </w:r>
+      <w:r>
+        <w:t xml:space="preserve"> </w:t>
+      </w:r>
+      <w:r>
+        <w:rPr>
+          <w:rStyle w:val="VerbatimChar"/>
+        </w:rPr>
+        <w:t xml:space="preserve">demo</w:t>
+      </w:r>
+      <w:r>
+        <w:t xml:space="preserve">.</w:t>
+      </w:r>
+    </w:p>
+    <w:p>
+      <w:r>
+        <w:pict>
+          <v:rect style="width:0;height:1.5pt" o:hralign="center" o:hrstd="t" o:hr="t"/>
+        </w:pict>
+      </w:r>
+    </w:p>
+    <w:bookmarkEnd w:id="30"/>
+    <w:bookmarkStart w:id="31" w:name="X2aaa61dde1ecd98f080cbe2f0cfb81c5163d5ab"/>
+    <w:p>
+      <w:pPr>
+        <w:pStyle w:val="Heading2"/>
+      </w:pPr>
+      <w:r>
+        <w:t xml:space="preserve">9. Sự cố thường gặp</w:t>
+      </w:r>
+    </w:p>
+    <w:tbl>
+      <w:tblPr>
+        <w:tblStyle w:val="Table"/>
+        <w:tblW w:type="auto" w:w="0"/>
+        <w:tblLook w:firstRow="1" w:lastRow="0" w:firstColumn="0" w:lastColumn="0" w:noHBand="0" w:noVBand="0" w:val="0020"/>
+      </w:tblPr>
+      <w:tblGrid>
+        <w:gridCol w:w="3960"/>
+        <w:gridCol w:w="3960"/>
+      </w:tblGrid>
+      <w:tr>
+        <w:trPr>
+          <w:tblHeader w:val="on"/>
+        </w:trPr>
+        <w:tc>
+          <w:tcPr/>
+          <w:p>
+            <w:pPr>
+              <w:pStyle w:val="Compact"/>
+            </w:pPr>
+            <w:r>
               <w:t xml:space="preserve">Hiện tượng</w:t>
             </w:r>
           </w:p>
@@ -4759,8 +5266,8 @@
         </w:tc>
       </w:tr>
     </w:tbl>
-    <w:bookmarkEnd w:id="28"/>
-    <w:bookmarkEnd w:id="29"/>
+    <w:bookmarkEnd w:id="31"/>
+    <w:bookmarkEnd w:id="32"/>
     <w:sectPr>
       <w:footnotePr>
         <w:numRestart w:val="eachSect"/>
@@ -5102,6 +5609,9 @@
     <w:abstractNumId w:val="991"/>
   </w:num>
   <w:num w:numId="1005">
+    <w:abstractNumId w:val="991"/>
+  </w:num>
+  <w:num w:numId="1006">
     <w:abstractNumId w:val="99411"/>
     <w:lvlOverride w:ilvl="0">
       <w:startOverride w:val="1"/>

--- a/docx/10-huong-dan-su-dung.docx
+++ b/docx/10-huong-dan-su-dung.docx
@@ -28,7 +28,7 @@
         </w:p>
       </w:sdtContent>
     </w:sdt>
-    <w:bookmarkStart w:id="32" w:name="X62b689528c743ccb8c3229542497059f4aa59b0"/>
+    <w:bookmarkStart w:id="33" w:name="X62b689528c743ccb8c3229542497059f4aa59b0"/>
     <w:p>
       <w:pPr>
         <w:pStyle w:val="Heading1"/>
@@ -258,7 +258,7 @@
               <w:pStyle w:val="Compact"/>
             </w:pPr>
             <w:r>
-              <w:t xml:space="preserve">Sinh viên: bài được giao, chi tiết bài, lịch sử nộp</w:t>
+              <w:t xml:space="preserve">Sinh viên: bài được giao, chi tiết bài, lịch sử nộp, làm bài, nộp bài</w:t>
             </w:r>
           </w:p>
         </w:tc>
@@ -279,6 +279,9 @@
             <w:pPr>
               <w:pStyle w:val="Compact"/>
             </w:pPr>
+            <w:r>
+              <w:t xml:space="preserve">Nháp khi mất mạng chưa có (bước tiếp theo)</w:t>
+            </w:r>
           </w:p>
         </w:tc>
       </w:tr>
@@ -290,7 +293,7 @@
               <w:pStyle w:val="Compact"/>
             </w:pPr>
             <w:r>
-              <w:t xml:space="preserve">Sinh viên: làm bài, nộp bài, xem kết quả chi tiết, trao đổi</w:t>
+              <w:t xml:space="preserve">Sinh viên: xem kết quả chi tiết, kết quả học tập, trao đổi</w:t>
             </w:r>
           </w:p>
         </w:tc>
@@ -311,9 +314,6 @@
             <w:pPr>
               <w:pStyle w:val="Compact"/>
             </w:pPr>
-            <w:r>
-              <w:t xml:space="preserve">Nút "Làm bài" mở màn làm bài (đang là khung trống)</w:t>
-            </w:r>
           </w:p>
         </w:tc>
       </w:tr>
@@ -4083,7 +4083,7 @@
     </w:p>
     <w:bookmarkEnd w:id="24"/>
     <w:bookmarkEnd w:id="25"/>
-    <w:bookmarkStart w:id="29" w:name="Xa4980557fe2b16e9ea1555bbc3e255ac8d44acd"/>
+    <w:bookmarkStart w:id="30" w:name="Xa4980557fe2b16e9ea1555bbc3e255ac8d44acd"/>
     <w:p>
       <w:pPr>
         <w:pStyle w:val="Heading2"/>
@@ -4541,13 +4541,13 @@
       </w:r>
     </w:p>
     <w:bookmarkEnd w:id="27"/>
-    <w:bookmarkStart w:id="28" w:name="X07fe456aeba9d24e1b08a5a30f0c57becaf912c"/>
+    <w:bookmarkStart w:id="28" w:name="Xcdbbb1fe94ded6e0db335b0616309f1ec0255e9"/>
     <w:p>
       <w:pPr>
         <w:pStyle w:val="Heading3"/>
       </w:pPr>
       <w:r>
-        <w:t xml:space="preserve">7.3. Đang làm</w:t>
+        <w:t xml:space="preserve">7.3. Làm bài và nộp bài</w:t>
       </w:r>
     </w:p>
     <w:p>
@@ -4555,7 +4555,7 @@
         <w:pStyle w:val="FirstParagraph"/>
       </w:pPr>
       <w:r>
-        <w:t xml:space="preserve">Màn</w:t>
+        <w:t xml:space="preserve">Bấm</w:t>
       </w:r>
       <w:r>
         <w:t xml:space="preserve"> </w:t>
@@ -4565,111 +4565,13 @@
           <w:b/>
           <w:bCs/>
         </w:rPr>
-        <w:t xml:space="preserve">làm bài</w:t>
-      </w:r>
-      <w:r>
-        <w:t xml:space="preserve"> </w:t>
-      </w:r>
-      <w:r>
-        <w:t xml:space="preserve">(đếm từ, tự lưu nháp, giữ bài khi mất mạng, nộp từng phần),</w:t>
-      </w:r>
-      <w:r>
-        <w:t xml:space="preserve"> </w:t>
-      </w:r>
-      <w:r>
-        <w:rPr>
-          <w:b/>
-          <w:bCs/>
-        </w:rPr>
-        <w:t xml:space="preserve">xem kết quả chi tiết</w:t>
-      </w:r>
-      <w:r>
-        <w:t xml:space="preserve"> </w:t>
-      </w:r>
-      <w:r>
-        <w:t xml:space="preserve">(nhận xét trên bài, mã lỗi, so sánh các lần nộp),</w:t>
-      </w:r>
-      <w:r>
-        <w:t xml:space="preserve"> </w:t>
-      </w:r>
-      <w:r>
-        <w:rPr>
-          <w:b/>
-          <w:bCs/>
-        </w:rPr>
-        <w:t xml:space="preserve">kết quả học tập</w:t>
-      </w:r>
-      <w:r>
-        <w:t xml:space="preserve"> </w:t>
-      </w:r>
-      <w:r>
-        <w:t xml:space="preserve">và</w:t>
-      </w:r>
-      <w:r>
-        <w:t xml:space="preserve"> </w:t>
-      </w:r>
-      <w:r>
-        <w:rPr>
-          <w:b/>
-          <w:bCs/>
-        </w:rPr>
-        <w:t xml:space="preserve">trao đổi</w:t>
-      </w:r>
-      <w:r>
-        <w:t xml:space="preserve"> </w:t>
-      </w:r>
-      <w:r>
-        <w:t xml:space="preserve">sẽ có ở các bước tiếp theo.</w:t>
-      </w:r>
-    </w:p>
-    <w:p>
-      <w:r>
-        <w:pict>
-          <v:rect style="width:0;height:1.5pt" o:hralign="center" o:hrstd="t" o:hr="t"/>
-        </w:pict>
-      </w:r>
-    </w:p>
-    <w:bookmarkEnd w:id="28"/>
-    <w:bookmarkEnd w:id="29"/>
-    <w:bookmarkStart w:id="30" w:name="X27a74f3cf0506426a1a76b4e73d04f5d967bbd0"/>
-    <w:p>
-      <w:pPr>
-        <w:pStyle w:val="Heading2"/>
-      </w:pPr>
-      <w:r>
-        <w:t xml:space="preserve">8. Kịch bản demo gợi ý (~10 phút)</w:t>
-      </w:r>
-    </w:p>
-    <w:p>
-      <w:pPr>
-        <w:pStyle w:val="FirstParagraph"/>
-      </w:pPr>
-      <w:r>
-        <w:t xml:space="preserve">Mở hai trình duyệt (hoặc một cửa sổ ẩn danh): máy A đăng nhập</w:t>
-      </w:r>
-      <w:r>
-        <w:t xml:space="preserve"> </w:t>
-      </w:r>
-      <w:r>
-        <w:rPr>
-          <w:rStyle w:val="VerbatimChar"/>
-        </w:rPr>
-        <w:t xml:space="preserve">gv.demo</w:t>
-      </w:r>
-      <w:r>
-        <w:t xml:space="preserve">, máy B đăng nhập</w:t>
-      </w:r>
-      <w:r>
-        <w:t xml:space="preserve"> </w:t>
-      </w:r>
-      <w:r>
-        <w:rPr>
-          <w:rStyle w:val="VerbatimChar"/>
-        </w:rPr>
-        <w:t xml:space="preserve">DEMO001</w:t>
-      </w:r>
-      <w:r>
-        <w:t xml:space="preserve">.</w:t>
+        <w:t xml:space="preserve">Làm bài / Viết tiếp / Sửa bài</w:t>
+      </w:r>
+      <w:r>
+        <w:t xml:space="preserve"> </w:t>
+      </w:r>
+      <w:r>
+        <w:t xml:space="preserve">để mở màn làm bài toàn màn hình. Bài nhiều phần thì chọn phần ở hàng tab trên cùng (tab ghi trạng thái từng phần).</w:t>
       </w:r>
     </w:p>
     <w:p>
@@ -4685,22 +4587,45 @@
           <w:b/>
           <w:bCs/>
         </w:rPr>
-        <w:t xml:space="preserve">Admin</w:t>
-      </w:r>
-      <w:r>
-        <w:t xml:space="preserve"> </w:t>
-      </w:r>
-      <w:r>
-        <w:t xml:space="preserve">(</w:t>
-      </w:r>
-      <w:r>
-        <w:rPr>
-          <w:rStyle w:val="VerbatimChar"/>
-        </w:rPr>
-        <w:t xml:space="preserve">admin</w:t>
-      </w:r>
-      <w:r>
-        <w:t xml:space="preserve">): Tổng quan → Giáo viên → thêm một giáo viên, xem mật khẩu tạm hiện một lần → Nhật ký thấy dòng "Tạo giáo viên".</w:t>
+        <w:t xml:space="preserve">Bên trái</w:t>
+      </w:r>
+      <w:r>
+        <w:t xml:space="preserve"> </w:t>
+      </w:r>
+      <w:r>
+        <w:t xml:space="preserve">là đề bài (trên điện thoại: bấm</w:t>
+      </w:r>
+      <w:r>
+        <w:t xml:space="preserve"> </w:t>
+      </w:r>
+      <w:r>
+        <w:rPr>
+          <w:b/>
+          <w:bCs/>
+        </w:rPr>
+        <w:t xml:space="preserve">Xem đề bài</w:t>
+      </w:r>
+      <w:r>
+        <w:t xml:space="preserve"> </w:t>
+      </w:r>
+      <w:r>
+        <w:t xml:space="preserve">để mở),</w:t>
+      </w:r>
+      <w:r>
+        <w:t xml:space="preserve"> </w:t>
+      </w:r>
+      <w:r>
+        <w:rPr>
+          <w:b/>
+          <w:bCs/>
+        </w:rPr>
+        <w:t xml:space="preserve">bên phải</w:t>
+      </w:r>
+      <w:r>
+        <w:t xml:space="preserve"> </w:t>
+      </w:r>
+      <w:r>
+        <w:t xml:space="preserve">là ô soạn. Số từ đếm ngay khi gõ (cùng cách đếm với máy chủ): màu cam khi chưa đủ tối thiểu, xanh khi đủ.</w:t>
       </w:r>
     </w:p>
     <w:p>
@@ -4716,28 +4641,10 @@
           <w:b/>
           <w:bCs/>
         </w:rPr>
-        <w:t xml:space="preserve">Giáo viên</w:t>
-      </w:r>
-      <w:r>
-        <w:t xml:space="preserve"> </w:t>
-      </w:r>
-      <w:r>
-        <w:t xml:space="preserve">(máy A): Lớp học → mở</w:t>
-      </w:r>
-      <w:r>
-        <w:t xml:space="preserve"> </w:t>
-      </w:r>
-      <w:r>
-        <w:rPr>
-          <w:rStyle w:val="VerbatimChar"/>
-        </w:rPr>
-        <w:t xml:space="preserve">DEMO-A</w:t>
-      </w:r>
-      <w:r>
-        <w:t xml:space="preserve"> </w:t>
-      </w:r>
-      <w:r>
-        <w:t xml:space="preserve">→ Import file mẫu đã điền vài sinh viên → xem kết quả, tải file tài khoản.</w:t>
+        <w:t xml:space="preserve">Tự lưu nháp</w:t>
+      </w:r>
+      <w:r>
+        <w:t xml:space="preserve">: ngừng gõ 3 giây, chuyển sang tab khác hoặc đổi phần là bài được lưu; dòng trạng thái ghi "Chưa lưu" → "Đang lưu…" → "Đã lưu lúc hh:mm". Lưu lỗi thì bấm "Lỗi lưu – thử lại". Đóng trang khi còn thay đổi chưa lưu, trình duyệt sẽ hỏi lại.</w:t>
       </w:r>
     </w:p>
     <w:p>
@@ -4749,23 +4656,14 @@
         </w:numPr>
       </w:pPr>
       <w:r>
-        <w:t xml:space="preserve">Bài tập → mở</w:t>
-      </w:r>
-      <w:r>
-        <w:t xml:space="preserve"> </w:t>
-      </w:r>
-      <w:r>
         <w:rPr>
           <w:b/>
           <w:bCs/>
         </w:rPr>
-        <w:t xml:space="preserve">"Tuần 2"</w:t>
-      </w:r>
-      <w:r>
-        <w:t xml:space="preserve"> </w:t>
-      </w:r>
-      <w:r>
-        <w:t xml:space="preserve">(nháp) →</w:t>
+        <w:t xml:space="preserve">Mở cùng bài ở 2 tab / 2 máy</w:t>
+      </w:r>
+      <w:r>
+        <w:t xml:space="preserve">: khi một nơi lưu đè, nơi kia hiện hộp thoại cho xem cả hai bản (kèm số từ) để chọn</w:t>
       </w:r>
       <w:r>
         <w:t xml:space="preserve"> </w:t>
@@ -4775,37 +4673,13 @@
           <w:b/>
           <w:bCs/>
         </w:rPr>
-        <w:t xml:space="preserve">Giao bài &amp; phát hành</w:t>
-      </w:r>
-      <w:r>
-        <w:t xml:space="preserve"> </w:t>
-      </w:r>
-      <w:r>
-        <w:t xml:space="preserve">cho lớp</w:t>
-      </w:r>
-      <w:r>
-        <w:t xml:space="preserve"> </w:t>
-      </w:r>
-      <w:r>
-        <w:rPr>
-          <w:rStyle w:val="VerbatimChar"/>
-        </w:rPr>
-        <w:t xml:space="preserve">DEMO-A</w:t>
-      </w:r>
-      <w:r>
-        <w:t xml:space="preserve"> </w:t>
-      </w:r>
-      <w:r>
-        <w:t xml:space="preserve">→ máy B (</w:t>
-      </w:r>
-      <w:r>
-        <w:rPr>
-          <w:rStyle w:val="VerbatimChar"/>
-        </w:rPr>
-        <w:t xml:space="preserve">DEMO001</w:t>
-      </w:r>
-      <w:r>
-        <w:t xml:space="preserve">) thấy</w:t>
+        <w:t xml:space="preserve">Dùng bản trên máy này</w:t>
+      </w:r>
+      <w:r>
+        <w:t xml:space="preserve"> </w:t>
+      </w:r>
+      <w:r>
+        <w:t xml:space="preserve">hoặc</w:t>
       </w:r>
       <w:r>
         <w:t xml:space="preserve"> </w:t>
@@ -4815,13 +4689,10 @@
           <w:b/>
           <w:bCs/>
         </w:rPr>
-        <w:t xml:space="preserve">thông báo bật lên ngay</w:t>
-      </w:r>
-      <w:r>
-        <w:t xml:space="preserve"> </w:t>
-      </w:r>
-      <w:r>
-        <w:t xml:space="preserve">và số trên chuông tăng.</w:t>
+        <w:t xml:space="preserve">Dùng bản trên máy chủ</w:t>
+      </w:r>
+      <w:r>
+        <w:t xml:space="preserve">.</w:t>
       </w:r>
     </w:p>
     <w:p>
@@ -4833,7 +4704,56 @@
         </w:numPr>
       </w:pPr>
       <w:r>
-        <w:t xml:space="preserve">Tắt mạng máy B vài giây (hoặc khởi động lại backend) → thanh vàng "Mất kết nối… đang thử lại" → bật lại → tự kết nối.</w:t>
+        <w:rPr>
+          <w:b/>
+          <w:bCs/>
+        </w:rPr>
+        <w:t xml:space="preserve">Nộp</w:t>
+      </w:r>
+      <w:r>
+        <w:t xml:space="preserve">: bấm</w:t>
+      </w:r>
+      <w:r>
+        <w:t xml:space="preserve"> </w:t>
+      </w:r>
+      <w:r>
+        <w:rPr>
+          <w:b/>
+          <w:bCs/>
+        </w:rPr>
+        <w:t xml:space="preserve">Nộp phần này</w:t>
+      </w:r>
+      <w:r>
+        <w:t xml:space="preserve"> </w:t>
+      </w:r>
+      <w:r>
+        <w:t xml:space="preserve">(đang "Cần sửa":</w:t>
+      </w:r>
+      <w:r>
+        <w:t xml:space="preserve"> </w:t>
+      </w:r>
+      <w:r>
+        <w:rPr>
+          <w:b/>
+          <w:bCs/>
+        </w:rPr>
+        <w:t xml:space="preserve">Nộp bản sửa</w:t>
+      </w:r>
+      <w:r>
+        <w:t xml:space="preserve">). Bài ít hơn số từ tối thiểu thì hệ thống hỏi lại ("Viết tiếp" / "Vẫn nộp"). Nộp xong ô soạn chuyển sang chỉ đọc kèm giờ nộp; nộp sau hạn (khi bài cho phép) được ghi là</w:t>
+      </w:r>
+      <w:r>
+        <w:t xml:space="preserve"> </w:t>
+      </w:r>
+      <w:r>
+        <w:rPr>
+          <w:b/>
+          <w:bCs/>
+        </w:rPr>
+        <w:t xml:space="preserve">nộp muộn</w:t>
+      </w:r>
+      <w:r>
+        <w:t xml:space="preserve">.</w:t>
       </w:r>
     </w:p>
     <w:p>
@@ -4845,22 +4765,27 @@
         </w:numPr>
       </w:pPr>
       <w:r>
-        <w:t xml:space="preserve">Đăng nhập</w:t>
-      </w:r>
-      <w:r>
-        <w:t xml:space="preserve"> </w:t>
-      </w:r>
-      <w:r>
-        <w:rPr>
-          <w:rStyle w:val="VerbatimChar"/>
-        </w:rPr>
-        <w:t xml:space="preserve">DEMO001</w:t>
-      </w:r>
-      <w:r>
-        <w:t xml:space="preserve"> </w:t>
-      </w:r>
-      <w:r>
-        <w:t xml:space="preserve">ở trình duyệt thứ ba → máy B hiện "Tài khoản vừa đăng nhập ở nơi khác".</w:t>
+        <w:rPr>
+          <w:b/>
+          <w:bCs/>
+        </w:rPr>
+        <w:t xml:space="preserve">Đồng hồ đếm ngược</w:t>
+      </w:r>
+      <w:r>
+        <w:t xml:space="preserve"> </w:t>
+      </w:r>
+      <w:r>
+        <w:t xml:space="preserve">theo giờ máy chủ (tự đồng bộ 5 phút một lần). Quá hạn mà bài không cho nộp muộn, hoặc bài đã đóng, thì ô soạn khoá lại và ghi lý do.</w:t>
+      </w:r>
+    </w:p>
+    <w:bookmarkEnd w:id="28"/>
+    <w:bookmarkStart w:id="29" w:name="X3b2aee35a6458aa45263b9eff75cd6a1e1138d6"/>
+    <w:p>
+      <w:pPr>
+        <w:pStyle w:val="Heading3"/>
+      </w:pPr>
+      <w:r>
+        <w:t xml:space="preserve">7.4. Đang làm</w:t>
       </w:r>
     </w:p>
     <w:p>
@@ -4868,43 +4793,62 @@
         <w:pStyle w:val="FirstParagraph"/>
       </w:pPr>
       <w:r>
-        <w:t xml:space="preserve">Muốn làm lại từ đầu: xoá dữ liệu (Docker:</w:t>
-      </w:r>
-      <w:r>
-        <w:t xml:space="preserve"> </w:t>
-      </w:r>
-      <w:r>
-        <w:rPr>
-          <w:rStyle w:val="VerbatimChar"/>
-        </w:rPr>
-        <w:t xml:space="preserve">docker compose down -v</w:t>
-      </w:r>
-      <w:r>
-        <w:t xml:space="preserve">; trên máy: xoá và tạo lại DB</w:t>
-      </w:r>
-      <w:r>
-        <w:t xml:space="preserve"> </w:t>
-      </w:r>
-      <w:r>
-        <w:rPr>
-          <w:rStyle w:val="VerbatimChar"/>
-        </w:rPr>
-        <w:t xml:space="preserve">ielts</w:t>
-      </w:r>
-      <w:r>
-        <w:t xml:space="preserve">) rồi khởi động lại với profile</w:t>
-      </w:r>
-      <w:r>
-        <w:t xml:space="preserve"> </w:t>
-      </w:r>
-      <w:r>
-        <w:rPr>
-          <w:rStyle w:val="VerbatimChar"/>
-        </w:rPr>
-        <w:t xml:space="preserve">demo</w:t>
-      </w:r>
-      <w:r>
-        <w:t xml:space="preserve">.</w:t>
+        <w:rPr>
+          <w:b/>
+          <w:bCs/>
+        </w:rPr>
+        <w:t xml:space="preserve">Giữ nháp khi mất mạng</w:t>
+      </w:r>
+      <w:r>
+        <w:t xml:space="preserve">,</w:t>
+      </w:r>
+      <w:r>
+        <w:t xml:space="preserve"> </w:t>
+      </w:r>
+      <w:r>
+        <w:rPr>
+          <w:b/>
+          <w:bCs/>
+        </w:rPr>
+        <w:t xml:space="preserve">xem kết quả chi tiết</w:t>
+      </w:r>
+      <w:r>
+        <w:t xml:space="preserve"> </w:t>
+      </w:r>
+      <w:r>
+        <w:t xml:space="preserve">(nhận xét trên bài, mã lỗi, so sánh các lần nộp),</w:t>
+      </w:r>
+      <w:r>
+        <w:t xml:space="preserve"> </w:t>
+      </w:r>
+      <w:r>
+        <w:rPr>
+          <w:b/>
+          <w:bCs/>
+        </w:rPr>
+        <w:t xml:space="preserve">kết quả học tập</w:t>
+      </w:r>
+      <w:r>
+        <w:t xml:space="preserve"> </w:t>
+      </w:r>
+      <w:r>
+        <w:t xml:space="preserve">và</w:t>
+      </w:r>
+      <w:r>
+        <w:t xml:space="preserve"> </w:t>
+      </w:r>
+      <w:r>
+        <w:rPr>
+          <w:b/>
+          <w:bCs/>
+        </w:rPr>
+        <w:t xml:space="preserve">trao đổi</w:t>
+      </w:r>
+      <w:r>
+        <w:t xml:space="preserve"> </w:t>
+      </w:r>
+      <w:r>
+        <w:t xml:space="preserve">sẽ có ở các bước tiếp theo.</w:t>
       </w:r>
     </w:p>
     <w:p>
@@ -4914,8 +4858,293 @@
         </w:pict>
       </w:r>
     </w:p>
+    <w:bookmarkEnd w:id="29"/>
     <w:bookmarkEnd w:id="30"/>
-    <w:bookmarkStart w:id="31" w:name="X2aaa61dde1ecd98f080cbe2f0cfb81c5163d5ab"/>
+    <w:bookmarkStart w:id="31" w:name="X27a74f3cf0506426a1a76b4e73d04f5d967bbd0"/>
+    <w:p>
+      <w:pPr>
+        <w:pStyle w:val="Heading2"/>
+      </w:pPr>
+      <w:r>
+        <w:t xml:space="preserve">8. Kịch bản demo gợi ý (~10 phút)</w:t>
+      </w:r>
+    </w:p>
+    <w:p>
+      <w:pPr>
+        <w:pStyle w:val="FirstParagraph"/>
+      </w:pPr>
+      <w:r>
+        <w:t xml:space="preserve">Mở hai trình duyệt (hoặc một cửa sổ ẩn danh): máy A đăng nhập</w:t>
+      </w:r>
+      <w:r>
+        <w:t xml:space="preserve"> </w:t>
+      </w:r>
+      <w:r>
+        <w:rPr>
+          <w:rStyle w:val="VerbatimChar"/>
+        </w:rPr>
+        <w:t xml:space="preserve">gv.demo</w:t>
+      </w:r>
+      <w:r>
+        <w:t xml:space="preserve">, máy B đăng nhập</w:t>
+      </w:r>
+      <w:r>
+        <w:t xml:space="preserve"> </w:t>
+      </w:r>
+      <w:r>
+        <w:rPr>
+          <w:rStyle w:val="VerbatimChar"/>
+        </w:rPr>
+        <w:t xml:space="preserve">DEMO001</w:t>
+      </w:r>
+      <w:r>
+        <w:t xml:space="preserve">.</w:t>
+      </w:r>
+    </w:p>
+    <w:p>
+      <w:pPr>
+        <w:pStyle w:val="Compact"/>
+        <w:numPr>
+          <w:ilvl w:val="0"/>
+          <w:numId w:val="1007"/>
+        </w:numPr>
+      </w:pPr>
+      <w:r>
+        <w:rPr>
+          <w:b/>
+          <w:bCs/>
+        </w:rPr>
+        <w:t xml:space="preserve">Admin</w:t>
+      </w:r>
+      <w:r>
+        <w:t xml:space="preserve"> </w:t>
+      </w:r>
+      <w:r>
+        <w:t xml:space="preserve">(</w:t>
+      </w:r>
+      <w:r>
+        <w:rPr>
+          <w:rStyle w:val="VerbatimChar"/>
+        </w:rPr>
+        <w:t xml:space="preserve">admin</w:t>
+      </w:r>
+      <w:r>
+        <w:t xml:space="preserve">): Tổng quan → Giáo viên → thêm một giáo viên, xem mật khẩu tạm hiện một lần → Nhật ký thấy dòng "Tạo giáo viên".</w:t>
+      </w:r>
+    </w:p>
+    <w:p>
+      <w:pPr>
+        <w:pStyle w:val="Compact"/>
+        <w:numPr>
+          <w:ilvl w:val="0"/>
+          <w:numId w:val="1007"/>
+        </w:numPr>
+      </w:pPr>
+      <w:r>
+        <w:rPr>
+          <w:b/>
+          <w:bCs/>
+        </w:rPr>
+        <w:t xml:space="preserve">Giáo viên</w:t>
+      </w:r>
+      <w:r>
+        <w:t xml:space="preserve"> </w:t>
+      </w:r>
+      <w:r>
+        <w:t xml:space="preserve">(máy A): Lớp học → mở</w:t>
+      </w:r>
+      <w:r>
+        <w:t xml:space="preserve"> </w:t>
+      </w:r>
+      <w:r>
+        <w:rPr>
+          <w:rStyle w:val="VerbatimChar"/>
+        </w:rPr>
+        <w:t xml:space="preserve">DEMO-A</w:t>
+      </w:r>
+      <w:r>
+        <w:t xml:space="preserve"> </w:t>
+      </w:r>
+      <w:r>
+        <w:t xml:space="preserve">→ Import file mẫu đã điền vài sinh viên → xem kết quả, tải file tài khoản.</w:t>
+      </w:r>
+    </w:p>
+    <w:p>
+      <w:pPr>
+        <w:pStyle w:val="Compact"/>
+        <w:numPr>
+          <w:ilvl w:val="0"/>
+          <w:numId w:val="1007"/>
+        </w:numPr>
+      </w:pPr>
+      <w:r>
+        <w:t xml:space="preserve">Bài tập → mở</w:t>
+      </w:r>
+      <w:r>
+        <w:t xml:space="preserve"> </w:t>
+      </w:r>
+      <w:r>
+        <w:rPr>
+          <w:b/>
+          <w:bCs/>
+        </w:rPr>
+        <w:t xml:space="preserve">"Tuần 2"</w:t>
+      </w:r>
+      <w:r>
+        <w:t xml:space="preserve"> </w:t>
+      </w:r>
+      <w:r>
+        <w:t xml:space="preserve">(nháp) →</w:t>
+      </w:r>
+      <w:r>
+        <w:t xml:space="preserve"> </w:t>
+      </w:r>
+      <w:r>
+        <w:rPr>
+          <w:b/>
+          <w:bCs/>
+        </w:rPr>
+        <w:t xml:space="preserve">Giao bài &amp; phát hành</w:t>
+      </w:r>
+      <w:r>
+        <w:t xml:space="preserve"> </w:t>
+      </w:r>
+      <w:r>
+        <w:t xml:space="preserve">cho lớp</w:t>
+      </w:r>
+      <w:r>
+        <w:t xml:space="preserve"> </w:t>
+      </w:r>
+      <w:r>
+        <w:rPr>
+          <w:rStyle w:val="VerbatimChar"/>
+        </w:rPr>
+        <w:t xml:space="preserve">DEMO-A</w:t>
+      </w:r>
+      <w:r>
+        <w:t xml:space="preserve"> </w:t>
+      </w:r>
+      <w:r>
+        <w:t xml:space="preserve">→ máy B (</w:t>
+      </w:r>
+      <w:r>
+        <w:rPr>
+          <w:rStyle w:val="VerbatimChar"/>
+        </w:rPr>
+        <w:t xml:space="preserve">DEMO001</w:t>
+      </w:r>
+      <w:r>
+        <w:t xml:space="preserve">) thấy</w:t>
+      </w:r>
+      <w:r>
+        <w:t xml:space="preserve"> </w:t>
+      </w:r>
+      <w:r>
+        <w:rPr>
+          <w:b/>
+          <w:bCs/>
+        </w:rPr>
+        <w:t xml:space="preserve">thông báo bật lên ngay</w:t>
+      </w:r>
+      <w:r>
+        <w:t xml:space="preserve"> </w:t>
+      </w:r>
+      <w:r>
+        <w:t xml:space="preserve">và số trên chuông tăng.</w:t>
+      </w:r>
+    </w:p>
+    <w:p>
+      <w:pPr>
+        <w:pStyle w:val="Compact"/>
+        <w:numPr>
+          <w:ilvl w:val="0"/>
+          <w:numId w:val="1007"/>
+        </w:numPr>
+      </w:pPr>
+      <w:r>
+        <w:t xml:space="preserve">Tắt mạng máy B vài giây (hoặc khởi động lại backend) → thanh vàng "Mất kết nối… đang thử lại" → bật lại → tự kết nối.</w:t>
+      </w:r>
+    </w:p>
+    <w:p>
+      <w:pPr>
+        <w:pStyle w:val="Compact"/>
+        <w:numPr>
+          <w:ilvl w:val="0"/>
+          <w:numId w:val="1007"/>
+        </w:numPr>
+      </w:pPr>
+      <w:r>
+        <w:t xml:space="preserve">Đăng nhập</w:t>
+      </w:r>
+      <w:r>
+        <w:t xml:space="preserve"> </w:t>
+      </w:r>
+      <w:r>
+        <w:rPr>
+          <w:rStyle w:val="VerbatimChar"/>
+        </w:rPr>
+        <w:t xml:space="preserve">DEMO001</w:t>
+      </w:r>
+      <w:r>
+        <w:t xml:space="preserve"> </w:t>
+      </w:r>
+      <w:r>
+        <w:t xml:space="preserve">ở trình duyệt thứ ba → máy B hiện "Tài khoản vừa đăng nhập ở nơi khác".</w:t>
+      </w:r>
+    </w:p>
+    <w:p>
+      <w:pPr>
+        <w:pStyle w:val="FirstParagraph"/>
+      </w:pPr>
+      <w:r>
+        <w:t xml:space="preserve">Muốn làm lại từ đầu: xoá dữ liệu (Docker:</w:t>
+      </w:r>
+      <w:r>
+        <w:t xml:space="preserve"> </w:t>
+      </w:r>
+      <w:r>
+        <w:rPr>
+          <w:rStyle w:val="VerbatimChar"/>
+        </w:rPr>
+        <w:t xml:space="preserve">docker compose down -v</w:t>
+      </w:r>
+      <w:r>
+        <w:t xml:space="preserve">; trên máy: xoá và tạo lại DB</w:t>
+      </w:r>
+      <w:r>
+        <w:t xml:space="preserve"> </w:t>
+      </w:r>
+      <w:r>
+        <w:rPr>
+          <w:rStyle w:val="VerbatimChar"/>
+        </w:rPr>
+        <w:t xml:space="preserve">ielts</w:t>
+      </w:r>
+      <w:r>
+        <w:t xml:space="preserve">) rồi khởi động lại với profile</w:t>
+      </w:r>
+      <w:r>
+        <w:t xml:space="preserve"> </w:t>
+      </w:r>
+      <w:r>
+        <w:rPr>
+          <w:rStyle w:val="VerbatimChar"/>
+        </w:rPr>
+        <w:t xml:space="preserve">demo</w:t>
+      </w:r>
+      <w:r>
+        <w:t xml:space="preserve">.</w:t>
+      </w:r>
+    </w:p>
+    <w:p>
+      <w:r>
+        <w:pict>
+          <v:rect style="width:0;height:1.5pt" o:hralign="center" o:hrstd="t" o:hr="t"/>
+        </w:pict>
+      </w:r>
+    </w:p>
+    <w:bookmarkEnd w:id="31"/>
+    <w:bookmarkStart w:id="32" w:name="X2aaa61dde1ecd98f080cbe2f0cfb81c5163d5ab"/>
     <w:p>
       <w:pPr>
         <w:pStyle w:val="Heading2"/>
@@ -5266,8 +5495,8 @@
         </w:tc>
       </w:tr>
     </w:tbl>
-    <w:bookmarkEnd w:id="31"/>
     <w:bookmarkEnd w:id="32"/>
+    <w:bookmarkEnd w:id="33"/>
     <w:sectPr>
       <w:footnotePr>
         <w:numRestart w:val="eachSect"/>
@@ -5612,6 +5841,9 @@
     <w:abstractNumId w:val="991"/>
   </w:num>
   <w:num w:numId="1006">
+    <w:abstractNumId w:val="991"/>
+  </w:num>
+  <w:num w:numId="1007">
     <w:abstractNumId w:val="99411"/>
     <w:lvlOverride w:ilvl="0">
       <w:startOverride w:val="1"/>

--- a/docx/10-huong-dan-su-dung.docx
+++ b/docx/10-huong-dan-su-dung.docx
@@ -258,7 +258,7 @@
               <w:pStyle w:val="Compact"/>
             </w:pPr>
             <w:r>
-              <w:t xml:space="preserve">Sinh viên: bài được giao, chi tiết bài, lịch sử nộp, làm bài, nộp bài</w:t>
+              <w:t xml:space="preserve">Sinh viên: bài được giao, chi tiết bài, lịch sử nộp, làm bài (cả khi mất mạng), nộp bài</w:t>
             </w:r>
           </w:p>
         </w:tc>
@@ -279,9 +279,6 @@
             <w:pPr>
               <w:pStyle w:val="Compact"/>
             </w:pPr>
-            <w:r>
-              <w:t xml:space="preserve">Nháp khi mất mạng chưa có (bước tiếp theo)</w:t>
-            </w:r>
           </w:p>
         </w:tc>
       </w:tr>
@@ -4660,10 +4657,10 @@
           <w:b/>
           <w:bCs/>
         </w:rPr>
-        <w:t xml:space="preserve">Mở cùng bài ở 2 tab / 2 máy</w:t>
-      </w:r>
-      <w:r>
-        <w:t xml:space="preserve">: khi một nơi lưu đè, nơi kia hiện hộp thoại cho xem cả hai bản (kèm số từ) để chọn</w:t>
+        <w:t xml:space="preserve">Mất mạng khi đang viết</w:t>
+      </w:r>
+      <w:r>
+        <w:t xml:space="preserve">: cứ viết tiếp, bài được giữ trên trình duyệt; dòng trạng thái ghi "Ngoại tuyến – đã lưu trên máy" và nút nộp tạm khoá ("Cần có mạng để nộp bài"). Có mạng lại, bài tự gửi lên máy chủ. Lỡ đóng trang khi chưa gửi được, mở lại màn làm bài trên</w:t>
       </w:r>
       <w:r>
         <w:t xml:space="preserve"> </w:t>
@@ -4673,26 +4670,13 @@
           <w:b/>
           <w:bCs/>
         </w:rPr>
-        <w:t xml:space="preserve">Dùng bản trên máy này</w:t>
-      </w:r>
-      <w:r>
-        <w:t xml:space="preserve"> </w:t>
-      </w:r>
-      <w:r>
-        <w:t xml:space="preserve">hoặc</w:t>
-      </w:r>
-      <w:r>
-        <w:t xml:space="preserve"> </w:t>
-      </w:r>
-      <w:r>
-        <w:rPr>
-          <w:b/>
-          <w:bCs/>
-        </w:rPr>
-        <w:t xml:space="preserve">Dùng bản trên máy chủ</w:t>
-      </w:r>
-      <w:r>
-        <w:t xml:space="preserve">.</w:t>
+        <w:t xml:space="preserve">cùng trình duyệt</w:t>
+      </w:r>
+      <w:r>
+        <w:t xml:space="preserve"> </w:t>
+      </w:r>
+      <w:r>
+        <w:t xml:space="preserve">thì bài được khôi phục (nếu trong lúc đó bài đã được sửa ở nơi khác, hệ thống hỏi chọn bản).</w:t>
       </w:r>
     </w:p>
     <w:p>
@@ -4708,10 +4692,10 @@
           <w:b/>
           <w:bCs/>
         </w:rPr>
-        <w:t xml:space="preserve">Nộp</w:t>
-      </w:r>
-      <w:r>
-        <w:t xml:space="preserve">: bấm</w:t>
+        <w:t xml:space="preserve">Mở cùng bài ở 2 tab / 2 máy</w:t>
+      </w:r>
+      <w:r>
+        <w:t xml:space="preserve">: khi một nơi lưu đè, nơi kia hiện hộp thoại cho xem cả hai bản (kèm số từ) để chọn</w:t>
       </w:r>
       <w:r>
         <w:t xml:space="preserve"> </w:t>
@@ -4721,13 +4705,13 @@
           <w:b/>
           <w:bCs/>
         </w:rPr>
-        <w:t xml:space="preserve">Nộp phần này</w:t>
-      </w:r>
-      <w:r>
-        <w:t xml:space="preserve"> </w:t>
-      </w:r>
-      <w:r>
-        <w:t xml:space="preserve">(đang "Cần sửa":</w:t>
+        <w:t xml:space="preserve">Dùng bản trên máy này</w:t>
+      </w:r>
+      <w:r>
+        <w:t xml:space="preserve"> </w:t>
+      </w:r>
+      <w:r>
+        <w:t xml:space="preserve">hoặc</w:t>
       </w:r>
       <w:r>
         <w:t xml:space="preserve"> </w:t>
@@ -4737,20 +4721,7 @@
           <w:b/>
           <w:bCs/>
         </w:rPr>
-        <w:t xml:space="preserve">Nộp bản sửa</w:t>
-      </w:r>
-      <w:r>
-        <w:t xml:space="preserve">). Bài ít hơn số từ tối thiểu thì hệ thống hỏi lại ("Viết tiếp" / "Vẫn nộp"). Nộp xong ô soạn chuyển sang chỉ đọc kèm giờ nộp; nộp sau hạn (khi bài cho phép) được ghi là</w:t>
-      </w:r>
-      <w:r>
-        <w:t xml:space="preserve"> </w:t>
-      </w:r>
-      <w:r>
-        <w:rPr>
-          <w:b/>
-          <w:bCs/>
-        </w:rPr>
-        <w:t xml:space="preserve">nộp muộn</w:t>
+        <w:t xml:space="preserve">Dùng bản trên máy chủ</w:t>
       </w:r>
       <w:r>
         <w:t xml:space="preserve">.</w:t>
@@ -4769,6 +4740,67 @@
           <w:b/>
           <w:bCs/>
         </w:rPr>
+        <w:t xml:space="preserve">Nộp</w:t>
+      </w:r>
+      <w:r>
+        <w:t xml:space="preserve">: bấm</w:t>
+      </w:r>
+      <w:r>
+        <w:t xml:space="preserve"> </w:t>
+      </w:r>
+      <w:r>
+        <w:rPr>
+          <w:b/>
+          <w:bCs/>
+        </w:rPr>
+        <w:t xml:space="preserve">Nộp phần này</w:t>
+      </w:r>
+      <w:r>
+        <w:t xml:space="preserve"> </w:t>
+      </w:r>
+      <w:r>
+        <w:t xml:space="preserve">(đang "Cần sửa":</w:t>
+      </w:r>
+      <w:r>
+        <w:t xml:space="preserve"> </w:t>
+      </w:r>
+      <w:r>
+        <w:rPr>
+          <w:b/>
+          <w:bCs/>
+        </w:rPr>
+        <w:t xml:space="preserve">Nộp bản sửa</w:t>
+      </w:r>
+      <w:r>
+        <w:t xml:space="preserve">). Bài ít hơn số từ tối thiểu thì hệ thống hỏi lại ("Viết tiếp" / "Vẫn nộp"). Nộp xong ô soạn chuyển sang chỉ đọc kèm giờ nộp; nộp sau hạn (khi bài cho phép) được ghi là</w:t>
+      </w:r>
+      <w:r>
+        <w:t xml:space="preserve"> </w:t>
+      </w:r>
+      <w:r>
+        <w:rPr>
+          <w:b/>
+          <w:bCs/>
+        </w:rPr>
+        <w:t xml:space="preserve">nộp muộn</w:t>
+      </w:r>
+      <w:r>
+        <w:t xml:space="preserve">.</w:t>
+      </w:r>
+    </w:p>
+    <w:p>
+      <w:pPr>
+        <w:pStyle w:val="Compact"/>
+        <w:numPr>
+          <w:ilvl w:val="0"/>
+          <w:numId w:val="1006"/>
+        </w:numPr>
+      </w:pPr>
+      <w:r>
+        <w:rPr>
+          <w:b/>
+          <w:bCs/>
+        </w:rPr>
         <w:t xml:space="preserve">Đồng hồ đếm ngược</w:t>
       </w:r>
       <w:r>
@@ -4797,20 +4829,7 @@
           <w:b/>
           <w:bCs/>
         </w:rPr>
-        <w:t xml:space="preserve">Giữ nháp khi mất mạng</w:t>
-      </w:r>
-      <w:r>
-        <w:t xml:space="preserve">,</w:t>
-      </w:r>
-      <w:r>
-        <w:t xml:space="preserve"> </w:t>
-      </w:r>
-      <w:r>
-        <w:rPr>
-          <w:b/>
-          <w:bCs/>
-        </w:rPr>
-        <w:t xml:space="preserve">xem kết quả chi tiết</w:t>
+        <w:t xml:space="preserve">Xem kết quả chi tiết</w:t>
       </w:r>
       <w:r>
         <w:t xml:space="preserve"> </w:t>

--- a/docx/10-huong-dan-su-dung.docx
+++ b/docx/10-huong-dan-su-dung.docx
@@ -28,7 +28,7 @@
         </w:p>
       </w:sdtContent>
     </w:sdt>
-    <w:bookmarkStart w:id="33" w:name="X62b689528c743ccb8c3229542497059f4aa59b0"/>
+    <w:bookmarkStart w:id="34" w:name="X62b689528c743ccb8c3229542497059f4aa59b0"/>
     <w:p>
       <w:pPr>
         <w:pStyle w:val="Heading1"/>
@@ -223,7 +223,42 @@
               <w:pStyle w:val="Compact"/>
             </w:pPr>
             <w:r>
-              <w:t xml:space="preserve">Giáo viên: tiến độ, chấm bài, thống kê, trao đổi</w:t>
+              <w:t xml:space="preserve">Giáo viên: chấm bài (hàng đợi, chấm theo tiêu chí, trả bài, yêu cầu sửa)</w:t>
+            </w:r>
+          </w:p>
+        </w:tc>
+        <w:tc>
+          <w:tcPr/>
+          <w:p>
+            <w:pPr>
+              <w:pStyle w:val="Compact"/>
+            </w:pPr>
+            <w:r>
+              <w:t xml:space="preserve">✅ Dùng được</w:t>
+            </w:r>
+          </w:p>
+        </w:tc>
+        <w:tc>
+          <w:tcPr/>
+          <w:p>
+            <w:pPr>
+              <w:pStyle w:val="Compact"/>
+            </w:pPr>
+            <w:r>
+              <w:t xml:space="preserve">Nhận xét inline, ngân hàng nhận xét, so sánh 2 lần nộp: bước tiếp theo</w:t>
+            </w:r>
+          </w:p>
+        </w:tc>
+      </w:tr>
+      <w:tr>
+        <w:tc>
+          <w:tcPr/>
+          <w:p>
+            <w:pPr>
+              <w:pStyle w:val="Compact"/>
+            </w:pPr>
+            <w:r>
+              <w:t xml:space="preserve">Giáo viên: tiến độ, thống kê, trao đổi</w:t>
             </w:r>
           </w:p>
         </w:tc>
@@ -3130,7 +3165,7 @@
       </w:r>
     </w:p>
     <w:bookmarkEnd w:id="19"/>
-    <w:bookmarkStart w:id="25" w:name="Xb09ea090739f16ea647716f93f754b282728bef"/>
+    <w:bookmarkStart w:id="26" w:name="Xb09ea090739f16ea647716f93f754b282728bef"/>
     <w:p>
       <w:pPr>
         <w:pStyle w:val="Heading2"/>
@@ -4054,13 +4089,367 @@
       </w:r>
     </w:p>
     <w:bookmarkEnd w:id="23"/>
-    <w:bookmarkStart w:id="24" w:name="X7b8b21a7018f0faf6866fd4753739ec65bdaff1"/>
+    <w:bookmarkStart w:id="24" w:name="Xc3f2302343b4f1fa7977b63f3094e59b378a402"/>
     <w:p>
       <w:pPr>
         <w:pStyle w:val="Heading3"/>
       </w:pPr>
       <w:r>
-        <w:t xml:space="preserve">6.4. Đang làm</w:t>
+        <w:t xml:space="preserve">6.4. Chấm bài</w:t>
+      </w:r>
+    </w:p>
+    <w:p>
+      <w:pPr>
+        <w:pStyle w:val="Compact"/>
+        <w:numPr>
+          <w:ilvl w:val="0"/>
+          <w:numId w:val="1005"/>
+        </w:numPr>
+      </w:pPr>
+      <w:r>
+        <w:rPr>
+          <w:b/>
+          <w:bCs/>
+        </w:rPr>
+        <w:t xml:space="preserve">Hàng đợi</w:t>
+      </w:r>
+      <w:r>
+        <w:t xml:space="preserve"> </w:t>
+      </w:r>
+      <w:r>
+        <w:t xml:space="preserve">(menu</w:t>
+      </w:r>
+      <w:r>
+        <w:t xml:space="preserve"> </w:t>
+      </w:r>
+      <w:r>
+        <w:rPr>
+          <w:b/>
+          <w:bCs/>
+        </w:rPr>
+        <w:t xml:space="preserve">Chấm bài</w:t>
+      </w:r>
+      <w:r>
+        <w:t xml:space="preserve">, hoặc nút "Chấm bài" ở danh sách / chi tiết bài tập): lọc theo bài tập, phần, lớp, mã SV / họ tên; tab</w:t>
+      </w:r>
+      <w:r>
+        <w:t xml:space="preserve"> </w:t>
+      </w:r>
+      <w:r>
+        <w:rPr>
+          <w:b/>
+          <w:bCs/>
+        </w:rPr>
+        <w:t xml:space="preserve">Chờ chấm / Đang chấm / Đã trả / Cần sửa</w:t>
+      </w:r>
+      <w:r>
+        <w:t xml:space="preserve">. Bài nộp trước xếp trước; nhãn</w:t>
+      </w:r>
+      <w:r>
+        <w:t xml:space="preserve"> </w:t>
+      </w:r>
+      <w:r>
+        <w:rPr>
+          <w:rStyle w:val="VerbatimChar"/>
+        </w:rPr>
+        <w:t xml:space="preserve">v2</w:t>
+      </w:r>
+      <w:r>
+        <w:t xml:space="preserve"> </w:t>
+      </w:r>
+      <w:r>
+        <w:t xml:space="preserve">= bài nộp lại sau khi yêu cầu sửa, nhãn "Nộp muộn" nếu nộp sau hạn. Bấm</w:t>
+      </w:r>
+      <w:r>
+        <w:t xml:space="preserve"> </w:t>
+      </w:r>
+      <w:r>
+        <w:rPr>
+          <w:b/>
+          <w:bCs/>
+        </w:rPr>
+        <w:t xml:space="preserve">Chấm</w:t>
+      </w:r>
+      <w:r>
+        <w:t xml:space="preserve">.</w:t>
+      </w:r>
+    </w:p>
+    <w:p>
+      <w:pPr>
+        <w:pStyle w:val="Compact"/>
+        <w:numPr>
+          <w:ilvl w:val="0"/>
+          <w:numId w:val="1005"/>
+        </w:numPr>
+      </w:pPr>
+      <w:r>
+        <w:rPr>
+          <w:b/>
+          <w:bCs/>
+        </w:rPr>
+        <w:t xml:space="preserve">Màn chấm</w:t>
+      </w:r>
+      <w:r>
+        <w:t xml:space="preserve">: bài làm bên trái (cảnh báo khi bài ≤ 20 từ hoặc dưới số từ tối thiểu; bấm "Đề bài" để xem đề), bảng chấm bên phải. Màn hình nhỏ: chuyển giữa tab</w:t>
+      </w:r>
+      <w:r>
+        <w:t xml:space="preserve"> </w:t>
+      </w:r>
+      <w:r>
+        <w:rPr>
+          <w:b/>
+          <w:bCs/>
+        </w:rPr>
+        <w:t xml:space="preserve">Bài làm</w:t>
+      </w:r>
+      <w:r>
+        <w:t xml:space="preserve"> </w:t>
+      </w:r>
+      <w:r>
+        <w:t xml:space="preserve">/</w:t>
+      </w:r>
+      <w:r>
+        <w:t xml:space="preserve"> </w:t>
+      </w:r>
+      <w:r>
+        <w:rPr>
+          <w:b/>
+          <w:bCs/>
+        </w:rPr>
+        <w:t xml:space="preserve">Chấm điểm</w:t>
+      </w:r>
+      <w:r>
+        <w:t xml:space="preserve">.</w:t>
+      </w:r>
+    </w:p>
+    <w:p>
+      <w:pPr>
+        <w:pStyle w:val="Compact"/>
+        <w:numPr>
+          <w:ilvl w:val="1"/>
+          <w:numId w:val="1006"/>
+        </w:numPr>
+      </w:pPr>
+      <w:r>
+        <w:t xml:space="preserve">Mỗi tiêu chí: tick checklist, chọn điểm (bấm lại để bỏ chọn, hoặc dùng phím ← →), ghi nhận xét. Tick mục</w:t>
+      </w:r>
+      <w:r>
+        <w:t xml:space="preserve"> </w:t>
+      </w:r>
+      <w:r>
+        <w:rPr>
+          <w:b/>
+          <w:bCs/>
+        </w:rPr>
+        <w:t xml:space="preserve">"Giới hạn điểm"</w:t>
+      </w:r>
+      <w:r>
+        <w:t xml:space="preserve"> </w:t>
+      </w:r>
+      <w:r>
+        <w:t xml:space="preserve">(nhãn cam "Tối đa N") thì các mức cao hơn bị khoá kèm lý do, điểm đang chọn cao hơn sẽ tự hạ xuống. Bài ≤ 20 từ: mọi tiêu chí tối đa 1.</w:t>
+      </w:r>
+    </w:p>
+    <w:p>
+      <w:pPr>
+        <w:pStyle w:val="Compact"/>
+        <w:numPr>
+          <w:ilvl w:val="1"/>
+          <w:numId w:val="1006"/>
+        </w:numPr>
+      </w:pPr>
+      <w:r>
+        <w:rPr>
+          <w:b/>
+          <w:bCs/>
+        </w:rPr>
+        <w:t xml:space="preserve">Band của phần</w:t>
+      </w:r>
+      <w:r>
+        <w:t xml:space="preserve"> </w:t>
+      </w:r>
+      <w:r>
+        <w:t xml:space="preserve">hiện ngay khi chấm đủ (trung bình các tiêu chí, làm tròn kiểu IELTS .25 / .75).</w:t>
+      </w:r>
+    </w:p>
+    <w:p>
+      <w:pPr>
+        <w:pStyle w:val="Compact"/>
+        <w:numPr>
+          <w:ilvl w:val="1"/>
+          <w:numId w:val="1006"/>
+        </w:numPr>
+      </w:pPr>
+      <w:r>
+        <w:rPr>
+          <w:b/>
+          <w:bCs/>
+        </w:rPr>
+        <w:t xml:space="preserve">Chấm 0</w:t>
+      </w:r>
+      <w:r>
+        <w:t xml:space="preserve"> </w:t>
+      </w:r>
+      <w:r>
+        <w:t xml:space="preserve">(góc trên bảng chấm): chọn lý do Không làm bài / Không viết bằng tiếng Anh / Học thuộc hoàn toàn; bấm "Bỏ chấm 0" để chấm lại bình thường.</w:t>
+      </w:r>
+    </w:p>
+    <w:p>
+      <w:pPr>
+        <w:pStyle w:val="Compact"/>
+        <w:numPr>
+          <w:ilvl w:val="1"/>
+          <w:numId w:val="1006"/>
+        </w:numPr>
+      </w:pPr>
+      <w:r>
+        <w:t xml:space="preserve">Kết quả</w:t>
+      </w:r>
+      <w:r>
+        <w:t xml:space="preserve"> </w:t>
+      </w:r>
+      <w:r>
+        <w:rPr>
+          <w:b/>
+          <w:bCs/>
+        </w:rPr>
+        <w:t xml:space="preserve">tự lưu nháp</w:t>
+      </w:r>
+      <w:r>
+        <w:t xml:space="preserve"> </w:t>
+      </w:r>
+      <w:r>
+        <w:t xml:space="preserve">2 giây sau mỗi thay đổi (hoặc bấm</w:t>
+      </w:r>
+      <w:r>
+        <w:t xml:space="preserve"> </w:t>
+      </w:r>
+      <w:r>
+        <w:rPr>
+          <w:b/>
+          <w:bCs/>
+        </w:rPr>
+        <w:t xml:space="preserve">Lưu nháp</w:t>
+      </w:r>
+      <w:r>
+        <w:t xml:space="preserve">); sinh viên chưa thấy gì cho tới khi trả bài.</w:t>
+      </w:r>
+    </w:p>
+    <w:p>
+      <w:pPr>
+        <w:pStyle w:val="Compact"/>
+        <w:numPr>
+          <w:ilvl w:val="1"/>
+          <w:numId w:val="1006"/>
+        </w:numPr>
+      </w:pPr>
+      <w:r>
+        <w:rPr>
+          <w:b/>
+          <w:bCs/>
+        </w:rPr>
+        <w:t xml:space="preserve">Trả bài</w:t>
+      </w:r>
+      <w:r>
+        <w:t xml:space="preserve">: cần chấm đủ mọi tiêu chí. Sinh viên nhận thông báo và thấy band, nhận xét.</w:t>
+      </w:r>
+    </w:p>
+    <w:p>
+      <w:pPr>
+        <w:pStyle w:val="Compact"/>
+        <w:numPr>
+          <w:ilvl w:val="1"/>
+          <w:numId w:val="1006"/>
+        </w:numPr>
+      </w:pPr>
+      <w:r>
+        <w:rPr>
+          <w:b/>
+          <w:bCs/>
+        </w:rPr>
+        <w:t xml:space="preserve">Yêu cầu sửa</w:t>
+      </w:r>
+      <w:r>
+        <w:t xml:space="preserve">: nhập lời nhắn và hạn sửa; chỉ khi còn lượt sửa (theo cài đặt bài tập) và bài chưa đóng. Sinh viên nộp lại sẽ thành lần nộp mới (</w:t>
+      </w:r>
+      <w:r>
+        <w:rPr>
+          <w:rStyle w:val="VerbatimChar"/>
+        </w:rPr>
+        <w:t xml:space="preserve">v2</w:t>
+      </w:r>
+      <w:r>
+        <w:t xml:space="preserve">).</w:t>
+      </w:r>
+    </w:p>
+    <w:p>
+      <w:pPr>
+        <w:pStyle w:val="Compact"/>
+        <w:numPr>
+          <w:ilvl w:val="1"/>
+          <w:numId w:val="1006"/>
+        </w:numPr>
+      </w:pPr>
+      <w:r>
+        <w:t xml:space="preserve">Trả bài / yêu cầu sửa xong, màn tự chuyển sang</w:t>
+      </w:r>
+      <w:r>
+        <w:t xml:space="preserve"> </w:t>
+      </w:r>
+      <w:r>
+        <w:rPr>
+          <w:b/>
+          <w:bCs/>
+        </w:rPr>
+        <w:t xml:space="preserve">bài kế tiếp</w:t>
+      </w:r>
+      <w:r>
+        <w:t xml:space="preserve"> </w:t>
+      </w:r>
+      <w:r>
+        <w:t xml:space="preserve">trong hàng đợi. Nút</w:t>
+      </w:r>
+      <w:r>
+        <w:t xml:space="preserve"> </w:t>
+      </w:r>
+      <w:r>
+        <w:rPr>
+          <w:b/>
+          <w:bCs/>
+        </w:rPr>
+        <w:t xml:space="preserve">Trước / Sau</w:t>
+      </w:r>
+      <w:r>
+        <w:t xml:space="preserve"> </w:t>
+      </w:r>
+      <w:r>
+        <w:t xml:space="preserve">và số "3/12" đi theo bộ lọc của hàng đợi; ô chọn</w:t>
+      </w:r>
+      <w:r>
+        <w:t xml:space="preserve"> </w:t>
+      </w:r>
+      <w:r>
+        <w:rPr>
+          <w:b/>
+          <w:bCs/>
+        </w:rPr>
+        <w:t xml:space="preserve">Lần nộp</w:t>
+      </w:r>
+      <w:r>
+        <w:t xml:space="preserve"> </w:t>
+      </w:r>
+      <w:r>
+        <w:t xml:space="preserve">để xem lại các lần nộp cũ (chỉ xem).</w:t>
+      </w:r>
+    </w:p>
+    <w:bookmarkEnd w:id="24"/>
+    <w:bookmarkStart w:id="25" w:name="X6b492762c0885c215f1b682c1381e1b2b552abc"/>
+    <w:p>
+      <w:pPr>
+        <w:pStyle w:val="Heading3"/>
+      </w:pPr>
+      <w:r>
+        <w:t xml:space="preserve">6.5. Đang làm</w:t>
       </w:r>
     </w:p>
     <w:p>
@@ -4068,7 +4457,7 @@
         <w:pStyle w:val="FirstParagraph"/>
       </w:pPr>
       <w:r>
-        <w:t xml:space="preserve">Tiến độ realtime của lớp, chấm bài (checklist, band, nhận xét inline, trả bài / yêu cầu sửa), thống kê, xuất Excel và trao đổi (chat) đã có ở backend; giao diện sẽ có ở các bước tiếp theo.</w:t>
+        <w:t xml:space="preserve">Nhận xét trên bài (bôi đen → mã lỗi, gợi ý sửa), ngân hàng nhận xét, so sánh 2 lần nộp, tiến độ realtime của lớp, thống kê, xuất Excel và trao đổi (chat) đã có ở backend; giao diện sẽ có ở các bước tiếp theo.</w:t>
       </w:r>
     </w:p>
     <w:p>
@@ -4078,9 +4467,9 @@
         </w:pict>
       </w:r>
     </w:p>
-    <w:bookmarkEnd w:id="24"/>
     <w:bookmarkEnd w:id="25"/>
-    <w:bookmarkStart w:id="30" w:name="Xa4980557fe2b16e9ea1555bbc3e255ac8d44acd"/>
+    <w:bookmarkEnd w:id="26"/>
+    <w:bookmarkStart w:id="31" w:name="Xa4980557fe2b16e9ea1555bbc3e255ac8d44acd"/>
     <w:p>
       <w:pPr>
         <w:pStyle w:val="Heading2"/>
@@ -4089,7 +4478,7 @@
         <w:t xml:space="preserve">7. Sinh viên</w:t>
       </w:r>
     </w:p>
-    <w:bookmarkStart w:id="26" w:name="Xcffb4351e90d1c23fbec4b4d17fa845266992ba"/>
+    <w:bookmarkStart w:id="27" w:name="Xcffb4351e90d1c23fbec4b4d17fa845266992ba"/>
     <w:p>
       <w:pPr>
         <w:pStyle w:val="Heading3"/>
@@ -4349,8 +4738,8 @@
         <w:t xml:space="preserve">. Quá hạn mà bài không cho nộp muộn thì không còn nút "Làm bài".</w:t>
       </w:r>
     </w:p>
-    <w:bookmarkEnd w:id="26"/>
-    <w:bookmarkStart w:id="27" w:name="X005d57e46c787d0cadbca70fe6e284d1775213e"/>
+    <w:bookmarkEnd w:id="27"/>
+    <w:bookmarkStart w:id="28" w:name="X005d57e46c787d0cadbca70fe6e284d1775213e"/>
     <w:p>
       <w:pPr>
         <w:pStyle w:val="Heading3"/>
@@ -4365,559 +4754,6 @@
       </w:pPr>
       <w:r>
         <w:t xml:space="preserve">Bấm tên bài (hoặc bấm vào thông báo) để mở. Trang có:</w:t>
-      </w:r>
-    </w:p>
-    <w:p>
-      <w:pPr>
-        <w:pStyle w:val="Compact"/>
-        <w:numPr>
-          <w:ilvl w:val="0"/>
-          <w:numId w:val="1005"/>
-        </w:numPr>
-      </w:pPr>
-      <w:r>
-        <w:t xml:space="preserve">khung đỏ</w:t>
-      </w:r>
-      <w:r>
-        <w:t xml:space="preserve"> </w:t>
-      </w:r>
-      <w:r>
-        <w:rPr>
-          <w:b/>
-          <w:bCs/>
-        </w:rPr>
-        <w:t xml:space="preserve">"Giáo viên yêu cầu sửa …"</w:t>
-      </w:r>
-      <w:r>
-        <w:t xml:space="preserve"> </w:t>
-      </w:r>
-      <w:r>
-        <w:t xml:space="preserve">kèm hạn sửa, lời nhắn và nút</w:t>
-      </w:r>
-      <w:r>
-        <w:t xml:space="preserve"> </w:t>
-      </w:r>
-      <w:r>
-        <w:rPr>
-          <w:b/>
-          <w:bCs/>
-        </w:rPr>
-        <w:t xml:space="preserve">Sửa bài</w:t>
-      </w:r>
-      <w:r>
-        <w:t xml:space="preserve"> </w:t>
-      </w:r>
-      <w:r>
-        <w:t xml:space="preserve">(nếu có);</w:t>
-      </w:r>
-    </w:p>
-    <w:p>
-      <w:pPr>
-        <w:pStyle w:val="Compact"/>
-        <w:numPr>
-          <w:ilvl w:val="0"/>
-          <w:numId w:val="1005"/>
-        </w:numPr>
-      </w:pPr>
-      <w:r>
-        <w:t xml:space="preserve">từng phần trong một tab: trạng thái, loại đề, số từ tối thiểu, thời gian gợi ý, hạn nộp / hạn sửa, đề bài + hình,</w:t>
-      </w:r>
-      <w:r>
-        <w:t xml:space="preserve"> </w:t>
-      </w:r>
-      <w:r>
-        <w:rPr>
-          <w:b/>
-          <w:bCs/>
-        </w:rPr>
-        <w:t xml:space="preserve">tiêu chí chấm</w:t>
-      </w:r>
-      <w:r>
-        <w:t xml:space="preserve"> </w:t>
-      </w:r>
-      <w:r>
-        <w:t xml:space="preserve">(mở ra xem checklist, mục "Giới hạn điểm" ghi band tối đa); nút</w:t>
-      </w:r>
-      <w:r>
-        <w:t xml:space="preserve"> </w:t>
-      </w:r>
-      <w:r>
-        <w:rPr>
-          <w:b/>
-          <w:bCs/>
-        </w:rPr>
-        <w:t xml:space="preserve">Làm bài / Viết tiếp / Sửa bài</w:t>
-      </w:r>
-      <w:r>
-        <w:t xml:space="preserve">, hoặc</w:t>
-      </w:r>
-      <w:r>
-        <w:t xml:space="preserve"> </w:t>
-      </w:r>
-      <w:r>
-        <w:rPr>
-          <w:b/>
-          <w:bCs/>
-        </w:rPr>
-        <w:t xml:space="preserve">Xem bài đã nộp</w:t>
-      </w:r>
-      <w:r>
-        <w:t xml:space="preserve">;</w:t>
-      </w:r>
-    </w:p>
-    <w:p>
-      <w:pPr>
-        <w:pStyle w:val="Compact"/>
-        <w:numPr>
-          <w:ilvl w:val="0"/>
-          <w:numId w:val="1005"/>
-        </w:numPr>
-      </w:pPr>
-      <w:r>
-        <w:rPr>
-          <w:b/>
-          <w:bCs/>
-        </w:rPr>
-        <w:t xml:space="preserve">Lịch sử nộp</w:t>
-      </w:r>
-      <w:r>
-        <w:t xml:space="preserve"> </w:t>
-      </w:r>
-      <w:r>
-        <w:t xml:space="preserve">của từng phần: mỗi lần nộp, giờ nộp, số từ, nộp muộn, band nếu đã được trả bài (đang chấm thì ghi "Chờ kết quả");</w:t>
-      </w:r>
-    </w:p>
-    <w:p>
-      <w:pPr>
-        <w:pStyle w:val="Compact"/>
-        <w:numPr>
-          <w:ilvl w:val="0"/>
-          <w:numId w:val="1005"/>
-        </w:numPr>
-      </w:pPr>
-      <w:r>
-        <w:t xml:space="preserve">khung</w:t>
-      </w:r>
-      <w:r>
-        <w:t xml:space="preserve"> </w:t>
-      </w:r>
-      <w:r>
-        <w:rPr>
-          <w:b/>
-          <w:bCs/>
-        </w:rPr>
-        <w:t xml:space="preserve">Kết quả</w:t>
-      </w:r>
-      <w:r>
-        <w:t xml:space="preserve">: band từng phần và band cả bài (chỉ có khi mọi phần đã được trả; Task 2 tính gấp đôi Task 1);</w:t>
-      </w:r>
-    </w:p>
-    <w:p>
-      <w:pPr>
-        <w:pStyle w:val="Compact"/>
-        <w:numPr>
-          <w:ilvl w:val="0"/>
-          <w:numId w:val="1005"/>
-        </w:numPr>
-      </w:pPr>
-      <w:r>
-        <w:t xml:space="preserve">khung</w:t>
-      </w:r>
-      <w:r>
-        <w:t xml:space="preserve"> </w:t>
-      </w:r>
-      <w:r>
-        <w:rPr>
-          <w:b/>
-          <w:bCs/>
-        </w:rPr>
-        <w:t xml:space="preserve">Thời gian &amp; quy định</w:t>
-      </w:r>
-      <w:r>
-        <w:t xml:space="preserve">: hạn nộp, có cho nộp muộn không, số lần yêu cầu sửa tối đa.</w:t>
-      </w:r>
-    </w:p>
-    <w:bookmarkEnd w:id="27"/>
-    <w:bookmarkStart w:id="28" w:name="Xcdbbb1fe94ded6e0db335b0616309f1ec0255e9"/>
-    <w:p>
-      <w:pPr>
-        <w:pStyle w:val="Heading3"/>
-      </w:pPr>
-      <w:r>
-        <w:t xml:space="preserve">7.3. Làm bài và nộp bài</w:t>
-      </w:r>
-    </w:p>
-    <w:p>
-      <w:pPr>
-        <w:pStyle w:val="FirstParagraph"/>
-      </w:pPr>
-      <w:r>
-        <w:t xml:space="preserve">Bấm</w:t>
-      </w:r>
-      <w:r>
-        <w:t xml:space="preserve"> </w:t>
-      </w:r>
-      <w:r>
-        <w:rPr>
-          <w:b/>
-          <w:bCs/>
-        </w:rPr>
-        <w:t xml:space="preserve">Làm bài / Viết tiếp / Sửa bài</w:t>
-      </w:r>
-      <w:r>
-        <w:t xml:space="preserve"> </w:t>
-      </w:r>
-      <w:r>
-        <w:t xml:space="preserve">để mở màn làm bài toàn màn hình. Bài nhiều phần thì chọn phần ở hàng tab trên cùng (tab ghi trạng thái từng phần).</w:t>
-      </w:r>
-    </w:p>
-    <w:p>
-      <w:pPr>
-        <w:pStyle w:val="Compact"/>
-        <w:numPr>
-          <w:ilvl w:val="0"/>
-          <w:numId w:val="1006"/>
-        </w:numPr>
-      </w:pPr>
-      <w:r>
-        <w:rPr>
-          <w:b/>
-          <w:bCs/>
-        </w:rPr>
-        <w:t xml:space="preserve">Bên trái</w:t>
-      </w:r>
-      <w:r>
-        <w:t xml:space="preserve"> </w:t>
-      </w:r>
-      <w:r>
-        <w:t xml:space="preserve">là đề bài (trên điện thoại: bấm</w:t>
-      </w:r>
-      <w:r>
-        <w:t xml:space="preserve"> </w:t>
-      </w:r>
-      <w:r>
-        <w:rPr>
-          <w:b/>
-          <w:bCs/>
-        </w:rPr>
-        <w:t xml:space="preserve">Xem đề bài</w:t>
-      </w:r>
-      <w:r>
-        <w:t xml:space="preserve"> </w:t>
-      </w:r>
-      <w:r>
-        <w:t xml:space="preserve">để mở),</w:t>
-      </w:r>
-      <w:r>
-        <w:t xml:space="preserve"> </w:t>
-      </w:r>
-      <w:r>
-        <w:rPr>
-          <w:b/>
-          <w:bCs/>
-        </w:rPr>
-        <w:t xml:space="preserve">bên phải</w:t>
-      </w:r>
-      <w:r>
-        <w:t xml:space="preserve"> </w:t>
-      </w:r>
-      <w:r>
-        <w:t xml:space="preserve">là ô soạn. Số từ đếm ngay khi gõ (cùng cách đếm với máy chủ): màu cam khi chưa đủ tối thiểu, xanh khi đủ.</w:t>
-      </w:r>
-    </w:p>
-    <w:p>
-      <w:pPr>
-        <w:pStyle w:val="Compact"/>
-        <w:numPr>
-          <w:ilvl w:val="0"/>
-          <w:numId w:val="1006"/>
-        </w:numPr>
-      </w:pPr>
-      <w:r>
-        <w:rPr>
-          <w:b/>
-          <w:bCs/>
-        </w:rPr>
-        <w:t xml:space="preserve">Tự lưu nháp</w:t>
-      </w:r>
-      <w:r>
-        <w:t xml:space="preserve">: ngừng gõ 3 giây, chuyển sang tab khác hoặc đổi phần là bài được lưu; dòng trạng thái ghi "Chưa lưu" → "Đang lưu…" → "Đã lưu lúc hh:mm". Lưu lỗi thì bấm "Lỗi lưu – thử lại". Đóng trang khi còn thay đổi chưa lưu, trình duyệt sẽ hỏi lại.</w:t>
-      </w:r>
-    </w:p>
-    <w:p>
-      <w:pPr>
-        <w:pStyle w:val="Compact"/>
-        <w:numPr>
-          <w:ilvl w:val="0"/>
-          <w:numId w:val="1006"/>
-        </w:numPr>
-      </w:pPr>
-      <w:r>
-        <w:rPr>
-          <w:b/>
-          <w:bCs/>
-        </w:rPr>
-        <w:t xml:space="preserve">Mất mạng khi đang viết</w:t>
-      </w:r>
-      <w:r>
-        <w:t xml:space="preserve">: cứ viết tiếp, bài được giữ trên trình duyệt; dòng trạng thái ghi "Ngoại tuyến – đã lưu trên máy" và nút nộp tạm khoá ("Cần có mạng để nộp bài"). Có mạng lại, bài tự gửi lên máy chủ. Lỡ đóng trang khi chưa gửi được, mở lại màn làm bài trên</w:t>
-      </w:r>
-      <w:r>
-        <w:t xml:space="preserve"> </w:t>
-      </w:r>
-      <w:r>
-        <w:rPr>
-          <w:b/>
-          <w:bCs/>
-        </w:rPr>
-        <w:t xml:space="preserve">cùng trình duyệt</w:t>
-      </w:r>
-      <w:r>
-        <w:t xml:space="preserve"> </w:t>
-      </w:r>
-      <w:r>
-        <w:t xml:space="preserve">thì bài được khôi phục (nếu trong lúc đó bài đã được sửa ở nơi khác, hệ thống hỏi chọn bản).</w:t>
-      </w:r>
-    </w:p>
-    <w:p>
-      <w:pPr>
-        <w:pStyle w:val="Compact"/>
-        <w:numPr>
-          <w:ilvl w:val="0"/>
-          <w:numId w:val="1006"/>
-        </w:numPr>
-      </w:pPr>
-      <w:r>
-        <w:rPr>
-          <w:b/>
-          <w:bCs/>
-        </w:rPr>
-        <w:t xml:space="preserve">Mở cùng bài ở 2 tab / 2 máy</w:t>
-      </w:r>
-      <w:r>
-        <w:t xml:space="preserve">: khi một nơi lưu đè, nơi kia hiện hộp thoại cho xem cả hai bản (kèm số từ) để chọn</w:t>
-      </w:r>
-      <w:r>
-        <w:t xml:space="preserve"> </w:t>
-      </w:r>
-      <w:r>
-        <w:rPr>
-          <w:b/>
-          <w:bCs/>
-        </w:rPr>
-        <w:t xml:space="preserve">Dùng bản trên máy này</w:t>
-      </w:r>
-      <w:r>
-        <w:t xml:space="preserve"> </w:t>
-      </w:r>
-      <w:r>
-        <w:t xml:space="preserve">hoặc</w:t>
-      </w:r>
-      <w:r>
-        <w:t xml:space="preserve"> </w:t>
-      </w:r>
-      <w:r>
-        <w:rPr>
-          <w:b/>
-          <w:bCs/>
-        </w:rPr>
-        <w:t xml:space="preserve">Dùng bản trên máy chủ</w:t>
-      </w:r>
-      <w:r>
-        <w:t xml:space="preserve">.</w:t>
-      </w:r>
-    </w:p>
-    <w:p>
-      <w:pPr>
-        <w:pStyle w:val="Compact"/>
-        <w:numPr>
-          <w:ilvl w:val="0"/>
-          <w:numId w:val="1006"/>
-        </w:numPr>
-      </w:pPr>
-      <w:r>
-        <w:rPr>
-          <w:b/>
-          <w:bCs/>
-        </w:rPr>
-        <w:t xml:space="preserve">Nộp</w:t>
-      </w:r>
-      <w:r>
-        <w:t xml:space="preserve">: bấm</w:t>
-      </w:r>
-      <w:r>
-        <w:t xml:space="preserve"> </w:t>
-      </w:r>
-      <w:r>
-        <w:rPr>
-          <w:b/>
-          <w:bCs/>
-        </w:rPr>
-        <w:t xml:space="preserve">Nộp phần này</w:t>
-      </w:r>
-      <w:r>
-        <w:t xml:space="preserve"> </w:t>
-      </w:r>
-      <w:r>
-        <w:t xml:space="preserve">(đang "Cần sửa":</w:t>
-      </w:r>
-      <w:r>
-        <w:t xml:space="preserve"> </w:t>
-      </w:r>
-      <w:r>
-        <w:rPr>
-          <w:b/>
-          <w:bCs/>
-        </w:rPr>
-        <w:t xml:space="preserve">Nộp bản sửa</w:t>
-      </w:r>
-      <w:r>
-        <w:t xml:space="preserve">). Bài ít hơn số từ tối thiểu thì hệ thống hỏi lại ("Viết tiếp" / "Vẫn nộp"). Nộp xong ô soạn chuyển sang chỉ đọc kèm giờ nộp; nộp sau hạn (khi bài cho phép) được ghi là</w:t>
-      </w:r>
-      <w:r>
-        <w:t xml:space="preserve"> </w:t>
-      </w:r>
-      <w:r>
-        <w:rPr>
-          <w:b/>
-          <w:bCs/>
-        </w:rPr>
-        <w:t xml:space="preserve">nộp muộn</w:t>
-      </w:r>
-      <w:r>
-        <w:t xml:space="preserve">.</w:t>
-      </w:r>
-    </w:p>
-    <w:p>
-      <w:pPr>
-        <w:pStyle w:val="Compact"/>
-        <w:numPr>
-          <w:ilvl w:val="0"/>
-          <w:numId w:val="1006"/>
-        </w:numPr>
-      </w:pPr>
-      <w:r>
-        <w:rPr>
-          <w:b/>
-          <w:bCs/>
-        </w:rPr>
-        <w:t xml:space="preserve">Đồng hồ đếm ngược</w:t>
-      </w:r>
-      <w:r>
-        <w:t xml:space="preserve"> </w:t>
-      </w:r>
-      <w:r>
-        <w:t xml:space="preserve">theo giờ máy chủ (tự đồng bộ 5 phút một lần). Quá hạn mà bài không cho nộp muộn, hoặc bài đã đóng, thì ô soạn khoá lại và ghi lý do.</w:t>
-      </w:r>
-    </w:p>
-    <w:bookmarkEnd w:id="28"/>
-    <w:bookmarkStart w:id="29" w:name="X3b2aee35a6458aa45263b9eff75cd6a1e1138d6"/>
-    <w:p>
-      <w:pPr>
-        <w:pStyle w:val="Heading3"/>
-      </w:pPr>
-      <w:r>
-        <w:t xml:space="preserve">7.4. Đang làm</w:t>
-      </w:r>
-    </w:p>
-    <w:p>
-      <w:pPr>
-        <w:pStyle w:val="FirstParagraph"/>
-      </w:pPr>
-      <w:r>
-        <w:rPr>
-          <w:b/>
-          <w:bCs/>
-        </w:rPr>
-        <w:t xml:space="preserve">Xem kết quả chi tiết</w:t>
-      </w:r>
-      <w:r>
-        <w:t xml:space="preserve"> </w:t>
-      </w:r>
-      <w:r>
-        <w:t xml:space="preserve">(nhận xét trên bài, mã lỗi, so sánh các lần nộp),</w:t>
-      </w:r>
-      <w:r>
-        <w:t xml:space="preserve"> </w:t>
-      </w:r>
-      <w:r>
-        <w:rPr>
-          <w:b/>
-          <w:bCs/>
-        </w:rPr>
-        <w:t xml:space="preserve">kết quả học tập</w:t>
-      </w:r>
-      <w:r>
-        <w:t xml:space="preserve"> </w:t>
-      </w:r>
-      <w:r>
-        <w:t xml:space="preserve">và</w:t>
-      </w:r>
-      <w:r>
-        <w:t xml:space="preserve"> </w:t>
-      </w:r>
-      <w:r>
-        <w:rPr>
-          <w:b/>
-          <w:bCs/>
-        </w:rPr>
-        <w:t xml:space="preserve">trao đổi</w:t>
-      </w:r>
-      <w:r>
-        <w:t xml:space="preserve"> </w:t>
-      </w:r>
-      <w:r>
-        <w:t xml:space="preserve">sẽ có ở các bước tiếp theo.</w:t>
-      </w:r>
-    </w:p>
-    <w:p>
-      <w:r>
-        <w:pict>
-          <v:rect style="width:0;height:1.5pt" o:hralign="center" o:hrstd="t" o:hr="t"/>
-        </w:pict>
-      </w:r>
-    </w:p>
-    <w:bookmarkEnd w:id="29"/>
-    <w:bookmarkEnd w:id="30"/>
-    <w:bookmarkStart w:id="31" w:name="X27a74f3cf0506426a1a76b4e73d04f5d967bbd0"/>
-    <w:p>
-      <w:pPr>
-        <w:pStyle w:val="Heading2"/>
-      </w:pPr>
-      <w:r>
-        <w:t xml:space="preserve">8. Kịch bản demo gợi ý (~10 phút)</w:t>
-      </w:r>
-    </w:p>
-    <w:p>
-      <w:pPr>
-        <w:pStyle w:val="FirstParagraph"/>
-      </w:pPr>
-      <w:r>
-        <w:t xml:space="preserve">Mở hai trình duyệt (hoặc một cửa sổ ẩn danh): máy A đăng nhập</w:t>
-      </w:r>
-      <w:r>
-        <w:t xml:space="preserve"> </w:t>
-      </w:r>
-      <w:r>
-        <w:rPr>
-          <w:rStyle w:val="VerbatimChar"/>
-        </w:rPr>
-        <w:t xml:space="preserve">gv.demo</w:t>
-      </w:r>
-      <w:r>
-        <w:t xml:space="preserve">, máy B đăng nhập</w:t>
-      </w:r>
-      <w:r>
-        <w:t xml:space="preserve"> </w:t>
-      </w:r>
-      <w:r>
-        <w:rPr>
-          <w:rStyle w:val="VerbatimChar"/>
-        </w:rPr>
-        <w:t xml:space="preserve">DEMO001</w:t>
-      </w:r>
-      <w:r>
-        <w:t xml:space="preserve">.</w:t>
       </w:r>
     </w:p>
     <w:p>
@@ -4929,26 +4765,39 @@
         </w:numPr>
       </w:pPr>
       <w:r>
-        <w:rPr>
-          <w:b/>
-          <w:bCs/>
-        </w:rPr>
-        <w:t xml:space="preserve">Admin</w:t>
-      </w:r>
-      <w:r>
-        <w:t xml:space="preserve"> </w:t>
-      </w:r>
-      <w:r>
-        <w:t xml:space="preserve">(</w:t>
-      </w:r>
-      <w:r>
-        <w:rPr>
-          <w:rStyle w:val="VerbatimChar"/>
-        </w:rPr>
-        <w:t xml:space="preserve">admin</w:t>
-      </w:r>
-      <w:r>
-        <w:t xml:space="preserve">): Tổng quan → Giáo viên → thêm một giáo viên, xem mật khẩu tạm hiện một lần → Nhật ký thấy dòng "Tạo giáo viên".</w:t>
+        <w:t xml:space="preserve">khung đỏ</w:t>
+      </w:r>
+      <w:r>
+        <w:t xml:space="preserve"> </w:t>
+      </w:r>
+      <w:r>
+        <w:rPr>
+          <w:b/>
+          <w:bCs/>
+        </w:rPr>
+        <w:t xml:space="preserve">"Giáo viên yêu cầu sửa …"</w:t>
+      </w:r>
+      <w:r>
+        <w:t xml:space="preserve"> </w:t>
+      </w:r>
+      <w:r>
+        <w:t xml:space="preserve">kèm hạn sửa, lời nhắn và nút</w:t>
+      </w:r>
+      <w:r>
+        <w:t xml:space="preserve"> </w:t>
+      </w:r>
+      <w:r>
+        <w:rPr>
+          <w:b/>
+          <w:bCs/>
+        </w:rPr>
+        <w:t xml:space="preserve">Sửa bài</w:t>
+      </w:r>
+      <w:r>
+        <w:t xml:space="preserve"> </w:t>
+      </w:r>
+      <w:r>
+        <w:t xml:space="preserve">(nếu có);</w:t>
       </w:r>
     </w:p>
     <w:p>
@@ -4960,32 +4809,49 @@
         </w:numPr>
       </w:pPr>
       <w:r>
-        <w:rPr>
-          <w:b/>
-          <w:bCs/>
-        </w:rPr>
-        <w:t xml:space="preserve">Giáo viên</w:t>
-      </w:r>
-      <w:r>
-        <w:t xml:space="preserve"> </w:t>
-      </w:r>
-      <w:r>
-        <w:t xml:space="preserve">(máy A): Lớp học → mở</w:t>
-      </w:r>
-      <w:r>
-        <w:t xml:space="preserve"> </w:t>
-      </w:r>
-      <w:r>
-        <w:rPr>
-          <w:rStyle w:val="VerbatimChar"/>
-        </w:rPr>
-        <w:t xml:space="preserve">DEMO-A</w:t>
-      </w:r>
-      <w:r>
-        <w:t xml:space="preserve"> </w:t>
-      </w:r>
-      <w:r>
-        <w:t xml:space="preserve">→ Import file mẫu đã điền vài sinh viên → xem kết quả, tải file tài khoản.</w:t>
+        <w:t xml:space="preserve">từng phần trong một tab: trạng thái, loại đề, số từ tối thiểu, thời gian gợi ý, hạn nộp / hạn sửa, đề bài + hình,</w:t>
+      </w:r>
+      <w:r>
+        <w:t xml:space="preserve"> </w:t>
+      </w:r>
+      <w:r>
+        <w:rPr>
+          <w:b/>
+          <w:bCs/>
+        </w:rPr>
+        <w:t xml:space="preserve">tiêu chí chấm</w:t>
+      </w:r>
+      <w:r>
+        <w:t xml:space="preserve"> </w:t>
+      </w:r>
+      <w:r>
+        <w:t xml:space="preserve">(mở ra xem checklist, mục "Giới hạn điểm" ghi band tối đa); nút</w:t>
+      </w:r>
+      <w:r>
+        <w:t xml:space="preserve"> </w:t>
+      </w:r>
+      <w:r>
+        <w:rPr>
+          <w:b/>
+          <w:bCs/>
+        </w:rPr>
+        <w:t xml:space="preserve">Làm bài / Viết tiếp / Sửa bài</w:t>
+      </w:r>
+      <w:r>
+        <w:t xml:space="preserve">, hoặc</w:t>
+      </w:r>
+      <w:r>
+        <w:t xml:space="preserve"> </w:t>
+      </w:r>
+      <w:r>
+        <w:rPr>
+          <w:b/>
+          <w:bCs/>
+        </w:rPr>
+        <w:t xml:space="preserve">Xem bài đã nộp</w:t>
+      </w:r>
+      <w:r>
+        <w:t xml:space="preserve">;</w:t>
       </w:r>
     </w:p>
     <w:p>
@@ -4997,79 +4863,17 @@
         </w:numPr>
       </w:pPr>
       <w:r>
-        <w:t xml:space="preserve">Bài tập → mở</w:t>
-      </w:r>
-      <w:r>
-        <w:t xml:space="preserve"> </w:t>
-      </w:r>
-      <w:r>
-        <w:rPr>
-          <w:b/>
-          <w:bCs/>
-        </w:rPr>
-        <w:t xml:space="preserve">"Tuần 2"</w:t>
-      </w:r>
-      <w:r>
-        <w:t xml:space="preserve"> </w:t>
-      </w:r>
-      <w:r>
-        <w:t xml:space="preserve">(nháp) →</w:t>
-      </w:r>
-      <w:r>
-        <w:t xml:space="preserve"> </w:t>
-      </w:r>
-      <w:r>
-        <w:rPr>
-          <w:b/>
-          <w:bCs/>
-        </w:rPr>
-        <w:t xml:space="preserve">Giao bài &amp; phát hành</w:t>
-      </w:r>
-      <w:r>
-        <w:t xml:space="preserve"> </w:t>
-      </w:r>
-      <w:r>
-        <w:t xml:space="preserve">cho lớp</w:t>
-      </w:r>
-      <w:r>
-        <w:t xml:space="preserve"> </w:t>
-      </w:r>
-      <w:r>
-        <w:rPr>
-          <w:rStyle w:val="VerbatimChar"/>
-        </w:rPr>
-        <w:t xml:space="preserve">DEMO-A</w:t>
-      </w:r>
-      <w:r>
-        <w:t xml:space="preserve"> </w:t>
-      </w:r>
-      <w:r>
-        <w:t xml:space="preserve">→ máy B (</w:t>
-      </w:r>
-      <w:r>
-        <w:rPr>
-          <w:rStyle w:val="VerbatimChar"/>
-        </w:rPr>
-        <w:t xml:space="preserve">DEMO001</w:t>
-      </w:r>
-      <w:r>
-        <w:t xml:space="preserve">) thấy</w:t>
-      </w:r>
-      <w:r>
-        <w:t xml:space="preserve"> </w:t>
-      </w:r>
-      <w:r>
-        <w:rPr>
-          <w:b/>
-          <w:bCs/>
-        </w:rPr>
-        <w:t xml:space="preserve">thông báo bật lên ngay</w:t>
-      </w:r>
-      <w:r>
-        <w:t xml:space="preserve"> </w:t>
-      </w:r>
-      <w:r>
-        <w:t xml:space="preserve">và số trên chuông tăng.</w:t>
+        <w:rPr>
+          <w:b/>
+          <w:bCs/>
+        </w:rPr>
+        <w:t xml:space="preserve">Lịch sử nộp</w:t>
+      </w:r>
+      <w:r>
+        <w:t xml:space="preserve"> </w:t>
+      </w:r>
+      <w:r>
+        <w:t xml:space="preserve">của từng phần: mỗi lần nộp, giờ nộp, số từ, nộp muộn, band nếu đã được trả bài (đang chấm thì ghi "Chờ kết quả");</w:t>
       </w:r>
     </w:p>
     <w:p>
@@ -5081,7 +4885,20 @@
         </w:numPr>
       </w:pPr>
       <w:r>
-        <w:t xml:space="preserve">Tắt mạng máy B vài giây (hoặc khởi động lại backend) → thanh vàng "Mất kết nối… đang thử lại" → bật lại → tự kết nối.</w:t>
+        <w:t xml:space="preserve">khung</w:t>
+      </w:r>
+      <w:r>
+        <w:t xml:space="preserve"> </w:t>
+      </w:r>
+      <w:r>
+        <w:rPr>
+          <w:b/>
+          <w:bCs/>
+        </w:rPr>
+        <w:t xml:space="preserve">Kết quả</w:t>
+      </w:r>
+      <w:r>
+        <w:t xml:space="preserve">: band từng phần và band cả bài (chỉ có khi mọi phần đã được trả; Task 2 tính gấp đôi Task 1);</w:t>
       </w:r>
     </w:p>
     <w:p>
@@ -5093,22 +4910,30 @@
         </w:numPr>
       </w:pPr>
       <w:r>
-        <w:t xml:space="preserve">Đăng nhập</w:t>
-      </w:r>
-      <w:r>
-        <w:t xml:space="preserve"> </w:t>
-      </w:r>
-      <w:r>
-        <w:rPr>
-          <w:rStyle w:val="VerbatimChar"/>
-        </w:rPr>
-        <w:t xml:space="preserve">DEMO001</w:t>
-      </w:r>
-      <w:r>
-        <w:t xml:space="preserve"> </w:t>
-      </w:r>
-      <w:r>
-        <w:t xml:space="preserve">ở trình duyệt thứ ba → máy B hiện "Tài khoản vừa đăng nhập ở nơi khác".</w:t>
+        <w:t xml:space="preserve">khung</w:t>
+      </w:r>
+      <w:r>
+        <w:t xml:space="preserve"> </w:t>
+      </w:r>
+      <w:r>
+        <w:rPr>
+          <w:b/>
+          <w:bCs/>
+        </w:rPr>
+        <w:t xml:space="preserve">Thời gian &amp; quy định</w:t>
+      </w:r>
+      <w:r>
+        <w:t xml:space="preserve">: hạn nộp, có cho nộp muộn không, số lần yêu cầu sửa tối đa.</w:t>
+      </w:r>
+    </w:p>
+    <w:bookmarkEnd w:id="28"/>
+    <w:bookmarkStart w:id="29" w:name="Xcdbbb1fe94ded6e0db335b0616309f1ec0255e9"/>
+    <w:p>
+      <w:pPr>
+        <w:pStyle w:val="Heading3"/>
+      </w:pPr>
+      <w:r>
+        <w:t xml:space="preserve">7.3. Làm bài và nộp bài</w:t>
       </w:r>
     </w:p>
     <w:p>
@@ -5116,43 +4941,322 @@
         <w:pStyle w:val="FirstParagraph"/>
       </w:pPr>
       <w:r>
-        <w:t xml:space="preserve">Muốn làm lại từ đầu: xoá dữ liệu (Docker:</w:t>
-      </w:r>
-      <w:r>
-        <w:t xml:space="preserve"> </w:t>
-      </w:r>
-      <w:r>
-        <w:rPr>
-          <w:rStyle w:val="VerbatimChar"/>
-        </w:rPr>
-        <w:t xml:space="preserve">docker compose down -v</w:t>
-      </w:r>
-      <w:r>
-        <w:t xml:space="preserve">; trên máy: xoá và tạo lại DB</w:t>
-      </w:r>
-      <w:r>
-        <w:t xml:space="preserve"> </w:t>
-      </w:r>
-      <w:r>
-        <w:rPr>
-          <w:rStyle w:val="VerbatimChar"/>
-        </w:rPr>
-        <w:t xml:space="preserve">ielts</w:t>
-      </w:r>
-      <w:r>
-        <w:t xml:space="preserve">) rồi khởi động lại với profile</w:t>
-      </w:r>
-      <w:r>
-        <w:t xml:space="preserve"> </w:t>
-      </w:r>
-      <w:r>
-        <w:rPr>
-          <w:rStyle w:val="VerbatimChar"/>
-        </w:rPr>
-        <w:t xml:space="preserve">demo</w:t>
+        <w:t xml:space="preserve">Bấm</w:t>
+      </w:r>
+      <w:r>
+        <w:t xml:space="preserve"> </w:t>
+      </w:r>
+      <w:r>
+        <w:rPr>
+          <w:b/>
+          <w:bCs/>
+        </w:rPr>
+        <w:t xml:space="preserve">Làm bài / Viết tiếp / Sửa bài</w:t>
+      </w:r>
+      <w:r>
+        <w:t xml:space="preserve"> </w:t>
+      </w:r>
+      <w:r>
+        <w:t xml:space="preserve">để mở màn làm bài toàn màn hình. Bài nhiều phần thì chọn phần ở hàng tab trên cùng (tab ghi trạng thái từng phần).</w:t>
+      </w:r>
+    </w:p>
+    <w:p>
+      <w:pPr>
+        <w:pStyle w:val="Compact"/>
+        <w:numPr>
+          <w:ilvl w:val="0"/>
+          <w:numId w:val="1008"/>
+        </w:numPr>
+      </w:pPr>
+      <w:r>
+        <w:rPr>
+          <w:b/>
+          <w:bCs/>
+        </w:rPr>
+        <w:t xml:space="preserve">Bên trái</w:t>
+      </w:r>
+      <w:r>
+        <w:t xml:space="preserve"> </w:t>
+      </w:r>
+      <w:r>
+        <w:t xml:space="preserve">là đề bài (trên điện thoại: bấm</w:t>
+      </w:r>
+      <w:r>
+        <w:t xml:space="preserve"> </w:t>
+      </w:r>
+      <w:r>
+        <w:rPr>
+          <w:b/>
+          <w:bCs/>
+        </w:rPr>
+        <w:t xml:space="preserve">Xem đề bài</w:t>
+      </w:r>
+      <w:r>
+        <w:t xml:space="preserve"> </w:t>
+      </w:r>
+      <w:r>
+        <w:t xml:space="preserve">để mở),</w:t>
+      </w:r>
+      <w:r>
+        <w:t xml:space="preserve"> </w:t>
+      </w:r>
+      <w:r>
+        <w:rPr>
+          <w:b/>
+          <w:bCs/>
+        </w:rPr>
+        <w:t xml:space="preserve">bên phải</w:t>
+      </w:r>
+      <w:r>
+        <w:t xml:space="preserve"> </w:t>
+      </w:r>
+      <w:r>
+        <w:t xml:space="preserve">là ô soạn. Số từ đếm ngay khi gõ (cùng cách đếm với máy chủ): màu cam khi chưa đủ tối thiểu, xanh khi đủ.</w:t>
+      </w:r>
+    </w:p>
+    <w:p>
+      <w:pPr>
+        <w:pStyle w:val="Compact"/>
+        <w:numPr>
+          <w:ilvl w:val="0"/>
+          <w:numId w:val="1008"/>
+        </w:numPr>
+      </w:pPr>
+      <w:r>
+        <w:rPr>
+          <w:b/>
+          <w:bCs/>
+        </w:rPr>
+        <w:t xml:space="preserve">Tự lưu nháp</w:t>
+      </w:r>
+      <w:r>
+        <w:t xml:space="preserve">: ngừng gõ 3 giây, chuyển sang tab khác hoặc đổi phần là bài được lưu; dòng trạng thái ghi "Chưa lưu" → "Đang lưu…" → "Đã lưu lúc hh:mm". Lưu lỗi thì bấm "Lỗi lưu – thử lại". Đóng trang khi còn thay đổi chưa lưu, trình duyệt sẽ hỏi lại.</w:t>
+      </w:r>
+    </w:p>
+    <w:p>
+      <w:pPr>
+        <w:pStyle w:val="Compact"/>
+        <w:numPr>
+          <w:ilvl w:val="0"/>
+          <w:numId w:val="1008"/>
+        </w:numPr>
+      </w:pPr>
+      <w:r>
+        <w:rPr>
+          <w:b/>
+          <w:bCs/>
+        </w:rPr>
+        <w:t xml:space="preserve">Mất mạng khi đang viết</w:t>
+      </w:r>
+      <w:r>
+        <w:t xml:space="preserve">: cứ viết tiếp, bài được giữ trên trình duyệt; dòng trạng thái ghi "Ngoại tuyến – đã lưu trên máy" và nút nộp tạm khoá ("Cần có mạng để nộp bài"). Có mạng lại, bài tự gửi lên máy chủ. Lỡ đóng trang khi chưa gửi được, mở lại màn làm bài trên</w:t>
+      </w:r>
+      <w:r>
+        <w:t xml:space="preserve"> </w:t>
+      </w:r>
+      <w:r>
+        <w:rPr>
+          <w:b/>
+          <w:bCs/>
+        </w:rPr>
+        <w:t xml:space="preserve">cùng trình duyệt</w:t>
+      </w:r>
+      <w:r>
+        <w:t xml:space="preserve"> </w:t>
+      </w:r>
+      <w:r>
+        <w:t xml:space="preserve">thì bài được khôi phục (nếu trong lúc đó bài đã được sửa ở nơi khác, hệ thống hỏi chọn bản).</w:t>
+      </w:r>
+    </w:p>
+    <w:p>
+      <w:pPr>
+        <w:pStyle w:val="Compact"/>
+        <w:numPr>
+          <w:ilvl w:val="0"/>
+          <w:numId w:val="1008"/>
+        </w:numPr>
+      </w:pPr>
+      <w:r>
+        <w:rPr>
+          <w:b/>
+          <w:bCs/>
+        </w:rPr>
+        <w:t xml:space="preserve">Mở cùng bài ở 2 tab / 2 máy</w:t>
+      </w:r>
+      <w:r>
+        <w:t xml:space="preserve">: khi một nơi lưu đè, nơi kia hiện hộp thoại cho xem cả hai bản (kèm số từ) để chọn</w:t>
+      </w:r>
+      <w:r>
+        <w:t xml:space="preserve"> </w:t>
+      </w:r>
+      <w:r>
+        <w:rPr>
+          <w:b/>
+          <w:bCs/>
+        </w:rPr>
+        <w:t xml:space="preserve">Dùng bản trên máy này</w:t>
+      </w:r>
+      <w:r>
+        <w:t xml:space="preserve"> </w:t>
+      </w:r>
+      <w:r>
+        <w:t xml:space="preserve">hoặc</w:t>
+      </w:r>
+      <w:r>
+        <w:t xml:space="preserve"> </w:t>
+      </w:r>
+      <w:r>
+        <w:rPr>
+          <w:b/>
+          <w:bCs/>
+        </w:rPr>
+        <w:t xml:space="preserve">Dùng bản trên máy chủ</w:t>
       </w:r>
       <w:r>
         <w:t xml:space="preserve">.</w:t>
+      </w:r>
+    </w:p>
+    <w:p>
+      <w:pPr>
+        <w:pStyle w:val="Compact"/>
+        <w:numPr>
+          <w:ilvl w:val="0"/>
+          <w:numId w:val="1008"/>
+        </w:numPr>
+      </w:pPr>
+      <w:r>
+        <w:rPr>
+          <w:b/>
+          <w:bCs/>
+        </w:rPr>
+        <w:t xml:space="preserve">Nộp</w:t>
+      </w:r>
+      <w:r>
+        <w:t xml:space="preserve">: bấm</w:t>
+      </w:r>
+      <w:r>
+        <w:t xml:space="preserve"> </w:t>
+      </w:r>
+      <w:r>
+        <w:rPr>
+          <w:b/>
+          <w:bCs/>
+        </w:rPr>
+        <w:t xml:space="preserve">Nộp phần này</w:t>
+      </w:r>
+      <w:r>
+        <w:t xml:space="preserve"> </w:t>
+      </w:r>
+      <w:r>
+        <w:t xml:space="preserve">(đang "Cần sửa":</w:t>
+      </w:r>
+      <w:r>
+        <w:t xml:space="preserve"> </w:t>
+      </w:r>
+      <w:r>
+        <w:rPr>
+          <w:b/>
+          <w:bCs/>
+        </w:rPr>
+        <w:t xml:space="preserve">Nộp bản sửa</w:t>
+      </w:r>
+      <w:r>
+        <w:t xml:space="preserve">). Bài ít hơn số từ tối thiểu thì hệ thống hỏi lại ("Viết tiếp" / "Vẫn nộp"). Nộp xong ô soạn chuyển sang chỉ đọc kèm giờ nộp; nộp sau hạn (khi bài cho phép) được ghi là</w:t>
+      </w:r>
+      <w:r>
+        <w:t xml:space="preserve"> </w:t>
+      </w:r>
+      <w:r>
+        <w:rPr>
+          <w:b/>
+          <w:bCs/>
+        </w:rPr>
+        <w:t xml:space="preserve">nộp muộn</w:t>
+      </w:r>
+      <w:r>
+        <w:t xml:space="preserve">.</w:t>
+      </w:r>
+    </w:p>
+    <w:p>
+      <w:pPr>
+        <w:pStyle w:val="Compact"/>
+        <w:numPr>
+          <w:ilvl w:val="0"/>
+          <w:numId w:val="1008"/>
+        </w:numPr>
+      </w:pPr>
+      <w:r>
+        <w:rPr>
+          <w:b/>
+          <w:bCs/>
+        </w:rPr>
+        <w:t xml:space="preserve">Đồng hồ đếm ngược</w:t>
+      </w:r>
+      <w:r>
+        <w:t xml:space="preserve"> </w:t>
+      </w:r>
+      <w:r>
+        <w:t xml:space="preserve">theo giờ máy chủ (tự đồng bộ 5 phút một lần). Quá hạn mà bài không cho nộp muộn, hoặc bài đã đóng, thì ô soạn khoá lại và ghi lý do.</w:t>
+      </w:r>
+    </w:p>
+    <w:bookmarkEnd w:id="29"/>
+    <w:bookmarkStart w:id="30" w:name="X3b2aee35a6458aa45263b9eff75cd6a1e1138d6"/>
+    <w:p>
+      <w:pPr>
+        <w:pStyle w:val="Heading3"/>
+      </w:pPr>
+      <w:r>
+        <w:t xml:space="preserve">7.4. Đang làm</w:t>
+      </w:r>
+    </w:p>
+    <w:p>
+      <w:pPr>
+        <w:pStyle w:val="FirstParagraph"/>
+      </w:pPr>
+      <w:r>
+        <w:rPr>
+          <w:b/>
+          <w:bCs/>
+        </w:rPr>
+        <w:t xml:space="preserve">Xem kết quả chi tiết</w:t>
+      </w:r>
+      <w:r>
+        <w:t xml:space="preserve"> </w:t>
+      </w:r>
+      <w:r>
+        <w:t xml:space="preserve">(nhận xét trên bài, mã lỗi, so sánh các lần nộp),</w:t>
+      </w:r>
+      <w:r>
+        <w:t xml:space="preserve"> </w:t>
+      </w:r>
+      <w:r>
+        <w:rPr>
+          <w:b/>
+          <w:bCs/>
+        </w:rPr>
+        <w:t xml:space="preserve">kết quả học tập</w:t>
+      </w:r>
+      <w:r>
+        <w:t xml:space="preserve"> </w:t>
+      </w:r>
+      <w:r>
+        <w:t xml:space="preserve">và</w:t>
+      </w:r>
+      <w:r>
+        <w:t xml:space="preserve"> </w:t>
+      </w:r>
+      <w:r>
+        <w:rPr>
+          <w:b/>
+          <w:bCs/>
+        </w:rPr>
+        <w:t xml:space="preserve">trao đổi</w:t>
+      </w:r>
+      <w:r>
+        <w:t xml:space="preserve"> </w:t>
+      </w:r>
+      <w:r>
+        <w:t xml:space="preserve">sẽ có ở các bước tiếp theo.</w:t>
       </w:r>
     </w:p>
     <w:p>
@@ -5162,8 +5266,293 @@
         </w:pict>
       </w:r>
     </w:p>
+    <w:bookmarkEnd w:id="30"/>
     <w:bookmarkEnd w:id="31"/>
-    <w:bookmarkStart w:id="32" w:name="X2aaa61dde1ecd98f080cbe2f0cfb81c5163d5ab"/>
+    <w:bookmarkStart w:id="32" w:name="X27a74f3cf0506426a1a76b4e73d04f5d967bbd0"/>
+    <w:p>
+      <w:pPr>
+        <w:pStyle w:val="Heading2"/>
+      </w:pPr>
+      <w:r>
+        <w:t xml:space="preserve">8. Kịch bản demo gợi ý (~10 phút)</w:t>
+      </w:r>
+    </w:p>
+    <w:p>
+      <w:pPr>
+        <w:pStyle w:val="FirstParagraph"/>
+      </w:pPr>
+      <w:r>
+        <w:t xml:space="preserve">Mở hai trình duyệt (hoặc một cửa sổ ẩn danh): máy A đăng nhập</w:t>
+      </w:r>
+      <w:r>
+        <w:t xml:space="preserve"> </w:t>
+      </w:r>
+      <w:r>
+        <w:rPr>
+          <w:rStyle w:val="VerbatimChar"/>
+        </w:rPr>
+        <w:t xml:space="preserve">gv.demo</w:t>
+      </w:r>
+      <w:r>
+        <w:t xml:space="preserve">, máy B đăng nhập</w:t>
+      </w:r>
+      <w:r>
+        <w:t xml:space="preserve"> </w:t>
+      </w:r>
+      <w:r>
+        <w:rPr>
+          <w:rStyle w:val="VerbatimChar"/>
+        </w:rPr>
+        <w:t xml:space="preserve">DEMO001</w:t>
+      </w:r>
+      <w:r>
+        <w:t xml:space="preserve">.</w:t>
+      </w:r>
+    </w:p>
+    <w:p>
+      <w:pPr>
+        <w:pStyle w:val="Compact"/>
+        <w:numPr>
+          <w:ilvl w:val="0"/>
+          <w:numId w:val="1009"/>
+        </w:numPr>
+      </w:pPr>
+      <w:r>
+        <w:rPr>
+          <w:b/>
+          <w:bCs/>
+        </w:rPr>
+        <w:t xml:space="preserve">Admin</w:t>
+      </w:r>
+      <w:r>
+        <w:t xml:space="preserve"> </w:t>
+      </w:r>
+      <w:r>
+        <w:t xml:space="preserve">(</w:t>
+      </w:r>
+      <w:r>
+        <w:rPr>
+          <w:rStyle w:val="VerbatimChar"/>
+        </w:rPr>
+        <w:t xml:space="preserve">admin</w:t>
+      </w:r>
+      <w:r>
+        <w:t xml:space="preserve">): Tổng quan → Giáo viên → thêm một giáo viên, xem mật khẩu tạm hiện một lần → Nhật ký thấy dòng "Tạo giáo viên".</w:t>
+      </w:r>
+    </w:p>
+    <w:p>
+      <w:pPr>
+        <w:pStyle w:val="Compact"/>
+        <w:numPr>
+          <w:ilvl w:val="0"/>
+          <w:numId w:val="1009"/>
+        </w:numPr>
+      </w:pPr>
+      <w:r>
+        <w:rPr>
+          <w:b/>
+          <w:bCs/>
+        </w:rPr>
+        <w:t xml:space="preserve">Giáo viên</w:t>
+      </w:r>
+      <w:r>
+        <w:t xml:space="preserve"> </w:t>
+      </w:r>
+      <w:r>
+        <w:t xml:space="preserve">(máy A): Lớp học → mở</w:t>
+      </w:r>
+      <w:r>
+        <w:t xml:space="preserve"> </w:t>
+      </w:r>
+      <w:r>
+        <w:rPr>
+          <w:rStyle w:val="VerbatimChar"/>
+        </w:rPr>
+        <w:t xml:space="preserve">DEMO-A</w:t>
+      </w:r>
+      <w:r>
+        <w:t xml:space="preserve"> </w:t>
+      </w:r>
+      <w:r>
+        <w:t xml:space="preserve">→ Import file mẫu đã điền vài sinh viên → xem kết quả, tải file tài khoản.</w:t>
+      </w:r>
+    </w:p>
+    <w:p>
+      <w:pPr>
+        <w:pStyle w:val="Compact"/>
+        <w:numPr>
+          <w:ilvl w:val="0"/>
+          <w:numId w:val="1009"/>
+        </w:numPr>
+      </w:pPr>
+      <w:r>
+        <w:t xml:space="preserve">Bài tập → mở</w:t>
+      </w:r>
+      <w:r>
+        <w:t xml:space="preserve"> </w:t>
+      </w:r>
+      <w:r>
+        <w:rPr>
+          <w:b/>
+          <w:bCs/>
+        </w:rPr>
+        <w:t xml:space="preserve">"Tuần 2"</w:t>
+      </w:r>
+      <w:r>
+        <w:t xml:space="preserve"> </w:t>
+      </w:r>
+      <w:r>
+        <w:t xml:space="preserve">(nháp) →</w:t>
+      </w:r>
+      <w:r>
+        <w:t xml:space="preserve"> </w:t>
+      </w:r>
+      <w:r>
+        <w:rPr>
+          <w:b/>
+          <w:bCs/>
+        </w:rPr>
+        <w:t xml:space="preserve">Giao bài &amp; phát hành</w:t>
+      </w:r>
+      <w:r>
+        <w:t xml:space="preserve"> </w:t>
+      </w:r>
+      <w:r>
+        <w:t xml:space="preserve">cho lớp</w:t>
+      </w:r>
+      <w:r>
+        <w:t xml:space="preserve"> </w:t>
+      </w:r>
+      <w:r>
+        <w:rPr>
+          <w:rStyle w:val="VerbatimChar"/>
+        </w:rPr>
+        <w:t xml:space="preserve">DEMO-A</w:t>
+      </w:r>
+      <w:r>
+        <w:t xml:space="preserve"> </w:t>
+      </w:r>
+      <w:r>
+        <w:t xml:space="preserve">→ máy B (</w:t>
+      </w:r>
+      <w:r>
+        <w:rPr>
+          <w:rStyle w:val="VerbatimChar"/>
+        </w:rPr>
+        <w:t xml:space="preserve">DEMO001</w:t>
+      </w:r>
+      <w:r>
+        <w:t xml:space="preserve">) thấy</w:t>
+      </w:r>
+      <w:r>
+        <w:t xml:space="preserve"> </w:t>
+      </w:r>
+      <w:r>
+        <w:rPr>
+          <w:b/>
+          <w:bCs/>
+        </w:rPr>
+        <w:t xml:space="preserve">thông báo bật lên ngay</w:t>
+      </w:r>
+      <w:r>
+        <w:t xml:space="preserve"> </w:t>
+      </w:r>
+      <w:r>
+        <w:t xml:space="preserve">và số trên chuông tăng.</w:t>
+      </w:r>
+    </w:p>
+    <w:p>
+      <w:pPr>
+        <w:pStyle w:val="Compact"/>
+        <w:numPr>
+          <w:ilvl w:val="0"/>
+          <w:numId w:val="1009"/>
+        </w:numPr>
+      </w:pPr>
+      <w:r>
+        <w:t xml:space="preserve">Tắt mạng máy B vài giây (hoặc khởi động lại backend) → thanh vàng "Mất kết nối… đang thử lại" → bật lại → tự kết nối.</w:t>
+      </w:r>
+    </w:p>
+    <w:p>
+      <w:pPr>
+        <w:pStyle w:val="Compact"/>
+        <w:numPr>
+          <w:ilvl w:val="0"/>
+          <w:numId w:val="1009"/>
+        </w:numPr>
+      </w:pPr>
+      <w:r>
+        <w:t xml:space="preserve">Đăng nhập</w:t>
+      </w:r>
+      <w:r>
+        <w:t xml:space="preserve"> </w:t>
+      </w:r>
+      <w:r>
+        <w:rPr>
+          <w:rStyle w:val="VerbatimChar"/>
+        </w:rPr>
+        <w:t xml:space="preserve">DEMO001</w:t>
+      </w:r>
+      <w:r>
+        <w:t xml:space="preserve"> </w:t>
+      </w:r>
+      <w:r>
+        <w:t xml:space="preserve">ở trình duyệt thứ ba → máy B hiện "Tài khoản vừa đăng nhập ở nơi khác".</w:t>
+      </w:r>
+    </w:p>
+    <w:p>
+      <w:pPr>
+        <w:pStyle w:val="FirstParagraph"/>
+      </w:pPr>
+      <w:r>
+        <w:t xml:space="preserve">Muốn làm lại từ đầu: xoá dữ liệu (Docker:</w:t>
+      </w:r>
+      <w:r>
+        <w:t xml:space="preserve"> </w:t>
+      </w:r>
+      <w:r>
+        <w:rPr>
+          <w:rStyle w:val="VerbatimChar"/>
+        </w:rPr>
+        <w:t xml:space="preserve">docker compose down -v</w:t>
+      </w:r>
+      <w:r>
+        <w:t xml:space="preserve">; trên máy: xoá và tạo lại DB</w:t>
+      </w:r>
+      <w:r>
+        <w:t xml:space="preserve"> </w:t>
+      </w:r>
+      <w:r>
+        <w:rPr>
+          <w:rStyle w:val="VerbatimChar"/>
+        </w:rPr>
+        <w:t xml:space="preserve">ielts</w:t>
+      </w:r>
+      <w:r>
+        <w:t xml:space="preserve">) rồi khởi động lại với profile</w:t>
+      </w:r>
+      <w:r>
+        <w:t xml:space="preserve"> </w:t>
+      </w:r>
+      <w:r>
+        <w:rPr>
+          <w:rStyle w:val="VerbatimChar"/>
+        </w:rPr>
+        <w:t xml:space="preserve">demo</w:t>
+      </w:r>
+      <w:r>
+        <w:t xml:space="preserve">.</w:t>
+      </w:r>
+    </w:p>
+    <w:p>
+      <w:r>
+        <w:pict>
+          <v:rect style="width:0;height:1.5pt" o:hralign="center" o:hrstd="t" o:hr="t"/>
+        </w:pict>
+      </w:r>
+    </w:p>
+    <w:bookmarkEnd w:id="32"/>
+    <w:bookmarkStart w:id="33" w:name="X2aaa61dde1ecd98f080cbe2f0cfb81c5163d5ab"/>
     <w:p>
       <w:pPr>
         <w:pStyle w:val="Heading2"/>
@@ -5514,8 +5903,8 @@
         </w:tc>
       </w:tr>
     </w:tbl>
-    <w:bookmarkEnd w:id="32"/>
     <w:bookmarkEnd w:id="33"/>
+    <w:bookmarkEnd w:id="34"/>
     <w:sectPr>
       <w:footnotePr>
         <w:numRestart w:val="eachSect"/>
@@ -5857,12 +6246,45 @@
     <w:abstractNumId w:val="991"/>
   </w:num>
   <w:num w:numId="1005">
-    <w:abstractNumId w:val="991"/>
+    <w:abstractNumId w:val="99411"/>
+    <w:lvlOverride w:ilvl="0">
+      <w:startOverride w:val="1"/>
+    </w:lvlOverride>
+    <w:lvlOverride w:ilvl="1">
+      <w:startOverride w:val="1"/>
+    </w:lvlOverride>
+    <w:lvlOverride w:ilvl="2">
+      <w:startOverride w:val="1"/>
+    </w:lvlOverride>
+    <w:lvlOverride w:ilvl="3">
+      <w:startOverride w:val="1"/>
+    </w:lvlOverride>
+    <w:lvlOverride w:ilvl="4">
+      <w:startOverride w:val="1"/>
+    </w:lvlOverride>
+    <w:lvlOverride w:ilvl="5">
+      <w:startOverride w:val="1"/>
+    </w:lvlOverride>
+    <w:lvlOverride w:ilvl="6">
+      <w:startOverride w:val="1"/>
+    </w:lvlOverride>
+    <w:lvlOverride w:ilvl="7">
+      <w:startOverride w:val="1"/>
+    </w:lvlOverride>
+    <w:lvlOverride w:ilvl="8">
+      <w:startOverride w:val="1"/>
+    </w:lvlOverride>
   </w:num>
   <w:num w:numId="1006">
     <w:abstractNumId w:val="991"/>
   </w:num>
   <w:num w:numId="1007">
+    <w:abstractNumId w:val="991"/>
+  </w:num>
+  <w:num w:numId="1008">
+    <w:abstractNumId w:val="991"/>
+  </w:num>
+  <w:num w:numId="1009">
     <w:abstractNumId w:val="99411"/>
     <w:lvlOverride w:ilvl="0">
       <w:startOverride w:val="1"/>

--- a/docx/10-huong-dan-su-dung.docx
+++ b/docx/10-huong-dan-su-dung.docx
@@ -28,7 +28,7 @@
         </w:p>
       </w:sdtContent>
     </w:sdt>
-    <w:bookmarkStart w:id="34" w:name="X62b689528c743ccb8c3229542497059f4aa59b0"/>
+    <w:bookmarkStart w:id="35" w:name="X62b689528c743ccb8c3229542497059f4aa59b0"/>
     <w:p>
       <w:pPr>
         <w:pStyle w:val="Heading1"/>
@@ -223,7 +223,7 @@
               <w:pStyle w:val="Compact"/>
             </w:pPr>
             <w:r>
-              <w:t xml:space="preserve">Giáo viên: chấm bài (hàng đợi, chấm theo tiêu chí, trả bài, yêu cầu sửa)</w:t>
+              <w:t xml:space="preserve">Giáo viên: chấm bài (hàng đợi, chấm theo tiêu chí, đánh dấu trên bài kiểu Word, nhận xét mẫu, thống kê lỗi, trả bài, yêu cầu sửa, so sánh 2 lần nộp)</w:t>
             </w:r>
           </w:p>
         </w:tc>
@@ -244,9 +244,6 @@
             <w:pPr>
               <w:pStyle w:val="Compact"/>
             </w:pPr>
-            <w:r>
-              <w:t xml:space="preserve">Nhận xét inline, ngân hàng nhận xét, so sánh 2 lần nộp: bước tiếp theo</w:t>
-            </w:r>
           </w:p>
         </w:tc>
       </w:tr>
@@ -293,7 +290,7 @@
               <w:pStyle w:val="Compact"/>
             </w:pPr>
             <w:r>
-              <w:t xml:space="preserve">Sinh viên: bài được giao, chi tiết bài, lịch sử nộp, làm bài (cả khi mất mạng), nộp bài</w:t>
+              <w:t xml:space="preserve">Sinh viên: bài được giao, chi tiết bài, lịch sử nộp, làm bài (cả khi mất mạng), nộp bài, kết quả từng phần + so sánh các lần nộp</w:t>
             </w:r>
           </w:p>
         </w:tc>
@@ -325,7 +322,7 @@
               <w:pStyle w:val="Compact"/>
             </w:pPr>
             <w:r>
-              <w:t xml:space="preserve">Sinh viên: xem kết quả chi tiết, kết quả học tập, trao đổi</w:t>
+              <w:t xml:space="preserve">Sinh viên: kết quả học tập, trao đổi</w:t>
             </w:r>
           </w:p>
         </w:tc>
@@ -4391,6 +4388,358 @@
         </w:numPr>
       </w:pPr>
       <w:r>
+        <w:rPr>
+          <w:b/>
+          <w:bCs/>
+        </w:rPr>
+        <w:t xml:space="preserve">Đánh dấu trên bài</w:t>
+      </w:r>
+      <w:r>
+        <w:t xml:space="preserve"> </w:t>
+      </w:r>
+      <w:r>
+        <w:t xml:space="preserve">(giống Word đã chấm):</w:t>
+      </w:r>
+      <w:r>
+        <w:t xml:space="preserve"> </w:t>
+      </w:r>
+      <w:r>
+        <w:rPr>
+          <w:b/>
+          <w:bCs/>
+        </w:rPr>
+        <w:t xml:space="preserve">bôi đen</w:t>
+      </w:r>
+      <w:r>
+        <w:t xml:space="preserve"> </w:t>
+      </w:r>
+      <w:r>
+        <w:t xml:space="preserve">chữ trong bài → thanh công cụ</w:t>
+      </w:r>
+      <w:r>
+        <w:t xml:space="preserve"> </w:t>
+      </w:r>
+      <w:r>
+        <w:rPr>
+          <w:b/>
+          <w:bCs/>
+        </w:rPr>
+        <w:t xml:space="preserve">Lỗi · Đánh dấu · Tốt · Nhận xét · Sửa thành… · Xoá · Thêm chữ</w:t>
+      </w:r>
+      <w:r>
+        <w:t xml:space="preserve">.</w:t>
+      </w:r>
+    </w:p>
+    <w:p>
+      <w:pPr>
+        <w:pStyle w:val="Compact"/>
+        <w:numPr>
+          <w:ilvl w:val="2"/>
+          <w:numId w:val="1007"/>
+        </w:numPr>
+      </w:pPr>
+      <w:r>
+        <w:rPr>
+          <w:i/>
+          <w:iCs/>
+        </w:rPr>
+        <w:t xml:space="preserve">Lỗi</w:t>
+      </w:r>
+      <w:r>
+        <w:t xml:space="preserve">: chọn 1 trong 7 nhóm (Ngữ pháp, Chính tả, Từ vựng, Collocation, Liên kết, Dấu câu, Khác) hoặc mã IELTS chi tiết (VT, SV, ART…), tuỳ chọn tiêu chí, nhận xét, cách sửa → chữ được</w:t>
+      </w:r>
+      <w:r>
+        <w:t xml:space="preserve"> </w:t>
+      </w:r>
+      <w:r>
+        <w:rPr>
+          <w:b/>
+          <w:bCs/>
+        </w:rPr>
+        <w:t xml:space="preserve">gạch chân gợn sóng</w:t>
+      </w:r>
+      <w:r>
+        <w:t xml:space="preserve"> </w:t>
+      </w:r>
+      <w:r>
+        <w:t xml:space="preserve">màu theo nhóm lỗi.</w:t>
+      </w:r>
+    </w:p>
+    <w:p>
+      <w:pPr>
+        <w:pStyle w:val="Compact"/>
+        <w:numPr>
+          <w:ilvl w:val="2"/>
+          <w:numId w:val="1007"/>
+        </w:numPr>
+      </w:pPr>
+      <w:r>
+        <w:rPr>
+          <w:i/>
+          <w:iCs/>
+        </w:rPr>
+        <w:t xml:space="preserve">Đánh dấu</w:t>
+      </w:r>
+      <w:r>
+        <w:t xml:space="preserve"> </w:t>
+      </w:r>
+      <w:r>
+        <w:t xml:space="preserve">→ nền vàng;</w:t>
+      </w:r>
+      <w:r>
+        <w:t xml:space="preserve"> </w:t>
+      </w:r>
+      <w:r>
+        <w:rPr>
+          <w:i/>
+          <w:iCs/>
+        </w:rPr>
+        <w:t xml:space="preserve">Tốt</w:t>
+      </w:r>
+      <w:r>
+        <w:t xml:space="preserve"> </w:t>
+      </w:r>
+      <w:r>
+        <w:t xml:space="preserve">→ nền xanh nhạt;</w:t>
+      </w:r>
+      <w:r>
+        <w:t xml:space="preserve"> </w:t>
+      </w:r>
+      <w:r>
+        <w:rPr>
+          <w:i/>
+          <w:iCs/>
+        </w:rPr>
+        <w:t xml:space="preserve">Nhận xét</w:t>
+      </w:r>
+      <w:r>
+        <w:t xml:space="preserve"> </w:t>
+      </w:r>
+      <w:r>
+        <w:t xml:space="preserve">→ nền xám, nội dung hiện ở</w:t>
+      </w:r>
+      <w:r>
+        <w:t xml:space="preserve"> </w:t>
+      </w:r>
+      <w:r>
+        <w:rPr>
+          <w:b/>
+          <w:bCs/>
+        </w:rPr>
+        <w:t xml:space="preserve">lề phải</w:t>
+      </w:r>
+      <w:r>
+        <w:t xml:space="preserve"> </w:t>
+      </w:r>
+      <w:r>
+        <w:t xml:space="preserve">(bong bóng canh theo dòng).</w:t>
+      </w:r>
+    </w:p>
+    <w:p>
+      <w:pPr>
+        <w:pStyle w:val="Compact"/>
+        <w:numPr>
+          <w:ilvl w:val="2"/>
+          <w:numId w:val="1007"/>
+        </w:numPr>
+      </w:pPr>
+      <w:r>
+        <w:rPr>
+          <w:i/>
+          <w:iCs/>
+        </w:rPr>
+        <w:t xml:space="preserve">Sửa thành…</w:t>
+      </w:r>
+      <w:r>
+        <w:t xml:space="preserve"> </w:t>
+      </w:r>
+      <w:r>
+        <w:t xml:space="preserve">→ chữ cũ gạch ngang đỏ, chữ mới gạch chân đỏ ngay cạnh;</w:t>
+      </w:r>
+      <w:r>
+        <w:t xml:space="preserve"> </w:t>
+      </w:r>
+      <w:r>
+        <w:rPr>
+          <w:i/>
+          <w:iCs/>
+        </w:rPr>
+        <w:t xml:space="preserve">Xoá</w:t>
+      </w:r>
+      <w:r>
+        <w:t xml:space="preserve"> </w:t>
+      </w:r>
+      <w:r>
+        <w:t xml:space="preserve">→ chữ gạch ngang đỏ;</w:t>
+      </w:r>
+      <w:r>
+        <w:t xml:space="preserve"> </w:t>
+      </w:r>
+      <w:r>
+        <w:rPr>
+          <w:i/>
+          <w:iCs/>
+        </w:rPr>
+        <w:t xml:space="preserve">Thêm chữ</w:t>
+      </w:r>
+      <w:r>
+        <w:t xml:space="preserve"> </w:t>
+      </w:r>
+      <w:r>
+        <w:t xml:space="preserve">→ chữ đỏ gạch chân chèn sau đoạn đã chọn.</w:t>
+      </w:r>
+      <w:r>
+        <w:t xml:space="preserve"> </w:t>
+      </w:r>
+      <w:r>
+        <w:rPr>
+          <w:b/>
+          <w:bCs/>
+        </w:rPr>
+        <w:t xml:space="preserve">Bài gốc của sinh viên không bị đổi</w:t>
+      </w:r>
+      <w:r>
+        <w:t xml:space="preserve">, đây chỉ là lớp hiển thị.</w:t>
+      </w:r>
+    </w:p>
+    <w:p>
+      <w:pPr>
+        <w:pStyle w:val="Compact"/>
+        <w:numPr>
+          <w:ilvl w:val="2"/>
+          <w:numId w:val="1007"/>
+        </w:numPr>
+      </w:pPr>
+      <w:r>
+        <w:t xml:space="preserve">Nhiều kiểu được chồng lên cùng một đoạn. Lề trái có</w:t>
+      </w:r>
+      <w:r>
+        <w:t xml:space="preserve"> </w:t>
+      </w:r>
+      <w:r>
+        <w:rPr>
+          <w:b/>
+          <w:bCs/>
+        </w:rPr>
+        <w:t xml:space="preserve">thanh dọc</w:t>
+      </w:r>
+      <w:r>
+        <w:t xml:space="preserve"> </w:t>
+      </w:r>
+      <w:r>
+        <w:t xml:space="preserve">ở các dòng có đánh dấu. Hàng</w:t>
+      </w:r>
+      <w:r>
+        <w:t xml:space="preserve"> </w:t>
+      </w:r>
+      <w:r>
+        <w:rPr>
+          <w:b/>
+          <w:bCs/>
+        </w:rPr>
+        <w:t xml:space="preserve">Hiện:</w:t>
+      </w:r>
+      <w:r>
+        <w:t xml:space="preserve"> </w:t>
+      </w:r>
+      <w:r>
+        <w:t xml:space="preserve">bật / tắt từng lớp (Tô màu, Sửa, Lỗi, Nhận xét).</w:t>
+      </w:r>
+    </w:p>
+    <w:p>
+      <w:pPr>
+        <w:pStyle w:val="Compact"/>
+        <w:numPr>
+          <w:ilvl w:val="2"/>
+          <w:numId w:val="1007"/>
+        </w:numPr>
+      </w:pPr>
+      <w:r>
+        <w:t xml:space="preserve">Bấm vào đoạn đã đánh dấu (hoặc bong bóng ở lề) → thẻ chi tiết với</w:t>
+      </w:r>
+      <w:r>
+        <w:t xml:space="preserve"> </w:t>
+      </w:r>
+      <w:r>
+        <w:rPr>
+          <w:b/>
+          <w:bCs/>
+        </w:rPr>
+        <w:t xml:space="preserve">Sửa / Xoá</w:t>
+      </w:r>
+      <w:r>
+        <w:t xml:space="preserve">. Ô nhận xét có nút</w:t>
+      </w:r>
+      <w:r>
+        <w:t xml:space="preserve"> </w:t>
+      </w:r>
+      <w:r>
+        <w:rPr>
+          <w:b/>
+          <w:bCs/>
+        </w:rPr>
+        <w:t xml:space="preserve">Nhận xét mẫu</w:t>
+      </w:r>
+      <w:r>
+        <w:t xml:space="preserve"> </w:t>
+      </w:r>
+      <w:r>
+        <w:t xml:space="preserve">để chèn nhận xét hay dùng hoặc lưu nhận xét đang viết.</w:t>
+      </w:r>
+    </w:p>
+    <w:p>
+      <w:pPr>
+        <w:pStyle w:val="Compact"/>
+        <w:numPr>
+          <w:ilvl w:val="2"/>
+          <w:numId w:val="1007"/>
+        </w:numPr>
+      </w:pPr>
+      <w:r>
+        <w:t xml:space="preserve">Tab</w:t>
+      </w:r>
+      <w:r>
+        <w:t xml:space="preserve"> </w:t>
+      </w:r>
+      <w:r>
+        <w:rPr>
+          <w:b/>
+          <w:bCs/>
+        </w:rPr>
+        <w:t xml:space="preserve">Đánh dấu (N)</w:t>
+      </w:r>
+      <w:r>
+        <w:t xml:space="preserve"> </w:t>
+      </w:r>
+      <w:r>
+        <w:t xml:space="preserve">ở bảng bên phải:</w:t>
+      </w:r>
+      <w:r>
+        <w:t xml:space="preserve"> </w:t>
+      </w:r>
+      <w:r>
+        <w:rPr>
+          <w:b/>
+          <w:bCs/>
+        </w:rPr>
+        <w:t xml:space="preserve">thống kê số lỗi</w:t>
+      </w:r>
+      <w:r>
+        <w:t xml:space="preserve"> </w:t>
+      </w:r>
+      <w:r>
+        <w:t xml:space="preserve">theo nhóm và theo tiêu chí, danh sách mọi đánh dấu — bấm một mục để cuộn tới đoạn đó trên bài. Đánh dấu tự lưu cùng kết quả chấm.</w:t>
+      </w:r>
+    </w:p>
+    <w:p>
+      <w:pPr>
+        <w:pStyle w:val="Compact"/>
+        <w:numPr>
+          <w:ilvl w:val="1"/>
+          <w:numId w:val="1006"/>
+        </w:numPr>
+      </w:pPr>
+      <w:r>
         <w:t xml:space="preserve">Trả bài / yêu cầu sửa xong, màn tự chuyển sang</w:t>
       </w:r>
       <w:r>
@@ -4440,6 +4789,108 @@
       </w:r>
       <w:r>
         <w:t xml:space="preserve">để xem lại các lần nộp cũ (chỉ xem).</w:t>
+      </w:r>
+    </w:p>
+    <w:p>
+      <w:pPr>
+        <w:pStyle w:val="Compact"/>
+        <w:numPr>
+          <w:ilvl w:val="1"/>
+          <w:numId w:val="1006"/>
+        </w:numPr>
+      </w:pPr>
+      <w:r>
+        <w:rPr>
+          <w:b/>
+          <w:bCs/>
+        </w:rPr>
+        <w:t xml:space="preserve">So sánh với lần trước</w:t>
+      </w:r>
+      <w:r>
+        <w:t xml:space="preserve"> </w:t>
+      </w:r>
+      <w:r>
+        <w:t xml:space="preserve">(hiện khi bài đã nộp lại): nút ở trên bài làm. Chọn lần cũ cần so; xem kiểu</w:t>
+      </w:r>
+      <w:r>
+        <w:t xml:space="preserve"> </w:t>
+      </w:r>
+      <w:r>
+        <w:rPr>
+          <w:b/>
+          <w:bCs/>
+        </w:rPr>
+        <w:t xml:space="preserve">Gộp</w:t>
+      </w:r>
+      <w:r>
+        <w:t xml:space="preserve"> </w:t>
+      </w:r>
+      <w:r>
+        <w:t xml:space="preserve">(chữ bị bỏ gạch ngang nền đỏ, chữ thêm nền xanh) hoặc</w:t>
+      </w:r>
+      <w:r>
+        <w:t xml:space="preserve"> </w:t>
+      </w:r>
+      <w:r>
+        <w:rPr>
+          <w:b/>
+          <w:bCs/>
+        </w:rPr>
+        <w:t xml:space="preserve">Song song</w:t>
+      </w:r>
+      <w:r>
+        <w:t xml:space="preserve"> </w:t>
+      </w:r>
+      <w:r>
+        <w:t xml:space="preserve">(bài cũ | bài mới). Bên dưới là</w:t>
+      </w:r>
+      <w:r>
+        <w:t xml:space="preserve"> </w:t>
+      </w:r>
+      <w:r>
+        <w:rPr>
+          <w:b/>
+          <w:bCs/>
+        </w:rPr>
+        <w:t xml:space="preserve">"Đã sửa X/Y lỗi của lần N"</w:t>
+      </w:r>
+      <w:r>
+        <w:t xml:space="preserve"> </w:t>
+      </w:r>
+      <w:r>
+        <w:t xml:space="preserve">theo nhóm lỗi và theo tiêu chí, rồi từng lỗi của lần cũ với kết quả</w:t>
+      </w:r>
+      <w:r>
+        <w:t xml:space="preserve"> </w:t>
+      </w:r>
+      <w:r>
+        <w:rPr>
+          <w:b/>
+          <w:bCs/>
+        </w:rPr>
+        <w:t xml:space="preserve">tự đoán</w:t>
+      </w:r>
+      <w:r>
+        <w:t xml:space="preserve"> </w:t>
+      </w:r>
+      <w:r>
+        <w:t xml:space="preserve">(Đã sửa / Đổi khác gợi ý / Chưa sửa). Bấm một lỗi → đoạn trích được viền trên bài cũ; đoán sai thì chọn lại, bấm</w:t>
+      </w:r>
+      <w:r>
+        <w:t xml:space="preserve"> </w:t>
+      </w:r>
+      <w:r>
+        <w:rPr>
+          <w:b/>
+          <w:bCs/>
+        </w:rPr>
+        <w:t xml:space="preserve">Về tự đoán</w:t>
+      </w:r>
+      <w:r>
+        <w:t xml:space="preserve"> </w:t>
+      </w:r>
+      <w:r>
+        <w:t xml:space="preserve">để bỏ. Đánh giá lưu ngay, làm được cả sau khi đã trả bài.</w:t>
       </w:r>
     </w:p>
     <w:bookmarkEnd w:id="24"/>
@@ -4457,7 +4908,7 @@
         <w:pStyle w:val="FirstParagraph"/>
       </w:pPr>
       <w:r>
-        <w:t xml:space="preserve">Nhận xét trên bài (bôi đen → mã lỗi, gợi ý sửa), ngân hàng nhận xét, so sánh 2 lần nộp, tiến độ realtime của lớp, thống kê, xuất Excel và trao đổi (chat) đã có ở backend; giao diện sẽ có ở các bước tiếp theo.</w:t>
+        <w:t xml:space="preserve">Tiến độ realtime của lớp, thống kê, xuất Excel và trao đổi (chat) đã có ở backend; giao diện sẽ có ở các bước tiếp theo.</w:t>
       </w:r>
     </w:p>
     <w:p>
@@ -4469,7 +4920,7 @@
     </w:p>
     <w:bookmarkEnd w:id="25"/>
     <w:bookmarkEnd w:id="26"/>
-    <w:bookmarkStart w:id="31" w:name="Xa4980557fe2b16e9ea1555bbc3e255ac8d44acd"/>
+    <w:bookmarkStart w:id="32" w:name="Xa4980557fe2b16e9ea1555bbc3e255ac8d44acd"/>
     <w:p>
       <w:pPr>
         <w:pStyle w:val="Heading2"/>
@@ -4761,7 +5212,7 @@
         <w:pStyle w:val="Compact"/>
         <w:numPr>
           <w:ilvl w:val="0"/>
-          <w:numId w:val="1007"/>
+          <w:numId w:val="1008"/>
         </w:numPr>
       </w:pPr>
       <w:r>
@@ -4798,166 +5249,6 @@
       </w:r>
       <w:r>
         <w:t xml:space="preserve">(nếu có);</w:t>
-      </w:r>
-    </w:p>
-    <w:p>
-      <w:pPr>
-        <w:pStyle w:val="Compact"/>
-        <w:numPr>
-          <w:ilvl w:val="0"/>
-          <w:numId w:val="1007"/>
-        </w:numPr>
-      </w:pPr>
-      <w:r>
-        <w:t xml:space="preserve">từng phần trong một tab: trạng thái, loại đề, số từ tối thiểu, thời gian gợi ý, hạn nộp / hạn sửa, đề bài + hình,</w:t>
-      </w:r>
-      <w:r>
-        <w:t xml:space="preserve"> </w:t>
-      </w:r>
-      <w:r>
-        <w:rPr>
-          <w:b/>
-          <w:bCs/>
-        </w:rPr>
-        <w:t xml:space="preserve">tiêu chí chấm</w:t>
-      </w:r>
-      <w:r>
-        <w:t xml:space="preserve"> </w:t>
-      </w:r>
-      <w:r>
-        <w:t xml:space="preserve">(mở ra xem checklist, mục "Giới hạn điểm" ghi band tối đa); nút</w:t>
-      </w:r>
-      <w:r>
-        <w:t xml:space="preserve"> </w:t>
-      </w:r>
-      <w:r>
-        <w:rPr>
-          <w:b/>
-          <w:bCs/>
-        </w:rPr>
-        <w:t xml:space="preserve">Làm bài / Viết tiếp / Sửa bài</w:t>
-      </w:r>
-      <w:r>
-        <w:t xml:space="preserve">, hoặc</w:t>
-      </w:r>
-      <w:r>
-        <w:t xml:space="preserve"> </w:t>
-      </w:r>
-      <w:r>
-        <w:rPr>
-          <w:b/>
-          <w:bCs/>
-        </w:rPr>
-        <w:t xml:space="preserve">Xem bài đã nộp</w:t>
-      </w:r>
-      <w:r>
-        <w:t xml:space="preserve">;</w:t>
-      </w:r>
-    </w:p>
-    <w:p>
-      <w:pPr>
-        <w:pStyle w:val="Compact"/>
-        <w:numPr>
-          <w:ilvl w:val="0"/>
-          <w:numId w:val="1007"/>
-        </w:numPr>
-      </w:pPr>
-      <w:r>
-        <w:rPr>
-          <w:b/>
-          <w:bCs/>
-        </w:rPr>
-        <w:t xml:space="preserve">Lịch sử nộp</w:t>
-      </w:r>
-      <w:r>
-        <w:t xml:space="preserve"> </w:t>
-      </w:r>
-      <w:r>
-        <w:t xml:space="preserve">của từng phần: mỗi lần nộp, giờ nộp, số từ, nộp muộn, band nếu đã được trả bài (đang chấm thì ghi "Chờ kết quả");</w:t>
-      </w:r>
-    </w:p>
-    <w:p>
-      <w:pPr>
-        <w:pStyle w:val="Compact"/>
-        <w:numPr>
-          <w:ilvl w:val="0"/>
-          <w:numId w:val="1007"/>
-        </w:numPr>
-      </w:pPr>
-      <w:r>
-        <w:t xml:space="preserve">khung</w:t>
-      </w:r>
-      <w:r>
-        <w:t xml:space="preserve"> </w:t>
-      </w:r>
-      <w:r>
-        <w:rPr>
-          <w:b/>
-          <w:bCs/>
-        </w:rPr>
-        <w:t xml:space="preserve">Kết quả</w:t>
-      </w:r>
-      <w:r>
-        <w:t xml:space="preserve">: band từng phần và band cả bài (chỉ có khi mọi phần đã được trả; Task 2 tính gấp đôi Task 1);</w:t>
-      </w:r>
-    </w:p>
-    <w:p>
-      <w:pPr>
-        <w:pStyle w:val="Compact"/>
-        <w:numPr>
-          <w:ilvl w:val="0"/>
-          <w:numId w:val="1007"/>
-        </w:numPr>
-      </w:pPr>
-      <w:r>
-        <w:t xml:space="preserve">khung</w:t>
-      </w:r>
-      <w:r>
-        <w:t xml:space="preserve"> </w:t>
-      </w:r>
-      <w:r>
-        <w:rPr>
-          <w:b/>
-          <w:bCs/>
-        </w:rPr>
-        <w:t xml:space="preserve">Thời gian &amp; quy định</w:t>
-      </w:r>
-      <w:r>
-        <w:t xml:space="preserve">: hạn nộp, có cho nộp muộn không, số lần yêu cầu sửa tối đa.</w:t>
-      </w:r>
-    </w:p>
-    <w:bookmarkEnd w:id="28"/>
-    <w:bookmarkStart w:id="29" w:name="Xcdbbb1fe94ded6e0db335b0616309f1ec0255e9"/>
-    <w:p>
-      <w:pPr>
-        <w:pStyle w:val="Heading3"/>
-      </w:pPr>
-      <w:r>
-        <w:t xml:space="preserve">7.3. Làm bài và nộp bài</w:t>
-      </w:r>
-    </w:p>
-    <w:p>
-      <w:pPr>
-        <w:pStyle w:val="FirstParagraph"/>
-      </w:pPr>
-      <w:r>
-        <w:t xml:space="preserve">Bấm</w:t>
-      </w:r>
-      <w:r>
-        <w:t xml:space="preserve"> </w:t>
-      </w:r>
-      <w:r>
-        <w:rPr>
-          <w:b/>
-          <w:bCs/>
-        </w:rPr>
-        <w:t xml:space="preserve">Làm bài / Viết tiếp / Sửa bài</w:t>
-      </w:r>
-      <w:r>
-        <w:t xml:space="preserve"> </w:t>
-      </w:r>
-      <w:r>
-        <w:t xml:space="preserve">để mở màn làm bài toàn màn hình. Bài nhiều phần thì chọn phần ở hàng tab trên cùng (tab ghi trạng thái từng phần).</w:t>
       </w:r>
     </w:p>
     <w:p>
@@ -4969,49 +5260,49 @@
         </w:numPr>
       </w:pPr>
       <w:r>
-        <w:rPr>
-          <w:b/>
-          <w:bCs/>
-        </w:rPr>
-        <w:t xml:space="preserve">Bên trái</w:t>
-      </w:r>
-      <w:r>
-        <w:t xml:space="preserve"> </w:t>
-      </w:r>
-      <w:r>
-        <w:t xml:space="preserve">là đề bài (trên điện thoại: bấm</w:t>
-      </w:r>
-      <w:r>
-        <w:t xml:space="preserve"> </w:t>
-      </w:r>
-      <w:r>
-        <w:rPr>
-          <w:b/>
-          <w:bCs/>
-        </w:rPr>
-        <w:t xml:space="preserve">Xem đề bài</w:t>
-      </w:r>
-      <w:r>
-        <w:t xml:space="preserve"> </w:t>
-      </w:r>
-      <w:r>
-        <w:t xml:space="preserve">để mở),</w:t>
-      </w:r>
-      <w:r>
-        <w:t xml:space="preserve"> </w:t>
-      </w:r>
-      <w:r>
-        <w:rPr>
-          <w:b/>
-          <w:bCs/>
-        </w:rPr>
-        <w:t xml:space="preserve">bên phải</w:t>
-      </w:r>
-      <w:r>
-        <w:t xml:space="preserve"> </w:t>
-      </w:r>
-      <w:r>
-        <w:t xml:space="preserve">là ô soạn. Số từ đếm ngay khi gõ (cùng cách đếm với máy chủ): màu cam khi chưa đủ tối thiểu, xanh khi đủ.</w:t>
+        <w:t xml:space="preserve">từng phần trong một tab: trạng thái, loại đề, số từ tối thiểu, thời gian gợi ý, hạn nộp / hạn sửa, đề bài + hình,</w:t>
+      </w:r>
+      <w:r>
+        <w:t xml:space="preserve"> </w:t>
+      </w:r>
+      <w:r>
+        <w:rPr>
+          <w:b/>
+          <w:bCs/>
+        </w:rPr>
+        <w:t xml:space="preserve">tiêu chí chấm</w:t>
+      </w:r>
+      <w:r>
+        <w:t xml:space="preserve"> </w:t>
+      </w:r>
+      <w:r>
+        <w:t xml:space="preserve">(mở ra xem checklist, mục "Giới hạn điểm" ghi band tối đa); nút</w:t>
+      </w:r>
+      <w:r>
+        <w:t xml:space="preserve"> </w:t>
+      </w:r>
+      <w:r>
+        <w:rPr>
+          <w:b/>
+          <w:bCs/>
+        </w:rPr>
+        <w:t xml:space="preserve">Làm bài / Viết tiếp / Sửa bài</w:t>
+      </w:r>
+      <w:r>
+        <w:t xml:space="preserve">, hoặc</w:t>
+      </w:r>
+      <w:r>
+        <w:t xml:space="preserve"> </w:t>
+      </w:r>
+      <w:r>
+        <w:rPr>
+          <w:b/>
+          <w:bCs/>
+        </w:rPr>
+        <w:t xml:space="preserve">Xem bài đã nộp</w:t>
+      </w:r>
+      <w:r>
+        <w:t xml:space="preserve">;</w:t>
       </w:r>
     </w:p>
     <w:p>
@@ -5027,10 +5318,13 @@
           <w:b/>
           <w:bCs/>
         </w:rPr>
-        <w:t xml:space="preserve">Tự lưu nháp</w:t>
-      </w:r>
-      <w:r>
-        <w:t xml:space="preserve">: ngừng gõ 3 giây, chuyển sang tab khác hoặc đổi phần là bài được lưu; dòng trạng thái ghi "Chưa lưu" → "Đang lưu…" → "Đã lưu lúc hh:mm". Lưu lỗi thì bấm "Lỗi lưu – thử lại". Đóng trang khi còn thay đổi chưa lưu, trình duyệt sẽ hỏi lại.</w:t>
+        <w:t xml:space="preserve">Lịch sử nộp</w:t>
+      </w:r>
+      <w:r>
+        <w:t xml:space="preserve"> </w:t>
+      </w:r>
+      <w:r>
+        <w:t xml:space="preserve">của từng phần: mỗi lần nộp, giờ nộp, số từ, nộp muộn, band nếu đã được trả bài (đang chấm thì ghi "Chờ kết quả");</w:t>
       </w:r>
     </w:p>
     <w:p>
@@ -5042,30 +5336,20 @@
         </w:numPr>
       </w:pPr>
       <w:r>
-        <w:rPr>
-          <w:b/>
-          <w:bCs/>
-        </w:rPr>
-        <w:t xml:space="preserve">Mất mạng khi đang viết</w:t>
-      </w:r>
-      <w:r>
-        <w:t xml:space="preserve">: cứ viết tiếp, bài được giữ trên trình duyệt; dòng trạng thái ghi "Ngoại tuyến – đã lưu trên máy" và nút nộp tạm khoá ("Cần có mạng để nộp bài"). Có mạng lại, bài tự gửi lên máy chủ. Lỡ đóng trang khi chưa gửi được, mở lại màn làm bài trên</w:t>
-      </w:r>
-      <w:r>
-        <w:t xml:space="preserve"> </w:t>
-      </w:r>
-      <w:r>
-        <w:rPr>
-          <w:b/>
-          <w:bCs/>
-        </w:rPr>
-        <w:t xml:space="preserve">cùng trình duyệt</w:t>
-      </w:r>
-      <w:r>
-        <w:t xml:space="preserve"> </w:t>
-      </w:r>
-      <w:r>
-        <w:t xml:space="preserve">thì bài được khôi phục (nếu trong lúc đó bài đã được sửa ở nơi khác, hệ thống hỏi chọn bản).</w:t>
+        <w:t xml:space="preserve">khung</w:t>
+      </w:r>
+      <w:r>
+        <w:t xml:space="preserve"> </w:t>
+      </w:r>
+      <w:r>
+        <w:rPr>
+          <w:b/>
+          <w:bCs/>
+        </w:rPr>
+        <w:t xml:space="preserve">Kết quả</w:t>
+      </w:r>
+      <w:r>
+        <w:t xml:space="preserve">: band từng phần và band cả bài (chỉ có khi mọi phần đã được trả; Task 2 tính gấp đôi Task 1);</w:t>
       </w:r>
     </w:p>
     <w:p>
@@ -5077,136 +5361,30 @@
         </w:numPr>
       </w:pPr>
       <w:r>
-        <w:rPr>
-          <w:b/>
-          <w:bCs/>
-        </w:rPr>
-        <w:t xml:space="preserve">Mở cùng bài ở 2 tab / 2 máy</w:t>
-      </w:r>
-      <w:r>
-        <w:t xml:space="preserve">: khi một nơi lưu đè, nơi kia hiện hộp thoại cho xem cả hai bản (kèm số từ) để chọn</w:t>
-      </w:r>
-      <w:r>
-        <w:t xml:space="preserve"> </w:t>
-      </w:r>
-      <w:r>
-        <w:rPr>
-          <w:b/>
-          <w:bCs/>
-        </w:rPr>
-        <w:t xml:space="preserve">Dùng bản trên máy này</w:t>
-      </w:r>
-      <w:r>
-        <w:t xml:space="preserve"> </w:t>
-      </w:r>
-      <w:r>
-        <w:t xml:space="preserve">hoặc</w:t>
-      </w:r>
-      <w:r>
-        <w:t xml:space="preserve"> </w:t>
-      </w:r>
-      <w:r>
-        <w:rPr>
-          <w:b/>
-          <w:bCs/>
-        </w:rPr>
-        <w:t xml:space="preserve">Dùng bản trên máy chủ</w:t>
-      </w:r>
-      <w:r>
-        <w:t xml:space="preserve">.</w:t>
-      </w:r>
-    </w:p>
-    <w:p>
-      <w:pPr>
-        <w:pStyle w:val="Compact"/>
-        <w:numPr>
-          <w:ilvl w:val="0"/>
-          <w:numId w:val="1008"/>
-        </w:numPr>
-      </w:pPr>
-      <w:r>
-        <w:rPr>
-          <w:b/>
-          <w:bCs/>
-        </w:rPr>
-        <w:t xml:space="preserve">Nộp</w:t>
-      </w:r>
-      <w:r>
-        <w:t xml:space="preserve">: bấm</w:t>
-      </w:r>
-      <w:r>
-        <w:t xml:space="preserve"> </w:t>
-      </w:r>
-      <w:r>
-        <w:rPr>
-          <w:b/>
-          <w:bCs/>
-        </w:rPr>
-        <w:t xml:space="preserve">Nộp phần này</w:t>
-      </w:r>
-      <w:r>
-        <w:t xml:space="preserve"> </w:t>
-      </w:r>
-      <w:r>
-        <w:t xml:space="preserve">(đang "Cần sửa":</w:t>
-      </w:r>
-      <w:r>
-        <w:t xml:space="preserve"> </w:t>
-      </w:r>
-      <w:r>
-        <w:rPr>
-          <w:b/>
-          <w:bCs/>
-        </w:rPr>
-        <w:t xml:space="preserve">Nộp bản sửa</w:t>
-      </w:r>
-      <w:r>
-        <w:t xml:space="preserve">). Bài ít hơn số từ tối thiểu thì hệ thống hỏi lại ("Viết tiếp" / "Vẫn nộp"). Nộp xong ô soạn chuyển sang chỉ đọc kèm giờ nộp; nộp sau hạn (khi bài cho phép) được ghi là</w:t>
-      </w:r>
-      <w:r>
-        <w:t xml:space="preserve"> </w:t>
-      </w:r>
-      <w:r>
-        <w:rPr>
-          <w:b/>
-          <w:bCs/>
-        </w:rPr>
-        <w:t xml:space="preserve">nộp muộn</w:t>
-      </w:r>
-      <w:r>
-        <w:t xml:space="preserve">.</w:t>
-      </w:r>
-    </w:p>
-    <w:p>
-      <w:pPr>
-        <w:pStyle w:val="Compact"/>
-        <w:numPr>
-          <w:ilvl w:val="0"/>
-          <w:numId w:val="1008"/>
-        </w:numPr>
-      </w:pPr>
-      <w:r>
-        <w:rPr>
-          <w:b/>
-          <w:bCs/>
-        </w:rPr>
-        <w:t xml:space="preserve">Đồng hồ đếm ngược</w:t>
-      </w:r>
-      <w:r>
-        <w:t xml:space="preserve"> </w:t>
-      </w:r>
-      <w:r>
-        <w:t xml:space="preserve">theo giờ máy chủ (tự đồng bộ 5 phút một lần). Quá hạn mà bài không cho nộp muộn, hoặc bài đã đóng, thì ô soạn khoá lại và ghi lý do.</w:t>
-      </w:r>
-    </w:p>
-    <w:bookmarkEnd w:id="29"/>
-    <w:bookmarkStart w:id="30" w:name="X3b2aee35a6458aa45263b9eff75cd6a1e1138d6"/>
+        <w:t xml:space="preserve">khung</w:t>
+      </w:r>
+      <w:r>
+        <w:t xml:space="preserve"> </w:t>
+      </w:r>
+      <w:r>
+        <w:rPr>
+          <w:b/>
+          <w:bCs/>
+        </w:rPr>
+        <w:t xml:space="preserve">Thời gian &amp; quy định</w:t>
+      </w:r>
+      <w:r>
+        <w:t xml:space="preserve">: hạn nộp, có cho nộp muộn không, số lần yêu cầu sửa tối đa.</w:t>
+      </w:r>
+    </w:p>
+    <w:bookmarkEnd w:id="28"/>
+    <w:bookmarkStart w:id="29" w:name="Xcdbbb1fe94ded6e0db335b0616309f1ec0255e9"/>
     <w:p>
       <w:pPr>
         <w:pStyle w:val="Heading3"/>
       </w:pPr>
       <w:r>
-        <w:t xml:space="preserve">7.4. Đang làm</w:t>
+        <w:t xml:space="preserve">7.3. Làm bài và nộp bài</w:t>
       </w:r>
     </w:p>
     <w:p>
@@ -5214,104 +5392,27 @@
         <w:pStyle w:val="FirstParagraph"/>
       </w:pPr>
       <w:r>
-        <w:rPr>
-          <w:b/>
-          <w:bCs/>
-        </w:rPr>
-        <w:t xml:space="preserve">Xem kết quả chi tiết</w:t>
-      </w:r>
-      <w:r>
-        <w:t xml:space="preserve"> </w:t>
-      </w:r>
-      <w:r>
-        <w:t xml:space="preserve">(nhận xét trên bài, mã lỗi, so sánh các lần nộp),</w:t>
-      </w:r>
-      <w:r>
-        <w:t xml:space="preserve"> </w:t>
-      </w:r>
-      <w:r>
-        <w:rPr>
-          <w:b/>
-          <w:bCs/>
-        </w:rPr>
-        <w:t xml:space="preserve">kết quả học tập</w:t>
-      </w:r>
-      <w:r>
-        <w:t xml:space="preserve"> </w:t>
-      </w:r>
-      <w:r>
-        <w:t xml:space="preserve">và</w:t>
-      </w:r>
-      <w:r>
-        <w:t xml:space="preserve"> </w:t>
-      </w:r>
-      <w:r>
-        <w:rPr>
-          <w:b/>
-          <w:bCs/>
-        </w:rPr>
-        <w:t xml:space="preserve">trao đổi</w:t>
-      </w:r>
-      <w:r>
-        <w:t xml:space="preserve"> </w:t>
-      </w:r>
-      <w:r>
-        <w:t xml:space="preserve">sẽ có ở các bước tiếp theo.</w:t>
-      </w:r>
-    </w:p>
-    <w:p>
-      <w:r>
-        <w:pict>
-          <v:rect style="width:0;height:1.5pt" o:hralign="center" o:hrstd="t" o:hr="t"/>
-        </w:pict>
-      </w:r>
-    </w:p>
-    <w:bookmarkEnd w:id="30"/>
-    <w:bookmarkEnd w:id="31"/>
-    <w:bookmarkStart w:id="32" w:name="X27a74f3cf0506426a1a76b4e73d04f5d967bbd0"/>
-    <w:p>
-      <w:pPr>
-        <w:pStyle w:val="Heading2"/>
-      </w:pPr>
-      <w:r>
-        <w:t xml:space="preserve">8. Kịch bản demo gợi ý (~10 phút)</w:t>
-      </w:r>
-    </w:p>
-    <w:p>
-      <w:pPr>
-        <w:pStyle w:val="FirstParagraph"/>
-      </w:pPr>
-      <w:r>
-        <w:t xml:space="preserve">Mở hai trình duyệt (hoặc một cửa sổ ẩn danh): máy A đăng nhập</w:t>
-      </w:r>
-      <w:r>
-        <w:t xml:space="preserve"> </w:t>
-      </w:r>
-      <w:r>
-        <w:rPr>
-          <w:rStyle w:val="VerbatimChar"/>
-        </w:rPr>
-        <w:t xml:space="preserve">gv.demo</w:t>
-      </w:r>
-      <w:r>
-        <w:t xml:space="preserve">, máy B đăng nhập</w:t>
-      </w:r>
-      <w:r>
-        <w:t xml:space="preserve"> </w:t>
-      </w:r>
-      <w:r>
-        <w:rPr>
-          <w:rStyle w:val="VerbatimChar"/>
-        </w:rPr>
-        <w:t xml:space="preserve">DEMO001</w:t>
-      </w:r>
-      <w:r>
-        <w:t xml:space="preserve">.</w:t>
-      </w:r>
-    </w:p>
-    <w:p>
-      <w:pPr>
-        <w:pStyle w:val="Compact"/>
+        <w:t xml:space="preserve">Bấm</w:t>
+      </w:r>
+      <w:r>
+        <w:t xml:space="preserve"> </w:t>
+      </w:r>
+      <w:r>
+        <w:rPr>
+          <w:b/>
+          <w:bCs/>
+        </w:rPr>
+        <w:t xml:space="preserve">Làm bài / Viết tiếp / Sửa bài</w:t>
+      </w:r>
+      <w:r>
+        <w:t xml:space="preserve"> </w:t>
+      </w:r>
+      <w:r>
+        <w:t xml:space="preserve">để mở màn làm bài toàn màn hình. Bài nhiều phần thì chọn phần ở hàng tab trên cùng (tab ghi trạng thái từng phần).</w:t>
+      </w:r>
+    </w:p>
+    <w:p>
+      <w:pPr>
         <w:numPr>
           <w:ilvl w:val="0"/>
           <w:numId w:val="1009"/>
@@ -5322,27 +5423,49 @@
           <w:b/>
           <w:bCs/>
         </w:rPr>
-        <w:t xml:space="preserve">Admin</w:t>
-      </w:r>
-      <w:r>
-        <w:t xml:space="preserve"> </w:t>
-      </w:r>
-      <w:r>
-        <w:t xml:space="preserve">(</w:t>
-      </w:r>
-      <w:r>
-        <w:rPr>
-          <w:rStyle w:val="VerbatimChar"/>
-        </w:rPr>
-        <w:t xml:space="preserve">admin</w:t>
-      </w:r>
-      <w:r>
-        <w:t xml:space="preserve">): Tổng quan → Giáo viên → thêm một giáo viên, xem mật khẩu tạm hiện một lần → Nhật ký thấy dòng "Tạo giáo viên".</w:t>
-      </w:r>
-    </w:p>
-    <w:p>
-      <w:pPr>
-        <w:pStyle w:val="Compact"/>
+        <w:t xml:space="preserve">Bên trái</w:t>
+      </w:r>
+      <w:r>
+        <w:t xml:space="preserve"> </w:t>
+      </w:r>
+      <w:r>
+        <w:t xml:space="preserve">là đề bài (trên điện thoại: bấm</w:t>
+      </w:r>
+      <w:r>
+        <w:t xml:space="preserve"> </w:t>
+      </w:r>
+      <w:r>
+        <w:rPr>
+          <w:b/>
+          <w:bCs/>
+        </w:rPr>
+        <w:t xml:space="preserve">Xem đề bài</w:t>
+      </w:r>
+      <w:r>
+        <w:t xml:space="preserve"> </w:t>
+      </w:r>
+      <w:r>
+        <w:t xml:space="preserve">để mở),</w:t>
+      </w:r>
+      <w:r>
+        <w:t xml:space="preserve"> </w:t>
+      </w:r>
+      <w:r>
+        <w:rPr>
+          <w:b/>
+          <w:bCs/>
+        </w:rPr>
+        <w:t xml:space="preserve">bên phải</w:t>
+      </w:r>
+      <w:r>
+        <w:t xml:space="preserve"> </w:t>
+      </w:r>
+      <w:r>
+        <w:t xml:space="preserve">là ô soạn. Số từ đếm ngay khi gõ (cùng cách đếm với máy chủ): màu cam khi chưa đủ tối thiểu, xanh khi đủ.</w:t>
+      </w:r>
+    </w:p>
+    <w:p>
+      <w:pPr>
         <w:numPr>
           <w:ilvl w:val="0"/>
           <w:numId w:val="1009"/>
@@ -5353,151 +5476,242 @@
           <w:b/>
           <w:bCs/>
         </w:rPr>
-        <w:t xml:space="preserve">Giáo viên</w:t>
-      </w:r>
-      <w:r>
-        <w:t xml:space="preserve"> </w:t>
-      </w:r>
-      <w:r>
-        <w:t xml:space="preserve">(máy A): Lớp học → mở</w:t>
-      </w:r>
-      <w:r>
-        <w:t xml:space="preserve"> </w:t>
-      </w:r>
-      <w:r>
-        <w:rPr>
-          <w:rStyle w:val="VerbatimChar"/>
-        </w:rPr>
-        <w:t xml:space="preserve">DEMO-A</w:t>
-      </w:r>
-      <w:r>
-        <w:t xml:space="preserve"> </w:t>
-      </w:r>
-      <w:r>
-        <w:t xml:space="preserve">→ Import file mẫu đã điền vài sinh viên → xem kết quả, tải file tài khoản.</w:t>
-      </w:r>
-    </w:p>
-    <w:p>
-      <w:pPr>
-        <w:pStyle w:val="Compact"/>
+        <w:t xml:space="preserve">Tự lưu nháp</w:t>
+      </w:r>
+      <w:r>
+        <w:t xml:space="preserve">: ngừng gõ 3 giây, chuyển sang tab khác hoặc đổi phần là bài được lưu; dòng trạng thái ghi "Chưa lưu" → "Đang lưu…" → "Đã lưu lúc hh:mm". Lưu lỗi thì bấm "Lỗi lưu – thử lại". Đóng trang khi còn thay đổi chưa lưu, trình duyệt sẽ hỏi lại.</w:t>
+      </w:r>
+    </w:p>
+    <w:p>
+      <w:pPr>
         <w:numPr>
           <w:ilvl w:val="0"/>
           <w:numId w:val="1009"/>
         </w:numPr>
       </w:pPr>
       <w:r>
-        <w:t xml:space="preserve">Bài tập → mở</w:t>
-      </w:r>
-      <w:r>
-        <w:t xml:space="preserve"> </w:t>
-      </w:r>
-      <w:r>
-        <w:rPr>
-          <w:b/>
-          <w:bCs/>
-        </w:rPr>
-        <w:t xml:space="preserve">"Tuần 2"</w:t>
-      </w:r>
-      <w:r>
-        <w:t xml:space="preserve"> </w:t>
-      </w:r>
-      <w:r>
-        <w:t xml:space="preserve">(nháp) →</w:t>
-      </w:r>
-      <w:r>
-        <w:t xml:space="preserve"> </w:t>
-      </w:r>
-      <w:r>
-        <w:rPr>
-          <w:b/>
-          <w:bCs/>
-        </w:rPr>
-        <w:t xml:space="preserve">Giao bài &amp; phát hành</w:t>
-      </w:r>
-      <w:r>
-        <w:t xml:space="preserve"> </w:t>
-      </w:r>
-      <w:r>
-        <w:t xml:space="preserve">cho lớp</w:t>
-      </w:r>
-      <w:r>
-        <w:t xml:space="preserve"> </w:t>
-      </w:r>
-      <w:r>
-        <w:rPr>
-          <w:rStyle w:val="VerbatimChar"/>
-        </w:rPr>
-        <w:t xml:space="preserve">DEMO-A</w:t>
-      </w:r>
-      <w:r>
-        <w:t xml:space="preserve"> </w:t>
-      </w:r>
-      <w:r>
-        <w:t xml:space="preserve">→ máy B (</w:t>
-      </w:r>
-      <w:r>
-        <w:rPr>
-          <w:rStyle w:val="VerbatimChar"/>
-        </w:rPr>
-        <w:t xml:space="preserve">DEMO001</w:t>
-      </w:r>
-      <w:r>
-        <w:t xml:space="preserve">) thấy</w:t>
-      </w:r>
-      <w:r>
-        <w:t xml:space="preserve"> </w:t>
-      </w:r>
-      <w:r>
-        <w:rPr>
-          <w:b/>
-          <w:bCs/>
-        </w:rPr>
-        <w:t xml:space="preserve">thông báo bật lên ngay</w:t>
-      </w:r>
-      <w:r>
-        <w:t xml:space="preserve"> </w:t>
-      </w:r>
-      <w:r>
-        <w:t xml:space="preserve">và số trên chuông tăng.</w:t>
-      </w:r>
-    </w:p>
-    <w:p>
-      <w:pPr>
-        <w:pStyle w:val="Compact"/>
+        <w:rPr>
+          <w:b/>
+          <w:bCs/>
+        </w:rPr>
+        <w:t xml:space="preserve">Mất mạng khi đang viết</w:t>
+      </w:r>
+      <w:r>
+        <w:t xml:space="preserve">: cứ viết tiếp, bài được giữ trên trình duyệt; dòng trạng thái ghi "Ngoại tuyến – đã lưu trên máy" và nút nộp tạm khoá ("Cần có mạng để nộp bài"). Có mạng lại, bài tự gửi lên máy chủ. Lỡ đóng trang khi chưa gửi được, mở lại màn làm bài trên</w:t>
+      </w:r>
+      <w:r>
+        <w:t xml:space="preserve"> </w:t>
+      </w:r>
+      <w:r>
+        <w:rPr>
+          <w:b/>
+          <w:bCs/>
+        </w:rPr>
+        <w:t xml:space="preserve">cùng trình duyệt</w:t>
+      </w:r>
+      <w:r>
+        <w:t xml:space="preserve"> </w:t>
+      </w:r>
+      <w:r>
+        <w:t xml:space="preserve">thì bài được khôi phục (nếu trong lúc đó bài đã được sửa ở nơi khác, hệ thống hỏi chọn bản).</w:t>
+      </w:r>
+    </w:p>
+    <w:p>
+      <w:pPr>
         <w:numPr>
           <w:ilvl w:val="0"/>
           <w:numId w:val="1009"/>
         </w:numPr>
       </w:pPr>
       <w:r>
-        <w:t xml:space="preserve">Tắt mạng máy B vài giây (hoặc khởi động lại backend) → thanh vàng "Mất kết nối… đang thử lại" → bật lại → tự kết nối.</w:t>
-      </w:r>
-    </w:p>
-    <w:p>
-      <w:pPr>
-        <w:pStyle w:val="Compact"/>
+        <w:rPr>
+          <w:b/>
+          <w:bCs/>
+        </w:rPr>
+        <w:t xml:space="preserve">Mở cùng bài ở 2 tab / 2 máy</w:t>
+      </w:r>
+      <w:r>
+        <w:t xml:space="preserve">: khi một nơi lưu đè, nơi kia hiện hộp thoại cho xem cả hai bản (kèm số từ) để chọn</w:t>
+      </w:r>
+      <w:r>
+        <w:t xml:space="preserve"> </w:t>
+      </w:r>
+      <w:r>
+        <w:rPr>
+          <w:b/>
+          <w:bCs/>
+        </w:rPr>
+        <w:t xml:space="preserve">Dùng bản trên máy này</w:t>
+      </w:r>
+      <w:r>
+        <w:t xml:space="preserve"> </w:t>
+      </w:r>
+      <w:r>
+        <w:t xml:space="preserve">hoặc</w:t>
+      </w:r>
+      <w:r>
+        <w:t xml:space="preserve"> </w:t>
+      </w:r>
+      <w:r>
+        <w:rPr>
+          <w:b/>
+          <w:bCs/>
+        </w:rPr>
+        <w:t xml:space="preserve">Dùng bản trên máy chủ</w:t>
+      </w:r>
+      <w:r>
+        <w:t xml:space="preserve">.</w:t>
+      </w:r>
+    </w:p>
+    <w:p>
+      <w:pPr>
         <w:numPr>
           <w:ilvl w:val="0"/>
           <w:numId w:val="1009"/>
         </w:numPr>
       </w:pPr>
       <w:r>
-        <w:t xml:space="preserve">Đăng nhập</w:t>
-      </w:r>
-      <w:r>
-        <w:t xml:space="preserve"> </w:t>
-      </w:r>
-      <w:r>
-        <w:rPr>
-          <w:rStyle w:val="VerbatimChar"/>
-        </w:rPr>
-        <w:t xml:space="preserve">DEMO001</w:t>
-      </w:r>
-      <w:r>
-        <w:t xml:space="preserve"> </w:t>
-      </w:r>
-      <w:r>
-        <w:t xml:space="preserve">ở trình duyệt thứ ba → máy B hiện "Tài khoản vừa đăng nhập ở nơi khác".</w:t>
+        <w:rPr>
+          <w:b/>
+          <w:bCs/>
+        </w:rPr>
+        <w:t xml:space="preserve">Nộp</w:t>
+      </w:r>
+      <w:r>
+        <w:t xml:space="preserve">: bấm</w:t>
+      </w:r>
+      <w:r>
+        <w:t xml:space="preserve"> </w:t>
+      </w:r>
+      <w:r>
+        <w:rPr>
+          <w:b/>
+          <w:bCs/>
+        </w:rPr>
+        <w:t xml:space="preserve">Nộp phần này</w:t>
+      </w:r>
+      <w:r>
+        <w:t xml:space="preserve"> </w:t>
+      </w:r>
+      <w:r>
+        <w:t xml:space="preserve">(đang "Cần sửa":</w:t>
+      </w:r>
+      <w:r>
+        <w:t xml:space="preserve"> </w:t>
+      </w:r>
+      <w:r>
+        <w:rPr>
+          <w:b/>
+          <w:bCs/>
+        </w:rPr>
+        <w:t xml:space="preserve">Nộp bản sửa</w:t>
+      </w:r>
+      <w:r>
+        <w:t xml:space="preserve">). Bài ít hơn số từ tối thiểu thì hệ thống hỏi lại ("Viết tiếp" / "Vẫn nộp"). Nộp xong ô soạn chuyển sang chỉ đọc kèm giờ nộp; nộp sau hạn (khi bài cho phép) được ghi là</w:t>
+      </w:r>
+      <w:r>
+        <w:t xml:space="preserve"> </w:t>
+      </w:r>
+      <w:r>
+        <w:rPr>
+          <w:b/>
+          <w:bCs/>
+        </w:rPr>
+        <w:t xml:space="preserve">nộp muộn</w:t>
+      </w:r>
+      <w:r>
+        <w:t xml:space="preserve">.</w:t>
+      </w:r>
+    </w:p>
+    <w:p>
+      <w:pPr>
+        <w:numPr>
+          <w:ilvl w:val="0"/>
+          <w:numId w:val="1009"/>
+        </w:numPr>
+      </w:pPr>
+      <w:r>
+        <w:rPr>
+          <w:b/>
+          <w:bCs/>
+        </w:rPr>
+        <w:t xml:space="preserve">Đồng hồ đếm ngược</w:t>
+      </w:r>
+      <w:r>
+        <w:t xml:space="preserve"> </w:t>
+      </w:r>
+      <w:r>
+        <w:t xml:space="preserve">theo giờ máy chủ (tự đồng bộ 5 phút một lần). Quá hạn mà bài không cho nộp muộn, hoặc bài đã đóng, thì ô soạn khoá lại và ghi lý do.</w:t>
+      </w:r>
+    </w:p>
+    <w:p>
+      <w:pPr>
+        <w:numPr>
+          <w:ilvl w:val="0"/>
+          <w:numId w:val="1009"/>
+        </w:numPr>
+      </w:pPr>
+      <w:r>
+        <w:rPr>
+          <w:b/>
+          <w:bCs/>
+        </w:rPr>
+        <w:t xml:space="preserve">Xem bài đã chấm</w:t>
+      </w:r>
+      <w:r>
+        <w:t xml:space="preserve">: phần đã được trả bài hiện bài viết</w:t>
+      </w:r>
+      <w:r>
+        <w:t xml:space="preserve"> </w:t>
+      </w:r>
+      <w:r>
+        <w:rPr>
+          <w:b/>
+          <w:bCs/>
+        </w:rPr>
+        <w:t xml:space="preserve">kèm đánh dấu của giáo viên</w:t>
+      </w:r>
+      <w:r>
+        <w:t xml:space="preserve"> </w:t>
+      </w:r>
+      <w:r>
+        <w:t xml:space="preserve">(cùng kiểu với màn chấm: gạch lỗi, chữ sửa, nền tô màu, nhận xét ở lề), chỉ đọc; bấm đoạn được đánh dấu để xem chi tiết, bật / tắt từng lớp ở hàng</w:t>
+      </w:r>
+      <w:r>
+        <w:t xml:space="preserve"> </w:t>
+      </w:r>
+      <w:r>
+        <w:rPr>
+          <w:b/>
+          <w:bCs/>
+        </w:rPr>
+        <w:t xml:space="preserve">Hiện:</w:t>
+      </w:r>
+      <w:r>
+        <w:t xml:space="preserve">. Khi bài đang</w:t>
+      </w:r>
+      <w:r>
+        <w:t xml:space="preserve"> </w:t>
+      </w:r>
+      <w:r>
+        <w:rPr>
+          <w:b/>
+          <w:bCs/>
+        </w:rPr>
+        <w:t xml:space="preserve">Cần sửa</w:t>
+      </w:r>
+      <w:r>
+        <w:t xml:space="preserve">, chữ sửa của giáo viên được ẩn — chỉ thấy loại lỗi và nhận xét để tự sửa.</w:t>
+      </w:r>
+    </w:p>
+    <w:bookmarkEnd w:id="29"/>
+    <w:bookmarkStart w:id="30" w:name="X36c870cc6791c2cf75eef469404e0415cfcff36"/>
+    <w:p>
+      <w:pPr>
+        <w:pStyle w:val="Heading3"/>
+      </w:pPr>
+      <w:r>
+        <w:t xml:space="preserve">7.4. Kết quả từng phần</w:t>
       </w:r>
     </w:p>
     <w:p>
@@ -5505,43 +5719,252 @@
         <w:pStyle w:val="FirstParagraph"/>
       </w:pPr>
       <w:r>
-        <w:t xml:space="preserve">Muốn làm lại từ đầu: xoá dữ liệu (Docker:</w:t>
-      </w:r>
-      <w:r>
-        <w:t xml:space="preserve"> </w:t>
-      </w:r>
-      <w:r>
-        <w:rPr>
-          <w:rStyle w:val="VerbatimChar"/>
-        </w:rPr>
-        <w:t xml:space="preserve">docker compose down -v</w:t>
-      </w:r>
-      <w:r>
-        <w:t xml:space="preserve">; trên máy: xoá và tạo lại DB</w:t>
-      </w:r>
-      <w:r>
-        <w:t xml:space="preserve"> </w:t>
-      </w:r>
-      <w:r>
-        <w:rPr>
-          <w:rStyle w:val="VerbatimChar"/>
-        </w:rPr>
-        <w:t xml:space="preserve">ielts</w:t>
-      </w:r>
-      <w:r>
-        <w:t xml:space="preserve">) rồi khởi động lại với profile</w:t>
-      </w:r>
-      <w:r>
-        <w:t xml:space="preserve"> </w:t>
-      </w:r>
-      <w:r>
-        <w:rPr>
-          <w:rStyle w:val="VerbatimChar"/>
-        </w:rPr>
-        <w:t xml:space="preserve">demo</w:t>
-      </w:r>
-      <w:r>
-        <w:t xml:space="preserve">.</w:t>
+        <w:t xml:space="preserve">Mở từ nút</w:t>
+      </w:r>
+      <w:r>
+        <w:t xml:space="preserve"> </w:t>
+      </w:r>
+      <w:r>
+        <w:rPr>
+          <w:b/>
+          <w:bCs/>
+        </w:rPr>
+        <w:t xml:space="preserve">Xem kết quả</w:t>
+      </w:r>
+      <w:r>
+        <w:t xml:space="preserve"> </w:t>
+      </w:r>
+      <w:r>
+        <w:t xml:space="preserve">ở chi tiết bài / màn làm bài, hoặc bấm một lần nộp trong</w:t>
+      </w:r>
+      <w:r>
+        <w:t xml:space="preserve"> </w:t>
+      </w:r>
+      <w:r>
+        <w:rPr>
+          <w:b/>
+          <w:bCs/>
+        </w:rPr>
+        <w:t xml:space="preserve">Lịch sử nộp</w:t>
+      </w:r>
+      <w:r>
+        <w:t xml:space="preserve">. Mặc định hiện lần nộp gần nhất đã được trả; ô chọn ở góc phải để xem lần khác (lần chưa trả ghi "chờ kết quả").</w:t>
+      </w:r>
+    </w:p>
+    <w:p>
+      <w:pPr>
+        <w:pStyle w:val="Compact"/>
+        <w:numPr>
+          <w:ilvl w:val="0"/>
+          <w:numId w:val="1010"/>
+        </w:numPr>
+      </w:pPr>
+      <w:r>
+        <w:rPr>
+          <w:b/>
+          <w:bCs/>
+        </w:rPr>
+        <w:t xml:space="preserve">Đầu trang</w:t>
+      </w:r>
+      <w:r>
+        <w:t xml:space="preserve">: band của lần nộp và mức (vd 6.0 · Khá), giờ trả bài. Đang</w:t>
+      </w:r>
+      <w:r>
+        <w:t xml:space="preserve"> </w:t>
+      </w:r>
+      <w:r>
+        <w:rPr>
+          <w:b/>
+          <w:bCs/>
+        </w:rPr>
+        <w:t xml:space="preserve">Cần sửa</w:t>
+      </w:r>
+      <w:r>
+        <w:t xml:space="preserve"> </w:t>
+      </w:r>
+      <w:r>
+        <w:t xml:space="preserve">thì có khung đỏ (hạn sửa, lời nhắn, nút</w:t>
+      </w:r>
+      <w:r>
+        <w:t xml:space="preserve"> </w:t>
+      </w:r>
+      <w:r>
+        <w:rPr>
+          <w:b/>
+          <w:bCs/>
+        </w:rPr>
+        <w:t xml:space="preserve">Sửa bài</w:t>
+      </w:r>
+      <w:r>
+        <w:t xml:space="preserve">) và ghi chú "Gợi ý sửa sẽ hiện sau khi bạn nộp bản sửa".</w:t>
+      </w:r>
+    </w:p>
+    <w:p>
+      <w:pPr>
+        <w:pStyle w:val="Compact"/>
+        <w:numPr>
+          <w:ilvl w:val="0"/>
+          <w:numId w:val="1010"/>
+        </w:numPr>
+      </w:pPr>
+      <w:r>
+        <w:rPr>
+          <w:b/>
+          <w:bCs/>
+        </w:rPr>
+        <w:t xml:space="preserve">Bên trái</w:t>
+      </w:r>
+      <w:r>
+        <w:t xml:space="preserve">: bài viết kèm đánh dấu của giáo viên (như mục 7.3) và bảng</w:t>
+      </w:r>
+      <w:r>
+        <w:t xml:space="preserve"> </w:t>
+      </w:r>
+      <w:r>
+        <w:rPr>
+          <w:b/>
+          <w:bCs/>
+        </w:rPr>
+        <w:t xml:space="preserve">Lỗi trong bài</w:t>
+      </w:r>
+      <w:r>
+        <w:t xml:space="preserve"> </w:t>
+      </w:r>
+      <w:r>
+        <w:t xml:space="preserve">(mã lỗi, số lần).</w:t>
+      </w:r>
+    </w:p>
+    <w:p>
+      <w:pPr>
+        <w:pStyle w:val="Compact"/>
+        <w:numPr>
+          <w:ilvl w:val="0"/>
+          <w:numId w:val="1010"/>
+        </w:numPr>
+      </w:pPr>
+      <w:r>
+        <w:rPr>
+          <w:b/>
+          <w:bCs/>
+        </w:rPr>
+        <w:t xml:space="preserve">Bên phải</w:t>
+      </w:r>
+      <w:r>
+        <w:t xml:space="preserve">: từng tiêu chí với điểm, nhận xét, checklist (● đạt, ○ chưa đạt, ● cam = điểm yếu làm giới hạn điểm) và lý do bị giới hạn điểm nếu có; cuối cùng là nhận xét chung.</w:t>
+      </w:r>
+    </w:p>
+    <w:p>
+      <w:pPr>
+        <w:pStyle w:val="Compact"/>
+        <w:numPr>
+          <w:ilvl w:val="0"/>
+          <w:numId w:val="1010"/>
+        </w:numPr>
+      </w:pPr>
+      <w:r>
+        <w:rPr>
+          <w:b/>
+          <w:bCs/>
+        </w:rPr>
+        <w:t xml:space="preserve">So sánh các lần nộp</w:t>
+      </w:r>
+      <w:r>
+        <w:t xml:space="preserve"> </w:t>
+      </w:r>
+      <w:r>
+        <w:t xml:space="preserve">(khi đã nộp từ 2 lần): chọn lần cũ, xem</w:t>
+      </w:r>
+      <w:r>
+        <w:t xml:space="preserve"> </w:t>
+      </w:r>
+      <w:r>
+        <w:rPr>
+          <w:b/>
+          <w:bCs/>
+        </w:rPr>
+        <w:t xml:space="preserve">Gộp</w:t>
+      </w:r>
+      <w:r>
+        <w:t xml:space="preserve"> </w:t>
+      </w:r>
+      <w:r>
+        <w:t xml:space="preserve">hoặc</w:t>
+      </w:r>
+      <w:r>
+        <w:t xml:space="preserve"> </w:t>
+      </w:r>
+      <w:r>
+        <w:rPr>
+          <w:b/>
+          <w:bCs/>
+        </w:rPr>
+        <w:t xml:space="preserve">Song song</w:t>
+      </w:r>
+      <w:r>
+        <w:t xml:space="preserve"> </w:t>
+      </w:r>
+      <w:r>
+        <w:t xml:space="preserve">— chữ bỏ đi gạch ngang nền đỏ, chữ thêm nền xanh. Bên dưới là</w:t>
+      </w:r>
+      <w:r>
+        <w:t xml:space="preserve"> </w:t>
+      </w:r>
+      <w:r>
+        <w:rPr>
+          <w:b/>
+          <w:bCs/>
+        </w:rPr>
+        <w:t xml:space="preserve">"Đã sửa X/Y lỗi của lần N"</w:t>
+      </w:r>
+      <w:r>
+        <w:t xml:space="preserve"> </w:t>
+      </w:r>
+      <w:r>
+        <w:t xml:space="preserve">và từng lỗi của lần cũ: đánh giá của giáo viên, hoặc "(tự đoán)" khi giáo viên chưa đánh giá. Bấm một lỗi để thấy đoạn đó trên bài cũ.</w:t>
+      </w:r>
+    </w:p>
+    <w:bookmarkEnd w:id="30"/>
+    <w:bookmarkStart w:id="31" w:name="X6726a65495af199a8816c8c0d960edd0fa1a7a0"/>
+    <w:p>
+      <w:pPr>
+        <w:pStyle w:val="Heading3"/>
+      </w:pPr>
+      <w:r>
+        <w:t xml:space="preserve">7.5. Đang làm</w:t>
+      </w:r>
+    </w:p>
+    <w:p>
+      <w:pPr>
+        <w:pStyle w:val="FirstParagraph"/>
+      </w:pPr>
+      <w:r>
+        <w:rPr>
+          <w:b/>
+          <w:bCs/>
+        </w:rPr>
+        <w:t xml:space="preserve">Kết quả học tập</w:t>
+      </w:r>
+      <w:r>
+        <w:t xml:space="preserve"> </w:t>
+      </w:r>
+      <w:r>
+        <w:t xml:space="preserve">(band theo thời gian, trung bình theo tiêu chí) và</w:t>
+      </w:r>
+      <w:r>
+        <w:t xml:space="preserve"> </w:t>
+      </w:r>
+      <w:r>
+        <w:rPr>
+          <w:b/>
+          <w:bCs/>
+        </w:rPr>
+        <w:t xml:space="preserve">trao đổi</w:t>
+      </w:r>
+      <w:r>
+        <w:t xml:space="preserve"> </w:t>
+      </w:r>
+      <w:r>
+        <w:t xml:space="preserve">sẽ có ở các bước tiếp theo.</w:t>
       </w:r>
     </w:p>
     <w:p>
@@ -5551,8 +5974,293 @@
         </w:pict>
       </w:r>
     </w:p>
+    <w:bookmarkEnd w:id="31"/>
     <w:bookmarkEnd w:id="32"/>
-    <w:bookmarkStart w:id="33" w:name="X2aaa61dde1ecd98f080cbe2f0cfb81c5163d5ab"/>
+    <w:bookmarkStart w:id="33" w:name="X27a74f3cf0506426a1a76b4e73d04f5d967bbd0"/>
+    <w:p>
+      <w:pPr>
+        <w:pStyle w:val="Heading2"/>
+      </w:pPr>
+      <w:r>
+        <w:t xml:space="preserve">8. Kịch bản demo gợi ý (~10 phút)</w:t>
+      </w:r>
+    </w:p>
+    <w:p>
+      <w:pPr>
+        <w:pStyle w:val="FirstParagraph"/>
+      </w:pPr>
+      <w:r>
+        <w:t xml:space="preserve">Mở hai trình duyệt (hoặc một cửa sổ ẩn danh): máy A đăng nhập</w:t>
+      </w:r>
+      <w:r>
+        <w:t xml:space="preserve"> </w:t>
+      </w:r>
+      <w:r>
+        <w:rPr>
+          <w:rStyle w:val="VerbatimChar"/>
+        </w:rPr>
+        <w:t xml:space="preserve">gv.demo</w:t>
+      </w:r>
+      <w:r>
+        <w:t xml:space="preserve">, máy B đăng nhập</w:t>
+      </w:r>
+      <w:r>
+        <w:t xml:space="preserve"> </w:t>
+      </w:r>
+      <w:r>
+        <w:rPr>
+          <w:rStyle w:val="VerbatimChar"/>
+        </w:rPr>
+        <w:t xml:space="preserve">DEMO001</w:t>
+      </w:r>
+      <w:r>
+        <w:t xml:space="preserve">.</w:t>
+      </w:r>
+    </w:p>
+    <w:p>
+      <w:pPr>
+        <w:pStyle w:val="Compact"/>
+        <w:numPr>
+          <w:ilvl w:val="0"/>
+          <w:numId w:val="1011"/>
+        </w:numPr>
+      </w:pPr>
+      <w:r>
+        <w:rPr>
+          <w:b/>
+          <w:bCs/>
+        </w:rPr>
+        <w:t xml:space="preserve">Admin</w:t>
+      </w:r>
+      <w:r>
+        <w:t xml:space="preserve"> </w:t>
+      </w:r>
+      <w:r>
+        <w:t xml:space="preserve">(</w:t>
+      </w:r>
+      <w:r>
+        <w:rPr>
+          <w:rStyle w:val="VerbatimChar"/>
+        </w:rPr>
+        <w:t xml:space="preserve">admin</w:t>
+      </w:r>
+      <w:r>
+        <w:t xml:space="preserve">): Tổng quan → Giáo viên → thêm một giáo viên, xem mật khẩu tạm hiện một lần → Nhật ký thấy dòng "Tạo giáo viên".</w:t>
+      </w:r>
+    </w:p>
+    <w:p>
+      <w:pPr>
+        <w:pStyle w:val="Compact"/>
+        <w:numPr>
+          <w:ilvl w:val="0"/>
+          <w:numId w:val="1011"/>
+        </w:numPr>
+      </w:pPr>
+      <w:r>
+        <w:rPr>
+          <w:b/>
+          <w:bCs/>
+        </w:rPr>
+        <w:t xml:space="preserve">Giáo viên</w:t>
+      </w:r>
+      <w:r>
+        <w:t xml:space="preserve"> </w:t>
+      </w:r>
+      <w:r>
+        <w:t xml:space="preserve">(máy A): Lớp học → mở</w:t>
+      </w:r>
+      <w:r>
+        <w:t xml:space="preserve"> </w:t>
+      </w:r>
+      <w:r>
+        <w:rPr>
+          <w:rStyle w:val="VerbatimChar"/>
+        </w:rPr>
+        <w:t xml:space="preserve">DEMO-A</w:t>
+      </w:r>
+      <w:r>
+        <w:t xml:space="preserve"> </w:t>
+      </w:r>
+      <w:r>
+        <w:t xml:space="preserve">→ Import file mẫu đã điền vài sinh viên → xem kết quả, tải file tài khoản.</w:t>
+      </w:r>
+    </w:p>
+    <w:p>
+      <w:pPr>
+        <w:pStyle w:val="Compact"/>
+        <w:numPr>
+          <w:ilvl w:val="0"/>
+          <w:numId w:val="1011"/>
+        </w:numPr>
+      </w:pPr>
+      <w:r>
+        <w:t xml:space="preserve">Bài tập → mở</w:t>
+      </w:r>
+      <w:r>
+        <w:t xml:space="preserve"> </w:t>
+      </w:r>
+      <w:r>
+        <w:rPr>
+          <w:b/>
+          <w:bCs/>
+        </w:rPr>
+        <w:t xml:space="preserve">"Tuần 2"</w:t>
+      </w:r>
+      <w:r>
+        <w:t xml:space="preserve"> </w:t>
+      </w:r>
+      <w:r>
+        <w:t xml:space="preserve">(nháp) →</w:t>
+      </w:r>
+      <w:r>
+        <w:t xml:space="preserve"> </w:t>
+      </w:r>
+      <w:r>
+        <w:rPr>
+          <w:b/>
+          <w:bCs/>
+        </w:rPr>
+        <w:t xml:space="preserve">Giao bài &amp; phát hành</w:t>
+      </w:r>
+      <w:r>
+        <w:t xml:space="preserve"> </w:t>
+      </w:r>
+      <w:r>
+        <w:t xml:space="preserve">cho lớp</w:t>
+      </w:r>
+      <w:r>
+        <w:t xml:space="preserve"> </w:t>
+      </w:r>
+      <w:r>
+        <w:rPr>
+          <w:rStyle w:val="VerbatimChar"/>
+        </w:rPr>
+        <w:t xml:space="preserve">DEMO-A</w:t>
+      </w:r>
+      <w:r>
+        <w:t xml:space="preserve"> </w:t>
+      </w:r>
+      <w:r>
+        <w:t xml:space="preserve">→ máy B (</w:t>
+      </w:r>
+      <w:r>
+        <w:rPr>
+          <w:rStyle w:val="VerbatimChar"/>
+        </w:rPr>
+        <w:t xml:space="preserve">DEMO001</w:t>
+      </w:r>
+      <w:r>
+        <w:t xml:space="preserve">) thấy</w:t>
+      </w:r>
+      <w:r>
+        <w:t xml:space="preserve"> </w:t>
+      </w:r>
+      <w:r>
+        <w:rPr>
+          <w:b/>
+          <w:bCs/>
+        </w:rPr>
+        <w:t xml:space="preserve">thông báo bật lên ngay</w:t>
+      </w:r>
+      <w:r>
+        <w:t xml:space="preserve"> </w:t>
+      </w:r>
+      <w:r>
+        <w:t xml:space="preserve">và số trên chuông tăng.</w:t>
+      </w:r>
+    </w:p>
+    <w:p>
+      <w:pPr>
+        <w:pStyle w:val="Compact"/>
+        <w:numPr>
+          <w:ilvl w:val="0"/>
+          <w:numId w:val="1011"/>
+        </w:numPr>
+      </w:pPr>
+      <w:r>
+        <w:t xml:space="preserve">Tắt mạng máy B vài giây (hoặc khởi động lại backend) → thanh vàng "Mất kết nối… đang thử lại" → bật lại → tự kết nối.</w:t>
+      </w:r>
+    </w:p>
+    <w:p>
+      <w:pPr>
+        <w:pStyle w:val="Compact"/>
+        <w:numPr>
+          <w:ilvl w:val="0"/>
+          <w:numId w:val="1011"/>
+        </w:numPr>
+      </w:pPr>
+      <w:r>
+        <w:t xml:space="preserve">Đăng nhập</w:t>
+      </w:r>
+      <w:r>
+        <w:t xml:space="preserve"> </w:t>
+      </w:r>
+      <w:r>
+        <w:rPr>
+          <w:rStyle w:val="VerbatimChar"/>
+        </w:rPr>
+        <w:t xml:space="preserve">DEMO001</w:t>
+      </w:r>
+      <w:r>
+        <w:t xml:space="preserve"> </w:t>
+      </w:r>
+      <w:r>
+        <w:t xml:space="preserve">ở trình duyệt thứ ba → máy B hiện "Tài khoản vừa đăng nhập ở nơi khác".</w:t>
+      </w:r>
+    </w:p>
+    <w:p>
+      <w:pPr>
+        <w:pStyle w:val="FirstParagraph"/>
+      </w:pPr>
+      <w:r>
+        <w:t xml:space="preserve">Muốn làm lại từ đầu: xoá dữ liệu (Docker:</w:t>
+      </w:r>
+      <w:r>
+        <w:t xml:space="preserve"> </w:t>
+      </w:r>
+      <w:r>
+        <w:rPr>
+          <w:rStyle w:val="VerbatimChar"/>
+        </w:rPr>
+        <w:t xml:space="preserve">docker compose down -v</w:t>
+      </w:r>
+      <w:r>
+        <w:t xml:space="preserve">; trên máy: xoá và tạo lại DB</w:t>
+      </w:r>
+      <w:r>
+        <w:t xml:space="preserve"> </w:t>
+      </w:r>
+      <w:r>
+        <w:rPr>
+          <w:rStyle w:val="VerbatimChar"/>
+        </w:rPr>
+        <w:t xml:space="preserve">ielts</w:t>
+      </w:r>
+      <w:r>
+        <w:t xml:space="preserve">) rồi khởi động lại với profile</w:t>
+      </w:r>
+      <w:r>
+        <w:t xml:space="preserve"> </w:t>
+      </w:r>
+      <w:r>
+        <w:rPr>
+          <w:rStyle w:val="VerbatimChar"/>
+        </w:rPr>
+        <w:t xml:space="preserve">demo</w:t>
+      </w:r>
+      <w:r>
+        <w:t xml:space="preserve">.</w:t>
+      </w:r>
+    </w:p>
+    <w:p>
+      <w:r>
+        <w:pict>
+          <v:rect style="width:0;height:1.5pt" o:hralign="center" o:hrstd="t" o:hr="t"/>
+        </w:pict>
+      </w:r>
+    </w:p>
+    <w:bookmarkEnd w:id="33"/>
+    <w:bookmarkStart w:id="34" w:name="X2aaa61dde1ecd98f080cbe2f0cfb81c5163d5ab"/>
     <w:p>
       <w:pPr>
         <w:pStyle w:val="Heading2"/>
@@ -5903,8 +6611,8 @@
         </w:tc>
       </w:tr>
     </w:tbl>
-    <w:bookmarkEnd w:id="33"/>
     <w:bookmarkEnd w:id="34"/>
+    <w:bookmarkEnd w:id="35"/>
     <w:sectPr>
       <w:footnotePr>
         <w:numRestart w:val="eachSect"/>
@@ -6285,6 +6993,12 @@
     <w:abstractNumId w:val="991"/>
   </w:num>
   <w:num w:numId="1009">
+    <w:abstractNumId w:val="991"/>
+  </w:num>
+  <w:num w:numId="1010">
+    <w:abstractNumId w:val="991"/>
+  </w:num>
+  <w:num w:numId="1011">
     <w:abstractNumId w:val="99411"/>
     <w:lvlOverride w:ilvl="0">
       <w:startOverride w:val="1"/>

--- a/docx/10-huong-dan-su-dung.docx
+++ b/docx/10-huong-dan-su-dung.docx
@@ -28,7 +28,7 @@
         </w:p>
       </w:sdtContent>
     </w:sdt>
-    <w:bookmarkStart w:id="35" w:name="X62b689528c743ccb8c3229542497059f4aa59b0"/>
+    <w:bookmarkStart w:id="34" w:name="X62b689528c743ccb8c3229542497059f4aa59b0"/>
     <w:p>
       <w:pPr>
         <w:pStyle w:val="Heading1"/>
@@ -223,7 +223,7 @@
               <w:pStyle w:val="Compact"/>
             </w:pPr>
             <w:r>
-              <w:t xml:space="preserve">Giáo viên: chấm bài (hàng đợi, chấm theo tiêu chí, đánh dấu trên bài kiểu Word, nhận xét mẫu, thống kê lỗi, trả bài, yêu cầu sửa, so sánh 2 lần nộp)</w:t>
+              <w:t xml:space="preserve">Giáo viên: chấm bài (hàng đợi, chấm theo tiêu chí, trả bài, yêu cầu sửa)</w:t>
             </w:r>
           </w:p>
         </w:tc>
@@ -244,6 +244,9 @@
             <w:pPr>
               <w:pStyle w:val="Compact"/>
             </w:pPr>
+            <w:r>
+              <w:t xml:space="preserve">Nhận xét inline, ngân hàng nhận xét, so sánh 2 lần nộp: bước tiếp theo</w:t>
+            </w:r>
           </w:p>
         </w:tc>
       </w:tr>
@@ -290,7 +293,7 @@
               <w:pStyle w:val="Compact"/>
             </w:pPr>
             <w:r>
-              <w:t xml:space="preserve">Sinh viên: bài được giao, chi tiết bài, lịch sử nộp, làm bài (cả khi mất mạng), nộp bài, kết quả từng phần + so sánh các lần nộp</w:t>
+              <w:t xml:space="preserve">Sinh viên: bài được giao, chi tiết bài, lịch sử nộp, làm bài (cả khi mất mạng), nộp bài</w:t>
             </w:r>
           </w:p>
         </w:tc>
@@ -322,7 +325,7 @@
               <w:pStyle w:val="Compact"/>
             </w:pPr>
             <w:r>
-              <w:t xml:space="preserve">Sinh viên: kết quả học tập, trao đổi</w:t>
+              <w:t xml:space="preserve">Sinh viên: xem kết quả chi tiết, kết quả học tập, trao đổi</w:t>
             </w:r>
           </w:p>
         </w:tc>
@@ -4388,358 +4391,6 @@
         </w:numPr>
       </w:pPr>
       <w:r>
-        <w:rPr>
-          <w:b/>
-          <w:bCs/>
-        </w:rPr>
-        <w:t xml:space="preserve">Đánh dấu trên bài</w:t>
-      </w:r>
-      <w:r>
-        <w:t xml:space="preserve"> </w:t>
-      </w:r>
-      <w:r>
-        <w:t xml:space="preserve">(giống Word đã chấm):</w:t>
-      </w:r>
-      <w:r>
-        <w:t xml:space="preserve"> </w:t>
-      </w:r>
-      <w:r>
-        <w:rPr>
-          <w:b/>
-          <w:bCs/>
-        </w:rPr>
-        <w:t xml:space="preserve">bôi đen</w:t>
-      </w:r>
-      <w:r>
-        <w:t xml:space="preserve"> </w:t>
-      </w:r>
-      <w:r>
-        <w:t xml:space="preserve">chữ trong bài → thanh công cụ</w:t>
-      </w:r>
-      <w:r>
-        <w:t xml:space="preserve"> </w:t>
-      </w:r>
-      <w:r>
-        <w:rPr>
-          <w:b/>
-          <w:bCs/>
-        </w:rPr>
-        <w:t xml:space="preserve">Lỗi · Đánh dấu · Tốt · Nhận xét · Sửa thành… · Xoá · Thêm chữ</w:t>
-      </w:r>
-      <w:r>
-        <w:t xml:space="preserve">.</w:t>
-      </w:r>
-    </w:p>
-    <w:p>
-      <w:pPr>
-        <w:pStyle w:val="Compact"/>
-        <w:numPr>
-          <w:ilvl w:val="2"/>
-          <w:numId w:val="1007"/>
-        </w:numPr>
-      </w:pPr>
-      <w:r>
-        <w:rPr>
-          <w:i/>
-          <w:iCs/>
-        </w:rPr>
-        <w:t xml:space="preserve">Lỗi</w:t>
-      </w:r>
-      <w:r>
-        <w:t xml:space="preserve">: chọn 1 trong 7 nhóm (Ngữ pháp, Chính tả, Từ vựng, Collocation, Liên kết, Dấu câu, Khác) hoặc mã IELTS chi tiết (VT, SV, ART…), tuỳ chọn tiêu chí, nhận xét, cách sửa → chữ được</w:t>
-      </w:r>
-      <w:r>
-        <w:t xml:space="preserve"> </w:t>
-      </w:r>
-      <w:r>
-        <w:rPr>
-          <w:b/>
-          <w:bCs/>
-        </w:rPr>
-        <w:t xml:space="preserve">gạch chân gợn sóng</w:t>
-      </w:r>
-      <w:r>
-        <w:t xml:space="preserve"> </w:t>
-      </w:r>
-      <w:r>
-        <w:t xml:space="preserve">màu theo nhóm lỗi.</w:t>
-      </w:r>
-    </w:p>
-    <w:p>
-      <w:pPr>
-        <w:pStyle w:val="Compact"/>
-        <w:numPr>
-          <w:ilvl w:val="2"/>
-          <w:numId w:val="1007"/>
-        </w:numPr>
-      </w:pPr>
-      <w:r>
-        <w:rPr>
-          <w:i/>
-          <w:iCs/>
-        </w:rPr>
-        <w:t xml:space="preserve">Đánh dấu</w:t>
-      </w:r>
-      <w:r>
-        <w:t xml:space="preserve"> </w:t>
-      </w:r>
-      <w:r>
-        <w:t xml:space="preserve">→ nền vàng;</w:t>
-      </w:r>
-      <w:r>
-        <w:t xml:space="preserve"> </w:t>
-      </w:r>
-      <w:r>
-        <w:rPr>
-          <w:i/>
-          <w:iCs/>
-        </w:rPr>
-        <w:t xml:space="preserve">Tốt</w:t>
-      </w:r>
-      <w:r>
-        <w:t xml:space="preserve"> </w:t>
-      </w:r>
-      <w:r>
-        <w:t xml:space="preserve">→ nền xanh nhạt;</w:t>
-      </w:r>
-      <w:r>
-        <w:t xml:space="preserve"> </w:t>
-      </w:r>
-      <w:r>
-        <w:rPr>
-          <w:i/>
-          <w:iCs/>
-        </w:rPr>
-        <w:t xml:space="preserve">Nhận xét</w:t>
-      </w:r>
-      <w:r>
-        <w:t xml:space="preserve"> </w:t>
-      </w:r>
-      <w:r>
-        <w:t xml:space="preserve">→ nền xám, nội dung hiện ở</w:t>
-      </w:r>
-      <w:r>
-        <w:t xml:space="preserve"> </w:t>
-      </w:r>
-      <w:r>
-        <w:rPr>
-          <w:b/>
-          <w:bCs/>
-        </w:rPr>
-        <w:t xml:space="preserve">lề phải</w:t>
-      </w:r>
-      <w:r>
-        <w:t xml:space="preserve"> </w:t>
-      </w:r>
-      <w:r>
-        <w:t xml:space="preserve">(bong bóng canh theo dòng).</w:t>
-      </w:r>
-    </w:p>
-    <w:p>
-      <w:pPr>
-        <w:pStyle w:val="Compact"/>
-        <w:numPr>
-          <w:ilvl w:val="2"/>
-          <w:numId w:val="1007"/>
-        </w:numPr>
-      </w:pPr>
-      <w:r>
-        <w:rPr>
-          <w:i/>
-          <w:iCs/>
-        </w:rPr>
-        <w:t xml:space="preserve">Sửa thành…</w:t>
-      </w:r>
-      <w:r>
-        <w:t xml:space="preserve"> </w:t>
-      </w:r>
-      <w:r>
-        <w:t xml:space="preserve">→ chữ cũ gạch ngang đỏ, chữ mới gạch chân đỏ ngay cạnh;</w:t>
-      </w:r>
-      <w:r>
-        <w:t xml:space="preserve"> </w:t>
-      </w:r>
-      <w:r>
-        <w:rPr>
-          <w:i/>
-          <w:iCs/>
-        </w:rPr>
-        <w:t xml:space="preserve">Xoá</w:t>
-      </w:r>
-      <w:r>
-        <w:t xml:space="preserve"> </w:t>
-      </w:r>
-      <w:r>
-        <w:t xml:space="preserve">→ chữ gạch ngang đỏ;</w:t>
-      </w:r>
-      <w:r>
-        <w:t xml:space="preserve"> </w:t>
-      </w:r>
-      <w:r>
-        <w:rPr>
-          <w:i/>
-          <w:iCs/>
-        </w:rPr>
-        <w:t xml:space="preserve">Thêm chữ</w:t>
-      </w:r>
-      <w:r>
-        <w:t xml:space="preserve"> </w:t>
-      </w:r>
-      <w:r>
-        <w:t xml:space="preserve">→ chữ đỏ gạch chân chèn sau đoạn đã chọn.</w:t>
-      </w:r>
-      <w:r>
-        <w:t xml:space="preserve"> </w:t>
-      </w:r>
-      <w:r>
-        <w:rPr>
-          <w:b/>
-          <w:bCs/>
-        </w:rPr>
-        <w:t xml:space="preserve">Bài gốc của sinh viên không bị đổi</w:t>
-      </w:r>
-      <w:r>
-        <w:t xml:space="preserve">, đây chỉ là lớp hiển thị.</w:t>
-      </w:r>
-    </w:p>
-    <w:p>
-      <w:pPr>
-        <w:pStyle w:val="Compact"/>
-        <w:numPr>
-          <w:ilvl w:val="2"/>
-          <w:numId w:val="1007"/>
-        </w:numPr>
-      </w:pPr>
-      <w:r>
-        <w:t xml:space="preserve">Nhiều kiểu được chồng lên cùng một đoạn. Lề trái có</w:t>
-      </w:r>
-      <w:r>
-        <w:t xml:space="preserve"> </w:t>
-      </w:r>
-      <w:r>
-        <w:rPr>
-          <w:b/>
-          <w:bCs/>
-        </w:rPr>
-        <w:t xml:space="preserve">thanh dọc</w:t>
-      </w:r>
-      <w:r>
-        <w:t xml:space="preserve"> </w:t>
-      </w:r>
-      <w:r>
-        <w:t xml:space="preserve">ở các dòng có đánh dấu. Hàng</w:t>
-      </w:r>
-      <w:r>
-        <w:t xml:space="preserve"> </w:t>
-      </w:r>
-      <w:r>
-        <w:rPr>
-          <w:b/>
-          <w:bCs/>
-        </w:rPr>
-        <w:t xml:space="preserve">Hiện:</w:t>
-      </w:r>
-      <w:r>
-        <w:t xml:space="preserve"> </w:t>
-      </w:r>
-      <w:r>
-        <w:t xml:space="preserve">bật / tắt từng lớp (Tô màu, Sửa, Lỗi, Nhận xét).</w:t>
-      </w:r>
-    </w:p>
-    <w:p>
-      <w:pPr>
-        <w:pStyle w:val="Compact"/>
-        <w:numPr>
-          <w:ilvl w:val="2"/>
-          <w:numId w:val="1007"/>
-        </w:numPr>
-      </w:pPr>
-      <w:r>
-        <w:t xml:space="preserve">Bấm vào đoạn đã đánh dấu (hoặc bong bóng ở lề) → thẻ chi tiết với</w:t>
-      </w:r>
-      <w:r>
-        <w:t xml:space="preserve"> </w:t>
-      </w:r>
-      <w:r>
-        <w:rPr>
-          <w:b/>
-          <w:bCs/>
-        </w:rPr>
-        <w:t xml:space="preserve">Sửa / Xoá</w:t>
-      </w:r>
-      <w:r>
-        <w:t xml:space="preserve">. Ô nhận xét có nút</w:t>
-      </w:r>
-      <w:r>
-        <w:t xml:space="preserve"> </w:t>
-      </w:r>
-      <w:r>
-        <w:rPr>
-          <w:b/>
-          <w:bCs/>
-        </w:rPr>
-        <w:t xml:space="preserve">Nhận xét mẫu</w:t>
-      </w:r>
-      <w:r>
-        <w:t xml:space="preserve"> </w:t>
-      </w:r>
-      <w:r>
-        <w:t xml:space="preserve">để chèn nhận xét hay dùng hoặc lưu nhận xét đang viết.</w:t>
-      </w:r>
-    </w:p>
-    <w:p>
-      <w:pPr>
-        <w:pStyle w:val="Compact"/>
-        <w:numPr>
-          <w:ilvl w:val="2"/>
-          <w:numId w:val="1007"/>
-        </w:numPr>
-      </w:pPr>
-      <w:r>
-        <w:t xml:space="preserve">Tab</w:t>
-      </w:r>
-      <w:r>
-        <w:t xml:space="preserve"> </w:t>
-      </w:r>
-      <w:r>
-        <w:rPr>
-          <w:b/>
-          <w:bCs/>
-        </w:rPr>
-        <w:t xml:space="preserve">Đánh dấu (N)</w:t>
-      </w:r>
-      <w:r>
-        <w:t xml:space="preserve"> </w:t>
-      </w:r>
-      <w:r>
-        <w:t xml:space="preserve">ở bảng bên phải:</w:t>
-      </w:r>
-      <w:r>
-        <w:t xml:space="preserve"> </w:t>
-      </w:r>
-      <w:r>
-        <w:rPr>
-          <w:b/>
-          <w:bCs/>
-        </w:rPr>
-        <w:t xml:space="preserve">thống kê số lỗi</w:t>
-      </w:r>
-      <w:r>
-        <w:t xml:space="preserve"> </w:t>
-      </w:r>
-      <w:r>
-        <w:t xml:space="preserve">theo nhóm và theo tiêu chí, danh sách mọi đánh dấu — bấm một mục để cuộn tới đoạn đó trên bài. Đánh dấu tự lưu cùng kết quả chấm.</w:t>
-      </w:r>
-    </w:p>
-    <w:p>
-      <w:pPr>
-        <w:pStyle w:val="Compact"/>
-        <w:numPr>
-          <w:ilvl w:val="1"/>
-          <w:numId w:val="1006"/>
-        </w:numPr>
-      </w:pPr>
-      <w:r>
         <w:t xml:space="preserve">Trả bài / yêu cầu sửa xong, màn tự chuyển sang</w:t>
       </w:r>
       <w:r>
@@ -4789,108 +4440,6 @@
       </w:r>
       <w:r>
         <w:t xml:space="preserve">để xem lại các lần nộp cũ (chỉ xem).</w:t>
-      </w:r>
-    </w:p>
-    <w:p>
-      <w:pPr>
-        <w:pStyle w:val="Compact"/>
-        <w:numPr>
-          <w:ilvl w:val="1"/>
-          <w:numId w:val="1006"/>
-        </w:numPr>
-      </w:pPr>
-      <w:r>
-        <w:rPr>
-          <w:b/>
-          <w:bCs/>
-        </w:rPr>
-        <w:t xml:space="preserve">So sánh với lần trước</w:t>
-      </w:r>
-      <w:r>
-        <w:t xml:space="preserve"> </w:t>
-      </w:r>
-      <w:r>
-        <w:t xml:space="preserve">(hiện khi bài đã nộp lại): nút ở trên bài làm. Chọn lần cũ cần so; xem kiểu</w:t>
-      </w:r>
-      <w:r>
-        <w:t xml:space="preserve"> </w:t>
-      </w:r>
-      <w:r>
-        <w:rPr>
-          <w:b/>
-          <w:bCs/>
-        </w:rPr>
-        <w:t xml:space="preserve">Gộp</w:t>
-      </w:r>
-      <w:r>
-        <w:t xml:space="preserve"> </w:t>
-      </w:r>
-      <w:r>
-        <w:t xml:space="preserve">(chữ bị bỏ gạch ngang nền đỏ, chữ thêm nền xanh) hoặc</w:t>
-      </w:r>
-      <w:r>
-        <w:t xml:space="preserve"> </w:t>
-      </w:r>
-      <w:r>
-        <w:rPr>
-          <w:b/>
-          <w:bCs/>
-        </w:rPr>
-        <w:t xml:space="preserve">Song song</w:t>
-      </w:r>
-      <w:r>
-        <w:t xml:space="preserve"> </w:t>
-      </w:r>
-      <w:r>
-        <w:t xml:space="preserve">(bài cũ | bài mới). Bên dưới là</w:t>
-      </w:r>
-      <w:r>
-        <w:t xml:space="preserve"> </w:t>
-      </w:r>
-      <w:r>
-        <w:rPr>
-          <w:b/>
-          <w:bCs/>
-        </w:rPr>
-        <w:t xml:space="preserve">"Đã sửa X/Y lỗi của lần N"</w:t>
-      </w:r>
-      <w:r>
-        <w:t xml:space="preserve"> </w:t>
-      </w:r>
-      <w:r>
-        <w:t xml:space="preserve">theo nhóm lỗi và theo tiêu chí, rồi từng lỗi của lần cũ với kết quả</w:t>
-      </w:r>
-      <w:r>
-        <w:t xml:space="preserve"> </w:t>
-      </w:r>
-      <w:r>
-        <w:rPr>
-          <w:b/>
-          <w:bCs/>
-        </w:rPr>
-        <w:t xml:space="preserve">tự đoán</w:t>
-      </w:r>
-      <w:r>
-        <w:t xml:space="preserve"> </w:t>
-      </w:r>
-      <w:r>
-        <w:t xml:space="preserve">(Đã sửa / Đổi khác gợi ý / Chưa sửa). Bấm một lỗi → đoạn trích được viền trên bài cũ; đoán sai thì chọn lại, bấm</w:t>
-      </w:r>
-      <w:r>
-        <w:t xml:space="preserve"> </w:t>
-      </w:r>
-      <w:r>
-        <w:rPr>
-          <w:b/>
-          <w:bCs/>
-        </w:rPr>
-        <w:t xml:space="preserve">Về tự đoán</w:t>
-      </w:r>
-      <w:r>
-        <w:t xml:space="preserve"> </w:t>
-      </w:r>
-      <w:r>
-        <w:t xml:space="preserve">để bỏ. Đánh giá lưu ngay, làm được cả sau khi đã trả bài.</w:t>
       </w:r>
     </w:p>
     <w:bookmarkEnd w:id="24"/>
@@ -4908,7 +4457,7 @@
         <w:pStyle w:val="FirstParagraph"/>
       </w:pPr>
       <w:r>
-        <w:t xml:space="preserve">Tiến độ realtime của lớp, thống kê, xuất Excel và trao đổi (chat) đã có ở backend; giao diện sẽ có ở các bước tiếp theo.</w:t>
+        <w:t xml:space="preserve">Nhận xét trên bài (bôi đen → mã lỗi, gợi ý sửa), ngân hàng nhận xét, so sánh 2 lần nộp, tiến độ realtime của lớp, thống kê, xuất Excel và trao đổi (chat) đã có ở backend; giao diện sẽ có ở các bước tiếp theo.</w:t>
       </w:r>
     </w:p>
     <w:p>
@@ -4920,7 +4469,7 @@
     </w:p>
     <w:bookmarkEnd w:id="25"/>
     <w:bookmarkEnd w:id="26"/>
-    <w:bookmarkStart w:id="32" w:name="Xa4980557fe2b16e9ea1555bbc3e255ac8d44acd"/>
+    <w:bookmarkStart w:id="31" w:name="Xa4980557fe2b16e9ea1555bbc3e255ac8d44acd"/>
     <w:p>
       <w:pPr>
         <w:pStyle w:val="Heading2"/>
@@ -5212,7 +4761,7 @@
         <w:pStyle w:val="Compact"/>
         <w:numPr>
           <w:ilvl w:val="0"/>
-          <w:numId w:val="1008"/>
+          <w:numId w:val="1007"/>
         </w:numPr>
       </w:pPr>
       <w:r>
@@ -5249,6 +4798,166 @@
       </w:r>
       <w:r>
         <w:t xml:space="preserve">(nếu có);</w:t>
+      </w:r>
+    </w:p>
+    <w:p>
+      <w:pPr>
+        <w:pStyle w:val="Compact"/>
+        <w:numPr>
+          <w:ilvl w:val="0"/>
+          <w:numId w:val="1007"/>
+        </w:numPr>
+      </w:pPr>
+      <w:r>
+        <w:t xml:space="preserve">từng phần trong một tab: trạng thái, loại đề, số từ tối thiểu, thời gian gợi ý, hạn nộp / hạn sửa, đề bài + hình,</w:t>
+      </w:r>
+      <w:r>
+        <w:t xml:space="preserve"> </w:t>
+      </w:r>
+      <w:r>
+        <w:rPr>
+          <w:b/>
+          <w:bCs/>
+        </w:rPr>
+        <w:t xml:space="preserve">tiêu chí chấm</w:t>
+      </w:r>
+      <w:r>
+        <w:t xml:space="preserve"> </w:t>
+      </w:r>
+      <w:r>
+        <w:t xml:space="preserve">(mở ra xem checklist, mục "Giới hạn điểm" ghi band tối đa); nút</w:t>
+      </w:r>
+      <w:r>
+        <w:t xml:space="preserve"> </w:t>
+      </w:r>
+      <w:r>
+        <w:rPr>
+          <w:b/>
+          <w:bCs/>
+        </w:rPr>
+        <w:t xml:space="preserve">Làm bài / Viết tiếp / Sửa bài</w:t>
+      </w:r>
+      <w:r>
+        <w:t xml:space="preserve">, hoặc</w:t>
+      </w:r>
+      <w:r>
+        <w:t xml:space="preserve"> </w:t>
+      </w:r>
+      <w:r>
+        <w:rPr>
+          <w:b/>
+          <w:bCs/>
+        </w:rPr>
+        <w:t xml:space="preserve">Xem bài đã nộp</w:t>
+      </w:r>
+      <w:r>
+        <w:t xml:space="preserve">;</w:t>
+      </w:r>
+    </w:p>
+    <w:p>
+      <w:pPr>
+        <w:pStyle w:val="Compact"/>
+        <w:numPr>
+          <w:ilvl w:val="0"/>
+          <w:numId w:val="1007"/>
+        </w:numPr>
+      </w:pPr>
+      <w:r>
+        <w:rPr>
+          <w:b/>
+          <w:bCs/>
+        </w:rPr>
+        <w:t xml:space="preserve">Lịch sử nộp</w:t>
+      </w:r>
+      <w:r>
+        <w:t xml:space="preserve"> </w:t>
+      </w:r>
+      <w:r>
+        <w:t xml:space="preserve">của từng phần: mỗi lần nộp, giờ nộp, số từ, nộp muộn, band nếu đã được trả bài (đang chấm thì ghi "Chờ kết quả");</w:t>
+      </w:r>
+    </w:p>
+    <w:p>
+      <w:pPr>
+        <w:pStyle w:val="Compact"/>
+        <w:numPr>
+          <w:ilvl w:val="0"/>
+          <w:numId w:val="1007"/>
+        </w:numPr>
+      </w:pPr>
+      <w:r>
+        <w:t xml:space="preserve">khung</w:t>
+      </w:r>
+      <w:r>
+        <w:t xml:space="preserve"> </w:t>
+      </w:r>
+      <w:r>
+        <w:rPr>
+          <w:b/>
+          <w:bCs/>
+        </w:rPr>
+        <w:t xml:space="preserve">Kết quả</w:t>
+      </w:r>
+      <w:r>
+        <w:t xml:space="preserve">: band từng phần và band cả bài (chỉ có khi mọi phần đã được trả; Task 2 tính gấp đôi Task 1);</w:t>
+      </w:r>
+    </w:p>
+    <w:p>
+      <w:pPr>
+        <w:pStyle w:val="Compact"/>
+        <w:numPr>
+          <w:ilvl w:val="0"/>
+          <w:numId w:val="1007"/>
+        </w:numPr>
+      </w:pPr>
+      <w:r>
+        <w:t xml:space="preserve">khung</w:t>
+      </w:r>
+      <w:r>
+        <w:t xml:space="preserve"> </w:t>
+      </w:r>
+      <w:r>
+        <w:rPr>
+          <w:b/>
+          <w:bCs/>
+        </w:rPr>
+        <w:t xml:space="preserve">Thời gian &amp; quy định</w:t>
+      </w:r>
+      <w:r>
+        <w:t xml:space="preserve">: hạn nộp, có cho nộp muộn không, số lần yêu cầu sửa tối đa.</w:t>
+      </w:r>
+    </w:p>
+    <w:bookmarkEnd w:id="28"/>
+    <w:bookmarkStart w:id="29" w:name="Xcdbbb1fe94ded6e0db335b0616309f1ec0255e9"/>
+    <w:p>
+      <w:pPr>
+        <w:pStyle w:val="Heading3"/>
+      </w:pPr>
+      <w:r>
+        <w:t xml:space="preserve">7.3. Làm bài và nộp bài</w:t>
+      </w:r>
+    </w:p>
+    <w:p>
+      <w:pPr>
+        <w:pStyle w:val="FirstParagraph"/>
+      </w:pPr>
+      <w:r>
+        <w:t xml:space="preserve">Bấm</w:t>
+      </w:r>
+      <w:r>
+        <w:t xml:space="preserve"> </w:t>
+      </w:r>
+      <w:r>
+        <w:rPr>
+          <w:b/>
+          <w:bCs/>
+        </w:rPr>
+        <w:t xml:space="preserve">Làm bài / Viết tiếp / Sửa bài</w:t>
+      </w:r>
+      <w:r>
+        <w:t xml:space="preserve"> </w:t>
+      </w:r>
+      <w:r>
+        <w:t xml:space="preserve">để mở màn làm bài toàn màn hình. Bài nhiều phần thì chọn phần ở hàng tab trên cùng (tab ghi trạng thái từng phần).</w:t>
       </w:r>
     </w:p>
     <w:p>
@@ -5260,49 +4969,49 @@
         </w:numPr>
       </w:pPr>
       <w:r>
-        <w:t xml:space="preserve">từng phần trong một tab: trạng thái, loại đề, số từ tối thiểu, thời gian gợi ý, hạn nộp / hạn sửa, đề bài + hình,</w:t>
-      </w:r>
-      <w:r>
-        <w:t xml:space="preserve"> </w:t>
-      </w:r>
-      <w:r>
-        <w:rPr>
-          <w:b/>
-          <w:bCs/>
-        </w:rPr>
-        <w:t xml:space="preserve">tiêu chí chấm</w:t>
-      </w:r>
-      <w:r>
-        <w:t xml:space="preserve"> </w:t>
-      </w:r>
-      <w:r>
-        <w:t xml:space="preserve">(mở ra xem checklist, mục "Giới hạn điểm" ghi band tối đa); nút</w:t>
-      </w:r>
-      <w:r>
-        <w:t xml:space="preserve"> </w:t>
-      </w:r>
-      <w:r>
-        <w:rPr>
-          <w:b/>
-          <w:bCs/>
-        </w:rPr>
-        <w:t xml:space="preserve">Làm bài / Viết tiếp / Sửa bài</w:t>
-      </w:r>
-      <w:r>
-        <w:t xml:space="preserve">, hoặc</w:t>
-      </w:r>
-      <w:r>
-        <w:t xml:space="preserve"> </w:t>
-      </w:r>
-      <w:r>
-        <w:rPr>
-          <w:b/>
-          <w:bCs/>
-        </w:rPr>
-        <w:t xml:space="preserve">Xem bài đã nộp</w:t>
-      </w:r>
-      <w:r>
-        <w:t xml:space="preserve">;</w:t>
+        <w:rPr>
+          <w:b/>
+          <w:bCs/>
+        </w:rPr>
+        <w:t xml:space="preserve">Bên trái</w:t>
+      </w:r>
+      <w:r>
+        <w:t xml:space="preserve"> </w:t>
+      </w:r>
+      <w:r>
+        <w:t xml:space="preserve">là đề bài (trên điện thoại: bấm</w:t>
+      </w:r>
+      <w:r>
+        <w:t xml:space="preserve"> </w:t>
+      </w:r>
+      <w:r>
+        <w:rPr>
+          <w:b/>
+          <w:bCs/>
+        </w:rPr>
+        <w:t xml:space="preserve">Xem đề bài</w:t>
+      </w:r>
+      <w:r>
+        <w:t xml:space="preserve"> </w:t>
+      </w:r>
+      <w:r>
+        <w:t xml:space="preserve">để mở),</w:t>
+      </w:r>
+      <w:r>
+        <w:t xml:space="preserve"> </w:t>
+      </w:r>
+      <w:r>
+        <w:rPr>
+          <w:b/>
+          <w:bCs/>
+        </w:rPr>
+        <w:t xml:space="preserve">bên phải</w:t>
+      </w:r>
+      <w:r>
+        <w:t xml:space="preserve"> </w:t>
+      </w:r>
+      <w:r>
+        <w:t xml:space="preserve">là ô soạn. Số từ đếm ngay khi gõ (cùng cách đếm với máy chủ): màu cam khi chưa đủ tối thiểu, xanh khi đủ.</w:t>
       </w:r>
     </w:p>
     <w:p>
@@ -5318,13 +5027,10 @@
           <w:b/>
           <w:bCs/>
         </w:rPr>
-        <w:t xml:space="preserve">Lịch sử nộp</w:t>
-      </w:r>
-      <w:r>
-        <w:t xml:space="preserve"> </w:t>
-      </w:r>
-      <w:r>
-        <w:t xml:space="preserve">của từng phần: mỗi lần nộp, giờ nộp, số từ, nộp muộn, band nếu đã được trả bài (đang chấm thì ghi "Chờ kết quả");</w:t>
+        <w:t xml:space="preserve">Tự lưu nháp</w:t>
+      </w:r>
+      <w:r>
+        <w:t xml:space="preserve">: ngừng gõ 3 giây, chuyển sang tab khác hoặc đổi phần là bài được lưu; dòng trạng thái ghi "Chưa lưu" → "Đang lưu…" → "Đã lưu lúc hh:mm". Lưu lỗi thì bấm "Lỗi lưu – thử lại". Đóng trang khi còn thay đổi chưa lưu, trình duyệt sẽ hỏi lại.</w:t>
       </w:r>
     </w:p>
     <w:p>
@@ -5336,20 +5042,30 @@
         </w:numPr>
       </w:pPr>
       <w:r>
-        <w:t xml:space="preserve">khung</w:t>
-      </w:r>
-      <w:r>
-        <w:t xml:space="preserve"> </w:t>
-      </w:r>
-      <w:r>
-        <w:rPr>
-          <w:b/>
-          <w:bCs/>
-        </w:rPr>
-        <w:t xml:space="preserve">Kết quả</w:t>
-      </w:r>
-      <w:r>
-        <w:t xml:space="preserve">: band từng phần và band cả bài (chỉ có khi mọi phần đã được trả; Task 2 tính gấp đôi Task 1);</w:t>
+        <w:rPr>
+          <w:b/>
+          <w:bCs/>
+        </w:rPr>
+        <w:t xml:space="preserve">Mất mạng khi đang viết</w:t>
+      </w:r>
+      <w:r>
+        <w:t xml:space="preserve">: cứ viết tiếp, bài được giữ trên trình duyệt; dòng trạng thái ghi "Ngoại tuyến – đã lưu trên máy" và nút nộp tạm khoá ("Cần có mạng để nộp bài"). Có mạng lại, bài tự gửi lên máy chủ. Lỡ đóng trang khi chưa gửi được, mở lại màn làm bài trên</w:t>
+      </w:r>
+      <w:r>
+        <w:t xml:space="preserve"> </w:t>
+      </w:r>
+      <w:r>
+        <w:rPr>
+          <w:b/>
+          <w:bCs/>
+        </w:rPr>
+        <w:t xml:space="preserve">cùng trình duyệt</w:t>
+      </w:r>
+      <w:r>
+        <w:t xml:space="preserve"> </w:t>
+      </w:r>
+      <w:r>
+        <w:t xml:space="preserve">thì bài được khôi phục (nếu trong lúc đó bài đã được sửa ở nơi khác, hệ thống hỏi chọn bản).</w:t>
       </w:r>
     </w:p>
     <w:p>
@@ -5361,30 +5077,136 @@
         </w:numPr>
       </w:pPr>
       <w:r>
-        <w:t xml:space="preserve">khung</w:t>
-      </w:r>
-      <w:r>
-        <w:t xml:space="preserve"> </w:t>
-      </w:r>
-      <w:r>
-        <w:rPr>
-          <w:b/>
-          <w:bCs/>
-        </w:rPr>
-        <w:t xml:space="preserve">Thời gian &amp; quy định</w:t>
-      </w:r>
-      <w:r>
-        <w:t xml:space="preserve">: hạn nộp, có cho nộp muộn không, số lần yêu cầu sửa tối đa.</w:t>
-      </w:r>
-    </w:p>
-    <w:bookmarkEnd w:id="28"/>
-    <w:bookmarkStart w:id="29" w:name="Xcdbbb1fe94ded6e0db335b0616309f1ec0255e9"/>
+        <w:rPr>
+          <w:b/>
+          <w:bCs/>
+        </w:rPr>
+        <w:t xml:space="preserve">Mở cùng bài ở 2 tab / 2 máy</w:t>
+      </w:r>
+      <w:r>
+        <w:t xml:space="preserve">: khi một nơi lưu đè, nơi kia hiện hộp thoại cho xem cả hai bản (kèm số từ) để chọn</w:t>
+      </w:r>
+      <w:r>
+        <w:t xml:space="preserve"> </w:t>
+      </w:r>
+      <w:r>
+        <w:rPr>
+          <w:b/>
+          <w:bCs/>
+        </w:rPr>
+        <w:t xml:space="preserve">Dùng bản trên máy này</w:t>
+      </w:r>
+      <w:r>
+        <w:t xml:space="preserve"> </w:t>
+      </w:r>
+      <w:r>
+        <w:t xml:space="preserve">hoặc</w:t>
+      </w:r>
+      <w:r>
+        <w:t xml:space="preserve"> </w:t>
+      </w:r>
+      <w:r>
+        <w:rPr>
+          <w:b/>
+          <w:bCs/>
+        </w:rPr>
+        <w:t xml:space="preserve">Dùng bản trên máy chủ</w:t>
+      </w:r>
+      <w:r>
+        <w:t xml:space="preserve">.</w:t>
+      </w:r>
+    </w:p>
+    <w:p>
+      <w:pPr>
+        <w:pStyle w:val="Compact"/>
+        <w:numPr>
+          <w:ilvl w:val="0"/>
+          <w:numId w:val="1008"/>
+        </w:numPr>
+      </w:pPr>
+      <w:r>
+        <w:rPr>
+          <w:b/>
+          <w:bCs/>
+        </w:rPr>
+        <w:t xml:space="preserve">Nộp</w:t>
+      </w:r>
+      <w:r>
+        <w:t xml:space="preserve">: bấm</w:t>
+      </w:r>
+      <w:r>
+        <w:t xml:space="preserve"> </w:t>
+      </w:r>
+      <w:r>
+        <w:rPr>
+          <w:b/>
+          <w:bCs/>
+        </w:rPr>
+        <w:t xml:space="preserve">Nộp phần này</w:t>
+      </w:r>
+      <w:r>
+        <w:t xml:space="preserve"> </w:t>
+      </w:r>
+      <w:r>
+        <w:t xml:space="preserve">(đang "Cần sửa":</w:t>
+      </w:r>
+      <w:r>
+        <w:t xml:space="preserve"> </w:t>
+      </w:r>
+      <w:r>
+        <w:rPr>
+          <w:b/>
+          <w:bCs/>
+        </w:rPr>
+        <w:t xml:space="preserve">Nộp bản sửa</w:t>
+      </w:r>
+      <w:r>
+        <w:t xml:space="preserve">). Bài ít hơn số từ tối thiểu thì hệ thống hỏi lại ("Viết tiếp" / "Vẫn nộp"). Nộp xong ô soạn chuyển sang chỉ đọc kèm giờ nộp; nộp sau hạn (khi bài cho phép) được ghi là</w:t>
+      </w:r>
+      <w:r>
+        <w:t xml:space="preserve"> </w:t>
+      </w:r>
+      <w:r>
+        <w:rPr>
+          <w:b/>
+          <w:bCs/>
+        </w:rPr>
+        <w:t xml:space="preserve">nộp muộn</w:t>
+      </w:r>
+      <w:r>
+        <w:t xml:space="preserve">.</w:t>
+      </w:r>
+    </w:p>
+    <w:p>
+      <w:pPr>
+        <w:pStyle w:val="Compact"/>
+        <w:numPr>
+          <w:ilvl w:val="0"/>
+          <w:numId w:val="1008"/>
+        </w:numPr>
+      </w:pPr>
+      <w:r>
+        <w:rPr>
+          <w:b/>
+          <w:bCs/>
+        </w:rPr>
+        <w:t xml:space="preserve">Đồng hồ đếm ngược</w:t>
+      </w:r>
+      <w:r>
+        <w:t xml:space="preserve"> </w:t>
+      </w:r>
+      <w:r>
+        <w:t xml:space="preserve">theo giờ máy chủ (tự đồng bộ 5 phút một lần). Quá hạn mà bài không cho nộp muộn, hoặc bài đã đóng, thì ô soạn khoá lại và ghi lý do.</w:t>
+      </w:r>
+    </w:p>
+    <w:bookmarkEnd w:id="29"/>
+    <w:bookmarkStart w:id="30" w:name="X3b2aee35a6458aa45263b9eff75cd6a1e1138d6"/>
     <w:p>
       <w:pPr>
         <w:pStyle w:val="Heading3"/>
       </w:pPr>
       <w:r>
-        <w:t xml:space="preserve">7.3. Làm bài và nộp bài</w:t>
+        <w:t xml:space="preserve">7.4. Đang làm</w:t>
       </w:r>
     </w:p>
     <w:p>
@@ -5392,27 +5214,104 @@
         <w:pStyle w:val="FirstParagraph"/>
       </w:pPr>
       <w:r>
-        <w:t xml:space="preserve">Bấm</w:t>
-      </w:r>
-      <w:r>
-        <w:t xml:space="preserve"> </w:t>
-      </w:r>
-      <w:r>
-        <w:rPr>
-          <w:b/>
-          <w:bCs/>
-        </w:rPr>
-        <w:t xml:space="preserve">Làm bài / Viết tiếp / Sửa bài</w:t>
-      </w:r>
-      <w:r>
-        <w:t xml:space="preserve"> </w:t>
-      </w:r>
-      <w:r>
-        <w:t xml:space="preserve">để mở màn làm bài toàn màn hình. Bài nhiều phần thì chọn phần ở hàng tab trên cùng (tab ghi trạng thái từng phần).</w:t>
-      </w:r>
-    </w:p>
-    <w:p>
-      <w:pPr>
+        <w:rPr>
+          <w:b/>
+          <w:bCs/>
+        </w:rPr>
+        <w:t xml:space="preserve">Xem kết quả chi tiết</w:t>
+      </w:r>
+      <w:r>
+        <w:t xml:space="preserve"> </w:t>
+      </w:r>
+      <w:r>
+        <w:t xml:space="preserve">(nhận xét trên bài, mã lỗi, so sánh các lần nộp),</w:t>
+      </w:r>
+      <w:r>
+        <w:t xml:space="preserve"> </w:t>
+      </w:r>
+      <w:r>
+        <w:rPr>
+          <w:b/>
+          <w:bCs/>
+        </w:rPr>
+        <w:t xml:space="preserve">kết quả học tập</w:t>
+      </w:r>
+      <w:r>
+        <w:t xml:space="preserve"> </w:t>
+      </w:r>
+      <w:r>
+        <w:t xml:space="preserve">và</w:t>
+      </w:r>
+      <w:r>
+        <w:t xml:space="preserve"> </w:t>
+      </w:r>
+      <w:r>
+        <w:rPr>
+          <w:b/>
+          <w:bCs/>
+        </w:rPr>
+        <w:t xml:space="preserve">trao đổi</w:t>
+      </w:r>
+      <w:r>
+        <w:t xml:space="preserve"> </w:t>
+      </w:r>
+      <w:r>
+        <w:t xml:space="preserve">sẽ có ở các bước tiếp theo.</w:t>
+      </w:r>
+    </w:p>
+    <w:p>
+      <w:r>
+        <w:pict>
+          <v:rect style="width:0;height:1.5pt" o:hralign="center" o:hrstd="t" o:hr="t"/>
+        </w:pict>
+      </w:r>
+    </w:p>
+    <w:bookmarkEnd w:id="30"/>
+    <w:bookmarkEnd w:id="31"/>
+    <w:bookmarkStart w:id="32" w:name="X27a74f3cf0506426a1a76b4e73d04f5d967bbd0"/>
+    <w:p>
+      <w:pPr>
+        <w:pStyle w:val="Heading2"/>
+      </w:pPr>
+      <w:r>
+        <w:t xml:space="preserve">8. Kịch bản demo gợi ý (~10 phút)</w:t>
+      </w:r>
+    </w:p>
+    <w:p>
+      <w:pPr>
+        <w:pStyle w:val="FirstParagraph"/>
+      </w:pPr>
+      <w:r>
+        <w:t xml:space="preserve">Mở hai trình duyệt (hoặc một cửa sổ ẩn danh): máy A đăng nhập</w:t>
+      </w:r>
+      <w:r>
+        <w:t xml:space="preserve"> </w:t>
+      </w:r>
+      <w:r>
+        <w:rPr>
+          <w:rStyle w:val="VerbatimChar"/>
+        </w:rPr>
+        <w:t xml:space="preserve">gv.demo</w:t>
+      </w:r>
+      <w:r>
+        <w:t xml:space="preserve">, máy B đăng nhập</w:t>
+      </w:r>
+      <w:r>
+        <w:t xml:space="preserve"> </w:t>
+      </w:r>
+      <w:r>
+        <w:rPr>
+          <w:rStyle w:val="VerbatimChar"/>
+        </w:rPr>
+        <w:t xml:space="preserve">DEMO001</w:t>
+      </w:r>
+      <w:r>
+        <w:t xml:space="preserve">.</w:t>
+      </w:r>
+    </w:p>
+    <w:p>
+      <w:pPr>
+        <w:pStyle w:val="Compact"/>
         <w:numPr>
           <w:ilvl w:val="0"/>
           <w:numId w:val="1009"/>
@@ -5423,49 +5322,27 @@
           <w:b/>
           <w:bCs/>
         </w:rPr>
-        <w:t xml:space="preserve">Bên trái</w:t>
-      </w:r>
-      <w:r>
-        <w:t xml:space="preserve"> </w:t>
-      </w:r>
-      <w:r>
-        <w:t xml:space="preserve">là đề bài (trên điện thoại: bấm</w:t>
-      </w:r>
-      <w:r>
-        <w:t xml:space="preserve"> </w:t>
-      </w:r>
-      <w:r>
-        <w:rPr>
-          <w:b/>
-          <w:bCs/>
-        </w:rPr>
-        <w:t xml:space="preserve">Xem đề bài</w:t>
-      </w:r>
-      <w:r>
-        <w:t xml:space="preserve"> </w:t>
-      </w:r>
-      <w:r>
-        <w:t xml:space="preserve">để mở),</w:t>
-      </w:r>
-      <w:r>
-        <w:t xml:space="preserve"> </w:t>
-      </w:r>
-      <w:r>
-        <w:rPr>
-          <w:b/>
-          <w:bCs/>
-        </w:rPr>
-        <w:t xml:space="preserve">bên phải</w:t>
-      </w:r>
-      <w:r>
-        <w:t xml:space="preserve"> </w:t>
-      </w:r>
-      <w:r>
-        <w:t xml:space="preserve">là ô soạn. Số từ đếm ngay khi gõ (cùng cách đếm với máy chủ): màu cam khi chưa đủ tối thiểu, xanh khi đủ.</w:t>
-      </w:r>
-    </w:p>
-    <w:p>
-      <w:pPr>
+        <w:t xml:space="preserve">Admin</w:t>
+      </w:r>
+      <w:r>
+        <w:t xml:space="preserve"> </w:t>
+      </w:r>
+      <w:r>
+        <w:t xml:space="preserve">(</w:t>
+      </w:r>
+      <w:r>
+        <w:rPr>
+          <w:rStyle w:val="VerbatimChar"/>
+        </w:rPr>
+        <w:t xml:space="preserve">admin</w:t>
+      </w:r>
+      <w:r>
+        <w:t xml:space="preserve">): Tổng quan → Giáo viên → thêm một giáo viên, xem mật khẩu tạm hiện một lần → Nhật ký thấy dòng "Tạo giáo viên".</w:t>
+      </w:r>
+    </w:p>
+    <w:p>
+      <w:pPr>
+        <w:pStyle w:val="Compact"/>
         <w:numPr>
           <w:ilvl w:val="0"/>
           <w:numId w:val="1009"/>
@@ -5476,495 +5353,195 @@
           <w:b/>
           <w:bCs/>
         </w:rPr>
-        <w:t xml:space="preserve">Tự lưu nháp</w:t>
-      </w:r>
-      <w:r>
-        <w:t xml:space="preserve">: ngừng gõ 3 giây, chuyển sang tab khác hoặc đổi phần là bài được lưu; dòng trạng thái ghi "Chưa lưu" → "Đang lưu…" → "Đã lưu lúc hh:mm". Lưu lỗi thì bấm "Lỗi lưu – thử lại". Đóng trang khi còn thay đổi chưa lưu, trình duyệt sẽ hỏi lại.</w:t>
-      </w:r>
-    </w:p>
-    <w:p>
-      <w:pPr>
+        <w:t xml:space="preserve">Giáo viên</w:t>
+      </w:r>
+      <w:r>
+        <w:t xml:space="preserve"> </w:t>
+      </w:r>
+      <w:r>
+        <w:t xml:space="preserve">(máy A): Lớp học → mở</w:t>
+      </w:r>
+      <w:r>
+        <w:t xml:space="preserve"> </w:t>
+      </w:r>
+      <w:r>
+        <w:rPr>
+          <w:rStyle w:val="VerbatimChar"/>
+        </w:rPr>
+        <w:t xml:space="preserve">DEMO-A</w:t>
+      </w:r>
+      <w:r>
+        <w:t xml:space="preserve"> </w:t>
+      </w:r>
+      <w:r>
+        <w:t xml:space="preserve">→ Import file mẫu đã điền vài sinh viên → xem kết quả, tải file tài khoản.</w:t>
+      </w:r>
+    </w:p>
+    <w:p>
+      <w:pPr>
+        <w:pStyle w:val="Compact"/>
         <w:numPr>
           <w:ilvl w:val="0"/>
           <w:numId w:val="1009"/>
         </w:numPr>
       </w:pPr>
       <w:r>
-        <w:rPr>
-          <w:b/>
-          <w:bCs/>
-        </w:rPr>
-        <w:t xml:space="preserve">Mất mạng khi đang viết</w:t>
-      </w:r>
-      <w:r>
-        <w:t xml:space="preserve">: cứ viết tiếp, bài được giữ trên trình duyệt; dòng trạng thái ghi "Ngoại tuyến – đã lưu trên máy" và nút nộp tạm khoá ("Cần có mạng để nộp bài"). Có mạng lại, bài tự gửi lên máy chủ. Lỡ đóng trang khi chưa gửi được, mở lại màn làm bài trên</w:t>
-      </w:r>
-      <w:r>
-        <w:t xml:space="preserve"> </w:t>
-      </w:r>
-      <w:r>
-        <w:rPr>
-          <w:b/>
-          <w:bCs/>
-        </w:rPr>
-        <w:t xml:space="preserve">cùng trình duyệt</w:t>
-      </w:r>
-      <w:r>
-        <w:t xml:space="preserve"> </w:t>
-      </w:r>
-      <w:r>
-        <w:t xml:space="preserve">thì bài được khôi phục (nếu trong lúc đó bài đã được sửa ở nơi khác, hệ thống hỏi chọn bản).</w:t>
-      </w:r>
-    </w:p>
-    <w:p>
-      <w:pPr>
+        <w:t xml:space="preserve">Bài tập → mở</w:t>
+      </w:r>
+      <w:r>
+        <w:t xml:space="preserve"> </w:t>
+      </w:r>
+      <w:r>
+        <w:rPr>
+          <w:b/>
+          <w:bCs/>
+        </w:rPr>
+        <w:t xml:space="preserve">"Tuần 2"</w:t>
+      </w:r>
+      <w:r>
+        <w:t xml:space="preserve"> </w:t>
+      </w:r>
+      <w:r>
+        <w:t xml:space="preserve">(nháp) →</w:t>
+      </w:r>
+      <w:r>
+        <w:t xml:space="preserve"> </w:t>
+      </w:r>
+      <w:r>
+        <w:rPr>
+          <w:b/>
+          <w:bCs/>
+        </w:rPr>
+        <w:t xml:space="preserve">Giao bài &amp; phát hành</w:t>
+      </w:r>
+      <w:r>
+        <w:t xml:space="preserve"> </w:t>
+      </w:r>
+      <w:r>
+        <w:t xml:space="preserve">cho lớp</w:t>
+      </w:r>
+      <w:r>
+        <w:t xml:space="preserve"> </w:t>
+      </w:r>
+      <w:r>
+        <w:rPr>
+          <w:rStyle w:val="VerbatimChar"/>
+        </w:rPr>
+        <w:t xml:space="preserve">DEMO-A</w:t>
+      </w:r>
+      <w:r>
+        <w:t xml:space="preserve"> </w:t>
+      </w:r>
+      <w:r>
+        <w:t xml:space="preserve">→ máy B (</w:t>
+      </w:r>
+      <w:r>
+        <w:rPr>
+          <w:rStyle w:val="VerbatimChar"/>
+        </w:rPr>
+        <w:t xml:space="preserve">DEMO001</w:t>
+      </w:r>
+      <w:r>
+        <w:t xml:space="preserve">) thấy</w:t>
+      </w:r>
+      <w:r>
+        <w:t xml:space="preserve"> </w:t>
+      </w:r>
+      <w:r>
+        <w:rPr>
+          <w:b/>
+          <w:bCs/>
+        </w:rPr>
+        <w:t xml:space="preserve">thông báo bật lên ngay</w:t>
+      </w:r>
+      <w:r>
+        <w:t xml:space="preserve"> </w:t>
+      </w:r>
+      <w:r>
+        <w:t xml:space="preserve">và số trên chuông tăng.</w:t>
+      </w:r>
+    </w:p>
+    <w:p>
+      <w:pPr>
+        <w:pStyle w:val="Compact"/>
         <w:numPr>
           <w:ilvl w:val="0"/>
           <w:numId w:val="1009"/>
         </w:numPr>
       </w:pPr>
       <w:r>
-        <w:rPr>
-          <w:b/>
-          <w:bCs/>
-        </w:rPr>
-        <w:t xml:space="preserve">Mở cùng bài ở 2 tab / 2 máy</w:t>
-      </w:r>
-      <w:r>
-        <w:t xml:space="preserve">: khi một nơi lưu đè, nơi kia hiện hộp thoại cho xem cả hai bản (kèm số từ) để chọn</w:t>
-      </w:r>
-      <w:r>
-        <w:t xml:space="preserve"> </w:t>
-      </w:r>
-      <w:r>
-        <w:rPr>
-          <w:b/>
-          <w:bCs/>
-        </w:rPr>
-        <w:t xml:space="preserve">Dùng bản trên máy này</w:t>
-      </w:r>
-      <w:r>
-        <w:t xml:space="preserve"> </w:t>
-      </w:r>
-      <w:r>
-        <w:t xml:space="preserve">hoặc</w:t>
-      </w:r>
-      <w:r>
-        <w:t xml:space="preserve"> </w:t>
-      </w:r>
-      <w:r>
-        <w:rPr>
-          <w:b/>
-          <w:bCs/>
-        </w:rPr>
-        <w:t xml:space="preserve">Dùng bản trên máy chủ</w:t>
-      </w:r>
-      <w:r>
-        <w:t xml:space="preserve">.</w:t>
-      </w:r>
-    </w:p>
-    <w:p>
-      <w:pPr>
+        <w:t xml:space="preserve">Tắt mạng máy B vài giây (hoặc khởi động lại backend) → thanh vàng "Mất kết nối… đang thử lại" → bật lại → tự kết nối.</w:t>
+      </w:r>
+    </w:p>
+    <w:p>
+      <w:pPr>
+        <w:pStyle w:val="Compact"/>
         <w:numPr>
           <w:ilvl w:val="0"/>
           <w:numId w:val="1009"/>
         </w:numPr>
       </w:pPr>
       <w:r>
-        <w:rPr>
-          <w:b/>
-          <w:bCs/>
-        </w:rPr>
-        <w:t xml:space="preserve">Nộp</w:t>
-      </w:r>
-      <w:r>
-        <w:t xml:space="preserve">: bấm</w:t>
-      </w:r>
-      <w:r>
-        <w:t xml:space="preserve"> </w:t>
-      </w:r>
-      <w:r>
-        <w:rPr>
-          <w:b/>
-          <w:bCs/>
-        </w:rPr>
-        <w:t xml:space="preserve">Nộp phần này</w:t>
-      </w:r>
-      <w:r>
-        <w:t xml:space="preserve"> </w:t>
-      </w:r>
-      <w:r>
-        <w:t xml:space="preserve">(đang "Cần sửa":</w:t>
-      </w:r>
-      <w:r>
-        <w:t xml:space="preserve"> </w:t>
-      </w:r>
-      <w:r>
-        <w:rPr>
-          <w:b/>
-          <w:bCs/>
-        </w:rPr>
-        <w:t xml:space="preserve">Nộp bản sửa</w:t>
-      </w:r>
-      <w:r>
-        <w:t xml:space="preserve">). Bài ít hơn số từ tối thiểu thì hệ thống hỏi lại ("Viết tiếp" / "Vẫn nộp"). Nộp xong ô soạn chuyển sang chỉ đọc kèm giờ nộp; nộp sau hạn (khi bài cho phép) được ghi là</w:t>
-      </w:r>
-      <w:r>
-        <w:t xml:space="preserve"> </w:t>
-      </w:r>
-      <w:r>
-        <w:rPr>
-          <w:b/>
-          <w:bCs/>
-        </w:rPr>
-        <w:t xml:space="preserve">nộp muộn</w:t>
+        <w:t xml:space="preserve">Đăng nhập</w:t>
+      </w:r>
+      <w:r>
+        <w:t xml:space="preserve"> </w:t>
+      </w:r>
+      <w:r>
+        <w:rPr>
+          <w:rStyle w:val="VerbatimChar"/>
+        </w:rPr>
+        <w:t xml:space="preserve">DEMO001</w:t>
+      </w:r>
+      <w:r>
+        <w:t xml:space="preserve"> </w:t>
+      </w:r>
+      <w:r>
+        <w:t xml:space="preserve">ở trình duyệt thứ ba → máy B hiện "Tài khoản vừa đăng nhập ở nơi khác".</w:t>
+      </w:r>
+    </w:p>
+    <w:p>
+      <w:pPr>
+        <w:pStyle w:val="FirstParagraph"/>
+      </w:pPr>
+      <w:r>
+        <w:t xml:space="preserve">Muốn làm lại từ đầu: xoá dữ liệu (Docker:</w:t>
+      </w:r>
+      <w:r>
+        <w:t xml:space="preserve"> </w:t>
+      </w:r>
+      <w:r>
+        <w:rPr>
+          <w:rStyle w:val="VerbatimChar"/>
+        </w:rPr>
+        <w:t xml:space="preserve">docker compose down -v</w:t>
+      </w:r>
+      <w:r>
+        <w:t xml:space="preserve">; trên máy: xoá và tạo lại DB</w:t>
+      </w:r>
+      <w:r>
+        <w:t xml:space="preserve"> </w:t>
+      </w:r>
+      <w:r>
+        <w:rPr>
+          <w:rStyle w:val="VerbatimChar"/>
+        </w:rPr>
+        <w:t xml:space="preserve">ielts</w:t>
+      </w:r>
+      <w:r>
+        <w:t xml:space="preserve">) rồi khởi động lại với profile</w:t>
+      </w:r>
+      <w:r>
+        <w:t xml:space="preserve"> </w:t>
+      </w:r>
+      <w:r>
+        <w:rPr>
+          <w:rStyle w:val="VerbatimChar"/>
+        </w:rPr>
+        <w:t xml:space="preserve">demo</w:t>
       </w:r>
       <w:r>
         <w:t xml:space="preserve">.</w:t>
-      </w:r>
-    </w:p>
-    <w:p>
-      <w:pPr>
-        <w:numPr>
-          <w:ilvl w:val="0"/>
-          <w:numId w:val="1009"/>
-        </w:numPr>
-      </w:pPr>
-      <w:r>
-        <w:rPr>
-          <w:b/>
-          <w:bCs/>
-        </w:rPr>
-        <w:t xml:space="preserve">Đồng hồ đếm ngược</w:t>
-      </w:r>
-      <w:r>
-        <w:t xml:space="preserve"> </w:t>
-      </w:r>
-      <w:r>
-        <w:t xml:space="preserve">theo giờ máy chủ (tự đồng bộ 5 phút một lần). Quá hạn mà bài không cho nộp muộn, hoặc bài đã đóng, thì ô soạn khoá lại và ghi lý do.</w:t>
-      </w:r>
-    </w:p>
-    <w:p>
-      <w:pPr>
-        <w:numPr>
-          <w:ilvl w:val="0"/>
-          <w:numId w:val="1009"/>
-        </w:numPr>
-      </w:pPr>
-      <w:r>
-        <w:rPr>
-          <w:b/>
-          <w:bCs/>
-        </w:rPr>
-        <w:t xml:space="preserve">Xem bài đã chấm</w:t>
-      </w:r>
-      <w:r>
-        <w:t xml:space="preserve">: phần đã được trả bài hiện bài viết</w:t>
-      </w:r>
-      <w:r>
-        <w:t xml:space="preserve"> </w:t>
-      </w:r>
-      <w:r>
-        <w:rPr>
-          <w:b/>
-          <w:bCs/>
-        </w:rPr>
-        <w:t xml:space="preserve">kèm đánh dấu của giáo viên</w:t>
-      </w:r>
-      <w:r>
-        <w:t xml:space="preserve"> </w:t>
-      </w:r>
-      <w:r>
-        <w:t xml:space="preserve">(cùng kiểu với màn chấm: gạch lỗi, chữ sửa, nền tô màu, nhận xét ở lề), chỉ đọc; bấm đoạn được đánh dấu để xem chi tiết, bật / tắt từng lớp ở hàng</w:t>
-      </w:r>
-      <w:r>
-        <w:t xml:space="preserve"> </w:t>
-      </w:r>
-      <w:r>
-        <w:rPr>
-          <w:b/>
-          <w:bCs/>
-        </w:rPr>
-        <w:t xml:space="preserve">Hiện:</w:t>
-      </w:r>
-      <w:r>
-        <w:t xml:space="preserve">. Khi bài đang</w:t>
-      </w:r>
-      <w:r>
-        <w:t xml:space="preserve"> </w:t>
-      </w:r>
-      <w:r>
-        <w:rPr>
-          <w:b/>
-          <w:bCs/>
-        </w:rPr>
-        <w:t xml:space="preserve">Cần sửa</w:t>
-      </w:r>
-      <w:r>
-        <w:t xml:space="preserve">, chữ sửa của giáo viên được ẩn — chỉ thấy loại lỗi và nhận xét để tự sửa.</w:t>
-      </w:r>
-    </w:p>
-    <w:bookmarkEnd w:id="29"/>
-    <w:bookmarkStart w:id="30" w:name="X36c870cc6791c2cf75eef469404e0415cfcff36"/>
-    <w:p>
-      <w:pPr>
-        <w:pStyle w:val="Heading3"/>
-      </w:pPr>
-      <w:r>
-        <w:t xml:space="preserve">7.4. Kết quả từng phần</w:t>
-      </w:r>
-    </w:p>
-    <w:p>
-      <w:pPr>
-        <w:pStyle w:val="FirstParagraph"/>
-      </w:pPr>
-      <w:r>
-        <w:t xml:space="preserve">Mở từ nút</w:t>
-      </w:r>
-      <w:r>
-        <w:t xml:space="preserve"> </w:t>
-      </w:r>
-      <w:r>
-        <w:rPr>
-          <w:b/>
-          <w:bCs/>
-        </w:rPr>
-        <w:t xml:space="preserve">Xem kết quả</w:t>
-      </w:r>
-      <w:r>
-        <w:t xml:space="preserve"> </w:t>
-      </w:r>
-      <w:r>
-        <w:t xml:space="preserve">ở chi tiết bài / màn làm bài, hoặc bấm một lần nộp trong</w:t>
-      </w:r>
-      <w:r>
-        <w:t xml:space="preserve"> </w:t>
-      </w:r>
-      <w:r>
-        <w:rPr>
-          <w:b/>
-          <w:bCs/>
-        </w:rPr>
-        <w:t xml:space="preserve">Lịch sử nộp</w:t>
-      </w:r>
-      <w:r>
-        <w:t xml:space="preserve">. Mặc định hiện lần nộp gần nhất đã được trả; ô chọn ở góc phải để xem lần khác (lần chưa trả ghi "chờ kết quả").</w:t>
-      </w:r>
-    </w:p>
-    <w:p>
-      <w:pPr>
-        <w:pStyle w:val="Compact"/>
-        <w:numPr>
-          <w:ilvl w:val="0"/>
-          <w:numId w:val="1010"/>
-        </w:numPr>
-      </w:pPr>
-      <w:r>
-        <w:rPr>
-          <w:b/>
-          <w:bCs/>
-        </w:rPr>
-        <w:t xml:space="preserve">Đầu trang</w:t>
-      </w:r>
-      <w:r>
-        <w:t xml:space="preserve">: band của lần nộp và mức (vd 6.0 · Khá), giờ trả bài. Đang</w:t>
-      </w:r>
-      <w:r>
-        <w:t xml:space="preserve"> </w:t>
-      </w:r>
-      <w:r>
-        <w:rPr>
-          <w:b/>
-          <w:bCs/>
-        </w:rPr>
-        <w:t xml:space="preserve">Cần sửa</w:t>
-      </w:r>
-      <w:r>
-        <w:t xml:space="preserve"> </w:t>
-      </w:r>
-      <w:r>
-        <w:t xml:space="preserve">thì có khung đỏ (hạn sửa, lời nhắn, nút</w:t>
-      </w:r>
-      <w:r>
-        <w:t xml:space="preserve"> </w:t>
-      </w:r>
-      <w:r>
-        <w:rPr>
-          <w:b/>
-          <w:bCs/>
-        </w:rPr>
-        <w:t xml:space="preserve">Sửa bài</w:t>
-      </w:r>
-      <w:r>
-        <w:t xml:space="preserve">) và ghi chú "Gợi ý sửa sẽ hiện sau khi bạn nộp bản sửa".</w:t>
-      </w:r>
-    </w:p>
-    <w:p>
-      <w:pPr>
-        <w:pStyle w:val="Compact"/>
-        <w:numPr>
-          <w:ilvl w:val="0"/>
-          <w:numId w:val="1010"/>
-        </w:numPr>
-      </w:pPr>
-      <w:r>
-        <w:rPr>
-          <w:b/>
-          <w:bCs/>
-        </w:rPr>
-        <w:t xml:space="preserve">Bên trái</w:t>
-      </w:r>
-      <w:r>
-        <w:t xml:space="preserve">: bài viết kèm đánh dấu của giáo viên (như mục 7.3) và bảng</w:t>
-      </w:r>
-      <w:r>
-        <w:t xml:space="preserve"> </w:t>
-      </w:r>
-      <w:r>
-        <w:rPr>
-          <w:b/>
-          <w:bCs/>
-        </w:rPr>
-        <w:t xml:space="preserve">Lỗi trong bài</w:t>
-      </w:r>
-      <w:r>
-        <w:t xml:space="preserve"> </w:t>
-      </w:r>
-      <w:r>
-        <w:t xml:space="preserve">(mã lỗi, số lần).</w:t>
-      </w:r>
-    </w:p>
-    <w:p>
-      <w:pPr>
-        <w:pStyle w:val="Compact"/>
-        <w:numPr>
-          <w:ilvl w:val="0"/>
-          <w:numId w:val="1010"/>
-        </w:numPr>
-      </w:pPr>
-      <w:r>
-        <w:rPr>
-          <w:b/>
-          <w:bCs/>
-        </w:rPr>
-        <w:t xml:space="preserve">Bên phải</w:t>
-      </w:r>
-      <w:r>
-        <w:t xml:space="preserve">: từng tiêu chí với điểm, nhận xét, checklist (● đạt, ○ chưa đạt, ● cam = điểm yếu làm giới hạn điểm) và lý do bị giới hạn điểm nếu có; cuối cùng là nhận xét chung.</w:t>
-      </w:r>
-    </w:p>
-    <w:p>
-      <w:pPr>
-        <w:pStyle w:val="Compact"/>
-        <w:numPr>
-          <w:ilvl w:val="0"/>
-          <w:numId w:val="1010"/>
-        </w:numPr>
-      </w:pPr>
-      <w:r>
-        <w:rPr>
-          <w:b/>
-          <w:bCs/>
-        </w:rPr>
-        <w:t xml:space="preserve">So sánh các lần nộp</w:t>
-      </w:r>
-      <w:r>
-        <w:t xml:space="preserve"> </w:t>
-      </w:r>
-      <w:r>
-        <w:t xml:space="preserve">(khi đã nộp từ 2 lần): chọn lần cũ, xem</w:t>
-      </w:r>
-      <w:r>
-        <w:t xml:space="preserve"> </w:t>
-      </w:r>
-      <w:r>
-        <w:rPr>
-          <w:b/>
-          <w:bCs/>
-        </w:rPr>
-        <w:t xml:space="preserve">Gộp</w:t>
-      </w:r>
-      <w:r>
-        <w:t xml:space="preserve"> </w:t>
-      </w:r>
-      <w:r>
-        <w:t xml:space="preserve">hoặc</w:t>
-      </w:r>
-      <w:r>
-        <w:t xml:space="preserve"> </w:t>
-      </w:r>
-      <w:r>
-        <w:rPr>
-          <w:b/>
-          <w:bCs/>
-        </w:rPr>
-        <w:t xml:space="preserve">Song song</w:t>
-      </w:r>
-      <w:r>
-        <w:t xml:space="preserve"> </w:t>
-      </w:r>
-      <w:r>
-        <w:t xml:space="preserve">— chữ bỏ đi gạch ngang nền đỏ, chữ thêm nền xanh. Bên dưới là</w:t>
-      </w:r>
-      <w:r>
-        <w:t xml:space="preserve"> </w:t>
-      </w:r>
-      <w:r>
-        <w:rPr>
-          <w:b/>
-          <w:bCs/>
-        </w:rPr>
-        <w:t xml:space="preserve">"Đã sửa X/Y lỗi của lần N"</w:t>
-      </w:r>
-      <w:r>
-        <w:t xml:space="preserve"> </w:t>
-      </w:r>
-      <w:r>
-        <w:t xml:space="preserve">và từng lỗi của lần cũ: đánh giá của giáo viên, hoặc "(tự đoán)" khi giáo viên chưa đánh giá. Bấm một lỗi để thấy đoạn đó trên bài cũ.</w:t>
-      </w:r>
-    </w:p>
-    <w:bookmarkEnd w:id="30"/>
-    <w:bookmarkStart w:id="31" w:name="X6726a65495af199a8816c8c0d960edd0fa1a7a0"/>
-    <w:p>
-      <w:pPr>
-        <w:pStyle w:val="Heading3"/>
-      </w:pPr>
-      <w:r>
-        <w:t xml:space="preserve">7.5. Đang làm</w:t>
-      </w:r>
-    </w:p>
-    <w:p>
-      <w:pPr>
-        <w:pStyle w:val="FirstParagraph"/>
-      </w:pPr>
-      <w:r>
-        <w:rPr>
-          <w:b/>
-          <w:bCs/>
-        </w:rPr>
-        <w:t xml:space="preserve">Kết quả học tập</w:t>
-      </w:r>
-      <w:r>
-        <w:t xml:space="preserve"> </w:t>
-      </w:r>
-      <w:r>
-        <w:t xml:space="preserve">(band theo thời gian, trung bình theo tiêu chí) và</w:t>
-      </w:r>
-      <w:r>
-        <w:t xml:space="preserve"> </w:t>
-      </w:r>
-      <w:r>
-        <w:rPr>
-          <w:b/>
-          <w:bCs/>
-        </w:rPr>
-        <w:t xml:space="preserve">trao đổi</w:t>
-      </w:r>
-      <w:r>
-        <w:t xml:space="preserve"> </w:t>
-      </w:r>
-      <w:r>
-        <w:t xml:space="preserve">sẽ có ở các bước tiếp theo.</w:t>
       </w:r>
     </w:p>
     <w:p>
@@ -5974,293 +5551,8 @@
         </w:pict>
       </w:r>
     </w:p>
-    <w:bookmarkEnd w:id="31"/>
     <w:bookmarkEnd w:id="32"/>
-    <w:bookmarkStart w:id="33" w:name="X27a74f3cf0506426a1a76b4e73d04f5d967bbd0"/>
-    <w:p>
-      <w:pPr>
-        <w:pStyle w:val="Heading2"/>
-      </w:pPr>
-      <w:r>
-        <w:t xml:space="preserve">8. Kịch bản demo gợi ý (~10 phút)</w:t>
-      </w:r>
-    </w:p>
-    <w:p>
-      <w:pPr>
-        <w:pStyle w:val="FirstParagraph"/>
-      </w:pPr>
-      <w:r>
-        <w:t xml:space="preserve">Mở hai trình duyệt (hoặc một cửa sổ ẩn danh): máy A đăng nhập</w:t>
-      </w:r>
-      <w:r>
-        <w:t xml:space="preserve"> </w:t>
-      </w:r>
-      <w:r>
-        <w:rPr>
-          <w:rStyle w:val="VerbatimChar"/>
-        </w:rPr>
-        <w:t xml:space="preserve">gv.demo</w:t>
-      </w:r>
-      <w:r>
-        <w:t xml:space="preserve">, máy B đăng nhập</w:t>
-      </w:r>
-      <w:r>
-        <w:t xml:space="preserve"> </w:t>
-      </w:r>
-      <w:r>
-        <w:rPr>
-          <w:rStyle w:val="VerbatimChar"/>
-        </w:rPr>
-        <w:t xml:space="preserve">DEMO001</w:t>
-      </w:r>
-      <w:r>
-        <w:t xml:space="preserve">.</w:t>
-      </w:r>
-    </w:p>
-    <w:p>
-      <w:pPr>
-        <w:pStyle w:val="Compact"/>
-        <w:numPr>
-          <w:ilvl w:val="0"/>
-          <w:numId w:val="1011"/>
-        </w:numPr>
-      </w:pPr>
-      <w:r>
-        <w:rPr>
-          <w:b/>
-          <w:bCs/>
-        </w:rPr>
-        <w:t xml:space="preserve">Admin</w:t>
-      </w:r>
-      <w:r>
-        <w:t xml:space="preserve"> </w:t>
-      </w:r>
-      <w:r>
-        <w:t xml:space="preserve">(</w:t>
-      </w:r>
-      <w:r>
-        <w:rPr>
-          <w:rStyle w:val="VerbatimChar"/>
-        </w:rPr>
-        <w:t xml:space="preserve">admin</w:t>
-      </w:r>
-      <w:r>
-        <w:t xml:space="preserve">): Tổng quan → Giáo viên → thêm một giáo viên, xem mật khẩu tạm hiện một lần → Nhật ký thấy dòng "Tạo giáo viên".</w:t>
-      </w:r>
-    </w:p>
-    <w:p>
-      <w:pPr>
-        <w:pStyle w:val="Compact"/>
-        <w:numPr>
-          <w:ilvl w:val="0"/>
-          <w:numId w:val="1011"/>
-        </w:numPr>
-      </w:pPr>
-      <w:r>
-        <w:rPr>
-          <w:b/>
-          <w:bCs/>
-        </w:rPr>
-        <w:t xml:space="preserve">Giáo viên</w:t>
-      </w:r>
-      <w:r>
-        <w:t xml:space="preserve"> </w:t>
-      </w:r>
-      <w:r>
-        <w:t xml:space="preserve">(máy A): Lớp học → mở</w:t>
-      </w:r>
-      <w:r>
-        <w:t xml:space="preserve"> </w:t>
-      </w:r>
-      <w:r>
-        <w:rPr>
-          <w:rStyle w:val="VerbatimChar"/>
-        </w:rPr>
-        <w:t xml:space="preserve">DEMO-A</w:t>
-      </w:r>
-      <w:r>
-        <w:t xml:space="preserve"> </w:t>
-      </w:r>
-      <w:r>
-        <w:t xml:space="preserve">→ Import file mẫu đã điền vài sinh viên → xem kết quả, tải file tài khoản.</w:t>
-      </w:r>
-    </w:p>
-    <w:p>
-      <w:pPr>
-        <w:pStyle w:val="Compact"/>
-        <w:numPr>
-          <w:ilvl w:val="0"/>
-          <w:numId w:val="1011"/>
-        </w:numPr>
-      </w:pPr>
-      <w:r>
-        <w:t xml:space="preserve">Bài tập → mở</w:t>
-      </w:r>
-      <w:r>
-        <w:t xml:space="preserve"> </w:t>
-      </w:r>
-      <w:r>
-        <w:rPr>
-          <w:b/>
-          <w:bCs/>
-        </w:rPr>
-        <w:t xml:space="preserve">"Tuần 2"</w:t>
-      </w:r>
-      <w:r>
-        <w:t xml:space="preserve"> </w:t>
-      </w:r>
-      <w:r>
-        <w:t xml:space="preserve">(nháp) →</w:t>
-      </w:r>
-      <w:r>
-        <w:t xml:space="preserve"> </w:t>
-      </w:r>
-      <w:r>
-        <w:rPr>
-          <w:b/>
-          <w:bCs/>
-        </w:rPr>
-        <w:t xml:space="preserve">Giao bài &amp; phát hành</w:t>
-      </w:r>
-      <w:r>
-        <w:t xml:space="preserve"> </w:t>
-      </w:r>
-      <w:r>
-        <w:t xml:space="preserve">cho lớp</w:t>
-      </w:r>
-      <w:r>
-        <w:t xml:space="preserve"> </w:t>
-      </w:r>
-      <w:r>
-        <w:rPr>
-          <w:rStyle w:val="VerbatimChar"/>
-        </w:rPr>
-        <w:t xml:space="preserve">DEMO-A</w:t>
-      </w:r>
-      <w:r>
-        <w:t xml:space="preserve"> </w:t>
-      </w:r>
-      <w:r>
-        <w:t xml:space="preserve">→ máy B (</w:t>
-      </w:r>
-      <w:r>
-        <w:rPr>
-          <w:rStyle w:val="VerbatimChar"/>
-        </w:rPr>
-        <w:t xml:space="preserve">DEMO001</w:t>
-      </w:r>
-      <w:r>
-        <w:t xml:space="preserve">) thấy</w:t>
-      </w:r>
-      <w:r>
-        <w:t xml:space="preserve"> </w:t>
-      </w:r>
-      <w:r>
-        <w:rPr>
-          <w:b/>
-          <w:bCs/>
-        </w:rPr>
-        <w:t xml:space="preserve">thông báo bật lên ngay</w:t>
-      </w:r>
-      <w:r>
-        <w:t xml:space="preserve"> </w:t>
-      </w:r>
-      <w:r>
-        <w:t xml:space="preserve">và số trên chuông tăng.</w:t>
-      </w:r>
-    </w:p>
-    <w:p>
-      <w:pPr>
-        <w:pStyle w:val="Compact"/>
-        <w:numPr>
-          <w:ilvl w:val="0"/>
-          <w:numId w:val="1011"/>
-        </w:numPr>
-      </w:pPr>
-      <w:r>
-        <w:t xml:space="preserve">Tắt mạng máy B vài giây (hoặc khởi động lại backend) → thanh vàng "Mất kết nối… đang thử lại" → bật lại → tự kết nối.</w:t>
-      </w:r>
-    </w:p>
-    <w:p>
-      <w:pPr>
-        <w:pStyle w:val="Compact"/>
-        <w:numPr>
-          <w:ilvl w:val="0"/>
-          <w:numId w:val="1011"/>
-        </w:numPr>
-      </w:pPr>
-      <w:r>
-        <w:t xml:space="preserve">Đăng nhập</w:t>
-      </w:r>
-      <w:r>
-        <w:t xml:space="preserve"> </w:t>
-      </w:r>
-      <w:r>
-        <w:rPr>
-          <w:rStyle w:val="VerbatimChar"/>
-        </w:rPr>
-        <w:t xml:space="preserve">DEMO001</w:t>
-      </w:r>
-      <w:r>
-        <w:t xml:space="preserve"> </w:t>
-      </w:r>
-      <w:r>
-        <w:t xml:space="preserve">ở trình duyệt thứ ba → máy B hiện "Tài khoản vừa đăng nhập ở nơi khác".</w:t>
-      </w:r>
-    </w:p>
-    <w:p>
-      <w:pPr>
-        <w:pStyle w:val="FirstParagraph"/>
-      </w:pPr>
-      <w:r>
-        <w:t xml:space="preserve">Muốn làm lại từ đầu: xoá dữ liệu (Docker:</w:t>
-      </w:r>
-      <w:r>
-        <w:t xml:space="preserve"> </w:t>
-      </w:r>
-      <w:r>
-        <w:rPr>
-          <w:rStyle w:val="VerbatimChar"/>
-        </w:rPr>
-        <w:t xml:space="preserve">docker compose down -v</w:t>
-      </w:r>
-      <w:r>
-        <w:t xml:space="preserve">; trên máy: xoá và tạo lại DB</w:t>
-      </w:r>
-      <w:r>
-        <w:t xml:space="preserve"> </w:t>
-      </w:r>
-      <w:r>
-        <w:rPr>
-          <w:rStyle w:val="VerbatimChar"/>
-        </w:rPr>
-        <w:t xml:space="preserve">ielts</w:t>
-      </w:r>
-      <w:r>
-        <w:t xml:space="preserve">) rồi khởi động lại với profile</w:t>
-      </w:r>
-      <w:r>
-        <w:t xml:space="preserve"> </w:t>
-      </w:r>
-      <w:r>
-        <w:rPr>
-          <w:rStyle w:val="VerbatimChar"/>
-        </w:rPr>
-        <w:t xml:space="preserve">demo</w:t>
-      </w:r>
-      <w:r>
-        <w:t xml:space="preserve">.</w:t>
-      </w:r>
-    </w:p>
-    <w:p>
-      <w:r>
-        <w:pict>
-          <v:rect style="width:0;height:1.5pt" o:hralign="center" o:hrstd="t" o:hr="t"/>
-        </w:pict>
-      </w:r>
-    </w:p>
-    <w:bookmarkEnd w:id="33"/>
-    <w:bookmarkStart w:id="34" w:name="X2aaa61dde1ecd98f080cbe2f0cfb81c5163d5ab"/>
+    <w:bookmarkStart w:id="33" w:name="X2aaa61dde1ecd98f080cbe2f0cfb81c5163d5ab"/>
     <w:p>
       <w:pPr>
         <w:pStyle w:val="Heading2"/>
@@ -6611,8 +5903,8 @@
         </w:tc>
       </w:tr>
     </w:tbl>
+    <w:bookmarkEnd w:id="33"/>
     <w:bookmarkEnd w:id="34"/>
-    <w:bookmarkEnd w:id="35"/>
     <w:sectPr>
       <w:footnotePr>
         <w:numRestart w:val="eachSect"/>
@@ -6993,12 +6285,6 @@
     <w:abstractNumId w:val="991"/>
   </w:num>
   <w:num w:numId="1009">
-    <w:abstractNumId w:val="991"/>
-  </w:num>
-  <w:num w:numId="1010">
-    <w:abstractNumId w:val="991"/>
-  </w:num>
-  <w:num w:numId="1011">
     <w:abstractNumId w:val="99411"/>
     <w:lvlOverride w:ilvl="0">
       <w:startOverride w:val="1"/>

--- a/docx/10-huong-dan-su-dung.docx
+++ b/docx/10-huong-dan-su-dung.docx
@@ -28,7 +28,7 @@
         </w:p>
       </w:sdtContent>
     </w:sdt>
-    <w:bookmarkStart w:id="35" w:name="X62b689528c743ccb8c3229542497059f4aa59b0"/>
+    <w:bookmarkStart w:id="34" w:name="X62b689528c743ccb8c3229542497059f4aa59b0"/>
     <w:p>
       <w:pPr>
         <w:pStyle w:val="Heading1"/>
@@ -290,7 +290,7 @@
               <w:pStyle w:val="Compact"/>
             </w:pPr>
             <w:r>
-              <w:t xml:space="preserve">Sinh viên: bài được giao, chi tiết bài, lịch sử nộp, làm bài (cả khi mất mạng), nộp bài, kết quả từng phần + so sánh các lần nộp</w:t>
+              <w:t xml:space="preserve">Sinh viên: bài được giao, chi tiết bài, lịch sử nộp, làm bài (cả khi mất mạng), nộp bài</w:t>
             </w:r>
           </w:p>
         </w:tc>
@@ -322,7 +322,7 @@
               <w:pStyle w:val="Compact"/>
             </w:pPr>
             <w:r>
-              <w:t xml:space="preserve">Sinh viên: kết quả học tập, trao đổi</w:t>
+              <w:t xml:space="preserve">Sinh viên: xem kết quả chi tiết, kết quả học tập, trao đổi</w:t>
             </w:r>
           </w:p>
         </w:tc>
@@ -4920,7 +4920,7 @@
     </w:p>
     <w:bookmarkEnd w:id="25"/>
     <w:bookmarkEnd w:id="26"/>
-    <w:bookmarkStart w:id="32" w:name="Xa4980557fe2b16e9ea1555bbc3e255ac8d44acd"/>
+    <w:bookmarkStart w:id="31" w:name="Xa4980557fe2b16e9ea1555bbc3e255ac8d44acd"/>
     <w:p>
       <w:pPr>
         <w:pStyle w:val="Heading2"/>
@@ -5705,13 +5705,13 @@
       </w:r>
     </w:p>
     <w:bookmarkEnd w:id="29"/>
-    <w:bookmarkStart w:id="30" w:name="X36c870cc6791c2cf75eef469404e0415cfcff36"/>
+    <w:bookmarkStart w:id="30" w:name="X3b2aee35a6458aa45263b9eff75cd6a1e1138d6"/>
     <w:p>
       <w:pPr>
         <w:pStyle w:val="Heading3"/>
       </w:pPr>
       <w:r>
-        <w:t xml:space="preserve">7.4. Kết quả từng phần</w:t>
+        <w:t xml:space="preserve">7.4. Đang làm</w:t>
       </w:r>
     </w:p>
     <w:p>
@@ -5719,36 +5719,99 @@
         <w:pStyle w:val="FirstParagraph"/>
       </w:pPr>
       <w:r>
-        <w:t xml:space="preserve">Mở từ nút</w:t>
-      </w:r>
-      <w:r>
-        <w:t xml:space="preserve"> </w:t>
-      </w:r>
-      <w:r>
-        <w:rPr>
-          <w:b/>
-          <w:bCs/>
-        </w:rPr>
-        <w:t xml:space="preserve">Xem kết quả</w:t>
-      </w:r>
-      <w:r>
-        <w:t xml:space="preserve"> </w:t>
-      </w:r>
-      <w:r>
-        <w:t xml:space="preserve">ở chi tiết bài / màn làm bài, hoặc bấm một lần nộp trong</w:t>
-      </w:r>
-      <w:r>
-        <w:t xml:space="preserve"> </w:t>
-      </w:r>
-      <w:r>
-        <w:rPr>
-          <w:b/>
-          <w:bCs/>
-        </w:rPr>
-        <w:t xml:space="preserve">Lịch sử nộp</w:t>
-      </w:r>
-      <w:r>
-        <w:t xml:space="preserve">. Mặc định hiện lần nộp gần nhất đã được trả; ô chọn ở góc phải để xem lần khác (lần chưa trả ghi "chờ kết quả").</w:t>
+        <w:rPr>
+          <w:b/>
+          <w:bCs/>
+        </w:rPr>
+        <w:t xml:space="preserve">Xem kết quả chi tiết</w:t>
+      </w:r>
+      <w:r>
+        <w:t xml:space="preserve"> </w:t>
+      </w:r>
+      <w:r>
+        <w:t xml:space="preserve">(band từng tiêu chí, so sánh các lần nộp),</w:t>
+      </w:r>
+      <w:r>
+        <w:t xml:space="preserve"> </w:t>
+      </w:r>
+      <w:r>
+        <w:rPr>
+          <w:b/>
+          <w:bCs/>
+        </w:rPr>
+        <w:t xml:space="preserve">kết quả học tập</w:t>
+      </w:r>
+      <w:r>
+        <w:t xml:space="preserve"> </w:t>
+      </w:r>
+      <w:r>
+        <w:t xml:space="preserve">và</w:t>
+      </w:r>
+      <w:r>
+        <w:t xml:space="preserve"> </w:t>
+      </w:r>
+      <w:r>
+        <w:rPr>
+          <w:b/>
+          <w:bCs/>
+        </w:rPr>
+        <w:t xml:space="preserve">trao đổi</w:t>
+      </w:r>
+      <w:r>
+        <w:t xml:space="preserve"> </w:t>
+      </w:r>
+      <w:r>
+        <w:t xml:space="preserve">sẽ có ở các bước tiếp theo.</w:t>
+      </w:r>
+    </w:p>
+    <w:p>
+      <w:r>
+        <w:pict>
+          <v:rect style="width:0;height:1.5pt" o:hralign="center" o:hrstd="t" o:hr="t"/>
+        </w:pict>
+      </w:r>
+    </w:p>
+    <w:bookmarkEnd w:id="30"/>
+    <w:bookmarkEnd w:id="31"/>
+    <w:bookmarkStart w:id="32" w:name="X27a74f3cf0506426a1a76b4e73d04f5d967bbd0"/>
+    <w:p>
+      <w:pPr>
+        <w:pStyle w:val="Heading2"/>
+      </w:pPr>
+      <w:r>
+        <w:t xml:space="preserve">8. Kịch bản demo gợi ý (~10 phút)</w:t>
+      </w:r>
+    </w:p>
+    <w:p>
+      <w:pPr>
+        <w:pStyle w:val="FirstParagraph"/>
+      </w:pPr>
+      <w:r>
+        <w:t xml:space="preserve">Mở hai trình duyệt (hoặc một cửa sổ ẩn danh): máy A đăng nhập</w:t>
+      </w:r>
+      <w:r>
+        <w:t xml:space="preserve"> </w:t>
+      </w:r>
+      <w:r>
+        <w:rPr>
+          <w:rStyle w:val="VerbatimChar"/>
+        </w:rPr>
+        <w:t xml:space="preserve">gv.demo</w:t>
+      </w:r>
+      <w:r>
+        <w:t xml:space="preserve">, máy B đăng nhập</w:t>
+      </w:r>
+      <w:r>
+        <w:t xml:space="preserve"> </w:t>
+      </w:r>
+      <w:r>
+        <w:rPr>
+          <w:rStyle w:val="VerbatimChar"/>
+        </w:rPr>
+        <w:t xml:space="preserve">DEMO001</w:t>
+      </w:r>
+      <w:r>
+        <w:t xml:space="preserve">.</w:t>
       </w:r>
     </w:p>
     <w:p>
@@ -5764,39 +5827,22 @@
           <w:b/>
           <w:bCs/>
         </w:rPr>
-        <w:t xml:space="preserve">Đầu trang</w:t>
-      </w:r>
-      <w:r>
-        <w:t xml:space="preserve">: band của lần nộp và mức (vd 6.0 · Khá), giờ trả bài. Đang</w:t>
-      </w:r>
-      <w:r>
-        <w:t xml:space="preserve"> </w:t>
-      </w:r>
-      <w:r>
-        <w:rPr>
-          <w:b/>
-          <w:bCs/>
-        </w:rPr>
-        <w:t xml:space="preserve">Cần sửa</w:t>
-      </w:r>
-      <w:r>
-        <w:t xml:space="preserve"> </w:t>
-      </w:r>
-      <w:r>
-        <w:t xml:space="preserve">thì có khung đỏ (hạn sửa, lời nhắn, nút</w:t>
-      </w:r>
-      <w:r>
-        <w:t xml:space="preserve"> </w:t>
-      </w:r>
-      <w:r>
-        <w:rPr>
-          <w:b/>
-          <w:bCs/>
-        </w:rPr>
-        <w:t xml:space="preserve">Sửa bài</w:t>
-      </w:r>
-      <w:r>
-        <w:t xml:space="preserve">) và ghi chú "Gợi ý sửa sẽ hiện sau khi bạn nộp bản sửa".</w:t>
+        <w:t xml:space="preserve">Admin</w:t>
+      </w:r>
+      <w:r>
+        <w:t xml:space="preserve"> </w:t>
+      </w:r>
+      <w:r>
+        <w:t xml:space="preserve">(</w:t>
+      </w:r>
+      <w:r>
+        <w:rPr>
+          <w:rStyle w:val="VerbatimChar"/>
+        </w:rPr>
+        <w:t xml:space="preserve">admin</w:t>
+      </w:r>
+      <w:r>
+        <w:t xml:space="preserve">): Tổng quan → Giáo viên → thêm một giáo viên, xem mật khẩu tạm hiện một lần → Nhật ký thấy dòng "Tạo giáo viên".</w:t>
       </w:r>
     </w:p>
     <w:p>
@@ -5812,26 +5858,28 @@
           <w:b/>
           <w:bCs/>
         </w:rPr>
-        <w:t xml:space="preserve">Bên trái</w:t>
-      </w:r>
-      <w:r>
-        <w:t xml:space="preserve">: bài viết kèm đánh dấu của giáo viên (như mục 7.3) và bảng</w:t>
-      </w:r>
-      <w:r>
-        <w:t xml:space="preserve"> </w:t>
-      </w:r>
-      <w:r>
-        <w:rPr>
-          <w:b/>
-          <w:bCs/>
-        </w:rPr>
-        <w:t xml:space="preserve">Lỗi trong bài</w:t>
-      </w:r>
-      <w:r>
-        <w:t xml:space="preserve"> </w:t>
-      </w:r>
-      <w:r>
-        <w:t xml:space="preserve">(mã lỗi, số lần).</w:t>
+        <w:t xml:space="preserve">Giáo viên</w:t>
+      </w:r>
+      <w:r>
+        <w:t xml:space="preserve"> </w:t>
+      </w:r>
+      <w:r>
+        <w:t xml:space="preserve">(máy A): Lớp học → mở</w:t>
+      </w:r>
+      <w:r>
+        <w:t xml:space="preserve"> </w:t>
+      </w:r>
+      <w:r>
+        <w:rPr>
+          <w:rStyle w:val="VerbatimChar"/>
+        </w:rPr>
+        <w:t xml:space="preserve">DEMO-A</w:t>
+      </w:r>
+      <w:r>
+        <w:t xml:space="preserve"> </w:t>
+      </w:r>
+      <w:r>
+        <w:t xml:space="preserve">→ Import file mẫu đã điền vài sinh viên → xem kết quả, tải file tài khoản.</w:t>
       </w:r>
     </w:p>
     <w:p>
@@ -5843,14 +5891,79 @@
         </w:numPr>
       </w:pPr>
       <w:r>
-        <w:rPr>
-          <w:b/>
-          <w:bCs/>
-        </w:rPr>
-        <w:t xml:space="preserve">Bên phải</w:t>
-      </w:r>
-      <w:r>
-        <w:t xml:space="preserve">: từng tiêu chí với điểm, nhận xét, checklist (● đạt, ○ chưa đạt, ● cam = điểm yếu làm giới hạn điểm) và lý do bị giới hạn điểm nếu có; cuối cùng là nhận xét chung.</w:t>
+        <w:t xml:space="preserve">Bài tập → mở</w:t>
+      </w:r>
+      <w:r>
+        <w:t xml:space="preserve"> </w:t>
+      </w:r>
+      <w:r>
+        <w:rPr>
+          <w:b/>
+          <w:bCs/>
+        </w:rPr>
+        <w:t xml:space="preserve">"Tuần 2"</w:t>
+      </w:r>
+      <w:r>
+        <w:t xml:space="preserve"> </w:t>
+      </w:r>
+      <w:r>
+        <w:t xml:space="preserve">(nháp) →</w:t>
+      </w:r>
+      <w:r>
+        <w:t xml:space="preserve"> </w:t>
+      </w:r>
+      <w:r>
+        <w:rPr>
+          <w:b/>
+          <w:bCs/>
+        </w:rPr>
+        <w:t xml:space="preserve">Giao bài &amp; phát hành</w:t>
+      </w:r>
+      <w:r>
+        <w:t xml:space="preserve"> </w:t>
+      </w:r>
+      <w:r>
+        <w:t xml:space="preserve">cho lớp</w:t>
+      </w:r>
+      <w:r>
+        <w:t xml:space="preserve"> </w:t>
+      </w:r>
+      <w:r>
+        <w:rPr>
+          <w:rStyle w:val="VerbatimChar"/>
+        </w:rPr>
+        <w:t xml:space="preserve">DEMO-A</w:t>
+      </w:r>
+      <w:r>
+        <w:t xml:space="preserve"> </w:t>
+      </w:r>
+      <w:r>
+        <w:t xml:space="preserve">→ máy B (</w:t>
+      </w:r>
+      <w:r>
+        <w:rPr>
+          <w:rStyle w:val="VerbatimChar"/>
+        </w:rPr>
+        <w:t xml:space="preserve">DEMO001</w:t>
+      </w:r>
+      <w:r>
+        <w:t xml:space="preserve">) thấy</w:t>
+      </w:r>
+      <w:r>
+        <w:t xml:space="preserve"> </w:t>
+      </w:r>
+      <w:r>
+        <w:rPr>
+          <w:b/>
+          <w:bCs/>
+        </w:rPr>
+        <w:t xml:space="preserve">thông báo bật lên ngay</w:t>
+      </w:r>
+      <w:r>
+        <w:t xml:space="preserve"> </w:t>
+      </w:r>
+      <w:r>
+        <w:t xml:space="preserve">và số trên chuông tăng.</w:t>
       </w:r>
     </w:p>
     <w:p>
@@ -5862,75 +5975,34 @@
         </w:numPr>
       </w:pPr>
       <w:r>
-        <w:rPr>
-          <w:b/>
-          <w:bCs/>
-        </w:rPr>
-        <w:t xml:space="preserve">So sánh các lần nộp</w:t>
-      </w:r>
-      <w:r>
-        <w:t xml:space="preserve"> </w:t>
-      </w:r>
-      <w:r>
-        <w:t xml:space="preserve">(khi đã nộp từ 2 lần): chọn lần cũ, xem</w:t>
-      </w:r>
-      <w:r>
-        <w:t xml:space="preserve"> </w:t>
-      </w:r>
-      <w:r>
-        <w:rPr>
-          <w:b/>
-          <w:bCs/>
-        </w:rPr>
-        <w:t xml:space="preserve">Gộp</w:t>
-      </w:r>
-      <w:r>
-        <w:t xml:space="preserve"> </w:t>
-      </w:r>
-      <w:r>
-        <w:t xml:space="preserve">hoặc</w:t>
-      </w:r>
-      <w:r>
-        <w:t xml:space="preserve"> </w:t>
-      </w:r>
-      <w:r>
-        <w:rPr>
-          <w:b/>
-          <w:bCs/>
-        </w:rPr>
-        <w:t xml:space="preserve">Song song</w:t>
-      </w:r>
-      <w:r>
-        <w:t xml:space="preserve"> </w:t>
-      </w:r>
-      <w:r>
-        <w:t xml:space="preserve">— chữ bỏ đi gạch ngang nền đỏ, chữ thêm nền xanh. Bên dưới là</w:t>
-      </w:r>
-      <w:r>
-        <w:t xml:space="preserve"> </w:t>
-      </w:r>
-      <w:r>
-        <w:rPr>
-          <w:b/>
-          <w:bCs/>
-        </w:rPr>
-        <w:t xml:space="preserve">"Đã sửa X/Y lỗi của lần N"</w:t>
-      </w:r>
-      <w:r>
-        <w:t xml:space="preserve"> </w:t>
-      </w:r>
-      <w:r>
-        <w:t xml:space="preserve">và từng lỗi của lần cũ: đánh giá của giáo viên, hoặc "(tự đoán)" khi giáo viên chưa đánh giá. Bấm một lỗi để thấy đoạn đó trên bài cũ.</w:t>
-      </w:r>
-    </w:p>
-    <w:bookmarkEnd w:id="30"/>
-    <w:bookmarkStart w:id="31" w:name="X6726a65495af199a8816c8c0d960edd0fa1a7a0"/>
-    <w:p>
-      <w:pPr>
-        <w:pStyle w:val="Heading3"/>
-      </w:pPr>
-      <w:r>
-        <w:t xml:space="preserve">7.5. Đang làm</w:t>
+        <w:t xml:space="preserve">Tắt mạng máy B vài giây (hoặc khởi động lại backend) → thanh vàng "Mất kết nối… đang thử lại" → bật lại → tự kết nối.</w:t>
+      </w:r>
+    </w:p>
+    <w:p>
+      <w:pPr>
+        <w:pStyle w:val="Compact"/>
+        <w:numPr>
+          <w:ilvl w:val="0"/>
+          <w:numId w:val="1010"/>
+        </w:numPr>
+      </w:pPr>
+      <w:r>
+        <w:t xml:space="preserve">Đăng nhập</w:t>
+      </w:r>
+      <w:r>
+        <w:t xml:space="preserve"> </w:t>
+      </w:r>
+      <w:r>
+        <w:rPr>
+          <w:rStyle w:val="VerbatimChar"/>
+        </w:rPr>
+        <w:t xml:space="preserve">DEMO001</w:t>
+      </w:r>
+      <w:r>
+        <w:t xml:space="preserve"> </w:t>
+      </w:r>
+      <w:r>
+        <w:t xml:space="preserve">ở trình duyệt thứ ba → máy B hiện "Tài khoản vừa đăng nhập ở nơi khác".</w:t>
       </w:r>
     </w:p>
     <w:p>
@@ -5938,33 +6010,43 @@
         <w:pStyle w:val="FirstParagraph"/>
       </w:pPr>
       <w:r>
-        <w:rPr>
-          <w:b/>
-          <w:bCs/>
-        </w:rPr>
-        <w:t xml:space="preserve">Kết quả học tập</w:t>
-      </w:r>
-      <w:r>
-        <w:t xml:space="preserve"> </w:t>
-      </w:r>
-      <w:r>
-        <w:t xml:space="preserve">(band theo thời gian, trung bình theo tiêu chí) và</w:t>
-      </w:r>
-      <w:r>
-        <w:t xml:space="preserve"> </w:t>
-      </w:r>
-      <w:r>
-        <w:rPr>
-          <w:b/>
-          <w:bCs/>
-        </w:rPr>
-        <w:t xml:space="preserve">trao đổi</w:t>
-      </w:r>
-      <w:r>
-        <w:t xml:space="preserve"> </w:t>
-      </w:r>
-      <w:r>
-        <w:t xml:space="preserve">sẽ có ở các bước tiếp theo.</w:t>
+        <w:t xml:space="preserve">Muốn làm lại từ đầu: xoá dữ liệu (Docker:</w:t>
+      </w:r>
+      <w:r>
+        <w:t xml:space="preserve"> </w:t>
+      </w:r>
+      <w:r>
+        <w:rPr>
+          <w:rStyle w:val="VerbatimChar"/>
+        </w:rPr>
+        <w:t xml:space="preserve">docker compose down -v</w:t>
+      </w:r>
+      <w:r>
+        <w:t xml:space="preserve">; trên máy: xoá và tạo lại DB</w:t>
+      </w:r>
+      <w:r>
+        <w:t xml:space="preserve"> </w:t>
+      </w:r>
+      <w:r>
+        <w:rPr>
+          <w:rStyle w:val="VerbatimChar"/>
+        </w:rPr>
+        <w:t xml:space="preserve">ielts</w:t>
+      </w:r>
+      <w:r>
+        <w:t xml:space="preserve">) rồi khởi động lại với profile</w:t>
+      </w:r>
+      <w:r>
+        <w:t xml:space="preserve"> </w:t>
+      </w:r>
+      <w:r>
+        <w:rPr>
+          <w:rStyle w:val="VerbatimChar"/>
+        </w:rPr>
+        <w:t xml:space="preserve">demo</w:t>
+      </w:r>
+      <w:r>
+        <w:t xml:space="preserve">.</w:t>
       </w:r>
     </w:p>
     <w:p>
@@ -5974,293 +6056,8 @@
         </w:pict>
       </w:r>
     </w:p>
-    <w:bookmarkEnd w:id="31"/>
     <w:bookmarkEnd w:id="32"/>
-    <w:bookmarkStart w:id="33" w:name="X27a74f3cf0506426a1a76b4e73d04f5d967bbd0"/>
-    <w:p>
-      <w:pPr>
-        <w:pStyle w:val="Heading2"/>
-      </w:pPr>
-      <w:r>
-        <w:t xml:space="preserve">8. Kịch bản demo gợi ý (~10 phút)</w:t>
-      </w:r>
-    </w:p>
-    <w:p>
-      <w:pPr>
-        <w:pStyle w:val="FirstParagraph"/>
-      </w:pPr>
-      <w:r>
-        <w:t xml:space="preserve">Mở hai trình duyệt (hoặc một cửa sổ ẩn danh): máy A đăng nhập</w:t>
-      </w:r>
-      <w:r>
-        <w:t xml:space="preserve"> </w:t>
-      </w:r>
-      <w:r>
-        <w:rPr>
-          <w:rStyle w:val="VerbatimChar"/>
-        </w:rPr>
-        <w:t xml:space="preserve">gv.demo</w:t>
-      </w:r>
-      <w:r>
-        <w:t xml:space="preserve">, máy B đăng nhập</w:t>
-      </w:r>
-      <w:r>
-        <w:t xml:space="preserve"> </w:t>
-      </w:r>
-      <w:r>
-        <w:rPr>
-          <w:rStyle w:val="VerbatimChar"/>
-        </w:rPr>
-        <w:t xml:space="preserve">DEMO001</w:t>
-      </w:r>
-      <w:r>
-        <w:t xml:space="preserve">.</w:t>
-      </w:r>
-    </w:p>
-    <w:p>
-      <w:pPr>
-        <w:pStyle w:val="Compact"/>
-        <w:numPr>
-          <w:ilvl w:val="0"/>
-          <w:numId w:val="1011"/>
-        </w:numPr>
-      </w:pPr>
-      <w:r>
-        <w:rPr>
-          <w:b/>
-          <w:bCs/>
-        </w:rPr>
-        <w:t xml:space="preserve">Admin</w:t>
-      </w:r>
-      <w:r>
-        <w:t xml:space="preserve"> </w:t>
-      </w:r>
-      <w:r>
-        <w:t xml:space="preserve">(</w:t>
-      </w:r>
-      <w:r>
-        <w:rPr>
-          <w:rStyle w:val="VerbatimChar"/>
-        </w:rPr>
-        <w:t xml:space="preserve">admin</w:t>
-      </w:r>
-      <w:r>
-        <w:t xml:space="preserve">): Tổng quan → Giáo viên → thêm một giáo viên, xem mật khẩu tạm hiện một lần → Nhật ký thấy dòng "Tạo giáo viên".</w:t>
-      </w:r>
-    </w:p>
-    <w:p>
-      <w:pPr>
-        <w:pStyle w:val="Compact"/>
-        <w:numPr>
-          <w:ilvl w:val="0"/>
-          <w:numId w:val="1011"/>
-        </w:numPr>
-      </w:pPr>
-      <w:r>
-        <w:rPr>
-          <w:b/>
-          <w:bCs/>
-        </w:rPr>
-        <w:t xml:space="preserve">Giáo viên</w:t>
-      </w:r>
-      <w:r>
-        <w:t xml:space="preserve"> </w:t>
-      </w:r>
-      <w:r>
-        <w:t xml:space="preserve">(máy A): Lớp học → mở</w:t>
-      </w:r>
-      <w:r>
-        <w:t xml:space="preserve"> </w:t>
-      </w:r>
-      <w:r>
-        <w:rPr>
-          <w:rStyle w:val="VerbatimChar"/>
-        </w:rPr>
-        <w:t xml:space="preserve">DEMO-A</w:t>
-      </w:r>
-      <w:r>
-        <w:t xml:space="preserve"> </w:t>
-      </w:r>
-      <w:r>
-        <w:t xml:space="preserve">→ Import file mẫu đã điền vài sinh viên → xem kết quả, tải file tài khoản.</w:t>
-      </w:r>
-    </w:p>
-    <w:p>
-      <w:pPr>
-        <w:pStyle w:val="Compact"/>
-        <w:numPr>
-          <w:ilvl w:val="0"/>
-          <w:numId w:val="1011"/>
-        </w:numPr>
-      </w:pPr>
-      <w:r>
-        <w:t xml:space="preserve">Bài tập → mở</w:t>
-      </w:r>
-      <w:r>
-        <w:t xml:space="preserve"> </w:t>
-      </w:r>
-      <w:r>
-        <w:rPr>
-          <w:b/>
-          <w:bCs/>
-        </w:rPr>
-        <w:t xml:space="preserve">"Tuần 2"</w:t>
-      </w:r>
-      <w:r>
-        <w:t xml:space="preserve"> </w:t>
-      </w:r>
-      <w:r>
-        <w:t xml:space="preserve">(nháp) →</w:t>
-      </w:r>
-      <w:r>
-        <w:t xml:space="preserve"> </w:t>
-      </w:r>
-      <w:r>
-        <w:rPr>
-          <w:b/>
-          <w:bCs/>
-        </w:rPr>
-        <w:t xml:space="preserve">Giao bài &amp; phát hành</w:t>
-      </w:r>
-      <w:r>
-        <w:t xml:space="preserve"> </w:t>
-      </w:r>
-      <w:r>
-        <w:t xml:space="preserve">cho lớp</w:t>
-      </w:r>
-      <w:r>
-        <w:t xml:space="preserve"> </w:t>
-      </w:r>
-      <w:r>
-        <w:rPr>
-          <w:rStyle w:val="VerbatimChar"/>
-        </w:rPr>
-        <w:t xml:space="preserve">DEMO-A</w:t>
-      </w:r>
-      <w:r>
-        <w:t xml:space="preserve"> </w:t>
-      </w:r>
-      <w:r>
-        <w:t xml:space="preserve">→ máy B (</w:t>
-      </w:r>
-      <w:r>
-        <w:rPr>
-          <w:rStyle w:val="VerbatimChar"/>
-        </w:rPr>
-        <w:t xml:space="preserve">DEMO001</w:t>
-      </w:r>
-      <w:r>
-        <w:t xml:space="preserve">) thấy</w:t>
-      </w:r>
-      <w:r>
-        <w:t xml:space="preserve"> </w:t>
-      </w:r>
-      <w:r>
-        <w:rPr>
-          <w:b/>
-          <w:bCs/>
-        </w:rPr>
-        <w:t xml:space="preserve">thông báo bật lên ngay</w:t>
-      </w:r>
-      <w:r>
-        <w:t xml:space="preserve"> </w:t>
-      </w:r>
-      <w:r>
-        <w:t xml:space="preserve">và số trên chuông tăng.</w:t>
-      </w:r>
-    </w:p>
-    <w:p>
-      <w:pPr>
-        <w:pStyle w:val="Compact"/>
-        <w:numPr>
-          <w:ilvl w:val="0"/>
-          <w:numId w:val="1011"/>
-        </w:numPr>
-      </w:pPr>
-      <w:r>
-        <w:t xml:space="preserve">Tắt mạng máy B vài giây (hoặc khởi động lại backend) → thanh vàng "Mất kết nối… đang thử lại" → bật lại → tự kết nối.</w:t>
-      </w:r>
-    </w:p>
-    <w:p>
-      <w:pPr>
-        <w:pStyle w:val="Compact"/>
-        <w:numPr>
-          <w:ilvl w:val="0"/>
-          <w:numId w:val="1011"/>
-        </w:numPr>
-      </w:pPr>
-      <w:r>
-        <w:t xml:space="preserve">Đăng nhập</w:t>
-      </w:r>
-      <w:r>
-        <w:t xml:space="preserve"> </w:t>
-      </w:r>
-      <w:r>
-        <w:rPr>
-          <w:rStyle w:val="VerbatimChar"/>
-        </w:rPr>
-        <w:t xml:space="preserve">DEMO001</w:t>
-      </w:r>
-      <w:r>
-        <w:t xml:space="preserve"> </w:t>
-      </w:r>
-      <w:r>
-        <w:t xml:space="preserve">ở trình duyệt thứ ba → máy B hiện "Tài khoản vừa đăng nhập ở nơi khác".</w:t>
-      </w:r>
-    </w:p>
-    <w:p>
-      <w:pPr>
-        <w:pStyle w:val="FirstParagraph"/>
-      </w:pPr>
-      <w:r>
-        <w:t xml:space="preserve">Muốn làm lại từ đầu: xoá dữ liệu (Docker:</w:t>
-      </w:r>
-      <w:r>
-        <w:t xml:space="preserve"> </w:t>
-      </w:r>
-      <w:r>
-        <w:rPr>
-          <w:rStyle w:val="VerbatimChar"/>
-        </w:rPr>
-        <w:t xml:space="preserve">docker compose down -v</w:t>
-      </w:r>
-      <w:r>
-        <w:t xml:space="preserve">; trên máy: xoá và tạo lại DB</w:t>
-      </w:r>
-      <w:r>
-        <w:t xml:space="preserve"> </w:t>
-      </w:r>
-      <w:r>
-        <w:rPr>
-          <w:rStyle w:val="VerbatimChar"/>
-        </w:rPr>
-        <w:t xml:space="preserve">ielts</w:t>
-      </w:r>
-      <w:r>
-        <w:t xml:space="preserve">) rồi khởi động lại với profile</w:t>
-      </w:r>
-      <w:r>
-        <w:t xml:space="preserve"> </w:t>
-      </w:r>
-      <w:r>
-        <w:rPr>
-          <w:rStyle w:val="VerbatimChar"/>
-        </w:rPr>
-        <w:t xml:space="preserve">demo</w:t>
-      </w:r>
-      <w:r>
-        <w:t xml:space="preserve">.</w:t>
-      </w:r>
-    </w:p>
-    <w:p>
-      <w:r>
-        <w:pict>
-          <v:rect style="width:0;height:1.5pt" o:hralign="center" o:hrstd="t" o:hr="t"/>
-        </w:pict>
-      </w:r>
-    </w:p>
-    <w:bookmarkEnd w:id="33"/>
-    <w:bookmarkStart w:id="34" w:name="X2aaa61dde1ecd98f080cbe2f0cfb81c5163d5ab"/>
+    <w:bookmarkStart w:id="33" w:name="X2aaa61dde1ecd98f080cbe2f0cfb81c5163d5ab"/>
     <w:p>
       <w:pPr>
         <w:pStyle w:val="Heading2"/>
@@ -6611,8 +6408,8 @@
         </w:tc>
       </w:tr>
     </w:tbl>
+    <w:bookmarkEnd w:id="33"/>
     <w:bookmarkEnd w:id="34"/>
-    <w:bookmarkEnd w:id="35"/>
     <w:sectPr>
       <w:footnotePr>
         <w:numRestart w:val="eachSect"/>
@@ -6996,9 +6793,6 @@
     <w:abstractNumId w:val="991"/>
   </w:num>
   <w:num w:numId="1010">
-    <w:abstractNumId w:val="991"/>
-  </w:num>
-  <w:num w:numId="1011">
     <w:abstractNumId w:val="99411"/>
     <w:lvlOverride w:ilvl="0">
       <w:startOverride w:val="1"/>

--- a/docx/10-huong-dan-su-dung.docx
+++ b/docx/10-huong-dan-su-dung.docx
@@ -28,7 +28,7 @@
         </w:p>
       </w:sdtContent>
     </w:sdt>
-    <w:bookmarkStart w:id="34" w:name="X62b689528c743ccb8c3229542497059f4aa59b0"/>
+    <w:bookmarkStart w:id="39" w:name="X62b689528c743ccb8c3229542497059f4aa59b0"/>
     <w:p>
       <w:pPr>
         <w:pStyle w:val="Heading1"/>
@@ -48,7 +48,7 @@
         <w:t xml:space="preserve"> </w:t>
       </w:r>
       <w:r>
-        <w:t xml:space="preserve">Cập nhật: 24/10/2026, theo trạng thái giao diện F1 → F3 (xem mục 1).</w:t>
+        <w:t xml:space="preserve">Cập nhật: 26/10/2026, theo trạng thái giao diện F1 → F6 (xem mục 1).</w:t>
       </w:r>
     </w:p>
     <w:p>
@@ -124,7 +124,7 @@
               <w:pStyle w:val="Compact"/>
             </w:pPr>
             <w:r>
-              <w:t xml:space="preserve">Đăng nhập, đổi mật khẩu, khung ứng dụng, thông báo realtime</w:t>
+              <w:t xml:space="preserve">Đăng nhập, đổi mật khẩu, thông tin cá nhân, khung ứng dụng, thông báo realtime</w:t>
             </w:r>
           </w:p>
         </w:tc>
@@ -255,30 +255,27 @@
               <w:pStyle w:val="Compact"/>
             </w:pPr>
             <w:r>
-              <w:t xml:space="preserve">Giáo viên: tiến độ, thống kê, trao đổi</w:t>
-            </w:r>
-          </w:p>
-        </w:tc>
-        <w:tc>
-          <w:tcPr/>
-          <w:p>
-            <w:pPr>
-              <w:pStyle w:val="Compact"/>
-            </w:pPr>
-            <w:r>
-              <w:t xml:space="preserve">⏳ Đang làm</w:t>
-            </w:r>
-          </w:p>
-        </w:tc>
-        <w:tc>
-          <w:tcPr/>
-          <w:p>
-            <w:pPr>
-              <w:pStyle w:val="Compact"/>
-            </w:pPr>
-            <w:r>
-              <w:t xml:space="preserve">Backend đã có đủ API; giao diện là khung trống</w:t>
-            </w:r>
+              <w:t xml:space="preserve">Giáo viên: tiến độ realtime (ma trận, online, nhắc nhở, xuất Excel)</w:t>
+            </w:r>
+          </w:p>
+        </w:tc>
+        <w:tc>
+          <w:tcPr/>
+          <w:p>
+            <w:pPr>
+              <w:pStyle w:val="Compact"/>
+            </w:pPr>
+            <w:r>
+              <w:t xml:space="preserve">✅ Dùng được</w:t>
+            </w:r>
+          </w:p>
+        </w:tc>
+        <w:tc>
+          <w:tcPr/>
+          <w:p>
+            <w:pPr>
+              <w:pStyle w:val="Compact"/>
+            </w:pPr>
           </w:p>
         </w:tc>
       </w:tr>
@@ -290,7 +287,7 @@
               <w:pStyle w:val="Compact"/>
             </w:pPr>
             <w:r>
-              <w:t xml:space="preserve">Sinh viên: bài được giao, chi tiết bài, lịch sử nộp, làm bài (cả khi mất mạng), nộp bài</w:t>
+              <w:t xml:space="preserve">Giáo viên: thống kê một bài, thống kê lớp + xếp hạng, kết quả học tập từng sinh viên</w:t>
             </w:r>
           </w:p>
         </w:tc>
@@ -322,18 +319,114 @@
               <w:pStyle w:val="Compact"/>
             </w:pPr>
             <w:r>
-              <w:t xml:space="preserve">Sinh viên: xem kết quả chi tiết, kết quả học tập, trao đổi</w:t>
-            </w:r>
-          </w:p>
-        </w:tc>
-        <w:tc>
-          <w:tcPr/>
-          <w:p>
-            <w:pPr>
-              <w:pStyle w:val="Compact"/>
-            </w:pPr>
-            <w:r>
-              <w:t xml:space="preserve">⏳ Đang làm</w:t>
+              <w:t xml:space="preserve">Giáo viên: tổng quan (dashboard)</w:t>
+            </w:r>
+          </w:p>
+        </w:tc>
+        <w:tc>
+          <w:tcPr/>
+          <w:p>
+            <w:pPr>
+              <w:pStyle w:val="Compact"/>
+            </w:pPr>
+            <w:r>
+              <w:t xml:space="preserve">✅ Dùng được</w:t>
+            </w:r>
+          </w:p>
+        </w:tc>
+        <w:tc>
+          <w:tcPr/>
+          <w:p>
+            <w:pPr>
+              <w:pStyle w:val="Compact"/>
+            </w:pPr>
+          </w:p>
+        </w:tc>
+      </w:tr>
+      <w:tr>
+        <w:tc>
+          <w:tcPr/>
+          <w:p>
+            <w:pPr>
+              <w:pStyle w:val="Compact"/>
+            </w:pPr>
+            <w:r>
+              <w:t xml:space="preserve">Sinh viên: bài được giao, chi tiết bài, lịch sử nộp, làm bài (cả khi mất mạng), nộp bài, kết quả từng phần + so sánh các lần nộp</w:t>
+            </w:r>
+          </w:p>
+        </w:tc>
+        <w:tc>
+          <w:tcPr/>
+          <w:p>
+            <w:pPr>
+              <w:pStyle w:val="Compact"/>
+            </w:pPr>
+            <w:r>
+              <w:t xml:space="preserve">✅ Dùng được</w:t>
+            </w:r>
+          </w:p>
+        </w:tc>
+        <w:tc>
+          <w:tcPr/>
+          <w:p>
+            <w:pPr>
+              <w:pStyle w:val="Compact"/>
+            </w:pPr>
+          </w:p>
+        </w:tc>
+      </w:tr>
+      <w:tr>
+        <w:tc>
+          <w:tcPr/>
+          <w:p>
+            <w:pPr>
+              <w:pStyle w:val="Compact"/>
+            </w:pPr>
+            <w:r>
+              <w:t xml:space="preserve">Sinh viên: kết quả học tập (band theo thời gian, theo tiêu chí, hồ sơ lỗi)</w:t>
+            </w:r>
+          </w:p>
+        </w:tc>
+        <w:tc>
+          <w:tcPr/>
+          <w:p>
+            <w:pPr>
+              <w:pStyle w:val="Compact"/>
+            </w:pPr>
+            <w:r>
+              <w:t xml:space="preserve">✅ Dùng được</w:t>
+            </w:r>
+          </w:p>
+        </w:tc>
+        <w:tc>
+          <w:tcPr/>
+          <w:p>
+            <w:pPr>
+              <w:pStyle w:val="Compact"/>
+            </w:pPr>
+          </w:p>
+        </w:tc>
+      </w:tr>
+      <w:tr>
+        <w:tc>
+          <w:tcPr/>
+          <w:p>
+            <w:pPr>
+              <w:pStyle w:val="Compact"/>
+            </w:pPr>
+            <w:r>
+              <w:t xml:space="preserve">Trao đổi (chat) theo lớp / theo bài nộp — giáo viên và sinh viên</w:t>
+            </w:r>
+          </w:p>
+        </w:tc>
+        <w:tc>
+          <w:tcPr/>
+          <w:p>
+            <w:pPr>
+              <w:pStyle w:val="Compact"/>
+            </w:pPr>
+            <w:r>
+              <w:t xml:space="preserve">✅ Dùng được</w:t>
             </w:r>
           </w:p>
         </w:tc>
@@ -2853,6 +2946,69 @@
               <w:pStyle w:val="Compact"/>
             </w:pPr>
             <w:r>
+              <w:t xml:space="preserve">Thông tin cá nhân</w:t>
+            </w:r>
+          </w:p>
+        </w:tc>
+        <w:tc>
+          <w:tcPr/>
+          <w:p>
+            <w:pPr>
+              <w:pStyle w:val="Compact"/>
+            </w:pPr>
+            <w:r>
+              <w:t xml:space="preserve">Bấm tên mình →</w:t>
+            </w:r>
+            <w:r>
+              <w:t xml:space="preserve"> </w:t>
+            </w:r>
+            <w:r>
+              <w:rPr>
+                <w:b/>
+                <w:bCs/>
+              </w:rPr>
+              <w:t xml:space="preserve">Thông tin cá nhân</w:t>
+            </w:r>
+            <w:r>
+              <w:t xml:space="preserve">: họ tên, tên đăng nhập, mã SV, email, vai trò (chỉ xem — muốn sửa họ tên / email thì báo giáo viên hoặc quản trị viên), nút</w:t>
+            </w:r>
+            <w:r>
+              <w:t xml:space="preserve"> </w:t>
+            </w:r>
+            <w:r>
+              <w:rPr>
+                <w:b/>
+                <w:bCs/>
+              </w:rPr>
+              <w:t xml:space="preserve">Đổi mật khẩu</w:t>
+            </w:r>
+            <w:r>
+              <w:t xml:space="preserve"> </w:t>
+            </w:r>
+            <w:r>
+              <w:t xml:space="preserve">và</w:t>
+            </w:r>
+            <w:r>
+              <w:t xml:space="preserve"> </w:t>
+            </w:r>
+            <w:r>
+              <w:rPr>
+                <w:b/>
+                <w:bCs/>
+              </w:rPr>
+              <w:t xml:space="preserve">Đăng xuất</w:t>
+            </w:r>
+          </w:p>
+        </w:tc>
+      </w:tr>
+      <w:tr>
+        <w:tc>
+          <w:tcPr/>
+          <w:p>
+            <w:pPr>
+              <w:pStyle w:val="Compact"/>
+            </w:pPr>
+            <w:r>
               <w:t xml:space="preserve">Thu gọn menu</w:t>
             </w:r>
           </w:p>
@@ -3162,13 +3318,156 @@
       </w:r>
     </w:p>
     <w:bookmarkEnd w:id="19"/>
-    <w:bookmarkStart w:id="26" w:name="Xb09ea090739f16ea647716f93f754b282728bef"/>
+    <w:bookmarkStart w:id="29" w:name="Xb09ea090739f16ea647716f93f754b282728bef"/>
     <w:p>
       <w:pPr>
         <w:pStyle w:val="Heading2"/>
       </w:pPr>
       <w:r>
         <w:t xml:space="preserve">6. Giáo viên</w:t>
+      </w:r>
+    </w:p>
+    <w:p>
+      <w:pPr>
+        <w:pStyle w:val="FirstParagraph"/>
+      </w:pPr>
+      <w:r>
+        <w:rPr>
+          <w:b/>
+          <w:bCs/>
+        </w:rPr>
+        <w:t xml:space="preserve">Tổng quan</w:t>
+      </w:r>
+      <w:r>
+        <w:t xml:space="preserve"> </w:t>
+      </w:r>
+      <w:r>
+        <w:t xml:space="preserve">(trang chủ của giáo viên): lời chào; 4 thẻ —</w:t>
+      </w:r>
+      <w:r>
+        <w:t xml:space="preserve"> </w:t>
+      </w:r>
+      <w:r>
+        <w:rPr>
+          <w:b/>
+          <w:bCs/>
+        </w:rPr>
+        <w:t xml:space="preserve">bài chờ chấm</w:t>
+      </w:r>
+      <w:r>
+        <w:t xml:space="preserve"> </w:t>
+      </w:r>
+      <w:r>
+        <w:t xml:space="preserve">(bấm để mở hàng đợi; kèm số bài đang chấm dở),</w:t>
+      </w:r>
+      <w:r>
+        <w:t xml:space="preserve"> </w:t>
+      </w:r>
+      <w:r>
+        <w:rPr>
+          <w:b/>
+          <w:bCs/>
+        </w:rPr>
+        <w:t xml:space="preserve">bài tập đang mở</w:t>
+      </w:r>
+      <w:r>
+        <w:t xml:space="preserve"> </w:t>
+      </w:r>
+      <w:r>
+        <w:t xml:space="preserve">(số bài hết hạn trong 48 giờ),</w:t>
+      </w:r>
+      <w:r>
+        <w:t xml:space="preserve"> </w:t>
+      </w:r>
+      <w:r>
+        <w:rPr>
+          <w:b/>
+          <w:bCs/>
+        </w:rPr>
+        <w:t xml:space="preserve">tỉ lệ nộp đủ</w:t>
+      </w:r>
+      <w:r>
+        <w:t xml:space="preserve"> </w:t>
+      </w:r>
+      <w:r>
+        <w:t xml:space="preserve">của các bài đang mở,</w:t>
+      </w:r>
+      <w:r>
+        <w:t xml:space="preserve"> </w:t>
+      </w:r>
+      <w:r>
+        <w:rPr>
+          <w:b/>
+          <w:bCs/>
+        </w:rPr>
+        <w:t xml:space="preserve">lớp học</w:t>
+      </w:r>
+      <w:r>
+        <w:t xml:space="preserve">; danh sách</w:t>
+      </w:r>
+      <w:r>
+        <w:t xml:space="preserve"> </w:t>
+      </w:r>
+      <w:r>
+        <w:rPr>
+          <w:b/>
+          <w:bCs/>
+        </w:rPr>
+        <w:t xml:space="preserve">bài đang mở</w:t>
+      </w:r>
+      <w:r>
+        <w:t xml:space="preserve"> </w:t>
+      </w:r>
+      <w:r>
+        <w:t xml:space="preserve">(hạn gần nhất trước, đồng hồ đếm ngược, thanh nộp đủ, số bài chờ chấm — bấm tên bài để xem tiến độ);</w:t>
+      </w:r>
+      <w:r>
+        <w:t xml:space="preserve"> </w:t>
+      </w:r>
+      <w:r>
+        <w:rPr>
+          <w:b/>
+          <w:bCs/>
+        </w:rPr>
+        <w:t xml:space="preserve">hoạt động gần đây</w:t>
+      </w:r>
+      <w:r>
+        <w:t xml:space="preserve"> </w:t>
+      </w:r>
+      <w:r>
+        <w:t xml:space="preserve">(thông báo mới nhất, tự cập nhật khi sinh viên nộp bài); các</w:t>
+      </w:r>
+      <w:r>
+        <w:t xml:space="preserve"> </w:t>
+      </w:r>
+      <w:r>
+        <w:rPr>
+          <w:b/>
+          <w:bCs/>
+        </w:rPr>
+        <w:t xml:space="preserve">lớp học</w:t>
+      </w:r>
+      <w:r>
+        <w:t xml:space="preserve"> </w:t>
+      </w:r>
+      <w:r>
+        <w:t xml:space="preserve">với lối tắt sang Thống kê lớp. Nút</w:t>
+      </w:r>
+      <w:r>
+        <w:t xml:space="preserve"> </w:t>
+      </w:r>
+      <w:r>
+        <w:rPr>
+          <w:b/>
+          <w:bCs/>
+        </w:rPr>
+        <w:t xml:space="preserve">Tạo bài tập</w:t>
+      </w:r>
+      <w:r>
+        <w:t xml:space="preserve"> </w:t>
+      </w:r>
+      <w:r>
+        <w:t xml:space="preserve">ở góc phải.</w:t>
       </w:r>
     </w:p>
     <w:bookmarkStart w:id="21" w:name="Xc0ac2ccf95f93195ba74621327630f6a6bddbe8"/>
@@ -4228,23 +4527,36 @@
         </w:numPr>
       </w:pPr>
       <w:r>
-        <w:t xml:space="preserve">Mỗi tiêu chí: tick checklist, chọn điểm (bấm lại để bỏ chọn, hoặc dùng phím ← →), ghi nhận xét. Tick mục</w:t>
-      </w:r>
-      <w:r>
-        <w:t xml:space="preserve"> </w:t>
-      </w:r>
-      <w:r>
-        <w:rPr>
-          <w:b/>
-          <w:bCs/>
-        </w:rPr>
-        <w:t xml:space="preserve">"Giới hạn điểm"</w:t>
-      </w:r>
-      <w:r>
-        <w:t xml:space="preserve"> </w:t>
-      </w:r>
-      <w:r>
-        <w:t xml:space="preserve">(nhãn cam "Tối đa N") thì các mức cao hơn bị khoá kèm lý do, điểm đang chọn cao hơn sẽ tự hạ xuống. Bài ≤ 20 từ: mọi tiêu chí tối đa 1.</w:t>
+        <w:t xml:space="preserve">Bấm</w:t>
+      </w:r>
+      <w:r>
+        <w:t xml:space="preserve"> </w:t>
+      </w:r>
+      <w:r>
+        <w:rPr>
+          <w:b/>
+          <w:bCs/>
+        </w:rPr>
+        <w:t xml:space="preserve">ⓘ</w:t>
+      </w:r>
+      <w:r>
+        <w:t xml:space="preserve"> </w:t>
+      </w:r>
+      <w:r>
+        <w:t xml:space="preserve">cạnh tên tiêu chí IELTS để xem bảng mô tả band thu gọn (diễn giải tiếng Việt, mức đang chọn được tô xanh) và link</w:t>
+      </w:r>
+      <w:r>
+        <w:t xml:space="preserve"> </w:t>
+      </w:r>
+      <w:r>
+        <w:rPr>
+          <w:b/>
+          <w:bCs/>
+        </w:rPr>
+        <w:t xml:space="preserve">bản chính thức (ielts.org)</w:t>
+      </w:r>
+      <w:r>
+        <w:t xml:space="preserve">.</w:t>
       </w:r>
     </w:p>
     <w:p>
@@ -4256,17 +4568,23 @@
         </w:numPr>
       </w:pPr>
       <w:r>
-        <w:rPr>
-          <w:b/>
-          <w:bCs/>
-        </w:rPr>
-        <w:t xml:space="preserve">Band của phần</w:t>
-      </w:r>
-      <w:r>
-        <w:t xml:space="preserve"> </w:t>
-      </w:r>
-      <w:r>
-        <w:t xml:space="preserve">hiện ngay khi chấm đủ (trung bình các tiêu chí, làm tròn kiểu IELTS .25 / .75).</w:t>
+        <w:t xml:space="preserve">Mỗi tiêu chí: tick checklist, chọn điểm (bấm lại để bỏ chọn, hoặc dùng phím ← →), ghi nhận xét. Tick mục</w:t>
+      </w:r>
+      <w:r>
+        <w:t xml:space="preserve"> </w:t>
+      </w:r>
+      <w:r>
+        <w:rPr>
+          <w:b/>
+          <w:bCs/>
+        </w:rPr>
+        <w:t xml:space="preserve">"Giới hạn điểm"</w:t>
+      </w:r>
+      <w:r>
+        <w:t xml:space="preserve"> </w:t>
+      </w:r>
+      <w:r>
+        <w:t xml:space="preserve">(nhãn cam "Tối đa N") thì các mức cao hơn bị khoá kèm lý do, điểm đang chọn cao hơn sẽ tự hạ xuống. Bài ≤ 20 từ: mọi tiêu chí tối đa 1.</w:t>
       </w:r>
     </w:p>
     <w:p>
@@ -4282,13 +4600,13 @@
           <w:b/>
           <w:bCs/>
         </w:rPr>
-        <w:t xml:space="preserve">Chấm 0</w:t>
-      </w:r>
-      <w:r>
-        <w:t xml:space="preserve"> </w:t>
-      </w:r>
-      <w:r>
-        <w:t xml:space="preserve">(góc trên bảng chấm): chọn lý do Không làm bài / Không viết bằng tiếng Anh / Học thuộc hoàn toàn; bấm "Bỏ chấm 0" để chấm lại bình thường.</w:t>
+        <w:t xml:space="preserve">Band của phần</w:t>
+      </w:r>
+      <w:r>
+        <w:t xml:space="preserve"> </w:t>
+      </w:r>
+      <w:r>
+        <w:t xml:space="preserve">hiện ngay khi chấm đủ (trung bình các tiêu chí, làm tròn kiểu IELTS .25 / .75).</w:t>
       </w:r>
     </w:p>
     <w:p>
@@ -4300,36 +4618,17 @@
         </w:numPr>
       </w:pPr>
       <w:r>
-        <w:t xml:space="preserve">Kết quả</w:t>
-      </w:r>
-      <w:r>
-        <w:t xml:space="preserve"> </w:t>
-      </w:r>
-      <w:r>
-        <w:rPr>
-          <w:b/>
-          <w:bCs/>
-        </w:rPr>
-        <w:t xml:space="preserve">tự lưu nháp</w:t>
-      </w:r>
-      <w:r>
-        <w:t xml:space="preserve"> </w:t>
-      </w:r>
-      <w:r>
-        <w:t xml:space="preserve">2 giây sau mỗi thay đổi (hoặc bấm</w:t>
-      </w:r>
-      <w:r>
-        <w:t xml:space="preserve"> </w:t>
-      </w:r>
-      <w:r>
-        <w:rPr>
-          <w:b/>
-          <w:bCs/>
-        </w:rPr>
-        <w:t xml:space="preserve">Lưu nháp</w:t>
-      </w:r>
-      <w:r>
-        <w:t xml:space="preserve">); sinh viên chưa thấy gì cho tới khi trả bài.</w:t>
+        <w:rPr>
+          <w:b/>
+          <w:bCs/>
+        </w:rPr>
+        <w:t xml:space="preserve">Chấm 0</w:t>
+      </w:r>
+      <w:r>
+        <w:t xml:space="preserve"> </w:t>
+      </w:r>
+      <w:r>
+        <w:t xml:space="preserve">(góc trên bảng chấm): chọn lý do Không làm bài / Không viết bằng tiếng Anh / Học thuộc hoàn toàn; bấm "Bỏ chấm 0" để chấm lại bình thường.</w:t>
       </w:r>
     </w:p>
     <w:p>
@@ -4341,14 +4640,36 @@
         </w:numPr>
       </w:pPr>
       <w:r>
-        <w:rPr>
-          <w:b/>
-          <w:bCs/>
-        </w:rPr>
-        <w:t xml:space="preserve">Trả bài</w:t>
-      </w:r>
-      <w:r>
-        <w:t xml:space="preserve">: cần chấm đủ mọi tiêu chí. Sinh viên nhận thông báo và thấy band, nhận xét.</w:t>
+        <w:t xml:space="preserve">Kết quả</w:t>
+      </w:r>
+      <w:r>
+        <w:t xml:space="preserve"> </w:t>
+      </w:r>
+      <w:r>
+        <w:rPr>
+          <w:b/>
+          <w:bCs/>
+        </w:rPr>
+        <w:t xml:space="preserve">tự lưu nháp</w:t>
+      </w:r>
+      <w:r>
+        <w:t xml:space="preserve"> </w:t>
+      </w:r>
+      <w:r>
+        <w:t xml:space="preserve">2 giây sau mỗi thay đổi (hoặc bấm</w:t>
+      </w:r>
+      <w:r>
+        <w:t xml:space="preserve"> </w:t>
+      </w:r>
+      <w:r>
+        <w:rPr>
+          <w:b/>
+          <w:bCs/>
+        </w:rPr>
+        <w:t xml:space="preserve">Lưu nháp</w:t>
+      </w:r>
+      <w:r>
+        <w:t xml:space="preserve">); sinh viên chưa thấy gì cho tới khi trả bài.</w:t>
       </w:r>
     </w:p>
     <w:p>
@@ -4364,19 +4685,10 @@
           <w:b/>
           <w:bCs/>
         </w:rPr>
-        <w:t xml:space="preserve">Yêu cầu sửa</w:t>
-      </w:r>
-      <w:r>
-        <w:t xml:space="preserve">: nhập lời nhắn và hạn sửa; chỉ khi còn lượt sửa (theo cài đặt bài tập) và bài chưa đóng. Sinh viên nộp lại sẽ thành lần nộp mới (</w:t>
-      </w:r>
-      <w:r>
-        <w:rPr>
-          <w:rStyle w:val="VerbatimChar"/>
-        </w:rPr>
-        <w:t xml:space="preserve">v2</w:t>
-      </w:r>
-      <w:r>
-        <w:t xml:space="preserve">).</w:t>
+        <w:t xml:space="preserve">Trả bài</w:t>
+      </w:r>
+      <w:r>
+        <w:t xml:space="preserve">: cần chấm đủ mọi tiêu chí. Sinh viên nhận thông báo và thấy band, nhận xét.</w:t>
       </w:r>
     </w:p>
     <w:p>
@@ -4392,6 +4704,34 @@
           <w:b/>
           <w:bCs/>
         </w:rPr>
+        <w:t xml:space="preserve">Yêu cầu sửa</w:t>
+      </w:r>
+      <w:r>
+        <w:t xml:space="preserve">: nhập lời nhắn và hạn sửa; chỉ khi còn lượt sửa (theo cài đặt bài tập) và bài chưa đóng. Sinh viên nộp lại sẽ thành lần nộp mới (</w:t>
+      </w:r>
+      <w:r>
+        <w:rPr>
+          <w:rStyle w:val="VerbatimChar"/>
+        </w:rPr>
+        <w:t xml:space="preserve">v2</w:t>
+      </w:r>
+      <w:r>
+        <w:t xml:space="preserve">).</w:t>
+      </w:r>
+    </w:p>
+    <w:p>
+      <w:pPr>
+        <w:pStyle w:val="Compact"/>
+        <w:numPr>
+          <w:ilvl w:val="1"/>
+          <w:numId w:val="1006"/>
+        </w:numPr>
+      </w:pPr>
+      <w:r>
+        <w:rPr>
+          <w:b/>
+          <w:bCs/>
+        </w:rPr>
         <w:t xml:space="preserve">Đánh dấu trên bài</w:t>
       </w:r>
       <w:r>
@@ -4894,13 +5234,13 @@
       </w:r>
     </w:p>
     <w:bookmarkEnd w:id="24"/>
-    <w:bookmarkStart w:id="25" w:name="X6b492762c0885c215f1b682c1381e1b2b552abc"/>
+    <w:bookmarkStart w:id="25" w:name="X0a68a5da074ea580b105422c40cadc99a83625d"/>
     <w:p>
       <w:pPr>
         <w:pStyle w:val="Heading3"/>
       </w:pPr>
       <w:r>
-        <w:t xml:space="preserve">6.5. Đang làm</w:t>
+        <w:t xml:space="preserve">6.5. Tiến độ theo thời gian thực</w:t>
       </w:r>
     </w:p>
     <w:p>
@@ -4908,7 +5248,806 @@
         <w:pStyle w:val="FirstParagraph"/>
       </w:pPr>
       <w:r>
-        <w:t xml:space="preserve">Tiến độ realtime của lớp, thống kê, xuất Excel và trao đổi (chat) đã có ở backend; giao diện sẽ có ở các bước tiếp theo.</w:t>
+        <w:t xml:space="preserve">Mở từ nút</w:t>
+      </w:r>
+      <w:r>
+        <w:t xml:space="preserve"> </w:t>
+      </w:r>
+      <w:r>
+        <w:rPr>
+          <w:b/>
+          <w:bCs/>
+        </w:rPr>
+        <w:t xml:space="preserve">Tiến độ</w:t>
+      </w:r>
+      <w:r>
+        <w:t xml:space="preserve"> </w:t>
+      </w:r>
+      <w:r>
+        <w:t xml:space="preserve">ở chi tiết bài / danh sách bài tập (bài đã phát hành). Hàng nút</w:t>
+      </w:r>
+      <w:r>
+        <w:t xml:space="preserve"> </w:t>
+      </w:r>
+      <w:r>
+        <w:rPr>
+          <w:b/>
+          <w:bCs/>
+        </w:rPr>
+        <w:t xml:space="preserve">Chi tiết · Tiến độ · Thống kê</w:t>
+      </w:r>
+      <w:r>
+        <w:t xml:space="preserve"> </w:t>
+      </w:r>
+      <w:r>
+        <w:t xml:space="preserve">ở góc phải để chuyển giữa các trang của một bài.</w:t>
+      </w:r>
+    </w:p>
+    <w:p>
+      <w:pPr>
+        <w:pStyle w:val="Compact"/>
+        <w:numPr>
+          <w:ilvl w:val="0"/>
+          <w:numId w:val="1008"/>
+        </w:numPr>
+      </w:pPr>
+      <w:r>
+        <w:rPr>
+          <w:b/>
+          <w:bCs/>
+        </w:rPr>
+        <w:t xml:space="preserve">Bốn thẻ đầu trang</w:t>
+      </w:r>
+      <w:r>
+        <w:t xml:space="preserve">: tỉ lệ hoàn thành (sinh viên đã nộp đủ mọi phần), số sinh viên nộp muộn, số sinh viên quá hạn mà chưa nộp, số người</w:t>
+      </w:r>
+      <w:r>
+        <w:t xml:space="preserve"> </w:t>
+      </w:r>
+      <w:r>
+        <w:rPr>
+          <w:b/>
+          <w:bCs/>
+        </w:rPr>
+        <w:t xml:space="preserve">đang trực tuyến</w:t>
+      </w:r>
+      <w:r>
+        <w:t xml:space="preserve"> </w:t>
+      </w:r>
+      <w:r>
+        <w:t xml:space="preserve">và số người đang mở bài này.</w:t>
+      </w:r>
+    </w:p>
+    <w:p>
+      <w:pPr>
+        <w:pStyle w:val="Compact"/>
+        <w:numPr>
+          <w:ilvl w:val="0"/>
+          <w:numId w:val="1008"/>
+        </w:numPr>
+      </w:pPr>
+      <w:r>
+        <w:rPr>
+          <w:b/>
+          <w:bCs/>
+        </w:rPr>
+        <w:t xml:space="preserve">Ma trận</w:t>
+      </w:r>
+      <w:r>
+        <w:t xml:space="preserve">: mỗi hàng một sinh viên, mỗi cột một phần (tiêu đề cột ghi số đã nộp, vd "Task 1 · 16/20"). Ô tô màu theo trạng thái (Chưa làm, Đang làm, Đã nộp, Nộp muộn, Đang chấm, Đã trả bài, Cần sửa); đã trả thì ô ghi band; đồng hồ = nộp muộn, chấm than đỏ = quá hạn chưa nộp,</w:t>
+      </w:r>
+      <w:r>
+        <w:t xml:space="preserve"> </w:t>
+      </w:r>
+      <w:r>
+        <w:rPr>
+          <w:rStyle w:val="VerbatimChar"/>
+        </w:rPr>
+        <w:t xml:space="preserve">v2</w:t>
+      </w:r>
+      <w:r>
+        <w:t xml:space="preserve"> </w:t>
+      </w:r>
+      <w:r>
+        <w:t xml:space="preserve">= lần nộp thứ 2. Rê chuột vào ô để xem chi tiết;</w:t>
+      </w:r>
+      <w:r>
+        <w:t xml:space="preserve"> </w:t>
+      </w:r>
+      <w:r>
+        <w:rPr>
+          <w:b/>
+          <w:bCs/>
+        </w:rPr>
+        <w:t xml:space="preserve">bấm ô đã nộp để mở màn chấm</w:t>
+      </w:r>
+      <w:r>
+        <w:t xml:space="preserve">.</w:t>
+      </w:r>
+    </w:p>
+    <w:p>
+      <w:pPr>
+        <w:pStyle w:val="Compact"/>
+        <w:numPr>
+          <w:ilvl w:val="0"/>
+          <w:numId w:val="1008"/>
+        </w:numPr>
+      </w:pPr>
+      <w:r>
+        <w:rPr>
+          <w:b/>
+          <w:bCs/>
+        </w:rPr>
+        <w:t xml:space="preserve">Realtime</w:t>
+      </w:r>
+      <w:r>
+        <w:t xml:space="preserve">: sinh viên lưu nháp lần đầu, nộp bài, hoặc bạn trả bài / yêu cầu sửa → ô đổi ngay và nháy viền. Chấm xanh ở avatar = sinh viên đang trực tuyến; dòng "đang mở Task 2" và viền xanh quanh ô = sinh viên đang mở màn làm phần đó. Nhãn</w:t>
+      </w:r>
+      <w:r>
+        <w:t xml:space="preserve"> </w:t>
+      </w:r>
+      <w:r>
+        <w:rPr>
+          <w:b/>
+          <w:bCs/>
+        </w:rPr>
+        <w:t xml:space="preserve">Cập nhật trực tiếp</w:t>
+      </w:r>
+      <w:r>
+        <w:t xml:space="preserve"> </w:t>
+      </w:r>
+      <w:r>
+        <w:t xml:space="preserve">ở góc phải chuyển sang "Đang kết nối lại…" khi mất kết nối; có lại kết nối thì ma trận tự tải lại.</w:t>
+      </w:r>
+    </w:p>
+    <w:p>
+      <w:pPr>
+        <w:pStyle w:val="Compact"/>
+        <w:numPr>
+          <w:ilvl w:val="0"/>
+          <w:numId w:val="1008"/>
+        </w:numPr>
+      </w:pPr>
+      <w:r>
+        <w:rPr>
+          <w:b/>
+          <w:bCs/>
+        </w:rPr>
+        <w:t xml:space="preserve">Lọc</w:t>
+      </w:r>
+      <w:r>
+        <w:t xml:space="preserve">: theo lớp, theo trạng thái (hàng có ít nhất một ô ở trạng thái đó), tìm theo mã SV / họ tên.</w:t>
+      </w:r>
+    </w:p>
+    <w:p>
+      <w:pPr>
+        <w:pStyle w:val="Compact"/>
+        <w:numPr>
+          <w:ilvl w:val="0"/>
+          <w:numId w:val="1008"/>
+        </w:numPr>
+      </w:pPr>
+      <w:r>
+        <w:rPr>
+          <w:b/>
+          <w:bCs/>
+        </w:rPr>
+        <w:t xml:space="preserve">Nhắc nhở</w:t>
+      </w:r>
+      <w:r>
+        <w:t xml:space="preserve">: tick chọn sinh viên rồi bấm</w:t>
+      </w:r>
+      <w:r>
+        <w:t xml:space="preserve"> </w:t>
+      </w:r>
+      <w:r>
+        <w:rPr>
+          <w:b/>
+          <w:bCs/>
+        </w:rPr>
+        <w:t xml:space="preserve">Nhắc N người đã chọn</w:t>
+      </w:r>
+      <w:r>
+        <w:t xml:space="preserve">; không chọn ai thì nhắc mọi người còn phần chưa nộp / cần sửa (chọn "Nhắc về phần" để chỉ nhắc một phần). Sinh viên nhận thông báo + email. Mỗi bài nhắc tối đa 3 lần trong 10 phút; bài đã đóng không nhắc được.</w:t>
+      </w:r>
+    </w:p>
+    <w:p>
+      <w:pPr>
+        <w:pStyle w:val="Compact"/>
+        <w:numPr>
+          <w:ilvl w:val="0"/>
+          <w:numId w:val="1008"/>
+        </w:numPr>
+      </w:pPr>
+      <w:r>
+        <w:rPr>
+          <w:b/>
+          <w:bCs/>
+        </w:rPr>
+        <w:t xml:space="preserve">Xuất Excel</w:t>
+      </w:r>
+      <w:r>
+        <w:t xml:space="preserve">: tải bảng điểm</w:t>
+      </w:r>
+      <w:r>
+        <w:t xml:space="preserve"> </w:t>
+      </w:r>
+      <w:r>
+        <w:rPr>
+          <w:rStyle w:val="VerbatimChar"/>
+        </w:rPr>
+        <w:t xml:space="preserve">.xlsx</w:t>
+      </w:r>
+      <w:r>
+        <w:t xml:space="preserve"> </w:t>
+      </w:r>
+      <w:r>
+        <w:t xml:space="preserve">theo lớp đang lọc (điểm từng tiêu chí, band từng phần, trạng thái, band cả bài).</w:t>
+      </w:r>
+    </w:p>
+    <w:bookmarkEnd w:id="25"/>
+    <w:bookmarkStart w:id="26" w:name="Xd982869e6994b911484896965b77302fceafb1b"/>
+    <w:p>
+      <w:pPr>
+        <w:pStyle w:val="Heading3"/>
+      </w:pPr>
+      <w:r>
+        <w:t xml:space="preserve">6.6. Thống kê một bài</w:t>
+      </w:r>
+    </w:p>
+    <w:p>
+      <w:pPr>
+        <w:pStyle w:val="FirstParagraph"/>
+      </w:pPr>
+      <w:r>
+        <w:t xml:space="preserve">Nút</w:t>
+      </w:r>
+      <w:r>
+        <w:t xml:space="preserve"> </w:t>
+      </w:r>
+      <w:r>
+        <w:rPr>
+          <w:b/>
+          <w:bCs/>
+        </w:rPr>
+        <w:t xml:space="preserve">Thống kê</w:t>
+      </w:r>
+      <w:r>
+        <w:t xml:space="preserve"> </w:t>
+      </w:r>
+      <w:r>
+        <w:t xml:space="preserve">ở chi tiết bài (hoặc</w:t>
+      </w:r>
+      <w:r>
+        <w:t xml:space="preserve"> </w:t>
+      </w:r>
+      <w:r>
+        <w:rPr>
+          <w:b/>
+          <w:bCs/>
+        </w:rPr>
+        <w:t xml:space="preserve">Chi tiết · Tiến độ · Thống kê</w:t>
+      </w:r>
+      <w:r>
+        <w:t xml:space="preserve">). Chỉ tính các phần</w:t>
+      </w:r>
+      <w:r>
+        <w:t xml:space="preserve"> </w:t>
+      </w:r>
+      <w:r>
+        <w:rPr>
+          <w:b/>
+          <w:bCs/>
+        </w:rPr>
+        <w:t xml:space="preserve">đã trả bài</w:t>
+      </w:r>
+      <w:r>
+        <w:t xml:space="preserve">; trung bình giữ 2 chữ số, chưa làm tròn kiểu IELTS. Ô chọn lớp ở góc phải để chỉ xem một lớp;</w:t>
+      </w:r>
+      <w:r>
+        <w:t xml:space="preserve"> </w:t>
+      </w:r>
+      <w:r>
+        <w:rPr>
+          <w:b/>
+          <w:bCs/>
+        </w:rPr>
+        <w:t xml:space="preserve">Xuất Excel</w:t>
+      </w:r>
+      <w:r>
+        <w:t xml:space="preserve"> </w:t>
+      </w:r>
+      <w:r>
+        <w:t xml:space="preserve">tải bảng điểm theo lớp đang chọn.</w:t>
+      </w:r>
+    </w:p>
+    <w:p>
+      <w:pPr>
+        <w:pStyle w:val="Compact"/>
+        <w:numPr>
+          <w:ilvl w:val="0"/>
+          <w:numId w:val="1009"/>
+        </w:numPr>
+      </w:pPr>
+      <w:r>
+        <w:rPr>
+          <w:b/>
+          <w:bCs/>
+        </w:rPr>
+        <w:t xml:space="preserve">Thẻ đầu trang</w:t>
+      </w:r>
+      <w:r>
+        <w:t xml:space="preserve">: band cả bài trung bình (của sinh viên đã được trả đủ mọi phần), số sinh viên nhận bài, tỉ lệ nộp đúng hạn (lần nộp đầu), số phần đã trả trên số phần đã nộp.</w:t>
+      </w:r>
+    </w:p>
+    <w:p>
+      <w:pPr>
+        <w:pStyle w:val="Compact"/>
+        <w:numPr>
+          <w:ilvl w:val="0"/>
+          <w:numId w:val="1009"/>
+        </w:numPr>
+      </w:pPr>
+      <w:r>
+        <w:rPr>
+          <w:b/>
+          <w:bCs/>
+        </w:rPr>
+        <w:t xml:space="preserve">Từng phần</w:t>
+      </w:r>
+      <w:r>
+        <w:t xml:space="preserve">: đã nộp, nộp muộn, % đúng hạn, đã trả, band trung bình.</w:t>
+      </w:r>
+    </w:p>
+    <w:p>
+      <w:pPr>
+        <w:pStyle w:val="Compact"/>
+        <w:numPr>
+          <w:ilvl w:val="0"/>
+          <w:numId w:val="1009"/>
+        </w:numPr>
+      </w:pPr>
+      <w:r>
+        <w:rPr>
+          <w:b/>
+          <w:bCs/>
+        </w:rPr>
+        <w:t xml:space="preserve">Phân tích theo phần</w:t>
+      </w:r>
+      <w:r>
+        <w:t xml:space="preserve"> </w:t>
+      </w:r>
+      <w:r>
+        <w:t xml:space="preserve">(chọn Cả bài / từng phần):</w:t>
+      </w:r>
+      <w:r>
+        <w:t xml:space="preserve"> </w:t>
+      </w:r>
+      <w:r>
+        <w:rPr>
+          <w:b/>
+          <w:bCs/>
+        </w:rPr>
+        <w:t xml:space="preserve">phân bố band</w:t>
+      </w:r>
+      <w:r>
+        <w:t xml:space="preserve"> </w:t>
+      </w:r>
+      <w:r>
+        <w:t xml:space="preserve">(biểu đồ cột, rê chuột để xem số bài) và</w:t>
+      </w:r>
+      <w:r>
+        <w:t xml:space="preserve"> </w:t>
+      </w:r>
+      <w:r>
+        <w:rPr>
+          <w:b/>
+          <w:bCs/>
+        </w:rPr>
+        <w:t xml:space="preserve">điểm trung bình theo tiêu chí</w:t>
+      </w:r>
+      <w:r>
+        <w:t xml:space="preserve">.</w:t>
+      </w:r>
+    </w:p>
+    <w:p>
+      <w:pPr>
+        <w:pStyle w:val="Compact"/>
+        <w:numPr>
+          <w:ilvl w:val="0"/>
+          <w:numId w:val="1009"/>
+        </w:numPr>
+      </w:pPr>
+      <w:r>
+        <w:rPr>
+          <w:b/>
+          <w:bCs/>
+        </w:rPr>
+        <w:t xml:space="preserve">Lỗi hay gặp</w:t>
+      </w:r>
+      <w:r>
+        <w:t xml:space="preserve">: 10 mã lỗi đánh dấu nhiều nhất, số lần và số sinh viên mắc — dùng để chọn nội dung chữa chung trên lớp.</w:t>
+      </w:r>
+    </w:p>
+    <w:bookmarkEnd w:id="26"/>
+    <w:bookmarkStart w:id="27" w:name="X2acd04701726e42766644ac83406fd0c2a922bb"/>
+    <w:p>
+      <w:pPr>
+        <w:pStyle w:val="Heading3"/>
+      </w:pPr>
+      <w:r>
+        <w:t xml:space="preserve">6.7. Thống kê lớp và xếp hạng</w:t>
+      </w:r>
+    </w:p>
+    <w:p>
+      <w:pPr>
+        <w:pStyle w:val="FirstParagraph"/>
+      </w:pPr>
+      <w:r>
+        <w:t xml:space="preserve">Menu</w:t>
+      </w:r>
+      <w:r>
+        <w:t xml:space="preserve"> </w:t>
+      </w:r>
+      <w:r>
+        <w:rPr>
+          <w:b/>
+          <w:bCs/>
+        </w:rPr>
+        <w:t xml:space="preserve">Thống kê</w:t>
+      </w:r>
+      <w:r>
+        <w:t xml:space="preserve">. Chọn lớp ở góc phải (nhớ trên đường dẫn</w:t>
+      </w:r>
+      <w:r>
+        <w:t xml:space="preserve"> </w:t>
+      </w:r>
+      <w:r>
+        <w:rPr>
+          <w:rStyle w:val="VerbatimChar"/>
+        </w:rPr>
+        <w:t xml:space="preserve">?lop=</w:t>
+      </w:r>
+      <w:r>
+        <w:t xml:space="preserve">).</w:t>
+      </w:r>
+    </w:p>
+    <w:p>
+      <w:pPr>
+        <w:pStyle w:val="Compact"/>
+        <w:numPr>
+          <w:ilvl w:val="0"/>
+          <w:numId w:val="1010"/>
+        </w:numPr>
+      </w:pPr>
+      <w:r>
+        <w:rPr>
+          <w:b/>
+          <w:bCs/>
+        </w:rPr>
+        <w:t xml:space="preserve">Thẻ đầu trang</w:t>
+      </w:r>
+      <w:r>
+        <w:t xml:space="preserve">: band trung bình của lớp, số thành viên, số bài đã giao cho lớp, tỉ lệ hoàn thành trung bình.</w:t>
+      </w:r>
+    </w:p>
+    <w:p>
+      <w:pPr>
+        <w:pStyle w:val="Compact"/>
+        <w:numPr>
+          <w:ilvl w:val="0"/>
+          <w:numId w:val="1010"/>
+        </w:numPr>
+      </w:pPr>
+      <w:r>
+        <w:rPr>
+          <w:b/>
+          <w:bCs/>
+        </w:rPr>
+        <w:t xml:space="preserve">Các bài đã giao cho lớp</w:t>
+      </w:r>
+      <w:r>
+        <w:t xml:space="preserve">: trạng thái, hạn nộp, số thành viên nộp đủ mọi phần (thanh tiến độ), số người đã có đủ kết quả, band trung bình. Bấm tên bài → thống kê của bài đó, lọc sẵn theo lớp.</w:t>
+      </w:r>
+    </w:p>
+    <w:p>
+      <w:pPr>
+        <w:pStyle w:val="Compact"/>
+        <w:numPr>
+          <w:ilvl w:val="0"/>
+          <w:numId w:val="1010"/>
+        </w:numPr>
+      </w:pPr>
+      <w:r>
+        <w:rPr>
+          <w:b/>
+          <w:bCs/>
+        </w:rPr>
+        <w:t xml:space="preserve">Bảng xếp hạng</w:t>
+      </w:r>
+      <w:r>
+        <w:t xml:space="preserve">: theo band cả bài trung bình; bằng band thì cùng hạng (1, 1, 3), chưa có band đứng cuối. Kèm số bài đủ kết quả, số phần đã nộp, số phần nộp muộn.</w:t>
+      </w:r>
+      <w:r>
+        <w:t xml:space="preserve"> </w:t>
+      </w:r>
+      <w:r>
+        <w:rPr>
+          <w:b/>
+          <w:bCs/>
+        </w:rPr>
+        <w:t xml:space="preserve">Bấm một sinh viên</w:t>
+      </w:r>
+      <w:r>
+        <w:t xml:space="preserve"> </w:t>
+      </w:r>
+      <w:r>
+        <w:t xml:space="preserve">→ ngăn bên phải hiện</w:t>
+      </w:r>
+      <w:r>
+        <w:t xml:space="preserve"> </w:t>
+      </w:r>
+      <w:r>
+        <w:rPr>
+          <w:b/>
+          <w:bCs/>
+        </w:rPr>
+        <w:t xml:space="preserve">kết quả học tập</w:t>
+      </w:r>
+      <w:r>
+        <w:t xml:space="preserve"> </w:t>
+      </w:r>
+      <w:r>
+        <w:t xml:space="preserve">của sinh viên đó trên các bài của bạn (giống trang của sinh viên ở mục 7.5).</w:t>
+      </w:r>
+    </w:p>
+    <w:bookmarkEnd w:id="27"/>
+    <w:bookmarkStart w:id="28" w:name="X2ba1072ea3772696caed9309cf1d29dfbf2d590"/>
+    <w:p>
+      <w:pPr>
+        <w:pStyle w:val="Heading3"/>
+      </w:pPr>
+      <w:r>
+        <w:t xml:space="preserve">6.8. Trao đổi (chat)</w:t>
+      </w:r>
+    </w:p>
+    <w:p>
+      <w:pPr>
+        <w:pStyle w:val="FirstParagraph"/>
+      </w:pPr>
+      <w:r>
+        <w:t xml:space="preserve">Menu</w:t>
+      </w:r>
+      <w:r>
+        <w:t xml:space="preserve"> </w:t>
+      </w:r>
+      <w:r>
+        <w:rPr>
+          <w:b/>
+          <w:bCs/>
+        </w:rPr>
+        <w:t xml:space="preserve">Trao đổi</w:t>
+      </w:r>
+      <w:r>
+        <w:t xml:space="preserve">, hoặc nút</w:t>
+      </w:r>
+      <w:r>
+        <w:t xml:space="preserve"> </w:t>
+      </w:r>
+      <w:r>
+        <w:rPr>
+          <w:b/>
+          <w:bCs/>
+        </w:rPr>
+        <w:t xml:space="preserve">Trao đổi</w:t>
+      </w:r>
+      <w:r>
+        <w:t xml:space="preserve"> </w:t>
+      </w:r>
+      <w:r>
+        <w:t xml:space="preserve">trên màn chấm bài (mở thẳng kênh của bài nộp đó). Trong kênh bài nộp có nút</w:t>
+      </w:r>
+      <w:r>
+        <w:t xml:space="preserve"> </w:t>
+      </w:r>
+      <w:r>
+        <w:rPr>
+          <w:b/>
+          <w:bCs/>
+        </w:rPr>
+        <w:t xml:space="preserve">Mở bài nộp</w:t>
+      </w:r>
+      <w:r>
+        <w:t xml:space="preserve"> </w:t>
+      </w:r>
+      <w:r>
+        <w:t xml:space="preserve">để quay lại màn chấm.</w:t>
+      </w:r>
+    </w:p>
+    <w:p>
+      <w:pPr>
+        <w:pStyle w:val="Compact"/>
+        <w:numPr>
+          <w:ilvl w:val="0"/>
+          <w:numId w:val="1011"/>
+        </w:numPr>
+      </w:pPr>
+      <w:r>
+        <w:t xml:space="preserve">Cột trái: các cuộc trò chuyện chia</w:t>
+      </w:r>
+      <w:r>
+        <w:t xml:space="preserve"> </w:t>
+      </w:r>
+      <w:r>
+        <w:rPr>
+          <w:b/>
+          <w:bCs/>
+        </w:rPr>
+        <w:t xml:space="preserve">Theo bài nộp</w:t>
+      </w:r>
+      <w:r>
+        <w:t xml:space="preserve"> </w:t>
+      </w:r>
+      <w:r>
+        <w:t xml:space="preserve">và</w:t>
+      </w:r>
+      <w:r>
+        <w:t xml:space="preserve"> </w:t>
+      </w:r>
+      <w:r>
+        <w:rPr>
+          <w:b/>
+          <w:bCs/>
+        </w:rPr>
+        <w:t xml:space="preserve">Theo lớp</w:t>
+      </w:r>
+      <w:r>
+        <w:t xml:space="preserve">, tin cuối, thời gian, số tin chưa đọc; ô tìm theo tên. Mỗi lớp bạn dạy / học có sẵn một kênh chung; kênh theo bài nộp do giáo viên mở từ màn chấm (nút</w:t>
+      </w:r>
+      <w:r>
+        <w:t xml:space="preserve"> </w:t>
+      </w:r>
+      <w:r>
+        <w:rPr>
+          <w:b/>
+          <w:bCs/>
+        </w:rPr>
+        <w:t xml:space="preserve">Trao đổi</w:t>
+      </w:r>
+      <w:r>
+        <w:t xml:space="preserve">) và hiện với sinh viên khi đã có tin.</w:t>
+      </w:r>
+    </w:p>
+    <w:p>
+      <w:pPr>
+        <w:pStyle w:val="Compact"/>
+        <w:numPr>
+          <w:ilvl w:val="0"/>
+          <w:numId w:val="1011"/>
+        </w:numPr>
+      </w:pPr>
+      <w:r>
+        <w:t xml:space="preserve">Cột phải: tin nhắn theo ngày ("Hôm nay", "Hôm qua"…), tin của mình bên phải.</w:t>
+      </w:r>
+      <w:r>
+        <w:t xml:space="preserve"> </w:t>
+      </w:r>
+      <w:r>
+        <w:rPr>
+          <w:b/>
+          <w:bCs/>
+        </w:rPr>
+        <w:t xml:space="preserve">Enter</w:t>
+      </w:r>
+      <w:r>
+        <w:t xml:space="preserve"> </w:t>
+      </w:r>
+      <w:r>
+        <w:t xml:space="preserve">để gửi,</w:t>
+      </w:r>
+      <w:r>
+        <w:t xml:space="preserve"> </w:t>
+      </w:r>
+      <w:r>
+        <w:rPr>
+          <w:b/>
+          <w:bCs/>
+        </w:rPr>
+        <w:t xml:space="preserve">Shift + Enter</w:t>
+      </w:r>
+      <w:r>
+        <w:t xml:space="preserve"> </w:t>
+      </w:r>
+      <w:r>
+        <w:t xml:space="preserve">xuống dòng (tối đa 4000 ký tự). Tin hiện ngay với chữ "Đang gửi…"; mất kết nối hoặc quá 10 giây chưa gửi được thì ghi</w:t>
+      </w:r>
+      <w:r>
+        <w:t xml:space="preserve"> </w:t>
+      </w:r>
+      <w:r>
+        <w:rPr>
+          <w:b/>
+          <w:bCs/>
+        </w:rPr>
+        <w:t xml:space="preserve">Chưa gửi được · Gửi lại</w:t>
+      </w:r>
+      <w:r>
+        <w:t xml:space="preserve"> </w:t>
+      </w:r>
+      <w:r>
+        <w:t xml:space="preserve">(gửi lại không tạo tin trùng).</w:t>
+      </w:r>
+    </w:p>
+    <w:p>
+      <w:pPr>
+        <w:pStyle w:val="Compact"/>
+        <w:numPr>
+          <w:ilvl w:val="0"/>
+          <w:numId w:val="1011"/>
+        </w:numPr>
+      </w:pPr>
+      <w:r>
+        <w:t xml:space="preserve">Dòng dưới tiêu đề hiện</w:t>
+      </w:r>
+      <w:r>
+        <w:t xml:space="preserve"> </w:t>
+      </w:r>
+      <w:r>
+        <w:rPr>
+          <w:b/>
+          <w:bCs/>
+        </w:rPr>
+        <w:t xml:space="preserve">"… đang gõ"</w:t>
+      </w:r>
+      <w:r>
+        <w:t xml:space="preserve"> </w:t>
+      </w:r>
+      <w:r>
+        <w:t xml:space="preserve">khi người kia gõ; dưới tin cuối của mình có</w:t>
+      </w:r>
+      <w:r>
+        <w:t xml:space="preserve"> </w:t>
+      </w:r>
+      <w:r>
+        <w:rPr>
+          <w:b/>
+          <w:bCs/>
+        </w:rPr>
+        <w:t xml:space="preserve">Đã xem</w:t>
+      </w:r>
+      <w:r>
+        <w:t xml:space="preserve"> </w:t>
+      </w:r>
+      <w:r>
+        <w:t xml:space="preserve">(kênh lớp ghi tên người xem). Kéo lên đầu và bấm</w:t>
+      </w:r>
+      <w:r>
+        <w:t xml:space="preserve"> </w:t>
+      </w:r>
+      <w:r>
+        <w:rPr>
+          <w:b/>
+          <w:bCs/>
+        </w:rPr>
+        <w:t xml:space="preserve">Tải tin cũ hơn</w:t>
+      </w:r>
+      <w:r>
+        <w:t xml:space="preserve"> </w:t>
+      </w:r>
+      <w:r>
+        <w:t xml:space="preserve">để xem lịch sử.</w:t>
+      </w:r>
+    </w:p>
+    <w:p>
+      <w:pPr>
+        <w:pStyle w:val="Compact"/>
+        <w:numPr>
+          <w:ilvl w:val="0"/>
+          <w:numId w:val="1011"/>
+        </w:numPr>
+      </w:pPr>
+      <w:r>
+        <w:t xml:space="preserve">Mất kết nối rồi có lại: tin bị lỡ được tải bù tự động. Trên điện thoại, danh sách và khung chat hiện lần lượt (nút ← để quay lại danh sách).</w:t>
       </w:r>
     </w:p>
     <w:p>
@@ -4918,9 +6057,9 @@
         </w:pict>
       </w:r>
     </w:p>
-    <w:bookmarkEnd w:id="25"/>
-    <w:bookmarkEnd w:id="26"/>
-    <w:bookmarkStart w:id="31" w:name="Xa4980557fe2b16e9ea1555bbc3e255ac8d44acd"/>
+    <w:bookmarkEnd w:id="28"/>
+    <w:bookmarkEnd w:id="29"/>
+    <w:bookmarkStart w:id="36" w:name="Xa4980557fe2b16e9ea1555bbc3e255ac8d44acd"/>
     <w:p>
       <w:pPr>
         <w:pStyle w:val="Heading2"/>
@@ -4929,7 +6068,7 @@
         <w:t xml:space="preserve">7. Sinh viên</w:t>
       </w:r>
     </w:p>
-    <w:bookmarkStart w:id="27" w:name="Xcffb4351e90d1c23fbec4b4d17fa845266992ba"/>
+    <w:bookmarkStart w:id="30" w:name="Xcffb4351e90d1c23fbec4b4d17fa845266992ba"/>
     <w:p>
       <w:pPr>
         <w:pStyle w:val="Heading3"/>
@@ -5189,8 +6328,8 @@
         <w:t xml:space="preserve">. Quá hạn mà bài không cho nộp muộn thì không còn nút "Làm bài".</w:t>
       </w:r>
     </w:p>
-    <w:bookmarkEnd w:id="27"/>
-    <w:bookmarkStart w:id="28" w:name="X005d57e46c787d0cadbca70fe6e284d1775213e"/>
+    <w:bookmarkEnd w:id="30"/>
+    <w:bookmarkStart w:id="31" w:name="X005d57e46c787d0cadbca70fe6e284d1775213e"/>
     <w:p>
       <w:pPr>
         <w:pStyle w:val="Heading3"/>
@@ -5212,7 +6351,7 @@
         <w:pStyle w:val="Compact"/>
         <w:numPr>
           <w:ilvl w:val="0"/>
-          <w:numId w:val="1008"/>
+          <w:numId w:val="1012"/>
         </w:numPr>
       </w:pPr>
       <w:r>
@@ -5256,7 +6395,7 @@
         <w:pStyle w:val="Compact"/>
         <w:numPr>
           <w:ilvl w:val="0"/>
-          <w:numId w:val="1008"/>
+          <w:numId w:val="1012"/>
         </w:numPr>
       </w:pPr>
       <w:r>
@@ -5310,7 +6449,7 @@
         <w:pStyle w:val="Compact"/>
         <w:numPr>
           <w:ilvl w:val="0"/>
-          <w:numId w:val="1008"/>
+          <w:numId w:val="1012"/>
         </w:numPr>
       </w:pPr>
       <w:r>
@@ -5332,7 +6471,7 @@
         <w:pStyle w:val="Compact"/>
         <w:numPr>
           <w:ilvl w:val="0"/>
-          <w:numId w:val="1008"/>
+          <w:numId w:val="1012"/>
         </w:numPr>
       </w:pPr>
       <w:r>
@@ -5357,7 +6496,7 @@
         <w:pStyle w:val="Compact"/>
         <w:numPr>
           <w:ilvl w:val="0"/>
-          <w:numId w:val="1008"/>
+          <w:numId w:val="1012"/>
         </w:numPr>
       </w:pPr>
       <w:r>
@@ -5377,8 +6516,8 @@
         <w:t xml:space="preserve">: hạn nộp, có cho nộp muộn không, số lần yêu cầu sửa tối đa.</w:t>
       </w:r>
     </w:p>
-    <w:bookmarkEnd w:id="28"/>
-    <w:bookmarkStart w:id="29" w:name="Xcdbbb1fe94ded6e0db335b0616309f1ec0255e9"/>
+    <w:bookmarkEnd w:id="31"/>
+    <w:bookmarkStart w:id="32" w:name="Xcdbbb1fe94ded6e0db335b0616309f1ec0255e9"/>
     <w:p>
       <w:pPr>
         <w:pStyle w:val="Heading3"/>
@@ -5415,7 +6554,7 @@
       <w:pPr>
         <w:numPr>
           <w:ilvl w:val="0"/>
-          <w:numId w:val="1009"/>
+          <w:numId w:val="1013"/>
         </w:numPr>
       </w:pPr>
       <w:r>
@@ -5468,7 +6607,7 @@
       <w:pPr>
         <w:numPr>
           <w:ilvl w:val="0"/>
-          <w:numId w:val="1009"/>
+          <w:numId w:val="1013"/>
         </w:numPr>
       </w:pPr>
       <w:r>
@@ -5486,7 +6625,7 @@
       <w:pPr>
         <w:numPr>
           <w:ilvl w:val="0"/>
-          <w:numId w:val="1009"/>
+          <w:numId w:val="1013"/>
         </w:numPr>
       </w:pPr>
       <w:r>
@@ -5520,7 +6659,7 @@
       <w:pPr>
         <w:numPr>
           <w:ilvl w:val="0"/>
-          <w:numId w:val="1009"/>
+          <w:numId w:val="1013"/>
         </w:numPr>
       </w:pPr>
       <w:r>
@@ -5567,7 +6706,7 @@
       <w:pPr>
         <w:numPr>
           <w:ilvl w:val="0"/>
-          <w:numId w:val="1009"/>
+          <w:numId w:val="1013"/>
         </w:numPr>
       </w:pPr>
       <w:r>
@@ -5627,7 +6766,7 @@
       <w:pPr>
         <w:numPr>
           <w:ilvl w:val="0"/>
-          <w:numId w:val="1009"/>
+          <w:numId w:val="1013"/>
         </w:numPr>
       </w:pPr>
       <w:r>
@@ -5648,7 +6787,7 @@
       <w:pPr>
         <w:numPr>
           <w:ilvl w:val="0"/>
-          <w:numId w:val="1009"/>
+          <w:numId w:val="1013"/>
         </w:numPr>
       </w:pPr>
       <w:r>
@@ -5704,14 +6843,14 @@
         <w:t xml:space="preserve">, chữ sửa của giáo viên được ẩn — chỉ thấy loại lỗi và nhận xét để tự sửa.</w:t>
       </w:r>
     </w:p>
-    <w:bookmarkEnd w:id="29"/>
-    <w:bookmarkStart w:id="30" w:name="X3b2aee35a6458aa45263b9eff75cd6a1e1138d6"/>
+    <w:bookmarkEnd w:id="32"/>
+    <w:bookmarkStart w:id="33" w:name="X36c870cc6791c2cf75eef469404e0415cfcff36"/>
     <w:p>
       <w:pPr>
         <w:pStyle w:val="Heading3"/>
       </w:pPr>
       <w:r>
-        <w:t xml:space="preserve">7.4. Đang làm</w:t>
+        <w:t xml:space="preserve">7.4. Kết quả từng phần</w:t>
       </w:r>
     </w:p>
     <w:p>
@@ -5719,27 +6858,435 @@
         <w:pStyle w:val="FirstParagraph"/>
       </w:pPr>
       <w:r>
-        <w:rPr>
-          <w:b/>
-          <w:bCs/>
-        </w:rPr>
-        <w:t xml:space="preserve">Xem kết quả chi tiết</w:t>
-      </w:r>
-      <w:r>
-        <w:t xml:space="preserve"> </w:t>
-      </w:r>
-      <w:r>
-        <w:t xml:space="preserve">(band từng tiêu chí, so sánh các lần nộp),</w:t>
-      </w:r>
-      <w:r>
-        <w:t xml:space="preserve"> </w:t>
-      </w:r>
-      <w:r>
-        <w:rPr>
-          <w:b/>
-          <w:bCs/>
-        </w:rPr>
-        <w:t xml:space="preserve">kết quả học tập</w:t>
+        <w:t xml:space="preserve">Mở từ nút</w:t>
+      </w:r>
+      <w:r>
+        <w:t xml:space="preserve"> </w:t>
+      </w:r>
+      <w:r>
+        <w:rPr>
+          <w:b/>
+          <w:bCs/>
+        </w:rPr>
+        <w:t xml:space="preserve">Xem kết quả</w:t>
+      </w:r>
+      <w:r>
+        <w:t xml:space="preserve"> </w:t>
+      </w:r>
+      <w:r>
+        <w:t xml:space="preserve">ở chi tiết bài / màn làm bài, hoặc bấm một lần nộp trong</w:t>
+      </w:r>
+      <w:r>
+        <w:t xml:space="preserve"> </w:t>
+      </w:r>
+      <w:r>
+        <w:rPr>
+          <w:b/>
+          <w:bCs/>
+        </w:rPr>
+        <w:t xml:space="preserve">Lịch sử nộp</w:t>
+      </w:r>
+      <w:r>
+        <w:t xml:space="preserve">. Mặc định hiện lần nộp gần nhất đã được trả; ô chọn ở góc phải để xem lần khác (lần chưa trả ghi "chờ kết quả").</w:t>
+      </w:r>
+    </w:p>
+    <w:p>
+      <w:pPr>
+        <w:pStyle w:val="Compact"/>
+        <w:numPr>
+          <w:ilvl w:val="0"/>
+          <w:numId w:val="1014"/>
+        </w:numPr>
+      </w:pPr>
+      <w:r>
+        <w:rPr>
+          <w:b/>
+          <w:bCs/>
+        </w:rPr>
+        <w:t xml:space="preserve">Đầu trang</w:t>
+      </w:r>
+      <w:r>
+        <w:t xml:space="preserve">: band của lần nộp và mức (vd 6.0 · Khá), giờ trả bài. Đang</w:t>
+      </w:r>
+      <w:r>
+        <w:t xml:space="preserve"> </w:t>
+      </w:r>
+      <w:r>
+        <w:rPr>
+          <w:b/>
+          <w:bCs/>
+        </w:rPr>
+        <w:t xml:space="preserve">Cần sửa</w:t>
+      </w:r>
+      <w:r>
+        <w:t xml:space="preserve"> </w:t>
+      </w:r>
+      <w:r>
+        <w:t xml:space="preserve">thì có khung đỏ (hạn sửa, lời nhắn, nút</w:t>
+      </w:r>
+      <w:r>
+        <w:t xml:space="preserve"> </w:t>
+      </w:r>
+      <w:r>
+        <w:rPr>
+          <w:b/>
+          <w:bCs/>
+        </w:rPr>
+        <w:t xml:space="preserve">Sửa bài</w:t>
+      </w:r>
+      <w:r>
+        <w:t xml:space="preserve">) và ghi chú "Gợi ý sửa sẽ hiện sau khi bạn nộp bản sửa".</w:t>
+      </w:r>
+    </w:p>
+    <w:p>
+      <w:pPr>
+        <w:pStyle w:val="Compact"/>
+        <w:numPr>
+          <w:ilvl w:val="0"/>
+          <w:numId w:val="1014"/>
+        </w:numPr>
+      </w:pPr>
+      <w:r>
+        <w:rPr>
+          <w:b/>
+          <w:bCs/>
+        </w:rPr>
+        <w:t xml:space="preserve">Bên trái</w:t>
+      </w:r>
+      <w:r>
+        <w:t xml:space="preserve">: bài viết kèm đánh dấu của giáo viên (như mục 7.3) và bảng</w:t>
+      </w:r>
+      <w:r>
+        <w:t xml:space="preserve"> </w:t>
+      </w:r>
+      <w:r>
+        <w:rPr>
+          <w:b/>
+          <w:bCs/>
+        </w:rPr>
+        <w:t xml:space="preserve">Lỗi trong bài</w:t>
+      </w:r>
+      <w:r>
+        <w:t xml:space="preserve"> </w:t>
+      </w:r>
+      <w:r>
+        <w:t xml:space="preserve">(mã lỗi, số lần).</w:t>
+      </w:r>
+    </w:p>
+    <w:p>
+      <w:pPr>
+        <w:pStyle w:val="Compact"/>
+        <w:numPr>
+          <w:ilvl w:val="0"/>
+          <w:numId w:val="1014"/>
+        </w:numPr>
+      </w:pPr>
+      <w:r>
+        <w:rPr>
+          <w:b/>
+          <w:bCs/>
+        </w:rPr>
+        <w:t xml:space="preserve">Bên phải</w:t>
+      </w:r>
+      <w:r>
+        <w:t xml:space="preserve">: từng tiêu chí với điểm, nhận xét, checklist (● đạt, ○ chưa đạt, ● cam = điểm yếu làm giới hạn điểm) và lý do bị giới hạn điểm nếu có; cuối cùng là nhận xét chung.</w:t>
+      </w:r>
+    </w:p>
+    <w:p>
+      <w:pPr>
+        <w:pStyle w:val="Compact"/>
+        <w:numPr>
+          <w:ilvl w:val="0"/>
+          <w:numId w:val="1014"/>
+        </w:numPr>
+      </w:pPr>
+      <w:r>
+        <w:rPr>
+          <w:b/>
+          <w:bCs/>
+        </w:rPr>
+        <w:t xml:space="preserve">So sánh các lần nộp</w:t>
+      </w:r>
+      <w:r>
+        <w:t xml:space="preserve"> </w:t>
+      </w:r>
+      <w:r>
+        <w:t xml:space="preserve">(khi đã nộp từ 2 lần): chọn lần cũ, xem</w:t>
+      </w:r>
+      <w:r>
+        <w:t xml:space="preserve"> </w:t>
+      </w:r>
+      <w:r>
+        <w:rPr>
+          <w:b/>
+          <w:bCs/>
+        </w:rPr>
+        <w:t xml:space="preserve">Gộp</w:t>
+      </w:r>
+      <w:r>
+        <w:t xml:space="preserve"> </w:t>
+      </w:r>
+      <w:r>
+        <w:t xml:space="preserve">hoặc</w:t>
+      </w:r>
+      <w:r>
+        <w:t xml:space="preserve"> </w:t>
+      </w:r>
+      <w:r>
+        <w:rPr>
+          <w:b/>
+          <w:bCs/>
+        </w:rPr>
+        <w:t xml:space="preserve">Song song</w:t>
+      </w:r>
+      <w:r>
+        <w:t xml:space="preserve"> </w:t>
+      </w:r>
+      <w:r>
+        <w:t xml:space="preserve">— chữ bỏ đi gạch ngang nền đỏ, chữ thêm nền xanh. Bên dưới là</w:t>
+      </w:r>
+      <w:r>
+        <w:t xml:space="preserve"> </w:t>
+      </w:r>
+      <w:r>
+        <w:rPr>
+          <w:b/>
+          <w:bCs/>
+        </w:rPr>
+        <w:t xml:space="preserve">"Đã sửa X/Y lỗi của lần N"</w:t>
+      </w:r>
+      <w:r>
+        <w:t xml:space="preserve"> </w:t>
+      </w:r>
+      <w:r>
+        <w:t xml:space="preserve">và từng lỗi của lần cũ: đánh giá của giáo viên, hoặc "(tự đoán)" khi giáo viên chưa đánh giá. Bấm một lỗi để thấy đoạn đó trên bài cũ.</w:t>
+      </w:r>
+    </w:p>
+    <w:bookmarkEnd w:id="33"/>
+    <w:bookmarkStart w:id="34" w:name="Xb68ab366b45dd2890fff6a7bf933a9db8dcf281"/>
+    <w:p>
+      <w:pPr>
+        <w:pStyle w:val="Heading3"/>
+      </w:pPr>
+      <w:r>
+        <w:t xml:space="preserve">7.5. Kết quả học tập</w:t>
+      </w:r>
+    </w:p>
+    <w:p>
+      <w:pPr>
+        <w:pStyle w:val="FirstParagraph"/>
+      </w:pPr>
+      <w:r>
+        <w:t xml:space="preserve">Menu</w:t>
+      </w:r>
+      <w:r>
+        <w:t xml:space="preserve"> </w:t>
+      </w:r>
+      <w:r>
+        <w:rPr>
+          <w:b/>
+          <w:bCs/>
+        </w:rPr>
+        <w:t xml:space="preserve">Kết quả học tập</w:t>
+      </w:r>
+      <w:r>
+        <w:t xml:space="preserve">. Chỉ tính những phần giáo viên</w:t>
+      </w:r>
+      <w:r>
+        <w:t xml:space="preserve"> </w:t>
+      </w:r>
+      <w:r>
+        <w:rPr>
+          <w:b/>
+          <w:bCs/>
+        </w:rPr>
+        <w:t xml:space="preserve">đã trả bài</w:t>
+      </w:r>
+      <w:r>
+        <w:t xml:space="preserve"> </w:t>
+      </w:r>
+      <w:r>
+        <w:t xml:space="preserve">(bài đang chấm chưa hiện).</w:t>
+      </w:r>
+    </w:p>
+    <w:p>
+      <w:pPr>
+        <w:pStyle w:val="Compact"/>
+        <w:numPr>
+          <w:ilvl w:val="0"/>
+          <w:numId w:val="1015"/>
+        </w:numPr>
+      </w:pPr>
+      <w:r>
+        <w:rPr>
+          <w:b/>
+          <w:bCs/>
+        </w:rPr>
+        <w:t xml:space="preserve">Ba thẻ đầu trang</w:t>
+      </w:r>
+      <w:r>
+        <w:t xml:space="preserve">: band trung bình (trung bình band cả bài của các bài đã có kết quả đủ mọi phần) kèm mức (Yếu → Xuất sắc); số phần đã nộp và số phần đã có kết quả; số phần nộp muộn (lần nộp đầu sau hạn).</w:t>
+      </w:r>
+    </w:p>
+    <w:p>
+      <w:pPr>
+        <w:pStyle w:val="Compact"/>
+        <w:numPr>
+          <w:ilvl w:val="0"/>
+          <w:numId w:val="1015"/>
+        </w:numPr>
+      </w:pPr>
+      <w:r>
+        <w:rPr>
+          <w:b/>
+          <w:bCs/>
+        </w:rPr>
+        <w:t xml:space="preserve">Band theo thời gian</w:t>
+      </w:r>
+      <w:r>
+        <w:t xml:space="preserve">: biểu đồ đường theo ngày trả bài — Band cả bài, Task 1, Task 2. Rê chuột vào một điểm để xem tên bài, band, ngày trả.</w:t>
+      </w:r>
+    </w:p>
+    <w:p>
+      <w:pPr>
+        <w:pStyle w:val="Compact"/>
+        <w:numPr>
+          <w:ilvl w:val="0"/>
+          <w:numId w:val="1015"/>
+        </w:numPr>
+      </w:pPr>
+      <w:r>
+        <w:rPr>
+          <w:b/>
+          <w:bCs/>
+        </w:rPr>
+        <w:t xml:space="preserve">Trung bình theo tiêu chí</w:t>
+      </w:r>
+      <w:r>
+        <w:t xml:space="preserve">: TA, TR, CC, LR, GRA gộp mọi bài (thang 0 – 9, 2 chữ số thập phân).</w:t>
+      </w:r>
+    </w:p>
+    <w:p>
+      <w:pPr>
+        <w:pStyle w:val="Compact"/>
+        <w:numPr>
+          <w:ilvl w:val="0"/>
+          <w:numId w:val="1015"/>
+        </w:numPr>
+      </w:pPr>
+      <w:r>
+        <w:rPr>
+          <w:b/>
+          <w:bCs/>
+        </w:rPr>
+        <w:t xml:space="preserve">Hồ sơ lỗi</w:t>
+      </w:r>
+      <w:r>
+        <w:t xml:space="preserve">: tối đa 10 mã lỗi giáo viên đánh dấu nhiều nhất trong các bài của bạn — nên ôn những lỗi đứng đầu.</w:t>
+      </w:r>
+    </w:p>
+    <w:p>
+      <w:pPr>
+        <w:pStyle w:val="Compact"/>
+        <w:numPr>
+          <w:ilvl w:val="0"/>
+          <w:numId w:val="1015"/>
+        </w:numPr>
+      </w:pPr>
+      <w:r>
+        <w:rPr>
+          <w:b/>
+          <w:bCs/>
+        </w:rPr>
+        <w:t xml:space="preserve">Kết quả từng bài</w:t>
+      </w:r>
+      <w:r>
+        <w:t xml:space="preserve">: bài trả gần nhất lên đầu, số phần đã trả, band cả bài (hoặc "Chưa đủ phần"). Bấm</w:t>
+      </w:r>
+      <w:r>
+        <w:t xml:space="preserve"> </w:t>
+      </w:r>
+      <w:r>
+        <w:rPr>
+          <w:b/>
+          <w:bCs/>
+        </w:rPr>
+        <w:t xml:space="preserve">+</w:t>
+      </w:r>
+      <w:r>
+        <w:t xml:space="preserve"> </w:t>
+      </w:r>
+      <w:r>
+        <w:t xml:space="preserve">để xem band từng phần và</w:t>
+      </w:r>
+      <w:r>
+        <w:t xml:space="preserve"> </w:t>
+      </w:r>
+      <w:r>
+        <w:rPr>
+          <w:b/>
+          <w:bCs/>
+        </w:rPr>
+        <w:t xml:space="preserve">Xem kết quả</w:t>
+      </w:r>
+      <w:r>
+        <w:t xml:space="preserve"> </w:t>
+      </w:r>
+      <w:r>
+        <w:t xml:space="preserve">chi tiết của phần đó; bấm tên bài để mở chi tiết bài.</w:t>
+      </w:r>
+    </w:p>
+    <w:bookmarkEnd w:id="34"/>
+    <w:bookmarkStart w:id="35" w:name="X5401fa4bc1caa041de839000fe024ccd9b79354"/>
+    <w:p>
+      <w:pPr>
+        <w:pStyle w:val="Heading3"/>
+      </w:pPr>
+      <w:r>
+        <w:t xml:space="preserve">7.6. Trao đổi (chat)</w:t>
+      </w:r>
+    </w:p>
+    <w:p>
+      <w:pPr>
+        <w:pStyle w:val="FirstParagraph"/>
+      </w:pPr>
+      <w:r>
+        <w:t xml:space="preserve">Menu</w:t>
+      </w:r>
+      <w:r>
+        <w:t xml:space="preserve"> </w:t>
+      </w:r>
+      <w:r>
+        <w:rPr>
+          <w:b/>
+          <w:bCs/>
+        </w:rPr>
+        <w:t xml:space="preserve">Trao đổi</w:t>
+      </w:r>
+      <w:r>
+        <w:t xml:space="preserve">: trò chuyện với giáo viên trong kênh chung của lớp, và trong kênh riêng về một bài nộp khi giáo viên nhắn cho bạn.</w:t>
+      </w:r>
+    </w:p>
+    <w:p>
+      <w:pPr>
+        <w:pStyle w:val="Compact"/>
+        <w:numPr>
+          <w:ilvl w:val="0"/>
+          <w:numId w:val="1016"/>
+        </w:numPr>
+      </w:pPr>
+      <w:r>
+        <w:t xml:space="preserve">Cột trái: các cuộc trò chuyện chia</w:t>
+      </w:r>
+      <w:r>
+        <w:t xml:space="preserve"> </w:t>
+      </w:r>
+      <w:r>
+        <w:rPr>
+          <w:b/>
+          <w:bCs/>
+        </w:rPr>
+        <w:t xml:space="preserve">Theo bài nộp</w:t>
       </w:r>
       <w:r>
         <w:t xml:space="preserve"> </w:t>
@@ -5755,13 +7302,155 @@
           <w:b/>
           <w:bCs/>
         </w:rPr>
-        <w:t xml:space="preserve">trao đổi</w:t>
-      </w:r>
-      <w:r>
-        <w:t xml:space="preserve"> </w:t>
-      </w:r>
-      <w:r>
-        <w:t xml:space="preserve">sẽ có ở các bước tiếp theo.</w:t>
+        <w:t xml:space="preserve">Theo lớp</w:t>
+      </w:r>
+      <w:r>
+        <w:t xml:space="preserve">, tin cuối, thời gian, số tin chưa đọc; ô tìm theo tên. Mỗi lớp bạn dạy / học có sẵn một kênh chung; kênh theo bài nộp do giáo viên mở từ màn chấm (nút</w:t>
+      </w:r>
+      <w:r>
+        <w:t xml:space="preserve"> </w:t>
+      </w:r>
+      <w:r>
+        <w:rPr>
+          <w:b/>
+          <w:bCs/>
+        </w:rPr>
+        <w:t xml:space="preserve">Trao đổi</w:t>
+      </w:r>
+      <w:r>
+        <w:t xml:space="preserve">) và hiện với sinh viên khi đã có tin.</w:t>
+      </w:r>
+    </w:p>
+    <w:p>
+      <w:pPr>
+        <w:pStyle w:val="Compact"/>
+        <w:numPr>
+          <w:ilvl w:val="0"/>
+          <w:numId w:val="1016"/>
+        </w:numPr>
+      </w:pPr>
+      <w:r>
+        <w:t xml:space="preserve">Cột phải: tin nhắn theo ngày ("Hôm nay", "Hôm qua"…), tin của mình bên phải.</w:t>
+      </w:r>
+      <w:r>
+        <w:t xml:space="preserve"> </w:t>
+      </w:r>
+      <w:r>
+        <w:rPr>
+          <w:b/>
+          <w:bCs/>
+        </w:rPr>
+        <w:t xml:space="preserve">Enter</w:t>
+      </w:r>
+      <w:r>
+        <w:t xml:space="preserve"> </w:t>
+      </w:r>
+      <w:r>
+        <w:t xml:space="preserve">để gửi,</w:t>
+      </w:r>
+      <w:r>
+        <w:t xml:space="preserve"> </w:t>
+      </w:r>
+      <w:r>
+        <w:rPr>
+          <w:b/>
+          <w:bCs/>
+        </w:rPr>
+        <w:t xml:space="preserve">Shift + Enter</w:t>
+      </w:r>
+      <w:r>
+        <w:t xml:space="preserve"> </w:t>
+      </w:r>
+      <w:r>
+        <w:t xml:space="preserve">xuống dòng (tối đa 4000 ký tự). Tin hiện ngay với chữ "Đang gửi…"; mất kết nối hoặc quá 10 giây chưa gửi được thì ghi</w:t>
+      </w:r>
+      <w:r>
+        <w:t xml:space="preserve"> </w:t>
+      </w:r>
+      <w:r>
+        <w:rPr>
+          <w:b/>
+          <w:bCs/>
+        </w:rPr>
+        <w:t xml:space="preserve">Chưa gửi được · Gửi lại</w:t>
+      </w:r>
+      <w:r>
+        <w:t xml:space="preserve"> </w:t>
+      </w:r>
+      <w:r>
+        <w:t xml:space="preserve">(gửi lại không tạo tin trùng).</w:t>
+      </w:r>
+    </w:p>
+    <w:p>
+      <w:pPr>
+        <w:pStyle w:val="Compact"/>
+        <w:numPr>
+          <w:ilvl w:val="0"/>
+          <w:numId w:val="1016"/>
+        </w:numPr>
+      </w:pPr>
+      <w:r>
+        <w:t xml:space="preserve">Dòng dưới tiêu đề hiện</w:t>
+      </w:r>
+      <w:r>
+        <w:t xml:space="preserve"> </w:t>
+      </w:r>
+      <w:r>
+        <w:rPr>
+          <w:b/>
+          <w:bCs/>
+        </w:rPr>
+        <w:t xml:space="preserve">"… đang gõ"</w:t>
+      </w:r>
+      <w:r>
+        <w:t xml:space="preserve"> </w:t>
+      </w:r>
+      <w:r>
+        <w:t xml:space="preserve">khi người kia gõ; dưới tin cuối của mình có</w:t>
+      </w:r>
+      <w:r>
+        <w:t xml:space="preserve"> </w:t>
+      </w:r>
+      <w:r>
+        <w:rPr>
+          <w:b/>
+          <w:bCs/>
+        </w:rPr>
+        <w:t xml:space="preserve">Đã xem</w:t>
+      </w:r>
+      <w:r>
+        <w:t xml:space="preserve"> </w:t>
+      </w:r>
+      <w:r>
+        <w:t xml:space="preserve">(kênh lớp ghi tên người xem). Kéo lên đầu và bấm</w:t>
+      </w:r>
+      <w:r>
+        <w:t xml:space="preserve"> </w:t>
+      </w:r>
+      <w:r>
+        <w:rPr>
+          <w:b/>
+          <w:bCs/>
+        </w:rPr>
+        <w:t xml:space="preserve">Tải tin cũ hơn</w:t>
+      </w:r>
+      <w:r>
+        <w:t xml:space="preserve"> </w:t>
+      </w:r>
+      <w:r>
+        <w:t xml:space="preserve">để xem lịch sử.</w:t>
+      </w:r>
+    </w:p>
+    <w:p>
+      <w:pPr>
+        <w:pStyle w:val="Compact"/>
+        <w:numPr>
+          <w:ilvl w:val="0"/>
+          <w:numId w:val="1016"/>
+        </w:numPr>
+      </w:pPr>
+      <w:r>
+        <w:t xml:space="preserve">Mất kết nối rồi có lại: tin bị lỡ được tải bù tự động. Trên điện thoại, danh sách và khung chat hiện lần lượt (nút ← để quay lại danh sách).</w:t>
       </w:r>
     </w:p>
     <w:p>
@@ -5771,9 +7460,9 @@
         </w:pict>
       </w:r>
     </w:p>
-    <w:bookmarkEnd w:id="30"/>
-    <w:bookmarkEnd w:id="31"/>
-    <w:bookmarkStart w:id="32" w:name="X27a74f3cf0506426a1a76b4e73d04f5d967bbd0"/>
+    <w:bookmarkEnd w:id="35"/>
+    <w:bookmarkEnd w:id="36"/>
+    <w:bookmarkStart w:id="37" w:name="X27a74f3cf0506426a1a76b4e73d04f5d967bbd0"/>
     <w:p>
       <w:pPr>
         <w:pStyle w:val="Heading2"/>
@@ -5819,7 +7508,7 @@
         <w:pStyle w:val="Compact"/>
         <w:numPr>
           <w:ilvl w:val="0"/>
-          <w:numId w:val="1010"/>
+          <w:numId w:val="1017"/>
         </w:numPr>
       </w:pPr>
       <w:r>
@@ -5850,7 +7539,7 @@
         <w:pStyle w:val="Compact"/>
         <w:numPr>
           <w:ilvl w:val="0"/>
-          <w:numId w:val="1010"/>
+          <w:numId w:val="1017"/>
         </w:numPr>
       </w:pPr>
       <w:r>
@@ -5887,7 +7576,7 @@
         <w:pStyle w:val="Compact"/>
         <w:numPr>
           <w:ilvl w:val="0"/>
-          <w:numId w:val="1010"/>
+          <w:numId w:val="1017"/>
         </w:numPr>
       </w:pPr>
       <w:r>
@@ -5971,7 +7660,7 @@
         <w:pStyle w:val="Compact"/>
         <w:numPr>
           <w:ilvl w:val="0"/>
-          <w:numId w:val="1010"/>
+          <w:numId w:val="1017"/>
         </w:numPr>
       </w:pPr>
       <w:r>
@@ -5983,7 +7672,7 @@
         <w:pStyle w:val="Compact"/>
         <w:numPr>
           <w:ilvl w:val="0"/>
-          <w:numId w:val="1010"/>
+          <w:numId w:val="1017"/>
         </w:numPr>
       </w:pPr>
       <w:r>
@@ -6056,8 +7745,8 @@
         </w:pict>
       </w:r>
     </w:p>
-    <w:bookmarkEnd w:id="32"/>
-    <w:bookmarkStart w:id="33" w:name="X2aaa61dde1ecd98f080cbe2f0cfb81c5163d5ab"/>
+    <w:bookmarkEnd w:id="37"/>
+    <w:bookmarkStart w:id="38" w:name="X2aaa61dde1ecd98f080cbe2f0cfb81c5163d5ab"/>
     <w:p>
       <w:pPr>
         <w:pStyle w:val="Heading2"/>
@@ -6408,8 +8097,8 @@
         </w:tc>
       </w:tr>
     </w:tbl>
-    <w:bookmarkEnd w:id="33"/>
-    <w:bookmarkEnd w:id="34"/>
+    <w:bookmarkEnd w:id="38"/>
+    <w:bookmarkEnd w:id="39"/>
     <w:sectPr>
       <w:footnotePr>
         <w:numRestart w:val="eachSect"/>
@@ -6793,6 +8482,27 @@
     <w:abstractNumId w:val="991"/>
   </w:num>
   <w:num w:numId="1010">
+    <w:abstractNumId w:val="991"/>
+  </w:num>
+  <w:num w:numId="1011">
+    <w:abstractNumId w:val="991"/>
+  </w:num>
+  <w:num w:numId="1012">
+    <w:abstractNumId w:val="991"/>
+  </w:num>
+  <w:num w:numId="1013">
+    <w:abstractNumId w:val="991"/>
+  </w:num>
+  <w:num w:numId="1014">
+    <w:abstractNumId w:val="991"/>
+  </w:num>
+  <w:num w:numId="1015">
+    <w:abstractNumId w:val="991"/>
+  </w:num>
+  <w:num w:numId="1016">
+    <w:abstractNumId w:val="991"/>
+  </w:num>
+  <w:num w:numId="1017">
     <w:abstractNumId w:val="99411"/>
     <w:lvlOverride w:ilvl="0">
       <w:startOverride w:val="1"/>

--- a/docx/10-huong-dan-su-dung.docx
+++ b/docx/10-huong-dan-su-dung.docx
@@ -48,7 +48,7 @@
         <w:t xml:space="preserve"> </w:t>
       </w:r>
       <w:r>
-        <w:t xml:space="preserve">Cập nhật: 26/10/2026, theo trạng thái giao diện F1 → F6 (xem mục 1).</w:t>
+        <w:t xml:space="preserve">Cập nhật: 28/10/2026, theo trạng thái giao diện F1 → F6 và Ngân hàng đề B17 (xem mục 1).</w:t>
       </w:r>
     </w:p>
     <w:p>
@@ -340,6 +340,41 @@
             <w:pPr>
               <w:pStyle w:val="Compact"/>
             </w:pPr>
+          </w:p>
+        </w:tc>
+      </w:tr>
+      <w:tr>
+        <w:tc>
+          <w:tcPr/>
+          <w:p>
+            <w:pPr>
+              <w:pStyle w:val="Compact"/>
+            </w:pPr>
+            <w:r>
+              <w:t xml:space="preserve">Giáo viên: ngân hàng đề</w:t>
+            </w:r>
+          </w:p>
+        </w:tc>
+        <w:tc>
+          <w:tcPr/>
+          <w:p>
+            <w:pPr>
+              <w:pStyle w:val="Compact"/>
+            </w:pPr>
+            <w:r>
+              <w:t xml:space="preserve">✅ Dùng được</w:t>
+            </w:r>
+          </w:p>
+        </w:tc>
+        <w:tc>
+          <w:tcPr/>
+          <w:p>
+            <w:pPr>
+              <w:pStyle w:val="Compact"/>
+            </w:pPr>
+            <w:r>
+              <w:t xml:space="preserve">Danh sách, tìm/lọc, xem rubric, thêm từ rubric mẫu, sửa, xoá, giao trực tiếp và lưu/nạp trong trình soạn</w:t>
+            </w:r>
           </w:p>
         </w:tc>
       </w:tr>
@@ -3805,6 +3840,41 @@
     </w:p>
     <w:p>
       <w:pPr>
+        <w:pStyle w:val="Compact"/>
+        <w:numPr>
+          <w:ilvl w:val="0"/>
+          <w:numId w:val="1001"/>
+        </w:numPr>
+      </w:pPr>
+      <w:r>
+        <w:rPr>
+          <w:b/>
+          <w:bCs/>
+        </w:rPr>
+        <w:t xml:space="preserve">Bảng điểm lớp</w:t>
+      </w:r>
+      <w:r>
+        <w:t xml:space="preserve">: mở chi tiết lớp, chọn tab</w:t>
+      </w:r>
+      <w:r>
+        <w:t xml:space="preserve"> </w:t>
+      </w:r>
+      <w:r>
+        <w:rPr>
+          <w:b/>
+          <w:bCs/>
+        </w:rPr>
+        <w:t xml:space="preserve">Bảng điểm</w:t>
+      </w:r>
+      <w:r>
+        <w:t xml:space="preserve"> </w:t>
+      </w:r>
+      <w:r>
+        <w:t xml:space="preserve">để xem toàn bộ sinh viên theo từng bài đã giao cho lớp. Có thể tìm theo tên / mã SV; ô trống là bài chưa được trả đủ các phần. Bấm tên bài ở đầu cột để mở thống kê bài đã lọc theo lớp.</w:t>
+      </w:r>
+    </w:p>
+    <w:p>
+      <w:pPr>
         <w:pStyle w:val="FirstParagraph"/>
       </w:pPr>
       <w:r>
@@ -4172,17 +4242,20 @@
         <w:pStyle w:val="BodyText"/>
       </w:pPr>
       <w:r>
-        <w:t xml:space="preserve">Khi phát hành, sinh viên nhận thông báo + email ngay (bài hẹn giờ: tới giờ mở mới gửi).</w:t>
-      </w:r>
-    </w:p>
-    <w:bookmarkEnd w:id="22"/>
-    <w:bookmarkStart w:id="23" w:name="X0a5c569b42da49b8783f6310230377224ff54e4"/>
-    <w:p>
-      <w:pPr>
-        <w:pStyle w:val="Heading3"/>
-      </w:pPr>
-      <w:r>
-        <w:t xml:space="preserve">6.3. Quản lý bài tập</w:t>
+        <w:t xml:space="preserve">Ở bước</w:t>
+      </w:r>
+      <w:r>
+        <w:t xml:space="preserve"> </w:t>
+      </w:r>
+      <w:r>
+        <w:rPr>
+          <w:b/>
+          <w:bCs/>
+        </w:rPr>
+        <w:t xml:space="preserve">Các phần</w:t>
+      </w:r>
+      <w:r>
+        <w:t xml:space="preserve">, mỗi phần có hai thao tác ngân hàng đề:</w:t>
       </w:r>
     </w:p>
     <w:p>
@@ -4198,10 +4271,10 @@
           <w:b/>
           <w:bCs/>
         </w:rPr>
-        <w:t xml:space="preserve">Danh sách bài tập</w:t>
-      </w:r>
-      <w:r>
-        <w:t xml:space="preserve">: lọc Nháp / Đang mở / Đã đóng, hạn nộp kèm đồng hồ đếm ngược, số sinh viên đã nộp đủ, số bài chờ chấm.</w:t>
+        <w:t xml:space="preserve">Lưu vào ngân hàng</w:t>
+      </w:r>
+      <w:r>
+        <w:t xml:space="preserve">: phần phải có đề bài; nhập tên và các tag rồi lưu. Đề, ảnh, số từ, thời gian gợi ý và rubric/checklist hiện tại được sao chép vào ngân hàng.</w:t>
       </w:r>
     </w:p>
     <w:p>
@@ -4217,143 +4290,55 @@
           <w:b/>
           <w:bCs/>
         </w:rPr>
-        <w:t xml:space="preserve">Trang chi tiết bài</w:t>
-      </w:r>
-      <w:r>
-        <w:t xml:space="preserve">: đề và rubric từng phần, thời gian và tuỳ chọn, danh sách đã giao.</w:t>
-      </w:r>
-    </w:p>
-    <w:p>
-      <w:pPr>
-        <w:pStyle w:val="Compact"/>
-        <w:numPr>
-          <w:ilvl w:val="1"/>
-          <w:numId w:val="1004"/>
-        </w:numPr>
-      </w:pPr>
-      <w:r>
-        <w:rPr>
-          <w:b/>
-          <w:bCs/>
-        </w:rPr>
-        <w:t xml:space="preserve">Cài đặt</w:t>
-      </w:r>
-      <w:r>
-        <w:t xml:space="preserve"> </w:t>
-      </w:r>
-      <w:r>
-        <w:t xml:space="preserve">(mọi trạng thái): đổi tên, mô tả, hạn nộp, hạn riêng từng phần, nộp muộn, số lần sửa, gợi ý sửa.</w:t>
-      </w:r>
-    </w:p>
-    <w:p>
-      <w:pPr>
-        <w:pStyle w:val="Compact"/>
-        <w:numPr>
-          <w:ilvl w:val="1"/>
-          <w:numId w:val="1004"/>
-        </w:numPr>
-      </w:pPr>
-      <w:r>
-        <w:rPr>
-          <w:b/>
-          <w:bCs/>
-        </w:rPr>
-        <w:t xml:space="preserve">Giao thêm</w:t>
-      </w:r>
-      <w:r>
-        <w:t xml:space="preserve"> </w:t>
-      </w:r>
-      <w:r>
-        <w:t xml:space="preserve">(bài đang mở): thêm lớp / sinh viên; không gỡ được người đã giao.</w:t>
-      </w:r>
-    </w:p>
-    <w:p>
-      <w:pPr>
-        <w:pStyle w:val="Compact"/>
-        <w:numPr>
-          <w:ilvl w:val="1"/>
-          <w:numId w:val="1004"/>
-        </w:numPr>
-      </w:pPr>
-      <w:r>
-        <w:t xml:space="preserve">Menu "…":</w:t>
-      </w:r>
-      <w:r>
-        <w:t xml:space="preserve"> </w:t>
-      </w:r>
-      <w:r>
-        <w:rPr>
-          <w:b/>
-          <w:bCs/>
-        </w:rPr>
-        <w:t xml:space="preserve">Sửa nội dung</w:t>
-      </w:r>
-      <w:r>
-        <w:t xml:space="preserve"> </w:t>
-      </w:r>
-      <w:r>
-        <w:t xml:space="preserve">(chỉ bài nháp),</w:t>
-      </w:r>
-      <w:r>
-        <w:t xml:space="preserve"> </w:t>
-      </w:r>
-      <w:r>
-        <w:rPr>
-          <w:b/>
-          <w:bCs/>
-        </w:rPr>
-        <w:t xml:space="preserve">Nhân bản</w:t>
-      </w:r>
-      <w:r>
-        <w:t xml:space="preserve"> </w:t>
-      </w:r>
-      <w:r>
-        <w:t xml:space="preserve">(tạo bản nháp mới, không chép người nhận và hạn),</w:t>
-      </w:r>
-      <w:r>
-        <w:t xml:space="preserve"> </w:t>
-      </w:r>
-      <w:r>
-        <w:rPr>
-          <w:b/>
-          <w:bCs/>
-        </w:rPr>
-        <w:t xml:space="preserve">Đóng bài</w:t>
-      </w:r>
-      <w:r>
-        <w:t xml:space="preserve"> </w:t>
-      </w:r>
-      <w:r>
-        <w:t xml:space="preserve">(sinh viên không nộp được nữa, vẫn chấm được) /</w:t>
-      </w:r>
-      <w:r>
-        <w:t xml:space="preserve"> </w:t>
-      </w:r>
-      <w:r>
-        <w:rPr>
-          <w:b/>
-          <w:bCs/>
-        </w:rPr>
-        <w:t xml:space="preserve">Mở lại</w:t>
-      </w:r>
-      <w:r>
-        <w:t xml:space="preserve">,</w:t>
-      </w:r>
-      <w:r>
-        <w:t xml:space="preserve"> </w:t>
-      </w:r>
-      <w:r>
-        <w:rPr>
-          <w:b/>
-          <w:bCs/>
-        </w:rPr>
-        <w:t xml:space="preserve">Xoá</w:t>
-      </w:r>
-      <w:r>
-        <w:t xml:space="preserve"> </w:t>
-      </w:r>
-      <w:r>
-        <w:t xml:space="preserve">(chỉ bài nháp).</w:t>
+        <w:t xml:space="preserve">Chọn từ ngân hàng</w:t>
+      </w:r>
+      <w:r>
+        <w:t xml:space="preserve">: tìm theo tên/nội dung, lọc loại Task hoặc bấm tag, rồi chọn</w:t>
+      </w:r>
+      <w:r>
+        <w:t xml:space="preserve"> </w:t>
+      </w:r>
+      <w:r>
+        <w:rPr>
+          <w:b/>
+          <w:bCs/>
+        </w:rPr>
+        <w:t xml:space="preserve">Dùng đề này</w:t>
+      </w:r>
+      <w:r>
+        <w:t xml:space="preserve">. Hệ thống thay đề + rubric của phần nhưng giữ nguyên</w:t>
+      </w:r>
+      <w:r>
+        <w:t xml:space="preserve"> </w:t>
+      </w:r>
+      <w:r>
+        <w:rPr>
+          <w:b/>
+          <w:bCs/>
+        </w:rPr>
+        <w:t xml:space="preserve">hạn riêng</w:t>
+      </w:r>
+      <w:r>
+        <w:t xml:space="preserve"> </w:t>
+      </w:r>
+      <w:r>
+        <w:t xml:space="preserve">và</w:t>
+      </w:r>
+      <w:r>
+        <w:t xml:space="preserve"> </w:t>
+      </w:r>
+      <w:r>
+        <w:rPr>
+          <w:b/>
+          <w:bCs/>
+        </w:rPr>
+        <w:t xml:space="preserve">trọng số</w:t>
+      </w:r>
+      <w:r>
+        <w:t xml:space="preserve"> </w:t>
+      </w:r>
+      <w:r>
+        <w:t xml:space="preserve">đang đặt cho bài hiện tại.</w:t>
       </w:r>
     </w:p>
     <w:p>
@@ -4365,33 +4350,188 @@
         </w:numPr>
       </w:pPr>
       <w:r>
-        <w:t xml:space="preserve">Bài</w:t>
-      </w:r>
-      <w:r>
-        <w:t xml:space="preserve"> </w:t>
-      </w:r>
-      <w:r>
-        <w:rPr>
-          <w:b/>
-          <w:bCs/>
-        </w:rPr>
-        <w:t xml:space="preserve">đã phát hành không sửa được đề và rubric</w:t>
-      </w:r>
-      <w:r>
-        <w:t xml:space="preserve"> </w:t>
-      </w:r>
-      <w:r>
-        <w:t xml:space="preserve">(để không làm sai lệch bài đã nộp) — muốn đổi thì nhân bản rồi soạn bài mới.</w:t>
-      </w:r>
-    </w:p>
-    <w:bookmarkEnd w:id="23"/>
-    <w:bookmarkStart w:id="24" w:name="Xc3f2302343b4f1fa7977b63f3094e59b378a402"/>
+        <w:t xml:space="preserve">Bản trong ngân hàng và phần đã nạp là hai bản độc lập; sửa hoặc xoá một bên không làm đổi bên còn lại.</w:t>
+      </w:r>
+    </w:p>
+    <w:p>
+      <w:pPr>
+        <w:pStyle w:val="FirstParagraph"/>
+      </w:pPr>
+      <w:r>
+        <w:t xml:space="preserve">Menu</w:t>
+      </w:r>
+      <w:r>
+        <w:t xml:space="preserve"> </w:t>
+      </w:r>
+      <w:r>
+        <w:rPr>
+          <w:b/>
+          <w:bCs/>
+        </w:rPr>
+        <w:t xml:space="preserve">Ngân hàng đề</w:t>
+      </w:r>
+      <w:r>
+        <w:t xml:space="preserve"> </w:t>
+      </w:r>
+      <w:r>
+        <w:t xml:space="preserve">mở trang quản lý các đề riêng của giáo viên:</w:t>
+      </w:r>
+    </w:p>
+    <w:p>
+      <w:pPr>
+        <w:pStyle w:val="Compact"/>
+        <w:numPr>
+          <w:ilvl w:val="0"/>
+          <w:numId w:val="1004"/>
+        </w:numPr>
+      </w:pPr>
+      <w:r>
+        <w:t xml:space="preserve">Tìm theo tên/nội dung; lọc</w:t>
+      </w:r>
+      <w:r>
+        <w:t xml:space="preserve"> </w:t>
+      </w:r>
+      <w:r>
+        <w:rPr>
+          <w:b/>
+          <w:bCs/>
+        </w:rPr>
+        <w:t xml:space="preserve">Task 1</w:t>
+      </w:r>
+      <w:r>
+        <w:t xml:space="preserve"> </w:t>
+      </w:r>
+      <w:r>
+        <w:t xml:space="preserve">(biểu đồ, bảng, quy trình, bản đồ) hoặc</w:t>
+      </w:r>
+      <w:r>
+        <w:t xml:space="preserve"> </w:t>
+      </w:r>
+      <w:r>
+        <w:rPr>
+          <w:b/>
+          <w:bCs/>
+        </w:rPr>
+        <w:t xml:space="preserve">Task 2</w:t>
+      </w:r>
+      <w:r>
+        <w:t xml:space="preserve"> </w:t>
+      </w:r>
+      <w:r>
+        <w:t xml:space="preserve">(essay); bấm tag để lọc nhanh và sắp xếp theo ngày cập nhật hoặc tên.</w:t>
+      </w:r>
+    </w:p>
+    <w:p>
+      <w:pPr>
+        <w:pStyle w:val="Compact"/>
+        <w:numPr>
+          <w:ilvl w:val="0"/>
+          <w:numId w:val="1004"/>
+        </w:numPr>
+      </w:pPr>
+      <w:r>
+        <w:t xml:space="preserve">Bấm tên đề để xem nội dung, ảnh, rubric và checklist.</w:t>
+      </w:r>
+      <w:r>
+        <w:t xml:space="preserve"> </w:t>
+      </w:r>
+      <w:r>
+        <w:rPr>
+          <w:b/>
+          <w:bCs/>
+        </w:rPr>
+        <w:t xml:space="preserve">Thêm đề</w:t>
+      </w:r>
+      <w:r>
+        <w:t xml:space="preserve"> </w:t>
+      </w:r>
+      <w:r>
+        <w:t xml:space="preserve">cho phép chọn rubric mẫu tương ứng;</w:t>
+      </w:r>
+      <w:r>
+        <w:t xml:space="preserve"> </w:t>
+      </w:r>
+      <w:r>
+        <w:rPr>
+          <w:b/>
+          <w:bCs/>
+        </w:rPr>
+        <w:t xml:space="preserve">Sửa</w:t>
+      </w:r>
+      <w:r>
+        <w:t xml:space="preserve"> </w:t>
+      </w:r>
+      <w:r>
+        <w:t xml:space="preserve">cập nhật bản trong ngân hàng;</w:t>
+      </w:r>
+      <w:r>
+        <w:t xml:space="preserve"> </w:t>
+      </w:r>
+      <w:r>
+        <w:rPr>
+          <w:b/>
+          <w:bCs/>
+        </w:rPr>
+        <w:t xml:space="preserve">Xoá</w:t>
+      </w:r>
+      <w:r>
+        <w:t xml:space="preserve"> </w:t>
+      </w:r>
+      <w:r>
+        <w:t xml:space="preserve">không làm thay đổi những bài tập đã sao chép đề đó trước đây.</w:t>
+      </w:r>
+    </w:p>
+    <w:p>
+      <w:pPr>
+        <w:pStyle w:val="Compact"/>
+        <w:numPr>
+          <w:ilvl w:val="0"/>
+          <w:numId w:val="1004"/>
+        </w:numPr>
+      </w:pPr>
+      <w:r>
+        <w:rPr>
+          <w:b/>
+          <w:bCs/>
+        </w:rPr>
+        <w:t xml:space="preserve">Giao bài</w:t>
+      </w:r>
+      <w:r>
+        <w:t xml:space="preserve"> </w:t>
+      </w:r>
+      <w:r>
+        <w:t xml:space="preserve">ở mỗi dòng hoặc trong chi tiết đề: đặt tên bài, thời điểm mở, hạn nộp và tuỳ chọn sửa; hệ thống tạo một bài gồm một phần từ đề + rubric này, sau đó chọn lớp / từng sinh viên để phát hành. Nếu đóng ở bước chọn người nhận, bài đã tạo vẫn được giữ dưới dạng nháp trong menu</w:t>
+      </w:r>
+      <w:r>
+        <w:t xml:space="preserve"> </w:t>
+      </w:r>
+      <w:r>
+        <w:rPr>
+          <w:b/>
+          <w:bCs/>
+        </w:rPr>
+        <w:t xml:space="preserve">Bài tập</w:t>
+      </w:r>
+      <w:r>
+        <w:t xml:space="preserve">.</w:t>
+      </w:r>
+    </w:p>
+    <w:p>
+      <w:pPr>
+        <w:pStyle w:val="FirstParagraph"/>
+      </w:pPr>
+      <w:r>
+        <w:t xml:space="preserve">Khi phát hành, sinh viên nhận thông báo + email ngay (bài hẹn giờ: tới giờ mở mới gửi).</w:t>
+      </w:r>
+    </w:p>
+    <w:bookmarkEnd w:id="22"/>
+    <w:bookmarkStart w:id="23" w:name="X0a5c569b42da49b8783f6310230377224ff54e4"/>
     <w:p>
       <w:pPr>
         <w:pStyle w:val="Heading3"/>
       </w:pPr>
       <w:r>
-        <w:t xml:space="preserve">6.4. Chấm bài</w:t>
+        <w:t xml:space="preserve">6.3. Quản lý bài tập</w:t>
       </w:r>
     </w:p>
     <w:p>
@@ -4407,67 +4547,10 @@
           <w:b/>
           <w:bCs/>
         </w:rPr>
-        <w:t xml:space="preserve">Hàng đợi</w:t>
-      </w:r>
-      <w:r>
-        <w:t xml:space="preserve"> </w:t>
-      </w:r>
-      <w:r>
-        <w:t xml:space="preserve">(menu</w:t>
-      </w:r>
-      <w:r>
-        <w:t xml:space="preserve"> </w:t>
-      </w:r>
-      <w:r>
-        <w:rPr>
-          <w:b/>
-          <w:bCs/>
-        </w:rPr>
-        <w:t xml:space="preserve">Chấm bài</w:t>
-      </w:r>
-      <w:r>
-        <w:t xml:space="preserve">, hoặc nút "Chấm bài" ở danh sách / chi tiết bài tập): lọc theo bài tập, phần, lớp, mã SV / họ tên; tab</w:t>
-      </w:r>
-      <w:r>
-        <w:t xml:space="preserve"> </w:t>
-      </w:r>
-      <w:r>
-        <w:rPr>
-          <w:b/>
-          <w:bCs/>
-        </w:rPr>
-        <w:t xml:space="preserve">Chờ chấm / Đang chấm / Đã trả / Cần sửa</w:t>
-      </w:r>
-      <w:r>
-        <w:t xml:space="preserve">. Bài nộp trước xếp trước; nhãn</w:t>
-      </w:r>
-      <w:r>
-        <w:t xml:space="preserve"> </w:t>
-      </w:r>
-      <w:r>
-        <w:rPr>
-          <w:rStyle w:val="VerbatimChar"/>
-        </w:rPr>
-        <w:t xml:space="preserve">v2</w:t>
-      </w:r>
-      <w:r>
-        <w:t xml:space="preserve"> </w:t>
-      </w:r>
-      <w:r>
-        <w:t xml:space="preserve">= bài nộp lại sau khi yêu cầu sửa, nhãn "Nộp muộn" nếu nộp sau hạn. Bấm</w:t>
-      </w:r>
-      <w:r>
-        <w:t xml:space="preserve"> </w:t>
-      </w:r>
-      <w:r>
-        <w:rPr>
-          <w:b/>
-          <w:bCs/>
-        </w:rPr>
-        <w:t xml:space="preserve">Chấm</w:t>
-      </w:r>
-      <w:r>
-        <w:t xml:space="preserve">.</w:t>
+        <w:t xml:space="preserve">Danh sách bài tập</w:t>
+      </w:r>
+      <w:r>
+        <w:t xml:space="preserve">: lọc Nháp / Đang mở / Đã đóng, hạn nộp kèm đồng hồ đếm ngược, số sinh viên đã nộp đủ, số bài chờ chấm.</w:t>
       </w:r>
     </w:p>
     <w:p>
@@ -4483,39 +4566,10 @@
           <w:b/>
           <w:bCs/>
         </w:rPr>
-        <w:t xml:space="preserve">Màn chấm</w:t>
-      </w:r>
-      <w:r>
-        <w:t xml:space="preserve">: bài làm bên trái (cảnh báo khi bài ≤ 20 từ hoặc dưới số từ tối thiểu; bấm "Đề bài" để xem đề), bảng chấm bên phải. Màn hình nhỏ: chuyển giữa tab</w:t>
-      </w:r>
-      <w:r>
-        <w:t xml:space="preserve"> </w:t>
-      </w:r>
-      <w:r>
-        <w:rPr>
-          <w:b/>
-          <w:bCs/>
-        </w:rPr>
-        <w:t xml:space="preserve">Bài làm</w:t>
-      </w:r>
-      <w:r>
-        <w:t xml:space="preserve"> </w:t>
-      </w:r>
-      <w:r>
-        <w:t xml:space="preserve">/</w:t>
-      </w:r>
-      <w:r>
-        <w:t xml:space="preserve"> </w:t>
-      </w:r>
-      <w:r>
-        <w:rPr>
-          <w:b/>
-          <w:bCs/>
-        </w:rPr>
-        <w:t xml:space="preserve">Chấm điểm</w:t>
-      </w:r>
-      <w:r>
-        <w:t xml:space="preserve">.</w:t>
+        <w:t xml:space="preserve">Trang chi tiết bài</w:t>
+      </w:r>
+      <w:r>
+        <w:t xml:space="preserve">: đề và rubric từng phần, thời gian và tuỳ chọn, danh sách đã giao.</w:t>
       </w:r>
     </w:p>
     <w:p>
@@ -4527,36 +4581,17 @@
         </w:numPr>
       </w:pPr>
       <w:r>
-        <w:t xml:space="preserve">Bấm</w:t>
-      </w:r>
-      <w:r>
-        <w:t xml:space="preserve"> </w:t>
-      </w:r>
-      <w:r>
-        <w:rPr>
-          <w:b/>
-          <w:bCs/>
-        </w:rPr>
-        <w:t xml:space="preserve">ⓘ</w:t>
-      </w:r>
-      <w:r>
-        <w:t xml:space="preserve"> </w:t>
-      </w:r>
-      <w:r>
-        <w:t xml:space="preserve">cạnh tên tiêu chí IELTS để xem bảng mô tả band thu gọn (diễn giải tiếng Việt, mức đang chọn được tô xanh) và link</w:t>
-      </w:r>
-      <w:r>
-        <w:t xml:space="preserve"> </w:t>
-      </w:r>
-      <w:r>
-        <w:rPr>
-          <w:b/>
-          <w:bCs/>
-        </w:rPr>
-        <w:t xml:space="preserve">bản chính thức (ielts.org)</w:t>
-      </w:r>
-      <w:r>
-        <w:t xml:space="preserve">.</w:t>
+        <w:rPr>
+          <w:b/>
+          <w:bCs/>
+        </w:rPr>
+        <w:t xml:space="preserve">Cài đặt</w:t>
+      </w:r>
+      <w:r>
+        <w:t xml:space="preserve"> </w:t>
+      </w:r>
+      <w:r>
+        <w:t xml:space="preserve">(mọi trạng thái): đổi tên, mô tả, hạn nộp, hạn riêng từng phần, nộp muộn, số lần sửa, gợi ý sửa.</w:t>
       </w:r>
     </w:p>
     <w:p>
@@ -4568,23 +4603,17 @@
         </w:numPr>
       </w:pPr>
       <w:r>
-        <w:t xml:space="preserve">Mỗi tiêu chí: tick checklist, chọn điểm (bấm lại để bỏ chọn, hoặc dùng phím ← →), ghi nhận xét. Tick mục</w:t>
-      </w:r>
-      <w:r>
-        <w:t xml:space="preserve"> </w:t>
-      </w:r>
-      <w:r>
-        <w:rPr>
-          <w:b/>
-          <w:bCs/>
-        </w:rPr>
-        <w:t xml:space="preserve">"Giới hạn điểm"</w:t>
-      </w:r>
-      <w:r>
-        <w:t xml:space="preserve"> </w:t>
-      </w:r>
-      <w:r>
-        <w:t xml:space="preserve">(nhãn cam "Tối đa N") thì các mức cao hơn bị khoá kèm lý do, điểm đang chọn cao hơn sẽ tự hạ xuống. Bài ≤ 20 từ: mọi tiêu chí tối đa 1.</w:t>
+        <w:rPr>
+          <w:b/>
+          <w:bCs/>
+        </w:rPr>
+        <w:t xml:space="preserve">Giao thêm</w:t>
+      </w:r>
+      <w:r>
+        <w:t xml:space="preserve"> </w:t>
+      </w:r>
+      <w:r>
+        <w:t xml:space="preserve">(bài đang mở): thêm lớp / sinh viên; không gỡ được người đã giao.</w:t>
       </w:r>
     </w:p>
     <w:p>
@@ -4596,17 +4625,246 @@
         </w:numPr>
       </w:pPr>
       <w:r>
-        <w:rPr>
-          <w:b/>
-          <w:bCs/>
-        </w:rPr>
-        <w:t xml:space="preserve">Band của phần</w:t>
-      </w:r>
-      <w:r>
-        <w:t xml:space="preserve"> </w:t>
-      </w:r>
-      <w:r>
-        <w:t xml:space="preserve">hiện ngay khi chấm đủ (trung bình các tiêu chí, làm tròn kiểu IELTS .25 / .75).</w:t>
+        <w:t xml:space="preserve">Menu "…":</w:t>
+      </w:r>
+      <w:r>
+        <w:t xml:space="preserve"> </w:t>
+      </w:r>
+      <w:r>
+        <w:rPr>
+          <w:b/>
+          <w:bCs/>
+        </w:rPr>
+        <w:t xml:space="preserve">Sửa nội dung</w:t>
+      </w:r>
+      <w:r>
+        <w:t xml:space="preserve"> </w:t>
+      </w:r>
+      <w:r>
+        <w:t xml:space="preserve">(chỉ bài nháp),</w:t>
+      </w:r>
+      <w:r>
+        <w:t xml:space="preserve"> </w:t>
+      </w:r>
+      <w:r>
+        <w:rPr>
+          <w:b/>
+          <w:bCs/>
+        </w:rPr>
+        <w:t xml:space="preserve">Nhân bản</w:t>
+      </w:r>
+      <w:r>
+        <w:t xml:space="preserve"> </w:t>
+      </w:r>
+      <w:r>
+        <w:t xml:space="preserve">(tạo bản nháp mới, không chép người nhận và hạn),</w:t>
+      </w:r>
+      <w:r>
+        <w:t xml:space="preserve"> </w:t>
+      </w:r>
+      <w:r>
+        <w:rPr>
+          <w:b/>
+          <w:bCs/>
+        </w:rPr>
+        <w:t xml:space="preserve">Đóng bài</w:t>
+      </w:r>
+      <w:r>
+        <w:t xml:space="preserve"> </w:t>
+      </w:r>
+      <w:r>
+        <w:t xml:space="preserve">(sinh viên không nộp được nữa, vẫn chấm được) /</w:t>
+      </w:r>
+      <w:r>
+        <w:t xml:space="preserve"> </w:t>
+      </w:r>
+      <w:r>
+        <w:rPr>
+          <w:b/>
+          <w:bCs/>
+        </w:rPr>
+        <w:t xml:space="preserve">Mở lại</w:t>
+      </w:r>
+      <w:r>
+        <w:t xml:space="preserve">,</w:t>
+      </w:r>
+      <w:r>
+        <w:t xml:space="preserve"> </w:t>
+      </w:r>
+      <w:r>
+        <w:rPr>
+          <w:b/>
+          <w:bCs/>
+        </w:rPr>
+        <w:t xml:space="preserve">Xoá</w:t>
+      </w:r>
+      <w:r>
+        <w:t xml:space="preserve"> </w:t>
+      </w:r>
+      <w:r>
+        <w:t xml:space="preserve">(chỉ bài nháp).</w:t>
+      </w:r>
+    </w:p>
+    <w:p>
+      <w:pPr>
+        <w:pStyle w:val="Compact"/>
+        <w:numPr>
+          <w:ilvl w:val="0"/>
+          <w:numId w:val="1005"/>
+        </w:numPr>
+      </w:pPr>
+      <w:r>
+        <w:t xml:space="preserve">Bài</w:t>
+      </w:r>
+      <w:r>
+        <w:t xml:space="preserve"> </w:t>
+      </w:r>
+      <w:r>
+        <w:rPr>
+          <w:b/>
+          <w:bCs/>
+        </w:rPr>
+        <w:t xml:space="preserve">đã phát hành không sửa được đề và rubric</w:t>
+      </w:r>
+      <w:r>
+        <w:t xml:space="preserve"> </w:t>
+      </w:r>
+      <w:r>
+        <w:t xml:space="preserve">(để không làm sai lệch bài đã nộp) — muốn đổi thì nhân bản rồi soạn bài mới.</w:t>
+      </w:r>
+    </w:p>
+    <w:bookmarkEnd w:id="23"/>
+    <w:bookmarkStart w:id="24" w:name="Xc3f2302343b4f1fa7977b63f3094e59b378a402"/>
+    <w:p>
+      <w:pPr>
+        <w:pStyle w:val="Heading3"/>
+      </w:pPr>
+      <w:r>
+        <w:t xml:space="preserve">6.4. Chấm bài</w:t>
+      </w:r>
+    </w:p>
+    <w:p>
+      <w:pPr>
+        <w:pStyle w:val="Compact"/>
+        <w:numPr>
+          <w:ilvl w:val="0"/>
+          <w:numId w:val="1007"/>
+        </w:numPr>
+      </w:pPr>
+      <w:r>
+        <w:rPr>
+          <w:b/>
+          <w:bCs/>
+        </w:rPr>
+        <w:t xml:space="preserve">Hàng đợi</w:t>
+      </w:r>
+      <w:r>
+        <w:t xml:space="preserve"> </w:t>
+      </w:r>
+      <w:r>
+        <w:t xml:space="preserve">(menu</w:t>
+      </w:r>
+      <w:r>
+        <w:t xml:space="preserve"> </w:t>
+      </w:r>
+      <w:r>
+        <w:rPr>
+          <w:b/>
+          <w:bCs/>
+        </w:rPr>
+        <w:t xml:space="preserve">Chấm bài</w:t>
+      </w:r>
+      <w:r>
+        <w:t xml:space="preserve">, hoặc nút "Chấm bài" ở danh sách / chi tiết bài tập): lọc theo bài tập, phần, lớp, mã SV / họ tên; tab</w:t>
+      </w:r>
+      <w:r>
+        <w:t xml:space="preserve"> </w:t>
+      </w:r>
+      <w:r>
+        <w:rPr>
+          <w:b/>
+          <w:bCs/>
+        </w:rPr>
+        <w:t xml:space="preserve">Chờ chấm / Đang chấm / Đã trả / Cần sửa</w:t>
+      </w:r>
+      <w:r>
+        <w:t xml:space="preserve">. Bài nộp trước xếp trước; nhãn</w:t>
+      </w:r>
+      <w:r>
+        <w:t xml:space="preserve"> </w:t>
+      </w:r>
+      <w:r>
+        <w:rPr>
+          <w:rStyle w:val="VerbatimChar"/>
+        </w:rPr>
+        <w:t xml:space="preserve">v2</w:t>
+      </w:r>
+      <w:r>
+        <w:t xml:space="preserve"> </w:t>
+      </w:r>
+      <w:r>
+        <w:t xml:space="preserve">= bài nộp lại sau khi yêu cầu sửa, nhãn "Nộp muộn" nếu nộp sau hạn. Bấm</w:t>
+      </w:r>
+      <w:r>
+        <w:t xml:space="preserve"> </w:t>
+      </w:r>
+      <w:r>
+        <w:rPr>
+          <w:b/>
+          <w:bCs/>
+        </w:rPr>
+        <w:t xml:space="preserve">Chấm</w:t>
+      </w:r>
+      <w:r>
+        <w:t xml:space="preserve">.</w:t>
+      </w:r>
+    </w:p>
+    <w:p>
+      <w:pPr>
+        <w:pStyle w:val="Compact"/>
+        <w:numPr>
+          <w:ilvl w:val="0"/>
+          <w:numId w:val="1007"/>
+        </w:numPr>
+      </w:pPr>
+      <w:r>
+        <w:rPr>
+          <w:b/>
+          <w:bCs/>
+        </w:rPr>
+        <w:t xml:space="preserve">Màn chấm</w:t>
+      </w:r>
+      <w:r>
+        <w:t xml:space="preserve">: bài làm bên trái (cảnh báo khi bài ≤ 20 từ hoặc dưới số từ tối thiểu; bấm "Đề bài" để xem đề), bảng chấm bên phải. Màn hình nhỏ: chuyển giữa tab</w:t>
+      </w:r>
+      <w:r>
+        <w:t xml:space="preserve"> </w:t>
+      </w:r>
+      <w:r>
+        <w:rPr>
+          <w:b/>
+          <w:bCs/>
+        </w:rPr>
+        <w:t xml:space="preserve">Bài làm</w:t>
+      </w:r>
+      <w:r>
+        <w:t xml:space="preserve"> </w:t>
+      </w:r>
+      <w:r>
+        <w:t xml:space="preserve">/</w:t>
+      </w:r>
+      <w:r>
+        <w:t xml:space="preserve"> </w:t>
+      </w:r>
+      <w:r>
+        <w:rPr>
+          <w:b/>
+          <w:bCs/>
+        </w:rPr>
+        <w:t xml:space="preserve">Chấm điểm</w:t>
+      </w:r>
+      <w:r>
+        <w:t xml:space="preserve">.</w:t>
       </w:r>
     </w:p>
     <w:p>
@@ -4614,21 +4872,40 @@
         <w:pStyle w:val="Compact"/>
         <w:numPr>
           <w:ilvl w:val="1"/>
-          <w:numId w:val="1006"/>
+          <w:numId w:val="1008"/>
         </w:numPr>
       </w:pPr>
       <w:r>
-        <w:rPr>
-          <w:b/>
-          <w:bCs/>
-        </w:rPr>
-        <w:t xml:space="preserve">Chấm 0</w:t>
-      </w:r>
-      <w:r>
-        <w:t xml:space="preserve"> </w:t>
-      </w:r>
-      <w:r>
-        <w:t xml:space="preserve">(góc trên bảng chấm): chọn lý do Không làm bài / Không viết bằng tiếng Anh / Học thuộc hoàn toàn; bấm "Bỏ chấm 0" để chấm lại bình thường.</w:t>
+        <w:t xml:space="preserve">Bấm</w:t>
+      </w:r>
+      <w:r>
+        <w:t xml:space="preserve"> </w:t>
+      </w:r>
+      <w:r>
+        <w:rPr>
+          <w:b/>
+          <w:bCs/>
+        </w:rPr>
+        <w:t xml:space="preserve">ⓘ</w:t>
+      </w:r>
+      <w:r>
+        <w:t xml:space="preserve"> </w:t>
+      </w:r>
+      <w:r>
+        <w:t xml:space="preserve">cạnh tên tiêu chí IELTS để xem bảng mô tả band thu gọn (diễn giải tiếng Việt, mức đang chọn được tô xanh) và link</w:t>
+      </w:r>
+      <w:r>
+        <w:t xml:space="preserve"> </w:t>
+      </w:r>
+      <w:r>
+        <w:rPr>
+          <w:b/>
+          <w:bCs/>
+        </w:rPr>
+        <w:t xml:space="preserve">bản chính thức (ielts.org)</w:t>
+      </w:r>
+      <w:r>
+        <w:t xml:space="preserve">.</w:t>
       </w:r>
     </w:p>
     <w:p>
@@ -4636,40 +4913,27 @@
         <w:pStyle w:val="Compact"/>
         <w:numPr>
           <w:ilvl w:val="1"/>
-          <w:numId w:val="1006"/>
+          <w:numId w:val="1008"/>
         </w:numPr>
       </w:pPr>
       <w:r>
-        <w:t xml:space="preserve">Kết quả</w:t>
-      </w:r>
-      <w:r>
-        <w:t xml:space="preserve"> </w:t>
-      </w:r>
-      <w:r>
-        <w:rPr>
-          <w:b/>
-          <w:bCs/>
-        </w:rPr>
-        <w:t xml:space="preserve">tự lưu nháp</w:t>
-      </w:r>
-      <w:r>
-        <w:t xml:space="preserve"> </w:t>
-      </w:r>
-      <w:r>
-        <w:t xml:space="preserve">2 giây sau mỗi thay đổi (hoặc bấm</w:t>
-      </w:r>
-      <w:r>
-        <w:t xml:space="preserve"> </w:t>
-      </w:r>
-      <w:r>
-        <w:rPr>
-          <w:b/>
-          <w:bCs/>
-        </w:rPr>
-        <w:t xml:space="preserve">Lưu nháp</w:t>
-      </w:r>
-      <w:r>
-        <w:t xml:space="preserve">); sinh viên chưa thấy gì cho tới khi trả bài.</w:t>
+        <w:t xml:space="preserve">Mỗi tiêu chí: tick checklist, chọn điểm (bấm lại để bỏ chọn, hoặc dùng phím ← →), ghi nhận xét. Tick mục</w:t>
+      </w:r>
+      <w:r>
+        <w:t xml:space="preserve"> </w:t>
+      </w:r>
+      <w:r>
+        <w:rPr>
+          <w:b/>
+          <w:bCs/>
+        </w:rPr>
+        <w:t xml:space="preserve">"Giới hạn điểm"</w:t>
+      </w:r>
+      <w:r>
+        <w:t xml:space="preserve"> </w:t>
+      </w:r>
+      <w:r>
+        <w:t xml:space="preserve">(nhãn cam "Tối đa N") thì các mức cao hơn bị khoá kèm lý do, điểm đang chọn cao hơn sẽ tự hạ xuống. Bài ≤ 20 từ: mọi tiêu chí tối đa 1.</w:t>
       </w:r>
     </w:p>
     <w:p>
@@ -4677,7 +4941,7 @@
         <w:pStyle w:val="Compact"/>
         <w:numPr>
           <w:ilvl w:val="1"/>
-          <w:numId w:val="1006"/>
+          <w:numId w:val="1008"/>
         </w:numPr>
       </w:pPr>
       <w:r>
@@ -4685,10 +4949,13 @@
           <w:b/>
           <w:bCs/>
         </w:rPr>
-        <w:t xml:space="preserve">Trả bài</w:t>
-      </w:r>
-      <w:r>
-        <w:t xml:space="preserve">: cần chấm đủ mọi tiêu chí. Sinh viên nhận thông báo và thấy band, nhận xét.</w:t>
+        <w:t xml:space="preserve">Band của phần</w:t>
+      </w:r>
+      <w:r>
+        <w:t xml:space="preserve"> </w:t>
+      </w:r>
+      <w:r>
+        <w:t xml:space="preserve">hiện ngay khi chấm đủ (trung bình các tiêu chí, làm tròn kiểu IELTS .25 / .75).</w:t>
       </w:r>
     </w:p>
     <w:p>
@@ -4696,7 +4963,7 @@
         <w:pStyle w:val="Compact"/>
         <w:numPr>
           <w:ilvl w:val="1"/>
-          <w:numId w:val="1006"/>
+          <w:numId w:val="1008"/>
         </w:numPr>
       </w:pPr>
       <w:r>
@@ -4704,19 +4971,13 @@
           <w:b/>
           <w:bCs/>
         </w:rPr>
-        <w:t xml:space="preserve">Yêu cầu sửa</w:t>
-      </w:r>
-      <w:r>
-        <w:t xml:space="preserve">: nhập lời nhắn và hạn sửa; chỉ khi còn lượt sửa (theo cài đặt bài tập) và bài chưa đóng. Sinh viên nộp lại sẽ thành lần nộp mới (</w:t>
-      </w:r>
-      <w:r>
-        <w:rPr>
-          <w:rStyle w:val="VerbatimChar"/>
-        </w:rPr>
-        <w:t xml:space="preserve">v2</w:t>
-      </w:r>
-      <w:r>
-        <w:t xml:space="preserve">).</w:t>
+        <w:t xml:space="preserve">Chấm 0</w:t>
+      </w:r>
+      <w:r>
+        <w:t xml:space="preserve"> </w:t>
+      </w:r>
+      <w:r>
+        <w:t xml:space="preserve">(góc trên bảng chấm): chọn lý do Không làm bài / Không viết bằng tiếng Anh / Học thuộc hoàn toàn; bấm "Bỏ chấm 0" để chấm lại bình thường.</w:t>
       </w:r>
     </w:p>
     <w:p>
@@ -4724,7 +4985,95 @@
         <w:pStyle w:val="Compact"/>
         <w:numPr>
           <w:ilvl w:val="1"/>
-          <w:numId w:val="1006"/>
+          <w:numId w:val="1008"/>
+        </w:numPr>
+      </w:pPr>
+      <w:r>
+        <w:t xml:space="preserve">Kết quả</w:t>
+      </w:r>
+      <w:r>
+        <w:t xml:space="preserve"> </w:t>
+      </w:r>
+      <w:r>
+        <w:rPr>
+          <w:b/>
+          <w:bCs/>
+        </w:rPr>
+        <w:t xml:space="preserve">tự lưu nháp</w:t>
+      </w:r>
+      <w:r>
+        <w:t xml:space="preserve"> </w:t>
+      </w:r>
+      <w:r>
+        <w:t xml:space="preserve">2 giây sau mỗi thay đổi (hoặc bấm</w:t>
+      </w:r>
+      <w:r>
+        <w:t xml:space="preserve"> </w:t>
+      </w:r>
+      <w:r>
+        <w:rPr>
+          <w:b/>
+          <w:bCs/>
+        </w:rPr>
+        <w:t xml:space="preserve">Lưu nháp</w:t>
+      </w:r>
+      <w:r>
+        <w:t xml:space="preserve">); sinh viên chưa thấy gì cho tới khi trả bài.</w:t>
+      </w:r>
+    </w:p>
+    <w:p>
+      <w:pPr>
+        <w:pStyle w:val="Compact"/>
+        <w:numPr>
+          <w:ilvl w:val="1"/>
+          <w:numId w:val="1008"/>
+        </w:numPr>
+      </w:pPr>
+      <w:r>
+        <w:rPr>
+          <w:b/>
+          <w:bCs/>
+        </w:rPr>
+        <w:t xml:space="preserve">Trả bài</w:t>
+      </w:r>
+      <w:r>
+        <w:t xml:space="preserve">: cần chấm đủ mọi tiêu chí. Sinh viên nhận thông báo và thấy band, nhận xét.</w:t>
+      </w:r>
+    </w:p>
+    <w:p>
+      <w:pPr>
+        <w:pStyle w:val="Compact"/>
+        <w:numPr>
+          <w:ilvl w:val="1"/>
+          <w:numId w:val="1008"/>
+        </w:numPr>
+      </w:pPr>
+      <w:r>
+        <w:rPr>
+          <w:b/>
+          <w:bCs/>
+        </w:rPr>
+        <w:t xml:space="preserve">Yêu cầu sửa</w:t>
+      </w:r>
+      <w:r>
+        <w:t xml:space="preserve">: nhập lời nhắn và hạn sửa; chỉ khi còn lượt sửa (theo cài đặt bài tập) và bài chưa đóng. Sinh viên nộp lại sẽ thành lần nộp mới (</w:t>
+      </w:r>
+      <w:r>
+        <w:rPr>
+          <w:rStyle w:val="VerbatimChar"/>
+        </w:rPr>
+        <w:t xml:space="preserve">v2</w:t>
+      </w:r>
+      <w:r>
+        <w:t xml:space="preserve">).</w:t>
+      </w:r>
+    </w:p>
+    <w:p>
+      <w:pPr>
+        <w:pStyle w:val="Compact"/>
+        <w:numPr>
+          <w:ilvl w:val="1"/>
+          <w:numId w:val="1008"/>
         </w:numPr>
       </w:pPr>
       <w:r>
@@ -4775,7 +5124,7 @@
         <w:pStyle w:val="Compact"/>
         <w:numPr>
           <w:ilvl w:val="2"/>
-          <w:numId w:val="1007"/>
+          <w:numId w:val="1009"/>
         </w:numPr>
       </w:pPr>
       <w:r>
@@ -4810,7 +5159,7 @@
         <w:pStyle w:val="Compact"/>
         <w:numPr>
           <w:ilvl w:val="2"/>
-          <w:numId w:val="1007"/>
+          <w:numId w:val="1009"/>
         </w:numPr>
       </w:pPr>
       <w:r>
@@ -4880,7 +5229,7 @@
         <w:pStyle w:val="Compact"/>
         <w:numPr>
           <w:ilvl w:val="2"/>
-          <w:numId w:val="1007"/>
+          <w:numId w:val="1009"/>
         </w:numPr>
       </w:pPr>
       <w:r>
@@ -4947,7 +5296,7 @@
         <w:pStyle w:val="Compact"/>
         <w:numPr>
           <w:ilvl w:val="2"/>
-          <w:numId w:val="1007"/>
+          <w:numId w:val="1009"/>
         </w:numPr>
       </w:pPr>
       <w:r>
@@ -4991,7 +5340,7 @@
         <w:pStyle w:val="Compact"/>
         <w:numPr>
           <w:ilvl w:val="2"/>
-          <w:numId w:val="1007"/>
+          <w:numId w:val="1009"/>
         </w:numPr>
       </w:pPr>
       <w:r>
@@ -5032,7 +5381,7 @@
         <w:pStyle w:val="Compact"/>
         <w:numPr>
           <w:ilvl w:val="2"/>
-          <w:numId w:val="1007"/>
+          <w:numId w:val="1009"/>
         </w:numPr>
       </w:pPr>
       <w:r>
@@ -5076,7 +5425,7 @@
         <w:pStyle w:val="Compact"/>
         <w:numPr>
           <w:ilvl w:val="1"/>
-          <w:numId w:val="1006"/>
+          <w:numId w:val="1008"/>
         </w:numPr>
       </w:pPr>
       <w:r>
@@ -5136,7 +5485,7 @@
         <w:pStyle w:val="Compact"/>
         <w:numPr>
           <w:ilvl w:val="1"/>
-          <w:numId w:val="1006"/>
+          <w:numId w:val="1008"/>
         </w:numPr>
       </w:pPr>
       <w:r>
@@ -5281,435 +5630,6 @@
       </w:r>
       <w:r>
         <w:t xml:space="preserve">ở góc phải để chuyển giữa các trang của một bài.</w:t>
-      </w:r>
-    </w:p>
-    <w:p>
-      <w:pPr>
-        <w:pStyle w:val="Compact"/>
-        <w:numPr>
-          <w:ilvl w:val="0"/>
-          <w:numId w:val="1008"/>
-        </w:numPr>
-      </w:pPr>
-      <w:r>
-        <w:rPr>
-          <w:b/>
-          <w:bCs/>
-        </w:rPr>
-        <w:t xml:space="preserve">Bốn thẻ đầu trang</w:t>
-      </w:r>
-      <w:r>
-        <w:t xml:space="preserve">: tỉ lệ hoàn thành (sinh viên đã nộp đủ mọi phần), số sinh viên nộp muộn, số sinh viên quá hạn mà chưa nộp, số người</w:t>
-      </w:r>
-      <w:r>
-        <w:t xml:space="preserve"> </w:t>
-      </w:r>
-      <w:r>
-        <w:rPr>
-          <w:b/>
-          <w:bCs/>
-        </w:rPr>
-        <w:t xml:space="preserve">đang trực tuyến</w:t>
-      </w:r>
-      <w:r>
-        <w:t xml:space="preserve"> </w:t>
-      </w:r>
-      <w:r>
-        <w:t xml:space="preserve">và số người đang mở bài này.</w:t>
-      </w:r>
-    </w:p>
-    <w:p>
-      <w:pPr>
-        <w:pStyle w:val="Compact"/>
-        <w:numPr>
-          <w:ilvl w:val="0"/>
-          <w:numId w:val="1008"/>
-        </w:numPr>
-      </w:pPr>
-      <w:r>
-        <w:rPr>
-          <w:b/>
-          <w:bCs/>
-        </w:rPr>
-        <w:t xml:space="preserve">Ma trận</w:t>
-      </w:r>
-      <w:r>
-        <w:t xml:space="preserve">: mỗi hàng một sinh viên, mỗi cột một phần (tiêu đề cột ghi số đã nộp, vd "Task 1 · 16/20"). Ô tô màu theo trạng thái (Chưa làm, Đang làm, Đã nộp, Nộp muộn, Đang chấm, Đã trả bài, Cần sửa); đã trả thì ô ghi band; đồng hồ = nộp muộn, chấm than đỏ = quá hạn chưa nộp,</w:t>
-      </w:r>
-      <w:r>
-        <w:t xml:space="preserve"> </w:t>
-      </w:r>
-      <w:r>
-        <w:rPr>
-          <w:rStyle w:val="VerbatimChar"/>
-        </w:rPr>
-        <w:t xml:space="preserve">v2</w:t>
-      </w:r>
-      <w:r>
-        <w:t xml:space="preserve"> </w:t>
-      </w:r>
-      <w:r>
-        <w:t xml:space="preserve">= lần nộp thứ 2. Rê chuột vào ô để xem chi tiết;</w:t>
-      </w:r>
-      <w:r>
-        <w:t xml:space="preserve"> </w:t>
-      </w:r>
-      <w:r>
-        <w:rPr>
-          <w:b/>
-          <w:bCs/>
-        </w:rPr>
-        <w:t xml:space="preserve">bấm ô đã nộp để mở màn chấm</w:t>
-      </w:r>
-      <w:r>
-        <w:t xml:space="preserve">.</w:t>
-      </w:r>
-    </w:p>
-    <w:p>
-      <w:pPr>
-        <w:pStyle w:val="Compact"/>
-        <w:numPr>
-          <w:ilvl w:val="0"/>
-          <w:numId w:val="1008"/>
-        </w:numPr>
-      </w:pPr>
-      <w:r>
-        <w:rPr>
-          <w:b/>
-          <w:bCs/>
-        </w:rPr>
-        <w:t xml:space="preserve">Realtime</w:t>
-      </w:r>
-      <w:r>
-        <w:t xml:space="preserve">: sinh viên lưu nháp lần đầu, nộp bài, hoặc bạn trả bài / yêu cầu sửa → ô đổi ngay và nháy viền. Chấm xanh ở avatar = sinh viên đang trực tuyến; dòng "đang mở Task 2" và viền xanh quanh ô = sinh viên đang mở màn làm phần đó. Nhãn</w:t>
-      </w:r>
-      <w:r>
-        <w:t xml:space="preserve"> </w:t>
-      </w:r>
-      <w:r>
-        <w:rPr>
-          <w:b/>
-          <w:bCs/>
-        </w:rPr>
-        <w:t xml:space="preserve">Cập nhật trực tiếp</w:t>
-      </w:r>
-      <w:r>
-        <w:t xml:space="preserve"> </w:t>
-      </w:r>
-      <w:r>
-        <w:t xml:space="preserve">ở góc phải chuyển sang "Đang kết nối lại…" khi mất kết nối; có lại kết nối thì ma trận tự tải lại.</w:t>
-      </w:r>
-    </w:p>
-    <w:p>
-      <w:pPr>
-        <w:pStyle w:val="Compact"/>
-        <w:numPr>
-          <w:ilvl w:val="0"/>
-          <w:numId w:val="1008"/>
-        </w:numPr>
-      </w:pPr>
-      <w:r>
-        <w:rPr>
-          <w:b/>
-          <w:bCs/>
-        </w:rPr>
-        <w:t xml:space="preserve">Lọc</w:t>
-      </w:r>
-      <w:r>
-        <w:t xml:space="preserve">: theo lớp, theo trạng thái (hàng có ít nhất một ô ở trạng thái đó), tìm theo mã SV / họ tên.</w:t>
-      </w:r>
-    </w:p>
-    <w:p>
-      <w:pPr>
-        <w:pStyle w:val="Compact"/>
-        <w:numPr>
-          <w:ilvl w:val="0"/>
-          <w:numId w:val="1008"/>
-        </w:numPr>
-      </w:pPr>
-      <w:r>
-        <w:rPr>
-          <w:b/>
-          <w:bCs/>
-        </w:rPr>
-        <w:t xml:space="preserve">Nhắc nhở</w:t>
-      </w:r>
-      <w:r>
-        <w:t xml:space="preserve">: tick chọn sinh viên rồi bấm</w:t>
-      </w:r>
-      <w:r>
-        <w:t xml:space="preserve"> </w:t>
-      </w:r>
-      <w:r>
-        <w:rPr>
-          <w:b/>
-          <w:bCs/>
-        </w:rPr>
-        <w:t xml:space="preserve">Nhắc N người đã chọn</w:t>
-      </w:r>
-      <w:r>
-        <w:t xml:space="preserve">; không chọn ai thì nhắc mọi người còn phần chưa nộp / cần sửa (chọn "Nhắc về phần" để chỉ nhắc một phần). Sinh viên nhận thông báo + email. Mỗi bài nhắc tối đa 3 lần trong 10 phút; bài đã đóng không nhắc được.</w:t>
-      </w:r>
-    </w:p>
-    <w:p>
-      <w:pPr>
-        <w:pStyle w:val="Compact"/>
-        <w:numPr>
-          <w:ilvl w:val="0"/>
-          <w:numId w:val="1008"/>
-        </w:numPr>
-      </w:pPr>
-      <w:r>
-        <w:rPr>
-          <w:b/>
-          <w:bCs/>
-        </w:rPr>
-        <w:t xml:space="preserve">Xuất Excel</w:t>
-      </w:r>
-      <w:r>
-        <w:t xml:space="preserve">: tải bảng điểm</w:t>
-      </w:r>
-      <w:r>
-        <w:t xml:space="preserve"> </w:t>
-      </w:r>
-      <w:r>
-        <w:rPr>
-          <w:rStyle w:val="VerbatimChar"/>
-        </w:rPr>
-        <w:t xml:space="preserve">.xlsx</w:t>
-      </w:r>
-      <w:r>
-        <w:t xml:space="preserve"> </w:t>
-      </w:r>
-      <w:r>
-        <w:t xml:space="preserve">theo lớp đang lọc (điểm từng tiêu chí, band từng phần, trạng thái, band cả bài).</w:t>
-      </w:r>
-    </w:p>
-    <w:bookmarkEnd w:id="25"/>
-    <w:bookmarkStart w:id="26" w:name="Xd982869e6994b911484896965b77302fceafb1b"/>
-    <w:p>
-      <w:pPr>
-        <w:pStyle w:val="Heading3"/>
-      </w:pPr>
-      <w:r>
-        <w:t xml:space="preserve">6.6. Thống kê một bài</w:t>
-      </w:r>
-    </w:p>
-    <w:p>
-      <w:pPr>
-        <w:pStyle w:val="FirstParagraph"/>
-      </w:pPr>
-      <w:r>
-        <w:t xml:space="preserve">Nút</w:t>
-      </w:r>
-      <w:r>
-        <w:t xml:space="preserve"> </w:t>
-      </w:r>
-      <w:r>
-        <w:rPr>
-          <w:b/>
-          <w:bCs/>
-        </w:rPr>
-        <w:t xml:space="preserve">Thống kê</w:t>
-      </w:r>
-      <w:r>
-        <w:t xml:space="preserve"> </w:t>
-      </w:r>
-      <w:r>
-        <w:t xml:space="preserve">ở chi tiết bài (hoặc</w:t>
-      </w:r>
-      <w:r>
-        <w:t xml:space="preserve"> </w:t>
-      </w:r>
-      <w:r>
-        <w:rPr>
-          <w:b/>
-          <w:bCs/>
-        </w:rPr>
-        <w:t xml:space="preserve">Chi tiết · Tiến độ · Thống kê</w:t>
-      </w:r>
-      <w:r>
-        <w:t xml:space="preserve">). Chỉ tính các phần</w:t>
-      </w:r>
-      <w:r>
-        <w:t xml:space="preserve"> </w:t>
-      </w:r>
-      <w:r>
-        <w:rPr>
-          <w:b/>
-          <w:bCs/>
-        </w:rPr>
-        <w:t xml:space="preserve">đã trả bài</w:t>
-      </w:r>
-      <w:r>
-        <w:t xml:space="preserve">; trung bình giữ 2 chữ số, chưa làm tròn kiểu IELTS. Ô chọn lớp ở góc phải để chỉ xem một lớp;</w:t>
-      </w:r>
-      <w:r>
-        <w:t xml:space="preserve"> </w:t>
-      </w:r>
-      <w:r>
-        <w:rPr>
-          <w:b/>
-          <w:bCs/>
-        </w:rPr>
-        <w:t xml:space="preserve">Xuất Excel</w:t>
-      </w:r>
-      <w:r>
-        <w:t xml:space="preserve"> </w:t>
-      </w:r>
-      <w:r>
-        <w:t xml:space="preserve">tải bảng điểm theo lớp đang chọn.</w:t>
-      </w:r>
-    </w:p>
-    <w:p>
-      <w:pPr>
-        <w:pStyle w:val="Compact"/>
-        <w:numPr>
-          <w:ilvl w:val="0"/>
-          <w:numId w:val="1009"/>
-        </w:numPr>
-      </w:pPr>
-      <w:r>
-        <w:rPr>
-          <w:b/>
-          <w:bCs/>
-        </w:rPr>
-        <w:t xml:space="preserve">Thẻ đầu trang</w:t>
-      </w:r>
-      <w:r>
-        <w:t xml:space="preserve">: band cả bài trung bình (của sinh viên đã được trả đủ mọi phần), số sinh viên nhận bài, tỉ lệ nộp đúng hạn (lần nộp đầu), số phần đã trả trên số phần đã nộp.</w:t>
-      </w:r>
-    </w:p>
-    <w:p>
-      <w:pPr>
-        <w:pStyle w:val="Compact"/>
-        <w:numPr>
-          <w:ilvl w:val="0"/>
-          <w:numId w:val="1009"/>
-        </w:numPr>
-      </w:pPr>
-      <w:r>
-        <w:rPr>
-          <w:b/>
-          <w:bCs/>
-        </w:rPr>
-        <w:t xml:space="preserve">Từng phần</w:t>
-      </w:r>
-      <w:r>
-        <w:t xml:space="preserve">: đã nộp, nộp muộn, % đúng hạn, đã trả, band trung bình.</w:t>
-      </w:r>
-    </w:p>
-    <w:p>
-      <w:pPr>
-        <w:pStyle w:val="Compact"/>
-        <w:numPr>
-          <w:ilvl w:val="0"/>
-          <w:numId w:val="1009"/>
-        </w:numPr>
-      </w:pPr>
-      <w:r>
-        <w:rPr>
-          <w:b/>
-          <w:bCs/>
-        </w:rPr>
-        <w:t xml:space="preserve">Phân tích theo phần</w:t>
-      </w:r>
-      <w:r>
-        <w:t xml:space="preserve"> </w:t>
-      </w:r>
-      <w:r>
-        <w:t xml:space="preserve">(chọn Cả bài / từng phần):</w:t>
-      </w:r>
-      <w:r>
-        <w:t xml:space="preserve"> </w:t>
-      </w:r>
-      <w:r>
-        <w:rPr>
-          <w:b/>
-          <w:bCs/>
-        </w:rPr>
-        <w:t xml:space="preserve">phân bố band</w:t>
-      </w:r>
-      <w:r>
-        <w:t xml:space="preserve"> </w:t>
-      </w:r>
-      <w:r>
-        <w:t xml:space="preserve">(biểu đồ cột, rê chuột để xem số bài) và</w:t>
-      </w:r>
-      <w:r>
-        <w:t xml:space="preserve"> </w:t>
-      </w:r>
-      <w:r>
-        <w:rPr>
-          <w:b/>
-          <w:bCs/>
-        </w:rPr>
-        <w:t xml:space="preserve">điểm trung bình theo tiêu chí</w:t>
-      </w:r>
-      <w:r>
-        <w:t xml:space="preserve">.</w:t>
-      </w:r>
-    </w:p>
-    <w:p>
-      <w:pPr>
-        <w:pStyle w:val="Compact"/>
-        <w:numPr>
-          <w:ilvl w:val="0"/>
-          <w:numId w:val="1009"/>
-        </w:numPr>
-      </w:pPr>
-      <w:r>
-        <w:rPr>
-          <w:b/>
-          <w:bCs/>
-        </w:rPr>
-        <w:t xml:space="preserve">Lỗi hay gặp</w:t>
-      </w:r>
-      <w:r>
-        <w:t xml:space="preserve">: 10 mã lỗi đánh dấu nhiều nhất, số lần và số sinh viên mắc — dùng để chọn nội dung chữa chung trên lớp.</w:t>
-      </w:r>
-    </w:p>
-    <w:bookmarkEnd w:id="26"/>
-    <w:bookmarkStart w:id="27" w:name="X2acd04701726e42766644ac83406fd0c2a922bb"/>
-    <w:p>
-      <w:pPr>
-        <w:pStyle w:val="Heading3"/>
-      </w:pPr>
-      <w:r>
-        <w:t xml:space="preserve">6.7. Thống kê lớp và xếp hạng</w:t>
-      </w:r>
-    </w:p>
-    <w:p>
-      <w:pPr>
-        <w:pStyle w:val="FirstParagraph"/>
-      </w:pPr>
-      <w:r>
-        <w:t xml:space="preserve">Menu</w:t>
-      </w:r>
-      <w:r>
-        <w:t xml:space="preserve"> </w:t>
-      </w:r>
-      <w:r>
-        <w:rPr>
-          <w:b/>
-          <w:bCs/>
-        </w:rPr>
-        <w:t xml:space="preserve">Thống kê</w:t>
-      </w:r>
-      <w:r>
-        <w:t xml:space="preserve">. Chọn lớp ở góc phải (nhớ trên đường dẫn</w:t>
-      </w:r>
-      <w:r>
-        <w:t xml:space="preserve"> </w:t>
-      </w:r>
-      <w:r>
-        <w:rPr>
-          <w:rStyle w:val="VerbatimChar"/>
-        </w:rPr>
-        <w:t xml:space="preserve">?lop=</w:t>
-      </w:r>
-      <w:r>
-        <w:t xml:space="preserve">).</w:t>
       </w:r>
     </w:p>
     <w:p>
@@ -5725,10 +5645,26 @@
           <w:b/>
           <w:bCs/>
         </w:rPr>
-        <w:t xml:space="preserve">Thẻ đầu trang</w:t>
-      </w:r>
-      <w:r>
-        <w:t xml:space="preserve">: band trung bình của lớp, số thành viên, số bài đã giao cho lớp, tỉ lệ hoàn thành trung bình.</w:t>
+        <w:t xml:space="preserve">Bốn thẻ đầu trang</w:t>
+      </w:r>
+      <w:r>
+        <w:t xml:space="preserve">: tỉ lệ hoàn thành (sinh viên đã nộp đủ mọi phần), số sinh viên nộp muộn, số sinh viên quá hạn mà chưa nộp, số người</w:t>
+      </w:r>
+      <w:r>
+        <w:t xml:space="preserve"> </w:t>
+      </w:r>
+      <w:r>
+        <w:rPr>
+          <w:b/>
+          <w:bCs/>
+        </w:rPr>
+        <w:t xml:space="preserve">đang trực tuyến</w:t>
+      </w:r>
+      <w:r>
+        <w:t xml:space="preserve"> </w:t>
+      </w:r>
+      <w:r>
+        <w:t xml:space="preserve">và số người đang mở bài này.</w:t>
       </w:r>
     </w:p>
     <w:p>
@@ -5744,10 +5680,38 @@
           <w:b/>
           <w:bCs/>
         </w:rPr>
-        <w:t xml:space="preserve">Các bài đã giao cho lớp</w:t>
-      </w:r>
-      <w:r>
-        <w:t xml:space="preserve">: trạng thái, hạn nộp, số thành viên nộp đủ mọi phần (thanh tiến độ), số người đã có đủ kết quả, band trung bình. Bấm tên bài → thống kê của bài đó, lọc sẵn theo lớp.</w:t>
+        <w:t xml:space="preserve">Ma trận</w:t>
+      </w:r>
+      <w:r>
+        <w:t xml:space="preserve">: mỗi hàng một sinh viên, mỗi cột một phần (tiêu đề cột ghi số đã nộp, vd "Task 1 · 16/20"). Ô tô màu theo trạng thái (Chưa làm, Đang làm, Đã nộp, Nộp muộn, Đang chấm, Đã trả bài, Cần sửa); đã trả thì ô ghi band; đồng hồ = nộp muộn, chấm than đỏ = quá hạn chưa nộp,</w:t>
+      </w:r>
+      <w:r>
+        <w:t xml:space="preserve"> </w:t>
+      </w:r>
+      <w:r>
+        <w:rPr>
+          <w:rStyle w:val="VerbatimChar"/>
+        </w:rPr>
+        <w:t xml:space="preserve">v2</w:t>
+      </w:r>
+      <w:r>
+        <w:t xml:space="preserve"> </w:t>
+      </w:r>
+      <w:r>
+        <w:t xml:space="preserve">= lần nộp thứ 2. Rê chuột vào ô để xem chi tiết;</w:t>
+      </w:r>
+      <w:r>
+        <w:t xml:space="preserve"> </w:t>
+      </w:r>
+      <w:r>
+        <w:rPr>
+          <w:b/>
+          <w:bCs/>
+        </w:rPr>
+        <w:t xml:space="preserve">bấm ô đã nộp để mở màn chấm</w:t>
+      </w:r>
+      <w:r>
+        <w:t xml:space="preserve">.</w:t>
       </w:r>
     </w:p>
     <w:p>
@@ -5763,52 +5727,121 @@
           <w:b/>
           <w:bCs/>
         </w:rPr>
-        <w:t xml:space="preserve">Bảng xếp hạng</w:t>
-      </w:r>
-      <w:r>
-        <w:t xml:space="preserve">: theo band cả bài trung bình; bằng band thì cùng hạng (1, 1, 3), chưa có band đứng cuối. Kèm số bài đủ kết quả, số phần đã nộp, số phần nộp muộn.</w:t>
-      </w:r>
-      <w:r>
-        <w:t xml:space="preserve"> </w:t>
-      </w:r>
-      <w:r>
-        <w:rPr>
-          <w:b/>
-          <w:bCs/>
-        </w:rPr>
-        <w:t xml:space="preserve">Bấm một sinh viên</w:t>
-      </w:r>
-      <w:r>
-        <w:t xml:space="preserve"> </w:t>
-      </w:r>
-      <w:r>
-        <w:t xml:space="preserve">→ ngăn bên phải hiện</w:t>
-      </w:r>
-      <w:r>
-        <w:t xml:space="preserve"> </w:t>
-      </w:r>
-      <w:r>
-        <w:rPr>
-          <w:b/>
-          <w:bCs/>
-        </w:rPr>
-        <w:t xml:space="preserve">kết quả học tập</w:t>
-      </w:r>
-      <w:r>
-        <w:t xml:space="preserve"> </w:t>
-      </w:r>
-      <w:r>
-        <w:t xml:space="preserve">của sinh viên đó trên các bài của bạn (giống trang của sinh viên ở mục 7.5).</w:t>
-      </w:r>
-    </w:p>
-    <w:bookmarkEnd w:id="27"/>
-    <w:bookmarkStart w:id="28" w:name="X2ba1072ea3772696caed9309cf1d29dfbf2d590"/>
+        <w:t xml:space="preserve">Realtime</w:t>
+      </w:r>
+      <w:r>
+        <w:t xml:space="preserve">: sinh viên lưu nháp lần đầu, nộp bài, hoặc bạn trả bài / yêu cầu sửa → ô đổi ngay và nháy viền. Chấm xanh ở avatar = sinh viên đang trực tuyến; dòng "đang mở Task 2" và viền xanh quanh ô = sinh viên đang mở màn làm phần đó. Nhãn</w:t>
+      </w:r>
+      <w:r>
+        <w:t xml:space="preserve"> </w:t>
+      </w:r>
+      <w:r>
+        <w:rPr>
+          <w:b/>
+          <w:bCs/>
+        </w:rPr>
+        <w:t xml:space="preserve">Cập nhật trực tiếp</w:t>
+      </w:r>
+      <w:r>
+        <w:t xml:space="preserve"> </w:t>
+      </w:r>
+      <w:r>
+        <w:t xml:space="preserve">ở góc phải chuyển sang "Đang kết nối lại…" khi mất kết nối; có lại kết nối thì ma trận tự tải lại.</w:t>
+      </w:r>
+    </w:p>
+    <w:p>
+      <w:pPr>
+        <w:pStyle w:val="Compact"/>
+        <w:numPr>
+          <w:ilvl w:val="0"/>
+          <w:numId w:val="1010"/>
+        </w:numPr>
+      </w:pPr>
+      <w:r>
+        <w:rPr>
+          <w:b/>
+          <w:bCs/>
+        </w:rPr>
+        <w:t xml:space="preserve">Lọc</w:t>
+      </w:r>
+      <w:r>
+        <w:t xml:space="preserve">: theo lớp, theo trạng thái (hàng có ít nhất một ô ở trạng thái đó), tìm theo mã SV / họ tên.</w:t>
+      </w:r>
+    </w:p>
+    <w:p>
+      <w:pPr>
+        <w:pStyle w:val="Compact"/>
+        <w:numPr>
+          <w:ilvl w:val="0"/>
+          <w:numId w:val="1010"/>
+        </w:numPr>
+      </w:pPr>
+      <w:r>
+        <w:rPr>
+          <w:b/>
+          <w:bCs/>
+        </w:rPr>
+        <w:t xml:space="preserve">Nhắc nhở</w:t>
+      </w:r>
+      <w:r>
+        <w:t xml:space="preserve">: tick chọn sinh viên rồi bấm</w:t>
+      </w:r>
+      <w:r>
+        <w:t xml:space="preserve"> </w:t>
+      </w:r>
+      <w:r>
+        <w:rPr>
+          <w:b/>
+          <w:bCs/>
+        </w:rPr>
+        <w:t xml:space="preserve">Nhắc N người đã chọn</w:t>
+      </w:r>
+      <w:r>
+        <w:t xml:space="preserve">; không chọn ai thì nhắc mọi người còn phần chưa nộp / cần sửa (chọn "Nhắc về phần" để chỉ nhắc một phần). Sinh viên nhận thông báo + email. Mỗi bài nhắc tối đa 3 lần trong 10 phút; bài đã đóng không nhắc được.</w:t>
+      </w:r>
+    </w:p>
+    <w:p>
+      <w:pPr>
+        <w:pStyle w:val="Compact"/>
+        <w:numPr>
+          <w:ilvl w:val="0"/>
+          <w:numId w:val="1010"/>
+        </w:numPr>
+      </w:pPr>
+      <w:r>
+        <w:rPr>
+          <w:b/>
+          <w:bCs/>
+        </w:rPr>
+        <w:t xml:space="preserve">Xuất Excel</w:t>
+      </w:r>
+      <w:r>
+        <w:t xml:space="preserve">: tải bảng điểm</w:t>
+      </w:r>
+      <w:r>
+        <w:t xml:space="preserve"> </w:t>
+      </w:r>
+      <w:r>
+        <w:rPr>
+          <w:rStyle w:val="VerbatimChar"/>
+        </w:rPr>
+        <w:t xml:space="preserve">.xlsx</w:t>
+      </w:r>
+      <w:r>
+        <w:t xml:space="preserve"> </w:t>
+      </w:r>
+      <w:r>
+        <w:t xml:space="preserve">theo lớp đang lọc (điểm từng tiêu chí, band từng phần, trạng thái, band cả bài).</w:t>
+      </w:r>
+    </w:p>
+    <w:bookmarkEnd w:id="25"/>
+    <w:bookmarkStart w:id="26" w:name="Xd982869e6994b911484896965b77302fceafb1b"/>
     <w:p>
       <w:pPr>
         <w:pStyle w:val="Heading3"/>
       </w:pPr>
       <w:r>
-        <w:t xml:space="preserve">6.8. Trao đổi (chat)</w:t>
+        <w:t xml:space="preserve">6.6. Thống kê một bài</w:t>
       </w:r>
     </w:p>
     <w:p>
@@ -5816,52 +5849,65 @@
         <w:pStyle w:val="FirstParagraph"/>
       </w:pPr>
       <w:r>
-        <w:t xml:space="preserve">Menu</w:t>
-      </w:r>
-      <w:r>
-        <w:t xml:space="preserve"> </w:t>
-      </w:r>
-      <w:r>
-        <w:rPr>
-          <w:b/>
-          <w:bCs/>
-        </w:rPr>
-        <w:t xml:space="preserve">Trao đổi</w:t>
-      </w:r>
-      <w:r>
-        <w:t xml:space="preserve">, hoặc nút</w:t>
-      </w:r>
-      <w:r>
-        <w:t xml:space="preserve"> </w:t>
-      </w:r>
-      <w:r>
-        <w:rPr>
-          <w:b/>
-          <w:bCs/>
-        </w:rPr>
-        <w:t xml:space="preserve">Trao đổi</w:t>
-      </w:r>
-      <w:r>
-        <w:t xml:space="preserve"> </w:t>
-      </w:r>
-      <w:r>
-        <w:t xml:space="preserve">trên màn chấm bài (mở thẳng kênh của bài nộp đó). Trong kênh bài nộp có nút</w:t>
-      </w:r>
-      <w:r>
-        <w:t xml:space="preserve"> </w:t>
-      </w:r>
-      <w:r>
-        <w:rPr>
-          <w:b/>
-          <w:bCs/>
-        </w:rPr>
-        <w:t xml:space="preserve">Mở bài nộp</w:t>
-      </w:r>
-      <w:r>
-        <w:t xml:space="preserve"> </w:t>
-      </w:r>
-      <w:r>
-        <w:t xml:space="preserve">để quay lại màn chấm.</w:t>
+        <w:t xml:space="preserve">Nút</w:t>
+      </w:r>
+      <w:r>
+        <w:t xml:space="preserve"> </w:t>
+      </w:r>
+      <w:r>
+        <w:rPr>
+          <w:b/>
+          <w:bCs/>
+        </w:rPr>
+        <w:t xml:space="preserve">Thống kê</w:t>
+      </w:r>
+      <w:r>
+        <w:t xml:space="preserve"> </w:t>
+      </w:r>
+      <w:r>
+        <w:t xml:space="preserve">ở chi tiết bài (hoặc</w:t>
+      </w:r>
+      <w:r>
+        <w:t xml:space="preserve"> </w:t>
+      </w:r>
+      <w:r>
+        <w:rPr>
+          <w:b/>
+          <w:bCs/>
+        </w:rPr>
+        <w:t xml:space="preserve">Chi tiết · Tiến độ · Thống kê</w:t>
+      </w:r>
+      <w:r>
+        <w:t xml:space="preserve">). Chỉ tính các phần</w:t>
+      </w:r>
+      <w:r>
+        <w:t xml:space="preserve"> </w:t>
+      </w:r>
+      <w:r>
+        <w:rPr>
+          <w:b/>
+          <w:bCs/>
+        </w:rPr>
+        <w:t xml:space="preserve">đã trả bài</w:t>
+      </w:r>
+      <w:r>
+        <w:t xml:space="preserve">; trung bình giữ 2 chữ số, chưa làm tròn kiểu IELTS. Ô chọn lớp ở góc phải để chỉ xem một lớp;</w:t>
+      </w:r>
+      <w:r>
+        <w:t xml:space="preserve"> </w:t>
+      </w:r>
+      <w:r>
+        <w:rPr>
+          <w:b/>
+          <w:bCs/>
+        </w:rPr>
+        <w:t xml:space="preserve">Xuất Excel</w:t>
+      </w:r>
+      <w:r>
+        <w:t xml:space="preserve"> </w:t>
+      </w:r>
+      <w:r>
+        <w:t xml:space="preserve">tải bảng điểm theo lớp đang chọn.</w:t>
       </w:r>
     </w:p>
     <w:p>
@@ -5873,49 +5919,14 @@
         </w:numPr>
       </w:pPr>
       <w:r>
-        <w:t xml:space="preserve">Cột trái: các cuộc trò chuyện chia</w:t>
-      </w:r>
-      <w:r>
-        <w:t xml:space="preserve"> </w:t>
-      </w:r>
-      <w:r>
-        <w:rPr>
-          <w:b/>
-          <w:bCs/>
-        </w:rPr>
-        <w:t xml:space="preserve">Theo bài nộp</w:t>
-      </w:r>
-      <w:r>
-        <w:t xml:space="preserve"> </w:t>
-      </w:r>
-      <w:r>
-        <w:t xml:space="preserve">và</w:t>
-      </w:r>
-      <w:r>
-        <w:t xml:space="preserve"> </w:t>
-      </w:r>
-      <w:r>
-        <w:rPr>
-          <w:b/>
-          <w:bCs/>
-        </w:rPr>
-        <w:t xml:space="preserve">Theo lớp</w:t>
-      </w:r>
-      <w:r>
-        <w:t xml:space="preserve">, tin cuối, thời gian, số tin chưa đọc; ô tìm theo tên. Mỗi lớp bạn dạy / học có sẵn một kênh chung; kênh theo bài nộp do giáo viên mở từ màn chấm (nút</w:t>
-      </w:r>
-      <w:r>
-        <w:t xml:space="preserve"> </w:t>
-      </w:r>
-      <w:r>
-        <w:rPr>
-          <w:b/>
-          <w:bCs/>
-        </w:rPr>
-        <w:t xml:space="preserve">Trao đổi</w:t>
-      </w:r>
-      <w:r>
-        <w:t xml:space="preserve">) và hiện với sinh viên khi đã có tin.</w:t>
+        <w:rPr>
+          <w:b/>
+          <w:bCs/>
+        </w:rPr>
+        <w:t xml:space="preserve">Thẻ đầu trang</w:t>
+      </w:r>
+      <w:r>
+        <w:t xml:space="preserve">: band cả bài trung bình (của sinh viên đã được trả đủ mọi phần), số sinh viên nhận bài, tỉ lệ nộp đúng hạn (lần nộp đầu), số phần đã trả trên số phần đã nộp.</w:t>
       </w:r>
     </w:p>
     <w:p>
@@ -5927,55 +5938,14 @@
         </w:numPr>
       </w:pPr>
       <w:r>
-        <w:t xml:space="preserve">Cột phải: tin nhắn theo ngày ("Hôm nay", "Hôm qua"…), tin của mình bên phải.</w:t>
-      </w:r>
-      <w:r>
-        <w:t xml:space="preserve"> </w:t>
-      </w:r>
-      <w:r>
-        <w:rPr>
-          <w:b/>
-          <w:bCs/>
-        </w:rPr>
-        <w:t xml:space="preserve">Enter</w:t>
-      </w:r>
-      <w:r>
-        <w:t xml:space="preserve"> </w:t>
-      </w:r>
-      <w:r>
-        <w:t xml:space="preserve">để gửi,</w:t>
-      </w:r>
-      <w:r>
-        <w:t xml:space="preserve"> </w:t>
-      </w:r>
-      <w:r>
-        <w:rPr>
-          <w:b/>
-          <w:bCs/>
-        </w:rPr>
-        <w:t xml:space="preserve">Shift + Enter</w:t>
-      </w:r>
-      <w:r>
-        <w:t xml:space="preserve"> </w:t>
-      </w:r>
-      <w:r>
-        <w:t xml:space="preserve">xuống dòng (tối đa 4000 ký tự). Tin hiện ngay với chữ "Đang gửi…"; mất kết nối hoặc quá 10 giây chưa gửi được thì ghi</w:t>
-      </w:r>
-      <w:r>
-        <w:t xml:space="preserve"> </w:t>
-      </w:r>
-      <w:r>
-        <w:rPr>
-          <w:b/>
-          <w:bCs/>
-        </w:rPr>
-        <w:t xml:space="preserve">Chưa gửi được · Gửi lại</w:t>
-      </w:r>
-      <w:r>
-        <w:t xml:space="preserve"> </w:t>
-      </w:r>
-      <w:r>
-        <w:t xml:space="preserve">(gửi lại không tạo tin trùng).</w:t>
+        <w:rPr>
+          <w:b/>
+          <w:bCs/>
+        </w:rPr>
+        <w:t xml:space="preserve">Từng phần</w:t>
+      </w:r>
+      <w:r>
+        <w:t xml:space="preserve">: đã nộp, nộp muộn, % đúng hạn, đã trả, band trung bình.</w:t>
       </w:r>
     </w:p>
     <w:p>
@@ -5987,55 +5957,46 @@
         </w:numPr>
       </w:pPr>
       <w:r>
-        <w:t xml:space="preserve">Dòng dưới tiêu đề hiện</w:t>
-      </w:r>
-      <w:r>
-        <w:t xml:space="preserve"> </w:t>
-      </w:r>
-      <w:r>
-        <w:rPr>
-          <w:b/>
-          <w:bCs/>
-        </w:rPr>
-        <w:t xml:space="preserve">"… đang gõ"</w:t>
-      </w:r>
-      <w:r>
-        <w:t xml:space="preserve"> </w:t>
-      </w:r>
-      <w:r>
-        <w:t xml:space="preserve">khi người kia gõ; dưới tin cuối của mình có</w:t>
-      </w:r>
-      <w:r>
-        <w:t xml:space="preserve"> </w:t>
-      </w:r>
-      <w:r>
-        <w:rPr>
-          <w:b/>
-          <w:bCs/>
-        </w:rPr>
-        <w:t xml:space="preserve">Đã xem</w:t>
-      </w:r>
-      <w:r>
-        <w:t xml:space="preserve"> </w:t>
-      </w:r>
-      <w:r>
-        <w:t xml:space="preserve">(kênh lớp ghi tên người xem). Kéo lên đầu và bấm</w:t>
-      </w:r>
-      <w:r>
-        <w:t xml:space="preserve"> </w:t>
-      </w:r>
-      <w:r>
-        <w:rPr>
-          <w:b/>
-          <w:bCs/>
-        </w:rPr>
-        <w:t xml:space="preserve">Tải tin cũ hơn</w:t>
-      </w:r>
-      <w:r>
-        <w:t xml:space="preserve"> </w:t>
-      </w:r>
-      <w:r>
-        <w:t xml:space="preserve">để xem lịch sử.</w:t>
+        <w:rPr>
+          <w:b/>
+          <w:bCs/>
+        </w:rPr>
+        <w:t xml:space="preserve">Phân tích theo phần</w:t>
+      </w:r>
+      <w:r>
+        <w:t xml:space="preserve"> </w:t>
+      </w:r>
+      <w:r>
+        <w:t xml:space="preserve">(chọn Cả bài / từng phần):</w:t>
+      </w:r>
+      <w:r>
+        <w:t xml:space="preserve"> </w:t>
+      </w:r>
+      <w:r>
+        <w:rPr>
+          <w:b/>
+          <w:bCs/>
+        </w:rPr>
+        <w:t xml:space="preserve">phân bố band</w:t>
+      </w:r>
+      <w:r>
+        <w:t xml:space="preserve"> </w:t>
+      </w:r>
+      <w:r>
+        <w:t xml:space="preserve">(biểu đồ cột, rê chuột để xem số bài) và</w:t>
+      </w:r>
+      <w:r>
+        <w:t xml:space="preserve"> </w:t>
+      </w:r>
+      <w:r>
+        <w:rPr>
+          <w:b/>
+          <w:bCs/>
+        </w:rPr>
+        <w:t xml:space="preserve">điểm trung bình theo tiêu chí</w:t>
+      </w:r>
+      <w:r>
+        <w:t xml:space="preserve">.</w:t>
       </w:r>
     </w:p>
     <w:p>
@@ -6044,6 +6005,432 @@
         <w:numPr>
           <w:ilvl w:val="0"/>
           <w:numId w:val="1011"/>
+        </w:numPr>
+      </w:pPr>
+      <w:r>
+        <w:rPr>
+          <w:b/>
+          <w:bCs/>
+        </w:rPr>
+        <w:t xml:space="preserve">Lỗi hay gặp</w:t>
+      </w:r>
+      <w:r>
+        <w:t xml:space="preserve">: 10 mã lỗi đánh dấu nhiều nhất, số lần và số sinh viên mắc — dùng để chọn nội dung chữa chung trên lớp.</w:t>
+      </w:r>
+    </w:p>
+    <w:bookmarkEnd w:id="26"/>
+    <w:bookmarkStart w:id="27" w:name="X2acd04701726e42766644ac83406fd0c2a922bb"/>
+    <w:p>
+      <w:pPr>
+        <w:pStyle w:val="Heading3"/>
+      </w:pPr>
+      <w:r>
+        <w:t xml:space="preserve">6.7. Thống kê lớp và xếp hạng</w:t>
+      </w:r>
+    </w:p>
+    <w:p>
+      <w:pPr>
+        <w:pStyle w:val="FirstParagraph"/>
+      </w:pPr>
+      <w:r>
+        <w:t xml:space="preserve">Menu</w:t>
+      </w:r>
+      <w:r>
+        <w:t xml:space="preserve"> </w:t>
+      </w:r>
+      <w:r>
+        <w:rPr>
+          <w:b/>
+          <w:bCs/>
+        </w:rPr>
+        <w:t xml:space="preserve">Thống kê</w:t>
+      </w:r>
+      <w:r>
+        <w:t xml:space="preserve">. Chọn lớp ở góc phải (nhớ trên đường dẫn</w:t>
+      </w:r>
+      <w:r>
+        <w:t xml:space="preserve"> </w:t>
+      </w:r>
+      <w:r>
+        <w:rPr>
+          <w:rStyle w:val="VerbatimChar"/>
+        </w:rPr>
+        <w:t xml:space="preserve">?lop=</w:t>
+      </w:r>
+      <w:r>
+        <w:t xml:space="preserve">).</w:t>
+      </w:r>
+    </w:p>
+    <w:p>
+      <w:pPr>
+        <w:pStyle w:val="Compact"/>
+        <w:numPr>
+          <w:ilvl w:val="0"/>
+          <w:numId w:val="1012"/>
+        </w:numPr>
+      </w:pPr>
+      <w:r>
+        <w:rPr>
+          <w:b/>
+          <w:bCs/>
+        </w:rPr>
+        <w:t xml:space="preserve">Thẻ đầu trang</w:t>
+      </w:r>
+      <w:r>
+        <w:t xml:space="preserve">: band trung bình của lớp, số thành viên, số bài đã giao cho lớp, tỉ lệ hoàn thành trung bình.</w:t>
+      </w:r>
+    </w:p>
+    <w:p>
+      <w:pPr>
+        <w:pStyle w:val="Compact"/>
+        <w:numPr>
+          <w:ilvl w:val="0"/>
+          <w:numId w:val="1012"/>
+        </w:numPr>
+      </w:pPr>
+      <w:r>
+        <w:rPr>
+          <w:b/>
+          <w:bCs/>
+        </w:rPr>
+        <w:t xml:space="preserve">Các bài đã giao cho lớp</w:t>
+      </w:r>
+      <w:r>
+        <w:t xml:space="preserve">: trạng thái, hạn nộp, số thành viên nộp đủ mọi phần (thanh tiến độ), số người đã có đủ kết quả, band trung bình. Bấm tên bài → thống kê của bài đó, lọc sẵn theo lớp.</w:t>
+      </w:r>
+    </w:p>
+    <w:p>
+      <w:pPr>
+        <w:pStyle w:val="Compact"/>
+        <w:numPr>
+          <w:ilvl w:val="0"/>
+          <w:numId w:val="1012"/>
+        </w:numPr>
+      </w:pPr>
+      <w:r>
+        <w:rPr>
+          <w:b/>
+          <w:bCs/>
+        </w:rPr>
+        <w:t xml:space="preserve">Bảng xếp hạng</w:t>
+      </w:r>
+      <w:r>
+        <w:t xml:space="preserve">: theo band cả bài trung bình; bằng band thì cùng hạng (1, 1, 3), chưa có band đứng cuối. Kèm số bài đủ kết quả, số phần đã nộp, số phần nộp muộn.</w:t>
+      </w:r>
+      <w:r>
+        <w:t xml:space="preserve"> </w:t>
+      </w:r>
+      <w:r>
+        <w:rPr>
+          <w:b/>
+          <w:bCs/>
+        </w:rPr>
+        <w:t xml:space="preserve">Bấm một sinh viên</w:t>
+      </w:r>
+      <w:r>
+        <w:t xml:space="preserve"> </w:t>
+      </w:r>
+      <w:r>
+        <w:t xml:space="preserve">→ ngăn bên phải hiện</w:t>
+      </w:r>
+      <w:r>
+        <w:t xml:space="preserve"> </w:t>
+      </w:r>
+      <w:r>
+        <w:rPr>
+          <w:b/>
+          <w:bCs/>
+        </w:rPr>
+        <w:t xml:space="preserve">kết quả học tập</w:t>
+      </w:r>
+      <w:r>
+        <w:t xml:space="preserve"> </w:t>
+      </w:r>
+      <w:r>
+        <w:t xml:space="preserve">của sinh viên đó trên các bài của bạn (giống trang của sinh viên ở mục 7.5).</w:t>
+      </w:r>
+    </w:p>
+    <w:p>
+      <w:pPr>
+        <w:pStyle w:val="Compact"/>
+        <w:numPr>
+          <w:ilvl w:val="0"/>
+          <w:numId w:val="1012"/>
+        </w:numPr>
+      </w:pPr>
+      <w:r>
+        <w:t xml:space="preserve">Muốn xem nhanh</w:t>
+      </w:r>
+      <w:r>
+        <w:t xml:space="preserve"> </w:t>
+      </w:r>
+      <w:r>
+        <w:rPr>
+          <w:b/>
+          <w:bCs/>
+        </w:rPr>
+        <w:t xml:space="preserve">danh sách điểm của toàn bộ học sinh theo từng bài</w:t>
+      </w:r>
+      <w:r>
+        <w:t xml:space="preserve">, vào</w:t>
+      </w:r>
+      <w:r>
+        <w:t xml:space="preserve"> </w:t>
+      </w:r>
+      <w:r>
+        <w:rPr>
+          <w:b/>
+          <w:bCs/>
+        </w:rPr>
+        <w:t xml:space="preserve">Lớp học → chọn lớp → Bảng điểm</w:t>
+      </w:r>
+      <w:r>
+        <w:t xml:space="preserve">; bảng này dùng cùng dữ liệu thống kê và cập nhật sau khi giáo viên trả bài.</w:t>
+      </w:r>
+    </w:p>
+    <w:bookmarkEnd w:id="27"/>
+    <w:bookmarkStart w:id="28" w:name="X2ba1072ea3772696caed9309cf1d29dfbf2d590"/>
+    <w:p>
+      <w:pPr>
+        <w:pStyle w:val="Heading3"/>
+      </w:pPr>
+      <w:r>
+        <w:t xml:space="preserve">6.8. Trao đổi (chat)</w:t>
+      </w:r>
+    </w:p>
+    <w:p>
+      <w:pPr>
+        <w:pStyle w:val="FirstParagraph"/>
+      </w:pPr>
+      <w:r>
+        <w:t xml:space="preserve">Menu</w:t>
+      </w:r>
+      <w:r>
+        <w:t xml:space="preserve"> </w:t>
+      </w:r>
+      <w:r>
+        <w:rPr>
+          <w:b/>
+          <w:bCs/>
+        </w:rPr>
+        <w:t xml:space="preserve">Trao đổi</w:t>
+      </w:r>
+      <w:r>
+        <w:t xml:space="preserve">, hoặc nút</w:t>
+      </w:r>
+      <w:r>
+        <w:t xml:space="preserve"> </w:t>
+      </w:r>
+      <w:r>
+        <w:rPr>
+          <w:b/>
+          <w:bCs/>
+        </w:rPr>
+        <w:t xml:space="preserve">Trao đổi</w:t>
+      </w:r>
+      <w:r>
+        <w:t xml:space="preserve"> </w:t>
+      </w:r>
+      <w:r>
+        <w:t xml:space="preserve">trên màn chấm bài (mở thẳng kênh của bài nộp đó). Trong kênh bài nộp có nút</w:t>
+      </w:r>
+      <w:r>
+        <w:t xml:space="preserve"> </w:t>
+      </w:r>
+      <w:r>
+        <w:rPr>
+          <w:b/>
+          <w:bCs/>
+        </w:rPr>
+        <w:t xml:space="preserve">Mở bài nộp</w:t>
+      </w:r>
+      <w:r>
+        <w:t xml:space="preserve"> </w:t>
+      </w:r>
+      <w:r>
+        <w:t xml:space="preserve">để quay lại màn chấm.</w:t>
+      </w:r>
+    </w:p>
+    <w:p>
+      <w:pPr>
+        <w:pStyle w:val="Compact"/>
+        <w:numPr>
+          <w:ilvl w:val="0"/>
+          <w:numId w:val="1013"/>
+        </w:numPr>
+      </w:pPr>
+      <w:r>
+        <w:t xml:space="preserve">Cột trái: các cuộc trò chuyện chia</w:t>
+      </w:r>
+      <w:r>
+        <w:t xml:space="preserve"> </w:t>
+      </w:r>
+      <w:r>
+        <w:rPr>
+          <w:b/>
+          <w:bCs/>
+        </w:rPr>
+        <w:t xml:space="preserve">Theo bài nộp</w:t>
+      </w:r>
+      <w:r>
+        <w:t xml:space="preserve">,</w:t>
+      </w:r>
+      <w:r>
+        <w:t xml:space="preserve"> </w:t>
+      </w:r>
+      <w:r>
+        <w:rPr>
+          <w:b/>
+          <w:bCs/>
+        </w:rPr>
+        <w:t xml:space="preserve">Theo lớp</w:t>
+      </w:r>
+      <w:r>
+        <w:t xml:space="preserve"> </w:t>
+      </w:r>
+      <w:r>
+        <w:t xml:space="preserve">và</w:t>
+      </w:r>
+      <w:r>
+        <w:t xml:space="preserve"> </w:t>
+      </w:r>
+      <w:r>
+        <w:rPr>
+          <w:b/>
+          <w:bCs/>
+        </w:rPr>
+        <w:t xml:space="preserve">Trao đổi riêng</w:t>
+      </w:r>
+      <w:r>
+        <w:t xml:space="preserve">. Một ô tìm kiếm vừa lọc cuộc trò chuyện, vừa gợi ý học sinh theo tên / mã để giáo viên chọn và mở chat riêng. Kênh theo bài nộp cũng mở từ màn chấm bài; học sinh thấy kênh riêng khi có tin đầu tiên.</w:t>
+      </w:r>
+    </w:p>
+    <w:p>
+      <w:pPr>
+        <w:pStyle w:val="Compact"/>
+        <w:numPr>
+          <w:ilvl w:val="0"/>
+          <w:numId w:val="1013"/>
+        </w:numPr>
+      </w:pPr>
+      <w:r>
+        <w:t xml:space="preserve">Cột phải: tin nhắn theo ngày ("Hôm nay", "Hôm qua"…), tin của mình bên phải.</w:t>
+      </w:r>
+      <w:r>
+        <w:t xml:space="preserve"> </w:t>
+      </w:r>
+      <w:r>
+        <w:rPr>
+          <w:b/>
+          <w:bCs/>
+        </w:rPr>
+        <w:t xml:space="preserve">Enter</w:t>
+      </w:r>
+      <w:r>
+        <w:t xml:space="preserve"> </w:t>
+      </w:r>
+      <w:r>
+        <w:t xml:space="preserve">để gửi,</w:t>
+      </w:r>
+      <w:r>
+        <w:t xml:space="preserve"> </w:t>
+      </w:r>
+      <w:r>
+        <w:rPr>
+          <w:b/>
+          <w:bCs/>
+        </w:rPr>
+        <w:t xml:space="preserve">Shift + Enter</w:t>
+      </w:r>
+      <w:r>
+        <w:t xml:space="preserve"> </w:t>
+      </w:r>
+      <w:r>
+        <w:t xml:space="preserve">xuống dòng (tối đa 4000 ký tự). Tin hiện ngay với chữ "Đang gửi…"; mất kết nối hoặc quá 10 giây chưa gửi được thì ghi</w:t>
+      </w:r>
+      <w:r>
+        <w:t xml:space="preserve"> </w:t>
+      </w:r>
+      <w:r>
+        <w:rPr>
+          <w:b/>
+          <w:bCs/>
+        </w:rPr>
+        <w:t xml:space="preserve">Chưa gửi được · Gửi lại</w:t>
+      </w:r>
+      <w:r>
+        <w:t xml:space="preserve"> </w:t>
+      </w:r>
+      <w:r>
+        <w:t xml:space="preserve">(gửi lại không tạo tin trùng).</w:t>
+      </w:r>
+    </w:p>
+    <w:p>
+      <w:pPr>
+        <w:pStyle w:val="Compact"/>
+        <w:numPr>
+          <w:ilvl w:val="0"/>
+          <w:numId w:val="1013"/>
+        </w:numPr>
+      </w:pPr>
+      <w:r>
+        <w:t xml:space="preserve">Dòng dưới tiêu đề hiện</w:t>
+      </w:r>
+      <w:r>
+        <w:t xml:space="preserve"> </w:t>
+      </w:r>
+      <w:r>
+        <w:rPr>
+          <w:b/>
+          <w:bCs/>
+        </w:rPr>
+        <w:t xml:space="preserve">"… đang gõ"</w:t>
+      </w:r>
+      <w:r>
+        <w:t xml:space="preserve"> </w:t>
+      </w:r>
+      <w:r>
+        <w:t xml:space="preserve">khi người kia gõ; dưới tin cuối của mình có</w:t>
+      </w:r>
+      <w:r>
+        <w:t xml:space="preserve"> </w:t>
+      </w:r>
+      <w:r>
+        <w:rPr>
+          <w:b/>
+          <w:bCs/>
+        </w:rPr>
+        <w:t xml:space="preserve">Đã xem</w:t>
+      </w:r>
+      <w:r>
+        <w:t xml:space="preserve"> </w:t>
+      </w:r>
+      <w:r>
+        <w:t xml:space="preserve">(kênh lớp ghi tên người xem). Kéo lên đầu và bấm</w:t>
+      </w:r>
+      <w:r>
+        <w:t xml:space="preserve"> </w:t>
+      </w:r>
+      <w:r>
+        <w:rPr>
+          <w:b/>
+          <w:bCs/>
+        </w:rPr>
+        <w:t xml:space="preserve">Tải tin cũ hơn</w:t>
+      </w:r>
+      <w:r>
+        <w:t xml:space="preserve"> </w:t>
+      </w:r>
+      <w:r>
+        <w:t xml:space="preserve">để xem lịch sử.</w:t>
+      </w:r>
+    </w:p>
+    <w:p>
+      <w:pPr>
+        <w:pStyle w:val="Compact"/>
+        <w:numPr>
+          <w:ilvl w:val="0"/>
+          <w:numId w:val="1013"/>
         </w:numPr>
       </w:pPr>
       <w:r>
@@ -6351,7 +6738,7 @@
         <w:pStyle w:val="Compact"/>
         <w:numPr>
           <w:ilvl w:val="0"/>
-          <w:numId w:val="1012"/>
+          <w:numId w:val="1014"/>
         </w:numPr>
       </w:pPr>
       <w:r>
@@ -6388,506 +6775,6 @@
       </w:r>
       <w:r>
         <w:t xml:space="preserve">(nếu có);</w:t>
-      </w:r>
-    </w:p>
-    <w:p>
-      <w:pPr>
-        <w:pStyle w:val="Compact"/>
-        <w:numPr>
-          <w:ilvl w:val="0"/>
-          <w:numId w:val="1012"/>
-        </w:numPr>
-      </w:pPr>
-      <w:r>
-        <w:t xml:space="preserve">từng phần trong một tab: trạng thái, loại đề, số từ tối thiểu, thời gian gợi ý, hạn nộp / hạn sửa, đề bài + hình,</w:t>
-      </w:r>
-      <w:r>
-        <w:t xml:space="preserve"> </w:t>
-      </w:r>
-      <w:r>
-        <w:rPr>
-          <w:b/>
-          <w:bCs/>
-        </w:rPr>
-        <w:t xml:space="preserve">tiêu chí chấm</w:t>
-      </w:r>
-      <w:r>
-        <w:t xml:space="preserve"> </w:t>
-      </w:r>
-      <w:r>
-        <w:t xml:space="preserve">(mở ra xem checklist, mục "Giới hạn điểm" ghi band tối đa); nút</w:t>
-      </w:r>
-      <w:r>
-        <w:t xml:space="preserve"> </w:t>
-      </w:r>
-      <w:r>
-        <w:rPr>
-          <w:b/>
-          <w:bCs/>
-        </w:rPr>
-        <w:t xml:space="preserve">Làm bài / Viết tiếp / Sửa bài</w:t>
-      </w:r>
-      <w:r>
-        <w:t xml:space="preserve">, hoặc</w:t>
-      </w:r>
-      <w:r>
-        <w:t xml:space="preserve"> </w:t>
-      </w:r>
-      <w:r>
-        <w:rPr>
-          <w:b/>
-          <w:bCs/>
-        </w:rPr>
-        <w:t xml:space="preserve">Xem bài đã nộp</w:t>
-      </w:r>
-      <w:r>
-        <w:t xml:space="preserve">;</w:t>
-      </w:r>
-    </w:p>
-    <w:p>
-      <w:pPr>
-        <w:pStyle w:val="Compact"/>
-        <w:numPr>
-          <w:ilvl w:val="0"/>
-          <w:numId w:val="1012"/>
-        </w:numPr>
-      </w:pPr>
-      <w:r>
-        <w:rPr>
-          <w:b/>
-          <w:bCs/>
-        </w:rPr>
-        <w:t xml:space="preserve">Lịch sử nộp</w:t>
-      </w:r>
-      <w:r>
-        <w:t xml:space="preserve"> </w:t>
-      </w:r>
-      <w:r>
-        <w:t xml:space="preserve">của từng phần: mỗi lần nộp, giờ nộp, số từ, nộp muộn, band nếu đã được trả bài (đang chấm thì ghi "Chờ kết quả");</w:t>
-      </w:r>
-    </w:p>
-    <w:p>
-      <w:pPr>
-        <w:pStyle w:val="Compact"/>
-        <w:numPr>
-          <w:ilvl w:val="0"/>
-          <w:numId w:val="1012"/>
-        </w:numPr>
-      </w:pPr>
-      <w:r>
-        <w:t xml:space="preserve">khung</w:t>
-      </w:r>
-      <w:r>
-        <w:t xml:space="preserve"> </w:t>
-      </w:r>
-      <w:r>
-        <w:rPr>
-          <w:b/>
-          <w:bCs/>
-        </w:rPr>
-        <w:t xml:space="preserve">Kết quả</w:t>
-      </w:r>
-      <w:r>
-        <w:t xml:space="preserve">: band từng phần và band cả bài (chỉ có khi mọi phần đã được trả; Task 2 tính gấp đôi Task 1);</w:t>
-      </w:r>
-    </w:p>
-    <w:p>
-      <w:pPr>
-        <w:pStyle w:val="Compact"/>
-        <w:numPr>
-          <w:ilvl w:val="0"/>
-          <w:numId w:val="1012"/>
-        </w:numPr>
-      </w:pPr>
-      <w:r>
-        <w:t xml:space="preserve">khung</w:t>
-      </w:r>
-      <w:r>
-        <w:t xml:space="preserve"> </w:t>
-      </w:r>
-      <w:r>
-        <w:rPr>
-          <w:b/>
-          <w:bCs/>
-        </w:rPr>
-        <w:t xml:space="preserve">Thời gian &amp; quy định</w:t>
-      </w:r>
-      <w:r>
-        <w:t xml:space="preserve">: hạn nộp, có cho nộp muộn không, số lần yêu cầu sửa tối đa.</w:t>
-      </w:r>
-    </w:p>
-    <w:bookmarkEnd w:id="31"/>
-    <w:bookmarkStart w:id="32" w:name="Xcdbbb1fe94ded6e0db335b0616309f1ec0255e9"/>
-    <w:p>
-      <w:pPr>
-        <w:pStyle w:val="Heading3"/>
-      </w:pPr>
-      <w:r>
-        <w:t xml:space="preserve">7.3. Làm bài và nộp bài</w:t>
-      </w:r>
-    </w:p>
-    <w:p>
-      <w:pPr>
-        <w:pStyle w:val="FirstParagraph"/>
-      </w:pPr>
-      <w:r>
-        <w:t xml:space="preserve">Bấm</w:t>
-      </w:r>
-      <w:r>
-        <w:t xml:space="preserve"> </w:t>
-      </w:r>
-      <w:r>
-        <w:rPr>
-          <w:b/>
-          <w:bCs/>
-        </w:rPr>
-        <w:t xml:space="preserve">Làm bài / Viết tiếp / Sửa bài</w:t>
-      </w:r>
-      <w:r>
-        <w:t xml:space="preserve"> </w:t>
-      </w:r>
-      <w:r>
-        <w:t xml:space="preserve">để mở màn làm bài toàn màn hình. Bài nhiều phần thì chọn phần ở hàng tab trên cùng (tab ghi trạng thái từng phần).</w:t>
-      </w:r>
-    </w:p>
-    <w:p>
-      <w:pPr>
-        <w:numPr>
-          <w:ilvl w:val="0"/>
-          <w:numId w:val="1013"/>
-        </w:numPr>
-      </w:pPr>
-      <w:r>
-        <w:rPr>
-          <w:b/>
-          <w:bCs/>
-        </w:rPr>
-        <w:t xml:space="preserve">Bên trái</w:t>
-      </w:r>
-      <w:r>
-        <w:t xml:space="preserve"> </w:t>
-      </w:r>
-      <w:r>
-        <w:t xml:space="preserve">là đề bài (trên điện thoại: bấm</w:t>
-      </w:r>
-      <w:r>
-        <w:t xml:space="preserve"> </w:t>
-      </w:r>
-      <w:r>
-        <w:rPr>
-          <w:b/>
-          <w:bCs/>
-        </w:rPr>
-        <w:t xml:space="preserve">Xem đề bài</w:t>
-      </w:r>
-      <w:r>
-        <w:t xml:space="preserve"> </w:t>
-      </w:r>
-      <w:r>
-        <w:t xml:space="preserve">để mở),</w:t>
-      </w:r>
-      <w:r>
-        <w:t xml:space="preserve"> </w:t>
-      </w:r>
-      <w:r>
-        <w:rPr>
-          <w:b/>
-          <w:bCs/>
-        </w:rPr>
-        <w:t xml:space="preserve">bên phải</w:t>
-      </w:r>
-      <w:r>
-        <w:t xml:space="preserve"> </w:t>
-      </w:r>
-      <w:r>
-        <w:t xml:space="preserve">là ô soạn. Số từ đếm ngay khi gõ (cùng cách đếm với máy chủ): màu cam khi chưa đủ tối thiểu, xanh khi đủ.</w:t>
-      </w:r>
-    </w:p>
-    <w:p>
-      <w:pPr>
-        <w:numPr>
-          <w:ilvl w:val="0"/>
-          <w:numId w:val="1013"/>
-        </w:numPr>
-      </w:pPr>
-      <w:r>
-        <w:rPr>
-          <w:b/>
-          <w:bCs/>
-        </w:rPr>
-        <w:t xml:space="preserve">Tự lưu nháp</w:t>
-      </w:r>
-      <w:r>
-        <w:t xml:space="preserve">: ngừng gõ 3 giây, chuyển sang tab khác hoặc đổi phần là bài được lưu; dòng trạng thái ghi "Chưa lưu" → "Đang lưu…" → "Đã lưu lúc hh:mm". Lưu lỗi thì bấm "Lỗi lưu – thử lại". Đóng trang khi còn thay đổi chưa lưu, trình duyệt sẽ hỏi lại.</w:t>
-      </w:r>
-    </w:p>
-    <w:p>
-      <w:pPr>
-        <w:numPr>
-          <w:ilvl w:val="0"/>
-          <w:numId w:val="1013"/>
-        </w:numPr>
-      </w:pPr>
-      <w:r>
-        <w:rPr>
-          <w:b/>
-          <w:bCs/>
-        </w:rPr>
-        <w:t xml:space="preserve">Mất mạng khi đang viết</w:t>
-      </w:r>
-      <w:r>
-        <w:t xml:space="preserve">: cứ viết tiếp, bài được giữ trên trình duyệt; dòng trạng thái ghi "Ngoại tuyến – đã lưu trên máy" và nút nộp tạm khoá ("Cần có mạng để nộp bài"). Có mạng lại, bài tự gửi lên máy chủ. Lỡ đóng trang khi chưa gửi được, mở lại màn làm bài trên</w:t>
-      </w:r>
-      <w:r>
-        <w:t xml:space="preserve"> </w:t>
-      </w:r>
-      <w:r>
-        <w:rPr>
-          <w:b/>
-          <w:bCs/>
-        </w:rPr>
-        <w:t xml:space="preserve">cùng trình duyệt</w:t>
-      </w:r>
-      <w:r>
-        <w:t xml:space="preserve"> </w:t>
-      </w:r>
-      <w:r>
-        <w:t xml:space="preserve">thì bài được khôi phục (nếu trong lúc đó bài đã được sửa ở nơi khác, hệ thống hỏi chọn bản).</w:t>
-      </w:r>
-    </w:p>
-    <w:p>
-      <w:pPr>
-        <w:numPr>
-          <w:ilvl w:val="0"/>
-          <w:numId w:val="1013"/>
-        </w:numPr>
-      </w:pPr>
-      <w:r>
-        <w:rPr>
-          <w:b/>
-          <w:bCs/>
-        </w:rPr>
-        <w:t xml:space="preserve">Mở cùng bài ở 2 tab / 2 máy</w:t>
-      </w:r>
-      <w:r>
-        <w:t xml:space="preserve">: khi một nơi lưu đè, nơi kia hiện hộp thoại cho xem cả hai bản (kèm số từ) để chọn</w:t>
-      </w:r>
-      <w:r>
-        <w:t xml:space="preserve"> </w:t>
-      </w:r>
-      <w:r>
-        <w:rPr>
-          <w:b/>
-          <w:bCs/>
-        </w:rPr>
-        <w:t xml:space="preserve">Dùng bản trên máy này</w:t>
-      </w:r>
-      <w:r>
-        <w:t xml:space="preserve"> </w:t>
-      </w:r>
-      <w:r>
-        <w:t xml:space="preserve">hoặc</w:t>
-      </w:r>
-      <w:r>
-        <w:t xml:space="preserve"> </w:t>
-      </w:r>
-      <w:r>
-        <w:rPr>
-          <w:b/>
-          <w:bCs/>
-        </w:rPr>
-        <w:t xml:space="preserve">Dùng bản trên máy chủ</w:t>
-      </w:r>
-      <w:r>
-        <w:t xml:space="preserve">.</w:t>
-      </w:r>
-    </w:p>
-    <w:p>
-      <w:pPr>
-        <w:numPr>
-          <w:ilvl w:val="0"/>
-          <w:numId w:val="1013"/>
-        </w:numPr>
-      </w:pPr>
-      <w:r>
-        <w:rPr>
-          <w:b/>
-          <w:bCs/>
-        </w:rPr>
-        <w:t xml:space="preserve">Nộp</w:t>
-      </w:r>
-      <w:r>
-        <w:t xml:space="preserve">: bấm</w:t>
-      </w:r>
-      <w:r>
-        <w:t xml:space="preserve"> </w:t>
-      </w:r>
-      <w:r>
-        <w:rPr>
-          <w:b/>
-          <w:bCs/>
-        </w:rPr>
-        <w:t xml:space="preserve">Nộp phần này</w:t>
-      </w:r>
-      <w:r>
-        <w:t xml:space="preserve"> </w:t>
-      </w:r>
-      <w:r>
-        <w:t xml:space="preserve">(đang "Cần sửa":</w:t>
-      </w:r>
-      <w:r>
-        <w:t xml:space="preserve"> </w:t>
-      </w:r>
-      <w:r>
-        <w:rPr>
-          <w:b/>
-          <w:bCs/>
-        </w:rPr>
-        <w:t xml:space="preserve">Nộp bản sửa</w:t>
-      </w:r>
-      <w:r>
-        <w:t xml:space="preserve">). Bài ít hơn số từ tối thiểu thì hệ thống hỏi lại ("Viết tiếp" / "Vẫn nộp"). Nộp xong ô soạn chuyển sang chỉ đọc kèm giờ nộp; nộp sau hạn (khi bài cho phép) được ghi là</w:t>
-      </w:r>
-      <w:r>
-        <w:t xml:space="preserve"> </w:t>
-      </w:r>
-      <w:r>
-        <w:rPr>
-          <w:b/>
-          <w:bCs/>
-        </w:rPr>
-        <w:t xml:space="preserve">nộp muộn</w:t>
-      </w:r>
-      <w:r>
-        <w:t xml:space="preserve">.</w:t>
-      </w:r>
-    </w:p>
-    <w:p>
-      <w:pPr>
-        <w:numPr>
-          <w:ilvl w:val="0"/>
-          <w:numId w:val="1013"/>
-        </w:numPr>
-      </w:pPr>
-      <w:r>
-        <w:rPr>
-          <w:b/>
-          <w:bCs/>
-        </w:rPr>
-        <w:t xml:space="preserve">Đồng hồ đếm ngược</w:t>
-      </w:r>
-      <w:r>
-        <w:t xml:space="preserve"> </w:t>
-      </w:r>
-      <w:r>
-        <w:t xml:space="preserve">theo giờ máy chủ (tự đồng bộ 5 phút một lần). Quá hạn mà bài không cho nộp muộn, hoặc bài đã đóng, thì ô soạn khoá lại và ghi lý do.</w:t>
-      </w:r>
-    </w:p>
-    <w:p>
-      <w:pPr>
-        <w:numPr>
-          <w:ilvl w:val="0"/>
-          <w:numId w:val="1013"/>
-        </w:numPr>
-      </w:pPr>
-      <w:r>
-        <w:rPr>
-          <w:b/>
-          <w:bCs/>
-        </w:rPr>
-        <w:t xml:space="preserve">Xem bài đã chấm</w:t>
-      </w:r>
-      <w:r>
-        <w:t xml:space="preserve">: phần đã được trả bài hiện bài viết</w:t>
-      </w:r>
-      <w:r>
-        <w:t xml:space="preserve"> </w:t>
-      </w:r>
-      <w:r>
-        <w:rPr>
-          <w:b/>
-          <w:bCs/>
-        </w:rPr>
-        <w:t xml:space="preserve">kèm đánh dấu của giáo viên</w:t>
-      </w:r>
-      <w:r>
-        <w:t xml:space="preserve"> </w:t>
-      </w:r>
-      <w:r>
-        <w:t xml:space="preserve">(cùng kiểu với màn chấm: gạch lỗi, chữ sửa, nền tô màu, nhận xét ở lề), chỉ đọc; bấm đoạn được đánh dấu để xem chi tiết, bật / tắt từng lớp ở hàng</w:t>
-      </w:r>
-      <w:r>
-        <w:t xml:space="preserve"> </w:t>
-      </w:r>
-      <w:r>
-        <w:rPr>
-          <w:b/>
-          <w:bCs/>
-        </w:rPr>
-        <w:t xml:space="preserve">Hiện:</w:t>
-      </w:r>
-      <w:r>
-        <w:t xml:space="preserve">. Khi bài đang</w:t>
-      </w:r>
-      <w:r>
-        <w:t xml:space="preserve"> </w:t>
-      </w:r>
-      <w:r>
-        <w:rPr>
-          <w:b/>
-          <w:bCs/>
-        </w:rPr>
-        <w:t xml:space="preserve">Cần sửa</w:t>
-      </w:r>
-      <w:r>
-        <w:t xml:space="preserve">, chữ sửa của giáo viên được ẩn — chỉ thấy loại lỗi và nhận xét để tự sửa.</w:t>
-      </w:r>
-    </w:p>
-    <w:bookmarkEnd w:id="32"/>
-    <w:bookmarkStart w:id="33" w:name="X36c870cc6791c2cf75eef469404e0415cfcff36"/>
-    <w:p>
-      <w:pPr>
-        <w:pStyle w:val="Heading3"/>
-      </w:pPr>
-      <w:r>
-        <w:t xml:space="preserve">7.4. Kết quả từng phần</w:t>
-      </w:r>
-    </w:p>
-    <w:p>
-      <w:pPr>
-        <w:pStyle w:val="FirstParagraph"/>
-      </w:pPr>
-      <w:r>
-        <w:t xml:space="preserve">Mở từ nút</w:t>
-      </w:r>
-      <w:r>
-        <w:t xml:space="preserve"> </w:t>
-      </w:r>
-      <w:r>
-        <w:rPr>
-          <w:b/>
-          <w:bCs/>
-        </w:rPr>
-        <w:t xml:space="preserve">Xem kết quả</w:t>
-      </w:r>
-      <w:r>
-        <w:t xml:space="preserve"> </w:t>
-      </w:r>
-      <w:r>
-        <w:t xml:space="preserve">ở chi tiết bài / màn làm bài, hoặc bấm một lần nộp trong</w:t>
-      </w:r>
-      <w:r>
-        <w:t xml:space="preserve"> </w:t>
-      </w:r>
-      <w:r>
-        <w:rPr>
-          <w:b/>
-          <w:bCs/>
-        </w:rPr>
-        <w:t xml:space="preserve">Lịch sử nộp</w:t>
-      </w:r>
-      <w:r>
-        <w:t xml:space="preserve">. Mặc định hiện lần nộp gần nhất đã được trả; ô chọn ở góc phải để xem lần khác (lần chưa trả ghi "chờ kết quả").</w:t>
       </w:r>
     </w:p>
     <w:p>
@@ -6899,43 +6786,49 @@
         </w:numPr>
       </w:pPr>
       <w:r>
-        <w:rPr>
-          <w:b/>
-          <w:bCs/>
-        </w:rPr>
-        <w:t xml:space="preserve">Đầu trang</w:t>
-      </w:r>
-      <w:r>
-        <w:t xml:space="preserve">: band của lần nộp và mức (vd 6.0 · Khá), giờ trả bài. Đang</w:t>
-      </w:r>
-      <w:r>
-        <w:t xml:space="preserve"> </w:t>
-      </w:r>
-      <w:r>
-        <w:rPr>
-          <w:b/>
-          <w:bCs/>
-        </w:rPr>
-        <w:t xml:space="preserve">Cần sửa</w:t>
-      </w:r>
-      <w:r>
-        <w:t xml:space="preserve"> </w:t>
-      </w:r>
-      <w:r>
-        <w:t xml:space="preserve">thì có khung đỏ (hạn sửa, lời nhắn, nút</w:t>
-      </w:r>
-      <w:r>
-        <w:t xml:space="preserve"> </w:t>
-      </w:r>
-      <w:r>
-        <w:rPr>
-          <w:b/>
-          <w:bCs/>
-        </w:rPr>
-        <w:t xml:space="preserve">Sửa bài</w:t>
-      </w:r>
-      <w:r>
-        <w:t xml:space="preserve">) và ghi chú "Gợi ý sửa sẽ hiện sau khi bạn nộp bản sửa".</w:t>
+        <w:t xml:space="preserve">từng phần trong một tab: trạng thái, loại đề, số từ tối thiểu, thời gian gợi ý, hạn nộp / hạn sửa, đề bài + hình,</w:t>
+      </w:r>
+      <w:r>
+        <w:t xml:space="preserve"> </w:t>
+      </w:r>
+      <w:r>
+        <w:rPr>
+          <w:b/>
+          <w:bCs/>
+        </w:rPr>
+        <w:t xml:space="preserve">tiêu chí chấm</w:t>
+      </w:r>
+      <w:r>
+        <w:t xml:space="preserve"> </w:t>
+      </w:r>
+      <w:r>
+        <w:t xml:space="preserve">(mở ra xem checklist, mục "Giới hạn điểm" ghi band tối đa); nút</w:t>
+      </w:r>
+      <w:r>
+        <w:t xml:space="preserve"> </w:t>
+      </w:r>
+      <w:r>
+        <w:rPr>
+          <w:b/>
+          <w:bCs/>
+        </w:rPr>
+        <w:t xml:space="preserve">Làm bài / Viết tiếp / Sửa bài</w:t>
+      </w:r>
+      <w:r>
+        <w:t xml:space="preserve">, hoặc</w:t>
+      </w:r>
+      <w:r>
+        <w:t xml:space="preserve"> </w:t>
+      </w:r>
+      <w:r>
+        <w:rPr>
+          <w:b/>
+          <w:bCs/>
+        </w:rPr>
+        <w:t xml:space="preserve">Xem bài đã nộp</w:t>
+      </w:r>
+      <w:r>
+        <w:t xml:space="preserve">;</w:t>
       </w:r>
     </w:p>
     <w:p>
@@ -6951,26 +6844,13 @@
           <w:b/>
           <w:bCs/>
         </w:rPr>
-        <w:t xml:space="preserve">Bên trái</w:t>
-      </w:r>
-      <w:r>
-        <w:t xml:space="preserve">: bài viết kèm đánh dấu của giáo viên (như mục 7.3) và bảng</w:t>
-      </w:r>
-      <w:r>
-        <w:t xml:space="preserve"> </w:t>
-      </w:r>
-      <w:r>
-        <w:rPr>
-          <w:b/>
-          <w:bCs/>
-        </w:rPr>
-        <w:t xml:space="preserve">Lỗi trong bài</w:t>
-      </w:r>
-      <w:r>
-        <w:t xml:space="preserve"> </w:t>
-      </w:r>
-      <w:r>
-        <w:t xml:space="preserve">(mã lỗi, số lần).</w:t>
+        <w:t xml:space="preserve">Lịch sử nộp</w:t>
+      </w:r>
+      <w:r>
+        <w:t xml:space="preserve"> </w:t>
+      </w:r>
+      <w:r>
+        <w:t xml:space="preserve">của từng phần: mỗi lần nộp, giờ nộp, số từ, nộp muộn, band nếu đã được trả bài (đang chấm thì ghi "Chờ kết quả");</w:t>
       </w:r>
     </w:p>
     <w:p>
@@ -6982,14 +6862,20 @@
         </w:numPr>
       </w:pPr>
       <w:r>
-        <w:rPr>
-          <w:b/>
-          <w:bCs/>
-        </w:rPr>
-        <w:t xml:space="preserve">Bên phải</w:t>
-      </w:r>
-      <w:r>
-        <w:t xml:space="preserve">: từng tiêu chí với điểm, nhận xét, checklist (● đạt, ○ chưa đạt, ● cam = điểm yếu làm giới hạn điểm) và lý do bị giới hạn điểm nếu có; cuối cùng là nhận xét chung.</w:t>
+        <w:t xml:space="preserve">khung</w:t>
+      </w:r>
+      <w:r>
+        <w:t xml:space="preserve"> </w:t>
+      </w:r>
+      <w:r>
+        <w:rPr>
+          <w:b/>
+          <w:bCs/>
+        </w:rPr>
+        <w:t xml:space="preserve">Kết quả</w:t>
+      </w:r>
+      <w:r>
+        <w:t xml:space="preserve">: band từng phần và band cả bài (chỉ có khi mọi phần đã được trả; Task 2 tính gấp đôi Task 1);</w:t>
       </w:r>
     </w:p>
     <w:p>
@@ -7001,75 +6887,30 @@
         </w:numPr>
       </w:pPr>
       <w:r>
-        <w:rPr>
-          <w:b/>
-          <w:bCs/>
-        </w:rPr>
-        <w:t xml:space="preserve">So sánh các lần nộp</w:t>
-      </w:r>
-      <w:r>
-        <w:t xml:space="preserve"> </w:t>
-      </w:r>
-      <w:r>
-        <w:t xml:space="preserve">(khi đã nộp từ 2 lần): chọn lần cũ, xem</w:t>
-      </w:r>
-      <w:r>
-        <w:t xml:space="preserve"> </w:t>
-      </w:r>
-      <w:r>
-        <w:rPr>
-          <w:b/>
-          <w:bCs/>
-        </w:rPr>
-        <w:t xml:space="preserve">Gộp</w:t>
-      </w:r>
-      <w:r>
-        <w:t xml:space="preserve"> </w:t>
-      </w:r>
-      <w:r>
-        <w:t xml:space="preserve">hoặc</w:t>
-      </w:r>
-      <w:r>
-        <w:t xml:space="preserve"> </w:t>
-      </w:r>
-      <w:r>
-        <w:rPr>
-          <w:b/>
-          <w:bCs/>
-        </w:rPr>
-        <w:t xml:space="preserve">Song song</w:t>
-      </w:r>
-      <w:r>
-        <w:t xml:space="preserve"> </w:t>
-      </w:r>
-      <w:r>
-        <w:t xml:space="preserve">— chữ bỏ đi gạch ngang nền đỏ, chữ thêm nền xanh. Bên dưới là</w:t>
-      </w:r>
-      <w:r>
-        <w:t xml:space="preserve"> </w:t>
-      </w:r>
-      <w:r>
-        <w:rPr>
-          <w:b/>
-          <w:bCs/>
-        </w:rPr>
-        <w:t xml:space="preserve">"Đã sửa X/Y lỗi của lần N"</w:t>
-      </w:r>
-      <w:r>
-        <w:t xml:space="preserve"> </w:t>
-      </w:r>
-      <w:r>
-        <w:t xml:space="preserve">và từng lỗi của lần cũ: đánh giá của giáo viên, hoặc "(tự đoán)" khi giáo viên chưa đánh giá. Bấm một lỗi để thấy đoạn đó trên bài cũ.</w:t>
-      </w:r>
-    </w:p>
-    <w:bookmarkEnd w:id="33"/>
-    <w:bookmarkStart w:id="34" w:name="Xb68ab366b45dd2890fff6a7bf933a9db8dcf281"/>
+        <w:t xml:space="preserve">khung</w:t>
+      </w:r>
+      <w:r>
+        <w:t xml:space="preserve"> </w:t>
+      </w:r>
+      <w:r>
+        <w:rPr>
+          <w:b/>
+          <w:bCs/>
+        </w:rPr>
+        <w:t xml:space="preserve">Thời gian &amp; quy định</w:t>
+      </w:r>
+      <w:r>
+        <w:t xml:space="preserve">: hạn nộp, có cho nộp muộn không, số lần yêu cầu sửa tối đa.</w:t>
+      </w:r>
+    </w:p>
+    <w:bookmarkEnd w:id="31"/>
+    <w:bookmarkStart w:id="32" w:name="Xcdbbb1fe94ded6e0db335b0616309f1ec0255e9"/>
     <w:p>
       <w:pPr>
         <w:pStyle w:val="Heading3"/>
       </w:pPr>
       <w:r>
-        <w:t xml:space="preserve">7.5. Kết quả học tập</w:t>
+        <w:t xml:space="preserve">7.3. Làm bài và nộp bài</w:t>
       </w:r>
     </w:p>
     <w:p>
@@ -7077,41 +6918,27 @@
         <w:pStyle w:val="FirstParagraph"/>
       </w:pPr>
       <w:r>
-        <w:t xml:space="preserve">Menu</w:t>
-      </w:r>
-      <w:r>
-        <w:t xml:space="preserve"> </w:t>
-      </w:r>
-      <w:r>
-        <w:rPr>
-          <w:b/>
-          <w:bCs/>
-        </w:rPr>
-        <w:t xml:space="preserve">Kết quả học tập</w:t>
-      </w:r>
-      <w:r>
-        <w:t xml:space="preserve">. Chỉ tính những phần giáo viên</w:t>
-      </w:r>
-      <w:r>
-        <w:t xml:space="preserve"> </w:t>
-      </w:r>
-      <w:r>
-        <w:rPr>
-          <w:b/>
-          <w:bCs/>
-        </w:rPr>
-        <w:t xml:space="preserve">đã trả bài</w:t>
-      </w:r>
-      <w:r>
-        <w:t xml:space="preserve"> </w:t>
-      </w:r>
-      <w:r>
-        <w:t xml:space="preserve">(bài đang chấm chưa hiện).</w:t>
-      </w:r>
-    </w:p>
-    <w:p>
-      <w:pPr>
-        <w:pStyle w:val="Compact"/>
+        <w:t xml:space="preserve">Bấm</w:t>
+      </w:r>
+      <w:r>
+        <w:t xml:space="preserve"> </w:t>
+      </w:r>
+      <w:r>
+        <w:rPr>
+          <w:b/>
+          <w:bCs/>
+        </w:rPr>
+        <w:t xml:space="preserve">Làm bài / Viết tiếp / Sửa bài</w:t>
+      </w:r>
+      <w:r>
+        <w:t xml:space="preserve"> </w:t>
+      </w:r>
+      <w:r>
+        <w:t xml:space="preserve">để mở màn làm bài toàn màn hình. Bài nhiều phần thì chọn phần ở hàng tab trên cùng (tab ghi trạng thái từng phần).</w:t>
+      </w:r>
+    </w:p>
+    <w:p>
+      <w:pPr>
         <w:numPr>
           <w:ilvl w:val="0"/>
           <w:numId w:val="1015"/>
@@ -7122,15 +6949,49 @@
           <w:b/>
           <w:bCs/>
         </w:rPr>
-        <w:t xml:space="preserve">Ba thẻ đầu trang</w:t>
-      </w:r>
-      <w:r>
-        <w:t xml:space="preserve">: band trung bình (trung bình band cả bài của các bài đã có kết quả đủ mọi phần) kèm mức (Yếu → Xuất sắc); số phần đã nộp và số phần đã có kết quả; số phần nộp muộn (lần nộp đầu sau hạn).</w:t>
-      </w:r>
-    </w:p>
-    <w:p>
-      <w:pPr>
-        <w:pStyle w:val="Compact"/>
+        <w:t xml:space="preserve">Bên trái</w:t>
+      </w:r>
+      <w:r>
+        <w:t xml:space="preserve"> </w:t>
+      </w:r>
+      <w:r>
+        <w:t xml:space="preserve">là đề bài (trên điện thoại: bấm</w:t>
+      </w:r>
+      <w:r>
+        <w:t xml:space="preserve"> </w:t>
+      </w:r>
+      <w:r>
+        <w:rPr>
+          <w:b/>
+          <w:bCs/>
+        </w:rPr>
+        <w:t xml:space="preserve">Xem đề bài</w:t>
+      </w:r>
+      <w:r>
+        <w:t xml:space="preserve"> </w:t>
+      </w:r>
+      <w:r>
+        <w:t xml:space="preserve">để mở),</w:t>
+      </w:r>
+      <w:r>
+        <w:t xml:space="preserve"> </w:t>
+      </w:r>
+      <w:r>
+        <w:rPr>
+          <w:b/>
+          <w:bCs/>
+        </w:rPr>
+        <w:t xml:space="preserve">bên phải</w:t>
+      </w:r>
+      <w:r>
+        <w:t xml:space="preserve"> </w:t>
+      </w:r>
+      <w:r>
+        <w:t xml:space="preserve">là ô soạn. Số từ đếm ngay khi gõ (cùng cách đếm với máy chủ): màu cam khi chưa đủ tối thiểu, xanh khi đủ.</w:t>
+      </w:r>
+    </w:p>
+    <w:p>
+      <w:pPr>
         <w:numPr>
           <w:ilvl w:val="0"/>
           <w:numId w:val="1015"/>
@@ -7141,15 +7002,14 @@
           <w:b/>
           <w:bCs/>
         </w:rPr>
-        <w:t xml:space="preserve">Band theo thời gian</w:t>
-      </w:r>
-      <w:r>
-        <w:t xml:space="preserve">: biểu đồ đường theo ngày trả bài — Band cả bài, Task 1, Task 2. Rê chuột vào một điểm để xem tên bài, band, ngày trả.</w:t>
-      </w:r>
-    </w:p>
-    <w:p>
-      <w:pPr>
-        <w:pStyle w:val="Compact"/>
+        <w:t xml:space="preserve">Tự lưu nháp</w:t>
+      </w:r>
+      <w:r>
+        <w:t xml:space="preserve">: ngừng gõ 3 giây, chuyển sang tab khác hoặc đổi phần là bài được lưu; dòng trạng thái ghi "Chưa lưu" → "Đang lưu…" → "Đã lưu lúc hh:mm". Lưu lỗi thì bấm "Lỗi lưu – thử lại". Đóng trang khi còn thay đổi chưa lưu, trình duyệt sẽ hỏi lại.</w:t>
+      </w:r>
+    </w:p>
+    <w:p>
+      <w:pPr>
         <w:numPr>
           <w:ilvl w:val="0"/>
           <w:numId w:val="1015"/>
@@ -7160,15 +7020,30 @@
           <w:b/>
           <w:bCs/>
         </w:rPr>
-        <w:t xml:space="preserve">Trung bình theo tiêu chí</w:t>
-      </w:r>
-      <w:r>
-        <w:t xml:space="preserve">: TA, TR, CC, LR, GRA gộp mọi bài (thang 0 – 9, 2 chữ số thập phân).</w:t>
-      </w:r>
-    </w:p>
-    <w:p>
-      <w:pPr>
-        <w:pStyle w:val="Compact"/>
+        <w:t xml:space="preserve">Mất mạng khi đang viết</w:t>
+      </w:r>
+      <w:r>
+        <w:t xml:space="preserve">: cứ viết tiếp, bài được giữ trên trình duyệt; dòng trạng thái ghi "Ngoại tuyến – đã lưu trên máy" và nút nộp tạm khoá ("Cần có mạng để nộp bài"). Có mạng lại, bài tự gửi lên máy chủ. Lỡ đóng trang khi chưa gửi được, mở lại màn làm bài trên</w:t>
+      </w:r>
+      <w:r>
+        <w:t xml:space="preserve"> </w:t>
+      </w:r>
+      <w:r>
+        <w:rPr>
+          <w:b/>
+          <w:bCs/>
+        </w:rPr>
+        <w:t xml:space="preserve">cùng trình duyệt</w:t>
+      </w:r>
+      <w:r>
+        <w:t xml:space="preserve"> </w:t>
+      </w:r>
+      <w:r>
+        <w:t xml:space="preserve">thì bài được khôi phục (nếu trong lúc đó bài đã được sửa ở nơi khác, hệ thống hỏi chọn bản).</w:t>
+      </w:r>
+    </w:p>
+    <w:p>
+      <w:pPr>
         <w:numPr>
           <w:ilvl w:val="0"/>
           <w:numId w:val="1015"/>
@@ -7179,15 +7054,43 @@
           <w:b/>
           <w:bCs/>
         </w:rPr>
-        <w:t xml:space="preserve">Hồ sơ lỗi</w:t>
-      </w:r>
-      <w:r>
-        <w:t xml:space="preserve">: tối đa 10 mã lỗi giáo viên đánh dấu nhiều nhất trong các bài của bạn — nên ôn những lỗi đứng đầu.</w:t>
-      </w:r>
-    </w:p>
-    <w:p>
-      <w:pPr>
-        <w:pStyle w:val="Compact"/>
+        <w:t xml:space="preserve">Mở cùng bài ở 2 tab / 2 máy</w:t>
+      </w:r>
+      <w:r>
+        <w:t xml:space="preserve">: khi một nơi lưu đè, nơi kia hiện hộp thoại cho xem cả hai bản (kèm số từ) để chọn</w:t>
+      </w:r>
+      <w:r>
+        <w:t xml:space="preserve"> </w:t>
+      </w:r>
+      <w:r>
+        <w:rPr>
+          <w:b/>
+          <w:bCs/>
+        </w:rPr>
+        <w:t xml:space="preserve">Dùng bản trên máy này</w:t>
+      </w:r>
+      <w:r>
+        <w:t xml:space="preserve"> </w:t>
+      </w:r>
+      <w:r>
+        <w:t xml:space="preserve">hoặc</w:t>
+      </w:r>
+      <w:r>
+        <w:t xml:space="preserve"> </w:t>
+      </w:r>
+      <w:r>
+        <w:rPr>
+          <w:b/>
+          <w:bCs/>
+        </w:rPr>
+        <w:t xml:space="preserve">Dùng bản trên máy chủ</w:t>
+      </w:r>
+      <w:r>
+        <w:t xml:space="preserve">.</w:t>
+      </w:r>
+    </w:p>
+    <w:p>
+      <w:pPr>
         <w:numPr>
           <w:ilvl w:val="0"/>
           <w:numId w:val="1015"/>
@@ -7198,26 +7101,151 @@
           <w:b/>
           <w:bCs/>
         </w:rPr>
-        <w:t xml:space="preserve">Kết quả từng bài</w:t>
-      </w:r>
-      <w:r>
-        <w:t xml:space="preserve">: bài trả gần nhất lên đầu, số phần đã trả, band cả bài (hoặc "Chưa đủ phần"). Bấm</w:t>
-      </w:r>
-      <w:r>
-        <w:t xml:space="preserve"> </w:t>
-      </w:r>
-      <w:r>
-        <w:rPr>
-          <w:b/>
-          <w:bCs/>
-        </w:rPr>
-        <w:t xml:space="preserve">+</w:t>
-      </w:r>
-      <w:r>
-        <w:t xml:space="preserve"> </w:t>
-      </w:r>
-      <w:r>
-        <w:t xml:space="preserve">để xem band từng phần và</w:t>
+        <w:t xml:space="preserve">Nộp</w:t>
+      </w:r>
+      <w:r>
+        <w:t xml:space="preserve">: bấm</w:t>
+      </w:r>
+      <w:r>
+        <w:t xml:space="preserve"> </w:t>
+      </w:r>
+      <w:r>
+        <w:rPr>
+          <w:b/>
+          <w:bCs/>
+        </w:rPr>
+        <w:t xml:space="preserve">Nộp phần này</w:t>
+      </w:r>
+      <w:r>
+        <w:t xml:space="preserve"> </w:t>
+      </w:r>
+      <w:r>
+        <w:t xml:space="preserve">(đang "Cần sửa":</w:t>
+      </w:r>
+      <w:r>
+        <w:t xml:space="preserve"> </w:t>
+      </w:r>
+      <w:r>
+        <w:rPr>
+          <w:b/>
+          <w:bCs/>
+        </w:rPr>
+        <w:t xml:space="preserve">Nộp bản sửa</w:t>
+      </w:r>
+      <w:r>
+        <w:t xml:space="preserve">). Bài ít hơn số từ tối thiểu thì hệ thống hỏi lại ("Viết tiếp" / "Vẫn nộp"). Nộp xong ô soạn chuyển sang chỉ đọc kèm giờ nộp; nộp sau hạn (khi bài cho phép) được ghi là</w:t>
+      </w:r>
+      <w:r>
+        <w:t xml:space="preserve"> </w:t>
+      </w:r>
+      <w:r>
+        <w:rPr>
+          <w:b/>
+          <w:bCs/>
+        </w:rPr>
+        <w:t xml:space="preserve">nộp muộn</w:t>
+      </w:r>
+      <w:r>
+        <w:t xml:space="preserve">.</w:t>
+      </w:r>
+    </w:p>
+    <w:p>
+      <w:pPr>
+        <w:numPr>
+          <w:ilvl w:val="0"/>
+          <w:numId w:val="1015"/>
+        </w:numPr>
+      </w:pPr>
+      <w:r>
+        <w:rPr>
+          <w:b/>
+          <w:bCs/>
+        </w:rPr>
+        <w:t xml:space="preserve">Đồng hồ đếm ngược</w:t>
+      </w:r>
+      <w:r>
+        <w:t xml:space="preserve"> </w:t>
+      </w:r>
+      <w:r>
+        <w:t xml:space="preserve">theo giờ máy chủ (tự đồng bộ 5 phút một lần). Quá hạn mà bài không cho nộp muộn, hoặc bài đã đóng, thì ô soạn khoá lại và ghi lý do.</w:t>
+      </w:r>
+    </w:p>
+    <w:p>
+      <w:pPr>
+        <w:numPr>
+          <w:ilvl w:val="0"/>
+          <w:numId w:val="1015"/>
+        </w:numPr>
+      </w:pPr>
+      <w:r>
+        <w:rPr>
+          <w:b/>
+          <w:bCs/>
+        </w:rPr>
+        <w:t xml:space="preserve">Xem bài đã chấm</w:t>
+      </w:r>
+      <w:r>
+        <w:t xml:space="preserve">: phần đã được trả bài hiện bài viết</w:t>
+      </w:r>
+      <w:r>
+        <w:t xml:space="preserve"> </w:t>
+      </w:r>
+      <w:r>
+        <w:rPr>
+          <w:b/>
+          <w:bCs/>
+        </w:rPr>
+        <w:t xml:space="preserve">kèm đánh dấu của giáo viên</w:t>
+      </w:r>
+      <w:r>
+        <w:t xml:space="preserve"> </w:t>
+      </w:r>
+      <w:r>
+        <w:t xml:space="preserve">(cùng kiểu với màn chấm: gạch lỗi, chữ sửa, nền tô màu, nhận xét ở lề), chỉ đọc; bấm đoạn được đánh dấu để xem chi tiết, bật / tắt từng lớp ở hàng</w:t>
+      </w:r>
+      <w:r>
+        <w:t xml:space="preserve"> </w:t>
+      </w:r>
+      <w:r>
+        <w:rPr>
+          <w:b/>
+          <w:bCs/>
+        </w:rPr>
+        <w:t xml:space="preserve">Hiện:</w:t>
+      </w:r>
+      <w:r>
+        <w:t xml:space="preserve">. Khi bài đang</w:t>
+      </w:r>
+      <w:r>
+        <w:t xml:space="preserve"> </w:t>
+      </w:r>
+      <w:r>
+        <w:rPr>
+          <w:b/>
+          <w:bCs/>
+        </w:rPr>
+        <w:t xml:space="preserve">Cần sửa</w:t>
+      </w:r>
+      <w:r>
+        <w:t xml:space="preserve">, chữ sửa của giáo viên được ẩn — chỉ thấy loại lỗi và nhận xét để tự sửa.</w:t>
+      </w:r>
+    </w:p>
+    <w:bookmarkEnd w:id="32"/>
+    <w:bookmarkStart w:id="33" w:name="X36c870cc6791c2cf75eef469404e0415cfcff36"/>
+    <w:p>
+      <w:pPr>
+        <w:pStyle w:val="Heading3"/>
+      </w:pPr>
+      <w:r>
+        <w:t xml:space="preserve">7.4. Kết quả từng phần</w:t>
+      </w:r>
+    </w:p>
+    <w:p>
+      <w:pPr>
+        <w:pStyle w:val="FirstParagraph"/>
+      </w:pPr>
+      <w:r>
+        <w:t xml:space="preserve">Mở từ nút</w:t>
       </w:r>
       <w:r>
         <w:t xml:space="preserve"> </w:t>
@@ -7233,38 +7261,20 @@
         <w:t xml:space="preserve"> </w:t>
       </w:r>
       <w:r>
-        <w:t xml:space="preserve">chi tiết của phần đó; bấm tên bài để mở chi tiết bài.</w:t>
-      </w:r>
-    </w:p>
-    <w:bookmarkEnd w:id="34"/>
-    <w:bookmarkStart w:id="35" w:name="X5401fa4bc1caa041de839000fe024ccd9b79354"/>
-    <w:p>
-      <w:pPr>
-        <w:pStyle w:val="Heading3"/>
-      </w:pPr>
-      <w:r>
-        <w:t xml:space="preserve">7.6. Trao đổi (chat)</w:t>
-      </w:r>
-    </w:p>
-    <w:p>
-      <w:pPr>
-        <w:pStyle w:val="FirstParagraph"/>
-      </w:pPr>
-      <w:r>
-        <w:t xml:space="preserve">Menu</w:t>
-      </w:r>
-      <w:r>
-        <w:t xml:space="preserve"> </w:t>
-      </w:r>
-      <w:r>
-        <w:rPr>
-          <w:b/>
-          <w:bCs/>
-        </w:rPr>
-        <w:t xml:space="preserve">Trao đổi</w:t>
-      </w:r>
-      <w:r>
-        <w:t xml:space="preserve">: trò chuyện với giáo viên trong kênh chung của lớp, và trong kênh riêng về một bài nộp khi giáo viên nhắn cho bạn.</w:t>
+        <w:t xml:space="preserve">ở chi tiết bài / màn làm bài, hoặc bấm một lần nộp trong</w:t>
+      </w:r>
+      <w:r>
+        <w:t xml:space="preserve"> </w:t>
+      </w:r>
+      <w:r>
+        <w:rPr>
+          <w:b/>
+          <w:bCs/>
+        </w:rPr>
+        <w:t xml:space="preserve">Lịch sử nộp</w:t>
+      </w:r>
+      <w:r>
+        <w:t xml:space="preserve">. Mặc định hiện lần nộp gần nhất đã được trả; ô chọn ở góc phải để xem lần khác (lần chưa trả ghi "chờ kết quả").</w:t>
       </w:r>
     </w:p>
     <w:p>
@@ -7276,49 +7286,43 @@
         </w:numPr>
       </w:pPr>
       <w:r>
-        <w:t xml:space="preserve">Cột trái: các cuộc trò chuyện chia</w:t>
-      </w:r>
-      <w:r>
-        <w:t xml:space="preserve"> </w:t>
-      </w:r>
-      <w:r>
-        <w:rPr>
-          <w:b/>
-          <w:bCs/>
-        </w:rPr>
-        <w:t xml:space="preserve">Theo bài nộp</w:t>
-      </w:r>
-      <w:r>
-        <w:t xml:space="preserve"> </w:t>
-      </w:r>
-      <w:r>
-        <w:t xml:space="preserve">và</w:t>
-      </w:r>
-      <w:r>
-        <w:t xml:space="preserve"> </w:t>
-      </w:r>
-      <w:r>
-        <w:rPr>
-          <w:b/>
-          <w:bCs/>
-        </w:rPr>
-        <w:t xml:space="preserve">Theo lớp</w:t>
-      </w:r>
-      <w:r>
-        <w:t xml:space="preserve">, tin cuối, thời gian, số tin chưa đọc; ô tìm theo tên. Mỗi lớp bạn dạy / học có sẵn một kênh chung; kênh theo bài nộp do giáo viên mở từ màn chấm (nút</w:t>
-      </w:r>
-      <w:r>
-        <w:t xml:space="preserve"> </w:t>
-      </w:r>
-      <w:r>
-        <w:rPr>
-          <w:b/>
-          <w:bCs/>
-        </w:rPr>
-        <w:t xml:space="preserve">Trao đổi</w:t>
-      </w:r>
-      <w:r>
-        <w:t xml:space="preserve">) và hiện với sinh viên khi đã có tin.</w:t>
+        <w:rPr>
+          <w:b/>
+          <w:bCs/>
+        </w:rPr>
+        <w:t xml:space="preserve">Đầu trang</w:t>
+      </w:r>
+      <w:r>
+        <w:t xml:space="preserve">: band của lần nộp và mức (vd 6.0 · Khá), giờ trả bài. Đang</w:t>
+      </w:r>
+      <w:r>
+        <w:t xml:space="preserve"> </w:t>
+      </w:r>
+      <w:r>
+        <w:rPr>
+          <w:b/>
+          <w:bCs/>
+        </w:rPr>
+        <w:t xml:space="preserve">Cần sửa</w:t>
+      </w:r>
+      <w:r>
+        <w:t xml:space="preserve"> </w:t>
+      </w:r>
+      <w:r>
+        <w:t xml:space="preserve">thì có khung đỏ (hạn sửa, lời nhắn, nút</w:t>
+      </w:r>
+      <w:r>
+        <w:t xml:space="preserve"> </w:t>
+      </w:r>
+      <w:r>
+        <w:rPr>
+          <w:b/>
+          <w:bCs/>
+        </w:rPr>
+        <w:t xml:space="preserve">Sửa bài</w:t>
+      </w:r>
+      <w:r>
+        <w:t xml:space="preserve">) và ghi chú "Gợi ý sửa sẽ hiện sau khi bạn nộp bản sửa".</w:t>
       </w:r>
     </w:p>
     <w:p>
@@ -7330,55 +7334,30 @@
         </w:numPr>
       </w:pPr>
       <w:r>
-        <w:t xml:space="preserve">Cột phải: tin nhắn theo ngày ("Hôm nay", "Hôm qua"…), tin của mình bên phải.</w:t>
-      </w:r>
-      <w:r>
-        <w:t xml:space="preserve"> </w:t>
-      </w:r>
-      <w:r>
-        <w:rPr>
-          <w:b/>
-          <w:bCs/>
-        </w:rPr>
-        <w:t xml:space="preserve">Enter</w:t>
-      </w:r>
-      <w:r>
-        <w:t xml:space="preserve"> </w:t>
-      </w:r>
-      <w:r>
-        <w:t xml:space="preserve">để gửi,</w:t>
-      </w:r>
-      <w:r>
-        <w:t xml:space="preserve"> </w:t>
-      </w:r>
-      <w:r>
-        <w:rPr>
-          <w:b/>
-          <w:bCs/>
-        </w:rPr>
-        <w:t xml:space="preserve">Shift + Enter</w:t>
-      </w:r>
-      <w:r>
-        <w:t xml:space="preserve"> </w:t>
-      </w:r>
-      <w:r>
-        <w:t xml:space="preserve">xuống dòng (tối đa 4000 ký tự). Tin hiện ngay với chữ "Đang gửi…"; mất kết nối hoặc quá 10 giây chưa gửi được thì ghi</w:t>
-      </w:r>
-      <w:r>
-        <w:t xml:space="preserve"> </w:t>
-      </w:r>
-      <w:r>
-        <w:rPr>
-          <w:b/>
-          <w:bCs/>
-        </w:rPr>
-        <w:t xml:space="preserve">Chưa gửi được · Gửi lại</w:t>
-      </w:r>
-      <w:r>
-        <w:t xml:space="preserve"> </w:t>
-      </w:r>
-      <w:r>
-        <w:t xml:space="preserve">(gửi lại không tạo tin trùng).</w:t>
+        <w:rPr>
+          <w:b/>
+          <w:bCs/>
+        </w:rPr>
+        <w:t xml:space="preserve">Bên trái</w:t>
+      </w:r>
+      <w:r>
+        <w:t xml:space="preserve">: bài viết kèm đánh dấu của giáo viên (như mục 7.3) và bảng</w:t>
+      </w:r>
+      <w:r>
+        <w:t xml:space="preserve"> </w:t>
+      </w:r>
+      <w:r>
+        <w:rPr>
+          <w:b/>
+          <w:bCs/>
+        </w:rPr>
+        <w:t xml:space="preserve">Lỗi trong bài</w:t>
+      </w:r>
+      <w:r>
+        <w:t xml:space="preserve"> </w:t>
+      </w:r>
+      <w:r>
+        <w:t xml:space="preserve">(mã lỗi, số lần).</w:t>
       </w:r>
     </w:p>
     <w:p>
@@ -7390,55 +7369,14 @@
         </w:numPr>
       </w:pPr>
       <w:r>
-        <w:t xml:space="preserve">Dòng dưới tiêu đề hiện</w:t>
-      </w:r>
-      <w:r>
-        <w:t xml:space="preserve"> </w:t>
-      </w:r>
-      <w:r>
-        <w:rPr>
-          <w:b/>
-          <w:bCs/>
-        </w:rPr>
-        <w:t xml:space="preserve">"… đang gõ"</w:t>
-      </w:r>
-      <w:r>
-        <w:t xml:space="preserve"> </w:t>
-      </w:r>
-      <w:r>
-        <w:t xml:space="preserve">khi người kia gõ; dưới tin cuối của mình có</w:t>
-      </w:r>
-      <w:r>
-        <w:t xml:space="preserve"> </w:t>
-      </w:r>
-      <w:r>
-        <w:rPr>
-          <w:b/>
-          <w:bCs/>
-        </w:rPr>
-        <w:t xml:space="preserve">Đã xem</w:t>
-      </w:r>
-      <w:r>
-        <w:t xml:space="preserve"> </w:t>
-      </w:r>
-      <w:r>
-        <w:t xml:space="preserve">(kênh lớp ghi tên người xem). Kéo lên đầu và bấm</w:t>
-      </w:r>
-      <w:r>
-        <w:t xml:space="preserve"> </w:t>
-      </w:r>
-      <w:r>
-        <w:rPr>
-          <w:b/>
-          <w:bCs/>
-        </w:rPr>
-        <w:t xml:space="preserve">Tải tin cũ hơn</w:t>
-      </w:r>
-      <w:r>
-        <w:t xml:space="preserve"> </w:t>
-      </w:r>
-      <w:r>
-        <w:t xml:space="preserve">để xem lịch sử.</w:t>
+        <w:rPr>
+          <w:b/>
+          <w:bCs/>
+        </w:rPr>
+        <w:t xml:space="preserve">Bên phải</w:t>
+      </w:r>
+      <w:r>
+        <w:t xml:space="preserve">: từng tiêu chí với điểm, nhận xét, checklist (● đạt, ○ chưa đạt, ● cam = điểm yếu làm giới hạn điểm) và lý do bị giới hạn điểm nếu có; cuối cùng là nhận xét chung.</w:t>
       </w:r>
     </w:p>
     <w:p>
@@ -7450,25 +7388,75 @@
         </w:numPr>
       </w:pPr>
       <w:r>
-        <w:t xml:space="preserve">Mất kết nối rồi có lại: tin bị lỡ được tải bù tự động. Trên điện thoại, danh sách và khung chat hiện lần lượt (nút ← để quay lại danh sách).</w:t>
-      </w:r>
-    </w:p>
-    <w:p>
-      <w:r>
-        <w:pict>
-          <v:rect style="width:0;height:1.5pt" o:hralign="center" o:hrstd="t" o:hr="t"/>
-        </w:pict>
-      </w:r>
-    </w:p>
-    <w:bookmarkEnd w:id="35"/>
-    <w:bookmarkEnd w:id="36"/>
-    <w:bookmarkStart w:id="37" w:name="X27a74f3cf0506426a1a76b4e73d04f5d967bbd0"/>
-    <w:p>
-      <w:pPr>
-        <w:pStyle w:val="Heading2"/>
-      </w:pPr>
-      <w:r>
-        <w:t xml:space="preserve">8. Kịch bản demo gợi ý (~10 phút)</w:t>
+        <w:rPr>
+          <w:b/>
+          <w:bCs/>
+        </w:rPr>
+        <w:t xml:space="preserve">So sánh các lần nộp</w:t>
+      </w:r>
+      <w:r>
+        <w:t xml:space="preserve"> </w:t>
+      </w:r>
+      <w:r>
+        <w:t xml:space="preserve">(khi đã nộp từ 2 lần): chọn lần cũ, xem</w:t>
+      </w:r>
+      <w:r>
+        <w:t xml:space="preserve"> </w:t>
+      </w:r>
+      <w:r>
+        <w:rPr>
+          <w:b/>
+          <w:bCs/>
+        </w:rPr>
+        <w:t xml:space="preserve">Gộp</w:t>
+      </w:r>
+      <w:r>
+        <w:t xml:space="preserve"> </w:t>
+      </w:r>
+      <w:r>
+        <w:t xml:space="preserve">hoặc</w:t>
+      </w:r>
+      <w:r>
+        <w:t xml:space="preserve"> </w:t>
+      </w:r>
+      <w:r>
+        <w:rPr>
+          <w:b/>
+          <w:bCs/>
+        </w:rPr>
+        <w:t xml:space="preserve">Song song</w:t>
+      </w:r>
+      <w:r>
+        <w:t xml:space="preserve"> </w:t>
+      </w:r>
+      <w:r>
+        <w:t xml:space="preserve">— chữ bỏ đi gạch ngang nền đỏ, chữ thêm nền xanh. Bên dưới là</w:t>
+      </w:r>
+      <w:r>
+        <w:t xml:space="preserve"> </w:t>
+      </w:r>
+      <w:r>
+        <w:rPr>
+          <w:b/>
+          <w:bCs/>
+        </w:rPr>
+        <w:t xml:space="preserve">"Đã sửa X/Y lỗi của lần N"</w:t>
+      </w:r>
+      <w:r>
+        <w:t xml:space="preserve"> </w:t>
+      </w:r>
+      <w:r>
+        <w:t xml:space="preserve">và từng lỗi của lần cũ: đánh giá của giáo viên, hoặc "(tự đoán)" khi giáo viên chưa đánh giá. Bấm một lỗi để thấy đoạn đó trên bài cũ.</w:t>
+      </w:r>
+    </w:p>
+    <w:bookmarkEnd w:id="33"/>
+    <w:bookmarkStart w:id="34" w:name="Xb68ab366b45dd2890fff6a7bf933a9db8dcf281"/>
+    <w:p>
+      <w:pPr>
+        <w:pStyle w:val="Heading3"/>
+      </w:pPr>
+      <w:r>
+        <w:t xml:space="preserve">7.5. Kết quả học tập</w:t>
       </w:r>
     </w:p>
     <w:p>
@@ -7476,31 +7464,36 @@
         <w:pStyle w:val="FirstParagraph"/>
       </w:pPr>
       <w:r>
-        <w:t xml:space="preserve">Mở hai trình duyệt (hoặc một cửa sổ ẩn danh): máy A đăng nhập</w:t>
-      </w:r>
-      <w:r>
-        <w:t xml:space="preserve"> </w:t>
-      </w:r>
-      <w:r>
-        <w:rPr>
-          <w:rStyle w:val="VerbatimChar"/>
-        </w:rPr>
-        <w:t xml:space="preserve">gv.demo</w:t>
-      </w:r>
-      <w:r>
-        <w:t xml:space="preserve">, máy B đăng nhập</w:t>
-      </w:r>
-      <w:r>
-        <w:t xml:space="preserve"> </w:t>
-      </w:r>
-      <w:r>
-        <w:rPr>
-          <w:rStyle w:val="VerbatimChar"/>
-        </w:rPr>
-        <w:t xml:space="preserve">DEMO001</w:t>
-      </w:r>
-      <w:r>
-        <w:t xml:space="preserve">.</w:t>
+        <w:t xml:space="preserve">Menu</w:t>
+      </w:r>
+      <w:r>
+        <w:t xml:space="preserve"> </w:t>
+      </w:r>
+      <w:r>
+        <w:rPr>
+          <w:b/>
+          <w:bCs/>
+        </w:rPr>
+        <w:t xml:space="preserve">Kết quả học tập</w:t>
+      </w:r>
+      <w:r>
+        <w:t xml:space="preserve">. Chỉ tính những phần giáo viên</w:t>
+      </w:r>
+      <w:r>
+        <w:t xml:space="preserve"> </w:t>
+      </w:r>
+      <w:r>
+        <w:rPr>
+          <w:b/>
+          <w:bCs/>
+        </w:rPr>
+        <w:t xml:space="preserve">đã trả bài</w:t>
+      </w:r>
+      <w:r>
+        <w:t xml:space="preserve"> </w:t>
+      </w:r>
+      <w:r>
+        <w:t xml:space="preserve">(bài đang chấm chưa hiện).</w:t>
       </w:r>
     </w:p>
     <w:p>
@@ -7516,22 +7509,10 @@
           <w:b/>
           <w:bCs/>
         </w:rPr>
-        <w:t xml:space="preserve">Admin</w:t>
-      </w:r>
-      <w:r>
-        <w:t xml:space="preserve"> </w:t>
-      </w:r>
-      <w:r>
-        <w:t xml:space="preserve">(</w:t>
-      </w:r>
-      <w:r>
-        <w:rPr>
-          <w:rStyle w:val="VerbatimChar"/>
-        </w:rPr>
-        <w:t xml:space="preserve">admin</w:t>
-      </w:r>
-      <w:r>
-        <w:t xml:space="preserve">): Tổng quan → Giáo viên → thêm một giáo viên, xem mật khẩu tạm hiện một lần → Nhật ký thấy dòng "Tạo giáo viên".</w:t>
+        <w:t xml:space="preserve">Ba thẻ đầu trang</w:t>
+      </w:r>
+      <w:r>
+        <w:t xml:space="preserve">: band trung bình (trung bình band cả bài của các bài đã có kết quả đủ mọi phần) kèm mức (Yếu → Xuất sắc); số phần đã nộp và số phần đã có kết quả; số phần nộp muộn (lần nộp đầu sau hạn).</w:t>
       </w:r>
     </w:p>
     <w:p>
@@ -7547,28 +7528,10 @@
           <w:b/>
           <w:bCs/>
         </w:rPr>
-        <w:t xml:space="preserve">Giáo viên</w:t>
-      </w:r>
-      <w:r>
-        <w:t xml:space="preserve"> </w:t>
-      </w:r>
-      <w:r>
-        <w:t xml:space="preserve">(máy A): Lớp học → mở</w:t>
-      </w:r>
-      <w:r>
-        <w:t xml:space="preserve"> </w:t>
-      </w:r>
-      <w:r>
-        <w:rPr>
-          <w:rStyle w:val="VerbatimChar"/>
-        </w:rPr>
-        <w:t xml:space="preserve">DEMO-A</w:t>
-      </w:r>
-      <w:r>
-        <w:t xml:space="preserve"> </w:t>
-      </w:r>
-      <w:r>
-        <w:t xml:space="preserve">→ Import file mẫu đã điền vài sinh viên → xem kết quả, tải file tài khoản.</w:t>
+        <w:t xml:space="preserve">Band theo thời gian</w:t>
+      </w:r>
+      <w:r>
+        <w:t xml:space="preserve">: biểu đồ đường theo ngày trả bài — Band cả bài, Task 1, Task 2. Rê chuột vào một điểm để xem tên bài, band, ngày trả.</w:t>
       </w:r>
     </w:p>
     <w:p>
@@ -7580,79 +7543,14 @@
         </w:numPr>
       </w:pPr>
       <w:r>
-        <w:t xml:space="preserve">Bài tập → mở</w:t>
-      </w:r>
-      <w:r>
-        <w:t xml:space="preserve"> </w:t>
-      </w:r>
-      <w:r>
-        <w:rPr>
-          <w:b/>
-          <w:bCs/>
-        </w:rPr>
-        <w:t xml:space="preserve">"Tuần 2"</w:t>
-      </w:r>
-      <w:r>
-        <w:t xml:space="preserve"> </w:t>
-      </w:r>
-      <w:r>
-        <w:t xml:space="preserve">(nháp) →</w:t>
-      </w:r>
-      <w:r>
-        <w:t xml:space="preserve"> </w:t>
-      </w:r>
-      <w:r>
-        <w:rPr>
-          <w:b/>
-          <w:bCs/>
-        </w:rPr>
-        <w:t xml:space="preserve">Giao bài &amp; phát hành</w:t>
-      </w:r>
-      <w:r>
-        <w:t xml:space="preserve"> </w:t>
-      </w:r>
-      <w:r>
-        <w:t xml:space="preserve">cho lớp</w:t>
-      </w:r>
-      <w:r>
-        <w:t xml:space="preserve"> </w:t>
-      </w:r>
-      <w:r>
-        <w:rPr>
-          <w:rStyle w:val="VerbatimChar"/>
-        </w:rPr>
-        <w:t xml:space="preserve">DEMO-A</w:t>
-      </w:r>
-      <w:r>
-        <w:t xml:space="preserve"> </w:t>
-      </w:r>
-      <w:r>
-        <w:t xml:space="preserve">→ máy B (</w:t>
-      </w:r>
-      <w:r>
-        <w:rPr>
-          <w:rStyle w:val="VerbatimChar"/>
-        </w:rPr>
-        <w:t xml:space="preserve">DEMO001</w:t>
-      </w:r>
-      <w:r>
-        <w:t xml:space="preserve">) thấy</w:t>
-      </w:r>
-      <w:r>
-        <w:t xml:space="preserve"> </w:t>
-      </w:r>
-      <w:r>
-        <w:rPr>
-          <w:b/>
-          <w:bCs/>
-        </w:rPr>
-        <w:t xml:space="preserve">thông báo bật lên ngay</w:t>
-      </w:r>
-      <w:r>
-        <w:t xml:space="preserve"> </w:t>
-      </w:r>
-      <w:r>
-        <w:t xml:space="preserve">và số trên chuông tăng.</w:t>
+        <w:rPr>
+          <w:b/>
+          <w:bCs/>
+        </w:rPr>
+        <w:t xml:space="preserve">Trung bình theo tiêu chí</w:t>
+      </w:r>
+      <w:r>
+        <w:t xml:space="preserve">: TA, TR, CC, LR, GRA gộp mọi bài (thang 0 – 9, 2 chữ số thập phân).</w:t>
       </w:r>
     </w:p>
     <w:p>
@@ -7664,7 +7562,14 @@
         </w:numPr>
       </w:pPr>
       <w:r>
-        <w:t xml:space="preserve">Tắt mạng máy B vài giây (hoặc khởi động lại backend) → thanh vàng "Mất kết nối… đang thử lại" → bật lại → tự kết nối.</w:t>
+        <w:rPr>
+          <w:b/>
+          <w:bCs/>
+        </w:rPr>
+        <w:t xml:space="preserve">Hồ sơ lỗi</w:t>
+      </w:r>
+      <w:r>
+        <w:t xml:space="preserve">: tối đa 10 mã lỗi giáo viên đánh dấu nhiều nhất trong các bài của bạn — nên ôn những lỗi đứng đầu.</w:t>
       </w:r>
     </w:p>
     <w:p>
@@ -7673,6 +7578,488 @@
         <w:numPr>
           <w:ilvl w:val="0"/>
           <w:numId w:val="1017"/>
+        </w:numPr>
+      </w:pPr>
+      <w:r>
+        <w:rPr>
+          <w:b/>
+          <w:bCs/>
+        </w:rPr>
+        <w:t xml:space="preserve">Kết quả từng bài</w:t>
+      </w:r>
+      <w:r>
+        <w:t xml:space="preserve">: bài trả gần nhất lên đầu, số phần đã trả, band cả bài (hoặc "Chưa đủ phần"). Bấm</w:t>
+      </w:r>
+      <w:r>
+        <w:t xml:space="preserve"> </w:t>
+      </w:r>
+      <w:r>
+        <w:rPr>
+          <w:b/>
+          <w:bCs/>
+        </w:rPr>
+        <w:t xml:space="preserve">+</w:t>
+      </w:r>
+      <w:r>
+        <w:t xml:space="preserve"> </w:t>
+      </w:r>
+      <w:r>
+        <w:t xml:space="preserve">để xem band từng phần và</w:t>
+      </w:r>
+      <w:r>
+        <w:t xml:space="preserve"> </w:t>
+      </w:r>
+      <w:r>
+        <w:rPr>
+          <w:b/>
+          <w:bCs/>
+        </w:rPr>
+        <w:t xml:space="preserve">Xem kết quả</w:t>
+      </w:r>
+      <w:r>
+        <w:t xml:space="preserve"> </w:t>
+      </w:r>
+      <w:r>
+        <w:t xml:space="preserve">chi tiết của phần đó; bấm tên bài để mở chi tiết bài.</w:t>
+      </w:r>
+    </w:p>
+    <w:bookmarkEnd w:id="34"/>
+    <w:bookmarkStart w:id="35" w:name="X5401fa4bc1caa041de839000fe024ccd9b79354"/>
+    <w:p>
+      <w:pPr>
+        <w:pStyle w:val="Heading3"/>
+      </w:pPr>
+      <w:r>
+        <w:t xml:space="preserve">7.6. Trao đổi (chat)</w:t>
+      </w:r>
+    </w:p>
+    <w:p>
+      <w:pPr>
+        <w:pStyle w:val="FirstParagraph"/>
+      </w:pPr>
+      <w:r>
+        <w:t xml:space="preserve">Menu</w:t>
+      </w:r>
+      <w:r>
+        <w:t xml:space="preserve"> </w:t>
+      </w:r>
+      <w:r>
+        <w:rPr>
+          <w:b/>
+          <w:bCs/>
+        </w:rPr>
+        <w:t xml:space="preserve">Trao đổi</w:t>
+      </w:r>
+      <w:r>
+        <w:t xml:space="preserve">: trò chuyện với giáo viên trong kênh chung của lớp, kênh riêng về một bài nộp, hoặc kênh riêng với giáo viên khi giáo viên nhắn cho bạn.</w:t>
+      </w:r>
+    </w:p>
+    <w:p>
+      <w:pPr>
+        <w:pStyle w:val="Compact"/>
+        <w:numPr>
+          <w:ilvl w:val="0"/>
+          <w:numId w:val="1018"/>
+        </w:numPr>
+      </w:pPr>
+      <w:r>
+        <w:t xml:space="preserve">Cột trái: các cuộc trò chuyện chia</w:t>
+      </w:r>
+      <w:r>
+        <w:t xml:space="preserve"> </w:t>
+      </w:r>
+      <w:r>
+        <w:rPr>
+          <w:b/>
+          <w:bCs/>
+        </w:rPr>
+        <w:t xml:space="preserve">Theo bài nộp</w:t>
+      </w:r>
+      <w:r>
+        <w:t xml:space="preserve">,</w:t>
+      </w:r>
+      <w:r>
+        <w:t xml:space="preserve"> </w:t>
+      </w:r>
+      <w:r>
+        <w:rPr>
+          <w:b/>
+          <w:bCs/>
+        </w:rPr>
+        <w:t xml:space="preserve">Theo lớp</w:t>
+      </w:r>
+      <w:r>
+        <w:t xml:space="preserve"> </w:t>
+      </w:r>
+      <w:r>
+        <w:t xml:space="preserve">và</w:t>
+      </w:r>
+      <w:r>
+        <w:t xml:space="preserve"> </w:t>
+      </w:r>
+      <w:r>
+        <w:rPr>
+          <w:b/>
+          <w:bCs/>
+        </w:rPr>
+        <w:t xml:space="preserve">Trao đổi riêng</w:t>
+      </w:r>
+      <w:r>
+        <w:t xml:space="preserve">; một ô tìm theo tên cuộc trò chuyện, kèm tin cuối, thời gian và số tin chưa đọc. Kênh lớp có sẵn; kênh riêng hiện khi giáo viên gửi tin đầu tiên.</w:t>
+      </w:r>
+    </w:p>
+    <w:p>
+      <w:pPr>
+        <w:pStyle w:val="Compact"/>
+        <w:numPr>
+          <w:ilvl w:val="0"/>
+          <w:numId w:val="1018"/>
+        </w:numPr>
+      </w:pPr>
+      <w:r>
+        <w:t xml:space="preserve">Cột phải: tin nhắn theo ngày ("Hôm nay", "Hôm qua"…), tin của mình bên phải.</w:t>
+      </w:r>
+      <w:r>
+        <w:t xml:space="preserve"> </w:t>
+      </w:r>
+      <w:r>
+        <w:rPr>
+          <w:b/>
+          <w:bCs/>
+        </w:rPr>
+        <w:t xml:space="preserve">Enter</w:t>
+      </w:r>
+      <w:r>
+        <w:t xml:space="preserve"> </w:t>
+      </w:r>
+      <w:r>
+        <w:t xml:space="preserve">để gửi,</w:t>
+      </w:r>
+      <w:r>
+        <w:t xml:space="preserve"> </w:t>
+      </w:r>
+      <w:r>
+        <w:rPr>
+          <w:b/>
+          <w:bCs/>
+        </w:rPr>
+        <w:t xml:space="preserve">Shift + Enter</w:t>
+      </w:r>
+      <w:r>
+        <w:t xml:space="preserve"> </w:t>
+      </w:r>
+      <w:r>
+        <w:t xml:space="preserve">xuống dòng (tối đa 4000 ký tự). Tin hiện ngay với chữ "Đang gửi…"; mất kết nối hoặc quá 10 giây chưa gửi được thì ghi</w:t>
+      </w:r>
+      <w:r>
+        <w:t xml:space="preserve"> </w:t>
+      </w:r>
+      <w:r>
+        <w:rPr>
+          <w:b/>
+          <w:bCs/>
+        </w:rPr>
+        <w:t xml:space="preserve">Chưa gửi được · Gửi lại</w:t>
+      </w:r>
+      <w:r>
+        <w:t xml:space="preserve"> </w:t>
+      </w:r>
+      <w:r>
+        <w:t xml:space="preserve">(gửi lại không tạo tin trùng).</w:t>
+      </w:r>
+    </w:p>
+    <w:p>
+      <w:pPr>
+        <w:pStyle w:val="Compact"/>
+        <w:numPr>
+          <w:ilvl w:val="0"/>
+          <w:numId w:val="1018"/>
+        </w:numPr>
+      </w:pPr>
+      <w:r>
+        <w:t xml:space="preserve">Dòng dưới tiêu đề hiện</w:t>
+      </w:r>
+      <w:r>
+        <w:t xml:space="preserve"> </w:t>
+      </w:r>
+      <w:r>
+        <w:rPr>
+          <w:b/>
+          <w:bCs/>
+        </w:rPr>
+        <w:t xml:space="preserve">"… đang gõ"</w:t>
+      </w:r>
+      <w:r>
+        <w:t xml:space="preserve"> </w:t>
+      </w:r>
+      <w:r>
+        <w:t xml:space="preserve">khi người kia gõ; dưới tin cuối của mình có</w:t>
+      </w:r>
+      <w:r>
+        <w:t xml:space="preserve"> </w:t>
+      </w:r>
+      <w:r>
+        <w:rPr>
+          <w:b/>
+          <w:bCs/>
+        </w:rPr>
+        <w:t xml:space="preserve">Đã xem</w:t>
+      </w:r>
+      <w:r>
+        <w:t xml:space="preserve"> </w:t>
+      </w:r>
+      <w:r>
+        <w:t xml:space="preserve">(kênh lớp ghi tên người xem). Kéo lên đầu và bấm</w:t>
+      </w:r>
+      <w:r>
+        <w:t xml:space="preserve"> </w:t>
+      </w:r>
+      <w:r>
+        <w:rPr>
+          <w:b/>
+          <w:bCs/>
+        </w:rPr>
+        <w:t xml:space="preserve">Tải tin cũ hơn</w:t>
+      </w:r>
+      <w:r>
+        <w:t xml:space="preserve"> </w:t>
+      </w:r>
+      <w:r>
+        <w:t xml:space="preserve">để xem lịch sử.</w:t>
+      </w:r>
+    </w:p>
+    <w:p>
+      <w:pPr>
+        <w:pStyle w:val="Compact"/>
+        <w:numPr>
+          <w:ilvl w:val="0"/>
+          <w:numId w:val="1018"/>
+        </w:numPr>
+      </w:pPr>
+      <w:r>
+        <w:t xml:space="preserve">Mất kết nối rồi có lại: tin bị lỡ được tải bù tự động. Trên điện thoại, danh sách và khung chat hiện lần lượt (nút ← để quay lại danh sách).</w:t>
+      </w:r>
+    </w:p>
+    <w:p>
+      <w:r>
+        <w:pict>
+          <v:rect style="width:0;height:1.5pt" o:hralign="center" o:hrstd="t" o:hr="t"/>
+        </w:pict>
+      </w:r>
+    </w:p>
+    <w:bookmarkEnd w:id="35"/>
+    <w:bookmarkEnd w:id="36"/>
+    <w:bookmarkStart w:id="37" w:name="X27a74f3cf0506426a1a76b4e73d04f5d967bbd0"/>
+    <w:p>
+      <w:pPr>
+        <w:pStyle w:val="Heading2"/>
+      </w:pPr>
+      <w:r>
+        <w:t xml:space="preserve">8. Kịch bản demo gợi ý (~10 phút)</w:t>
+      </w:r>
+    </w:p>
+    <w:p>
+      <w:pPr>
+        <w:pStyle w:val="FirstParagraph"/>
+      </w:pPr>
+      <w:r>
+        <w:t xml:space="preserve">Mở hai trình duyệt (hoặc một cửa sổ ẩn danh): máy A đăng nhập</w:t>
+      </w:r>
+      <w:r>
+        <w:t xml:space="preserve"> </w:t>
+      </w:r>
+      <w:r>
+        <w:rPr>
+          <w:rStyle w:val="VerbatimChar"/>
+        </w:rPr>
+        <w:t xml:space="preserve">gv.demo</w:t>
+      </w:r>
+      <w:r>
+        <w:t xml:space="preserve">, máy B đăng nhập</w:t>
+      </w:r>
+      <w:r>
+        <w:t xml:space="preserve"> </w:t>
+      </w:r>
+      <w:r>
+        <w:rPr>
+          <w:rStyle w:val="VerbatimChar"/>
+        </w:rPr>
+        <w:t xml:space="preserve">DEMO001</w:t>
+      </w:r>
+      <w:r>
+        <w:t xml:space="preserve">.</w:t>
+      </w:r>
+    </w:p>
+    <w:p>
+      <w:pPr>
+        <w:pStyle w:val="Compact"/>
+        <w:numPr>
+          <w:ilvl w:val="0"/>
+          <w:numId w:val="1019"/>
+        </w:numPr>
+      </w:pPr>
+      <w:r>
+        <w:rPr>
+          <w:b/>
+          <w:bCs/>
+        </w:rPr>
+        <w:t xml:space="preserve">Admin</w:t>
+      </w:r>
+      <w:r>
+        <w:t xml:space="preserve"> </w:t>
+      </w:r>
+      <w:r>
+        <w:t xml:space="preserve">(</w:t>
+      </w:r>
+      <w:r>
+        <w:rPr>
+          <w:rStyle w:val="VerbatimChar"/>
+        </w:rPr>
+        <w:t xml:space="preserve">admin</w:t>
+      </w:r>
+      <w:r>
+        <w:t xml:space="preserve">): Tổng quan → Giáo viên → thêm một giáo viên, xem mật khẩu tạm hiện một lần → Nhật ký thấy dòng "Tạo giáo viên".</w:t>
+      </w:r>
+    </w:p>
+    <w:p>
+      <w:pPr>
+        <w:pStyle w:val="Compact"/>
+        <w:numPr>
+          <w:ilvl w:val="0"/>
+          <w:numId w:val="1019"/>
+        </w:numPr>
+      </w:pPr>
+      <w:r>
+        <w:rPr>
+          <w:b/>
+          <w:bCs/>
+        </w:rPr>
+        <w:t xml:space="preserve">Giáo viên</w:t>
+      </w:r>
+      <w:r>
+        <w:t xml:space="preserve"> </w:t>
+      </w:r>
+      <w:r>
+        <w:t xml:space="preserve">(máy A): Lớp học → mở</w:t>
+      </w:r>
+      <w:r>
+        <w:t xml:space="preserve"> </w:t>
+      </w:r>
+      <w:r>
+        <w:rPr>
+          <w:rStyle w:val="VerbatimChar"/>
+        </w:rPr>
+        <w:t xml:space="preserve">DEMO-A</w:t>
+      </w:r>
+      <w:r>
+        <w:t xml:space="preserve"> </w:t>
+      </w:r>
+      <w:r>
+        <w:t xml:space="preserve">→ Import file mẫu đã điền vài sinh viên → xem kết quả, tải file tài khoản.</w:t>
+      </w:r>
+    </w:p>
+    <w:p>
+      <w:pPr>
+        <w:pStyle w:val="Compact"/>
+        <w:numPr>
+          <w:ilvl w:val="0"/>
+          <w:numId w:val="1019"/>
+        </w:numPr>
+      </w:pPr>
+      <w:r>
+        <w:t xml:space="preserve">Bài tập → mở</w:t>
+      </w:r>
+      <w:r>
+        <w:t xml:space="preserve"> </w:t>
+      </w:r>
+      <w:r>
+        <w:rPr>
+          <w:b/>
+          <w:bCs/>
+        </w:rPr>
+        <w:t xml:space="preserve">"Tuần 2"</w:t>
+      </w:r>
+      <w:r>
+        <w:t xml:space="preserve"> </w:t>
+      </w:r>
+      <w:r>
+        <w:t xml:space="preserve">(nháp) →</w:t>
+      </w:r>
+      <w:r>
+        <w:t xml:space="preserve"> </w:t>
+      </w:r>
+      <w:r>
+        <w:rPr>
+          <w:b/>
+          <w:bCs/>
+        </w:rPr>
+        <w:t xml:space="preserve">Giao bài &amp; phát hành</w:t>
+      </w:r>
+      <w:r>
+        <w:t xml:space="preserve"> </w:t>
+      </w:r>
+      <w:r>
+        <w:t xml:space="preserve">cho lớp</w:t>
+      </w:r>
+      <w:r>
+        <w:t xml:space="preserve"> </w:t>
+      </w:r>
+      <w:r>
+        <w:rPr>
+          <w:rStyle w:val="VerbatimChar"/>
+        </w:rPr>
+        <w:t xml:space="preserve">DEMO-A</w:t>
+      </w:r>
+      <w:r>
+        <w:t xml:space="preserve"> </w:t>
+      </w:r>
+      <w:r>
+        <w:t xml:space="preserve">→ máy B (</w:t>
+      </w:r>
+      <w:r>
+        <w:rPr>
+          <w:rStyle w:val="VerbatimChar"/>
+        </w:rPr>
+        <w:t xml:space="preserve">DEMO001</w:t>
+      </w:r>
+      <w:r>
+        <w:t xml:space="preserve">) thấy</w:t>
+      </w:r>
+      <w:r>
+        <w:t xml:space="preserve"> </w:t>
+      </w:r>
+      <w:r>
+        <w:rPr>
+          <w:b/>
+          <w:bCs/>
+        </w:rPr>
+        <w:t xml:space="preserve">thông báo bật lên ngay</w:t>
+      </w:r>
+      <w:r>
+        <w:t xml:space="preserve"> </w:t>
+      </w:r>
+      <w:r>
+        <w:t xml:space="preserve">và số trên chuông tăng.</w:t>
+      </w:r>
+    </w:p>
+    <w:p>
+      <w:pPr>
+        <w:pStyle w:val="Compact"/>
+        <w:numPr>
+          <w:ilvl w:val="0"/>
+          <w:numId w:val="1019"/>
+        </w:numPr>
+      </w:pPr>
+      <w:r>
+        <w:t xml:space="preserve">Tắt mạng máy B vài giây (hoặc khởi động lại backend) → thanh vàng "Mất kết nối… đang thử lại" → bật lại → tự kết nối.</w:t>
+      </w:r>
+    </w:p>
+    <w:p>
+      <w:pPr>
+        <w:pStyle w:val="Compact"/>
+        <w:numPr>
+          <w:ilvl w:val="0"/>
+          <w:numId w:val="1019"/>
         </w:numPr>
       </w:pPr>
       <w:r>
@@ -8440,6 +8827,12 @@
     <w:abstractNumId w:val="991"/>
   </w:num>
   <w:num w:numId="1005">
+    <w:abstractNumId w:val="991"/>
+  </w:num>
+  <w:num w:numId="1006">
+    <w:abstractNumId w:val="991"/>
+  </w:num>
+  <w:num w:numId="1007">
     <w:abstractNumId w:val="99411"/>
     <w:lvlOverride w:ilvl="0">
       <w:startOverride w:val="1"/>
@@ -8469,12 +8862,6 @@
       <w:startOverride w:val="1"/>
     </w:lvlOverride>
   </w:num>
-  <w:num w:numId="1006">
-    <w:abstractNumId w:val="991"/>
-  </w:num>
-  <w:num w:numId="1007">
-    <w:abstractNumId w:val="991"/>
-  </w:num>
   <w:num w:numId="1008">
     <w:abstractNumId w:val="991"/>
   </w:num>
@@ -8503,6 +8890,12 @@
     <w:abstractNumId w:val="991"/>
   </w:num>
   <w:num w:numId="1017">
+    <w:abstractNumId w:val="991"/>
+  </w:num>
+  <w:num w:numId="1018">
+    <w:abstractNumId w:val="991"/>
+  </w:num>
+  <w:num w:numId="1019">
     <w:abstractNumId w:val="99411"/>
     <w:lvlOverride w:ilvl="0">
       <w:startOverride w:val="1"/>

--- a/docx/10-huong-dan-su-dung.docx
+++ b/docx/10-huong-dan-su-dung.docx
@@ -28,7 +28,7 @@
         </w:p>
       </w:sdtContent>
     </w:sdt>
-    <w:bookmarkStart w:id="39" w:name="X62b689528c743ccb8c3229542497059f4aa59b0"/>
+    <w:bookmarkStart w:id="40" w:name="X62b689528c743ccb8c3229542497059f4aa59b0"/>
     <w:p>
       <w:pPr>
         <w:pStyle w:val="Heading1"/>
@@ -287,6 +287,76 @@
               <w:pStyle w:val="Compact"/>
             </w:pPr>
             <w:r>
+              <w:t xml:space="preserve">Paper theo nhóm: soạn bài loại Paper (giai đoạn, khung mục, rubric thang 10), chia nhóm, sinh viên tự lập / vào nhóm</w:t>
+            </w:r>
+          </w:p>
+        </w:tc>
+        <w:tc>
+          <w:tcPr/>
+          <w:p>
+            <w:pPr>
+              <w:pStyle w:val="Compact"/>
+            </w:pPr>
+            <w:r>
+              <w:t xml:space="preserve">🟡 Đang làm</w:t>
+            </w:r>
+          </w:p>
+        </w:tc>
+        <w:tc>
+          <w:tcPr/>
+          <w:p>
+            <w:pPr>
+              <w:pStyle w:val="Compact"/>
+            </w:pPr>
+            <w:r>
+              <w:t xml:space="preserve">Mức 4: đã có soạn bài + nhóm (B23a); trình soạn viết paper cùng nhóm ở B23b</w:t>
+            </w:r>
+          </w:p>
+        </w:tc>
+      </w:tr>
+      <w:tr>
+        <w:tc>
+          <w:tcPr/>
+          <w:p>
+            <w:pPr>
+              <w:pStyle w:val="Compact"/>
+            </w:pPr>
+            <w:r>
+              <w:t xml:space="preserve">Giáo viên: chế độ thi + giám sát làm bài (xem trực tiếp bài đang viết, góp ý ngay, cảnh báo rời trang / dán, quá thời gian)</w:t>
+            </w:r>
+          </w:p>
+        </w:tc>
+        <w:tc>
+          <w:tcPr/>
+          <w:p>
+            <w:pPr>
+              <w:pStyle w:val="Compact"/>
+            </w:pPr>
+            <w:r>
+              <w:t xml:space="preserve">✅ Dùng được</w:t>
+            </w:r>
+          </w:p>
+        </w:tc>
+        <w:tc>
+          <w:tcPr/>
+          <w:p>
+            <w:pPr>
+              <w:pStyle w:val="Compact"/>
+            </w:pPr>
+            <w:r>
+              <w:t xml:space="preserve">Mức 3, bước 15</w:t>
+            </w:r>
+          </w:p>
+        </w:tc>
+      </w:tr>
+      <w:tr>
+        <w:tc>
+          <w:tcPr/>
+          <w:p>
+            <w:pPr>
+              <w:pStyle w:val="Compact"/>
+            </w:pPr>
+            <w:r>
               <w:t xml:space="preserve">Giáo viên: thống kê một bài, thống kê lớp + xếp hạng, kết quả học tập từng sinh viên</w:t>
             </w:r>
           </w:p>
@@ -859,7 +929,7 @@
               <w:rPr>
                 <w:rStyle w:val="VerbatimChar"/>
               </w:rPr>
-              <w:t xml:space="preserve">npm run dev</w:t>
+              <w:t xml:space="preserve">npm run dev -- -H 0.0.0.0</w:t>
             </w:r>
           </w:p>
         </w:tc>
@@ -876,6 +946,21 @@
               </w:rPr>
               <w:t xml:space="preserve">http://localhost:3000</w:t>
             </w:r>
+            <w:r>
+              <w:t xml:space="preserve"> </w:t>
+            </w:r>
+            <w:r>
+              <w:t xml:space="preserve">hoặc</w:t>
+            </w:r>
+            <w:r>
+              <w:t xml:space="preserve"> </w:t>
+            </w:r>
+            <w:r>
+              <w:rPr>
+                <w:rStyle w:val="VerbatimChar"/>
+              </w:rPr>
+              <w:t xml:space="preserve">http://&lt;IP-LAN-máy-chạy&gt;:3000</w:t>
+            </w:r>
           </w:p>
         </w:tc>
       </w:tr>
@@ -923,7 +1008,7 @@
         <w:pStyle w:val="BodyText"/>
       </w:pPr>
       <w:r>
-        <w:t xml:space="preserve">Frontend cần file</w:t>
+        <w:t xml:space="preserve">Khi mở từ máy khác cùng mạng, dùng IP LAN của máy chạy frontend (ví dụ</w:t>
       </w:r>
       <w:r>
         <w:t xml:space="preserve"> </w:t>
@@ -932,13 +1017,10 @@
         <w:rPr>
           <w:rStyle w:val="VerbatimChar"/>
         </w:rPr>
-        <w:t xml:space="preserve">frontend/.env.local</w:t>
-      </w:r>
-      <w:r>
-        <w:t xml:space="preserve"> </w:t>
-      </w:r>
-      <w:r>
-        <w:t xml:space="preserve">(chép từ</w:t>
+        <w:t xml:space="preserve">http://172.11.250.63:3000</w:t>
+      </w:r>
+      <w:r>
+        <w:t xml:space="preserve">), không dùng</w:t>
       </w:r>
       <w:r>
         <w:t xml:space="preserve"> </w:t>
@@ -947,10 +1029,64 @@
         <w:rPr>
           <w:rStyle w:val="VerbatimChar"/>
         </w:rPr>
-        <w:t xml:space="preserve">frontend/.env.example</w:t>
-      </w:r>
-      <w:r>
-        <w:t xml:space="preserve">) để biết địa chỉ backend.</w:t>
+        <w:t xml:space="preserve">localhost</w:t>
+      </w:r>
+      <w:r>
+        <w:t xml:space="preserve">.</w:t>
+      </w:r>
+      <w:r>
+        <w:t xml:space="preserve"> </w:t>
+      </w:r>
+      <w:r>
+        <w:t xml:space="preserve">Profile</w:t>
+      </w:r>
+      <w:r>
+        <w:t xml:space="preserve"> </w:t>
+      </w:r>
+      <w:r>
+        <w:rPr>
+          <w:rStyle w:val="VerbatimChar"/>
+        </w:rPr>
+        <w:t xml:space="preserve">dev</w:t>
+      </w:r>
+      <w:r>
+        <w:t xml:space="preserve"> </w:t>
+      </w:r>
+      <w:r>
+        <w:t xml:space="preserve">đã cho phép CORS từ các dải IP LAN phổ biến. Nếu đã đặt</w:t>
+      </w:r>
+      <w:r>
+        <w:t xml:space="preserve"> </w:t>
+      </w:r>
+      <w:r>
+        <w:rPr>
+          <w:rStyle w:val="VerbatimChar"/>
+        </w:rPr>
+        <w:t xml:space="preserve">NEXT_PUBLIC_API_BASE_URL</w:t>
+      </w:r>
+      <w:r>
+        <w:t xml:space="preserve"> </w:t>
+      </w:r>
+      <w:r>
+        <w:t xml:space="preserve">hoặc</w:t>
+      </w:r>
+      <w:r>
+        <w:t xml:space="preserve"> </w:t>
+      </w:r>
+      <w:r>
+        <w:rPr>
+          <w:rStyle w:val="VerbatimChar"/>
+        </w:rPr>
+        <w:t xml:space="preserve">NEXT_PUBLIC_WS_URL</w:t>
+      </w:r>
+      <w:r>
+        <w:t xml:space="preserve">,</w:t>
+      </w:r>
+      <w:r>
+        <w:t xml:space="preserve"> </w:t>
+      </w:r>
+      <w:r>
+        <w:t xml:space="preserve">hãy trỏ chúng tới IP LAN của máy chạy backend; cách đơn giản hơn là để trống để Next.js proxy API cùng origin.</w:t>
       </w:r>
     </w:p>
     <w:p>
@@ -3353,7 +3489,7 @@
       </w:r>
     </w:p>
     <w:bookmarkEnd w:id="19"/>
-    <w:bookmarkStart w:id="29" w:name="Xb09ea090739f16ea647716f93f754b282728bef"/>
+    <w:bookmarkStart w:id="30" w:name="Xb09ea090739f16ea647716f93f754b282728bef"/>
     <w:p>
       <w:pPr>
         <w:pStyle w:val="Heading2"/>
@@ -4093,7 +4229,23 @@
               <w:t xml:space="preserve"> </w:t>
             </w:r>
             <w:r>
-              <w:t xml:space="preserve">(biểu đồ Task 1 — PNG/JPG/WEBP ≤ 5 MB), số từ tối thiểu, thời gian gợi ý, trọng số, hạn riêng</w:t>
+              <w:t xml:space="preserve">(biểu đồ Task 1 — PNG/JPG/WEBP ≤ 5 MB), số từ tối thiểu, thời gian gợi ý, trọng số, hạn riêng,</w:t>
+            </w:r>
+            <w:r>
+              <w:t xml:space="preserve"> </w:t>
+            </w:r>
+            <w:r>
+              <w:rPr>
+                <w:b/>
+                <w:bCs/>
+              </w:rPr>
+              <w:t xml:space="preserve">Chế độ thi</w:t>
+            </w:r>
+            <w:r>
+              <w:t xml:space="preserve"> </w:t>
+            </w:r>
+            <w:r>
+              <w:t xml:space="preserve">+ thời gian thi (để trống = theo thời gian gợi ý)</w:t>
             </w:r>
           </w:p>
         </w:tc>
@@ -4524,6 +4676,159 @@
         <w:t xml:space="preserve">Khi phát hành, sinh viên nhận thông báo + email ngay (bài hẹn giờ: tới giờ mở mới gửi).</w:t>
       </w:r>
     </w:p>
+    <w:p>
+      <w:pPr>
+        <w:pStyle w:val="BodyText"/>
+      </w:pPr>
+      <w:r>
+        <w:rPr>
+          <w:b/>
+          <w:bCs/>
+        </w:rPr>
+        <w:t xml:space="preserve">Bài loại Paper (viết theo nhóm, Mức 4):</w:t>
+      </w:r>
+      <w:r>
+        <w:t xml:space="preserve"> </w:t>
+      </w:r>
+      <w:r>
+        <w:t xml:space="preserve">ở bước 1 chọn</w:t>
+      </w:r>
+      <w:r>
+        <w:t xml:space="preserve"> </w:t>
+      </w:r>
+      <w:r>
+        <w:rPr>
+          <w:b/>
+          <w:bCs/>
+        </w:rPr>
+        <w:t xml:space="preserve">Loại bài → Paper theo nhóm</w:t>
+      </w:r>
+      <w:r>
+        <w:t xml:space="preserve"> </w:t>
+      </w:r>
+      <w:r>
+        <w:t xml:space="preserve">(hệ thống hỏi lại rồi thay các phần bằng 2 giai đoạn mẫu</w:t>
+      </w:r>
+      <w:r>
+        <w:t xml:space="preserve"> </w:t>
+      </w:r>
+      <w:r>
+        <w:rPr>
+          <w:i/>
+          <w:iCs/>
+        </w:rPr>
+        <w:t xml:space="preserve">Đề cương</w:t>
+      </w:r>
+      <w:r>
+        <w:t xml:space="preserve">,</w:t>
+      </w:r>
+      <w:r>
+        <w:t xml:space="preserve"> </w:t>
+      </w:r>
+      <w:r>
+        <w:rPr>
+          <w:i/>
+          <w:iCs/>
+        </w:rPr>
+        <w:t xml:space="preserve">Bản cuối</w:t>
+      </w:r>
+      <w:r>
+        <w:t xml:space="preserve">). Chọn</w:t>
+      </w:r>
+      <w:r>
+        <w:t xml:space="preserve"> </w:t>
+      </w:r>
+      <w:r>
+        <w:rPr>
+          <w:b/>
+          <w:bCs/>
+        </w:rPr>
+        <w:t xml:space="preserve">kiểu trích dẫn</w:t>
+      </w:r>
+      <w:r>
+        <w:t xml:space="preserve"> </w:t>
+      </w:r>
+      <w:r>
+        <w:t xml:space="preserve">(IEEE cho ngành IT, hoặc APA),</w:t>
+      </w:r>
+      <w:r>
+        <w:t xml:space="preserve"> </w:t>
+      </w:r>
+      <w:r>
+        <w:rPr>
+          <w:b/>
+          <w:bCs/>
+        </w:rPr>
+        <w:t xml:space="preserve">số người tối đa mỗi nhóm</w:t>
+      </w:r>
+      <w:r>
+        <w:t xml:space="preserve"> </w:t>
+      </w:r>
+      <w:r>
+        <w:t xml:space="preserve">và</w:t>
+      </w:r>
+      <w:r>
+        <w:t xml:space="preserve"> </w:t>
+      </w:r>
+      <w:r>
+        <w:rPr>
+          <w:b/>
+          <w:bCs/>
+        </w:rPr>
+        <w:t xml:space="preserve">hạn chốt nhóm</w:t>
+      </w:r>
+      <w:r>
+        <w:t xml:space="preserve"> </w:t>
+      </w:r>
+      <w:r>
+        <w:t xml:space="preserve">(để trống = lúc hạn nộp). Ở bước 2 mỗi giai đoạn có</w:t>
+      </w:r>
+      <w:r>
+        <w:t xml:space="preserve"> </w:t>
+      </w:r>
+      <w:r>
+        <w:rPr>
+          <w:b/>
+          <w:bCs/>
+        </w:rPr>
+        <w:t xml:space="preserve">khung mục</w:t>
+      </w:r>
+      <w:r>
+        <w:t xml:space="preserve"> </w:t>
+      </w:r>
+      <w:r>
+        <w:t xml:space="preserve">(Abstract, Introduction, Method…): đặt tên mục,</w:t>
+      </w:r>
+      <w:r>
+        <w:t xml:space="preserve"> </w:t>
+      </w:r>
+      <w:r>
+        <w:rPr>
+          <w:i/>
+          <w:iCs/>
+        </w:rPr>
+        <w:t xml:space="preserve">Bắt buộc / Tuỳ chọn</w:t>
+      </w:r>
+      <w:r>
+        <w:t xml:space="preserve">, số từ tối thiểu / tối đa, đổi thứ tự, thêm / xoá. Bài Paper không có Task 1/2, thời gian gợi ý hay chế độ thi. Ở bước 3 bấm</w:t>
+      </w:r>
+      <w:r>
+        <w:t xml:space="preserve"> </w:t>
+      </w:r>
+      <w:r>
+        <w:rPr>
+          <w:b/>
+          <w:bCs/>
+        </w:rPr>
+        <w:t xml:space="preserve">Nạp rubric mẫu paper IT</w:t>
+      </w:r>
+      <w:r>
+        <w:t xml:space="preserve"> </w:t>
+      </w:r>
+      <w:r>
+        <w:t xml:space="preserve">để có 6 tiêu chí thang 10 (bước 0,25) kèm trọng số; sửa tự do.</w:t>
+      </w:r>
+    </w:p>
     <w:bookmarkEnd w:id="22"/>
     <w:bookmarkStart w:id="23" w:name="X0a5c569b42da49b8783f6310230377224ff54e4"/>
     <w:p>
@@ -4547,10 +4852,145 @@
           <w:b/>
           <w:bCs/>
         </w:rPr>
-        <w:t xml:space="preserve">Danh sách bài tập</w:t>
-      </w:r>
-      <w:r>
-        <w:t xml:space="preserve">: lọc Nháp / Đang mở / Đã đóng, hạn nộp kèm đồng hồ đếm ngược, số sinh viên đã nộp đủ, số bài chờ chấm.</w:t>
+        <w:t xml:space="preserve">Nhóm (bài Paper)</w:t>
+      </w:r>
+      <w:r>
+        <w:t xml:space="preserve">: sau khi phát hành, nút</w:t>
+      </w:r>
+      <w:r>
+        <w:t xml:space="preserve"> </w:t>
+      </w:r>
+      <w:r>
+        <w:rPr>
+          <w:b/>
+          <w:bCs/>
+        </w:rPr>
+        <w:t xml:space="preserve">Nhóm</w:t>
+      </w:r>
+      <w:r>
+        <w:t xml:space="preserve"> </w:t>
+      </w:r>
+      <w:r>
+        <w:t xml:space="preserve">ở chi tiết bài (hoặc tab</w:t>
+      </w:r>
+      <w:r>
+        <w:t xml:space="preserve"> </w:t>
+      </w:r>
+      <w:r>
+        <w:rPr>
+          <w:b/>
+          <w:bCs/>
+        </w:rPr>
+        <w:t xml:space="preserve">Nhóm</w:t>
+      </w:r>
+      <w:r>
+        <w:t xml:space="preserve"> </w:t>
+      </w:r>
+      <w:r>
+        <w:t xml:space="preserve">trong hàng Chi tiết · Nhóm · Tiến độ · …). Bên trái là người</w:t>
+      </w:r>
+      <w:r>
+        <w:t xml:space="preserve"> </w:t>
+      </w:r>
+      <w:r>
+        <w:rPr>
+          <w:b/>
+          <w:bCs/>
+        </w:rPr>
+        <w:t xml:space="preserve">chưa có nhóm</w:t>
+      </w:r>
+      <w:r>
+        <w:t xml:space="preserve">, bên phải các nhóm (số người / tối đa, nhãn</w:t>
+      </w:r>
+      <w:r>
+        <w:t xml:space="preserve"> </w:t>
+      </w:r>
+      <w:r>
+        <w:rPr>
+          <w:i/>
+          <w:iCs/>
+        </w:rPr>
+        <w:t xml:space="preserve">SV tự lập</w:t>
+      </w:r>
+      <w:r>
+        <w:t xml:space="preserve">).</w:t>
+      </w:r>
+      <w:r>
+        <w:t xml:space="preserve"> </w:t>
+      </w:r>
+      <w:r>
+        <w:rPr>
+          <w:b/>
+          <w:bCs/>
+        </w:rPr>
+        <w:t xml:space="preserve">Chia ngẫu nhiên</w:t>
+      </w:r>
+      <w:r>
+        <w:t xml:space="preserve"> </w:t>
+      </w:r>
+      <w:r>
+        <w:t xml:space="preserve">chia người chưa có nhóm (cả bài hoặc theo lớp đã chọn) thành các nhóm đều nhau;</w:t>
+      </w:r>
+      <w:r>
+        <w:t xml:space="preserve"> </w:t>
+      </w:r>
+      <w:r>
+        <w:rPr>
+          <w:b/>
+          <w:bCs/>
+        </w:rPr>
+        <w:t xml:space="preserve">Tạo nhóm</w:t>
+      </w:r>
+      <w:r>
+        <w:t xml:space="preserve"> </w:t>
+      </w:r>
+      <w:r>
+        <w:t xml:space="preserve">/</w:t>
+      </w:r>
+      <w:r>
+        <w:t xml:space="preserve"> </w:t>
+      </w:r>
+      <w:r>
+        <w:rPr>
+          <w:b/>
+          <w:bCs/>
+        </w:rPr>
+        <w:t xml:space="preserve">Sửa</w:t>
+      </w:r>
+      <w:r>
+        <w:t xml:space="preserve"> </w:t>
+      </w:r>
+      <w:r>
+        <w:t xml:space="preserve">(bút chì) đặt tên và chọn thành viên — chọn người đang ở nhóm khác thì người đó được chuyển sang;</w:t>
+      </w:r>
+      <w:r>
+        <w:t xml:space="preserve"> </w:t>
+      </w:r>
+      <w:r>
+        <w:rPr>
+          <w:b/>
+          <w:bCs/>
+        </w:rPr>
+        <w:t xml:space="preserve">Xoá</w:t>
+      </w:r>
+      <w:r>
+        <w:t xml:space="preserve"> </w:t>
+      </w:r>
+      <w:r>
+        <w:t xml:space="preserve">trả thành viên về chưa có nhóm (nhóm đã có bài làm thì không xoá được). Giáo viên đổi nhóm được cả sau hạn chốt. Tới hạn chốt mà còn người chưa có nhóm, bạn nhận thông báo</w:t>
+      </w:r>
+      <w:r>
+        <w:t xml:space="preserve"> </w:t>
+      </w:r>
+      <w:r>
+        <w:rPr>
+          <w:b/>
+          <w:bCs/>
+        </w:rPr>
+        <w:t xml:space="preserve">Chốt nhóm</w:t>
+      </w:r>
+      <w:r>
+        <w:t xml:space="preserve">.</w:t>
       </w:r>
     </w:p>
     <w:p>
@@ -4566,6 +5006,25 @@
           <w:b/>
           <w:bCs/>
         </w:rPr>
+        <w:t xml:space="preserve">Danh sách bài tập</w:t>
+      </w:r>
+      <w:r>
+        <w:t xml:space="preserve">: lọc Nháp / Đang mở / Đã đóng, hạn nộp kèm đồng hồ đếm ngược, số sinh viên đã nộp đủ, số bài chờ chấm.</w:t>
+      </w:r>
+    </w:p>
+    <w:p>
+      <w:pPr>
+        <w:pStyle w:val="Compact"/>
+        <w:numPr>
+          <w:ilvl w:val="0"/>
+          <w:numId w:val="1005"/>
+        </w:numPr>
+      </w:pPr>
+      <w:r>
+        <w:rPr>
+          <w:b/>
+          <w:bCs/>
+        </w:rPr>
         <w:t xml:space="preserve">Trang chi tiết bài</w:t>
       </w:r>
       <w:r>
@@ -5623,7 +6082,7 @@
           <w:b/>
           <w:bCs/>
         </w:rPr>
-        <w:t xml:space="preserve">Chi tiết · Tiến độ · Thống kê</w:t>
+        <w:t xml:space="preserve">Chi tiết · Tiến độ · Giám sát · Thống kê</w:t>
       </w:r>
       <w:r>
         <w:t xml:space="preserve"> </w:t>
@@ -5835,13 +6294,13 @@
       </w:r>
     </w:p>
     <w:bookmarkEnd w:id="25"/>
-    <w:bookmarkStart w:id="26" w:name="Xd982869e6994b911484896965b77302fceafb1b"/>
+    <w:bookmarkStart w:id="26" w:name="Xf6ba46370e6940963fbd2f84759162ecfaed578"/>
     <w:p>
       <w:pPr>
         <w:pStyle w:val="Heading3"/>
       </w:pPr>
       <w:r>
-        <w:t xml:space="preserve">6.6. Thống kê một bài</w:t>
+        <w:t xml:space="preserve">6.5b. Giám sát làm bài và chế độ thi</w:t>
       </w:r>
     </w:p>
     <w:p>
@@ -5849,65 +6308,144 @@
         <w:pStyle w:val="FirstParagraph"/>
       </w:pPr>
       <w:r>
-        <w:t xml:space="preserve">Nút</w:t>
-      </w:r>
-      <w:r>
-        <w:t xml:space="preserve"> </w:t>
-      </w:r>
-      <w:r>
-        <w:rPr>
-          <w:b/>
-          <w:bCs/>
-        </w:rPr>
-        <w:t xml:space="preserve">Thống kê</w:t>
-      </w:r>
-      <w:r>
-        <w:t xml:space="preserve"> </w:t>
-      </w:r>
-      <w:r>
-        <w:t xml:space="preserve">ở chi tiết bài (hoặc</w:t>
-      </w:r>
-      <w:r>
-        <w:t xml:space="preserve"> </w:t>
-      </w:r>
-      <w:r>
-        <w:rPr>
-          <w:b/>
-          <w:bCs/>
-        </w:rPr>
-        <w:t xml:space="preserve">Chi tiết · Tiến độ · Thống kê</w:t>
-      </w:r>
-      <w:r>
-        <w:t xml:space="preserve">). Chỉ tính các phần</w:t>
-      </w:r>
-      <w:r>
-        <w:t xml:space="preserve"> </w:t>
-      </w:r>
-      <w:r>
-        <w:rPr>
-          <w:b/>
-          <w:bCs/>
-        </w:rPr>
-        <w:t xml:space="preserve">đã trả bài</w:t>
-      </w:r>
-      <w:r>
-        <w:t xml:space="preserve">; trung bình giữ 2 chữ số, chưa làm tròn kiểu IELTS. Ô chọn lớp ở góc phải để chỉ xem một lớp;</w:t>
-      </w:r>
-      <w:r>
-        <w:t xml:space="preserve"> </w:t>
-      </w:r>
-      <w:r>
-        <w:rPr>
-          <w:b/>
-          <w:bCs/>
-        </w:rPr>
-        <w:t xml:space="preserve">Xuất Excel</w:t>
-      </w:r>
-      <w:r>
-        <w:t xml:space="preserve"> </w:t>
-      </w:r>
-      <w:r>
-        <w:t xml:space="preserve">tải bảng điểm theo lớp đang chọn.</w:t>
+        <w:rPr>
+          <w:b/>
+          <w:bCs/>
+        </w:rPr>
+        <w:t xml:space="preserve">Bật chế độ thi</w:t>
+      </w:r>
+      <w:r>
+        <w:t xml:space="preserve">: ở bước</w:t>
+      </w:r>
+      <w:r>
+        <w:t xml:space="preserve"> </w:t>
+      </w:r>
+      <w:r>
+        <w:rPr>
+          <w:b/>
+          <w:bCs/>
+        </w:rPr>
+        <w:t xml:space="preserve">Các phần</w:t>
+      </w:r>
+      <w:r>
+        <w:t xml:space="preserve"> </w:t>
+      </w:r>
+      <w:r>
+        <w:t xml:space="preserve">của trình soạn, bật</w:t>
+      </w:r>
+      <w:r>
+        <w:t xml:space="preserve"> </w:t>
+      </w:r>
+      <w:r>
+        <w:rPr>
+          <w:b/>
+          <w:bCs/>
+        </w:rPr>
+        <w:t xml:space="preserve">Chế độ thi</w:t>
+      </w:r>
+      <w:r>
+        <w:t xml:space="preserve"> </w:t>
+      </w:r>
+      <w:r>
+        <w:t xml:space="preserve">cho phần cần thi và nhập</w:t>
+      </w:r>
+      <w:r>
+        <w:t xml:space="preserve"> </w:t>
+      </w:r>
+      <w:r>
+        <w:rPr>
+          <w:b/>
+          <w:bCs/>
+        </w:rPr>
+        <w:t xml:space="preserve">thời gian thi</w:t>
+      </w:r>
+      <w:r>
+        <w:t xml:space="preserve"> </w:t>
+      </w:r>
+      <w:r>
+        <w:t xml:space="preserve">(để trống = lấy thời gian gợi ý). Trang chi tiết bài ghi "Chế độ thi · N phút". Sinh viên phải bấm</w:t>
+      </w:r>
+      <w:r>
+        <w:t xml:space="preserve"> </w:t>
+      </w:r>
+      <w:r>
+        <w:rPr>
+          <w:b/>
+          <w:bCs/>
+        </w:rPr>
+        <w:t xml:space="preserve">Bắt đầu làm bài</w:t>
+      </w:r>
+      <w:r>
+        <w:t xml:space="preserve"> </w:t>
+      </w:r>
+      <w:r>
+        <w:t xml:space="preserve">mới viết được; hết giờ</w:t>
+      </w:r>
+      <w:r>
+        <w:t xml:space="preserve"> </w:t>
+      </w:r>
+      <w:r>
+        <w:rPr>
+          <w:b/>
+          <w:bCs/>
+        </w:rPr>
+        <w:t xml:space="preserve">không tự nộp</w:t>
+      </w:r>
+      <w:r>
+        <w:t xml:space="preserve"> </w:t>
+      </w:r>
+      <w:r>
+        <w:t xml:space="preserve">— sinh viên vẫn nộp được nhưng bị đánh dấu</w:t>
+      </w:r>
+      <w:r>
+        <w:t xml:space="preserve"> </w:t>
+      </w:r>
+      <w:r>
+        <w:rPr>
+          <w:b/>
+          <w:bCs/>
+        </w:rPr>
+        <w:t xml:space="preserve">quá thời gian</w:t>
+      </w:r>
+      <w:r>
+        <w:t xml:space="preserve">, bạn và sinh viên nhận thông báo "Quá thời gian thi".</w:t>
+      </w:r>
+    </w:p>
+    <w:p>
+      <w:pPr>
+        <w:pStyle w:val="BodyText"/>
+      </w:pPr>
+      <w:r>
+        <w:t xml:space="preserve">Mở trang</w:t>
+      </w:r>
+      <w:r>
+        <w:t xml:space="preserve"> </w:t>
+      </w:r>
+      <w:r>
+        <w:rPr>
+          <w:b/>
+          <w:bCs/>
+        </w:rPr>
+        <w:t xml:space="preserve">Giám sát</w:t>
+      </w:r>
+      <w:r>
+        <w:t xml:space="preserve"> </w:t>
+      </w:r>
+      <w:r>
+        <w:t xml:space="preserve">(hàng nút</w:t>
+      </w:r>
+      <w:r>
+        <w:t xml:space="preserve"> </w:t>
+      </w:r>
+      <w:r>
+        <w:rPr>
+          <w:b/>
+          <w:bCs/>
+        </w:rPr>
+        <w:t xml:space="preserve">Chi tiết · Tiến độ · Giám sát · Thống kê</w:t>
+      </w:r>
+      <w:r>
+        <w:t xml:space="preserve">):</w:t>
       </w:r>
     </w:p>
     <w:p>
@@ -5923,10 +6461,10 @@
           <w:b/>
           <w:bCs/>
         </w:rPr>
-        <w:t xml:space="preserve">Thẻ đầu trang</w:t>
-      </w:r>
-      <w:r>
-        <w:t xml:space="preserve">: band cả bài trung bình (của sinh viên đã được trả đủ mọi phần), số sinh viên nhận bài, tỉ lệ nộp đúng hạn (lần nộp đầu), số phần đã trả trên số phần đã nộp.</w:t>
+        <w:t xml:space="preserve">Bốn thẻ</w:t>
+      </w:r>
+      <w:r>
+        <w:t xml:space="preserve">: số người đang trực tuyến, đang thi (kèm số đã nộp), quá thời gian, có cảnh báo (đã rời trang hoặc dán văn bản).</w:t>
       </w:r>
     </w:p>
     <w:p>
@@ -5942,10 +6480,87 @@
           <w:b/>
           <w:bCs/>
         </w:rPr>
-        <w:t xml:space="preserve">Từng phần</w:t>
-      </w:r>
-      <w:r>
-        <w:t xml:space="preserve">: đã nộp, nộp muộn, % đúng hạn, đã trả, band trung bình.</w:t>
+        <w:t xml:space="preserve">Bảng</w:t>
+      </w:r>
+      <w:r>
+        <w:t xml:space="preserve">: mỗi hàng một sinh viên, mỗi cột một phần (cột ở chế độ thi ghi "· thi"). Ô ghi trạng thái bài; phần thi có thêm trạng thái thi (Đang thi / Quá thời gian / Đã nộp / Nộp quá giờ),</w:t>
+      </w:r>
+      <w:r>
+        <w:t xml:space="preserve"> </w:t>
+      </w:r>
+      <w:r>
+        <w:rPr>
+          <w:b/>
+          <w:bCs/>
+        </w:rPr>
+        <w:t xml:space="preserve">đồng hồ còn lại</w:t>
+      </w:r>
+      <w:r>
+        <w:t xml:space="preserve"> </w:t>
+      </w:r>
+      <w:r>
+        <w:t xml:space="preserve">(quá giờ hiện "+mm:ss" màu đỏ) và số lần</w:t>
+      </w:r>
+      <w:r>
+        <w:t xml:space="preserve"> </w:t>
+      </w:r>
+      <w:r>
+        <w:rPr>
+          <w:b/>
+          <w:bCs/>
+        </w:rPr>
+        <w:t xml:space="preserve">rời trang / dán / mất kết nối</w:t>
+      </w:r>
+      <w:r>
+        <w:t xml:space="preserve"> </w:t>
+      </w:r>
+      <w:r>
+        <w:t xml:space="preserve">(rê chuột để xem; "rời trang" gồm cả chuyển sang cửa sổ / ứng dụng khác). Mặc định chỉ hiện người</w:t>
+      </w:r>
+      <w:r>
+        <w:t xml:space="preserve"> </w:t>
+      </w:r>
+      <w:r>
+        <w:rPr>
+          <w:b/>
+          <w:bCs/>
+        </w:rPr>
+        <w:t xml:space="preserve">đang làm bài</w:t>
+      </w:r>
+      <w:r>
+        <w:t xml:space="preserve">; chọn</w:t>
+      </w:r>
+      <w:r>
+        <w:t xml:space="preserve"> </w:t>
+      </w:r>
+      <w:r>
+        <w:rPr>
+          <w:b/>
+          <w:bCs/>
+        </w:rPr>
+        <w:t xml:space="preserve">Tất cả</w:t>
+      </w:r>
+      <w:r>
+        <w:t xml:space="preserve"> </w:t>
+      </w:r>
+      <w:r>
+        <w:t xml:space="preserve">để xem mọi người nhận bài. Lọc theo</w:t>
+      </w:r>
+      <w:r>
+        <w:t xml:space="preserve"> </w:t>
+      </w:r>
+      <w:r>
+        <w:rPr>
+          <w:b/>
+          <w:bCs/>
+        </w:rPr>
+        <w:t xml:space="preserve">lớp</w:t>
+      </w:r>
+      <w:r>
+        <w:t xml:space="preserve"> </w:t>
+      </w:r>
+      <w:r>
+        <w:t xml:space="preserve">và tìm theo mã SV / họ tên.</w:t>
       </w:r>
     </w:p>
     <w:p>
@@ -5961,42 +6576,29 @@
           <w:b/>
           <w:bCs/>
         </w:rPr>
-        <w:t xml:space="preserve">Phân tích theo phần</w:t>
-      </w:r>
-      <w:r>
-        <w:t xml:space="preserve"> </w:t>
-      </w:r>
-      <w:r>
-        <w:t xml:space="preserve">(chọn Cả bài / từng phần):</w:t>
-      </w:r>
-      <w:r>
-        <w:t xml:space="preserve"> </w:t>
-      </w:r>
-      <w:r>
-        <w:rPr>
-          <w:b/>
-          <w:bCs/>
-        </w:rPr>
-        <w:t xml:space="preserve">phân bố band</w:t>
-      </w:r>
-      <w:r>
-        <w:t xml:space="preserve"> </w:t>
-      </w:r>
-      <w:r>
-        <w:t xml:space="preserve">(biểu đồ cột, rê chuột để xem số bài) và</w:t>
-      </w:r>
-      <w:r>
-        <w:t xml:space="preserve"> </w:t>
-      </w:r>
-      <w:r>
-        <w:rPr>
-          <w:b/>
-          <w:bCs/>
-        </w:rPr>
-        <w:t xml:space="preserve">điểm trung bình theo tiêu chí</w:t>
-      </w:r>
-      <w:r>
-        <w:t xml:space="preserve">.</w:t>
+        <w:t xml:space="preserve">Sự kiện mới</w:t>
+      </w:r>
+      <w:r>
+        <w:t xml:space="preserve"> </w:t>
+      </w:r>
+      <w:r>
+        <w:t xml:space="preserve">(cột phải): mở trang là có sẵn 50 sự kiện gần nhất; rời trang, rời cửa sổ, dán văn bản (kèm số ký tự), mất / có lại kết nối, bắt đầu, nộp, hết giờ — hiện ngay khi xảy ra, dòng tô vàng là cảnh báo. Dòng ghi</w:t>
+      </w:r>
+      <w:r>
+        <w:t xml:space="preserve"> </w:t>
+      </w:r>
+      <w:r>
+        <w:rPr>
+          <w:b/>
+          <w:bCs/>
+        </w:rPr>
+        <w:t xml:space="preserve">gửi bù</w:t>
+      </w:r>
+      <w:r>
+        <w:t xml:space="preserve"> </w:t>
+      </w:r>
+      <w:r>
+        <w:t xml:space="preserve">= xảy ra lúc máy sinh viên mất mạng, giờ hiển thị là lúc xảy ra. Rời trang và dán còn tạo thông báo ở chuông (tối đa một lần / 2 phút cho mỗi sinh viên).</w:t>
       </w:r>
     </w:p>
     <w:p>
@@ -6012,20 +6614,78 @@
           <w:b/>
           <w:bCs/>
         </w:rPr>
-        <w:t xml:space="preserve">Lỗi hay gặp</w:t>
-      </w:r>
-      <w:r>
-        <w:t xml:space="preserve">: 10 mã lỗi đánh dấu nhiều nhất, số lần và số sinh viên mắc — dùng để chọn nội dung chữa chung trên lớp.</w:t>
+        <w:t xml:space="preserve">Xem trực tiếp</w:t>
+      </w:r>
+      <w:r>
+        <w:t xml:space="preserve">: bấm</w:t>
+      </w:r>
+      <w:r>
+        <w:t xml:space="preserve"> </w:t>
+      </w:r>
+      <w:r>
+        <w:rPr>
+          <w:b/>
+          <w:bCs/>
+        </w:rPr>
+        <w:t xml:space="preserve">Xem</w:t>
+      </w:r>
+      <w:r>
+        <w:t xml:space="preserve"> </w:t>
+      </w:r>
+      <w:r>
+        <w:t xml:space="preserve">ở ô còn đang làm (hoặc bấm một sự kiện) → khung bên phải hiện</w:t>
+      </w:r>
+      <w:r>
+        <w:t xml:space="preserve"> </w:t>
+      </w:r>
+      <w:r>
+        <w:rPr>
+          <w:b/>
+          <w:bCs/>
+        </w:rPr>
+        <w:t xml:space="preserve">bài sinh viên đang viết</w:t>
+      </w:r>
+      <w:r>
+        <w:t xml:space="preserve">, cập nhật mỗi giây khi sinh viên gõ, kèm số từ và giờ cập nhật. Bên dưới là khung</w:t>
+      </w:r>
+      <w:r>
+        <w:t xml:space="preserve"> </w:t>
+      </w:r>
+      <w:r>
+        <w:rPr>
+          <w:b/>
+          <w:bCs/>
+        </w:rPr>
+        <w:t xml:space="preserve">Góp ý trực tiếp</w:t>
+      </w:r>
+      <w:r>
+        <w:t xml:space="preserve">: tin bạn gửi hiện ngay dưới ô soạn của sinh viên, sinh viên trả lời được (cũng là kênh "Theo bài nộp" ở trang Trao đổi). Phần thi có thêm tab</w:t>
+      </w:r>
+      <w:r>
+        <w:t xml:space="preserve"> </w:t>
+      </w:r>
+      <w:r>
+        <w:rPr>
+          <w:b/>
+          <w:bCs/>
+        </w:rPr>
+        <w:t xml:space="preserve">Dòng thời gian thi</w:t>
+      </w:r>
+      <w:r>
+        <w:t xml:space="preserve"> </w:t>
+      </w:r>
+      <w:r>
+        <w:t xml:space="preserve">liệt kê mọi sự kiện của phiên. Sinh viên nộp xong thì khung báo đã nộp — xem bài ở màn chấm.</w:t>
       </w:r>
     </w:p>
     <w:bookmarkEnd w:id="26"/>
-    <w:bookmarkStart w:id="27" w:name="X2acd04701726e42766644ac83406fd0c2a922bb"/>
+    <w:bookmarkStart w:id="27" w:name="Xd982869e6994b911484896965b77302fceafb1b"/>
     <w:p>
       <w:pPr>
         <w:pStyle w:val="Heading3"/>
       </w:pPr>
       <w:r>
-        <w:t xml:space="preserve">6.7. Thống kê lớp và xếp hạng</w:t>
+        <w:t xml:space="preserve">6.6. Thống kê một bài</w:t>
       </w:r>
     </w:p>
     <w:p>
@@ -6033,7 +6693,7 @@
         <w:pStyle w:val="FirstParagraph"/>
       </w:pPr>
       <w:r>
-        <w:t xml:space="preserve">Menu</w:t>
+        <w:t xml:space="preserve">Nút</w:t>
       </w:r>
       <w:r>
         <w:t xml:space="preserve"> </w:t>
@@ -6046,19 +6706,52 @@
         <w:t xml:space="preserve">Thống kê</w:t>
       </w:r>
       <w:r>
-        <w:t xml:space="preserve">. Chọn lớp ở góc phải (nhớ trên đường dẫn</w:t>
-      </w:r>
-      <w:r>
-        <w:t xml:space="preserve"> </w:t>
-      </w:r>
-      <w:r>
-        <w:rPr>
-          <w:rStyle w:val="VerbatimChar"/>
-        </w:rPr>
-        <w:t xml:space="preserve">?lop=</w:t>
-      </w:r>
-      <w:r>
-        <w:t xml:space="preserve">).</w:t>
+        <w:t xml:space="preserve"> </w:t>
+      </w:r>
+      <w:r>
+        <w:t xml:space="preserve">ở chi tiết bài (hoặc</w:t>
+      </w:r>
+      <w:r>
+        <w:t xml:space="preserve"> </w:t>
+      </w:r>
+      <w:r>
+        <w:rPr>
+          <w:b/>
+          <w:bCs/>
+        </w:rPr>
+        <w:t xml:space="preserve">Chi tiết · Tiến độ · Thống kê</w:t>
+      </w:r>
+      <w:r>
+        <w:t xml:space="preserve">). Chỉ tính các phần</w:t>
+      </w:r>
+      <w:r>
+        <w:t xml:space="preserve"> </w:t>
+      </w:r>
+      <w:r>
+        <w:rPr>
+          <w:b/>
+          <w:bCs/>
+        </w:rPr>
+        <w:t xml:space="preserve">đã trả bài</w:t>
+      </w:r>
+      <w:r>
+        <w:t xml:space="preserve">; trung bình giữ 2 chữ số, chưa làm tròn kiểu IELTS. Ô chọn lớp ở góc phải để chỉ xem một lớp;</w:t>
+      </w:r>
+      <w:r>
+        <w:t xml:space="preserve"> </w:t>
+      </w:r>
+      <w:r>
+        <w:rPr>
+          <w:b/>
+          <w:bCs/>
+        </w:rPr>
+        <w:t xml:space="preserve">Xuất Excel</w:t>
+      </w:r>
+      <w:r>
+        <w:t xml:space="preserve"> </w:t>
+      </w:r>
+      <w:r>
+        <w:t xml:space="preserve">tải bảng điểm theo lớp đang chọn.</w:t>
       </w:r>
     </w:p>
     <w:p>
@@ -6077,7 +6770,7 @@
         <w:t xml:space="preserve">Thẻ đầu trang</w:t>
       </w:r>
       <w:r>
-        <w:t xml:space="preserve">: band trung bình của lớp, số thành viên, số bài đã giao cho lớp, tỉ lệ hoàn thành trung bình.</w:t>
+        <w:t xml:space="preserve">: band cả bài trung bình (của sinh viên đã được trả đủ mọi phần), số sinh viên nhận bài, tỉ lệ nộp đúng hạn (lần nộp đầu), số phần đã trả trên số phần đã nộp.</w:t>
       </w:r>
     </w:p>
     <w:p>
@@ -6093,10 +6786,10 @@
           <w:b/>
           <w:bCs/>
         </w:rPr>
-        <w:t xml:space="preserve">Các bài đã giao cho lớp</w:t>
-      </w:r>
-      <w:r>
-        <w:t xml:space="preserve">: trạng thái, hạn nộp, số thành viên nộp đủ mọi phần (thanh tiến độ), số người đã có đủ kết quả, band trung bình. Bấm tên bài → thống kê của bài đó, lọc sẵn theo lớp.</w:t>
+        <w:t xml:space="preserve">Từng phần</w:t>
+      </w:r>
+      <w:r>
+        <w:t xml:space="preserve">: đã nộp, nộp muộn, % đúng hạn, đã trả, band trung bình.</w:t>
       </w:r>
     </w:p>
     <w:p>
@@ -6112,42 +6805,42 @@
           <w:b/>
           <w:bCs/>
         </w:rPr>
-        <w:t xml:space="preserve">Bảng xếp hạng</w:t>
-      </w:r>
-      <w:r>
-        <w:t xml:space="preserve">: theo band cả bài trung bình; bằng band thì cùng hạng (1, 1, 3), chưa có band đứng cuối. Kèm số bài đủ kết quả, số phần đã nộp, số phần nộp muộn.</w:t>
-      </w:r>
-      <w:r>
-        <w:t xml:space="preserve"> </w:t>
-      </w:r>
-      <w:r>
-        <w:rPr>
-          <w:b/>
-          <w:bCs/>
-        </w:rPr>
-        <w:t xml:space="preserve">Bấm một sinh viên</w:t>
-      </w:r>
-      <w:r>
-        <w:t xml:space="preserve"> </w:t>
-      </w:r>
-      <w:r>
-        <w:t xml:space="preserve">→ ngăn bên phải hiện</w:t>
-      </w:r>
-      <w:r>
-        <w:t xml:space="preserve"> </w:t>
-      </w:r>
-      <w:r>
-        <w:rPr>
-          <w:b/>
-          <w:bCs/>
-        </w:rPr>
-        <w:t xml:space="preserve">kết quả học tập</w:t>
-      </w:r>
-      <w:r>
-        <w:t xml:space="preserve"> </w:t>
-      </w:r>
-      <w:r>
-        <w:t xml:space="preserve">của sinh viên đó trên các bài của bạn (giống trang của sinh viên ở mục 7.5).</w:t>
+        <w:t xml:space="preserve">Phân tích theo phần</w:t>
+      </w:r>
+      <w:r>
+        <w:t xml:space="preserve"> </w:t>
+      </w:r>
+      <w:r>
+        <w:t xml:space="preserve">(chọn Cả bài / từng phần):</w:t>
+      </w:r>
+      <w:r>
+        <w:t xml:space="preserve"> </w:t>
+      </w:r>
+      <w:r>
+        <w:rPr>
+          <w:b/>
+          <w:bCs/>
+        </w:rPr>
+        <w:t xml:space="preserve">phân bố band</w:t>
+      </w:r>
+      <w:r>
+        <w:t xml:space="preserve"> </w:t>
+      </w:r>
+      <w:r>
+        <w:t xml:space="preserve">(biểu đồ cột, rê chuột để xem số bài) và</w:t>
+      </w:r>
+      <w:r>
+        <w:t xml:space="preserve"> </w:t>
+      </w:r>
+      <w:r>
+        <w:rPr>
+          <w:b/>
+          <w:bCs/>
+        </w:rPr>
+        <w:t xml:space="preserve">điểm trung bình theo tiêu chí</w:t>
+      </w:r>
+      <w:r>
+        <w:t xml:space="preserve">.</w:t>
       </w:r>
     </w:p>
     <w:p>
@@ -6159,43 +6852,24 @@
         </w:numPr>
       </w:pPr>
       <w:r>
-        <w:t xml:space="preserve">Muốn xem nhanh</w:t>
-      </w:r>
-      <w:r>
-        <w:t xml:space="preserve"> </w:t>
-      </w:r>
-      <w:r>
-        <w:rPr>
-          <w:b/>
-          <w:bCs/>
-        </w:rPr>
-        <w:t xml:space="preserve">danh sách điểm của toàn bộ học sinh theo từng bài</w:t>
-      </w:r>
-      <w:r>
-        <w:t xml:space="preserve">, vào</w:t>
-      </w:r>
-      <w:r>
-        <w:t xml:space="preserve"> </w:t>
-      </w:r>
-      <w:r>
-        <w:rPr>
-          <w:b/>
-          <w:bCs/>
-        </w:rPr>
-        <w:t xml:space="preserve">Lớp học → chọn lớp → Bảng điểm</w:t>
-      </w:r>
-      <w:r>
-        <w:t xml:space="preserve">; bảng này dùng cùng dữ liệu thống kê và cập nhật sau khi giáo viên trả bài.</w:t>
+        <w:rPr>
+          <w:b/>
+          <w:bCs/>
+        </w:rPr>
+        <w:t xml:space="preserve">Lỗi hay gặp</w:t>
+      </w:r>
+      <w:r>
+        <w:t xml:space="preserve">: 10 mã lỗi đánh dấu nhiều nhất, số lần và số sinh viên mắc — dùng để chọn nội dung chữa chung trên lớp.</w:t>
       </w:r>
     </w:p>
     <w:bookmarkEnd w:id="27"/>
-    <w:bookmarkStart w:id="28" w:name="X2ba1072ea3772696caed9309cf1d29dfbf2d590"/>
+    <w:bookmarkStart w:id="28" w:name="X2acd04701726e42766644ac83406fd0c2a922bb"/>
     <w:p>
       <w:pPr>
         <w:pStyle w:val="Heading3"/>
       </w:pPr>
       <w:r>
-        <w:t xml:space="preserve">6.8. Trao đổi (chat)</w:t>
+        <w:t xml:space="preserve">6.7. Thống kê lớp và xếp hạng</w:t>
       </w:r>
     </w:p>
     <w:p>
@@ -6213,42 +6887,22 @@
           <w:b/>
           <w:bCs/>
         </w:rPr>
-        <w:t xml:space="preserve">Trao đổi</w:t>
-      </w:r>
-      <w:r>
-        <w:t xml:space="preserve">, hoặc nút</w:t>
-      </w:r>
-      <w:r>
-        <w:t xml:space="preserve"> </w:t>
-      </w:r>
-      <w:r>
-        <w:rPr>
-          <w:b/>
-          <w:bCs/>
-        </w:rPr>
-        <w:t xml:space="preserve">Trao đổi</w:t>
-      </w:r>
-      <w:r>
-        <w:t xml:space="preserve"> </w:t>
-      </w:r>
-      <w:r>
-        <w:t xml:space="preserve">trên màn chấm bài (mở thẳng kênh của bài nộp đó). Trong kênh bài nộp có nút</w:t>
-      </w:r>
-      <w:r>
-        <w:t xml:space="preserve"> </w:t>
-      </w:r>
-      <w:r>
-        <w:rPr>
-          <w:b/>
-          <w:bCs/>
-        </w:rPr>
-        <w:t xml:space="preserve">Mở bài nộp</w:t>
-      </w:r>
-      <w:r>
-        <w:t xml:space="preserve"> </w:t>
-      </w:r>
-      <w:r>
-        <w:t xml:space="preserve">để quay lại màn chấm.</w:t>
+        <w:t xml:space="preserve">Thống kê</w:t>
+      </w:r>
+      <w:r>
+        <w:t xml:space="preserve">. Chọn lớp ở góc phải (nhớ trên đường dẫn</w:t>
+      </w:r>
+      <w:r>
+        <w:t xml:space="preserve"> </w:t>
+      </w:r>
+      <w:r>
+        <w:rPr>
+          <w:rStyle w:val="VerbatimChar"/>
+        </w:rPr>
+        <w:t xml:space="preserve">?lop=</w:t>
+      </w:r>
+      <w:r>
+        <w:t xml:space="preserve">).</w:t>
       </w:r>
     </w:p>
     <w:p>
@@ -6260,49 +6914,14 @@
         </w:numPr>
       </w:pPr>
       <w:r>
-        <w:t xml:space="preserve">Cột trái: các cuộc trò chuyện chia</w:t>
-      </w:r>
-      <w:r>
-        <w:t xml:space="preserve"> </w:t>
-      </w:r>
-      <w:r>
-        <w:rPr>
-          <w:b/>
-          <w:bCs/>
-        </w:rPr>
-        <w:t xml:space="preserve">Theo bài nộp</w:t>
-      </w:r>
-      <w:r>
-        <w:t xml:space="preserve">,</w:t>
-      </w:r>
-      <w:r>
-        <w:t xml:space="preserve"> </w:t>
-      </w:r>
-      <w:r>
-        <w:rPr>
-          <w:b/>
-          <w:bCs/>
-        </w:rPr>
-        <w:t xml:space="preserve">Theo lớp</w:t>
-      </w:r>
-      <w:r>
-        <w:t xml:space="preserve"> </w:t>
-      </w:r>
-      <w:r>
-        <w:t xml:space="preserve">và</w:t>
-      </w:r>
-      <w:r>
-        <w:t xml:space="preserve"> </w:t>
-      </w:r>
-      <w:r>
-        <w:rPr>
-          <w:b/>
-          <w:bCs/>
-        </w:rPr>
-        <w:t xml:space="preserve">Trao đổi riêng</w:t>
-      </w:r>
-      <w:r>
-        <w:t xml:space="preserve">. Một ô tìm kiếm vừa lọc cuộc trò chuyện, vừa gợi ý học sinh theo tên / mã để giáo viên chọn và mở chat riêng. Kênh theo bài nộp cũng mở từ màn chấm bài; học sinh thấy kênh riêng khi có tin đầu tiên.</w:t>
+        <w:rPr>
+          <w:b/>
+          <w:bCs/>
+        </w:rPr>
+        <w:t xml:space="preserve">Thẻ đầu trang</w:t>
+      </w:r>
+      <w:r>
+        <w:t xml:space="preserve">: band trung bình của lớp, số thành viên, số bài đã giao cho lớp, tỉ lệ hoàn thành trung bình.</w:t>
       </w:r>
     </w:p>
     <w:p>
@@ -6314,55 +6933,14 @@
         </w:numPr>
       </w:pPr>
       <w:r>
-        <w:t xml:space="preserve">Cột phải: tin nhắn theo ngày ("Hôm nay", "Hôm qua"…), tin của mình bên phải.</w:t>
-      </w:r>
-      <w:r>
-        <w:t xml:space="preserve"> </w:t>
-      </w:r>
-      <w:r>
-        <w:rPr>
-          <w:b/>
-          <w:bCs/>
-        </w:rPr>
-        <w:t xml:space="preserve">Enter</w:t>
-      </w:r>
-      <w:r>
-        <w:t xml:space="preserve"> </w:t>
-      </w:r>
-      <w:r>
-        <w:t xml:space="preserve">để gửi,</w:t>
-      </w:r>
-      <w:r>
-        <w:t xml:space="preserve"> </w:t>
-      </w:r>
-      <w:r>
-        <w:rPr>
-          <w:b/>
-          <w:bCs/>
-        </w:rPr>
-        <w:t xml:space="preserve">Shift + Enter</w:t>
-      </w:r>
-      <w:r>
-        <w:t xml:space="preserve"> </w:t>
-      </w:r>
-      <w:r>
-        <w:t xml:space="preserve">xuống dòng (tối đa 4000 ký tự). Tin hiện ngay với chữ "Đang gửi…"; mất kết nối hoặc quá 10 giây chưa gửi được thì ghi</w:t>
-      </w:r>
-      <w:r>
-        <w:t xml:space="preserve"> </w:t>
-      </w:r>
-      <w:r>
-        <w:rPr>
-          <w:b/>
-          <w:bCs/>
-        </w:rPr>
-        <w:t xml:space="preserve">Chưa gửi được · Gửi lại</w:t>
-      </w:r>
-      <w:r>
-        <w:t xml:space="preserve"> </w:t>
-      </w:r>
-      <w:r>
-        <w:t xml:space="preserve">(gửi lại không tạo tin trùng).</w:t>
+        <w:rPr>
+          <w:b/>
+          <w:bCs/>
+        </w:rPr>
+        <w:t xml:space="preserve">Các bài đã giao cho lớp</w:t>
+      </w:r>
+      <w:r>
+        <w:t xml:space="preserve">: trạng thái, hạn nộp, số thành viên nộp đủ mọi phần (thanh tiến độ), số người đã có đủ kết quả, band trung bình. Bấm tên bài → thống kê của bài đó, lọc sẵn theo lớp.</w:t>
       </w:r>
     </w:p>
     <w:p>
@@ -6374,55 +6952,46 @@
         </w:numPr>
       </w:pPr>
       <w:r>
-        <w:t xml:space="preserve">Dòng dưới tiêu đề hiện</w:t>
-      </w:r>
-      <w:r>
-        <w:t xml:space="preserve"> </w:t>
-      </w:r>
-      <w:r>
-        <w:rPr>
-          <w:b/>
-          <w:bCs/>
-        </w:rPr>
-        <w:t xml:space="preserve">"… đang gõ"</w:t>
-      </w:r>
-      <w:r>
-        <w:t xml:space="preserve"> </w:t>
-      </w:r>
-      <w:r>
-        <w:t xml:space="preserve">khi người kia gõ; dưới tin cuối của mình có</w:t>
-      </w:r>
-      <w:r>
-        <w:t xml:space="preserve"> </w:t>
-      </w:r>
-      <w:r>
-        <w:rPr>
-          <w:b/>
-          <w:bCs/>
-        </w:rPr>
-        <w:t xml:space="preserve">Đã xem</w:t>
-      </w:r>
-      <w:r>
-        <w:t xml:space="preserve"> </w:t>
-      </w:r>
-      <w:r>
-        <w:t xml:space="preserve">(kênh lớp ghi tên người xem). Kéo lên đầu và bấm</w:t>
-      </w:r>
-      <w:r>
-        <w:t xml:space="preserve"> </w:t>
-      </w:r>
-      <w:r>
-        <w:rPr>
-          <w:b/>
-          <w:bCs/>
-        </w:rPr>
-        <w:t xml:space="preserve">Tải tin cũ hơn</w:t>
-      </w:r>
-      <w:r>
-        <w:t xml:space="preserve"> </w:t>
-      </w:r>
-      <w:r>
-        <w:t xml:space="preserve">để xem lịch sử.</w:t>
+        <w:rPr>
+          <w:b/>
+          <w:bCs/>
+        </w:rPr>
+        <w:t xml:space="preserve">Bảng xếp hạng</w:t>
+      </w:r>
+      <w:r>
+        <w:t xml:space="preserve">: theo band cả bài trung bình; bằng band thì cùng hạng (1, 1, 3), chưa có band đứng cuối. Kèm số bài đủ kết quả, số phần đã nộp, số phần nộp muộn.</w:t>
+      </w:r>
+      <w:r>
+        <w:t xml:space="preserve"> </w:t>
+      </w:r>
+      <w:r>
+        <w:rPr>
+          <w:b/>
+          <w:bCs/>
+        </w:rPr>
+        <w:t xml:space="preserve">Bấm một sinh viên</w:t>
+      </w:r>
+      <w:r>
+        <w:t xml:space="preserve"> </w:t>
+      </w:r>
+      <w:r>
+        <w:t xml:space="preserve">→ ngăn bên phải hiện</w:t>
+      </w:r>
+      <w:r>
+        <w:t xml:space="preserve"> </w:t>
+      </w:r>
+      <w:r>
+        <w:rPr>
+          <w:b/>
+          <w:bCs/>
+        </w:rPr>
+        <w:t xml:space="preserve">kết quả học tập</w:t>
+      </w:r>
+      <w:r>
+        <w:t xml:space="preserve"> </w:t>
+      </w:r>
+      <w:r>
+        <w:t xml:space="preserve">của sinh viên đó trên các bài của bạn (giống trang của sinh viên ở mục 7.5).</w:t>
       </w:r>
     </w:p>
     <w:p>
@@ -6434,6 +7003,281 @@
         </w:numPr>
       </w:pPr>
       <w:r>
+        <w:t xml:space="preserve">Muốn xem nhanh</w:t>
+      </w:r>
+      <w:r>
+        <w:t xml:space="preserve"> </w:t>
+      </w:r>
+      <w:r>
+        <w:rPr>
+          <w:b/>
+          <w:bCs/>
+        </w:rPr>
+        <w:t xml:space="preserve">danh sách điểm của toàn bộ học sinh theo từng bài</w:t>
+      </w:r>
+      <w:r>
+        <w:t xml:space="preserve">, vào</w:t>
+      </w:r>
+      <w:r>
+        <w:t xml:space="preserve"> </w:t>
+      </w:r>
+      <w:r>
+        <w:rPr>
+          <w:b/>
+          <w:bCs/>
+        </w:rPr>
+        <w:t xml:space="preserve">Lớp học → chọn lớp → Bảng điểm</w:t>
+      </w:r>
+      <w:r>
+        <w:t xml:space="preserve">; bảng này dùng cùng dữ liệu thống kê và cập nhật sau khi giáo viên trả bài.</w:t>
+      </w:r>
+    </w:p>
+    <w:bookmarkEnd w:id="28"/>
+    <w:bookmarkStart w:id="29" w:name="X2ba1072ea3772696caed9309cf1d29dfbf2d590"/>
+    <w:p>
+      <w:pPr>
+        <w:pStyle w:val="Heading3"/>
+      </w:pPr>
+      <w:r>
+        <w:t xml:space="preserve">6.8. Trao đổi (chat)</w:t>
+      </w:r>
+    </w:p>
+    <w:p>
+      <w:pPr>
+        <w:pStyle w:val="FirstParagraph"/>
+      </w:pPr>
+      <w:r>
+        <w:t xml:space="preserve">Menu</w:t>
+      </w:r>
+      <w:r>
+        <w:t xml:space="preserve"> </w:t>
+      </w:r>
+      <w:r>
+        <w:rPr>
+          <w:b/>
+          <w:bCs/>
+        </w:rPr>
+        <w:t xml:space="preserve">Trao đổi</w:t>
+      </w:r>
+      <w:r>
+        <w:t xml:space="preserve">, hoặc nút</w:t>
+      </w:r>
+      <w:r>
+        <w:t xml:space="preserve"> </w:t>
+      </w:r>
+      <w:r>
+        <w:rPr>
+          <w:b/>
+          <w:bCs/>
+        </w:rPr>
+        <w:t xml:space="preserve">Trao đổi</w:t>
+      </w:r>
+      <w:r>
+        <w:t xml:space="preserve"> </w:t>
+      </w:r>
+      <w:r>
+        <w:t xml:space="preserve">trên màn chấm bài (mở thẳng kênh của bài nộp đó). Trong kênh bài nộp có nút</w:t>
+      </w:r>
+      <w:r>
+        <w:t xml:space="preserve"> </w:t>
+      </w:r>
+      <w:r>
+        <w:rPr>
+          <w:b/>
+          <w:bCs/>
+        </w:rPr>
+        <w:t xml:space="preserve">Mở bài nộp</w:t>
+      </w:r>
+      <w:r>
+        <w:t xml:space="preserve"> </w:t>
+      </w:r>
+      <w:r>
+        <w:t xml:space="preserve">để quay lại màn chấm.</w:t>
+      </w:r>
+    </w:p>
+    <w:p>
+      <w:pPr>
+        <w:pStyle w:val="Compact"/>
+        <w:numPr>
+          <w:ilvl w:val="0"/>
+          <w:numId w:val="1014"/>
+        </w:numPr>
+      </w:pPr>
+      <w:r>
+        <w:t xml:space="preserve">Cột trái: các cuộc trò chuyện chia</w:t>
+      </w:r>
+      <w:r>
+        <w:t xml:space="preserve"> </w:t>
+      </w:r>
+      <w:r>
+        <w:rPr>
+          <w:b/>
+          <w:bCs/>
+        </w:rPr>
+        <w:t xml:space="preserve">Theo bài nộp</w:t>
+      </w:r>
+      <w:r>
+        <w:t xml:space="preserve">,</w:t>
+      </w:r>
+      <w:r>
+        <w:t xml:space="preserve"> </w:t>
+      </w:r>
+      <w:r>
+        <w:rPr>
+          <w:b/>
+          <w:bCs/>
+        </w:rPr>
+        <w:t xml:space="preserve">Theo lớp</w:t>
+      </w:r>
+      <w:r>
+        <w:t xml:space="preserve"> </w:t>
+      </w:r>
+      <w:r>
+        <w:t xml:space="preserve">và</w:t>
+      </w:r>
+      <w:r>
+        <w:t xml:space="preserve"> </w:t>
+      </w:r>
+      <w:r>
+        <w:rPr>
+          <w:b/>
+          <w:bCs/>
+        </w:rPr>
+        <w:t xml:space="preserve">Trao đổi riêng</w:t>
+      </w:r>
+      <w:r>
+        <w:t xml:space="preserve">. Một ô tìm kiếm vừa lọc cuộc trò chuyện, vừa gợi ý học sinh theo tên / mã để giáo viên chọn và mở chat riêng. Kênh theo bài nộp cũng mở từ màn chấm bài; học sinh thấy kênh riêng khi có tin đầu tiên.</w:t>
+      </w:r>
+    </w:p>
+    <w:p>
+      <w:pPr>
+        <w:pStyle w:val="Compact"/>
+        <w:numPr>
+          <w:ilvl w:val="0"/>
+          <w:numId w:val="1014"/>
+        </w:numPr>
+      </w:pPr>
+      <w:r>
+        <w:t xml:space="preserve">Cột phải: tin nhắn theo ngày ("Hôm nay", "Hôm qua"…), tin của mình bên phải.</w:t>
+      </w:r>
+      <w:r>
+        <w:t xml:space="preserve"> </w:t>
+      </w:r>
+      <w:r>
+        <w:rPr>
+          <w:b/>
+          <w:bCs/>
+        </w:rPr>
+        <w:t xml:space="preserve">Enter</w:t>
+      </w:r>
+      <w:r>
+        <w:t xml:space="preserve"> </w:t>
+      </w:r>
+      <w:r>
+        <w:t xml:space="preserve">để gửi,</w:t>
+      </w:r>
+      <w:r>
+        <w:t xml:space="preserve"> </w:t>
+      </w:r>
+      <w:r>
+        <w:rPr>
+          <w:b/>
+          <w:bCs/>
+        </w:rPr>
+        <w:t xml:space="preserve">Shift + Enter</w:t>
+      </w:r>
+      <w:r>
+        <w:t xml:space="preserve"> </w:t>
+      </w:r>
+      <w:r>
+        <w:t xml:space="preserve">xuống dòng (tối đa 4000 ký tự). Tin hiện ngay với chữ "Đang gửi…"; mất kết nối hoặc quá 10 giây chưa gửi được thì ghi</w:t>
+      </w:r>
+      <w:r>
+        <w:t xml:space="preserve"> </w:t>
+      </w:r>
+      <w:r>
+        <w:rPr>
+          <w:b/>
+          <w:bCs/>
+        </w:rPr>
+        <w:t xml:space="preserve">Chưa gửi được · Gửi lại</w:t>
+      </w:r>
+      <w:r>
+        <w:t xml:space="preserve"> </w:t>
+      </w:r>
+      <w:r>
+        <w:t xml:space="preserve">(gửi lại không tạo tin trùng).</w:t>
+      </w:r>
+    </w:p>
+    <w:p>
+      <w:pPr>
+        <w:pStyle w:val="Compact"/>
+        <w:numPr>
+          <w:ilvl w:val="0"/>
+          <w:numId w:val="1014"/>
+        </w:numPr>
+      </w:pPr>
+      <w:r>
+        <w:t xml:space="preserve">Dòng dưới tiêu đề hiện</w:t>
+      </w:r>
+      <w:r>
+        <w:t xml:space="preserve"> </w:t>
+      </w:r>
+      <w:r>
+        <w:rPr>
+          <w:b/>
+          <w:bCs/>
+        </w:rPr>
+        <w:t xml:space="preserve">"… đang gõ"</w:t>
+      </w:r>
+      <w:r>
+        <w:t xml:space="preserve"> </w:t>
+      </w:r>
+      <w:r>
+        <w:t xml:space="preserve">khi người kia gõ; dưới tin cuối của mình có</w:t>
+      </w:r>
+      <w:r>
+        <w:t xml:space="preserve"> </w:t>
+      </w:r>
+      <w:r>
+        <w:rPr>
+          <w:b/>
+          <w:bCs/>
+        </w:rPr>
+        <w:t xml:space="preserve">Đã xem</w:t>
+      </w:r>
+      <w:r>
+        <w:t xml:space="preserve"> </w:t>
+      </w:r>
+      <w:r>
+        <w:t xml:space="preserve">(kênh lớp ghi tên người xem). Kéo lên đầu và bấm</w:t>
+      </w:r>
+      <w:r>
+        <w:t xml:space="preserve"> </w:t>
+      </w:r>
+      <w:r>
+        <w:rPr>
+          <w:b/>
+          <w:bCs/>
+        </w:rPr>
+        <w:t xml:space="preserve">Tải tin cũ hơn</w:t>
+      </w:r>
+      <w:r>
+        <w:t xml:space="preserve"> </w:t>
+      </w:r>
+      <w:r>
+        <w:t xml:space="preserve">để xem lịch sử.</w:t>
+      </w:r>
+    </w:p>
+    <w:p>
+      <w:pPr>
+        <w:pStyle w:val="Compact"/>
+        <w:numPr>
+          <w:ilvl w:val="0"/>
+          <w:numId w:val="1014"/>
+        </w:numPr>
+      </w:pPr>
+      <w:r>
         <w:t xml:space="preserve">Mất kết nối rồi có lại: tin bị lỡ được tải bù tự động. Trên điện thoại, danh sách và khung chat hiện lần lượt (nút ← để quay lại danh sách).</w:t>
       </w:r>
     </w:p>
@@ -6444,9 +7288,9 @@
         </w:pict>
       </w:r>
     </w:p>
-    <w:bookmarkEnd w:id="28"/>
     <w:bookmarkEnd w:id="29"/>
-    <w:bookmarkStart w:id="36" w:name="Xa4980557fe2b16e9ea1555bbc3e255ac8d44acd"/>
+    <w:bookmarkEnd w:id="30"/>
+    <w:bookmarkStart w:id="37" w:name="Xa4980557fe2b16e9ea1555bbc3e255ac8d44acd"/>
     <w:p>
       <w:pPr>
         <w:pStyle w:val="Heading2"/>
@@ -6455,7 +7299,7 @@
         <w:t xml:space="preserve">7. Sinh viên</w:t>
       </w:r>
     </w:p>
-    <w:bookmarkStart w:id="30" w:name="Xcffb4351e90d1c23fbec4b4d17fa845266992ba"/>
+    <w:bookmarkStart w:id="31" w:name="Xcffb4351e90d1c23fbec4b4d17fa845266992ba"/>
     <w:p>
       <w:pPr>
         <w:pStyle w:val="Heading3"/>
@@ -6715,8 +7559,8 @@
         <w:t xml:space="preserve">. Quá hạn mà bài không cho nộp muộn thì không còn nút "Làm bài".</w:t>
       </w:r>
     </w:p>
-    <w:bookmarkEnd w:id="30"/>
-    <w:bookmarkStart w:id="31" w:name="X005d57e46c787d0cadbca70fe6e284d1775213e"/>
+    <w:bookmarkEnd w:id="31"/>
+    <w:bookmarkStart w:id="32" w:name="X005d57e46c787d0cadbca70fe6e284d1775213e"/>
     <w:p>
       <w:pPr>
         <w:pStyle w:val="Heading3"/>
@@ -6736,280 +7580,104 @@
     <w:p>
       <w:pPr>
         <w:pStyle w:val="Compact"/>
-        <w:numPr>
-          <w:ilvl w:val="0"/>
-          <w:numId w:val="1014"/>
-        </w:numPr>
-      </w:pPr>
-      <w:r>
-        <w:t xml:space="preserve">khung đỏ</w:t>
-      </w:r>
-      <w:r>
-        <w:t xml:space="preserve"> </w:t>
-      </w:r>
-      <w:r>
-        <w:rPr>
-          <w:b/>
-          <w:bCs/>
-        </w:rPr>
-        <w:t xml:space="preserve">"Giáo viên yêu cầu sửa …"</w:t>
-      </w:r>
-      <w:r>
-        <w:t xml:space="preserve"> </w:t>
-      </w:r>
-      <w:r>
-        <w:t xml:space="preserve">kèm hạn sửa, lời nhắn và nút</w:t>
-      </w:r>
-      <w:r>
-        <w:t xml:space="preserve"> </w:t>
-      </w:r>
-      <w:r>
-        <w:rPr>
-          <w:b/>
-          <w:bCs/>
-        </w:rPr>
-        <w:t xml:space="preserve">Sửa bài</w:t>
-      </w:r>
-      <w:r>
-        <w:t xml:space="preserve"> </w:t>
-      </w:r>
-      <w:r>
-        <w:t xml:space="preserve">(nếu có);</w:t>
-      </w:r>
-    </w:p>
-    <w:p>
-      <w:pPr>
-        <w:pStyle w:val="Compact"/>
-        <w:numPr>
-          <w:ilvl w:val="0"/>
-          <w:numId w:val="1014"/>
-        </w:numPr>
-      </w:pPr>
-      <w:r>
-        <w:t xml:space="preserve">từng phần trong một tab: trạng thái, loại đề, số từ tối thiểu, thời gian gợi ý, hạn nộp / hạn sửa, đề bài + hình,</w:t>
-      </w:r>
-      <w:r>
-        <w:t xml:space="preserve"> </w:t>
-      </w:r>
-      <w:r>
-        <w:rPr>
-          <w:b/>
-          <w:bCs/>
-        </w:rPr>
-        <w:t xml:space="preserve">tiêu chí chấm</w:t>
-      </w:r>
-      <w:r>
-        <w:t xml:space="preserve"> </w:t>
-      </w:r>
-      <w:r>
-        <w:t xml:space="preserve">(mở ra xem checklist, mục "Giới hạn điểm" ghi band tối đa); nút</w:t>
-      </w:r>
-      <w:r>
-        <w:t xml:space="preserve"> </w:t>
-      </w:r>
-      <w:r>
-        <w:rPr>
-          <w:b/>
-          <w:bCs/>
-        </w:rPr>
-        <w:t xml:space="preserve">Làm bài / Viết tiếp / Sửa bài</w:t>
-      </w:r>
-      <w:r>
-        <w:t xml:space="preserve">, hoặc</w:t>
-      </w:r>
-      <w:r>
-        <w:t xml:space="preserve"> </w:t>
-      </w:r>
-      <w:r>
-        <w:rPr>
-          <w:b/>
-          <w:bCs/>
-        </w:rPr>
-        <w:t xml:space="preserve">Xem bài đã nộp</w:t>
-      </w:r>
-      <w:r>
-        <w:t xml:space="preserve">;</w:t>
-      </w:r>
-    </w:p>
-    <w:p>
-      <w:pPr>
-        <w:pStyle w:val="Compact"/>
-        <w:numPr>
-          <w:ilvl w:val="0"/>
-          <w:numId w:val="1014"/>
-        </w:numPr>
-      </w:pPr>
-      <w:r>
-        <w:rPr>
-          <w:b/>
-          <w:bCs/>
-        </w:rPr>
-        <w:t xml:space="preserve">Lịch sử nộp</w:t>
-      </w:r>
-      <w:r>
-        <w:t xml:space="preserve"> </w:t>
-      </w:r>
-      <w:r>
-        <w:t xml:space="preserve">của từng phần: mỗi lần nộp, giờ nộp, số từ, nộp muộn, band nếu đã được trả bài (đang chấm thì ghi "Chờ kết quả");</w:t>
-      </w:r>
-    </w:p>
-    <w:p>
-      <w:pPr>
-        <w:pStyle w:val="Compact"/>
-        <w:numPr>
-          <w:ilvl w:val="0"/>
-          <w:numId w:val="1014"/>
-        </w:numPr>
-      </w:pPr>
-      <w:r>
-        <w:t xml:space="preserve">khung</w:t>
-      </w:r>
-      <w:r>
-        <w:t xml:space="preserve"> </w:t>
-      </w:r>
-      <w:r>
-        <w:rPr>
-          <w:b/>
-          <w:bCs/>
-        </w:rPr>
-        <w:t xml:space="preserve">Kết quả</w:t>
-      </w:r>
-      <w:r>
-        <w:t xml:space="preserve">: band từng phần và band cả bài (chỉ có khi mọi phần đã được trả; Task 2 tính gấp đôi Task 1);</w:t>
-      </w:r>
-    </w:p>
-    <w:p>
-      <w:pPr>
-        <w:pStyle w:val="Compact"/>
-        <w:numPr>
-          <w:ilvl w:val="0"/>
-          <w:numId w:val="1014"/>
-        </w:numPr>
-      </w:pPr>
-      <w:r>
-        <w:t xml:space="preserve">khung</w:t>
-      </w:r>
-      <w:r>
-        <w:t xml:space="preserve"> </w:t>
-      </w:r>
-      <w:r>
-        <w:rPr>
-          <w:b/>
-          <w:bCs/>
-        </w:rPr>
-        <w:t xml:space="preserve">Thời gian &amp; quy định</w:t>
-      </w:r>
-      <w:r>
-        <w:t xml:space="preserve">: hạn nộp, có cho nộp muộn không, số lần yêu cầu sửa tối đa.</w:t>
-      </w:r>
-    </w:p>
-    <w:bookmarkEnd w:id="31"/>
-    <w:bookmarkStart w:id="32" w:name="Xcdbbb1fe94ded6e0db335b0616309f1ec0255e9"/>
-    <w:p>
-      <w:pPr>
-        <w:pStyle w:val="Heading3"/>
-      </w:pPr>
-      <w:r>
-        <w:t xml:space="preserve">7.3. Làm bài và nộp bài</w:t>
-      </w:r>
-    </w:p>
-    <w:p>
-      <w:pPr>
-        <w:pStyle w:val="FirstParagraph"/>
-      </w:pPr>
-      <w:r>
-        <w:t xml:space="preserve">Bấm</w:t>
-      </w:r>
-      <w:r>
-        <w:t xml:space="preserve"> </w:t>
-      </w:r>
-      <w:r>
-        <w:rPr>
-          <w:b/>
-          <w:bCs/>
-        </w:rPr>
-        <w:t xml:space="preserve">Làm bài / Viết tiếp / Sửa bài</w:t>
-      </w:r>
-      <w:r>
-        <w:t xml:space="preserve"> </w:t>
-      </w:r>
-      <w:r>
-        <w:t xml:space="preserve">để mở màn làm bài toàn màn hình. Bài nhiều phần thì chọn phần ở hàng tab trên cùng (tab ghi trạng thái từng phần).</w:t>
-      </w:r>
-    </w:p>
-    <w:p>
-      <w:pPr>
         <w:numPr>
           <w:ilvl w:val="0"/>
           <w:numId w:val="1015"/>
         </w:numPr>
       </w:pPr>
       <w:r>
-        <w:rPr>
-          <w:b/>
-          <w:bCs/>
-        </w:rPr>
-        <w:t xml:space="preserve">Bên trái</w:t>
-      </w:r>
-      <w:r>
-        <w:t xml:space="preserve"> </w:t>
-      </w:r>
-      <w:r>
-        <w:t xml:space="preserve">là đề bài (trên điện thoại: bấm</w:t>
-      </w:r>
-      <w:r>
-        <w:t xml:space="preserve"> </w:t>
-      </w:r>
-      <w:r>
-        <w:rPr>
-          <w:b/>
-          <w:bCs/>
-        </w:rPr>
-        <w:t xml:space="preserve">Xem đề bài</w:t>
-      </w:r>
-      <w:r>
-        <w:t xml:space="preserve"> </w:t>
-      </w:r>
-      <w:r>
-        <w:t xml:space="preserve">để mở),</w:t>
-      </w:r>
-      <w:r>
-        <w:t xml:space="preserve"> </w:t>
-      </w:r>
-      <w:r>
-        <w:rPr>
-          <w:b/>
-          <w:bCs/>
-        </w:rPr>
-        <w:t xml:space="preserve">bên phải</w:t>
-      </w:r>
-      <w:r>
-        <w:t xml:space="preserve"> </w:t>
-      </w:r>
-      <w:r>
-        <w:t xml:space="preserve">là ô soạn. Số từ đếm ngay khi gõ (cùng cách đếm với máy chủ): màu cam khi chưa đủ tối thiểu, xanh khi đủ.</w:t>
-      </w:r>
-    </w:p>
-    <w:p>
-      <w:pPr>
+        <w:t xml:space="preserve">khung đỏ</w:t>
+      </w:r>
+      <w:r>
+        <w:t xml:space="preserve"> </w:t>
+      </w:r>
+      <w:r>
+        <w:rPr>
+          <w:b/>
+          <w:bCs/>
+        </w:rPr>
+        <w:t xml:space="preserve">"Giáo viên yêu cầu sửa …"</w:t>
+      </w:r>
+      <w:r>
+        <w:t xml:space="preserve"> </w:t>
+      </w:r>
+      <w:r>
+        <w:t xml:space="preserve">kèm hạn sửa, lời nhắn và nút</w:t>
+      </w:r>
+      <w:r>
+        <w:t xml:space="preserve"> </w:t>
+      </w:r>
+      <w:r>
+        <w:rPr>
+          <w:b/>
+          <w:bCs/>
+        </w:rPr>
+        <w:t xml:space="preserve">Sửa bài</w:t>
+      </w:r>
+      <w:r>
+        <w:t xml:space="preserve"> </w:t>
+      </w:r>
+      <w:r>
+        <w:t xml:space="preserve">(nếu có);</w:t>
+      </w:r>
+    </w:p>
+    <w:p>
+      <w:pPr>
+        <w:pStyle w:val="Compact"/>
         <w:numPr>
           <w:ilvl w:val="0"/>
           <w:numId w:val="1015"/>
         </w:numPr>
       </w:pPr>
       <w:r>
-        <w:rPr>
-          <w:b/>
-          <w:bCs/>
-        </w:rPr>
-        <w:t xml:space="preserve">Tự lưu nháp</w:t>
-      </w:r>
-      <w:r>
-        <w:t xml:space="preserve">: ngừng gõ 3 giây, chuyển sang tab khác hoặc đổi phần là bài được lưu; dòng trạng thái ghi "Chưa lưu" → "Đang lưu…" → "Đã lưu lúc hh:mm". Lưu lỗi thì bấm "Lỗi lưu – thử lại". Đóng trang khi còn thay đổi chưa lưu, trình duyệt sẽ hỏi lại.</w:t>
-      </w:r>
-    </w:p>
-    <w:p>
-      <w:pPr>
+        <w:t xml:space="preserve">từng phần trong một tab: trạng thái, loại đề, số từ tối thiểu, thời gian gợi ý, hạn nộp / hạn sửa, đề bài + hình,</w:t>
+      </w:r>
+      <w:r>
+        <w:t xml:space="preserve"> </w:t>
+      </w:r>
+      <w:r>
+        <w:rPr>
+          <w:b/>
+          <w:bCs/>
+        </w:rPr>
+        <w:t xml:space="preserve">tiêu chí chấm</w:t>
+      </w:r>
+      <w:r>
+        <w:t xml:space="preserve"> </w:t>
+      </w:r>
+      <w:r>
+        <w:t xml:space="preserve">(mở ra xem checklist, mục "Giới hạn điểm" ghi band tối đa); nút</w:t>
+      </w:r>
+      <w:r>
+        <w:t xml:space="preserve"> </w:t>
+      </w:r>
+      <w:r>
+        <w:rPr>
+          <w:b/>
+          <w:bCs/>
+        </w:rPr>
+        <w:t xml:space="preserve">Làm bài / Viết tiếp / Sửa bài</w:t>
+      </w:r>
+      <w:r>
+        <w:t xml:space="preserve">, hoặc</w:t>
+      </w:r>
+      <w:r>
+        <w:t xml:space="preserve"> </w:t>
+      </w:r>
+      <w:r>
+        <w:rPr>
+          <w:b/>
+          <w:bCs/>
+        </w:rPr>
+        <w:t xml:space="preserve">Xem bài đã nộp</w:t>
+      </w:r>
+      <w:r>
+        <w:t xml:space="preserve">;</w:t>
+      </w:r>
+    </w:p>
+    <w:p>
+      <w:pPr>
+        <w:pStyle w:val="Compact"/>
         <w:numPr>
           <w:ilvl w:val="0"/>
           <w:numId w:val="1015"/>
@@ -7020,137 +7688,68 @@
           <w:b/>
           <w:bCs/>
         </w:rPr>
-        <w:t xml:space="preserve">Mất mạng khi đang viết</w:t>
-      </w:r>
-      <w:r>
-        <w:t xml:space="preserve">: cứ viết tiếp, bài được giữ trên trình duyệt; dòng trạng thái ghi "Ngoại tuyến – đã lưu trên máy" và nút nộp tạm khoá ("Cần có mạng để nộp bài"). Có mạng lại, bài tự gửi lên máy chủ. Lỡ đóng trang khi chưa gửi được, mở lại màn làm bài trên</w:t>
-      </w:r>
-      <w:r>
-        <w:t xml:space="preserve"> </w:t>
-      </w:r>
-      <w:r>
-        <w:rPr>
-          <w:b/>
-          <w:bCs/>
-        </w:rPr>
-        <w:t xml:space="preserve">cùng trình duyệt</w:t>
-      </w:r>
-      <w:r>
-        <w:t xml:space="preserve"> </w:t>
-      </w:r>
-      <w:r>
-        <w:t xml:space="preserve">thì bài được khôi phục (nếu trong lúc đó bài đã được sửa ở nơi khác, hệ thống hỏi chọn bản).</w:t>
-      </w:r>
-    </w:p>
-    <w:p>
-      <w:pPr>
+        <w:t xml:space="preserve">Lịch sử nộp</w:t>
+      </w:r>
+      <w:r>
+        <w:t xml:space="preserve"> </w:t>
+      </w:r>
+      <w:r>
+        <w:t xml:space="preserve">của từng phần: mỗi lần nộp, giờ nộp, số từ, nộp muộn, band nếu đã được trả bài (đang chấm thì ghi "Chờ kết quả");</w:t>
+      </w:r>
+    </w:p>
+    <w:p>
+      <w:pPr>
+        <w:pStyle w:val="Compact"/>
         <w:numPr>
           <w:ilvl w:val="0"/>
           <w:numId w:val="1015"/>
         </w:numPr>
       </w:pPr>
       <w:r>
-        <w:rPr>
-          <w:b/>
-          <w:bCs/>
-        </w:rPr>
-        <w:t xml:space="preserve">Mở cùng bài ở 2 tab / 2 máy</w:t>
-      </w:r>
-      <w:r>
-        <w:t xml:space="preserve">: khi một nơi lưu đè, nơi kia hiện hộp thoại cho xem cả hai bản (kèm số từ) để chọn</w:t>
-      </w:r>
-      <w:r>
-        <w:t xml:space="preserve"> </w:t>
-      </w:r>
-      <w:r>
-        <w:rPr>
-          <w:b/>
-          <w:bCs/>
-        </w:rPr>
-        <w:t xml:space="preserve">Dùng bản trên máy này</w:t>
-      </w:r>
-      <w:r>
-        <w:t xml:space="preserve"> </w:t>
-      </w:r>
-      <w:r>
-        <w:t xml:space="preserve">hoặc</w:t>
-      </w:r>
-      <w:r>
-        <w:t xml:space="preserve"> </w:t>
-      </w:r>
-      <w:r>
-        <w:rPr>
-          <w:b/>
-          <w:bCs/>
-        </w:rPr>
-        <w:t xml:space="preserve">Dùng bản trên máy chủ</w:t>
-      </w:r>
-      <w:r>
-        <w:t xml:space="preserve">.</w:t>
-      </w:r>
-    </w:p>
-    <w:p>
-      <w:pPr>
+        <w:t xml:space="preserve">khung</w:t>
+      </w:r>
+      <w:r>
+        <w:t xml:space="preserve"> </w:t>
+      </w:r>
+      <w:r>
+        <w:rPr>
+          <w:b/>
+          <w:bCs/>
+        </w:rPr>
+        <w:t xml:space="preserve">Kết quả</w:t>
+      </w:r>
+      <w:r>
+        <w:t xml:space="preserve">: band từng phần và band cả bài (chỉ có khi mọi phần đã được trả; Task 2 tính gấp đôi Task 1);</w:t>
+      </w:r>
+    </w:p>
+    <w:p>
+      <w:pPr>
+        <w:pStyle w:val="Compact"/>
         <w:numPr>
           <w:ilvl w:val="0"/>
           <w:numId w:val="1015"/>
         </w:numPr>
       </w:pPr>
       <w:r>
-        <w:rPr>
-          <w:b/>
-          <w:bCs/>
-        </w:rPr>
-        <w:t xml:space="preserve">Nộp</w:t>
-      </w:r>
-      <w:r>
-        <w:t xml:space="preserve">: bấm</w:t>
-      </w:r>
-      <w:r>
-        <w:t xml:space="preserve"> </w:t>
-      </w:r>
-      <w:r>
-        <w:rPr>
-          <w:b/>
-          <w:bCs/>
-        </w:rPr>
-        <w:t xml:space="preserve">Nộp phần này</w:t>
-      </w:r>
-      <w:r>
-        <w:t xml:space="preserve"> </w:t>
-      </w:r>
-      <w:r>
-        <w:t xml:space="preserve">(đang "Cần sửa":</w:t>
-      </w:r>
-      <w:r>
-        <w:t xml:space="preserve"> </w:t>
-      </w:r>
-      <w:r>
-        <w:rPr>
-          <w:b/>
-          <w:bCs/>
-        </w:rPr>
-        <w:t xml:space="preserve">Nộp bản sửa</w:t>
-      </w:r>
-      <w:r>
-        <w:t xml:space="preserve">). Bài ít hơn số từ tối thiểu thì hệ thống hỏi lại ("Viết tiếp" / "Vẫn nộp"). Nộp xong ô soạn chuyển sang chỉ đọc kèm giờ nộp; nộp sau hạn (khi bài cho phép) được ghi là</w:t>
-      </w:r>
-      <w:r>
-        <w:t xml:space="preserve"> </w:t>
-      </w:r>
-      <w:r>
-        <w:rPr>
-          <w:b/>
-          <w:bCs/>
-        </w:rPr>
-        <w:t xml:space="preserve">nộp muộn</w:t>
-      </w:r>
-      <w:r>
-        <w:t xml:space="preserve">.</w:t>
-      </w:r>
-    </w:p>
-    <w:p>
-      <w:pPr>
+        <w:t xml:space="preserve">khung</w:t>
+      </w:r>
+      <w:r>
+        <w:t xml:space="preserve"> </w:t>
+      </w:r>
+      <w:r>
+        <w:rPr>
+          <w:b/>
+          <w:bCs/>
+        </w:rPr>
+        <w:t xml:space="preserve">Thời gian &amp; quy định</w:t>
+      </w:r>
+      <w:r>
+        <w:t xml:space="preserve">: hạn nộp, có cho nộp muộn không, số lần yêu cầu sửa tối đa.</w:t>
+      </w:r>
+    </w:p>
+    <w:p>
+      <w:pPr>
+        <w:pStyle w:val="Compact"/>
         <w:numPr>
           <w:ilvl w:val="0"/>
           <w:numId w:val="1015"/>
@@ -7161,83 +7760,97 @@
           <w:b/>
           <w:bCs/>
         </w:rPr>
-        <w:t xml:space="preserve">Đồng hồ đếm ngược</w:t>
-      </w:r>
-      <w:r>
-        <w:t xml:space="preserve"> </w:t>
-      </w:r>
-      <w:r>
-        <w:t xml:space="preserve">theo giờ máy chủ (tự đồng bộ 5 phút một lần). Quá hạn mà bài không cho nộp muộn, hoặc bài đã đóng, thì ô soạn khoá lại và ghi lý do.</w:t>
-      </w:r>
-    </w:p>
-    <w:p>
-      <w:pPr>
-        <w:numPr>
-          <w:ilvl w:val="0"/>
-          <w:numId w:val="1015"/>
-        </w:numPr>
-      </w:pPr>
-      <w:r>
-        <w:rPr>
-          <w:b/>
-          <w:bCs/>
-        </w:rPr>
-        <w:t xml:space="preserve">Xem bài đã chấm</w:t>
-      </w:r>
-      <w:r>
-        <w:t xml:space="preserve">: phần đã được trả bài hiện bài viết</w:t>
-      </w:r>
-      <w:r>
-        <w:t xml:space="preserve"> </w:t>
-      </w:r>
-      <w:r>
-        <w:rPr>
-          <w:b/>
-          <w:bCs/>
-        </w:rPr>
-        <w:t xml:space="preserve">kèm đánh dấu của giáo viên</w:t>
-      </w:r>
-      <w:r>
-        <w:t xml:space="preserve"> </w:t>
-      </w:r>
-      <w:r>
-        <w:t xml:space="preserve">(cùng kiểu với màn chấm: gạch lỗi, chữ sửa, nền tô màu, nhận xét ở lề), chỉ đọc; bấm đoạn được đánh dấu để xem chi tiết, bật / tắt từng lớp ở hàng</w:t>
-      </w:r>
-      <w:r>
-        <w:t xml:space="preserve"> </w:t>
-      </w:r>
-      <w:r>
-        <w:rPr>
-          <w:b/>
-          <w:bCs/>
-        </w:rPr>
-        <w:t xml:space="preserve">Hiện:</w:t>
-      </w:r>
-      <w:r>
-        <w:t xml:space="preserve">. Khi bài đang</w:t>
-      </w:r>
-      <w:r>
-        <w:t xml:space="preserve"> </w:t>
-      </w:r>
-      <w:r>
-        <w:rPr>
-          <w:b/>
-          <w:bCs/>
-        </w:rPr>
-        <w:t xml:space="preserve">Cần sửa</w:t>
-      </w:r>
-      <w:r>
-        <w:t xml:space="preserve">, chữ sửa của giáo viên được ẩn — chỉ thấy loại lỗi và nhận xét để tự sửa.</w:t>
+        <w:t xml:space="preserve">Bài Paper (theo nhóm)</w:t>
+      </w:r>
+      <w:r>
+        <w:t xml:space="preserve">: khung</w:t>
+      </w:r>
+      <w:r>
+        <w:t xml:space="preserve"> </w:t>
+      </w:r>
+      <w:r>
+        <w:rPr>
+          <w:b/>
+          <w:bCs/>
+        </w:rPr>
+        <w:t xml:space="preserve">Nhóm của tôi</w:t>
+      </w:r>
+      <w:r>
+        <w:t xml:space="preserve"> </w:t>
+      </w:r>
+      <w:r>
+        <w:t xml:space="preserve">ở cột phải. Chưa có nhóm thì gõ tên rồi bấm</w:t>
+      </w:r>
+      <w:r>
+        <w:t xml:space="preserve"> </w:t>
+      </w:r>
+      <w:r>
+        <w:rPr>
+          <w:b/>
+          <w:bCs/>
+        </w:rPr>
+        <w:t xml:space="preserve">Lập</w:t>
+      </w:r>
+      <w:r>
+        <w:t xml:space="preserve"> </w:t>
+      </w:r>
+      <w:r>
+        <w:t xml:space="preserve">để lập nhóm mới, hoặc bấm</w:t>
+      </w:r>
+      <w:r>
+        <w:t xml:space="preserve"> </w:t>
+      </w:r>
+      <w:r>
+        <w:rPr>
+          <w:b/>
+          <w:bCs/>
+        </w:rPr>
+        <w:t xml:space="preserve">Vào nhóm</w:t>
+      </w:r>
+      <w:r>
+        <w:t xml:space="preserve"> </w:t>
+      </w:r>
+      <w:r>
+        <w:t xml:space="preserve">ở một nhóm còn chỗ (nhóm đủ người ghi</w:t>
+      </w:r>
+      <w:r>
+        <w:t xml:space="preserve"> </w:t>
+      </w:r>
+      <w:r>
+        <w:rPr>
+          <w:i/>
+          <w:iCs/>
+        </w:rPr>
+        <w:t xml:space="preserve">Đủ người</w:t>
+      </w:r>
+      <w:r>
+        <w:t xml:space="preserve">). Có nhóm rồi thì thấy tên các thành viên và nút</w:t>
+      </w:r>
+      <w:r>
+        <w:t xml:space="preserve"> </w:t>
+      </w:r>
+      <w:r>
+        <w:rPr>
+          <w:b/>
+          <w:bCs/>
+        </w:rPr>
+        <w:t xml:space="preserve">Rời nhóm</w:t>
+      </w:r>
+      <w:r>
+        <w:t xml:space="preserve"> </w:t>
+      </w:r>
+      <w:r>
+        <w:t xml:space="preserve">(nhóm đã bắt đầu viết thì không tự rời được). Sau hạn chốt nhóm chỉ xem được; chưa có nhóm thì liên hệ giáo viên. Cả nhóm dùng chung một bài cho mỗi giai đoạn.</w:t>
       </w:r>
     </w:p>
     <w:bookmarkEnd w:id="32"/>
-    <w:bookmarkStart w:id="33" w:name="X36c870cc6791c2cf75eef469404e0415cfcff36"/>
+    <w:bookmarkStart w:id="33" w:name="Xcdbbb1fe94ded6e0db335b0616309f1ec0255e9"/>
     <w:p>
       <w:pPr>
         <w:pStyle w:val="Heading3"/>
       </w:pPr>
       <w:r>
-        <w:t xml:space="preserve">7.4. Kết quả từng phần</w:t>
+        <w:t xml:space="preserve">7.3. Làm bài và nộp bài</w:t>
       </w:r>
     </w:p>
     <w:p>
@@ -7245,41 +7858,27 @@
         <w:pStyle w:val="FirstParagraph"/>
       </w:pPr>
       <w:r>
-        <w:t xml:space="preserve">Mở từ nút</w:t>
-      </w:r>
-      <w:r>
-        <w:t xml:space="preserve"> </w:t>
-      </w:r>
-      <w:r>
-        <w:rPr>
-          <w:b/>
-          <w:bCs/>
-        </w:rPr>
-        <w:t xml:space="preserve">Xem kết quả</w:t>
-      </w:r>
-      <w:r>
-        <w:t xml:space="preserve"> </w:t>
-      </w:r>
-      <w:r>
-        <w:t xml:space="preserve">ở chi tiết bài / màn làm bài, hoặc bấm một lần nộp trong</w:t>
-      </w:r>
-      <w:r>
-        <w:t xml:space="preserve"> </w:t>
-      </w:r>
-      <w:r>
-        <w:rPr>
-          <w:b/>
-          <w:bCs/>
-        </w:rPr>
-        <w:t xml:space="preserve">Lịch sử nộp</w:t>
-      </w:r>
-      <w:r>
-        <w:t xml:space="preserve">. Mặc định hiện lần nộp gần nhất đã được trả; ô chọn ở góc phải để xem lần khác (lần chưa trả ghi "chờ kết quả").</w:t>
-      </w:r>
-    </w:p>
-    <w:p>
-      <w:pPr>
-        <w:pStyle w:val="Compact"/>
+        <w:t xml:space="preserve">Bấm</w:t>
+      </w:r>
+      <w:r>
+        <w:t xml:space="preserve"> </w:t>
+      </w:r>
+      <w:r>
+        <w:rPr>
+          <w:b/>
+          <w:bCs/>
+        </w:rPr>
+        <w:t xml:space="preserve">Làm bài / Viết tiếp / Sửa bài</w:t>
+      </w:r>
+      <w:r>
+        <w:t xml:space="preserve"> </w:t>
+      </w:r>
+      <w:r>
+        <w:t xml:space="preserve">để mở màn làm bài toàn màn hình. Bài nhiều phần thì chọn phần ở hàng tab trên cùng (tab ghi trạng thái từng phần).</w:t>
+      </w:r>
+    </w:p>
+    <w:p>
+      <w:pPr>
         <w:numPr>
           <w:ilvl w:val="0"/>
           <w:numId w:val="1016"/>
@@ -7290,44 +7889,49 @@
           <w:b/>
           <w:bCs/>
         </w:rPr>
-        <w:t xml:space="preserve">Đầu trang</w:t>
-      </w:r>
-      <w:r>
-        <w:t xml:space="preserve">: band của lần nộp và mức (vd 6.0 · Khá), giờ trả bài. Đang</w:t>
-      </w:r>
-      <w:r>
-        <w:t xml:space="preserve"> </w:t>
-      </w:r>
-      <w:r>
-        <w:rPr>
-          <w:b/>
-          <w:bCs/>
-        </w:rPr>
-        <w:t xml:space="preserve">Cần sửa</w:t>
-      </w:r>
-      <w:r>
-        <w:t xml:space="preserve"> </w:t>
-      </w:r>
-      <w:r>
-        <w:t xml:space="preserve">thì có khung đỏ (hạn sửa, lời nhắn, nút</w:t>
-      </w:r>
-      <w:r>
-        <w:t xml:space="preserve"> </w:t>
-      </w:r>
-      <w:r>
-        <w:rPr>
-          <w:b/>
-          <w:bCs/>
-        </w:rPr>
-        <w:t xml:space="preserve">Sửa bài</w:t>
-      </w:r>
-      <w:r>
-        <w:t xml:space="preserve">) và ghi chú "Gợi ý sửa sẽ hiện sau khi bạn nộp bản sửa".</w:t>
-      </w:r>
-    </w:p>
-    <w:p>
-      <w:pPr>
-        <w:pStyle w:val="Compact"/>
+        <w:t xml:space="preserve">Bên trái</w:t>
+      </w:r>
+      <w:r>
+        <w:t xml:space="preserve"> </w:t>
+      </w:r>
+      <w:r>
+        <w:t xml:space="preserve">là đề bài (trên điện thoại: bấm</w:t>
+      </w:r>
+      <w:r>
+        <w:t xml:space="preserve"> </w:t>
+      </w:r>
+      <w:r>
+        <w:rPr>
+          <w:b/>
+          <w:bCs/>
+        </w:rPr>
+        <w:t xml:space="preserve">Xem đề bài</w:t>
+      </w:r>
+      <w:r>
+        <w:t xml:space="preserve"> </w:t>
+      </w:r>
+      <w:r>
+        <w:t xml:space="preserve">để mở),</w:t>
+      </w:r>
+      <w:r>
+        <w:t xml:space="preserve"> </w:t>
+      </w:r>
+      <w:r>
+        <w:rPr>
+          <w:b/>
+          <w:bCs/>
+        </w:rPr>
+        <w:t xml:space="preserve">bên phải</w:t>
+      </w:r>
+      <w:r>
+        <w:t xml:space="preserve"> </w:t>
+      </w:r>
+      <w:r>
+        <w:t xml:space="preserve">là ô soạn. Số từ đếm ngay khi gõ (cùng cách đếm với máy chủ): màu cam khi chưa đủ tối thiểu, xanh khi đủ.</w:t>
+      </w:r>
+    </w:p>
+    <w:p>
+      <w:pPr>
         <w:numPr>
           <w:ilvl w:val="0"/>
           <w:numId w:val="1016"/>
@@ -7338,31 +7942,14 @@
           <w:b/>
           <w:bCs/>
         </w:rPr>
-        <w:t xml:space="preserve">Bên trái</w:t>
-      </w:r>
-      <w:r>
-        <w:t xml:space="preserve">: bài viết kèm đánh dấu của giáo viên (như mục 7.3) và bảng</w:t>
-      </w:r>
-      <w:r>
-        <w:t xml:space="preserve"> </w:t>
-      </w:r>
-      <w:r>
-        <w:rPr>
-          <w:b/>
-          <w:bCs/>
-        </w:rPr>
-        <w:t xml:space="preserve">Lỗi trong bài</w:t>
-      </w:r>
-      <w:r>
-        <w:t xml:space="preserve"> </w:t>
-      </w:r>
-      <w:r>
-        <w:t xml:space="preserve">(mã lỗi, số lần).</w:t>
-      </w:r>
-    </w:p>
-    <w:p>
-      <w:pPr>
-        <w:pStyle w:val="Compact"/>
+        <w:t xml:space="preserve">Tự lưu nháp</w:t>
+      </w:r>
+      <w:r>
+        <w:t xml:space="preserve">: ngừng gõ 3 giây, chuyển sang tab khác hoặc đổi phần là bài được lưu; dòng trạng thái ghi "Chưa lưu" → "Đang lưu…" → "Đã lưu lúc hh:mm". Lưu lỗi thì bấm "Lỗi lưu – thử lại". Đóng trang khi còn thay đổi chưa lưu, trình duyệt sẽ hỏi lại.</w:t>
+      </w:r>
+    </w:p>
+    <w:p>
+      <w:pPr>
         <w:numPr>
           <w:ilvl w:val="0"/>
           <w:numId w:val="1016"/>
@@ -7373,15 +7960,30 @@
           <w:b/>
           <w:bCs/>
         </w:rPr>
-        <w:t xml:space="preserve">Bên phải</w:t>
-      </w:r>
-      <w:r>
-        <w:t xml:space="preserve">: từng tiêu chí với điểm, nhận xét, checklist (● đạt, ○ chưa đạt, ● cam = điểm yếu làm giới hạn điểm) và lý do bị giới hạn điểm nếu có; cuối cùng là nhận xét chung.</w:t>
-      </w:r>
-    </w:p>
-    <w:p>
-      <w:pPr>
-        <w:pStyle w:val="Compact"/>
+        <w:t xml:space="preserve">Mất mạng khi đang viết</w:t>
+      </w:r>
+      <w:r>
+        <w:t xml:space="preserve">: cứ viết tiếp, bài được giữ trên trình duyệt; dòng trạng thái ghi "Ngoại tuyến – đã lưu trên máy" và nút nộp tạm khoá ("Cần có mạng để nộp bài"). Có mạng lại, bài tự gửi lên máy chủ. Lỡ đóng trang khi chưa gửi được, mở lại màn làm bài trên</w:t>
+      </w:r>
+      <w:r>
+        <w:t xml:space="preserve"> </w:t>
+      </w:r>
+      <w:r>
+        <w:rPr>
+          <w:b/>
+          <w:bCs/>
+        </w:rPr>
+        <w:t xml:space="preserve">cùng trình duyệt</w:t>
+      </w:r>
+      <w:r>
+        <w:t xml:space="preserve"> </w:t>
+      </w:r>
+      <w:r>
+        <w:t xml:space="preserve">thì bài được khôi phục (nếu trong lúc đó bài đã được sửa ở nơi khác, hệ thống hỏi chọn bản).</w:t>
+      </w:r>
+    </w:p>
+    <w:p>
+      <w:pPr>
         <w:numPr>
           <w:ilvl w:val="0"/>
           <w:numId w:val="1016"/>
@@ -7392,23 +7994,20 @@
           <w:b/>
           <w:bCs/>
         </w:rPr>
-        <w:t xml:space="preserve">So sánh các lần nộp</w:t>
-      </w:r>
-      <w:r>
-        <w:t xml:space="preserve"> </w:t>
-      </w:r>
-      <w:r>
-        <w:t xml:space="preserve">(khi đã nộp từ 2 lần): chọn lần cũ, xem</w:t>
-      </w:r>
-      <w:r>
-        <w:t xml:space="preserve"> </w:t>
-      </w:r>
-      <w:r>
-        <w:rPr>
-          <w:b/>
-          <w:bCs/>
-        </w:rPr>
-        <w:t xml:space="preserve">Gộp</w:t>
+        <w:t xml:space="preserve">Mở cùng bài ở 2 tab / 2 máy</w:t>
+      </w:r>
+      <w:r>
+        <w:t xml:space="preserve">: khi một nơi lưu đè, nơi kia hiện hộp thoại cho xem cả hai bản (kèm số từ) để chọn</w:t>
+      </w:r>
+      <w:r>
+        <w:t xml:space="preserve"> </w:t>
+      </w:r>
+      <w:r>
+        <w:rPr>
+          <w:b/>
+          <w:bCs/>
+        </w:rPr>
+        <w:t xml:space="preserve">Dùng bản trên máy này</w:t>
       </w:r>
       <w:r>
         <w:t xml:space="preserve"> </w:t>
@@ -7424,39 +8023,258 @@
           <w:b/>
           <w:bCs/>
         </w:rPr>
-        <w:t xml:space="preserve">Song song</w:t>
-      </w:r>
-      <w:r>
-        <w:t xml:space="preserve"> </w:t>
-      </w:r>
-      <w:r>
-        <w:t xml:space="preserve">— chữ bỏ đi gạch ngang nền đỏ, chữ thêm nền xanh. Bên dưới là</w:t>
-      </w:r>
-      <w:r>
-        <w:t xml:space="preserve"> </w:t>
-      </w:r>
-      <w:r>
-        <w:rPr>
-          <w:b/>
-          <w:bCs/>
-        </w:rPr>
-        <w:t xml:space="preserve">"Đã sửa X/Y lỗi của lần N"</w:t>
-      </w:r>
-      <w:r>
-        <w:t xml:space="preserve"> </w:t>
-      </w:r>
-      <w:r>
-        <w:t xml:space="preserve">và từng lỗi của lần cũ: đánh giá của giáo viên, hoặc "(tự đoán)" khi giáo viên chưa đánh giá. Bấm một lỗi để thấy đoạn đó trên bài cũ.</w:t>
+        <w:t xml:space="preserve">Dùng bản trên máy chủ</w:t>
+      </w:r>
+      <w:r>
+        <w:t xml:space="preserve">.</w:t>
+      </w:r>
+    </w:p>
+    <w:p>
+      <w:pPr>
+        <w:numPr>
+          <w:ilvl w:val="0"/>
+          <w:numId w:val="1016"/>
+        </w:numPr>
+      </w:pPr>
+      <w:r>
+        <w:rPr>
+          <w:b/>
+          <w:bCs/>
+        </w:rPr>
+        <w:t xml:space="preserve">Nộp</w:t>
+      </w:r>
+      <w:r>
+        <w:t xml:space="preserve">: bấm</w:t>
+      </w:r>
+      <w:r>
+        <w:t xml:space="preserve"> </w:t>
+      </w:r>
+      <w:r>
+        <w:rPr>
+          <w:b/>
+          <w:bCs/>
+        </w:rPr>
+        <w:t xml:space="preserve">Nộp phần này</w:t>
+      </w:r>
+      <w:r>
+        <w:t xml:space="preserve"> </w:t>
+      </w:r>
+      <w:r>
+        <w:t xml:space="preserve">(đang "Cần sửa":</w:t>
+      </w:r>
+      <w:r>
+        <w:t xml:space="preserve"> </w:t>
+      </w:r>
+      <w:r>
+        <w:rPr>
+          <w:b/>
+          <w:bCs/>
+        </w:rPr>
+        <w:t xml:space="preserve">Nộp bản sửa</w:t>
+      </w:r>
+      <w:r>
+        <w:t xml:space="preserve">). Bài ít hơn số từ tối thiểu thì hệ thống hỏi lại ("Viết tiếp" / "Vẫn nộp"). Nộp xong ô soạn chuyển sang chỉ đọc kèm giờ nộp; nộp sau hạn (khi bài cho phép) được ghi là</w:t>
+      </w:r>
+      <w:r>
+        <w:t xml:space="preserve"> </w:t>
+      </w:r>
+      <w:r>
+        <w:rPr>
+          <w:b/>
+          <w:bCs/>
+        </w:rPr>
+        <w:t xml:space="preserve">nộp muộn</w:t>
+      </w:r>
+      <w:r>
+        <w:t xml:space="preserve">.</w:t>
+      </w:r>
+    </w:p>
+    <w:p>
+      <w:pPr>
+        <w:numPr>
+          <w:ilvl w:val="0"/>
+          <w:numId w:val="1016"/>
+        </w:numPr>
+      </w:pPr>
+      <w:r>
+        <w:rPr>
+          <w:b/>
+          <w:bCs/>
+        </w:rPr>
+        <w:t xml:space="preserve">Đồng hồ đếm ngược</w:t>
+      </w:r>
+      <w:r>
+        <w:t xml:space="preserve"> </w:t>
+      </w:r>
+      <w:r>
+        <w:t xml:space="preserve">theo giờ máy chủ (tự đồng bộ 5 phút một lần). Quá hạn mà bài không cho nộp muộn, hoặc bài đã đóng, thì ô soạn khoá lại và ghi lý do.</w:t>
+      </w:r>
+    </w:p>
+    <w:p>
+      <w:pPr>
+        <w:numPr>
+          <w:ilvl w:val="0"/>
+          <w:numId w:val="1016"/>
+        </w:numPr>
+      </w:pPr>
+      <w:r>
+        <w:rPr>
+          <w:b/>
+          <w:bCs/>
+        </w:rPr>
+        <w:t xml:space="preserve">Giáo viên xem trực tiếp</w:t>
+      </w:r>
+      <w:r>
+        <w:t xml:space="preserve">: trên ô soạn có dòng "Giáo viên có thể xem trực tiếp bài bạn đang viết". Bên dưới ô soạn là khung</w:t>
+      </w:r>
+      <w:r>
+        <w:t xml:space="preserve"> </w:t>
+      </w:r>
+      <w:r>
+        <w:rPr>
+          <w:b/>
+          <w:bCs/>
+        </w:rPr>
+        <w:t xml:space="preserve">Trao đổi với giáo viên</w:t>
+      </w:r>
+      <w:r>
+        <w:t xml:space="preserve">: góp ý của giáo viên hiện ngay ở đây và bạn trả lời được (cùng cuộc trò chuyện với kênh bài nộp ở trang Trao đổi). Khung có sẵn sau lần tự lưu đầu tiên.</w:t>
+      </w:r>
+    </w:p>
+    <w:p>
+      <w:pPr>
+        <w:numPr>
+          <w:ilvl w:val="0"/>
+          <w:numId w:val="1016"/>
+        </w:numPr>
+      </w:pPr>
+      <w:r>
+        <w:rPr>
+          <w:b/>
+          <w:bCs/>
+        </w:rPr>
+        <w:t xml:space="preserve">Chế độ thi</w:t>
+      </w:r>
+      <w:r>
+        <w:t xml:space="preserve"> </w:t>
+      </w:r>
+      <w:r>
+        <w:t xml:space="preserve">(phần có ghi "Chế độ thi"): thay cho ô soạn là thẻ ghi thời gian thi và luật thi; bấm</w:t>
+      </w:r>
+      <w:r>
+        <w:t xml:space="preserve"> </w:t>
+      </w:r>
+      <w:r>
+        <w:rPr>
+          <w:b/>
+          <w:bCs/>
+        </w:rPr>
+        <w:t xml:space="preserve">Bắt đầu làm bài</w:t>
+      </w:r>
+      <w:r>
+        <w:t xml:space="preserve"> </w:t>
+      </w:r>
+      <w:r>
+        <w:t xml:space="preserve">→ xác nhận thì đồng hồ thi bắt đầu chạy và</w:t>
+      </w:r>
+      <w:r>
+        <w:t xml:space="preserve"> </w:t>
+      </w:r>
+      <w:r>
+        <w:rPr>
+          <w:b/>
+          <w:bCs/>
+        </w:rPr>
+        <w:t xml:space="preserve">không dừng</w:t>
+      </w:r>
+      <w:r>
+        <w:t xml:space="preserve"> </w:t>
+      </w:r>
+      <w:r>
+        <w:t xml:space="preserve">khi tải lại trang hay mở tab khác. Đồng hồ "Còn mm:ss" chuyển cam khi còn dưới 5 phút; hết giờ chuyển đỏ "Quá thời gian +mm:ss" — bạn</w:t>
+      </w:r>
+      <w:r>
+        <w:t xml:space="preserve"> </w:t>
+      </w:r>
+      <w:r>
+        <w:rPr>
+          <w:b/>
+          <w:bCs/>
+        </w:rPr>
+        <w:t xml:space="preserve">vẫn viết và nộp được</w:t>
+      </w:r>
+      <w:r>
+        <w:t xml:space="preserve">, nhưng bài bị đánh dấu quá thời gian và bạn nhận thông báo. Rời khỏi trang làm bài (chuyển tab, thu nhỏ), chuyển sang cửa sổ / ứng dụng khác, dán văn bản, mất kết nối đều được ghi lại và báo cho giáo viên — kể cả khi đang mất mạng (máy báo lại khi có mạng).</w:t>
+      </w:r>
+    </w:p>
+    <w:p>
+      <w:pPr>
+        <w:numPr>
+          <w:ilvl w:val="0"/>
+          <w:numId w:val="1016"/>
+        </w:numPr>
+      </w:pPr>
+      <w:r>
+        <w:rPr>
+          <w:b/>
+          <w:bCs/>
+        </w:rPr>
+        <w:t xml:space="preserve">Xem bài đã chấm</w:t>
+      </w:r>
+      <w:r>
+        <w:t xml:space="preserve">: phần đã được trả bài hiện bài viết</w:t>
+      </w:r>
+      <w:r>
+        <w:t xml:space="preserve"> </w:t>
+      </w:r>
+      <w:r>
+        <w:rPr>
+          <w:b/>
+          <w:bCs/>
+        </w:rPr>
+        <w:t xml:space="preserve">kèm đánh dấu của giáo viên</w:t>
+      </w:r>
+      <w:r>
+        <w:t xml:space="preserve"> </w:t>
+      </w:r>
+      <w:r>
+        <w:t xml:space="preserve">(cùng kiểu với màn chấm: gạch lỗi, chữ sửa, nền tô màu, nhận xét ở lề), chỉ đọc; bấm đoạn được đánh dấu để xem chi tiết, bật / tắt từng lớp ở hàng</w:t>
+      </w:r>
+      <w:r>
+        <w:t xml:space="preserve"> </w:t>
+      </w:r>
+      <w:r>
+        <w:rPr>
+          <w:b/>
+          <w:bCs/>
+        </w:rPr>
+        <w:t xml:space="preserve">Hiện:</w:t>
+      </w:r>
+      <w:r>
+        <w:t xml:space="preserve">. Khi bài đang</w:t>
+      </w:r>
+      <w:r>
+        <w:t xml:space="preserve"> </w:t>
+      </w:r>
+      <w:r>
+        <w:rPr>
+          <w:b/>
+          <w:bCs/>
+        </w:rPr>
+        <w:t xml:space="preserve">Cần sửa</w:t>
+      </w:r>
+      <w:r>
+        <w:t xml:space="preserve">, chữ sửa của giáo viên được ẩn — chỉ thấy loại lỗi và nhận xét để tự sửa.</w:t>
       </w:r>
     </w:p>
     <w:bookmarkEnd w:id="33"/>
-    <w:bookmarkStart w:id="34" w:name="Xb68ab366b45dd2890fff6a7bf933a9db8dcf281"/>
+    <w:bookmarkStart w:id="34" w:name="X36c870cc6791c2cf75eef469404e0415cfcff36"/>
     <w:p>
       <w:pPr>
         <w:pStyle w:val="Heading3"/>
       </w:pPr>
       <w:r>
-        <w:t xml:space="preserve">7.5. Kết quả học tập</w:t>
+        <w:t xml:space="preserve">7.4. Kết quả từng phần</w:t>
       </w:r>
     </w:p>
     <w:p>
@@ -7464,36 +8282,36 @@
         <w:pStyle w:val="FirstParagraph"/>
       </w:pPr>
       <w:r>
-        <w:t xml:space="preserve">Menu</w:t>
-      </w:r>
-      <w:r>
-        <w:t xml:space="preserve"> </w:t>
-      </w:r>
-      <w:r>
-        <w:rPr>
-          <w:b/>
-          <w:bCs/>
-        </w:rPr>
-        <w:t xml:space="preserve">Kết quả học tập</w:t>
-      </w:r>
-      <w:r>
-        <w:t xml:space="preserve">. Chỉ tính những phần giáo viên</w:t>
-      </w:r>
-      <w:r>
-        <w:t xml:space="preserve"> </w:t>
-      </w:r>
-      <w:r>
-        <w:rPr>
-          <w:b/>
-          <w:bCs/>
-        </w:rPr>
-        <w:t xml:space="preserve">đã trả bài</w:t>
-      </w:r>
-      <w:r>
-        <w:t xml:space="preserve"> </w:t>
-      </w:r>
-      <w:r>
-        <w:t xml:space="preserve">(bài đang chấm chưa hiện).</w:t>
+        <w:t xml:space="preserve">Mở từ nút</w:t>
+      </w:r>
+      <w:r>
+        <w:t xml:space="preserve"> </w:t>
+      </w:r>
+      <w:r>
+        <w:rPr>
+          <w:b/>
+          <w:bCs/>
+        </w:rPr>
+        <w:t xml:space="preserve">Xem kết quả</w:t>
+      </w:r>
+      <w:r>
+        <w:t xml:space="preserve"> </w:t>
+      </w:r>
+      <w:r>
+        <w:t xml:space="preserve">ở chi tiết bài / màn làm bài, hoặc bấm một lần nộp trong</w:t>
+      </w:r>
+      <w:r>
+        <w:t xml:space="preserve"> </w:t>
+      </w:r>
+      <w:r>
+        <w:rPr>
+          <w:b/>
+          <w:bCs/>
+        </w:rPr>
+        <w:t xml:space="preserve">Lịch sử nộp</w:t>
+      </w:r>
+      <w:r>
+        <w:t xml:space="preserve">. Mặc định hiện lần nộp gần nhất đã được trả; ô chọn ở góc phải để xem lần khác (lần chưa trả ghi "chờ kết quả").</w:t>
       </w:r>
     </w:p>
     <w:p>
@@ -7509,10 +8327,39 @@
           <w:b/>
           <w:bCs/>
         </w:rPr>
-        <w:t xml:space="preserve">Ba thẻ đầu trang</w:t>
-      </w:r>
-      <w:r>
-        <w:t xml:space="preserve">: band trung bình (trung bình band cả bài của các bài đã có kết quả đủ mọi phần) kèm mức (Yếu → Xuất sắc); số phần đã nộp và số phần đã có kết quả; số phần nộp muộn (lần nộp đầu sau hạn).</w:t>
+        <w:t xml:space="preserve">Đầu trang</w:t>
+      </w:r>
+      <w:r>
+        <w:t xml:space="preserve">: band của lần nộp và mức (vd 6.0 · Khá), giờ trả bài. Đang</w:t>
+      </w:r>
+      <w:r>
+        <w:t xml:space="preserve"> </w:t>
+      </w:r>
+      <w:r>
+        <w:rPr>
+          <w:b/>
+          <w:bCs/>
+        </w:rPr>
+        <w:t xml:space="preserve">Cần sửa</w:t>
+      </w:r>
+      <w:r>
+        <w:t xml:space="preserve"> </w:t>
+      </w:r>
+      <w:r>
+        <w:t xml:space="preserve">thì có khung đỏ (hạn sửa, lời nhắn, nút</w:t>
+      </w:r>
+      <w:r>
+        <w:t xml:space="preserve"> </w:t>
+      </w:r>
+      <w:r>
+        <w:rPr>
+          <w:b/>
+          <w:bCs/>
+        </w:rPr>
+        <w:t xml:space="preserve">Sửa bài</w:t>
+      </w:r>
+      <w:r>
+        <w:t xml:space="preserve">) và ghi chú "Gợi ý sửa sẽ hiện sau khi bạn nộp bản sửa".</w:t>
       </w:r>
     </w:p>
     <w:p>
@@ -7528,10 +8375,26 @@
           <w:b/>
           <w:bCs/>
         </w:rPr>
-        <w:t xml:space="preserve">Band theo thời gian</w:t>
-      </w:r>
-      <w:r>
-        <w:t xml:space="preserve">: biểu đồ đường theo ngày trả bài — Band cả bài, Task 1, Task 2. Rê chuột vào một điểm để xem tên bài, band, ngày trả.</w:t>
+        <w:t xml:space="preserve">Bên trái</w:t>
+      </w:r>
+      <w:r>
+        <w:t xml:space="preserve">: bài viết kèm đánh dấu của giáo viên (như mục 7.3) và bảng</w:t>
+      </w:r>
+      <w:r>
+        <w:t xml:space="preserve"> </w:t>
+      </w:r>
+      <w:r>
+        <w:rPr>
+          <w:b/>
+          <w:bCs/>
+        </w:rPr>
+        <w:t xml:space="preserve">Lỗi trong bài</w:t>
+      </w:r>
+      <w:r>
+        <w:t xml:space="preserve"> </w:t>
+      </w:r>
+      <w:r>
+        <w:t xml:space="preserve">(mã lỗi, số lần).</w:t>
       </w:r>
     </w:p>
     <w:p>
@@ -7547,10 +8410,10 @@
           <w:b/>
           <w:bCs/>
         </w:rPr>
-        <w:t xml:space="preserve">Trung bình theo tiêu chí</w:t>
-      </w:r>
-      <w:r>
-        <w:t xml:space="preserve">: TA, TR, CC, LR, GRA gộp mọi bài (thang 0 – 9, 2 chữ số thập phân).</w:t>
+        <w:t xml:space="preserve">Bên phải</w:t>
+      </w:r>
+      <w:r>
+        <w:t xml:space="preserve">: từng tiêu chí với điểm, nhận xét, checklist (● đạt, ○ chưa đạt, ● cam = điểm yếu làm giới hạn điểm) và lý do bị giới hạn điểm nếu có; cuối cùng là nhận xét chung.</w:t>
       </w:r>
     </w:p>
     <w:p>
@@ -7566,71 +8429,71 @@
           <w:b/>
           <w:bCs/>
         </w:rPr>
-        <w:t xml:space="preserve">Hồ sơ lỗi</w:t>
-      </w:r>
-      <w:r>
-        <w:t xml:space="preserve">: tối đa 10 mã lỗi giáo viên đánh dấu nhiều nhất trong các bài của bạn — nên ôn những lỗi đứng đầu.</w:t>
-      </w:r>
-    </w:p>
-    <w:p>
-      <w:pPr>
-        <w:pStyle w:val="Compact"/>
-        <w:numPr>
-          <w:ilvl w:val="0"/>
-          <w:numId w:val="1017"/>
-        </w:numPr>
-      </w:pPr>
-      <w:r>
-        <w:rPr>
-          <w:b/>
-          <w:bCs/>
-        </w:rPr>
-        <w:t xml:space="preserve">Kết quả từng bài</w:t>
-      </w:r>
-      <w:r>
-        <w:t xml:space="preserve">: bài trả gần nhất lên đầu, số phần đã trả, band cả bài (hoặc "Chưa đủ phần"). Bấm</w:t>
-      </w:r>
-      <w:r>
-        <w:t xml:space="preserve"> </w:t>
-      </w:r>
-      <w:r>
-        <w:rPr>
-          <w:b/>
-          <w:bCs/>
-        </w:rPr>
-        <w:t xml:space="preserve">+</w:t>
-      </w:r>
-      <w:r>
-        <w:t xml:space="preserve"> </w:t>
-      </w:r>
-      <w:r>
-        <w:t xml:space="preserve">để xem band từng phần và</w:t>
-      </w:r>
-      <w:r>
-        <w:t xml:space="preserve"> </w:t>
-      </w:r>
-      <w:r>
-        <w:rPr>
-          <w:b/>
-          <w:bCs/>
-        </w:rPr>
-        <w:t xml:space="preserve">Xem kết quả</w:t>
-      </w:r>
-      <w:r>
-        <w:t xml:space="preserve"> </w:t>
-      </w:r>
-      <w:r>
-        <w:t xml:space="preserve">chi tiết của phần đó; bấm tên bài để mở chi tiết bài.</w:t>
+        <w:t xml:space="preserve">So sánh các lần nộp</w:t>
+      </w:r>
+      <w:r>
+        <w:t xml:space="preserve"> </w:t>
+      </w:r>
+      <w:r>
+        <w:t xml:space="preserve">(khi đã nộp từ 2 lần): chọn lần cũ, xem</w:t>
+      </w:r>
+      <w:r>
+        <w:t xml:space="preserve"> </w:t>
+      </w:r>
+      <w:r>
+        <w:rPr>
+          <w:b/>
+          <w:bCs/>
+        </w:rPr>
+        <w:t xml:space="preserve">Gộp</w:t>
+      </w:r>
+      <w:r>
+        <w:t xml:space="preserve"> </w:t>
+      </w:r>
+      <w:r>
+        <w:t xml:space="preserve">hoặc</w:t>
+      </w:r>
+      <w:r>
+        <w:t xml:space="preserve"> </w:t>
+      </w:r>
+      <w:r>
+        <w:rPr>
+          <w:b/>
+          <w:bCs/>
+        </w:rPr>
+        <w:t xml:space="preserve">Song song</w:t>
+      </w:r>
+      <w:r>
+        <w:t xml:space="preserve"> </w:t>
+      </w:r>
+      <w:r>
+        <w:t xml:space="preserve">— chữ bỏ đi gạch ngang nền đỏ, chữ thêm nền xanh. Bên dưới là</w:t>
+      </w:r>
+      <w:r>
+        <w:t xml:space="preserve"> </w:t>
+      </w:r>
+      <w:r>
+        <w:rPr>
+          <w:b/>
+          <w:bCs/>
+        </w:rPr>
+        <w:t xml:space="preserve">"Đã sửa X/Y lỗi của lần N"</w:t>
+      </w:r>
+      <w:r>
+        <w:t xml:space="preserve"> </w:t>
+      </w:r>
+      <w:r>
+        <w:t xml:space="preserve">và từng lỗi của lần cũ: đánh giá của giáo viên, hoặc "(tự đoán)" khi giáo viên chưa đánh giá. Bấm một lỗi để thấy đoạn đó trên bài cũ.</w:t>
       </w:r>
     </w:p>
     <w:bookmarkEnd w:id="34"/>
-    <w:bookmarkStart w:id="35" w:name="X5401fa4bc1caa041de839000fe024ccd9b79354"/>
+    <w:bookmarkStart w:id="35" w:name="Xb68ab366b45dd2890fff6a7bf933a9db8dcf281"/>
     <w:p>
       <w:pPr>
         <w:pStyle w:val="Heading3"/>
       </w:pPr>
       <w:r>
-        <w:t xml:space="preserve">7.6. Trao đổi (chat)</w:t>
+        <w:t xml:space="preserve">7.5. Kết quả học tập</w:t>
       </w:r>
     </w:p>
     <w:p>
@@ -7648,10 +8511,26 @@
           <w:b/>
           <w:bCs/>
         </w:rPr>
-        <w:t xml:space="preserve">Trao đổi</w:t>
-      </w:r>
-      <w:r>
-        <w:t xml:space="preserve">: trò chuyện với giáo viên trong kênh chung của lớp, kênh riêng về một bài nộp, hoặc kênh riêng với giáo viên khi giáo viên nhắn cho bạn.</w:t>
+        <w:t xml:space="preserve">Kết quả học tập</w:t>
+      </w:r>
+      <w:r>
+        <w:t xml:space="preserve">. Chỉ tính những phần giáo viên</w:t>
+      </w:r>
+      <w:r>
+        <w:t xml:space="preserve"> </w:t>
+      </w:r>
+      <w:r>
+        <w:rPr>
+          <w:b/>
+          <w:bCs/>
+        </w:rPr>
+        <w:t xml:space="preserve">đã trả bài</w:t>
+      </w:r>
+      <w:r>
+        <w:t xml:space="preserve"> </w:t>
+      </w:r>
+      <w:r>
+        <w:t xml:space="preserve">(bài đang chấm chưa hiện).</w:t>
       </w:r>
     </w:p>
     <w:p>
@@ -7663,49 +8542,14 @@
         </w:numPr>
       </w:pPr>
       <w:r>
-        <w:t xml:space="preserve">Cột trái: các cuộc trò chuyện chia</w:t>
-      </w:r>
-      <w:r>
-        <w:t xml:space="preserve"> </w:t>
-      </w:r>
-      <w:r>
-        <w:rPr>
-          <w:b/>
-          <w:bCs/>
-        </w:rPr>
-        <w:t xml:space="preserve">Theo bài nộp</w:t>
-      </w:r>
-      <w:r>
-        <w:t xml:space="preserve">,</w:t>
-      </w:r>
-      <w:r>
-        <w:t xml:space="preserve"> </w:t>
-      </w:r>
-      <w:r>
-        <w:rPr>
-          <w:b/>
-          <w:bCs/>
-        </w:rPr>
-        <w:t xml:space="preserve">Theo lớp</w:t>
-      </w:r>
-      <w:r>
-        <w:t xml:space="preserve"> </w:t>
-      </w:r>
-      <w:r>
-        <w:t xml:space="preserve">và</w:t>
-      </w:r>
-      <w:r>
-        <w:t xml:space="preserve"> </w:t>
-      </w:r>
-      <w:r>
-        <w:rPr>
-          <w:b/>
-          <w:bCs/>
-        </w:rPr>
-        <w:t xml:space="preserve">Trao đổi riêng</w:t>
-      </w:r>
-      <w:r>
-        <w:t xml:space="preserve">; một ô tìm theo tên cuộc trò chuyện, kèm tin cuối, thời gian và số tin chưa đọc. Kênh lớp có sẵn; kênh riêng hiện khi giáo viên gửi tin đầu tiên.</w:t>
+        <w:rPr>
+          <w:b/>
+          <w:bCs/>
+        </w:rPr>
+        <w:t xml:space="preserve">Ba thẻ đầu trang</w:t>
+      </w:r>
+      <w:r>
+        <w:t xml:space="preserve">: band trung bình (trung bình band cả bài của các bài đã có kết quả đủ mọi phần) kèm mức (Yếu → Xuất sắc); số phần đã nộp và số phần đã có kết quả; số phần nộp muộn (lần nộp đầu sau hạn).</w:t>
       </w:r>
     </w:p>
     <w:p>
@@ -7717,55 +8561,14 @@
         </w:numPr>
       </w:pPr>
       <w:r>
-        <w:t xml:space="preserve">Cột phải: tin nhắn theo ngày ("Hôm nay", "Hôm qua"…), tin của mình bên phải.</w:t>
-      </w:r>
-      <w:r>
-        <w:t xml:space="preserve"> </w:t>
-      </w:r>
-      <w:r>
-        <w:rPr>
-          <w:b/>
-          <w:bCs/>
-        </w:rPr>
-        <w:t xml:space="preserve">Enter</w:t>
-      </w:r>
-      <w:r>
-        <w:t xml:space="preserve"> </w:t>
-      </w:r>
-      <w:r>
-        <w:t xml:space="preserve">để gửi,</w:t>
-      </w:r>
-      <w:r>
-        <w:t xml:space="preserve"> </w:t>
-      </w:r>
-      <w:r>
-        <w:rPr>
-          <w:b/>
-          <w:bCs/>
-        </w:rPr>
-        <w:t xml:space="preserve">Shift + Enter</w:t>
-      </w:r>
-      <w:r>
-        <w:t xml:space="preserve"> </w:t>
-      </w:r>
-      <w:r>
-        <w:t xml:space="preserve">xuống dòng (tối đa 4000 ký tự). Tin hiện ngay với chữ "Đang gửi…"; mất kết nối hoặc quá 10 giây chưa gửi được thì ghi</w:t>
-      </w:r>
-      <w:r>
-        <w:t xml:space="preserve"> </w:t>
-      </w:r>
-      <w:r>
-        <w:rPr>
-          <w:b/>
-          <w:bCs/>
-        </w:rPr>
-        <w:t xml:space="preserve">Chưa gửi được · Gửi lại</w:t>
-      </w:r>
-      <w:r>
-        <w:t xml:space="preserve"> </w:t>
-      </w:r>
-      <w:r>
-        <w:t xml:space="preserve">(gửi lại không tạo tin trùng).</w:t>
+        <w:rPr>
+          <w:b/>
+          <w:bCs/>
+        </w:rPr>
+        <w:t xml:space="preserve">Band theo thời gian</w:t>
+      </w:r>
+      <w:r>
+        <w:t xml:space="preserve">: biểu đồ đường theo ngày trả bài — Band cả bài, Task 1, Task 2. Rê chuột vào một điểm để xem tên bài, band, ngày trả.</w:t>
       </w:r>
     </w:p>
     <w:p>
@@ -7777,55 +8580,14 @@
         </w:numPr>
       </w:pPr>
       <w:r>
-        <w:t xml:space="preserve">Dòng dưới tiêu đề hiện</w:t>
-      </w:r>
-      <w:r>
-        <w:t xml:space="preserve"> </w:t>
-      </w:r>
-      <w:r>
-        <w:rPr>
-          <w:b/>
-          <w:bCs/>
-        </w:rPr>
-        <w:t xml:space="preserve">"… đang gõ"</w:t>
-      </w:r>
-      <w:r>
-        <w:t xml:space="preserve"> </w:t>
-      </w:r>
-      <w:r>
-        <w:t xml:space="preserve">khi người kia gõ; dưới tin cuối của mình có</w:t>
-      </w:r>
-      <w:r>
-        <w:t xml:space="preserve"> </w:t>
-      </w:r>
-      <w:r>
-        <w:rPr>
-          <w:b/>
-          <w:bCs/>
-        </w:rPr>
-        <w:t xml:space="preserve">Đã xem</w:t>
-      </w:r>
-      <w:r>
-        <w:t xml:space="preserve"> </w:t>
-      </w:r>
-      <w:r>
-        <w:t xml:space="preserve">(kênh lớp ghi tên người xem). Kéo lên đầu và bấm</w:t>
-      </w:r>
-      <w:r>
-        <w:t xml:space="preserve"> </w:t>
-      </w:r>
-      <w:r>
-        <w:rPr>
-          <w:b/>
-          <w:bCs/>
-        </w:rPr>
-        <w:t xml:space="preserve">Tải tin cũ hơn</w:t>
-      </w:r>
-      <w:r>
-        <w:t xml:space="preserve"> </w:t>
-      </w:r>
-      <w:r>
-        <w:t xml:space="preserve">để xem lịch sử.</w:t>
+        <w:rPr>
+          <w:b/>
+          <w:bCs/>
+        </w:rPr>
+        <w:t xml:space="preserve">Trung bình theo tiêu chí</w:t>
+      </w:r>
+      <w:r>
+        <w:t xml:space="preserve">: TA, TR, CC, LR, GRA gộp mọi bài (thang 0 – 9, 2 chữ số thập phân).</w:t>
       </w:r>
     </w:p>
     <w:p>
@@ -7837,25 +8599,75 @@
         </w:numPr>
       </w:pPr>
       <w:r>
-        <w:t xml:space="preserve">Mất kết nối rồi có lại: tin bị lỡ được tải bù tự động. Trên điện thoại, danh sách và khung chat hiện lần lượt (nút ← để quay lại danh sách).</w:t>
-      </w:r>
-    </w:p>
-    <w:p>
-      <w:r>
-        <w:pict>
-          <v:rect style="width:0;height:1.5pt" o:hralign="center" o:hrstd="t" o:hr="t"/>
-        </w:pict>
+        <w:rPr>
+          <w:b/>
+          <w:bCs/>
+        </w:rPr>
+        <w:t xml:space="preserve">Hồ sơ lỗi</w:t>
+      </w:r>
+      <w:r>
+        <w:t xml:space="preserve">: tối đa 10 mã lỗi giáo viên đánh dấu nhiều nhất trong các bài của bạn — nên ôn những lỗi đứng đầu.</w:t>
+      </w:r>
+    </w:p>
+    <w:p>
+      <w:pPr>
+        <w:pStyle w:val="Compact"/>
+        <w:numPr>
+          <w:ilvl w:val="0"/>
+          <w:numId w:val="1018"/>
+        </w:numPr>
+      </w:pPr>
+      <w:r>
+        <w:rPr>
+          <w:b/>
+          <w:bCs/>
+        </w:rPr>
+        <w:t xml:space="preserve">Kết quả từng bài</w:t>
+      </w:r>
+      <w:r>
+        <w:t xml:space="preserve">: bài trả gần nhất lên đầu, số phần đã trả, band cả bài (hoặc "Chưa đủ phần"). Bấm</w:t>
+      </w:r>
+      <w:r>
+        <w:t xml:space="preserve"> </w:t>
+      </w:r>
+      <w:r>
+        <w:rPr>
+          <w:b/>
+          <w:bCs/>
+        </w:rPr>
+        <w:t xml:space="preserve">+</w:t>
+      </w:r>
+      <w:r>
+        <w:t xml:space="preserve"> </w:t>
+      </w:r>
+      <w:r>
+        <w:t xml:space="preserve">để xem band từng phần và</w:t>
+      </w:r>
+      <w:r>
+        <w:t xml:space="preserve"> </w:t>
+      </w:r>
+      <w:r>
+        <w:rPr>
+          <w:b/>
+          <w:bCs/>
+        </w:rPr>
+        <w:t xml:space="preserve">Xem kết quả</w:t>
+      </w:r>
+      <w:r>
+        <w:t xml:space="preserve"> </w:t>
+      </w:r>
+      <w:r>
+        <w:t xml:space="preserve">chi tiết của phần đó; bấm tên bài để mở chi tiết bài.</w:t>
       </w:r>
     </w:p>
     <w:bookmarkEnd w:id="35"/>
-    <w:bookmarkEnd w:id="36"/>
-    <w:bookmarkStart w:id="37" w:name="X27a74f3cf0506426a1a76b4e73d04f5d967bbd0"/>
-    <w:p>
-      <w:pPr>
-        <w:pStyle w:val="Heading2"/>
-      </w:pPr>
-      <w:r>
-        <w:t xml:space="preserve">8. Kịch bản demo gợi ý (~10 phút)</w:t>
+    <w:bookmarkStart w:id="36" w:name="X5401fa4bc1caa041de839000fe024ccd9b79354"/>
+    <w:p>
+      <w:pPr>
+        <w:pStyle w:val="Heading3"/>
+      </w:pPr>
+      <w:r>
+        <w:t xml:space="preserve">7.6. Trao đổi (chat)</w:t>
       </w:r>
     </w:p>
     <w:p>
@@ -7863,31 +8675,20 @@
         <w:pStyle w:val="FirstParagraph"/>
       </w:pPr>
       <w:r>
-        <w:t xml:space="preserve">Mở hai trình duyệt (hoặc một cửa sổ ẩn danh): máy A đăng nhập</w:t>
-      </w:r>
-      <w:r>
-        <w:t xml:space="preserve"> </w:t>
-      </w:r>
-      <w:r>
-        <w:rPr>
-          <w:rStyle w:val="VerbatimChar"/>
-        </w:rPr>
-        <w:t xml:space="preserve">gv.demo</w:t>
-      </w:r>
-      <w:r>
-        <w:t xml:space="preserve">, máy B đăng nhập</w:t>
-      </w:r>
-      <w:r>
-        <w:t xml:space="preserve"> </w:t>
-      </w:r>
-      <w:r>
-        <w:rPr>
-          <w:rStyle w:val="VerbatimChar"/>
-        </w:rPr>
-        <w:t xml:space="preserve">DEMO001</w:t>
-      </w:r>
-      <w:r>
-        <w:t xml:space="preserve">.</w:t>
+        <w:t xml:space="preserve">Menu</w:t>
+      </w:r>
+      <w:r>
+        <w:t xml:space="preserve"> </w:t>
+      </w:r>
+      <w:r>
+        <w:rPr>
+          <w:b/>
+          <w:bCs/>
+        </w:rPr>
+        <w:t xml:space="preserve">Trao đổi</w:t>
+      </w:r>
+      <w:r>
+        <w:t xml:space="preserve">: trò chuyện với giáo viên trong kênh chung của lớp, kênh riêng về một bài nộp, hoặc kênh riêng với giáo viên khi giáo viên nhắn cho bạn.</w:t>
       </w:r>
     </w:p>
     <w:p>
@@ -7899,26 +8700,49 @@
         </w:numPr>
       </w:pPr>
       <w:r>
-        <w:rPr>
-          <w:b/>
-          <w:bCs/>
-        </w:rPr>
-        <w:t xml:space="preserve">Admin</w:t>
-      </w:r>
-      <w:r>
-        <w:t xml:space="preserve"> </w:t>
-      </w:r>
-      <w:r>
-        <w:t xml:space="preserve">(</w:t>
-      </w:r>
-      <w:r>
-        <w:rPr>
-          <w:rStyle w:val="VerbatimChar"/>
-        </w:rPr>
-        <w:t xml:space="preserve">admin</w:t>
-      </w:r>
-      <w:r>
-        <w:t xml:space="preserve">): Tổng quan → Giáo viên → thêm một giáo viên, xem mật khẩu tạm hiện một lần → Nhật ký thấy dòng "Tạo giáo viên".</w:t>
+        <w:t xml:space="preserve">Cột trái: các cuộc trò chuyện chia</w:t>
+      </w:r>
+      <w:r>
+        <w:t xml:space="preserve"> </w:t>
+      </w:r>
+      <w:r>
+        <w:rPr>
+          <w:b/>
+          <w:bCs/>
+        </w:rPr>
+        <w:t xml:space="preserve">Theo bài nộp</w:t>
+      </w:r>
+      <w:r>
+        <w:t xml:space="preserve">,</w:t>
+      </w:r>
+      <w:r>
+        <w:t xml:space="preserve"> </w:t>
+      </w:r>
+      <w:r>
+        <w:rPr>
+          <w:b/>
+          <w:bCs/>
+        </w:rPr>
+        <w:t xml:space="preserve">Theo lớp</w:t>
+      </w:r>
+      <w:r>
+        <w:t xml:space="preserve"> </w:t>
+      </w:r>
+      <w:r>
+        <w:t xml:space="preserve">và</w:t>
+      </w:r>
+      <w:r>
+        <w:t xml:space="preserve"> </w:t>
+      </w:r>
+      <w:r>
+        <w:rPr>
+          <w:b/>
+          <w:bCs/>
+        </w:rPr>
+        <w:t xml:space="preserve">Trao đổi riêng</w:t>
+      </w:r>
+      <w:r>
+        <w:t xml:space="preserve">; một ô tìm theo tên cuộc trò chuyện, kèm tin cuối, thời gian và số tin chưa đọc. Kênh lớp có sẵn; kênh riêng hiện khi giáo viên gửi tin đầu tiên.</w:t>
       </w:r>
     </w:p>
     <w:p>
@@ -7930,32 +8754,55 @@
         </w:numPr>
       </w:pPr>
       <w:r>
-        <w:rPr>
-          <w:b/>
-          <w:bCs/>
-        </w:rPr>
-        <w:t xml:space="preserve">Giáo viên</w:t>
-      </w:r>
-      <w:r>
-        <w:t xml:space="preserve"> </w:t>
-      </w:r>
-      <w:r>
-        <w:t xml:space="preserve">(máy A): Lớp học → mở</w:t>
-      </w:r>
-      <w:r>
-        <w:t xml:space="preserve"> </w:t>
-      </w:r>
-      <w:r>
-        <w:rPr>
-          <w:rStyle w:val="VerbatimChar"/>
-        </w:rPr>
-        <w:t xml:space="preserve">DEMO-A</w:t>
-      </w:r>
-      <w:r>
-        <w:t xml:space="preserve"> </w:t>
-      </w:r>
-      <w:r>
-        <w:t xml:space="preserve">→ Import file mẫu đã điền vài sinh viên → xem kết quả, tải file tài khoản.</w:t>
+        <w:t xml:space="preserve">Cột phải: tin nhắn theo ngày ("Hôm nay", "Hôm qua"…), tin của mình bên phải.</w:t>
+      </w:r>
+      <w:r>
+        <w:t xml:space="preserve"> </w:t>
+      </w:r>
+      <w:r>
+        <w:rPr>
+          <w:b/>
+          <w:bCs/>
+        </w:rPr>
+        <w:t xml:space="preserve">Enter</w:t>
+      </w:r>
+      <w:r>
+        <w:t xml:space="preserve"> </w:t>
+      </w:r>
+      <w:r>
+        <w:t xml:space="preserve">để gửi,</w:t>
+      </w:r>
+      <w:r>
+        <w:t xml:space="preserve"> </w:t>
+      </w:r>
+      <w:r>
+        <w:rPr>
+          <w:b/>
+          <w:bCs/>
+        </w:rPr>
+        <w:t xml:space="preserve">Shift + Enter</w:t>
+      </w:r>
+      <w:r>
+        <w:t xml:space="preserve"> </w:t>
+      </w:r>
+      <w:r>
+        <w:t xml:space="preserve">xuống dòng (tối đa 4000 ký tự). Tin hiện ngay với chữ "Đang gửi…"; mất kết nối hoặc quá 10 giây chưa gửi được thì ghi</w:t>
+      </w:r>
+      <w:r>
+        <w:t xml:space="preserve"> </w:t>
+      </w:r>
+      <w:r>
+        <w:rPr>
+          <w:b/>
+          <w:bCs/>
+        </w:rPr>
+        <w:t xml:space="preserve">Chưa gửi được · Gửi lại</w:t>
+      </w:r>
+      <w:r>
+        <w:t xml:space="preserve"> </w:t>
+      </w:r>
+      <w:r>
+        <w:t xml:space="preserve">(gửi lại không tạo tin trùng).</w:t>
       </w:r>
     </w:p>
     <w:p>
@@ -7967,79 +8814,55 @@
         </w:numPr>
       </w:pPr>
       <w:r>
-        <w:t xml:space="preserve">Bài tập → mở</w:t>
-      </w:r>
-      <w:r>
-        <w:t xml:space="preserve"> </w:t>
-      </w:r>
-      <w:r>
-        <w:rPr>
-          <w:b/>
-          <w:bCs/>
-        </w:rPr>
-        <w:t xml:space="preserve">"Tuần 2"</w:t>
-      </w:r>
-      <w:r>
-        <w:t xml:space="preserve"> </w:t>
-      </w:r>
-      <w:r>
-        <w:t xml:space="preserve">(nháp) →</w:t>
-      </w:r>
-      <w:r>
-        <w:t xml:space="preserve"> </w:t>
-      </w:r>
-      <w:r>
-        <w:rPr>
-          <w:b/>
-          <w:bCs/>
-        </w:rPr>
-        <w:t xml:space="preserve">Giao bài &amp; phát hành</w:t>
-      </w:r>
-      <w:r>
-        <w:t xml:space="preserve"> </w:t>
-      </w:r>
-      <w:r>
-        <w:t xml:space="preserve">cho lớp</w:t>
-      </w:r>
-      <w:r>
-        <w:t xml:space="preserve"> </w:t>
-      </w:r>
-      <w:r>
-        <w:rPr>
-          <w:rStyle w:val="VerbatimChar"/>
-        </w:rPr>
-        <w:t xml:space="preserve">DEMO-A</w:t>
-      </w:r>
-      <w:r>
-        <w:t xml:space="preserve"> </w:t>
-      </w:r>
-      <w:r>
-        <w:t xml:space="preserve">→ máy B (</w:t>
-      </w:r>
-      <w:r>
-        <w:rPr>
-          <w:rStyle w:val="VerbatimChar"/>
-        </w:rPr>
-        <w:t xml:space="preserve">DEMO001</w:t>
-      </w:r>
-      <w:r>
-        <w:t xml:space="preserve">) thấy</w:t>
-      </w:r>
-      <w:r>
-        <w:t xml:space="preserve"> </w:t>
-      </w:r>
-      <w:r>
-        <w:rPr>
-          <w:b/>
-          <w:bCs/>
-        </w:rPr>
-        <w:t xml:space="preserve">thông báo bật lên ngay</w:t>
-      </w:r>
-      <w:r>
-        <w:t xml:space="preserve"> </w:t>
-      </w:r>
-      <w:r>
-        <w:t xml:space="preserve">và số trên chuông tăng.</w:t>
+        <w:t xml:space="preserve">Dòng dưới tiêu đề hiện</w:t>
+      </w:r>
+      <w:r>
+        <w:t xml:space="preserve"> </w:t>
+      </w:r>
+      <w:r>
+        <w:rPr>
+          <w:b/>
+          <w:bCs/>
+        </w:rPr>
+        <w:t xml:space="preserve">"… đang gõ"</w:t>
+      </w:r>
+      <w:r>
+        <w:t xml:space="preserve"> </w:t>
+      </w:r>
+      <w:r>
+        <w:t xml:space="preserve">khi người kia gõ; dưới tin cuối của mình có</w:t>
+      </w:r>
+      <w:r>
+        <w:t xml:space="preserve"> </w:t>
+      </w:r>
+      <w:r>
+        <w:rPr>
+          <w:b/>
+          <w:bCs/>
+        </w:rPr>
+        <w:t xml:space="preserve">Đã xem</w:t>
+      </w:r>
+      <w:r>
+        <w:t xml:space="preserve"> </w:t>
+      </w:r>
+      <w:r>
+        <w:t xml:space="preserve">(kênh lớp ghi tên người xem). Kéo lên đầu và bấm</w:t>
+      </w:r>
+      <w:r>
+        <w:t xml:space="preserve"> </w:t>
+      </w:r>
+      <w:r>
+        <w:rPr>
+          <w:b/>
+          <w:bCs/>
+        </w:rPr>
+        <w:t xml:space="preserve">Tải tin cũ hơn</w:t>
+      </w:r>
+      <w:r>
+        <w:t xml:space="preserve"> </w:t>
+      </w:r>
+      <w:r>
+        <w:t xml:space="preserve">để xem lịch sử.</w:t>
       </w:r>
     </w:p>
     <w:p>
@@ -8051,7 +8874,57 @@
         </w:numPr>
       </w:pPr>
       <w:r>
-        <w:t xml:space="preserve">Tắt mạng máy B vài giây (hoặc khởi động lại backend) → thanh vàng "Mất kết nối… đang thử lại" → bật lại → tự kết nối.</w:t>
+        <w:t xml:space="preserve">Mất kết nối rồi có lại: tin bị lỡ được tải bù tự động. Trên điện thoại, danh sách và khung chat hiện lần lượt (nút ← để quay lại danh sách).</w:t>
+      </w:r>
+    </w:p>
+    <w:p>
+      <w:r>
+        <w:pict>
+          <v:rect style="width:0;height:1.5pt" o:hralign="center" o:hrstd="t" o:hr="t"/>
+        </w:pict>
+      </w:r>
+    </w:p>
+    <w:bookmarkEnd w:id="36"/>
+    <w:bookmarkEnd w:id="37"/>
+    <w:bookmarkStart w:id="38" w:name="X27a74f3cf0506426a1a76b4e73d04f5d967bbd0"/>
+    <w:p>
+      <w:pPr>
+        <w:pStyle w:val="Heading2"/>
+      </w:pPr>
+      <w:r>
+        <w:t xml:space="preserve">8. Kịch bản demo gợi ý (~10 phút)</w:t>
+      </w:r>
+    </w:p>
+    <w:p>
+      <w:pPr>
+        <w:pStyle w:val="FirstParagraph"/>
+      </w:pPr>
+      <w:r>
+        <w:t xml:space="preserve">Mở hai trình duyệt (hoặc một cửa sổ ẩn danh): máy A đăng nhập</w:t>
+      </w:r>
+      <w:r>
+        <w:t xml:space="preserve"> </w:t>
+      </w:r>
+      <w:r>
+        <w:rPr>
+          <w:rStyle w:val="VerbatimChar"/>
+        </w:rPr>
+        <w:t xml:space="preserve">gv.demo</w:t>
+      </w:r>
+      <w:r>
+        <w:t xml:space="preserve">, máy B đăng nhập</w:t>
+      </w:r>
+      <w:r>
+        <w:t xml:space="preserve"> </w:t>
+      </w:r>
+      <w:r>
+        <w:rPr>
+          <w:rStyle w:val="VerbatimChar"/>
+        </w:rPr>
+        <w:t xml:space="preserve">DEMO001</w:t>
+      </w:r>
+      <w:r>
+        <w:t xml:space="preserve">.</w:t>
       </w:r>
     </w:p>
     <w:p>
@@ -8059,7 +8932,171 @@
         <w:pStyle w:val="Compact"/>
         <w:numPr>
           <w:ilvl w:val="0"/>
-          <w:numId w:val="1019"/>
+          <w:numId w:val="1020"/>
+        </w:numPr>
+      </w:pPr>
+      <w:r>
+        <w:rPr>
+          <w:b/>
+          <w:bCs/>
+        </w:rPr>
+        <w:t xml:space="preserve">Admin</w:t>
+      </w:r>
+      <w:r>
+        <w:t xml:space="preserve"> </w:t>
+      </w:r>
+      <w:r>
+        <w:t xml:space="preserve">(</w:t>
+      </w:r>
+      <w:r>
+        <w:rPr>
+          <w:rStyle w:val="VerbatimChar"/>
+        </w:rPr>
+        <w:t xml:space="preserve">admin</w:t>
+      </w:r>
+      <w:r>
+        <w:t xml:space="preserve">): Tổng quan → Giáo viên → thêm một giáo viên, xem mật khẩu tạm hiện một lần → Nhật ký thấy dòng "Tạo giáo viên".</w:t>
+      </w:r>
+    </w:p>
+    <w:p>
+      <w:pPr>
+        <w:pStyle w:val="Compact"/>
+        <w:numPr>
+          <w:ilvl w:val="0"/>
+          <w:numId w:val="1020"/>
+        </w:numPr>
+      </w:pPr>
+      <w:r>
+        <w:rPr>
+          <w:b/>
+          <w:bCs/>
+        </w:rPr>
+        <w:t xml:space="preserve">Giáo viên</w:t>
+      </w:r>
+      <w:r>
+        <w:t xml:space="preserve"> </w:t>
+      </w:r>
+      <w:r>
+        <w:t xml:space="preserve">(máy A): Lớp học → mở</w:t>
+      </w:r>
+      <w:r>
+        <w:t xml:space="preserve"> </w:t>
+      </w:r>
+      <w:r>
+        <w:rPr>
+          <w:rStyle w:val="VerbatimChar"/>
+        </w:rPr>
+        <w:t xml:space="preserve">DEMO-A</w:t>
+      </w:r>
+      <w:r>
+        <w:t xml:space="preserve"> </w:t>
+      </w:r>
+      <w:r>
+        <w:t xml:space="preserve">→ Import file mẫu đã điền vài sinh viên → xem kết quả, tải file tài khoản.</w:t>
+      </w:r>
+    </w:p>
+    <w:p>
+      <w:pPr>
+        <w:pStyle w:val="Compact"/>
+        <w:numPr>
+          <w:ilvl w:val="0"/>
+          <w:numId w:val="1020"/>
+        </w:numPr>
+      </w:pPr>
+      <w:r>
+        <w:t xml:space="preserve">Bài tập → mở</w:t>
+      </w:r>
+      <w:r>
+        <w:t xml:space="preserve"> </w:t>
+      </w:r>
+      <w:r>
+        <w:rPr>
+          <w:b/>
+          <w:bCs/>
+        </w:rPr>
+        <w:t xml:space="preserve">"Tuần 2"</w:t>
+      </w:r>
+      <w:r>
+        <w:t xml:space="preserve"> </w:t>
+      </w:r>
+      <w:r>
+        <w:t xml:space="preserve">(nháp) →</w:t>
+      </w:r>
+      <w:r>
+        <w:t xml:space="preserve"> </w:t>
+      </w:r>
+      <w:r>
+        <w:rPr>
+          <w:b/>
+          <w:bCs/>
+        </w:rPr>
+        <w:t xml:space="preserve">Giao bài &amp; phát hành</w:t>
+      </w:r>
+      <w:r>
+        <w:t xml:space="preserve"> </w:t>
+      </w:r>
+      <w:r>
+        <w:t xml:space="preserve">cho lớp</w:t>
+      </w:r>
+      <w:r>
+        <w:t xml:space="preserve"> </w:t>
+      </w:r>
+      <w:r>
+        <w:rPr>
+          <w:rStyle w:val="VerbatimChar"/>
+        </w:rPr>
+        <w:t xml:space="preserve">DEMO-A</w:t>
+      </w:r>
+      <w:r>
+        <w:t xml:space="preserve"> </w:t>
+      </w:r>
+      <w:r>
+        <w:t xml:space="preserve">→ máy B (</w:t>
+      </w:r>
+      <w:r>
+        <w:rPr>
+          <w:rStyle w:val="VerbatimChar"/>
+        </w:rPr>
+        <w:t xml:space="preserve">DEMO001</w:t>
+      </w:r>
+      <w:r>
+        <w:t xml:space="preserve">) thấy</w:t>
+      </w:r>
+      <w:r>
+        <w:t xml:space="preserve"> </w:t>
+      </w:r>
+      <w:r>
+        <w:rPr>
+          <w:b/>
+          <w:bCs/>
+        </w:rPr>
+        <w:t xml:space="preserve">thông báo bật lên ngay</w:t>
+      </w:r>
+      <w:r>
+        <w:t xml:space="preserve"> </w:t>
+      </w:r>
+      <w:r>
+        <w:t xml:space="preserve">và số trên chuông tăng.</w:t>
+      </w:r>
+    </w:p>
+    <w:p>
+      <w:pPr>
+        <w:pStyle w:val="Compact"/>
+        <w:numPr>
+          <w:ilvl w:val="0"/>
+          <w:numId w:val="1020"/>
+        </w:numPr>
+      </w:pPr>
+      <w:r>
+        <w:t xml:space="preserve">Tắt mạng máy B vài giây (hoặc khởi động lại backend) → thanh vàng "Mất kết nối… đang thử lại" → bật lại → tự kết nối.</w:t>
+      </w:r>
+    </w:p>
+    <w:p>
+      <w:pPr>
+        <w:pStyle w:val="Compact"/>
+        <w:numPr>
+          <w:ilvl w:val="0"/>
+          <w:numId w:val="1020"/>
         </w:numPr>
       </w:pPr>
       <w:r>
@@ -8132,8 +9169,8 @@
         </w:pict>
       </w:r>
     </w:p>
-    <w:bookmarkEnd w:id="37"/>
-    <w:bookmarkStart w:id="38" w:name="X2aaa61dde1ecd98f080cbe2f0cfb81c5163d5ab"/>
+    <w:bookmarkEnd w:id="38"/>
+    <w:bookmarkStart w:id="39" w:name="X2aaa61dde1ecd98f080cbe2f0cfb81c5163d5ab"/>
     <w:p>
       <w:pPr>
         <w:pStyle w:val="Heading2"/>
@@ -8484,8 +9521,8 @@
         </w:tc>
       </w:tr>
     </w:tbl>
-    <w:bookmarkEnd w:id="38"/>
     <w:bookmarkEnd w:id="39"/>
+    <w:bookmarkEnd w:id="40"/>
     <w:sectPr>
       <w:footnotePr>
         <w:numRestart w:val="eachSect"/>
@@ -8896,6 +9933,9 @@
     <w:abstractNumId w:val="991"/>
   </w:num>
   <w:num w:numId="1019">
+    <w:abstractNumId w:val="991"/>
+  </w:num>
+  <w:num w:numId="1020">
     <w:abstractNumId w:val="99411"/>
     <w:lvlOverride w:ilvl="0">
       <w:startOverride w:val="1"/>

--- a/docx/10-huong-dan-su-dung.docx
+++ b/docx/10-huong-dan-su-dung.docx
@@ -309,7 +309,7 @@
               <w:pStyle w:val="Compact"/>
             </w:pPr>
             <w:r>
-              <w:t xml:space="preserve">Mức 4: đã có soạn bài + nhóm (B23a); trình soạn viết paper cùng nhóm ở B23b</w:t>
+              <w:t xml:space="preserve">Mức 4: đã có soạn bài + nhóm (B23a), trình soạn paper cùng nhóm + mục lục (B23b), thư viện trích dẫn + chèn trích dẫn + danh mục tự sinh (B24); nộp / chấm thang 10 ở B25</w:t>
             </w:r>
           </w:p>
         </w:tc>
@@ -4826,7 +4826,49 @@
         <w:t xml:space="preserve"> </w:t>
       </w:r>
       <w:r>
-        <w:t xml:space="preserve">để có 6 tiêu chí thang 10 (bước 0,25) kèm trọng số; sửa tự do.</w:t>
+        <w:t xml:space="preserve">để có 6 tiêu chí thang 10 (bước 0,25) kèm trọng số, mỗi tiêu chí có sẵn 4</w:t>
+      </w:r>
+      <w:r>
+        <w:t xml:space="preserve"> </w:t>
+      </w:r>
+      <w:r>
+        <w:rPr>
+          <w:b/>
+          <w:bCs/>
+        </w:rPr>
+        <w:t xml:space="preserve">mức đạt</w:t>
+      </w:r>
+      <w:r>
+        <w:t xml:space="preserve"> </w:t>
+      </w:r>
+      <w:r>
+        <w:t xml:space="preserve">(Xuất sắc 9–10, Tốt 7–8,75, Đạt 5–6,75, Chưa đạt 0–4,75) và mô tả từng mức; sửa tự do. Mỗi tiêu chí của bài Paper có khung</w:t>
+      </w:r>
+      <w:r>
+        <w:t xml:space="preserve"> </w:t>
+      </w:r>
+      <w:r>
+        <w:rPr>
+          <w:b/>
+          <w:bCs/>
+        </w:rPr>
+        <w:t xml:space="preserve">Mức đạt</w:t>
+      </w:r>
+      <w:r>
+        <w:t xml:space="preserve">: tên mức, khoảng điểm (từ – đến), mô tả "bài ở mức này trông như thế nào"; 2–6 mức, các khoảng không được chồng nhau (form báo ngay nếu sai). Tiêu chí chưa có mức thì bấm</w:t>
+      </w:r>
+      <w:r>
+        <w:t xml:space="preserve"> </w:t>
+      </w:r>
+      <w:r>
+        <w:rPr>
+          <w:b/>
+          <w:bCs/>
+        </w:rPr>
+        <w:t xml:space="preserve">Dùng 4 mức mặc định</w:t>
+      </w:r>
+      <w:r>
+        <w:t xml:space="preserve">; xoá hết mức thì khi chấm sẽ cho điểm trực tiếp. Trang chi tiết bài hiện bảng mức đạt dưới mỗi tiêu chí.</w:t>
       </w:r>
     </w:p>
     <w:bookmarkEnd w:id="22"/>
@@ -8139,6 +8181,353 @@
       </w:r>
       <w:r>
         <w:t xml:space="preserve">: góp ý của giáo viên hiện ngay ở đây và bạn trả lời được (cùng cuộc trò chuyện với kênh bài nộp ở trang Trao đổi). Khung có sẵn sau lần tự lưu đầu tiên.</w:t>
+      </w:r>
+    </w:p>
+    <w:p>
+      <w:pPr>
+        <w:numPr>
+          <w:ilvl w:val="0"/>
+          <w:numId w:val="1016"/>
+        </w:numPr>
+      </w:pPr>
+      <w:r>
+        <w:rPr>
+          <w:b/>
+          <w:bCs/>
+        </w:rPr>
+        <w:t xml:space="preserve">Bài Paper (theo nhóm)</w:t>
+      </w:r>
+      <w:r>
+        <w:t xml:space="preserve">: ô soạn là</w:t>
+      </w:r>
+      <w:r>
+        <w:t xml:space="preserve"> </w:t>
+      </w:r>
+      <w:r>
+        <w:rPr>
+          <w:b/>
+          <w:bCs/>
+        </w:rPr>
+        <w:t xml:space="preserve">trình soạn tài liệu của cả nhóm</w:t>
+      </w:r>
+      <w:r>
+        <w:t xml:space="preserve">, chia sẵn các mục theo khung giáo viên đặt (tiêu đề mục không sửa / xoá được). Thanh công cụ: hoàn tác, tiêu đề nhỏ, đậm / nghiêng / gạch chân, danh sách, trích khối, khối code (tô màu), bảng (bấm vào bảng để thêm / xoá hàng cột), hình (PNG / JPG / WEBP ≤ 5 MB), công thức LaTeX (trong dòng hoặc riêng dòng, có xem trước; bấm vào công thức để sửa). Không có nút lưu — mọi thay đổi tự gửi lên máy chủ, dòng trạng thái ghi "Đang lưu…" / "Đã lưu"; mất kết nối thì ghi "Mất kết nối – sẽ gửi khi có mạng" (</w:t>
+      </w:r>
+      <w:r>
+        <w:rPr>
+          <w:b/>
+          <w:bCs/>
+        </w:rPr>
+        <w:t xml:space="preserve">đừng đóng trang</w:t>
+      </w:r>
+      <w:r>
+        <w:t xml:space="preserve"> </w:t>
+      </w:r>
+      <w:r>
+        <w:t xml:space="preserve">cho tới khi có mạng lại). Cột trái có</w:t>
+      </w:r>
+      <w:r>
+        <w:t xml:space="preserve"> </w:t>
+      </w:r>
+      <w:r>
+        <w:rPr>
+          <w:b/>
+          <w:bCs/>
+        </w:rPr>
+        <w:t xml:space="preserve">Mục lục</w:t>
+      </w:r>
+      <w:r>
+        <w:t xml:space="preserve">: số từ từng mục so với giới hạn (cam = thiếu / vượt, đỏ = mục bắt buộc chưa viết), bấm để nhảy tới mục; trên điện thoại mở</w:t>
+      </w:r>
+      <w:r>
+        <w:t xml:space="preserve"> </w:t>
+      </w:r>
+      <w:r>
+        <w:rPr>
+          <w:b/>
+          <w:bCs/>
+        </w:rPr>
+        <w:t xml:space="preserve">Mục lục &amp; số từ</w:t>
+      </w:r>
+      <w:r>
+        <w:t xml:space="preserve">. Chưa có nhóm thì màn hình nhắc sang trang chi tiết bài để vào nhóm.</w:t>
+      </w:r>
+    </w:p>
+    <w:p>
+      <w:pPr>
+        <w:numPr>
+          <w:ilvl w:val="0"/>
+          <w:numId w:val="1016"/>
+        </w:numPr>
+      </w:pPr>
+      <w:r>
+        <w:rPr>
+          <w:b/>
+          <w:bCs/>
+        </w:rPr>
+        <w:t xml:space="preserve">Tài liệu tham khảo (bài Paper)</w:t>
+      </w:r>
+      <w:r>
+        <w:t xml:space="preserve">: nút</w:t>
+      </w:r>
+      <w:r>
+        <w:t xml:space="preserve"> </w:t>
+      </w:r>
+      <w:r>
+        <w:rPr>
+          <w:b/>
+          <w:bCs/>
+        </w:rPr>
+        <w:t xml:space="preserve">Tài liệu tham khảo</w:t>
+      </w:r>
+      <w:r>
+        <w:t xml:space="preserve"> </w:t>
+      </w:r>
+      <w:r>
+        <w:t xml:space="preserve">trên thanh trên cùng mở thư viện chung của nhóm, mỗi mục hiện theo kiểu trích dẫn của bài (IEEE / APA). Thêm bằng 3 cách: dán DOI hoặc link doi.org rồi bấm</w:t>
+      </w:r>
+      <w:r>
+        <w:t xml:space="preserve"> </w:t>
+      </w:r>
+      <w:r>
+        <w:rPr>
+          <w:b/>
+          <w:bCs/>
+        </w:rPr>
+        <w:t xml:space="preserve">Tra DOI</w:t>
+      </w:r>
+      <w:r>
+        <w:t xml:space="preserve"> </w:t>
+      </w:r>
+      <w:r>
+        <w:t xml:space="preserve">(kiểm tra lại thông tin rồi bấm</w:t>
+      </w:r>
+      <w:r>
+        <w:t xml:space="preserve"> </w:t>
+      </w:r>
+      <w:r>
+        <w:rPr>
+          <w:b/>
+          <w:bCs/>
+        </w:rPr>
+        <w:t xml:space="preserve">Thêm vào thư viện</w:t>
+      </w:r>
+      <w:r>
+        <w:t xml:space="preserve">);</w:t>
+      </w:r>
+      <w:r>
+        <w:t xml:space="preserve"> </w:t>
+      </w:r>
+      <w:r>
+        <w:rPr>
+          <w:b/>
+          <w:bCs/>
+        </w:rPr>
+        <w:t xml:space="preserve">Nhập tay</w:t>
+      </w:r>
+      <w:r>
+        <w:t xml:space="preserve"> </w:t>
+      </w:r>
+      <w:r>
+        <w:t xml:space="preserve">(tác giả mỗi dòng một người, dạng "Họ, Tên");</w:t>
+      </w:r>
+      <w:r>
+        <w:t xml:space="preserve"> </w:t>
+      </w:r>
+      <w:r>
+        <w:rPr>
+          <w:b/>
+          <w:bCs/>
+        </w:rPr>
+        <w:t xml:space="preserve">Nhập BibTeX</w:t>
+      </w:r>
+      <w:r>
+        <w:t xml:space="preserve"> </w:t>
+      </w:r>
+      <w:r>
+        <w:t xml:space="preserve">(dán chữ hoặc chọn file</w:t>
+      </w:r>
+      <w:r>
+        <w:t xml:space="preserve"> </w:t>
+      </w:r>
+      <w:r>
+        <w:rPr>
+          <w:rStyle w:val="VerbatimChar"/>
+        </w:rPr>
+        <w:t xml:space="preserve">.bib</w:t>
+      </w:r>
+      <w:r>
+        <w:t xml:space="preserve"> </w:t>
+      </w:r>
+      <w:r>
+        <w:t xml:space="preserve">xuất từ Google Scholar / Zotero / Mendeley, xem trước rồi nhập — mục trùng DOI tự bỏ qua). Mục thiếu tác giả / năm / nguồn có nhãn cam để nhắc bổ sung. Bấm bút chì để sửa, thùng rác để xoá.</w:t>
+      </w:r>
+    </w:p>
+    <w:p>
+      <w:pPr>
+        <w:numPr>
+          <w:ilvl w:val="0"/>
+          <w:numId w:val="1016"/>
+        </w:numPr>
+      </w:pPr>
+      <w:r>
+        <w:rPr>
+          <w:b/>
+          <w:bCs/>
+        </w:rPr>
+        <w:t xml:space="preserve">Trích dẫn trong bài (bài Paper)</w:t>
+      </w:r>
+      <w:r>
+        <w:t xml:space="preserve">: đặt con trỏ ở chỗ cần trích, bấm nút</w:t>
+      </w:r>
+      <w:r>
+        <w:t xml:space="preserve"> </w:t>
+      </w:r>
+      <w:r>
+        <w:rPr>
+          <w:b/>
+          <w:bCs/>
+        </w:rPr>
+        <w:t xml:space="preserve">Chèn trích dẫn</w:t>
+      </w:r>
+      <w:r>
+        <w:t xml:space="preserve"> </w:t>
+      </w:r>
+      <w:r>
+        <w:t xml:space="preserve">(biểu tượng sách, cuối thanh công cụ), tích một hoặc nhiều tài liệu rồi bấm</w:t>
+      </w:r>
+      <w:r>
+        <w:t xml:space="preserve"> </w:t>
+      </w:r>
+      <w:r>
+        <w:rPr>
+          <w:b/>
+          <w:bCs/>
+        </w:rPr>
+        <w:t xml:space="preserve">Chèn</w:t>
+      </w:r>
+      <w:r>
+        <w:t xml:space="preserve">. Trích dẫn hiện</w:t>
+      </w:r>
+      <w:r>
+        <w:t xml:space="preserve"> </w:t>
+      </w:r>
+      <w:r>
+        <w:rPr>
+          <w:rStyle w:val="VerbatimChar"/>
+        </w:rPr>
+        <w:t xml:space="preserve">[1]</w:t>
+      </w:r>
+      <w:r>
+        <w:t xml:space="preserve"> </w:t>
+      </w:r>
+      <w:r>
+        <w:t xml:space="preserve">(IEEE — đánh số theo thứ tự xuất hiện, tự đánh lại khi thêm / xoá / đổi chỗ) hoặc</w:t>
+      </w:r>
+      <w:r>
+        <w:t xml:space="preserve"> </w:t>
+      </w:r>
+      <w:r>
+        <w:rPr>
+          <w:rStyle w:val="VerbatimChar"/>
+        </w:rPr>
+        <w:t xml:space="preserve">(Tác giả, năm)</w:t>
+      </w:r>
+      <w:r>
+        <w:t xml:space="preserve"> </w:t>
+      </w:r>
+      <w:r>
+        <w:t xml:space="preserve">(APA). Bấm vào một trích dẫn để đổi tài liệu hoặc</w:t>
+      </w:r>
+      <w:r>
+        <w:t xml:space="preserve"> </w:t>
+      </w:r>
+      <w:r>
+        <w:rPr>
+          <w:b/>
+          <w:bCs/>
+        </w:rPr>
+        <w:t xml:space="preserve">Bỏ trích dẫn</w:t>
+      </w:r>
+      <w:r>
+        <w:t xml:space="preserve">. Cuối bài có mục</w:t>
+      </w:r>
+      <w:r>
+        <w:t xml:space="preserve"> </w:t>
+      </w:r>
+      <w:r>
+        <w:rPr>
+          <w:b/>
+          <w:bCs/>
+        </w:rPr>
+        <w:t xml:space="preserve">References</w:t>
+      </w:r>
+      <w:r>
+        <w:t xml:space="preserve"> </w:t>
+      </w:r>
+      <w:r>
+        <w:t xml:space="preserve">tự sinh từ các trích dẫn (không sửa tay; tài liệu chưa được trích thì không có ở đây). Trích dẫn tới tài liệu đã bị xoá khỏi thư viện hiện</w:t>
+      </w:r>
+      <w:r>
+        <w:t xml:space="preserve"> </w:t>
+      </w:r>
+      <w:r>
+        <w:rPr>
+          <w:rStyle w:val="VerbatimChar"/>
+        </w:rPr>
+        <w:t xml:space="preserve">[?]</w:t>
+      </w:r>
+      <w:r>
+        <w:t xml:space="preserve">.</w:t>
+      </w:r>
+    </w:p>
+    <w:p>
+      <w:pPr>
+        <w:numPr>
+          <w:ilvl w:val="0"/>
+          <w:numId w:val="1016"/>
+        </w:numPr>
+      </w:pPr>
+      <w:r>
+        <w:rPr>
+          <w:b/>
+          <w:bCs/>
+        </w:rPr>
+        <w:t xml:space="preserve">Nộp bài Paper</w:t>
+      </w:r>
+      <w:r>
+        <w:t xml:space="preserve">: bấm</w:t>
+      </w:r>
+      <w:r>
+        <w:t xml:space="preserve"> </w:t>
+      </w:r>
+      <w:r>
+        <w:rPr>
+          <w:b/>
+          <w:bCs/>
+        </w:rPr>
+        <w:t xml:space="preserve">Nộp giai đoạn này</w:t>
+      </w:r>
+      <w:r>
+        <w:t xml:space="preserve"> </w:t>
+      </w:r>
+      <w:r>
+        <w:t xml:space="preserve">— bất kỳ thành viên nào cũng nộp được, bản nộp là tài liệu hiện tại của cả nhóm (kèm định dạng, trích dẫn và References). Nút chỉ bấm được khi dòng trạng thái ghi "Đã lưu". Mục bắt buộc (dấu</w:t>
+      </w:r>
+      <w:r>
+        <w:t xml:space="preserve"> </w:t>
+      </w:r>
+      <w:r>
+        <w:rPr>
+          <w:rStyle w:val="VerbatimChar"/>
+        </w:rPr>
+        <w:t xml:space="preserve">*</w:t>
+      </w:r>
+      <w:r>
+        <w:t xml:space="preserve"> </w:t>
+      </w:r>
+      <w:r>
+        <w:t xml:space="preserve">ở Mục lục) còn trống thì không nộp được — hệ thống báo tên mục cần viết. Nộp xong cả nhóm chỉ xem được bài đã nộp (có định dạng), trừ khi giáo viên yêu cầu sửa.</w:t>
       </w:r>
     </w:p>
     <w:p>

--- a/docx/10-huong-dan-su-dung.docx
+++ b/docx/10-huong-dan-su-dung.docx
@@ -28,7 +28,7 @@
         </w:p>
       </w:sdtContent>
     </w:sdt>
-    <w:bookmarkStart w:id="40" w:name="X62b689528c743ccb8c3229542497059f4aa59b0"/>
+    <w:bookmarkStart w:id="41" w:name="X62b689528c743ccb8c3229542497059f4aa59b0"/>
     <w:p>
       <w:pPr>
         <w:pStyle w:val="Heading1"/>
@@ -156,7 +156,7 @@
               <w:pStyle w:val="Compact"/>
             </w:pPr>
             <w:r>
-              <w:t xml:space="preserve">Quản trị viên: tổng quan, giáo viên, người dùng, nhật ký</w:t>
+              <w:t xml:space="preserve">Quản trị viên: tổng quan, giáo viên, người dùng, nhật ký, phiên đăng nhập</w:t>
             </w:r>
           </w:p>
         </w:tc>
@@ -177,9 +177,6 @@
             <w:pPr>
               <w:pStyle w:val="Compact"/>
             </w:pPr>
-            <w:r>
-              <w:t xml:space="preserve">Trang "Phiên đăng nhập" chỉ hiện số phiên (danh sách chi tiết thuộc Mức 3)</w:t>
-            </w:r>
           </w:p>
         </w:tc>
       </w:tr>
@@ -3308,7 +3305,39 @@
               <w:pStyle w:val="Compact"/>
             </w:pPr>
             <w:r>
-              <w:t xml:space="preserve">Số người dùng (theo vai trò, số bị khoá), số lớp, bài tập theo trạng thái, bài nộp hôm nay, số phiên đang hoạt động; biểu đồ bài nộp 14 ngày (rê chuột vào cột để xem số)</w:t>
+              <w:t xml:space="preserve">Thống kê toàn hệ thống có bộ lọc (xem mục 6.6b): kỳ (mặc định 30 ngày, so với kỳ liền trước), giáo viên, loại bài, trạng thái bài. Thêm khối</w:t>
+            </w:r>
+            <w:r>
+              <w:t xml:space="preserve"> </w:t>
+            </w:r>
+            <w:r>
+              <w:rPr>
+                <w:b/>
+                <w:bCs/>
+              </w:rPr>
+              <w:t xml:space="preserve">Người dùng</w:t>
+            </w:r>
+            <w:r>
+              <w:t xml:space="preserve"> </w:t>
+            </w:r>
+            <w:r>
+              <w:t xml:space="preserve">(theo vai trò, người mới, hoạt động 7 / 30 ngày) và</w:t>
+            </w:r>
+            <w:r>
+              <w:t xml:space="preserve"> </w:t>
+            </w:r>
+            <w:r>
+              <w:rPr>
+                <w:b/>
+                <w:bCs/>
+              </w:rPr>
+              <w:t xml:space="preserve">Phiên &amp; đăng nhập</w:t>
+            </w:r>
+            <w:r>
+              <w:t xml:space="preserve"> </w:t>
+            </w:r>
+            <w:r>
+              <w:t xml:space="preserve">(phiên đang hoạt động, đăng nhập sai trong kỳ)</w:t>
             </w:r>
           </w:p>
         </w:tc>
@@ -3467,7 +3496,97 @@
               <w:pStyle w:val="Compact"/>
             </w:pPr>
             <w:r>
-              <w:t xml:space="preserve">Số phiên đang hoạt động. Muốn đăng xuất một người khỏi mọi thiết bị: khoá hoặc đặt lại mật khẩu tài khoản đó</w:t>
+              <w:t xml:space="preserve">Bảng các phiên (mặc định chỉ phiên đang hoạt động): người dùng, thiết bị / trình duyệt, IP đã che, lúc đăng nhập, hoạt động lần cuối, hết hạn, trạng thái</w:t>
+            </w:r>
+            <w:r>
+              <w:t xml:space="preserve"> </w:t>
+            </w:r>
+            <w:r>
+              <w:rPr>
+                <w:i/>
+                <w:iCs/>
+              </w:rPr>
+              <w:t xml:space="preserve">Đang hoạt động / Đã hết hạn / Đã thu hồi</w:t>
+            </w:r>
+            <w:r>
+              <w:t xml:space="preserve"> </w:t>
+            </w:r>
+            <w:r>
+              <w:t xml:space="preserve">(kèm lý do). Lọc theo tên, vai trò, trạng thái, ngày đăng nhập; bấm tiêu đề cột để sắp xếp. Nút</w:t>
+            </w:r>
+            <w:r>
+              <w:t xml:space="preserve"> </w:t>
+            </w:r>
+            <w:r>
+              <w:rPr>
+                <w:b/>
+                <w:bCs/>
+              </w:rPr>
+              <w:t xml:space="preserve">…</w:t>
+            </w:r>
+            <w:r>
+              <w:t xml:space="preserve"> </w:t>
+            </w:r>
+            <w:r>
+              <w:t xml:space="preserve">ở mỗi dòng:</w:t>
+            </w:r>
+            <w:r>
+              <w:t xml:space="preserve"> </w:t>
+            </w:r>
+            <w:r>
+              <w:rPr>
+                <w:b/>
+                <w:bCs/>
+              </w:rPr>
+              <w:t xml:space="preserve">Thu hồi phiên này</w:t>
+            </w:r>
+            <w:r>
+              <w:t xml:space="preserve"> </w:t>
+            </w:r>
+            <w:r>
+              <w:t xml:space="preserve">(thiết bị đó bị đăng xuất ngay) hoặc</w:t>
+            </w:r>
+            <w:r>
+              <w:t xml:space="preserve"> </w:t>
+            </w:r>
+            <w:r>
+              <w:rPr>
+                <w:b/>
+                <w:bCs/>
+              </w:rPr>
+              <w:t xml:space="preserve">Thu hồi mọi phiên của tài khoản</w:t>
+            </w:r>
+            <w:r>
+              <w:t xml:space="preserve">.</w:t>
+            </w:r>
+            <w:r>
+              <w:t xml:space="preserve"> </w:t>
+            </w:r>
+            <w:r>
+              <w:rPr>
+                <w:b/>
+                <w:bCs/>
+              </w:rPr>
+              <w:t xml:space="preserve">Dọn phiên hết hạn</w:t>
+            </w:r>
+            <w:r>
+              <w:t xml:space="preserve"> </w:t>
+            </w:r>
+            <w:r>
+              <w:t xml:space="preserve">xoá các phiên đã quá hạn. Không thu hồi được phiên bạn đang dùng (dòng có nhãn</w:t>
+            </w:r>
+            <w:r>
+              <w:t xml:space="preserve"> </w:t>
+            </w:r>
+            <w:r>
+              <w:rPr>
+                <w:i/>
+                <w:iCs/>
+              </w:rPr>
+              <w:t xml:space="preserve">Phiên của bạn</w:t>
+            </w:r>
+            <w:r>
+              <w:t xml:space="preserve">)</w:t>
             </w:r>
           </w:p>
         </w:tc>
@@ -3489,7 +3608,7 @@
       </w:r>
     </w:p>
     <w:bookmarkEnd w:id="19"/>
-    <w:bookmarkStart w:id="30" w:name="Xb09ea090739f16ea647716f93f754b282728bef"/>
+    <w:bookmarkStart w:id="31" w:name="Xb09ea090739f16ea647716f93f754b282728bef"/>
     <w:p>
       <w:pPr>
         <w:pStyle w:val="Heading2"/>
@@ -4894,145 +5013,39 @@
           <w:b/>
           <w:bCs/>
         </w:rPr>
-        <w:t xml:space="preserve">Nhóm (bài Paper)</w:t>
-      </w:r>
-      <w:r>
-        <w:t xml:space="preserve">: sau khi phát hành, nút</w:t>
-      </w:r>
-      <w:r>
-        <w:t xml:space="preserve"> </w:t>
-      </w:r>
-      <w:r>
-        <w:rPr>
-          <w:b/>
-          <w:bCs/>
-        </w:rPr>
-        <w:t xml:space="preserve">Nhóm</w:t>
-      </w:r>
-      <w:r>
-        <w:t xml:space="preserve"> </w:t>
-      </w:r>
-      <w:r>
-        <w:t xml:space="preserve">ở chi tiết bài (hoặc tab</w:t>
-      </w:r>
-      <w:r>
-        <w:t xml:space="preserve"> </w:t>
-      </w:r>
-      <w:r>
-        <w:rPr>
-          <w:b/>
-          <w:bCs/>
-        </w:rPr>
-        <w:t xml:space="preserve">Nhóm</w:t>
-      </w:r>
-      <w:r>
-        <w:t xml:space="preserve"> </w:t>
-      </w:r>
-      <w:r>
-        <w:t xml:space="preserve">trong hàng Chi tiết · Nhóm · Tiến độ · …). Bên trái là người</w:t>
-      </w:r>
-      <w:r>
-        <w:t xml:space="preserve"> </w:t>
-      </w:r>
-      <w:r>
-        <w:rPr>
-          <w:b/>
-          <w:bCs/>
-        </w:rPr>
-        <w:t xml:space="preserve">chưa có nhóm</w:t>
-      </w:r>
-      <w:r>
-        <w:t xml:space="preserve">, bên phải các nhóm (số người / tối đa, nhãn</w:t>
-      </w:r>
-      <w:r>
-        <w:t xml:space="preserve"> </w:t>
-      </w:r>
-      <w:r>
-        <w:rPr>
-          <w:i/>
-          <w:iCs/>
-        </w:rPr>
-        <w:t xml:space="preserve">SV tự lập</w:t>
-      </w:r>
-      <w:r>
-        <w:t xml:space="preserve">).</w:t>
-      </w:r>
-      <w:r>
-        <w:t xml:space="preserve"> </w:t>
-      </w:r>
-      <w:r>
-        <w:rPr>
-          <w:b/>
-          <w:bCs/>
-        </w:rPr>
-        <w:t xml:space="preserve">Chia ngẫu nhiên</w:t>
-      </w:r>
-      <w:r>
-        <w:t xml:space="preserve"> </w:t>
-      </w:r>
-      <w:r>
-        <w:t xml:space="preserve">chia người chưa có nhóm (cả bài hoặc theo lớp đã chọn) thành các nhóm đều nhau;</w:t>
-      </w:r>
-      <w:r>
-        <w:t xml:space="preserve"> </w:t>
-      </w:r>
-      <w:r>
-        <w:rPr>
-          <w:b/>
-          <w:bCs/>
-        </w:rPr>
-        <w:t xml:space="preserve">Tạo nhóm</w:t>
-      </w:r>
-      <w:r>
-        <w:t xml:space="preserve"> </w:t>
-      </w:r>
-      <w:r>
-        <w:t xml:space="preserve">/</w:t>
-      </w:r>
-      <w:r>
-        <w:t xml:space="preserve"> </w:t>
-      </w:r>
-      <w:r>
-        <w:rPr>
-          <w:b/>
-          <w:bCs/>
-        </w:rPr>
-        <w:t xml:space="preserve">Sửa</w:t>
-      </w:r>
-      <w:r>
-        <w:t xml:space="preserve"> </w:t>
-      </w:r>
-      <w:r>
-        <w:t xml:space="preserve">(bút chì) đặt tên và chọn thành viên — chọn người đang ở nhóm khác thì người đó được chuyển sang;</w:t>
-      </w:r>
-      <w:r>
-        <w:t xml:space="preserve"> </w:t>
-      </w:r>
-      <w:r>
-        <w:rPr>
-          <w:b/>
-          <w:bCs/>
-        </w:rPr>
-        <w:t xml:space="preserve">Xoá</w:t>
-      </w:r>
-      <w:r>
-        <w:t xml:space="preserve"> </w:t>
-      </w:r>
-      <w:r>
-        <w:t xml:space="preserve">trả thành viên về chưa có nhóm (nhóm đã có bài làm thì không xoá được). Giáo viên đổi nhóm được cả sau hạn chốt. Tới hạn chốt mà còn người chưa có nhóm, bạn nhận thông báo</w:t>
-      </w:r>
-      <w:r>
-        <w:t xml:space="preserve"> </w:t>
-      </w:r>
-      <w:r>
-        <w:rPr>
-          <w:b/>
-          <w:bCs/>
-        </w:rPr>
-        <w:t xml:space="preserve">Chốt nhóm</w:t>
-      </w:r>
-      <w:r>
-        <w:t xml:space="preserve">.</w:t>
+        <w:t xml:space="preserve">Các trang của một bài</w:t>
+      </w:r>
+      <w:r>
+        <w:t xml:space="preserve">: đầu trang có đường dẫn</w:t>
+      </w:r>
+      <w:r>
+        <w:t xml:space="preserve"> </w:t>
+      </w:r>
+      <w:r>
+        <w:rPr>
+          <w:b/>
+          <w:bCs/>
+        </w:rPr>
+        <w:t xml:space="preserve">Bài tập › tên bài</w:t>
+      </w:r>
+      <w:r>
+        <w:t xml:space="preserve">, tên bài và hàng tab</w:t>
+      </w:r>
+      <w:r>
+        <w:t xml:space="preserve"> </w:t>
+      </w:r>
+      <w:r>
+        <w:rPr>
+          <w:b/>
+          <w:bCs/>
+        </w:rPr>
+        <w:t xml:space="preserve">Chi tiết · Nhóm (chỉ bài Paper) · Tiến độ · Giám sát · Thống kê</w:t>
+      </w:r>
+      <w:r>
+        <w:t xml:space="preserve"> </w:t>
+      </w:r>
+      <w:r>
+        <w:t xml:space="preserve">(bài đã phát hành; trên điện thoại vuốt ngang hàng tab). Menu bên trái chỉ để chuyển giữa các chức năng lớn (Bài tập, Chấm bài, Thống kê…), không lặp lại các tab này.</w:t>
       </w:r>
     </w:p>
     <w:p>
@@ -5048,10 +5061,126 @@
           <w:b/>
           <w:bCs/>
         </w:rPr>
-        <w:t xml:space="preserve">Danh sách bài tập</w:t>
-      </w:r>
-      <w:r>
-        <w:t xml:space="preserve">: lọc Nháp / Đang mở / Đã đóng, hạn nộp kèm đồng hồ đếm ngược, số sinh viên đã nộp đủ, số bài chờ chấm.</w:t>
+        <w:t xml:space="preserve">Nhóm (bài Paper)</w:t>
+      </w:r>
+      <w:r>
+        <w:t xml:space="preserve">: sau khi phát hành, tab</w:t>
+      </w:r>
+      <w:r>
+        <w:t xml:space="preserve"> </w:t>
+      </w:r>
+      <w:r>
+        <w:rPr>
+          <w:b/>
+          <w:bCs/>
+        </w:rPr>
+        <w:t xml:space="preserve">Nhóm</w:t>
+      </w:r>
+      <w:r>
+        <w:t xml:space="preserve">. Bên trái là người</w:t>
+      </w:r>
+      <w:r>
+        <w:t xml:space="preserve"> </w:t>
+      </w:r>
+      <w:r>
+        <w:rPr>
+          <w:b/>
+          <w:bCs/>
+        </w:rPr>
+        <w:t xml:space="preserve">chưa có nhóm</w:t>
+      </w:r>
+      <w:r>
+        <w:t xml:space="preserve">, bên phải các nhóm (số người / tối đa, nhãn</w:t>
+      </w:r>
+      <w:r>
+        <w:t xml:space="preserve"> </w:t>
+      </w:r>
+      <w:r>
+        <w:rPr>
+          <w:i/>
+          <w:iCs/>
+        </w:rPr>
+        <w:t xml:space="preserve">SV tự lập</w:t>
+      </w:r>
+      <w:r>
+        <w:t xml:space="preserve">).</w:t>
+      </w:r>
+      <w:r>
+        <w:t xml:space="preserve"> </w:t>
+      </w:r>
+      <w:r>
+        <w:rPr>
+          <w:b/>
+          <w:bCs/>
+        </w:rPr>
+        <w:t xml:space="preserve">Chia ngẫu nhiên</w:t>
+      </w:r>
+      <w:r>
+        <w:t xml:space="preserve"> </w:t>
+      </w:r>
+      <w:r>
+        <w:t xml:space="preserve">chia người chưa có nhóm (cả bài hoặc theo lớp đã chọn) thành các nhóm đều nhau;</w:t>
+      </w:r>
+      <w:r>
+        <w:t xml:space="preserve"> </w:t>
+      </w:r>
+      <w:r>
+        <w:rPr>
+          <w:b/>
+          <w:bCs/>
+        </w:rPr>
+        <w:t xml:space="preserve">Tạo nhóm</w:t>
+      </w:r>
+      <w:r>
+        <w:t xml:space="preserve"> </w:t>
+      </w:r>
+      <w:r>
+        <w:t xml:space="preserve">/</w:t>
+      </w:r>
+      <w:r>
+        <w:t xml:space="preserve"> </w:t>
+      </w:r>
+      <w:r>
+        <w:rPr>
+          <w:b/>
+          <w:bCs/>
+        </w:rPr>
+        <w:t xml:space="preserve">Sửa</w:t>
+      </w:r>
+      <w:r>
+        <w:t xml:space="preserve"> </w:t>
+      </w:r>
+      <w:r>
+        <w:t xml:space="preserve">(bút chì) đặt tên và chọn thành viên — chọn người đang ở nhóm khác thì người đó được chuyển sang;</w:t>
+      </w:r>
+      <w:r>
+        <w:t xml:space="preserve"> </w:t>
+      </w:r>
+      <w:r>
+        <w:rPr>
+          <w:b/>
+          <w:bCs/>
+        </w:rPr>
+        <w:t xml:space="preserve">Xoá</w:t>
+      </w:r>
+      <w:r>
+        <w:t xml:space="preserve"> </w:t>
+      </w:r>
+      <w:r>
+        <w:t xml:space="preserve">trả thành viên về chưa có nhóm (nhóm đã có bài làm thì không xoá được). Giáo viên đổi nhóm được cả sau hạn chốt. Tới hạn chốt mà còn người chưa có nhóm, bạn nhận thông báo</w:t>
+      </w:r>
+      <w:r>
+        <w:t xml:space="preserve"> </w:t>
+      </w:r>
+      <w:r>
+        <w:rPr>
+          <w:b/>
+          <w:bCs/>
+        </w:rPr>
+        <w:t xml:space="preserve">Chốt nhóm</w:t>
+      </w:r>
+      <w:r>
+        <w:t xml:space="preserve">.</w:t>
       </w:r>
     </w:p>
     <w:p>
@@ -5067,6 +5196,25 @@
           <w:b/>
           <w:bCs/>
         </w:rPr>
+        <w:t xml:space="preserve">Danh sách bài tập</w:t>
+      </w:r>
+      <w:r>
+        <w:t xml:space="preserve">: lọc Nháp / Đang mở / Đã đóng, hạn nộp kèm đồng hồ đếm ngược, số sinh viên đã nộp đủ, số bài chờ chấm.</w:t>
+      </w:r>
+    </w:p>
+    <w:p>
+      <w:pPr>
+        <w:pStyle w:val="Compact"/>
+        <w:numPr>
+          <w:ilvl w:val="0"/>
+          <w:numId w:val="1005"/>
+        </w:numPr>
+      </w:pPr>
+      <w:r>
+        <w:rPr>
+          <w:b/>
+          <w:bCs/>
+        </w:rPr>
         <w:t xml:space="preserve">Trang chi tiết bài</w:t>
       </w:r>
       <w:r>
@@ -5082,17 +5230,52 @@
         </w:numPr>
       </w:pPr>
       <w:r>
-        <w:rPr>
-          <w:b/>
-          <w:bCs/>
-        </w:rPr>
-        <w:t xml:space="preserve">Cài đặt</w:t>
-      </w:r>
-      <w:r>
-        <w:t xml:space="preserve"> </w:t>
-      </w:r>
-      <w:r>
-        <w:t xml:space="preserve">(mọi trạng thái): đổi tên, mô tả, hạn nộp, hạn riêng từng phần, nộp muộn, số lần sửa, gợi ý sửa.</w:t>
+        <w:t xml:space="preserve">Nút</w:t>
+      </w:r>
+      <w:r>
+        <w:t xml:space="preserve"> </w:t>
+      </w:r>
+      <w:r>
+        <w:rPr>
+          <w:b/>
+          <w:bCs/>
+        </w:rPr>
+        <w:t xml:space="preserve">Chấm bài này</w:t>
+      </w:r>
+      <w:r>
+        <w:t xml:space="preserve"> </w:t>
+      </w:r>
+      <w:r>
+        <w:t xml:space="preserve">(bài đã phát hành) mở hàng đợi chấm đã lọc theo bài; bài nháp có</w:t>
+      </w:r>
+      <w:r>
+        <w:t xml:space="preserve"> </w:t>
+      </w:r>
+      <w:r>
+        <w:rPr>
+          <w:b/>
+          <w:bCs/>
+        </w:rPr>
+        <w:t xml:space="preserve">Sửa nội dung</w:t>
+      </w:r>
+      <w:r>
+        <w:t xml:space="preserve"> </w:t>
+      </w:r>
+      <w:r>
+        <w:t xml:space="preserve">và</w:t>
+      </w:r>
+      <w:r>
+        <w:t xml:space="preserve"> </w:t>
+      </w:r>
+      <w:r>
+        <w:rPr>
+          <w:b/>
+          <w:bCs/>
+        </w:rPr>
+        <w:t xml:space="preserve">Giao bài &amp; phát hành</w:t>
+      </w:r>
+      <w:r>
+        <w:t xml:space="preserve">.</w:t>
       </w:r>
     </w:p>
     <w:p>
@@ -5104,6 +5287,25 @@
         </w:numPr>
       </w:pPr>
       <w:r>
+        <w:t xml:space="preserve">Menu</w:t>
+      </w:r>
+      <w:r>
+        <w:t xml:space="preserve"> </w:t>
+      </w:r>
+      <w:r>
+        <w:rPr>
+          <w:b/>
+          <w:bCs/>
+        </w:rPr>
+        <w:t xml:space="preserve">Thao tác</w:t>
+      </w:r>
+      <w:r>
+        <w:t xml:space="preserve">:</w:t>
+      </w:r>
+      <w:r>
+        <w:t xml:space="preserve"> </w:t>
+      </w:r>
+      <w:r>
         <w:rPr>
           <w:b/>
           <w:bCs/>
@@ -5114,35 +5316,23 @@
         <w:t xml:space="preserve"> </w:t>
       </w:r>
       <w:r>
-        <w:t xml:space="preserve">(bài đang mở): thêm lớp / sinh viên; không gỡ được người đã giao.</w:t>
-      </w:r>
-    </w:p>
-    <w:p>
-      <w:pPr>
-        <w:pStyle w:val="Compact"/>
-        <w:numPr>
-          <w:ilvl w:val="1"/>
-          <w:numId w:val="1006"/>
-        </w:numPr>
-      </w:pPr>
-      <w:r>
-        <w:t xml:space="preserve">Menu "…":</w:t>
-      </w:r>
-      <w:r>
-        <w:t xml:space="preserve"> </w:t>
-      </w:r>
-      <w:r>
-        <w:rPr>
-          <w:b/>
-          <w:bCs/>
-        </w:rPr>
-        <w:t xml:space="preserve">Sửa nội dung</w:t>
-      </w:r>
-      <w:r>
-        <w:t xml:space="preserve"> </w:t>
-      </w:r>
-      <w:r>
-        <w:t xml:space="preserve">(chỉ bài nháp),</w:t>
+        <w:t xml:space="preserve">(bài đang mở — thêm lớp / sinh viên, không gỡ được người đã giao),</w:t>
+      </w:r>
+      <w:r>
+        <w:t xml:space="preserve"> </w:t>
+      </w:r>
+      <w:r>
+        <w:rPr>
+          <w:b/>
+          <w:bCs/>
+        </w:rPr>
+        <w:t xml:space="preserve">Cài đặt</w:t>
+      </w:r>
+      <w:r>
+        <w:t xml:space="preserve"> </w:t>
+      </w:r>
+      <w:r>
+        <w:t xml:space="preserve">(mọi trạng thái: đổi tên, mô tả, hạn nộp, hạn riêng từng phần, nộp muộn, số lần sửa, gợi ý sửa),</w:t>
       </w:r>
       <w:r>
         <w:t xml:space="preserve"> </w:t>
@@ -5276,7 +5466,7 @@
         <w:t xml:space="preserve">Chấm bài</w:t>
       </w:r>
       <w:r>
-        <w:t xml:space="preserve">, hoặc nút "Chấm bài" ở danh sách / chi tiết bài tập): lọc theo bài tập, phần, lớp, mã SV / họ tên; tab</w:t>
+        <w:t xml:space="preserve">, hoặc nút "Chấm bài" ở danh sách bài tập / "Chấm bài này" ở chi tiết bài): lọc theo bài tập, phần, lớp, mã SV / họ tên; tab</w:t>
       </w:r>
       <w:r>
         <w:t xml:space="preserve"> </w:t>
@@ -6098,7 +6288,7 @@
         <w:pStyle w:val="FirstParagraph"/>
       </w:pPr>
       <w:r>
-        <w:t xml:space="preserve">Mở từ nút</w:t>
+        <w:t xml:space="preserve">Mở từ tab</w:t>
       </w:r>
       <w:r>
         <w:t xml:space="preserve"> </w:t>
@@ -6114,23 +6304,23 @@
         <w:t xml:space="preserve"> </w:t>
       </w:r>
       <w:r>
-        <w:t xml:space="preserve">ở chi tiết bài / danh sách bài tập (bài đã phát hành). Hàng nút</w:t>
-      </w:r>
-      <w:r>
-        <w:t xml:space="preserve"> </w:t>
-      </w:r>
-      <w:r>
-        <w:rPr>
-          <w:b/>
-          <w:bCs/>
-        </w:rPr>
-        <w:t xml:space="preserve">Chi tiết · Tiến độ · Giám sát · Thống kê</w:t>
-      </w:r>
-      <w:r>
-        <w:t xml:space="preserve"> </w:t>
-      </w:r>
-      <w:r>
-        <w:t xml:space="preserve">ở góc phải để chuyển giữa các trang của một bài.</w:t>
+        <w:t xml:space="preserve">của bài (bài đã phát hành). Hàng tab</w:t>
+      </w:r>
+      <w:r>
+        <w:t xml:space="preserve"> </w:t>
+      </w:r>
+      <w:r>
+        <w:rPr>
+          <w:b/>
+          <w:bCs/>
+        </w:rPr>
+        <w:t xml:space="preserve">Chi tiết · Nhóm · Tiến độ · Giám sát · Thống kê</w:t>
+      </w:r>
+      <w:r>
+        <w:t xml:space="preserve"> </w:t>
+      </w:r>
+      <w:r>
+        <w:t xml:space="preserve">dưới tên bài để chuyển giữa các trang của một bài.</w:t>
       </w:r>
     </w:p>
     <w:p>
@@ -6458,7 +6648,7 @@
         <w:pStyle w:val="BodyText"/>
       </w:pPr>
       <w:r>
-        <w:t xml:space="preserve">Mở trang</w:t>
+        <w:t xml:space="preserve">Mở tab</w:t>
       </w:r>
       <w:r>
         <w:t xml:space="preserve"> </w:t>
@@ -6474,20 +6664,7 @@
         <w:t xml:space="preserve"> </w:t>
       </w:r>
       <w:r>
-        <w:t xml:space="preserve">(hàng nút</w:t>
-      </w:r>
-      <w:r>
-        <w:t xml:space="preserve"> </w:t>
-      </w:r>
-      <w:r>
-        <w:rPr>
-          <w:b/>
-          <w:bCs/>
-        </w:rPr>
-        <w:t xml:space="preserve">Chi tiết · Tiến độ · Giám sát · Thống kê</w:t>
-      </w:r>
-      <w:r>
-        <w:t xml:space="preserve">):</w:t>
+        <w:t xml:space="preserve">của bài:</w:t>
       </w:r>
     </w:p>
     <w:p>
@@ -6720,6 +6897,121 @@
         <w:t xml:space="preserve">liệt kê mọi sự kiện của phiên. Sinh viên nộp xong thì khung báo đã nộp — xem bài ở màn chấm.</w:t>
       </w:r>
     </w:p>
+    <w:p>
+      <w:pPr>
+        <w:pStyle w:val="Compact"/>
+        <w:numPr>
+          <w:ilvl w:val="0"/>
+          <w:numId w:val="1011"/>
+        </w:numPr>
+      </w:pPr>
+      <w:r>
+        <w:rPr>
+          <w:b/>
+          <w:bCs/>
+        </w:rPr>
+        <w:t xml:space="preserve">Bài Paper — tài liệu nhóm đang viết</w:t>
+      </w:r>
+      <w:r>
+        <w:t xml:space="preserve">: khung</w:t>
+      </w:r>
+      <w:r>
+        <w:t xml:space="preserve"> </w:t>
+      </w:r>
+      <w:r>
+        <w:rPr>
+          <w:b/>
+          <w:bCs/>
+        </w:rPr>
+        <w:t xml:space="preserve">Tài liệu nhóm đang viết</w:t>
+      </w:r>
+      <w:r>
+        <w:t xml:space="preserve"> </w:t>
+      </w:r>
+      <w:r>
+        <w:t xml:space="preserve">liệt kê tài liệu của từng nhóm theo giai đoạn (thành viên, lần sửa gần nhất, số nhận xét chưa xử lý). Bấm</w:t>
+      </w:r>
+      <w:r>
+        <w:t xml:space="preserve"> </w:t>
+      </w:r>
+      <w:r>
+        <w:rPr>
+          <w:b/>
+          <w:bCs/>
+        </w:rPr>
+        <w:t xml:space="preserve">Xem &amp; nhận xét</w:t>
+      </w:r>
+      <w:r>
+        <w:t xml:space="preserve"> </w:t>
+      </w:r>
+      <w:r>
+        <w:t xml:space="preserve">→ mở bản mới nhất của nhóm (tự cập nhật khi nhóm gõ), dòng trên cùng cho biết ai đang mở, ai đang soạn mục nào, lần cập nhật gần nhất và số từ.</w:t>
+      </w:r>
+      <w:r>
+        <w:t xml:space="preserve"> </w:t>
+      </w:r>
+      <w:r>
+        <w:rPr>
+          <w:b/>
+          <w:bCs/>
+        </w:rPr>
+        <w:t xml:space="preserve">Bôi đen</w:t>
+      </w:r>
+      <w:r>
+        <w:t xml:space="preserve"> </w:t>
+      </w:r>
+      <w:r>
+        <w:t xml:space="preserve">một đoạn → thanh</w:t>
+      </w:r>
+      <w:r>
+        <w:t xml:space="preserve"> </w:t>
+      </w:r>
+      <w:r>
+        <w:rPr>
+          <w:b/>
+          <w:bCs/>
+        </w:rPr>
+        <w:t xml:space="preserve">Nhận xét · Chỉ lỗi · Gợi ý sửa · Bỏ chọn</w:t>
+      </w:r>
+      <w:r>
+        <w:t xml:space="preserve"> </w:t>
+      </w:r>
+      <w:r>
+        <w:t xml:space="preserve">→ form có đoạn trích (chỉ đọc),</w:t>
+      </w:r>
+      <w:r>
+        <w:t xml:space="preserve"> </w:t>
+      </w:r>
+      <w:r>
+        <w:rPr>
+          <w:b/>
+          <w:bCs/>
+        </w:rPr>
+        <w:t xml:space="preserve">loại phản hồi</w:t>
+      </w:r>
+      <w:r>
+        <w:t xml:space="preserve"> </w:t>
+      </w:r>
+      <w:r>
+        <w:t xml:space="preserve">(Nhận xét, Lỗi ngữ pháp, Từ vựng, Mạch lạc, Trích dẫn, Định dạng), nội dung và gợi ý sửa. Nhóm thấy ngay đoạn được tô + nhận xét. Bạn sửa / xoá được nhận xét của mình, đánh dấu đã xử lý / mở lại. Đây là góp ý trong lúc viết,</w:t>
+      </w:r>
+      <w:r>
+        <w:t xml:space="preserve"> </w:t>
+      </w:r>
+      <w:r>
+        <w:rPr>
+          <w:b/>
+          <w:bCs/>
+        </w:rPr>
+        <w:t xml:space="preserve">không phải chấm điểm</w:t>
+      </w:r>
+      <w:r>
+        <w:t xml:space="preserve"> </w:t>
+      </w:r>
+      <w:r>
+        <w:t xml:space="preserve">và không sửa được bài của nhóm.</w:t>
+      </w:r>
+    </w:p>
     <w:bookmarkEnd w:id="26"/>
     <w:bookmarkStart w:id="27" w:name="Xd982869e6994b911484896965b77302fceafb1b"/>
     <w:p>
@@ -6905,13 +7197,13 @@
       </w:r>
     </w:p>
     <w:bookmarkEnd w:id="27"/>
-    <w:bookmarkStart w:id="28" w:name="X2acd04701726e42766644ac83406fd0c2a922bb"/>
+    <w:bookmarkStart w:id="28" w:name="X1c2b87c52741970b41d2d0da832b02052bca304"/>
     <w:p>
       <w:pPr>
         <w:pStyle w:val="Heading3"/>
       </w:pPr>
       <w:r>
-        <w:t xml:space="preserve">6.7. Thống kê lớp và xếp hạng</w:t>
+        <w:t xml:space="preserve">6.6b. Thống kê tổng quan (có bộ lọc)</w:t>
       </w:r>
     </w:p>
     <w:p>
@@ -6932,19 +7224,39 @@
         <w:t xml:space="preserve">Thống kê</w:t>
       </w:r>
       <w:r>
-        <w:t xml:space="preserve">. Chọn lớp ở góc phải (nhớ trên đường dẫn</w:t>
-      </w:r>
-      <w:r>
-        <w:t xml:space="preserve"> </w:t>
-      </w:r>
-      <w:r>
-        <w:rPr>
-          <w:rStyle w:val="VerbatimChar"/>
-        </w:rPr>
-        <w:t xml:space="preserve">?lop=</w:t>
-      </w:r>
-      <w:r>
-        <w:t xml:space="preserve">).</w:t>
+        <w:t xml:space="preserve"> </w:t>
+      </w:r>
+      <w:r>
+        <w:t xml:space="preserve">→ tab</w:t>
+      </w:r>
+      <w:r>
+        <w:t xml:space="preserve"> </w:t>
+      </w:r>
+      <w:r>
+        <w:rPr>
+          <w:b/>
+          <w:bCs/>
+        </w:rPr>
+        <w:t xml:space="preserve">Tổng quan</w:t>
+      </w:r>
+      <w:r>
+        <w:t xml:space="preserve"> </w:t>
+      </w:r>
+      <w:r>
+        <w:t xml:space="preserve">(quản trị viên: trang</w:t>
+      </w:r>
+      <w:r>
+        <w:t xml:space="preserve"> </w:t>
+      </w:r>
+      <w:r>
+        <w:rPr>
+          <w:b/>
+          <w:bCs/>
+        </w:rPr>
+        <w:t xml:space="preserve">Tổng quan</w:t>
+      </w:r>
+      <w:r>
+        <w:t xml:space="preserve">, xem toàn hệ thống). Số liệu do máy chủ tổng hợp, chỉ gồm lớp / bài của bạn.</w:t>
       </w:r>
     </w:p>
     <w:p>
@@ -6960,10 +7272,45 @@
           <w:b/>
           <w:bCs/>
         </w:rPr>
-        <w:t xml:space="preserve">Thẻ đầu trang</w:t>
-      </w:r>
-      <w:r>
-        <w:t xml:space="preserve">: band trung bình của lớp, số thành viên, số bài đã giao cho lớp, tỉ lệ hoàn thành trung bình.</w:t>
+        <w:t xml:space="preserve">Bộ lọc</w:t>
+      </w:r>
+      <w:r>
+        <w:t xml:space="preserve"> </w:t>
+      </w:r>
+      <w:r>
+        <w:t xml:space="preserve">(một hàng trên cùng): khoảng ngày, lớp, bài tập, loại bài (Bài luận / Paper), trạng thái bài (Đang mở / Đã đóng). Bộ lọc đang dùng hiện thành</w:t>
+      </w:r>
+      <w:r>
+        <w:t xml:space="preserve"> </w:t>
+      </w:r>
+      <w:r>
+        <w:rPr>
+          <w:b/>
+          <w:bCs/>
+        </w:rPr>
+        <w:t xml:space="preserve">chip</w:t>
+      </w:r>
+      <w:r>
+        <w:t xml:space="preserve"> </w:t>
+      </w:r>
+      <w:r>
+        <w:t xml:space="preserve">— bấm × để bỏ từng cái,</w:t>
+      </w:r>
+      <w:r>
+        <w:t xml:space="preserve"> </w:t>
+      </w:r>
+      <w:r>
+        <w:rPr>
+          <w:b/>
+          <w:bCs/>
+        </w:rPr>
+        <w:t xml:space="preserve">Xoá bộ lọc</w:t>
+      </w:r>
+      <w:r>
+        <w:t xml:space="preserve"> </w:t>
+      </w:r>
+      <w:r>
+        <w:t xml:space="preserve">để bỏ hết. Không chọn ngày = 30 ngày gần nhất; ngày tính theo giờ Việt Nam (ghi rõ dưới bộ lọc).</w:t>
       </w:r>
     </w:p>
     <w:p>
@@ -6979,10 +7326,45 @@
           <w:b/>
           <w:bCs/>
         </w:rPr>
-        <w:t xml:space="preserve">Các bài đã giao cho lớp</w:t>
-      </w:r>
-      <w:r>
-        <w:t xml:space="preserve">: trạng thái, hạn nộp, số thành viên nộp đủ mọi phần (thanh tiến độ), số người đã có đủ kết quả, band trung bình. Bấm tên bài → thống kê của bài đó, lọc sẵn theo lớp.</w:t>
+        <w:t xml:space="preserve">Thẻ KPI</w:t>
+      </w:r>
+      <w:r>
+        <w:t xml:space="preserve"> </w:t>
+      </w:r>
+      <w:r>
+        <w:t xml:space="preserve">so với kỳ trước cùng độ dài: số lần nộp, tỉ lệ nộp đúng hạn, band trung bình các bài trả trong kỳ, tỉ lệ hoàn thành. Mọi tỉ lệ ghi kèm</w:t>
+      </w:r>
+      <w:r>
+        <w:t xml:space="preserve"> </w:t>
+      </w:r>
+      <w:r>
+        <w:rPr>
+          <w:b/>
+          <w:bCs/>
+        </w:rPr>
+        <w:t xml:space="preserve">tử / mẫu</w:t>
+      </w:r>
+      <w:r>
+        <w:t xml:space="preserve"> </w:t>
+      </w:r>
+      <w:r>
+        <w:t xml:space="preserve">(vd 62% (31/50)). Một "lượt" = một sinh viên × một phần; nháp</w:t>
+      </w:r>
+      <w:r>
+        <w:t xml:space="preserve"> </w:t>
+      </w:r>
+      <w:r>
+        <w:rPr>
+          <w:b/>
+          <w:bCs/>
+        </w:rPr>
+        <w:t xml:space="preserve">không</w:t>
+      </w:r>
+      <w:r>
+        <w:t xml:space="preserve"> </w:t>
+      </w:r>
+      <w:r>
+        <w:t xml:space="preserve">tính là đã nộp; mỗi thành viên nhóm Paper tính một lần.</w:t>
       </w:r>
     </w:p>
     <w:p>
@@ -6998,42 +7380,26 @@
           <w:b/>
           <w:bCs/>
         </w:rPr>
-        <w:t xml:space="preserve">Bảng xếp hạng</w:t>
-      </w:r>
-      <w:r>
-        <w:t xml:space="preserve">: theo band cả bài trung bình; bằng band thì cùng hạng (1, 1, 3), chưa có band đứng cuối. Kèm số bài đủ kết quả, số phần đã nộp, số phần nộp muộn.</w:t>
-      </w:r>
-      <w:r>
-        <w:t xml:space="preserve"> </w:t>
-      </w:r>
-      <w:r>
-        <w:rPr>
-          <w:b/>
-          <w:bCs/>
-        </w:rPr>
-        <w:t xml:space="preserve">Bấm một sinh viên</w:t>
-      </w:r>
-      <w:r>
-        <w:t xml:space="preserve"> </w:t>
-      </w:r>
-      <w:r>
-        <w:t xml:space="preserve">→ ngăn bên phải hiện</w:t>
-      </w:r>
-      <w:r>
-        <w:t xml:space="preserve"> </w:t>
-      </w:r>
-      <w:r>
-        <w:rPr>
-          <w:b/>
-          <w:bCs/>
-        </w:rPr>
-        <w:t xml:space="preserve">kết quả học tập</w:t>
-      </w:r>
-      <w:r>
-        <w:t xml:space="preserve"> </w:t>
-      </w:r>
-      <w:r>
-        <w:t xml:space="preserve">của sinh viên đó trên các bài của bạn (giống trang của sinh viên ở mục 7.5).</w:t>
+        <w:t xml:space="preserve">Lớp &amp; bài tập</w:t>
+      </w:r>
+      <w:r>
+        <w:t xml:space="preserve">,</w:t>
+      </w:r>
+      <w:r>
+        <w:t xml:space="preserve"> </w:t>
+      </w:r>
+      <w:r>
+        <w:rPr>
+          <w:b/>
+          <w:bCs/>
+        </w:rPr>
+        <w:t xml:space="preserve">Paper theo nhóm</w:t>
+      </w:r>
+      <w:r>
+        <w:t xml:space="preserve"> </w:t>
+      </w:r>
+      <w:r>
+        <w:t xml:space="preserve">(số nhóm, sinh viên chưa có nhóm, số lần sửa tài liệu, nhận xét trực tiếp).</w:t>
       </w:r>
     </w:p>
     <w:p>
@@ -7045,43 +7411,91 @@
         </w:numPr>
       </w:pPr>
       <w:r>
-        <w:t xml:space="preserve">Muốn xem nhanh</w:t>
-      </w:r>
-      <w:r>
-        <w:t xml:space="preserve"> </w:t>
-      </w:r>
-      <w:r>
-        <w:rPr>
-          <w:b/>
-          <w:bCs/>
-        </w:rPr>
-        <w:t xml:space="preserve">danh sách điểm của toàn bộ học sinh theo từng bài</w:t>
-      </w:r>
-      <w:r>
-        <w:t xml:space="preserve">, vào</w:t>
-      </w:r>
-      <w:r>
-        <w:t xml:space="preserve"> </w:t>
-      </w:r>
-      <w:r>
-        <w:rPr>
-          <w:b/>
-          <w:bCs/>
-        </w:rPr>
-        <w:t xml:space="preserve">Lớp học → chọn lớp → Bảng điểm</w:t>
-      </w:r>
-      <w:r>
-        <w:t xml:space="preserve">; bảng này dùng cùng dữ liệu thống kê và cập nhật sau khi giáo viên trả bài.</w:t>
+        <w:rPr>
+          <w:b/>
+          <w:bCs/>
+        </w:rPr>
+        <w:t xml:space="preserve">Biểu đồ</w:t>
+      </w:r>
+      <w:r>
+        <w:t xml:space="preserve">: lần nộp theo ngày (đường, rê chuột để xem từng ngày; kỳ dài hơn 60 ngày gộp theo tuần), trạng thái theo bài (cột chồng Chưa làm · Đang làm · Cần sửa · Đã nộp · Đã trả bài, kèm số quá hạn), phân bố band / điểm Paper (kèm trung bình, trung vị, thấp nhất, cao nhất), điểm trung bình theo tiêu chí, bản đồ nhiệt hoạt động theo thứ × giờ, lỗi hay gặp. Chưa đủ dữ liệu thì khung ghi rõ, không vẽ biểu đồ giả.</w:t>
+      </w:r>
+    </w:p>
+    <w:p>
+      <w:pPr>
+        <w:pStyle w:val="Compact"/>
+        <w:numPr>
+          <w:ilvl w:val="0"/>
+          <w:numId w:val="1013"/>
+        </w:numPr>
+      </w:pPr>
+      <w:r>
+        <w:rPr>
+          <w:b/>
+          <w:bCs/>
+        </w:rPr>
+        <w:t xml:space="preserve">Sinh viên cần chú ý</w:t>
+      </w:r>
+      <w:r>
+        <w:t xml:space="preserve">: quá hạn, không hoạt động ≥ 7 ngày, sửa bài ≥ 2 lần (chọn</w:t>
+      </w:r>
+      <w:r>
+        <w:t xml:space="preserve"> </w:t>
+      </w:r>
+      <w:r>
+        <w:rPr>
+          <w:b/>
+          <w:bCs/>
+        </w:rPr>
+        <w:t xml:space="preserve">Tất cả</w:t>
+      </w:r>
+      <w:r>
+        <w:t xml:space="preserve"> </w:t>
+      </w:r>
+      <w:r>
+        <w:t xml:space="preserve">để xem mọi sinh viên), có phân trang; band gần nhất kèm tiến bộ so với lần đầu. Nút</w:t>
+      </w:r>
+      <w:r>
+        <w:t xml:space="preserve"> </w:t>
+      </w:r>
+      <w:r>
+        <w:rPr>
+          <w:b/>
+          <w:bCs/>
+        </w:rPr>
+        <w:t xml:space="preserve">CSV</w:t>
+      </w:r>
+      <w:r>
+        <w:t xml:space="preserve"> </w:t>
+      </w:r>
+      <w:r>
+        <w:t xml:space="preserve">/</w:t>
+      </w:r>
+      <w:r>
+        <w:t xml:space="preserve"> </w:t>
+      </w:r>
+      <w:r>
+        <w:rPr>
+          <w:b/>
+          <w:bCs/>
+        </w:rPr>
+        <w:t xml:space="preserve">Excel</w:t>
+      </w:r>
+      <w:r>
+        <w:t xml:space="preserve"> </w:t>
+      </w:r>
+      <w:r>
+        <w:t xml:space="preserve">tải bảng này theo đúng bộ lọc đang xem (cột tiếng Việt, ghi múi giờ).</w:t>
       </w:r>
     </w:p>
     <w:bookmarkEnd w:id="28"/>
-    <w:bookmarkStart w:id="29" w:name="X2ba1072ea3772696caed9309cf1d29dfbf2d590"/>
+    <w:bookmarkStart w:id="29" w:name="X2acd04701726e42766644ac83406fd0c2a922bb"/>
     <w:p>
       <w:pPr>
         <w:pStyle w:val="Heading3"/>
       </w:pPr>
       <w:r>
-        <w:t xml:space="preserve">6.8. Trao đổi (chat)</w:t>
+        <w:t xml:space="preserve">6.7. Thống kê lớp và xếp hạng</w:t>
       </w:r>
     </w:p>
     <w:p>
@@ -7099,42 +7513,38 @@
           <w:b/>
           <w:bCs/>
         </w:rPr>
-        <w:t xml:space="preserve">Trao đổi</w:t>
-      </w:r>
-      <w:r>
-        <w:t xml:space="preserve">, hoặc nút</w:t>
-      </w:r>
-      <w:r>
-        <w:t xml:space="preserve"> </w:t>
-      </w:r>
-      <w:r>
-        <w:rPr>
-          <w:b/>
-          <w:bCs/>
-        </w:rPr>
-        <w:t xml:space="preserve">Trao đổi</w:t>
-      </w:r>
-      <w:r>
-        <w:t xml:space="preserve"> </w:t>
-      </w:r>
-      <w:r>
-        <w:t xml:space="preserve">trên màn chấm bài (mở thẳng kênh của bài nộp đó). Trong kênh bài nộp có nút</w:t>
-      </w:r>
-      <w:r>
-        <w:t xml:space="preserve"> </w:t>
-      </w:r>
-      <w:r>
-        <w:rPr>
-          <w:b/>
-          <w:bCs/>
-        </w:rPr>
-        <w:t xml:space="preserve">Mở bài nộp</w:t>
-      </w:r>
-      <w:r>
-        <w:t xml:space="preserve"> </w:t>
-      </w:r>
-      <w:r>
-        <w:t xml:space="preserve">để quay lại màn chấm.</w:t>
+        <w:t xml:space="preserve">Thống kê</w:t>
+      </w:r>
+      <w:r>
+        <w:t xml:space="preserve"> </w:t>
+      </w:r>
+      <w:r>
+        <w:t xml:space="preserve">→ tab</w:t>
+      </w:r>
+      <w:r>
+        <w:t xml:space="preserve"> </w:t>
+      </w:r>
+      <w:r>
+        <w:rPr>
+          <w:b/>
+          <w:bCs/>
+        </w:rPr>
+        <w:t xml:space="preserve">Theo lớp</w:t>
+      </w:r>
+      <w:r>
+        <w:t xml:space="preserve">. Chọn lớp ở góc phải (nhớ trên đường dẫn</w:t>
+      </w:r>
+      <w:r>
+        <w:t xml:space="preserve"> </w:t>
+      </w:r>
+      <w:r>
+        <w:rPr>
+          <w:rStyle w:val="VerbatimChar"/>
+        </w:rPr>
+        <w:t xml:space="preserve">?lop=</w:t>
+      </w:r>
+      <w:r>
+        <w:t xml:space="preserve">).</w:t>
       </w:r>
     </w:p>
     <w:p>
@@ -7146,49 +7556,14 @@
         </w:numPr>
       </w:pPr>
       <w:r>
-        <w:t xml:space="preserve">Cột trái: các cuộc trò chuyện chia</w:t>
-      </w:r>
-      <w:r>
-        <w:t xml:space="preserve"> </w:t>
-      </w:r>
-      <w:r>
-        <w:rPr>
-          <w:b/>
-          <w:bCs/>
-        </w:rPr>
-        <w:t xml:space="preserve">Theo bài nộp</w:t>
-      </w:r>
-      <w:r>
-        <w:t xml:space="preserve">,</w:t>
-      </w:r>
-      <w:r>
-        <w:t xml:space="preserve"> </w:t>
-      </w:r>
-      <w:r>
-        <w:rPr>
-          <w:b/>
-          <w:bCs/>
-        </w:rPr>
-        <w:t xml:space="preserve">Theo lớp</w:t>
-      </w:r>
-      <w:r>
-        <w:t xml:space="preserve"> </w:t>
-      </w:r>
-      <w:r>
-        <w:t xml:space="preserve">và</w:t>
-      </w:r>
-      <w:r>
-        <w:t xml:space="preserve"> </w:t>
-      </w:r>
-      <w:r>
-        <w:rPr>
-          <w:b/>
-          <w:bCs/>
-        </w:rPr>
-        <w:t xml:space="preserve">Trao đổi riêng</w:t>
-      </w:r>
-      <w:r>
-        <w:t xml:space="preserve">. Một ô tìm kiếm vừa lọc cuộc trò chuyện, vừa gợi ý học sinh theo tên / mã để giáo viên chọn và mở chat riêng. Kênh theo bài nộp cũng mở từ màn chấm bài; học sinh thấy kênh riêng khi có tin đầu tiên.</w:t>
+        <w:rPr>
+          <w:b/>
+          <w:bCs/>
+        </w:rPr>
+        <w:t xml:space="preserve">Thẻ đầu trang</w:t>
+      </w:r>
+      <w:r>
+        <w:t xml:space="preserve">: band trung bình của lớp, số thành viên, số bài đã giao cho lớp, tỉ lệ hoàn thành trung bình.</w:t>
       </w:r>
     </w:p>
     <w:p>
@@ -7200,55 +7575,14 @@
         </w:numPr>
       </w:pPr>
       <w:r>
-        <w:t xml:space="preserve">Cột phải: tin nhắn theo ngày ("Hôm nay", "Hôm qua"…), tin của mình bên phải.</w:t>
-      </w:r>
-      <w:r>
-        <w:t xml:space="preserve"> </w:t>
-      </w:r>
-      <w:r>
-        <w:rPr>
-          <w:b/>
-          <w:bCs/>
-        </w:rPr>
-        <w:t xml:space="preserve">Enter</w:t>
-      </w:r>
-      <w:r>
-        <w:t xml:space="preserve"> </w:t>
-      </w:r>
-      <w:r>
-        <w:t xml:space="preserve">để gửi,</w:t>
-      </w:r>
-      <w:r>
-        <w:t xml:space="preserve"> </w:t>
-      </w:r>
-      <w:r>
-        <w:rPr>
-          <w:b/>
-          <w:bCs/>
-        </w:rPr>
-        <w:t xml:space="preserve">Shift + Enter</w:t>
-      </w:r>
-      <w:r>
-        <w:t xml:space="preserve"> </w:t>
-      </w:r>
-      <w:r>
-        <w:t xml:space="preserve">xuống dòng (tối đa 4000 ký tự). Tin hiện ngay với chữ "Đang gửi…"; mất kết nối hoặc quá 10 giây chưa gửi được thì ghi</w:t>
-      </w:r>
-      <w:r>
-        <w:t xml:space="preserve"> </w:t>
-      </w:r>
-      <w:r>
-        <w:rPr>
-          <w:b/>
-          <w:bCs/>
-        </w:rPr>
-        <w:t xml:space="preserve">Chưa gửi được · Gửi lại</w:t>
-      </w:r>
-      <w:r>
-        <w:t xml:space="preserve"> </w:t>
-      </w:r>
-      <w:r>
-        <w:t xml:space="preserve">(gửi lại không tạo tin trùng).</w:t>
+        <w:rPr>
+          <w:b/>
+          <w:bCs/>
+        </w:rPr>
+        <w:t xml:space="preserve">Các bài đã giao cho lớp</w:t>
+      </w:r>
+      <w:r>
+        <w:t xml:space="preserve">: trạng thái, hạn nộp, số thành viên nộp đủ mọi phần (thanh tiến độ), số người đã có đủ kết quả, band trung bình. Bấm tên bài → thống kê của bài đó, lọc sẵn theo lớp.</w:t>
       </w:r>
     </w:p>
     <w:p>
@@ -7260,55 +7594,46 @@
         </w:numPr>
       </w:pPr>
       <w:r>
-        <w:t xml:space="preserve">Dòng dưới tiêu đề hiện</w:t>
-      </w:r>
-      <w:r>
-        <w:t xml:space="preserve"> </w:t>
-      </w:r>
-      <w:r>
-        <w:rPr>
-          <w:b/>
-          <w:bCs/>
-        </w:rPr>
-        <w:t xml:space="preserve">"… đang gõ"</w:t>
-      </w:r>
-      <w:r>
-        <w:t xml:space="preserve"> </w:t>
-      </w:r>
-      <w:r>
-        <w:t xml:space="preserve">khi người kia gõ; dưới tin cuối của mình có</w:t>
-      </w:r>
-      <w:r>
-        <w:t xml:space="preserve"> </w:t>
-      </w:r>
-      <w:r>
-        <w:rPr>
-          <w:b/>
-          <w:bCs/>
-        </w:rPr>
-        <w:t xml:space="preserve">Đã xem</w:t>
-      </w:r>
-      <w:r>
-        <w:t xml:space="preserve"> </w:t>
-      </w:r>
-      <w:r>
-        <w:t xml:space="preserve">(kênh lớp ghi tên người xem). Kéo lên đầu và bấm</w:t>
-      </w:r>
-      <w:r>
-        <w:t xml:space="preserve"> </w:t>
-      </w:r>
-      <w:r>
-        <w:rPr>
-          <w:b/>
-          <w:bCs/>
-        </w:rPr>
-        <w:t xml:space="preserve">Tải tin cũ hơn</w:t>
-      </w:r>
-      <w:r>
-        <w:t xml:space="preserve"> </w:t>
-      </w:r>
-      <w:r>
-        <w:t xml:space="preserve">để xem lịch sử.</w:t>
+        <w:rPr>
+          <w:b/>
+          <w:bCs/>
+        </w:rPr>
+        <w:t xml:space="preserve">Bảng xếp hạng</w:t>
+      </w:r>
+      <w:r>
+        <w:t xml:space="preserve">: theo band cả bài trung bình; bằng band thì cùng hạng (1, 1, 3), chưa có band đứng cuối. Kèm số bài đủ kết quả, số phần đã nộp, số phần nộp muộn.</w:t>
+      </w:r>
+      <w:r>
+        <w:t xml:space="preserve"> </w:t>
+      </w:r>
+      <w:r>
+        <w:rPr>
+          <w:b/>
+          <w:bCs/>
+        </w:rPr>
+        <w:t xml:space="preserve">Bấm một sinh viên</w:t>
+      </w:r>
+      <w:r>
+        <w:t xml:space="preserve"> </w:t>
+      </w:r>
+      <w:r>
+        <w:t xml:space="preserve">→ ngăn bên phải hiện</w:t>
+      </w:r>
+      <w:r>
+        <w:t xml:space="preserve"> </w:t>
+      </w:r>
+      <w:r>
+        <w:rPr>
+          <w:b/>
+          <w:bCs/>
+        </w:rPr>
+        <w:t xml:space="preserve">kết quả học tập</w:t>
+      </w:r>
+      <w:r>
+        <w:t xml:space="preserve"> </w:t>
+      </w:r>
+      <w:r>
+        <w:t xml:space="preserve">của sinh viên đó trên các bài của bạn (giống trang của sinh viên ở mục 7.5).</w:t>
       </w:r>
     </w:p>
     <w:p>
@@ -7320,6 +7645,281 @@
         </w:numPr>
       </w:pPr>
       <w:r>
+        <w:t xml:space="preserve">Muốn xem nhanh</w:t>
+      </w:r>
+      <w:r>
+        <w:t xml:space="preserve"> </w:t>
+      </w:r>
+      <w:r>
+        <w:rPr>
+          <w:b/>
+          <w:bCs/>
+        </w:rPr>
+        <w:t xml:space="preserve">danh sách điểm của toàn bộ học sinh theo từng bài</w:t>
+      </w:r>
+      <w:r>
+        <w:t xml:space="preserve">, vào</w:t>
+      </w:r>
+      <w:r>
+        <w:t xml:space="preserve"> </w:t>
+      </w:r>
+      <w:r>
+        <w:rPr>
+          <w:b/>
+          <w:bCs/>
+        </w:rPr>
+        <w:t xml:space="preserve">Lớp học → chọn lớp → Bảng điểm</w:t>
+      </w:r>
+      <w:r>
+        <w:t xml:space="preserve">; bảng này dùng cùng dữ liệu thống kê và cập nhật sau khi giáo viên trả bài.</w:t>
+      </w:r>
+    </w:p>
+    <w:bookmarkEnd w:id="29"/>
+    <w:bookmarkStart w:id="30" w:name="X2ba1072ea3772696caed9309cf1d29dfbf2d590"/>
+    <w:p>
+      <w:pPr>
+        <w:pStyle w:val="Heading3"/>
+      </w:pPr>
+      <w:r>
+        <w:t xml:space="preserve">6.8. Trao đổi (chat)</w:t>
+      </w:r>
+    </w:p>
+    <w:p>
+      <w:pPr>
+        <w:pStyle w:val="FirstParagraph"/>
+      </w:pPr>
+      <w:r>
+        <w:t xml:space="preserve">Menu</w:t>
+      </w:r>
+      <w:r>
+        <w:t xml:space="preserve"> </w:t>
+      </w:r>
+      <w:r>
+        <w:rPr>
+          <w:b/>
+          <w:bCs/>
+        </w:rPr>
+        <w:t xml:space="preserve">Trao đổi</w:t>
+      </w:r>
+      <w:r>
+        <w:t xml:space="preserve">, hoặc nút</w:t>
+      </w:r>
+      <w:r>
+        <w:t xml:space="preserve"> </w:t>
+      </w:r>
+      <w:r>
+        <w:rPr>
+          <w:b/>
+          <w:bCs/>
+        </w:rPr>
+        <w:t xml:space="preserve">Trao đổi</w:t>
+      </w:r>
+      <w:r>
+        <w:t xml:space="preserve"> </w:t>
+      </w:r>
+      <w:r>
+        <w:t xml:space="preserve">trên màn chấm bài (mở thẳng kênh của bài nộp đó). Trong kênh bài nộp có nút</w:t>
+      </w:r>
+      <w:r>
+        <w:t xml:space="preserve"> </w:t>
+      </w:r>
+      <w:r>
+        <w:rPr>
+          <w:b/>
+          <w:bCs/>
+        </w:rPr>
+        <w:t xml:space="preserve">Mở bài nộp</w:t>
+      </w:r>
+      <w:r>
+        <w:t xml:space="preserve"> </w:t>
+      </w:r>
+      <w:r>
+        <w:t xml:space="preserve">để quay lại màn chấm.</w:t>
+      </w:r>
+    </w:p>
+    <w:p>
+      <w:pPr>
+        <w:pStyle w:val="Compact"/>
+        <w:numPr>
+          <w:ilvl w:val="0"/>
+          <w:numId w:val="1015"/>
+        </w:numPr>
+      </w:pPr>
+      <w:r>
+        <w:t xml:space="preserve">Cột trái: các cuộc trò chuyện chia</w:t>
+      </w:r>
+      <w:r>
+        <w:t xml:space="preserve"> </w:t>
+      </w:r>
+      <w:r>
+        <w:rPr>
+          <w:b/>
+          <w:bCs/>
+        </w:rPr>
+        <w:t xml:space="preserve">Theo bài nộp</w:t>
+      </w:r>
+      <w:r>
+        <w:t xml:space="preserve">,</w:t>
+      </w:r>
+      <w:r>
+        <w:t xml:space="preserve"> </w:t>
+      </w:r>
+      <w:r>
+        <w:rPr>
+          <w:b/>
+          <w:bCs/>
+        </w:rPr>
+        <w:t xml:space="preserve">Theo lớp</w:t>
+      </w:r>
+      <w:r>
+        <w:t xml:space="preserve"> </w:t>
+      </w:r>
+      <w:r>
+        <w:t xml:space="preserve">và</w:t>
+      </w:r>
+      <w:r>
+        <w:t xml:space="preserve"> </w:t>
+      </w:r>
+      <w:r>
+        <w:rPr>
+          <w:b/>
+          <w:bCs/>
+        </w:rPr>
+        <w:t xml:space="preserve">Trao đổi riêng</w:t>
+      </w:r>
+      <w:r>
+        <w:t xml:space="preserve">. Một ô tìm kiếm vừa lọc cuộc trò chuyện, vừa gợi ý học sinh theo tên / mã để giáo viên chọn và mở chat riêng. Kênh theo bài nộp cũng mở từ màn chấm bài; học sinh thấy kênh riêng khi có tin đầu tiên.</w:t>
+      </w:r>
+    </w:p>
+    <w:p>
+      <w:pPr>
+        <w:pStyle w:val="Compact"/>
+        <w:numPr>
+          <w:ilvl w:val="0"/>
+          <w:numId w:val="1015"/>
+        </w:numPr>
+      </w:pPr>
+      <w:r>
+        <w:t xml:space="preserve">Cột phải: tin nhắn theo ngày ("Hôm nay", "Hôm qua"…), tin của mình bên phải.</w:t>
+      </w:r>
+      <w:r>
+        <w:t xml:space="preserve"> </w:t>
+      </w:r>
+      <w:r>
+        <w:rPr>
+          <w:b/>
+          <w:bCs/>
+        </w:rPr>
+        <w:t xml:space="preserve">Enter</w:t>
+      </w:r>
+      <w:r>
+        <w:t xml:space="preserve"> </w:t>
+      </w:r>
+      <w:r>
+        <w:t xml:space="preserve">để gửi,</w:t>
+      </w:r>
+      <w:r>
+        <w:t xml:space="preserve"> </w:t>
+      </w:r>
+      <w:r>
+        <w:rPr>
+          <w:b/>
+          <w:bCs/>
+        </w:rPr>
+        <w:t xml:space="preserve">Shift + Enter</w:t>
+      </w:r>
+      <w:r>
+        <w:t xml:space="preserve"> </w:t>
+      </w:r>
+      <w:r>
+        <w:t xml:space="preserve">xuống dòng (tối đa 4000 ký tự). Tin hiện ngay với chữ "Đang gửi…"; mất kết nối hoặc quá 10 giây chưa gửi được thì ghi</w:t>
+      </w:r>
+      <w:r>
+        <w:t xml:space="preserve"> </w:t>
+      </w:r>
+      <w:r>
+        <w:rPr>
+          <w:b/>
+          <w:bCs/>
+        </w:rPr>
+        <w:t xml:space="preserve">Chưa gửi được · Gửi lại</w:t>
+      </w:r>
+      <w:r>
+        <w:t xml:space="preserve"> </w:t>
+      </w:r>
+      <w:r>
+        <w:t xml:space="preserve">(gửi lại không tạo tin trùng).</w:t>
+      </w:r>
+    </w:p>
+    <w:p>
+      <w:pPr>
+        <w:pStyle w:val="Compact"/>
+        <w:numPr>
+          <w:ilvl w:val="0"/>
+          <w:numId w:val="1015"/>
+        </w:numPr>
+      </w:pPr>
+      <w:r>
+        <w:t xml:space="preserve">Dòng dưới tiêu đề hiện</w:t>
+      </w:r>
+      <w:r>
+        <w:t xml:space="preserve"> </w:t>
+      </w:r>
+      <w:r>
+        <w:rPr>
+          <w:b/>
+          <w:bCs/>
+        </w:rPr>
+        <w:t xml:space="preserve">"… đang gõ"</w:t>
+      </w:r>
+      <w:r>
+        <w:t xml:space="preserve"> </w:t>
+      </w:r>
+      <w:r>
+        <w:t xml:space="preserve">khi người kia gõ; dưới tin cuối của mình có</w:t>
+      </w:r>
+      <w:r>
+        <w:t xml:space="preserve"> </w:t>
+      </w:r>
+      <w:r>
+        <w:rPr>
+          <w:b/>
+          <w:bCs/>
+        </w:rPr>
+        <w:t xml:space="preserve">Đã xem</w:t>
+      </w:r>
+      <w:r>
+        <w:t xml:space="preserve"> </w:t>
+      </w:r>
+      <w:r>
+        <w:t xml:space="preserve">(kênh lớp ghi tên người xem). Kéo lên đầu và bấm</w:t>
+      </w:r>
+      <w:r>
+        <w:t xml:space="preserve"> </w:t>
+      </w:r>
+      <w:r>
+        <w:rPr>
+          <w:b/>
+          <w:bCs/>
+        </w:rPr>
+        <w:t xml:space="preserve">Tải tin cũ hơn</w:t>
+      </w:r>
+      <w:r>
+        <w:t xml:space="preserve"> </w:t>
+      </w:r>
+      <w:r>
+        <w:t xml:space="preserve">để xem lịch sử.</w:t>
+      </w:r>
+    </w:p>
+    <w:p>
+      <w:pPr>
+        <w:pStyle w:val="Compact"/>
+        <w:numPr>
+          <w:ilvl w:val="0"/>
+          <w:numId w:val="1015"/>
+        </w:numPr>
+      </w:pPr>
+      <w:r>
         <w:t xml:space="preserve">Mất kết nối rồi có lại: tin bị lỡ được tải bù tự động. Trên điện thoại, danh sách và khung chat hiện lần lượt (nút ← để quay lại danh sách).</w:t>
       </w:r>
     </w:p>
@@ -7330,9 +7930,9 @@
         </w:pict>
       </w:r>
     </w:p>
-    <w:bookmarkEnd w:id="29"/>
     <w:bookmarkEnd w:id="30"/>
-    <w:bookmarkStart w:id="37" w:name="Xa4980557fe2b16e9ea1555bbc3e255ac8d44acd"/>
+    <w:bookmarkEnd w:id="31"/>
+    <w:bookmarkStart w:id="38" w:name="Xa4980557fe2b16e9ea1555bbc3e255ac8d44acd"/>
     <w:p>
       <w:pPr>
         <w:pStyle w:val="Heading2"/>
@@ -7341,7 +7941,7 @@
         <w:t xml:space="preserve">7. Sinh viên</w:t>
       </w:r>
     </w:p>
-    <w:bookmarkStart w:id="31" w:name="Xcffb4351e90d1c23fbec4b4d17fa845266992ba"/>
+    <w:bookmarkStart w:id="32" w:name="Xcffb4351e90d1c23fbec4b4d17fa845266992ba"/>
     <w:p>
       <w:pPr>
         <w:pStyle w:val="Heading3"/>
@@ -7601,8 +8201,8 @@
         <w:t xml:space="preserve">. Quá hạn mà bài không cho nộp muộn thì không còn nút "Làm bài".</w:t>
       </w:r>
     </w:p>
-    <w:bookmarkEnd w:id="31"/>
-    <w:bookmarkStart w:id="32" w:name="X005d57e46c787d0cadbca70fe6e284d1775213e"/>
+    <w:bookmarkEnd w:id="32"/>
+    <w:bookmarkStart w:id="33" w:name="X005d57e46c787d0cadbca70fe6e284d1775213e"/>
     <w:p>
       <w:pPr>
         <w:pStyle w:val="Heading3"/>
@@ -7622,376 +8222,104 @@
     <w:p>
       <w:pPr>
         <w:pStyle w:val="Compact"/>
-        <w:numPr>
-          <w:ilvl w:val="0"/>
-          <w:numId w:val="1015"/>
-        </w:numPr>
-      </w:pPr>
-      <w:r>
-        <w:t xml:space="preserve">khung đỏ</w:t>
-      </w:r>
-      <w:r>
-        <w:t xml:space="preserve"> </w:t>
-      </w:r>
-      <w:r>
-        <w:rPr>
-          <w:b/>
-          <w:bCs/>
-        </w:rPr>
-        <w:t xml:space="preserve">"Giáo viên yêu cầu sửa …"</w:t>
-      </w:r>
-      <w:r>
-        <w:t xml:space="preserve"> </w:t>
-      </w:r>
-      <w:r>
-        <w:t xml:space="preserve">kèm hạn sửa, lời nhắn và nút</w:t>
-      </w:r>
-      <w:r>
-        <w:t xml:space="preserve"> </w:t>
-      </w:r>
-      <w:r>
-        <w:rPr>
-          <w:b/>
-          <w:bCs/>
-        </w:rPr>
-        <w:t xml:space="preserve">Sửa bài</w:t>
-      </w:r>
-      <w:r>
-        <w:t xml:space="preserve"> </w:t>
-      </w:r>
-      <w:r>
-        <w:t xml:space="preserve">(nếu có);</w:t>
-      </w:r>
-    </w:p>
-    <w:p>
-      <w:pPr>
-        <w:pStyle w:val="Compact"/>
-        <w:numPr>
-          <w:ilvl w:val="0"/>
-          <w:numId w:val="1015"/>
-        </w:numPr>
-      </w:pPr>
-      <w:r>
-        <w:t xml:space="preserve">từng phần trong một tab: trạng thái, loại đề, số từ tối thiểu, thời gian gợi ý, hạn nộp / hạn sửa, đề bài + hình,</w:t>
-      </w:r>
-      <w:r>
-        <w:t xml:space="preserve"> </w:t>
-      </w:r>
-      <w:r>
-        <w:rPr>
-          <w:b/>
-          <w:bCs/>
-        </w:rPr>
-        <w:t xml:space="preserve">tiêu chí chấm</w:t>
-      </w:r>
-      <w:r>
-        <w:t xml:space="preserve"> </w:t>
-      </w:r>
-      <w:r>
-        <w:t xml:space="preserve">(mở ra xem checklist, mục "Giới hạn điểm" ghi band tối đa); nút</w:t>
-      </w:r>
-      <w:r>
-        <w:t xml:space="preserve"> </w:t>
-      </w:r>
-      <w:r>
-        <w:rPr>
-          <w:b/>
-          <w:bCs/>
-        </w:rPr>
-        <w:t xml:space="preserve">Làm bài / Viết tiếp / Sửa bài</w:t>
-      </w:r>
-      <w:r>
-        <w:t xml:space="preserve">, hoặc</w:t>
-      </w:r>
-      <w:r>
-        <w:t xml:space="preserve"> </w:t>
-      </w:r>
-      <w:r>
-        <w:rPr>
-          <w:b/>
-          <w:bCs/>
-        </w:rPr>
-        <w:t xml:space="preserve">Xem bài đã nộp</w:t>
-      </w:r>
-      <w:r>
-        <w:t xml:space="preserve">;</w:t>
-      </w:r>
-    </w:p>
-    <w:p>
-      <w:pPr>
-        <w:pStyle w:val="Compact"/>
-        <w:numPr>
-          <w:ilvl w:val="0"/>
-          <w:numId w:val="1015"/>
-        </w:numPr>
-      </w:pPr>
-      <w:r>
-        <w:rPr>
-          <w:b/>
-          <w:bCs/>
-        </w:rPr>
-        <w:t xml:space="preserve">Lịch sử nộp</w:t>
-      </w:r>
-      <w:r>
-        <w:t xml:space="preserve"> </w:t>
-      </w:r>
-      <w:r>
-        <w:t xml:space="preserve">của từng phần: mỗi lần nộp, giờ nộp, số từ, nộp muộn, band nếu đã được trả bài (đang chấm thì ghi "Chờ kết quả");</w:t>
-      </w:r>
-    </w:p>
-    <w:p>
-      <w:pPr>
-        <w:pStyle w:val="Compact"/>
-        <w:numPr>
-          <w:ilvl w:val="0"/>
-          <w:numId w:val="1015"/>
-        </w:numPr>
-      </w:pPr>
-      <w:r>
-        <w:t xml:space="preserve">khung</w:t>
-      </w:r>
-      <w:r>
-        <w:t xml:space="preserve"> </w:t>
-      </w:r>
-      <w:r>
-        <w:rPr>
-          <w:b/>
-          <w:bCs/>
-        </w:rPr>
-        <w:t xml:space="preserve">Kết quả</w:t>
-      </w:r>
-      <w:r>
-        <w:t xml:space="preserve">: band từng phần và band cả bài (chỉ có khi mọi phần đã được trả; Task 2 tính gấp đôi Task 1);</w:t>
-      </w:r>
-    </w:p>
-    <w:p>
-      <w:pPr>
-        <w:pStyle w:val="Compact"/>
-        <w:numPr>
-          <w:ilvl w:val="0"/>
-          <w:numId w:val="1015"/>
-        </w:numPr>
-      </w:pPr>
-      <w:r>
-        <w:t xml:space="preserve">khung</w:t>
-      </w:r>
-      <w:r>
-        <w:t xml:space="preserve"> </w:t>
-      </w:r>
-      <w:r>
-        <w:rPr>
-          <w:b/>
-          <w:bCs/>
-        </w:rPr>
-        <w:t xml:space="preserve">Thời gian &amp; quy định</w:t>
-      </w:r>
-      <w:r>
-        <w:t xml:space="preserve">: hạn nộp, có cho nộp muộn không, số lần yêu cầu sửa tối đa.</w:t>
-      </w:r>
-    </w:p>
-    <w:p>
-      <w:pPr>
-        <w:pStyle w:val="Compact"/>
-        <w:numPr>
-          <w:ilvl w:val="0"/>
-          <w:numId w:val="1015"/>
-        </w:numPr>
-      </w:pPr>
-      <w:r>
-        <w:rPr>
-          <w:b/>
-          <w:bCs/>
-        </w:rPr>
-        <w:t xml:space="preserve">Bài Paper (theo nhóm)</w:t>
-      </w:r>
-      <w:r>
-        <w:t xml:space="preserve">: khung</w:t>
-      </w:r>
-      <w:r>
-        <w:t xml:space="preserve"> </w:t>
-      </w:r>
-      <w:r>
-        <w:rPr>
-          <w:b/>
-          <w:bCs/>
-        </w:rPr>
-        <w:t xml:space="preserve">Nhóm của tôi</w:t>
-      </w:r>
-      <w:r>
-        <w:t xml:space="preserve"> </w:t>
-      </w:r>
-      <w:r>
-        <w:t xml:space="preserve">ở cột phải. Chưa có nhóm thì gõ tên rồi bấm</w:t>
-      </w:r>
-      <w:r>
-        <w:t xml:space="preserve"> </w:t>
-      </w:r>
-      <w:r>
-        <w:rPr>
-          <w:b/>
-          <w:bCs/>
-        </w:rPr>
-        <w:t xml:space="preserve">Lập</w:t>
-      </w:r>
-      <w:r>
-        <w:t xml:space="preserve"> </w:t>
-      </w:r>
-      <w:r>
-        <w:t xml:space="preserve">để lập nhóm mới, hoặc bấm</w:t>
-      </w:r>
-      <w:r>
-        <w:t xml:space="preserve"> </w:t>
-      </w:r>
-      <w:r>
-        <w:rPr>
-          <w:b/>
-          <w:bCs/>
-        </w:rPr>
-        <w:t xml:space="preserve">Vào nhóm</w:t>
-      </w:r>
-      <w:r>
-        <w:t xml:space="preserve"> </w:t>
-      </w:r>
-      <w:r>
-        <w:t xml:space="preserve">ở một nhóm còn chỗ (nhóm đủ người ghi</w:t>
-      </w:r>
-      <w:r>
-        <w:t xml:space="preserve"> </w:t>
-      </w:r>
-      <w:r>
-        <w:rPr>
-          <w:i/>
-          <w:iCs/>
-        </w:rPr>
-        <w:t xml:space="preserve">Đủ người</w:t>
-      </w:r>
-      <w:r>
-        <w:t xml:space="preserve">). Có nhóm rồi thì thấy tên các thành viên và nút</w:t>
-      </w:r>
-      <w:r>
-        <w:t xml:space="preserve"> </w:t>
-      </w:r>
-      <w:r>
-        <w:rPr>
-          <w:b/>
-          <w:bCs/>
-        </w:rPr>
-        <w:t xml:space="preserve">Rời nhóm</w:t>
-      </w:r>
-      <w:r>
-        <w:t xml:space="preserve"> </w:t>
-      </w:r>
-      <w:r>
-        <w:t xml:space="preserve">(nhóm đã bắt đầu viết thì không tự rời được). Sau hạn chốt nhóm chỉ xem được; chưa có nhóm thì liên hệ giáo viên. Cả nhóm dùng chung một bài cho mỗi giai đoạn.</w:t>
-      </w:r>
-    </w:p>
-    <w:bookmarkEnd w:id="32"/>
-    <w:bookmarkStart w:id="33" w:name="Xcdbbb1fe94ded6e0db335b0616309f1ec0255e9"/>
-    <w:p>
-      <w:pPr>
-        <w:pStyle w:val="Heading3"/>
-      </w:pPr>
-      <w:r>
-        <w:t xml:space="preserve">7.3. Làm bài và nộp bài</w:t>
-      </w:r>
-    </w:p>
-    <w:p>
-      <w:pPr>
-        <w:pStyle w:val="FirstParagraph"/>
-      </w:pPr>
-      <w:r>
-        <w:t xml:space="preserve">Bấm</w:t>
-      </w:r>
-      <w:r>
-        <w:t xml:space="preserve"> </w:t>
-      </w:r>
-      <w:r>
-        <w:rPr>
-          <w:b/>
-          <w:bCs/>
-        </w:rPr>
-        <w:t xml:space="preserve">Làm bài / Viết tiếp / Sửa bài</w:t>
-      </w:r>
-      <w:r>
-        <w:t xml:space="preserve"> </w:t>
-      </w:r>
-      <w:r>
-        <w:t xml:space="preserve">để mở màn làm bài toàn màn hình. Bài nhiều phần thì chọn phần ở hàng tab trên cùng (tab ghi trạng thái từng phần).</w:t>
-      </w:r>
-    </w:p>
-    <w:p>
-      <w:pPr>
         <w:numPr>
           <w:ilvl w:val="0"/>
           <w:numId w:val="1016"/>
         </w:numPr>
       </w:pPr>
       <w:r>
-        <w:rPr>
-          <w:b/>
-          <w:bCs/>
-        </w:rPr>
-        <w:t xml:space="preserve">Bên trái</w:t>
-      </w:r>
-      <w:r>
-        <w:t xml:space="preserve"> </w:t>
-      </w:r>
-      <w:r>
-        <w:t xml:space="preserve">là đề bài (trên điện thoại: bấm</w:t>
-      </w:r>
-      <w:r>
-        <w:t xml:space="preserve"> </w:t>
-      </w:r>
-      <w:r>
-        <w:rPr>
-          <w:b/>
-          <w:bCs/>
-        </w:rPr>
-        <w:t xml:space="preserve">Xem đề bài</w:t>
-      </w:r>
-      <w:r>
-        <w:t xml:space="preserve"> </w:t>
-      </w:r>
-      <w:r>
-        <w:t xml:space="preserve">để mở),</w:t>
-      </w:r>
-      <w:r>
-        <w:t xml:space="preserve"> </w:t>
-      </w:r>
-      <w:r>
-        <w:rPr>
-          <w:b/>
-          <w:bCs/>
-        </w:rPr>
-        <w:t xml:space="preserve">bên phải</w:t>
-      </w:r>
-      <w:r>
-        <w:t xml:space="preserve"> </w:t>
-      </w:r>
-      <w:r>
-        <w:t xml:space="preserve">là ô soạn. Số từ đếm ngay khi gõ (cùng cách đếm với máy chủ): màu cam khi chưa đủ tối thiểu, xanh khi đủ.</w:t>
-      </w:r>
-    </w:p>
-    <w:p>
-      <w:pPr>
+        <w:t xml:space="preserve">khung đỏ</w:t>
+      </w:r>
+      <w:r>
+        <w:t xml:space="preserve"> </w:t>
+      </w:r>
+      <w:r>
+        <w:rPr>
+          <w:b/>
+          <w:bCs/>
+        </w:rPr>
+        <w:t xml:space="preserve">"Giáo viên yêu cầu sửa …"</w:t>
+      </w:r>
+      <w:r>
+        <w:t xml:space="preserve"> </w:t>
+      </w:r>
+      <w:r>
+        <w:t xml:space="preserve">kèm hạn sửa, lời nhắn và nút</w:t>
+      </w:r>
+      <w:r>
+        <w:t xml:space="preserve"> </w:t>
+      </w:r>
+      <w:r>
+        <w:rPr>
+          <w:b/>
+          <w:bCs/>
+        </w:rPr>
+        <w:t xml:space="preserve">Sửa bài</w:t>
+      </w:r>
+      <w:r>
+        <w:t xml:space="preserve"> </w:t>
+      </w:r>
+      <w:r>
+        <w:t xml:space="preserve">(nếu có);</w:t>
+      </w:r>
+    </w:p>
+    <w:p>
+      <w:pPr>
+        <w:pStyle w:val="Compact"/>
         <w:numPr>
           <w:ilvl w:val="0"/>
           <w:numId w:val="1016"/>
         </w:numPr>
       </w:pPr>
       <w:r>
-        <w:rPr>
-          <w:b/>
-          <w:bCs/>
-        </w:rPr>
-        <w:t xml:space="preserve">Tự lưu nháp</w:t>
-      </w:r>
-      <w:r>
-        <w:t xml:space="preserve">: ngừng gõ 3 giây, chuyển sang tab khác hoặc đổi phần là bài được lưu; dòng trạng thái ghi "Chưa lưu" → "Đang lưu…" → "Đã lưu lúc hh:mm". Lưu lỗi thì bấm "Lỗi lưu – thử lại". Đóng trang khi còn thay đổi chưa lưu, trình duyệt sẽ hỏi lại.</w:t>
-      </w:r>
-    </w:p>
-    <w:p>
-      <w:pPr>
+        <w:t xml:space="preserve">từng phần trong một tab: trạng thái, loại đề, số từ tối thiểu, thời gian gợi ý, hạn nộp / hạn sửa, đề bài + hình,</w:t>
+      </w:r>
+      <w:r>
+        <w:t xml:space="preserve"> </w:t>
+      </w:r>
+      <w:r>
+        <w:rPr>
+          <w:b/>
+          <w:bCs/>
+        </w:rPr>
+        <w:t xml:space="preserve">tiêu chí chấm</w:t>
+      </w:r>
+      <w:r>
+        <w:t xml:space="preserve"> </w:t>
+      </w:r>
+      <w:r>
+        <w:t xml:space="preserve">(mở ra xem checklist, mục "Giới hạn điểm" ghi band tối đa); nút</w:t>
+      </w:r>
+      <w:r>
+        <w:t xml:space="preserve"> </w:t>
+      </w:r>
+      <w:r>
+        <w:rPr>
+          <w:b/>
+          <w:bCs/>
+        </w:rPr>
+        <w:t xml:space="preserve">Làm bài / Viết tiếp / Sửa bài</w:t>
+      </w:r>
+      <w:r>
+        <w:t xml:space="preserve">, hoặc</w:t>
+      </w:r>
+      <w:r>
+        <w:t xml:space="preserve"> </w:t>
+      </w:r>
+      <w:r>
+        <w:rPr>
+          <w:b/>
+          <w:bCs/>
+        </w:rPr>
+        <w:t xml:space="preserve">Xem bài đã nộp</w:t>
+      </w:r>
+      <w:r>
+        <w:t xml:space="preserve">;</w:t>
+      </w:r>
+    </w:p>
+    <w:p>
+      <w:pPr>
+        <w:pStyle w:val="Compact"/>
         <w:numPr>
           <w:ilvl w:val="0"/>
           <w:numId w:val="1016"/>
@@ -8002,137 +8330,68 @@
           <w:b/>
           <w:bCs/>
         </w:rPr>
-        <w:t xml:space="preserve">Mất mạng khi đang viết</w:t>
-      </w:r>
-      <w:r>
-        <w:t xml:space="preserve">: cứ viết tiếp, bài được giữ trên trình duyệt; dòng trạng thái ghi "Ngoại tuyến – đã lưu trên máy" và nút nộp tạm khoá ("Cần có mạng để nộp bài"). Có mạng lại, bài tự gửi lên máy chủ. Lỡ đóng trang khi chưa gửi được, mở lại màn làm bài trên</w:t>
-      </w:r>
-      <w:r>
-        <w:t xml:space="preserve"> </w:t>
-      </w:r>
-      <w:r>
-        <w:rPr>
-          <w:b/>
-          <w:bCs/>
-        </w:rPr>
-        <w:t xml:space="preserve">cùng trình duyệt</w:t>
-      </w:r>
-      <w:r>
-        <w:t xml:space="preserve"> </w:t>
-      </w:r>
-      <w:r>
-        <w:t xml:space="preserve">thì bài được khôi phục (nếu trong lúc đó bài đã được sửa ở nơi khác, hệ thống hỏi chọn bản).</w:t>
-      </w:r>
-    </w:p>
-    <w:p>
-      <w:pPr>
+        <w:t xml:space="preserve">Lịch sử nộp</w:t>
+      </w:r>
+      <w:r>
+        <w:t xml:space="preserve"> </w:t>
+      </w:r>
+      <w:r>
+        <w:t xml:space="preserve">của từng phần: mỗi lần nộp, giờ nộp, số từ, nộp muộn, band nếu đã được trả bài (đang chấm thì ghi "Chờ kết quả");</w:t>
+      </w:r>
+    </w:p>
+    <w:p>
+      <w:pPr>
+        <w:pStyle w:val="Compact"/>
         <w:numPr>
           <w:ilvl w:val="0"/>
           <w:numId w:val="1016"/>
         </w:numPr>
       </w:pPr>
       <w:r>
-        <w:rPr>
-          <w:b/>
-          <w:bCs/>
-        </w:rPr>
-        <w:t xml:space="preserve">Mở cùng bài ở 2 tab / 2 máy</w:t>
-      </w:r>
-      <w:r>
-        <w:t xml:space="preserve">: khi một nơi lưu đè, nơi kia hiện hộp thoại cho xem cả hai bản (kèm số từ) để chọn</w:t>
-      </w:r>
-      <w:r>
-        <w:t xml:space="preserve"> </w:t>
-      </w:r>
-      <w:r>
-        <w:rPr>
-          <w:b/>
-          <w:bCs/>
-        </w:rPr>
-        <w:t xml:space="preserve">Dùng bản trên máy này</w:t>
-      </w:r>
-      <w:r>
-        <w:t xml:space="preserve"> </w:t>
-      </w:r>
-      <w:r>
-        <w:t xml:space="preserve">hoặc</w:t>
-      </w:r>
-      <w:r>
-        <w:t xml:space="preserve"> </w:t>
-      </w:r>
-      <w:r>
-        <w:rPr>
-          <w:b/>
-          <w:bCs/>
-        </w:rPr>
-        <w:t xml:space="preserve">Dùng bản trên máy chủ</w:t>
-      </w:r>
-      <w:r>
-        <w:t xml:space="preserve">.</w:t>
-      </w:r>
-    </w:p>
-    <w:p>
-      <w:pPr>
+        <w:t xml:space="preserve">khung</w:t>
+      </w:r>
+      <w:r>
+        <w:t xml:space="preserve"> </w:t>
+      </w:r>
+      <w:r>
+        <w:rPr>
+          <w:b/>
+          <w:bCs/>
+        </w:rPr>
+        <w:t xml:space="preserve">Kết quả</w:t>
+      </w:r>
+      <w:r>
+        <w:t xml:space="preserve">: band từng phần và band cả bài (chỉ có khi mọi phần đã được trả; Task 2 tính gấp đôi Task 1);</w:t>
+      </w:r>
+    </w:p>
+    <w:p>
+      <w:pPr>
+        <w:pStyle w:val="Compact"/>
         <w:numPr>
           <w:ilvl w:val="0"/>
           <w:numId w:val="1016"/>
         </w:numPr>
       </w:pPr>
       <w:r>
-        <w:rPr>
-          <w:b/>
-          <w:bCs/>
-        </w:rPr>
-        <w:t xml:space="preserve">Nộp</w:t>
-      </w:r>
-      <w:r>
-        <w:t xml:space="preserve">: bấm</w:t>
-      </w:r>
-      <w:r>
-        <w:t xml:space="preserve"> </w:t>
-      </w:r>
-      <w:r>
-        <w:rPr>
-          <w:b/>
-          <w:bCs/>
-        </w:rPr>
-        <w:t xml:space="preserve">Nộp phần này</w:t>
-      </w:r>
-      <w:r>
-        <w:t xml:space="preserve"> </w:t>
-      </w:r>
-      <w:r>
-        <w:t xml:space="preserve">(đang "Cần sửa":</w:t>
-      </w:r>
-      <w:r>
-        <w:t xml:space="preserve"> </w:t>
-      </w:r>
-      <w:r>
-        <w:rPr>
-          <w:b/>
-          <w:bCs/>
-        </w:rPr>
-        <w:t xml:space="preserve">Nộp bản sửa</w:t>
-      </w:r>
-      <w:r>
-        <w:t xml:space="preserve">). Bài ít hơn số từ tối thiểu thì hệ thống hỏi lại ("Viết tiếp" / "Vẫn nộp"). Nộp xong ô soạn chuyển sang chỉ đọc kèm giờ nộp; nộp sau hạn (khi bài cho phép) được ghi là</w:t>
-      </w:r>
-      <w:r>
-        <w:t xml:space="preserve"> </w:t>
-      </w:r>
-      <w:r>
-        <w:rPr>
-          <w:b/>
-          <w:bCs/>
-        </w:rPr>
-        <w:t xml:space="preserve">nộp muộn</w:t>
-      </w:r>
-      <w:r>
-        <w:t xml:space="preserve">.</w:t>
-      </w:r>
-    </w:p>
-    <w:p>
-      <w:pPr>
+        <w:t xml:space="preserve">khung</w:t>
+      </w:r>
+      <w:r>
+        <w:t xml:space="preserve"> </w:t>
+      </w:r>
+      <w:r>
+        <w:rPr>
+          <w:b/>
+          <w:bCs/>
+        </w:rPr>
+        <w:t xml:space="preserve">Thời gian &amp; quy định</w:t>
+      </w:r>
+      <w:r>
+        <w:t xml:space="preserve">: hạn nộp, có cho nộp muộn không, số lần yêu cầu sửa tối đa.</w:t>
+      </w:r>
+    </w:p>
+    <w:p>
+      <w:pPr>
+        <w:pStyle w:val="Compact"/>
         <w:numPr>
           <w:ilvl w:val="0"/>
           <w:numId w:val="1016"/>
@@ -8143,527 +8402,97 @@
           <w:b/>
           <w:bCs/>
         </w:rPr>
-        <w:t xml:space="preserve">Đồng hồ đếm ngược</w:t>
-      </w:r>
-      <w:r>
-        <w:t xml:space="preserve"> </w:t>
-      </w:r>
-      <w:r>
-        <w:t xml:space="preserve">theo giờ máy chủ (tự đồng bộ 5 phút một lần). Quá hạn mà bài không cho nộp muộn, hoặc bài đã đóng, thì ô soạn khoá lại và ghi lý do.</w:t>
-      </w:r>
-    </w:p>
-    <w:p>
-      <w:pPr>
-        <w:numPr>
-          <w:ilvl w:val="0"/>
-          <w:numId w:val="1016"/>
-        </w:numPr>
-      </w:pPr>
-      <w:r>
-        <w:rPr>
-          <w:b/>
-          <w:bCs/>
-        </w:rPr>
-        <w:t xml:space="preserve">Giáo viên xem trực tiếp</w:t>
-      </w:r>
-      <w:r>
-        <w:t xml:space="preserve">: trên ô soạn có dòng "Giáo viên có thể xem trực tiếp bài bạn đang viết". Bên dưới ô soạn là khung</w:t>
-      </w:r>
-      <w:r>
-        <w:t xml:space="preserve"> </w:t>
-      </w:r>
-      <w:r>
-        <w:rPr>
-          <w:b/>
-          <w:bCs/>
-        </w:rPr>
-        <w:t xml:space="preserve">Trao đổi với giáo viên</w:t>
-      </w:r>
-      <w:r>
-        <w:t xml:space="preserve">: góp ý của giáo viên hiện ngay ở đây và bạn trả lời được (cùng cuộc trò chuyện với kênh bài nộp ở trang Trao đổi). Khung có sẵn sau lần tự lưu đầu tiên.</w:t>
-      </w:r>
-    </w:p>
-    <w:p>
-      <w:pPr>
-        <w:numPr>
-          <w:ilvl w:val="0"/>
-          <w:numId w:val="1016"/>
-        </w:numPr>
-      </w:pPr>
-      <w:r>
-        <w:rPr>
-          <w:b/>
-          <w:bCs/>
-        </w:rPr>
         <w:t xml:space="preserve">Bài Paper (theo nhóm)</w:t>
       </w:r>
       <w:r>
-        <w:t xml:space="preserve">: ô soạn là</w:t>
-      </w:r>
-      <w:r>
-        <w:t xml:space="preserve"> </w:t>
-      </w:r>
-      <w:r>
-        <w:rPr>
-          <w:b/>
-          <w:bCs/>
-        </w:rPr>
-        <w:t xml:space="preserve">trình soạn tài liệu của cả nhóm</w:t>
-      </w:r>
-      <w:r>
-        <w:t xml:space="preserve">, chia sẵn các mục theo khung giáo viên đặt (tiêu đề mục không sửa / xoá được). Thanh công cụ: hoàn tác, tiêu đề nhỏ, đậm / nghiêng / gạch chân, danh sách, trích khối, khối code (tô màu), bảng (bấm vào bảng để thêm / xoá hàng cột), hình (PNG / JPG / WEBP ≤ 5 MB), công thức LaTeX (trong dòng hoặc riêng dòng, có xem trước; bấm vào công thức để sửa). Không có nút lưu — mọi thay đổi tự gửi lên máy chủ, dòng trạng thái ghi "Đang lưu…" / "Đã lưu"; mất kết nối thì ghi "Mất kết nối – sẽ gửi khi có mạng" (</w:t>
-      </w:r>
-      <w:r>
-        <w:rPr>
-          <w:b/>
-          <w:bCs/>
-        </w:rPr>
-        <w:t xml:space="preserve">đừng đóng trang</w:t>
-      </w:r>
-      <w:r>
-        <w:t xml:space="preserve"> </w:t>
-      </w:r>
-      <w:r>
-        <w:t xml:space="preserve">cho tới khi có mạng lại). Cột trái có</w:t>
-      </w:r>
-      <w:r>
-        <w:t xml:space="preserve"> </w:t>
-      </w:r>
-      <w:r>
-        <w:rPr>
-          <w:b/>
-          <w:bCs/>
-        </w:rPr>
-        <w:t xml:space="preserve">Mục lục</w:t>
-      </w:r>
-      <w:r>
-        <w:t xml:space="preserve">: số từ từng mục so với giới hạn (cam = thiếu / vượt, đỏ = mục bắt buộc chưa viết), bấm để nhảy tới mục; trên điện thoại mở</w:t>
-      </w:r>
-      <w:r>
-        <w:t xml:space="preserve"> </w:t>
-      </w:r>
-      <w:r>
-        <w:rPr>
-          <w:b/>
-          <w:bCs/>
-        </w:rPr>
-        <w:t xml:space="preserve">Mục lục &amp; số từ</w:t>
-      </w:r>
-      <w:r>
-        <w:t xml:space="preserve">. Chưa có nhóm thì màn hình nhắc sang trang chi tiết bài để vào nhóm.</w:t>
-      </w:r>
-    </w:p>
-    <w:p>
-      <w:pPr>
-        <w:numPr>
-          <w:ilvl w:val="0"/>
-          <w:numId w:val="1016"/>
-        </w:numPr>
-      </w:pPr>
-      <w:r>
-        <w:rPr>
-          <w:b/>
-          <w:bCs/>
-        </w:rPr>
-        <w:t xml:space="preserve">Tài liệu tham khảo (bài Paper)</w:t>
-      </w:r>
-      <w:r>
-        <w:t xml:space="preserve">: nút</w:t>
-      </w:r>
-      <w:r>
-        <w:t xml:space="preserve"> </w:t>
-      </w:r>
-      <w:r>
-        <w:rPr>
-          <w:b/>
-          <w:bCs/>
-        </w:rPr>
-        <w:t xml:space="preserve">Tài liệu tham khảo</w:t>
-      </w:r>
-      <w:r>
-        <w:t xml:space="preserve"> </w:t>
-      </w:r>
-      <w:r>
-        <w:t xml:space="preserve">trên thanh trên cùng mở thư viện chung của nhóm, mỗi mục hiện theo kiểu trích dẫn của bài (IEEE / APA). Thêm bằng 3 cách: dán DOI hoặc link doi.org rồi bấm</w:t>
-      </w:r>
-      <w:r>
-        <w:t xml:space="preserve"> </w:t>
-      </w:r>
-      <w:r>
-        <w:rPr>
-          <w:b/>
-          <w:bCs/>
-        </w:rPr>
-        <w:t xml:space="preserve">Tra DOI</w:t>
-      </w:r>
-      <w:r>
-        <w:t xml:space="preserve"> </w:t>
-      </w:r>
-      <w:r>
-        <w:t xml:space="preserve">(kiểm tra lại thông tin rồi bấm</w:t>
-      </w:r>
-      <w:r>
-        <w:t xml:space="preserve"> </w:t>
-      </w:r>
-      <w:r>
-        <w:rPr>
-          <w:b/>
-          <w:bCs/>
-        </w:rPr>
-        <w:t xml:space="preserve">Thêm vào thư viện</w:t>
-      </w:r>
-      <w:r>
-        <w:t xml:space="preserve">);</w:t>
-      </w:r>
-      <w:r>
-        <w:t xml:space="preserve"> </w:t>
-      </w:r>
-      <w:r>
-        <w:rPr>
-          <w:b/>
-          <w:bCs/>
-        </w:rPr>
-        <w:t xml:space="preserve">Nhập tay</w:t>
-      </w:r>
-      <w:r>
-        <w:t xml:space="preserve"> </w:t>
-      </w:r>
-      <w:r>
-        <w:t xml:space="preserve">(tác giả mỗi dòng một người, dạng "Họ, Tên");</w:t>
-      </w:r>
-      <w:r>
-        <w:t xml:space="preserve"> </w:t>
-      </w:r>
-      <w:r>
-        <w:rPr>
-          <w:b/>
-          <w:bCs/>
-        </w:rPr>
-        <w:t xml:space="preserve">Nhập BibTeX</w:t>
-      </w:r>
-      <w:r>
-        <w:t xml:space="preserve"> </w:t>
-      </w:r>
-      <w:r>
-        <w:t xml:space="preserve">(dán chữ hoặc chọn file</w:t>
-      </w:r>
-      <w:r>
-        <w:t xml:space="preserve"> </w:t>
-      </w:r>
-      <w:r>
-        <w:rPr>
-          <w:rStyle w:val="VerbatimChar"/>
-        </w:rPr>
-        <w:t xml:space="preserve">.bib</w:t>
-      </w:r>
-      <w:r>
-        <w:t xml:space="preserve"> </w:t>
-      </w:r>
-      <w:r>
-        <w:t xml:space="preserve">xuất từ Google Scholar / Zotero / Mendeley, xem trước rồi nhập — mục trùng DOI tự bỏ qua). Mục thiếu tác giả / năm / nguồn có nhãn cam để nhắc bổ sung. Bấm bút chì để sửa, thùng rác để xoá.</w:t>
-      </w:r>
-    </w:p>
-    <w:p>
-      <w:pPr>
-        <w:numPr>
-          <w:ilvl w:val="0"/>
-          <w:numId w:val="1016"/>
-        </w:numPr>
-      </w:pPr>
-      <w:r>
-        <w:rPr>
-          <w:b/>
-          <w:bCs/>
-        </w:rPr>
-        <w:t xml:space="preserve">Trích dẫn trong bài (bài Paper)</w:t>
-      </w:r>
-      <w:r>
-        <w:t xml:space="preserve">: đặt con trỏ ở chỗ cần trích, bấm nút</w:t>
-      </w:r>
-      <w:r>
-        <w:t xml:space="preserve"> </w:t>
-      </w:r>
-      <w:r>
-        <w:rPr>
-          <w:b/>
-          <w:bCs/>
-        </w:rPr>
-        <w:t xml:space="preserve">Chèn trích dẫn</w:t>
-      </w:r>
-      <w:r>
-        <w:t xml:space="preserve"> </w:t>
-      </w:r>
-      <w:r>
-        <w:t xml:space="preserve">(biểu tượng sách, cuối thanh công cụ), tích một hoặc nhiều tài liệu rồi bấm</w:t>
-      </w:r>
-      <w:r>
-        <w:t xml:space="preserve"> </w:t>
-      </w:r>
-      <w:r>
-        <w:rPr>
-          <w:b/>
-          <w:bCs/>
-        </w:rPr>
-        <w:t xml:space="preserve">Chèn</w:t>
-      </w:r>
-      <w:r>
-        <w:t xml:space="preserve">. Trích dẫn hiện</w:t>
-      </w:r>
-      <w:r>
-        <w:t xml:space="preserve"> </w:t>
-      </w:r>
-      <w:r>
-        <w:rPr>
-          <w:rStyle w:val="VerbatimChar"/>
-        </w:rPr>
-        <w:t xml:space="preserve">[1]</w:t>
-      </w:r>
-      <w:r>
-        <w:t xml:space="preserve"> </w:t>
-      </w:r>
-      <w:r>
-        <w:t xml:space="preserve">(IEEE — đánh số theo thứ tự xuất hiện, tự đánh lại khi thêm / xoá / đổi chỗ) hoặc</w:t>
-      </w:r>
-      <w:r>
-        <w:t xml:space="preserve"> </w:t>
-      </w:r>
-      <w:r>
-        <w:rPr>
-          <w:rStyle w:val="VerbatimChar"/>
-        </w:rPr>
-        <w:t xml:space="preserve">(Tác giả, năm)</w:t>
-      </w:r>
-      <w:r>
-        <w:t xml:space="preserve"> </w:t>
-      </w:r>
-      <w:r>
-        <w:t xml:space="preserve">(APA). Bấm vào một trích dẫn để đổi tài liệu hoặc</w:t>
-      </w:r>
-      <w:r>
-        <w:t xml:space="preserve"> </w:t>
-      </w:r>
-      <w:r>
-        <w:rPr>
-          <w:b/>
-          <w:bCs/>
-        </w:rPr>
-        <w:t xml:space="preserve">Bỏ trích dẫn</w:t>
-      </w:r>
-      <w:r>
-        <w:t xml:space="preserve">. Cuối bài có mục</w:t>
-      </w:r>
-      <w:r>
-        <w:t xml:space="preserve"> </w:t>
-      </w:r>
-      <w:r>
-        <w:rPr>
-          <w:b/>
-          <w:bCs/>
-        </w:rPr>
-        <w:t xml:space="preserve">References</w:t>
-      </w:r>
-      <w:r>
-        <w:t xml:space="preserve"> </w:t>
-      </w:r>
-      <w:r>
-        <w:t xml:space="preserve">tự sinh từ các trích dẫn (không sửa tay; tài liệu chưa được trích thì không có ở đây). Trích dẫn tới tài liệu đã bị xoá khỏi thư viện hiện</w:t>
-      </w:r>
-      <w:r>
-        <w:t xml:space="preserve"> </w:t>
-      </w:r>
-      <w:r>
-        <w:rPr>
-          <w:rStyle w:val="VerbatimChar"/>
-        </w:rPr>
-        <w:t xml:space="preserve">[?]</w:t>
-      </w:r>
-      <w:r>
-        <w:t xml:space="preserve">.</w:t>
-      </w:r>
-    </w:p>
-    <w:p>
-      <w:pPr>
-        <w:numPr>
-          <w:ilvl w:val="0"/>
-          <w:numId w:val="1016"/>
-        </w:numPr>
-      </w:pPr>
-      <w:r>
-        <w:rPr>
-          <w:b/>
-          <w:bCs/>
-        </w:rPr>
-        <w:t xml:space="preserve">Nộp bài Paper</w:t>
-      </w:r>
-      <w:r>
-        <w:t xml:space="preserve">: bấm</w:t>
-      </w:r>
-      <w:r>
-        <w:t xml:space="preserve"> </w:t>
-      </w:r>
-      <w:r>
-        <w:rPr>
-          <w:b/>
-          <w:bCs/>
-        </w:rPr>
-        <w:t xml:space="preserve">Nộp giai đoạn này</w:t>
-      </w:r>
-      <w:r>
-        <w:t xml:space="preserve"> </w:t>
-      </w:r>
-      <w:r>
-        <w:t xml:space="preserve">— bất kỳ thành viên nào cũng nộp được, bản nộp là tài liệu hiện tại của cả nhóm (kèm định dạng, trích dẫn và References). Nút chỉ bấm được khi dòng trạng thái ghi "Đã lưu". Mục bắt buộc (dấu</w:t>
-      </w:r>
-      <w:r>
-        <w:t xml:space="preserve"> </w:t>
-      </w:r>
-      <w:r>
-        <w:rPr>
-          <w:rStyle w:val="VerbatimChar"/>
-        </w:rPr>
-        <w:t xml:space="preserve">*</w:t>
-      </w:r>
-      <w:r>
-        <w:t xml:space="preserve"> </w:t>
-      </w:r>
-      <w:r>
-        <w:t xml:space="preserve">ở Mục lục) còn trống thì không nộp được — hệ thống báo tên mục cần viết. Nộp xong cả nhóm chỉ xem được bài đã nộp (có định dạng), trừ khi giáo viên yêu cầu sửa.</w:t>
-      </w:r>
-    </w:p>
-    <w:p>
-      <w:pPr>
-        <w:numPr>
-          <w:ilvl w:val="0"/>
-          <w:numId w:val="1016"/>
-        </w:numPr>
-      </w:pPr>
-      <w:r>
-        <w:rPr>
-          <w:b/>
-          <w:bCs/>
-        </w:rPr>
-        <w:t xml:space="preserve">Chế độ thi</w:t>
-      </w:r>
-      <w:r>
-        <w:t xml:space="preserve"> </w:t>
-      </w:r>
-      <w:r>
-        <w:t xml:space="preserve">(phần có ghi "Chế độ thi"): thay cho ô soạn là thẻ ghi thời gian thi và luật thi; bấm</w:t>
-      </w:r>
-      <w:r>
-        <w:t xml:space="preserve"> </w:t>
-      </w:r>
-      <w:r>
-        <w:rPr>
-          <w:b/>
-          <w:bCs/>
-        </w:rPr>
-        <w:t xml:space="preserve">Bắt đầu làm bài</w:t>
-      </w:r>
-      <w:r>
-        <w:t xml:space="preserve"> </w:t>
-      </w:r>
-      <w:r>
-        <w:t xml:space="preserve">→ xác nhận thì đồng hồ thi bắt đầu chạy và</w:t>
-      </w:r>
-      <w:r>
-        <w:t xml:space="preserve"> </w:t>
-      </w:r>
-      <w:r>
-        <w:rPr>
-          <w:b/>
-          <w:bCs/>
-        </w:rPr>
-        <w:t xml:space="preserve">không dừng</w:t>
-      </w:r>
-      <w:r>
-        <w:t xml:space="preserve"> </w:t>
-      </w:r>
-      <w:r>
-        <w:t xml:space="preserve">khi tải lại trang hay mở tab khác. Đồng hồ "Còn mm:ss" chuyển cam khi còn dưới 5 phút; hết giờ chuyển đỏ "Quá thời gian +mm:ss" — bạn</w:t>
-      </w:r>
-      <w:r>
-        <w:t xml:space="preserve"> </w:t>
-      </w:r>
-      <w:r>
-        <w:rPr>
-          <w:b/>
-          <w:bCs/>
-        </w:rPr>
-        <w:t xml:space="preserve">vẫn viết và nộp được</w:t>
-      </w:r>
-      <w:r>
-        <w:t xml:space="preserve">, nhưng bài bị đánh dấu quá thời gian và bạn nhận thông báo. Rời khỏi trang làm bài (chuyển tab, thu nhỏ), chuyển sang cửa sổ / ứng dụng khác, dán văn bản, mất kết nối đều được ghi lại và báo cho giáo viên — kể cả khi đang mất mạng (máy báo lại khi có mạng).</w:t>
-      </w:r>
-    </w:p>
-    <w:p>
-      <w:pPr>
-        <w:numPr>
-          <w:ilvl w:val="0"/>
-          <w:numId w:val="1016"/>
-        </w:numPr>
-      </w:pPr>
-      <w:r>
-        <w:rPr>
-          <w:b/>
-          <w:bCs/>
-        </w:rPr>
-        <w:t xml:space="preserve">Xem bài đã chấm</w:t>
-      </w:r>
-      <w:r>
-        <w:t xml:space="preserve">: phần đã được trả bài hiện bài viết</w:t>
-      </w:r>
-      <w:r>
-        <w:t xml:space="preserve"> </w:t>
-      </w:r>
-      <w:r>
-        <w:rPr>
-          <w:b/>
-          <w:bCs/>
-        </w:rPr>
-        <w:t xml:space="preserve">kèm đánh dấu của giáo viên</w:t>
-      </w:r>
-      <w:r>
-        <w:t xml:space="preserve"> </w:t>
-      </w:r>
-      <w:r>
-        <w:t xml:space="preserve">(cùng kiểu với màn chấm: gạch lỗi, chữ sửa, nền tô màu, nhận xét ở lề), chỉ đọc; bấm đoạn được đánh dấu để xem chi tiết, bật / tắt từng lớp ở hàng</w:t>
-      </w:r>
-      <w:r>
-        <w:t xml:space="preserve"> </w:t>
-      </w:r>
-      <w:r>
-        <w:rPr>
-          <w:b/>
-          <w:bCs/>
-        </w:rPr>
-        <w:t xml:space="preserve">Hiện:</w:t>
-      </w:r>
-      <w:r>
-        <w:t xml:space="preserve">. Khi bài đang</w:t>
-      </w:r>
-      <w:r>
-        <w:t xml:space="preserve"> </w:t>
-      </w:r>
-      <w:r>
-        <w:rPr>
-          <w:b/>
-          <w:bCs/>
-        </w:rPr>
-        <w:t xml:space="preserve">Cần sửa</w:t>
-      </w:r>
-      <w:r>
-        <w:t xml:space="preserve">, chữ sửa của giáo viên được ẩn — chỉ thấy loại lỗi và nhận xét để tự sửa.</w:t>
+        <w:t xml:space="preserve">: khung</w:t>
+      </w:r>
+      <w:r>
+        <w:t xml:space="preserve"> </w:t>
+      </w:r>
+      <w:r>
+        <w:rPr>
+          <w:b/>
+          <w:bCs/>
+        </w:rPr>
+        <w:t xml:space="preserve">Nhóm của tôi</w:t>
+      </w:r>
+      <w:r>
+        <w:t xml:space="preserve"> </w:t>
+      </w:r>
+      <w:r>
+        <w:t xml:space="preserve">ở cột phải. Chưa có nhóm thì gõ tên rồi bấm</w:t>
+      </w:r>
+      <w:r>
+        <w:t xml:space="preserve"> </w:t>
+      </w:r>
+      <w:r>
+        <w:rPr>
+          <w:b/>
+          <w:bCs/>
+        </w:rPr>
+        <w:t xml:space="preserve">Lập</w:t>
+      </w:r>
+      <w:r>
+        <w:t xml:space="preserve"> </w:t>
+      </w:r>
+      <w:r>
+        <w:t xml:space="preserve">để lập nhóm mới, hoặc bấm</w:t>
+      </w:r>
+      <w:r>
+        <w:t xml:space="preserve"> </w:t>
+      </w:r>
+      <w:r>
+        <w:rPr>
+          <w:b/>
+          <w:bCs/>
+        </w:rPr>
+        <w:t xml:space="preserve">Vào nhóm</w:t>
+      </w:r>
+      <w:r>
+        <w:t xml:space="preserve"> </w:t>
+      </w:r>
+      <w:r>
+        <w:t xml:space="preserve">ở một nhóm còn chỗ (nhóm đủ người ghi</w:t>
+      </w:r>
+      <w:r>
+        <w:t xml:space="preserve"> </w:t>
+      </w:r>
+      <w:r>
+        <w:rPr>
+          <w:i/>
+          <w:iCs/>
+        </w:rPr>
+        <w:t xml:space="preserve">Đủ người</w:t>
+      </w:r>
+      <w:r>
+        <w:t xml:space="preserve">). Có nhóm rồi thì thấy tên các thành viên và nút</w:t>
+      </w:r>
+      <w:r>
+        <w:t xml:space="preserve"> </w:t>
+      </w:r>
+      <w:r>
+        <w:rPr>
+          <w:b/>
+          <w:bCs/>
+        </w:rPr>
+        <w:t xml:space="preserve">Rời nhóm</w:t>
+      </w:r>
+      <w:r>
+        <w:t xml:space="preserve"> </w:t>
+      </w:r>
+      <w:r>
+        <w:t xml:space="preserve">(nhóm đã bắt đầu viết thì không tự rời được). Sau hạn chốt nhóm chỉ xem được; chưa có nhóm thì liên hệ giáo viên. Cả nhóm dùng chung một bài cho mỗi giai đoạn.</w:t>
       </w:r>
     </w:p>
     <w:bookmarkEnd w:id="33"/>
-    <w:bookmarkStart w:id="34" w:name="X36c870cc6791c2cf75eef469404e0415cfcff36"/>
+    <w:bookmarkStart w:id="34" w:name="Xcdbbb1fe94ded6e0db335b0616309f1ec0255e9"/>
     <w:p>
       <w:pPr>
         <w:pStyle w:val="Heading3"/>
       </w:pPr>
       <w:r>
-        <w:t xml:space="preserve">7.4. Kết quả từng phần</w:t>
+        <w:t xml:space="preserve">7.3. Làm bài và nộp bài</w:t>
       </w:r>
     </w:p>
     <w:p>
@@ -8671,41 +8500,27 @@
         <w:pStyle w:val="FirstParagraph"/>
       </w:pPr>
       <w:r>
-        <w:t xml:space="preserve">Mở từ nút</w:t>
-      </w:r>
-      <w:r>
-        <w:t xml:space="preserve"> </w:t>
-      </w:r>
-      <w:r>
-        <w:rPr>
-          <w:b/>
-          <w:bCs/>
-        </w:rPr>
-        <w:t xml:space="preserve">Xem kết quả</w:t>
-      </w:r>
-      <w:r>
-        <w:t xml:space="preserve"> </w:t>
-      </w:r>
-      <w:r>
-        <w:t xml:space="preserve">ở chi tiết bài / màn làm bài, hoặc bấm một lần nộp trong</w:t>
-      </w:r>
-      <w:r>
-        <w:t xml:space="preserve"> </w:t>
-      </w:r>
-      <w:r>
-        <w:rPr>
-          <w:b/>
-          <w:bCs/>
-        </w:rPr>
-        <w:t xml:space="preserve">Lịch sử nộp</w:t>
-      </w:r>
-      <w:r>
-        <w:t xml:space="preserve">. Mặc định hiện lần nộp gần nhất đã được trả; ô chọn ở góc phải để xem lần khác (lần chưa trả ghi "chờ kết quả").</w:t>
-      </w:r>
-    </w:p>
-    <w:p>
-      <w:pPr>
-        <w:pStyle w:val="Compact"/>
+        <w:t xml:space="preserve">Bấm</w:t>
+      </w:r>
+      <w:r>
+        <w:t xml:space="preserve"> </w:t>
+      </w:r>
+      <w:r>
+        <w:rPr>
+          <w:b/>
+          <w:bCs/>
+        </w:rPr>
+        <w:t xml:space="preserve">Làm bài / Viết tiếp / Sửa bài</w:t>
+      </w:r>
+      <w:r>
+        <w:t xml:space="preserve"> </w:t>
+      </w:r>
+      <w:r>
+        <w:t xml:space="preserve">để mở màn làm bài toàn màn hình. Bài nhiều phần thì chọn phần ở hàng tab trên cùng (tab ghi trạng thái từng phần).</w:t>
+      </w:r>
+    </w:p>
+    <w:p>
+      <w:pPr>
         <w:numPr>
           <w:ilvl w:val="0"/>
           <w:numId w:val="1017"/>
@@ -8716,44 +8531,49 @@
           <w:b/>
           <w:bCs/>
         </w:rPr>
-        <w:t xml:space="preserve">Đầu trang</w:t>
-      </w:r>
-      <w:r>
-        <w:t xml:space="preserve">: band của lần nộp và mức (vd 6.0 · Khá), giờ trả bài. Đang</w:t>
-      </w:r>
-      <w:r>
-        <w:t xml:space="preserve"> </w:t>
-      </w:r>
-      <w:r>
-        <w:rPr>
-          <w:b/>
-          <w:bCs/>
-        </w:rPr>
-        <w:t xml:space="preserve">Cần sửa</w:t>
-      </w:r>
-      <w:r>
-        <w:t xml:space="preserve"> </w:t>
-      </w:r>
-      <w:r>
-        <w:t xml:space="preserve">thì có khung đỏ (hạn sửa, lời nhắn, nút</w:t>
-      </w:r>
-      <w:r>
-        <w:t xml:space="preserve"> </w:t>
-      </w:r>
-      <w:r>
-        <w:rPr>
-          <w:b/>
-          <w:bCs/>
-        </w:rPr>
-        <w:t xml:space="preserve">Sửa bài</w:t>
-      </w:r>
-      <w:r>
-        <w:t xml:space="preserve">) và ghi chú "Gợi ý sửa sẽ hiện sau khi bạn nộp bản sửa".</w:t>
-      </w:r>
-    </w:p>
-    <w:p>
-      <w:pPr>
-        <w:pStyle w:val="Compact"/>
+        <w:t xml:space="preserve">Bên trái</w:t>
+      </w:r>
+      <w:r>
+        <w:t xml:space="preserve"> </w:t>
+      </w:r>
+      <w:r>
+        <w:t xml:space="preserve">là đề bài (trên điện thoại: bấm</w:t>
+      </w:r>
+      <w:r>
+        <w:t xml:space="preserve"> </w:t>
+      </w:r>
+      <w:r>
+        <w:rPr>
+          <w:b/>
+          <w:bCs/>
+        </w:rPr>
+        <w:t xml:space="preserve">Xem đề bài</w:t>
+      </w:r>
+      <w:r>
+        <w:t xml:space="preserve"> </w:t>
+      </w:r>
+      <w:r>
+        <w:t xml:space="preserve">để mở),</w:t>
+      </w:r>
+      <w:r>
+        <w:t xml:space="preserve"> </w:t>
+      </w:r>
+      <w:r>
+        <w:rPr>
+          <w:b/>
+          <w:bCs/>
+        </w:rPr>
+        <w:t xml:space="preserve">bên phải</w:t>
+      </w:r>
+      <w:r>
+        <w:t xml:space="preserve"> </w:t>
+      </w:r>
+      <w:r>
+        <w:t xml:space="preserve">là ô soạn. Số từ đếm ngay khi gõ (cùng cách đếm với máy chủ): màu cam khi chưa đủ tối thiểu, xanh khi đủ.</w:t>
+      </w:r>
+    </w:p>
+    <w:p>
+      <w:pPr>
         <w:numPr>
           <w:ilvl w:val="0"/>
           <w:numId w:val="1017"/>
@@ -8764,31 +8584,14 @@
           <w:b/>
           <w:bCs/>
         </w:rPr>
-        <w:t xml:space="preserve">Bên trái</w:t>
-      </w:r>
-      <w:r>
-        <w:t xml:space="preserve">: bài viết kèm đánh dấu của giáo viên (như mục 7.3) và bảng</w:t>
-      </w:r>
-      <w:r>
-        <w:t xml:space="preserve"> </w:t>
-      </w:r>
-      <w:r>
-        <w:rPr>
-          <w:b/>
-          <w:bCs/>
-        </w:rPr>
-        <w:t xml:space="preserve">Lỗi trong bài</w:t>
-      </w:r>
-      <w:r>
-        <w:t xml:space="preserve"> </w:t>
-      </w:r>
-      <w:r>
-        <w:t xml:space="preserve">(mã lỗi, số lần).</w:t>
-      </w:r>
-    </w:p>
-    <w:p>
-      <w:pPr>
-        <w:pStyle w:val="Compact"/>
+        <w:t xml:space="preserve">Tự lưu nháp</w:t>
+      </w:r>
+      <w:r>
+        <w:t xml:space="preserve">: ngừng gõ 3 giây, chuyển sang tab khác hoặc đổi phần là bài được lưu; dòng trạng thái ghi "Chưa lưu" → "Đang lưu…" → "Đã lưu lúc hh:mm". Lưu lỗi thì bấm "Lỗi lưu – thử lại". Đóng trang khi còn thay đổi chưa lưu, trình duyệt sẽ hỏi lại.</w:t>
+      </w:r>
+    </w:p>
+    <w:p>
+      <w:pPr>
         <w:numPr>
           <w:ilvl w:val="0"/>
           <w:numId w:val="1017"/>
@@ -8799,15 +8602,30 @@
           <w:b/>
           <w:bCs/>
         </w:rPr>
-        <w:t xml:space="preserve">Bên phải</w:t>
-      </w:r>
-      <w:r>
-        <w:t xml:space="preserve">: từng tiêu chí với điểm, nhận xét, checklist (● đạt, ○ chưa đạt, ● cam = điểm yếu làm giới hạn điểm) và lý do bị giới hạn điểm nếu có; cuối cùng là nhận xét chung.</w:t>
-      </w:r>
-    </w:p>
-    <w:p>
-      <w:pPr>
-        <w:pStyle w:val="Compact"/>
+        <w:t xml:space="preserve">Mất mạng khi đang viết</w:t>
+      </w:r>
+      <w:r>
+        <w:t xml:space="preserve">: cứ viết tiếp, bài được giữ trên trình duyệt; dòng trạng thái ghi "Ngoại tuyến – đã lưu trên máy" và nút nộp tạm khoá ("Cần có mạng để nộp bài"). Có mạng lại, bài tự gửi lên máy chủ. Lỡ đóng trang khi chưa gửi được, mở lại màn làm bài trên</w:t>
+      </w:r>
+      <w:r>
+        <w:t xml:space="preserve"> </w:t>
+      </w:r>
+      <w:r>
+        <w:rPr>
+          <w:b/>
+          <w:bCs/>
+        </w:rPr>
+        <w:t xml:space="preserve">cùng trình duyệt</w:t>
+      </w:r>
+      <w:r>
+        <w:t xml:space="preserve"> </w:t>
+      </w:r>
+      <w:r>
+        <w:t xml:space="preserve">thì bài được khôi phục (nếu trong lúc đó bài đã được sửa ở nơi khác, hệ thống hỏi chọn bản).</w:t>
+      </w:r>
+    </w:p>
+    <w:p>
+      <w:pPr>
         <w:numPr>
           <w:ilvl w:val="0"/>
           <w:numId w:val="1017"/>
@@ -8818,23 +8636,20 @@
           <w:b/>
           <w:bCs/>
         </w:rPr>
-        <w:t xml:space="preserve">So sánh các lần nộp</w:t>
-      </w:r>
-      <w:r>
-        <w:t xml:space="preserve"> </w:t>
-      </w:r>
-      <w:r>
-        <w:t xml:space="preserve">(khi đã nộp từ 2 lần): chọn lần cũ, xem</w:t>
-      </w:r>
-      <w:r>
-        <w:t xml:space="preserve"> </w:t>
-      </w:r>
-      <w:r>
-        <w:rPr>
-          <w:b/>
-          <w:bCs/>
-        </w:rPr>
-        <w:t xml:space="preserve">Gộp</w:t>
+        <w:t xml:space="preserve">Mở cùng bài ở 2 tab / 2 máy</w:t>
+      </w:r>
+      <w:r>
+        <w:t xml:space="preserve">: khi một nơi lưu đè, nơi kia hiện hộp thoại cho xem cả hai bản (kèm số từ) để chọn</w:t>
+      </w:r>
+      <w:r>
+        <w:t xml:space="preserve"> </w:t>
+      </w:r>
+      <w:r>
+        <w:rPr>
+          <w:b/>
+          <w:bCs/>
+        </w:rPr>
+        <w:t xml:space="preserve">Dùng bản trên máy này</w:t>
       </w:r>
       <w:r>
         <w:t xml:space="preserve"> </w:t>
@@ -8850,39 +8665,713 @@
           <w:b/>
           <w:bCs/>
         </w:rPr>
-        <w:t xml:space="preserve">Song song</w:t>
-      </w:r>
-      <w:r>
-        <w:t xml:space="preserve"> </w:t>
-      </w:r>
-      <w:r>
-        <w:t xml:space="preserve">— chữ bỏ đi gạch ngang nền đỏ, chữ thêm nền xanh. Bên dưới là</w:t>
-      </w:r>
-      <w:r>
-        <w:t xml:space="preserve"> </w:t>
-      </w:r>
-      <w:r>
-        <w:rPr>
-          <w:b/>
-          <w:bCs/>
-        </w:rPr>
-        <w:t xml:space="preserve">"Đã sửa X/Y lỗi của lần N"</w:t>
-      </w:r>
-      <w:r>
-        <w:t xml:space="preserve"> </w:t>
-      </w:r>
-      <w:r>
-        <w:t xml:space="preserve">và từng lỗi của lần cũ: đánh giá của giáo viên, hoặc "(tự đoán)" khi giáo viên chưa đánh giá. Bấm một lỗi để thấy đoạn đó trên bài cũ.</w:t>
+        <w:t xml:space="preserve">Dùng bản trên máy chủ</w:t>
+      </w:r>
+      <w:r>
+        <w:t xml:space="preserve">.</w:t>
+      </w:r>
+    </w:p>
+    <w:p>
+      <w:pPr>
+        <w:numPr>
+          <w:ilvl w:val="0"/>
+          <w:numId w:val="1017"/>
+        </w:numPr>
+      </w:pPr>
+      <w:r>
+        <w:rPr>
+          <w:b/>
+          <w:bCs/>
+        </w:rPr>
+        <w:t xml:space="preserve">Nộp</w:t>
+      </w:r>
+      <w:r>
+        <w:t xml:space="preserve">: bấm</w:t>
+      </w:r>
+      <w:r>
+        <w:t xml:space="preserve"> </w:t>
+      </w:r>
+      <w:r>
+        <w:rPr>
+          <w:b/>
+          <w:bCs/>
+        </w:rPr>
+        <w:t xml:space="preserve">Nộp phần này</w:t>
+      </w:r>
+      <w:r>
+        <w:t xml:space="preserve"> </w:t>
+      </w:r>
+      <w:r>
+        <w:t xml:space="preserve">(đang "Cần sửa":</w:t>
+      </w:r>
+      <w:r>
+        <w:t xml:space="preserve"> </w:t>
+      </w:r>
+      <w:r>
+        <w:rPr>
+          <w:b/>
+          <w:bCs/>
+        </w:rPr>
+        <w:t xml:space="preserve">Nộp bản sửa</w:t>
+      </w:r>
+      <w:r>
+        <w:t xml:space="preserve">). Bài ít hơn số từ tối thiểu thì hệ thống hỏi lại ("Viết tiếp" / "Vẫn nộp"). Nộp xong ô soạn chuyển sang chỉ đọc kèm giờ nộp; nộp sau hạn (khi bài cho phép) được ghi là</w:t>
+      </w:r>
+      <w:r>
+        <w:t xml:space="preserve"> </w:t>
+      </w:r>
+      <w:r>
+        <w:rPr>
+          <w:b/>
+          <w:bCs/>
+        </w:rPr>
+        <w:t xml:space="preserve">nộp muộn</w:t>
+      </w:r>
+      <w:r>
+        <w:t xml:space="preserve">.</w:t>
+      </w:r>
+    </w:p>
+    <w:p>
+      <w:pPr>
+        <w:numPr>
+          <w:ilvl w:val="0"/>
+          <w:numId w:val="1017"/>
+        </w:numPr>
+      </w:pPr>
+      <w:r>
+        <w:rPr>
+          <w:b/>
+          <w:bCs/>
+        </w:rPr>
+        <w:t xml:space="preserve">Đồng hồ đếm ngược</w:t>
+      </w:r>
+      <w:r>
+        <w:t xml:space="preserve"> </w:t>
+      </w:r>
+      <w:r>
+        <w:t xml:space="preserve">theo giờ máy chủ (tự đồng bộ 5 phút một lần). Quá hạn mà bài không cho nộp muộn, hoặc bài đã đóng, thì ô soạn khoá lại và ghi lý do.</w:t>
+      </w:r>
+    </w:p>
+    <w:p>
+      <w:pPr>
+        <w:numPr>
+          <w:ilvl w:val="0"/>
+          <w:numId w:val="1017"/>
+        </w:numPr>
+      </w:pPr>
+      <w:r>
+        <w:rPr>
+          <w:b/>
+          <w:bCs/>
+        </w:rPr>
+        <w:t xml:space="preserve">Giáo viên xem trực tiếp</w:t>
+      </w:r>
+      <w:r>
+        <w:t xml:space="preserve">: trên ô soạn có dòng "Giáo viên có thể xem trực tiếp bài bạn đang viết". Bên dưới ô soạn là khung</w:t>
+      </w:r>
+      <w:r>
+        <w:t xml:space="preserve"> </w:t>
+      </w:r>
+      <w:r>
+        <w:rPr>
+          <w:b/>
+          <w:bCs/>
+        </w:rPr>
+        <w:t xml:space="preserve">Trao đổi với giáo viên</w:t>
+      </w:r>
+      <w:r>
+        <w:t xml:space="preserve">: góp ý của giáo viên hiện ngay ở đây và bạn trả lời được (cùng cuộc trò chuyện với kênh bài nộp ở trang Trao đổi). Khung có sẵn sau lần tự lưu đầu tiên.</w:t>
+      </w:r>
+    </w:p>
+    <w:p>
+      <w:pPr>
+        <w:numPr>
+          <w:ilvl w:val="0"/>
+          <w:numId w:val="1017"/>
+        </w:numPr>
+      </w:pPr>
+      <w:r>
+        <w:rPr>
+          <w:b/>
+          <w:bCs/>
+        </w:rPr>
+        <w:t xml:space="preserve">Bài Paper (theo nhóm)</w:t>
+      </w:r>
+      <w:r>
+        <w:t xml:space="preserve">: ô soạn là</w:t>
+      </w:r>
+      <w:r>
+        <w:t xml:space="preserve"> </w:t>
+      </w:r>
+      <w:r>
+        <w:rPr>
+          <w:b/>
+          <w:bCs/>
+        </w:rPr>
+        <w:t xml:space="preserve">trình soạn tài liệu của cả nhóm</w:t>
+      </w:r>
+      <w:r>
+        <w:t xml:space="preserve">, chia sẵn các mục theo khung giáo viên đặt (tiêu đề mục không sửa / xoá được). Thanh công cụ: hoàn tác, tiêu đề nhỏ, đậm / nghiêng / gạch chân, danh sách, trích khối, khối code (tô màu), bảng (bấm vào bảng để thêm / xoá hàng cột), hình (PNG / JPG / WEBP ≤ 5 MB), công thức LaTeX (trong dòng hoặc riêng dòng, có xem trước; bấm vào công thức để sửa). Không có nút lưu — mọi thay đổi tự gửi lên máy chủ, dòng trạng thái ghi "Đang lưu…" / "Đã lưu"; mất kết nối thì ghi "Mất kết nối – sẽ gửi khi có mạng" (</w:t>
+      </w:r>
+      <w:r>
+        <w:rPr>
+          <w:b/>
+          <w:bCs/>
+        </w:rPr>
+        <w:t xml:space="preserve">đừng đóng trang</w:t>
+      </w:r>
+      <w:r>
+        <w:t xml:space="preserve"> </w:t>
+      </w:r>
+      <w:r>
+        <w:t xml:space="preserve">cho tới khi có mạng lại). Cột trái (rộng cố định, thẳng hàng với trình soạn) có đề của giai đoạn và</w:t>
+      </w:r>
+      <w:r>
+        <w:t xml:space="preserve"> </w:t>
+      </w:r>
+      <w:r>
+        <w:rPr>
+          <w:b/>
+          <w:bCs/>
+        </w:rPr>
+        <w:t xml:space="preserve">Mục lục</w:t>
+      </w:r>
+      <w:r>
+        <w:t xml:space="preserve">: số từ từng mục so với giới hạn (cam = thiếu / vượt, đỏ = mục bắt buộc chưa viết), bấm để nhảy tới mục; máy tính bảng / điện thoại mở bằng nút</w:t>
+      </w:r>
+      <w:r>
+        <w:t xml:space="preserve"> </w:t>
+      </w:r>
+      <w:r>
+        <w:rPr>
+          <w:b/>
+          <w:bCs/>
+        </w:rPr>
+        <w:t xml:space="preserve">Đề bài &amp; mục lục</w:t>
+      </w:r>
+      <w:r>
+        <w:t xml:space="preserve">. Thanh trên trình soạn ghi trạng thái đồng bộ,</w:t>
+      </w:r>
+      <w:r>
+        <w:t xml:space="preserve"> </w:t>
+      </w:r>
+      <w:r>
+        <w:rPr>
+          <w:b/>
+          <w:bCs/>
+        </w:rPr>
+        <w:t xml:space="preserve">lần lưu gần nhất</w:t>
+      </w:r>
+      <w:r>
+        <w:t xml:space="preserve">, hạn nộp và</w:t>
+      </w:r>
+      <w:r>
+        <w:t xml:space="preserve"> </w:t>
+      </w:r>
+      <w:r>
+        <w:rPr>
+          <w:b/>
+          <w:bCs/>
+        </w:rPr>
+        <w:t xml:space="preserve">ai trong nhóm đang mở</w:t>
+      </w:r>
+      <w:r>
+        <w:t xml:space="preserve"> </w:t>
+      </w:r>
+      <w:r>
+        <w:t xml:space="preserve">(rê chuột vào avatar để thấy người đó đang soạn mục nào). Chưa có nhóm thì vẫn thấy đề + mục lục bên trái, bên phải nhắc sang trang chi tiết bài để vào nhóm.</w:t>
+      </w:r>
+    </w:p>
+    <w:p>
+      <w:pPr>
+        <w:numPr>
+          <w:ilvl w:val="0"/>
+          <w:numId w:val="1017"/>
+        </w:numPr>
+      </w:pPr>
+      <w:r>
+        <w:rPr>
+          <w:b/>
+          <w:bCs/>
+        </w:rPr>
+        <w:t xml:space="preserve">Nhận xét trực tiếp của giáo viên (bài Paper)</w:t>
+      </w:r>
+      <w:r>
+        <w:t xml:space="preserve">: trong lúc nhóm viết, giáo viên có thể bôi đen một đoạn và nhận xét / chỉ lỗi / gợi ý sửa. Đoạn được nhận xét</w:t>
+      </w:r>
+      <w:r>
+        <w:t xml:space="preserve"> </w:t>
+      </w:r>
+      <w:r>
+        <w:rPr>
+          <w:b/>
+          <w:bCs/>
+        </w:rPr>
+        <w:t xml:space="preserve">tô vàng</w:t>
+      </w:r>
+      <w:r>
+        <w:t xml:space="preserve"> </w:t>
+      </w:r>
+      <w:r>
+        <w:t xml:space="preserve">trên tài liệu; khung</w:t>
+      </w:r>
+      <w:r>
+        <w:t xml:space="preserve"> </w:t>
+      </w:r>
+      <w:r>
+        <w:rPr>
+          <w:b/>
+          <w:bCs/>
+        </w:rPr>
+        <w:t xml:space="preserve">Nhận xét của giáo viên</w:t>
+      </w:r>
+      <w:r>
+        <w:t xml:space="preserve"> </w:t>
+      </w:r>
+      <w:r>
+        <w:t xml:space="preserve">dưới trình soạn liệt kê từng nhận xét (loại, đoạn trích, nội dung, gợi ý sửa). Bấm đoạn tô vàng → nhận xét tương ứng được chọn; bấm nhận xét → cuộn tới đoạn đó. Nhóm sửa xong bấm ✓</w:t>
+      </w:r>
+      <w:r>
+        <w:t xml:space="preserve"> </w:t>
+      </w:r>
+      <w:r>
+        <w:rPr>
+          <w:b/>
+          <w:bCs/>
+        </w:rPr>
+        <w:t xml:space="preserve">Đánh dấu đã xử lý</w:t>
+      </w:r>
+      <w:r>
+        <w:t xml:space="preserve">. Đoạn đã bị sửa khác đi thì nhận xét ghi</w:t>
+      </w:r>
+      <w:r>
+        <w:t xml:space="preserve"> </w:t>
+      </w:r>
+      <w:r>
+        <w:rPr>
+          <w:b/>
+          <w:bCs/>
+        </w:rPr>
+        <w:t xml:space="preserve">Đoạn văn đã thay đổi</w:t>
+      </w:r>
+      <w:r>
+        <w:t xml:space="preserve"> </w:t>
+      </w:r>
+      <w:r>
+        <w:t xml:space="preserve">(không tô nhầm sang chỗ khác). Đây là góp ý hướng dẫn, không phải điểm chấm; nhận xét không làm thay đổi bài.</w:t>
+      </w:r>
+    </w:p>
+    <w:p>
+      <w:pPr>
+        <w:numPr>
+          <w:ilvl w:val="0"/>
+          <w:numId w:val="1017"/>
+        </w:numPr>
+      </w:pPr>
+      <w:r>
+        <w:rPr>
+          <w:b/>
+          <w:bCs/>
+        </w:rPr>
+        <w:t xml:space="preserve">Tài liệu tham khảo (bài Paper)</w:t>
+      </w:r>
+      <w:r>
+        <w:t xml:space="preserve">: nút</w:t>
+      </w:r>
+      <w:r>
+        <w:t xml:space="preserve"> </w:t>
+      </w:r>
+      <w:r>
+        <w:rPr>
+          <w:b/>
+          <w:bCs/>
+        </w:rPr>
+        <w:t xml:space="preserve">Tài liệu tham khảo</w:t>
+      </w:r>
+      <w:r>
+        <w:t xml:space="preserve"> </w:t>
+      </w:r>
+      <w:r>
+        <w:t xml:space="preserve">trên thanh trên cùng mở thư viện chung của nhóm, mỗi mục hiện theo kiểu trích dẫn của bài (IEEE / APA). Thêm bằng 3 cách: dán DOI hoặc link doi.org rồi bấm</w:t>
+      </w:r>
+      <w:r>
+        <w:t xml:space="preserve"> </w:t>
+      </w:r>
+      <w:r>
+        <w:rPr>
+          <w:b/>
+          <w:bCs/>
+        </w:rPr>
+        <w:t xml:space="preserve">Tra DOI</w:t>
+      </w:r>
+      <w:r>
+        <w:t xml:space="preserve"> </w:t>
+      </w:r>
+      <w:r>
+        <w:t xml:space="preserve">(kiểm tra lại thông tin rồi bấm</w:t>
+      </w:r>
+      <w:r>
+        <w:t xml:space="preserve"> </w:t>
+      </w:r>
+      <w:r>
+        <w:rPr>
+          <w:b/>
+          <w:bCs/>
+        </w:rPr>
+        <w:t xml:space="preserve">Thêm vào thư viện</w:t>
+      </w:r>
+      <w:r>
+        <w:t xml:space="preserve">);</w:t>
+      </w:r>
+      <w:r>
+        <w:t xml:space="preserve"> </w:t>
+      </w:r>
+      <w:r>
+        <w:rPr>
+          <w:b/>
+          <w:bCs/>
+        </w:rPr>
+        <w:t xml:space="preserve">Nhập tay</w:t>
+      </w:r>
+      <w:r>
+        <w:t xml:space="preserve"> </w:t>
+      </w:r>
+      <w:r>
+        <w:t xml:space="preserve">(tác giả mỗi dòng một người, dạng "Họ, Tên");</w:t>
+      </w:r>
+      <w:r>
+        <w:t xml:space="preserve"> </w:t>
+      </w:r>
+      <w:r>
+        <w:rPr>
+          <w:b/>
+          <w:bCs/>
+        </w:rPr>
+        <w:t xml:space="preserve">Nhập BibTeX</w:t>
+      </w:r>
+      <w:r>
+        <w:t xml:space="preserve"> </w:t>
+      </w:r>
+      <w:r>
+        <w:t xml:space="preserve">(dán chữ hoặc chọn file</w:t>
+      </w:r>
+      <w:r>
+        <w:t xml:space="preserve"> </w:t>
+      </w:r>
+      <w:r>
+        <w:rPr>
+          <w:rStyle w:val="VerbatimChar"/>
+        </w:rPr>
+        <w:t xml:space="preserve">.bib</w:t>
+      </w:r>
+      <w:r>
+        <w:t xml:space="preserve"> </w:t>
+      </w:r>
+      <w:r>
+        <w:t xml:space="preserve">xuất từ Google Scholar / Zotero / Mendeley, xem trước rồi nhập — mục trùng DOI tự bỏ qua). Mục thiếu tác giả / năm / nguồn có nhãn cam để nhắc bổ sung. Bấm bút chì để sửa, thùng rác để xoá.</w:t>
+      </w:r>
+    </w:p>
+    <w:p>
+      <w:pPr>
+        <w:numPr>
+          <w:ilvl w:val="0"/>
+          <w:numId w:val="1017"/>
+        </w:numPr>
+      </w:pPr>
+      <w:r>
+        <w:rPr>
+          <w:b/>
+          <w:bCs/>
+        </w:rPr>
+        <w:t xml:space="preserve">Trích dẫn trong bài (bài Paper)</w:t>
+      </w:r>
+      <w:r>
+        <w:t xml:space="preserve">: đặt con trỏ ở chỗ cần trích, bấm nút</w:t>
+      </w:r>
+      <w:r>
+        <w:t xml:space="preserve"> </w:t>
+      </w:r>
+      <w:r>
+        <w:rPr>
+          <w:b/>
+          <w:bCs/>
+        </w:rPr>
+        <w:t xml:space="preserve">Chèn trích dẫn</w:t>
+      </w:r>
+      <w:r>
+        <w:t xml:space="preserve"> </w:t>
+      </w:r>
+      <w:r>
+        <w:t xml:space="preserve">(biểu tượng sách, cuối thanh công cụ), tích một hoặc nhiều tài liệu rồi bấm</w:t>
+      </w:r>
+      <w:r>
+        <w:t xml:space="preserve"> </w:t>
+      </w:r>
+      <w:r>
+        <w:rPr>
+          <w:b/>
+          <w:bCs/>
+        </w:rPr>
+        <w:t xml:space="preserve">Chèn</w:t>
+      </w:r>
+      <w:r>
+        <w:t xml:space="preserve">. Trích dẫn hiện</w:t>
+      </w:r>
+      <w:r>
+        <w:t xml:space="preserve"> </w:t>
+      </w:r>
+      <w:r>
+        <w:rPr>
+          <w:rStyle w:val="VerbatimChar"/>
+        </w:rPr>
+        <w:t xml:space="preserve">[1]</w:t>
+      </w:r>
+      <w:r>
+        <w:t xml:space="preserve"> </w:t>
+      </w:r>
+      <w:r>
+        <w:t xml:space="preserve">(IEEE — đánh số theo thứ tự xuất hiện, tự đánh lại khi thêm / xoá / đổi chỗ) hoặc</w:t>
+      </w:r>
+      <w:r>
+        <w:t xml:space="preserve"> </w:t>
+      </w:r>
+      <w:r>
+        <w:rPr>
+          <w:rStyle w:val="VerbatimChar"/>
+        </w:rPr>
+        <w:t xml:space="preserve">(Tác giả, năm)</w:t>
+      </w:r>
+      <w:r>
+        <w:t xml:space="preserve"> </w:t>
+      </w:r>
+      <w:r>
+        <w:t xml:space="preserve">(APA). Bấm vào một trích dẫn để đổi tài liệu hoặc</w:t>
+      </w:r>
+      <w:r>
+        <w:t xml:space="preserve"> </w:t>
+      </w:r>
+      <w:r>
+        <w:rPr>
+          <w:b/>
+          <w:bCs/>
+        </w:rPr>
+        <w:t xml:space="preserve">Bỏ trích dẫn</w:t>
+      </w:r>
+      <w:r>
+        <w:t xml:space="preserve">. Cuối bài có mục</w:t>
+      </w:r>
+      <w:r>
+        <w:t xml:space="preserve"> </w:t>
+      </w:r>
+      <w:r>
+        <w:rPr>
+          <w:b/>
+          <w:bCs/>
+        </w:rPr>
+        <w:t xml:space="preserve">References</w:t>
+      </w:r>
+      <w:r>
+        <w:t xml:space="preserve"> </w:t>
+      </w:r>
+      <w:r>
+        <w:t xml:space="preserve">tự sinh từ các trích dẫn (không sửa tay; tài liệu chưa được trích thì không có ở đây). Trích dẫn tới tài liệu đã bị xoá khỏi thư viện hiện</w:t>
+      </w:r>
+      <w:r>
+        <w:t xml:space="preserve"> </w:t>
+      </w:r>
+      <w:r>
+        <w:rPr>
+          <w:rStyle w:val="VerbatimChar"/>
+        </w:rPr>
+        <w:t xml:space="preserve">[?]</w:t>
+      </w:r>
+      <w:r>
+        <w:t xml:space="preserve">.</w:t>
+      </w:r>
+    </w:p>
+    <w:p>
+      <w:pPr>
+        <w:numPr>
+          <w:ilvl w:val="0"/>
+          <w:numId w:val="1017"/>
+        </w:numPr>
+      </w:pPr>
+      <w:r>
+        <w:rPr>
+          <w:b/>
+          <w:bCs/>
+        </w:rPr>
+        <w:t xml:space="preserve">Nộp bài Paper</w:t>
+      </w:r>
+      <w:r>
+        <w:t xml:space="preserve">: bấm</w:t>
+      </w:r>
+      <w:r>
+        <w:t xml:space="preserve"> </w:t>
+      </w:r>
+      <w:r>
+        <w:rPr>
+          <w:b/>
+          <w:bCs/>
+        </w:rPr>
+        <w:t xml:space="preserve">Nộp giai đoạn này</w:t>
+      </w:r>
+      <w:r>
+        <w:t xml:space="preserve"> </w:t>
+      </w:r>
+      <w:r>
+        <w:t xml:space="preserve">— bất kỳ thành viên nào cũng nộp được, bản nộp là tài liệu hiện tại của cả nhóm (kèm định dạng, trích dẫn và References). Nút chỉ bấm được khi dòng trạng thái ghi "Đã lưu". Mục bắt buộc (dấu</w:t>
+      </w:r>
+      <w:r>
+        <w:t xml:space="preserve"> </w:t>
+      </w:r>
+      <w:r>
+        <w:rPr>
+          <w:rStyle w:val="VerbatimChar"/>
+        </w:rPr>
+        <w:t xml:space="preserve">*</w:t>
+      </w:r>
+      <w:r>
+        <w:t xml:space="preserve"> </w:t>
+      </w:r>
+      <w:r>
+        <w:t xml:space="preserve">ở Mục lục) còn trống thì không nộp được — hệ thống báo tên mục cần viết. Nộp xong cả nhóm chỉ xem được bài đã nộp (có định dạng), trừ khi giáo viên yêu cầu sửa.</w:t>
+      </w:r>
+    </w:p>
+    <w:p>
+      <w:pPr>
+        <w:numPr>
+          <w:ilvl w:val="0"/>
+          <w:numId w:val="1017"/>
+        </w:numPr>
+      </w:pPr>
+      <w:r>
+        <w:rPr>
+          <w:b/>
+          <w:bCs/>
+        </w:rPr>
+        <w:t xml:space="preserve">Chế độ thi</w:t>
+      </w:r>
+      <w:r>
+        <w:t xml:space="preserve"> </w:t>
+      </w:r>
+      <w:r>
+        <w:t xml:space="preserve">(phần có ghi "Chế độ thi"): thay cho ô soạn là thẻ ghi thời gian thi và luật thi; bấm</w:t>
+      </w:r>
+      <w:r>
+        <w:t xml:space="preserve"> </w:t>
+      </w:r>
+      <w:r>
+        <w:rPr>
+          <w:b/>
+          <w:bCs/>
+        </w:rPr>
+        <w:t xml:space="preserve">Bắt đầu làm bài</w:t>
+      </w:r>
+      <w:r>
+        <w:t xml:space="preserve"> </w:t>
+      </w:r>
+      <w:r>
+        <w:t xml:space="preserve">→ xác nhận thì đồng hồ thi bắt đầu chạy và</w:t>
+      </w:r>
+      <w:r>
+        <w:t xml:space="preserve"> </w:t>
+      </w:r>
+      <w:r>
+        <w:rPr>
+          <w:b/>
+          <w:bCs/>
+        </w:rPr>
+        <w:t xml:space="preserve">không dừng</w:t>
+      </w:r>
+      <w:r>
+        <w:t xml:space="preserve"> </w:t>
+      </w:r>
+      <w:r>
+        <w:t xml:space="preserve">khi tải lại trang hay mở tab khác. Đồng hồ "Còn mm:ss" chuyển cam khi còn dưới 5 phút; hết giờ chuyển đỏ "Quá thời gian +mm:ss" — bạn</w:t>
+      </w:r>
+      <w:r>
+        <w:t xml:space="preserve"> </w:t>
+      </w:r>
+      <w:r>
+        <w:rPr>
+          <w:b/>
+          <w:bCs/>
+        </w:rPr>
+        <w:t xml:space="preserve">vẫn viết và nộp được</w:t>
+      </w:r>
+      <w:r>
+        <w:t xml:space="preserve">, nhưng bài bị đánh dấu quá thời gian và bạn nhận thông báo. Rời khỏi trang làm bài (chuyển tab, thu nhỏ), chuyển sang cửa sổ / ứng dụng khác, dán văn bản, mất kết nối đều được ghi lại và báo cho giáo viên — kể cả khi đang mất mạng (máy báo lại khi có mạng).</w:t>
+      </w:r>
+    </w:p>
+    <w:p>
+      <w:pPr>
+        <w:numPr>
+          <w:ilvl w:val="0"/>
+          <w:numId w:val="1017"/>
+        </w:numPr>
+      </w:pPr>
+      <w:r>
+        <w:rPr>
+          <w:b/>
+          <w:bCs/>
+        </w:rPr>
+        <w:t xml:space="preserve">Xem bài đã chấm</w:t>
+      </w:r>
+      <w:r>
+        <w:t xml:space="preserve">: phần đã được trả bài hiện bài viết</w:t>
+      </w:r>
+      <w:r>
+        <w:t xml:space="preserve"> </w:t>
+      </w:r>
+      <w:r>
+        <w:rPr>
+          <w:b/>
+          <w:bCs/>
+        </w:rPr>
+        <w:t xml:space="preserve">kèm đánh dấu của giáo viên</w:t>
+      </w:r>
+      <w:r>
+        <w:t xml:space="preserve"> </w:t>
+      </w:r>
+      <w:r>
+        <w:t xml:space="preserve">(cùng kiểu với màn chấm: gạch lỗi, chữ sửa, nền tô màu, nhận xét ở lề), chỉ đọc; bấm đoạn được đánh dấu để xem chi tiết, bật / tắt từng lớp ở hàng</w:t>
+      </w:r>
+      <w:r>
+        <w:t xml:space="preserve"> </w:t>
+      </w:r>
+      <w:r>
+        <w:rPr>
+          <w:b/>
+          <w:bCs/>
+        </w:rPr>
+        <w:t xml:space="preserve">Hiện:</w:t>
+      </w:r>
+      <w:r>
+        <w:t xml:space="preserve">. Khi bài đang</w:t>
+      </w:r>
+      <w:r>
+        <w:t xml:space="preserve"> </w:t>
+      </w:r>
+      <w:r>
+        <w:rPr>
+          <w:b/>
+          <w:bCs/>
+        </w:rPr>
+        <w:t xml:space="preserve">Cần sửa</w:t>
+      </w:r>
+      <w:r>
+        <w:t xml:space="preserve">, chữ sửa của giáo viên được ẩn — chỉ thấy loại lỗi và nhận xét để tự sửa.</w:t>
       </w:r>
     </w:p>
     <w:bookmarkEnd w:id="34"/>
-    <w:bookmarkStart w:id="35" w:name="Xb68ab366b45dd2890fff6a7bf933a9db8dcf281"/>
+    <w:bookmarkStart w:id="35" w:name="X36c870cc6791c2cf75eef469404e0415cfcff36"/>
     <w:p>
       <w:pPr>
         <w:pStyle w:val="Heading3"/>
       </w:pPr>
       <w:r>
-        <w:t xml:space="preserve">7.5. Kết quả học tập</w:t>
+        <w:t xml:space="preserve">7.4. Kết quả từng phần</w:t>
       </w:r>
     </w:p>
     <w:p>
@@ -8890,36 +9379,36 @@
         <w:pStyle w:val="FirstParagraph"/>
       </w:pPr>
       <w:r>
-        <w:t xml:space="preserve">Menu</w:t>
-      </w:r>
-      <w:r>
-        <w:t xml:space="preserve"> </w:t>
-      </w:r>
-      <w:r>
-        <w:rPr>
-          <w:b/>
-          <w:bCs/>
-        </w:rPr>
-        <w:t xml:space="preserve">Kết quả học tập</w:t>
-      </w:r>
-      <w:r>
-        <w:t xml:space="preserve">. Chỉ tính những phần giáo viên</w:t>
-      </w:r>
-      <w:r>
-        <w:t xml:space="preserve"> </w:t>
-      </w:r>
-      <w:r>
-        <w:rPr>
-          <w:b/>
-          <w:bCs/>
-        </w:rPr>
-        <w:t xml:space="preserve">đã trả bài</w:t>
-      </w:r>
-      <w:r>
-        <w:t xml:space="preserve"> </w:t>
-      </w:r>
-      <w:r>
-        <w:t xml:space="preserve">(bài đang chấm chưa hiện).</w:t>
+        <w:t xml:space="preserve">Mở từ nút</w:t>
+      </w:r>
+      <w:r>
+        <w:t xml:space="preserve"> </w:t>
+      </w:r>
+      <w:r>
+        <w:rPr>
+          <w:b/>
+          <w:bCs/>
+        </w:rPr>
+        <w:t xml:space="preserve">Xem kết quả</w:t>
+      </w:r>
+      <w:r>
+        <w:t xml:space="preserve"> </w:t>
+      </w:r>
+      <w:r>
+        <w:t xml:space="preserve">ở chi tiết bài / màn làm bài, hoặc bấm một lần nộp trong</w:t>
+      </w:r>
+      <w:r>
+        <w:t xml:space="preserve"> </w:t>
+      </w:r>
+      <w:r>
+        <w:rPr>
+          <w:b/>
+          <w:bCs/>
+        </w:rPr>
+        <w:t xml:space="preserve">Lịch sử nộp</w:t>
+      </w:r>
+      <w:r>
+        <w:t xml:space="preserve">. Mặc định hiện lần nộp gần nhất đã được trả; ô chọn ở góc phải để xem lần khác (lần chưa trả ghi "chờ kết quả").</w:t>
       </w:r>
     </w:p>
     <w:p>
@@ -8935,10 +9424,39 @@
           <w:b/>
           <w:bCs/>
         </w:rPr>
-        <w:t xml:space="preserve">Ba thẻ đầu trang</w:t>
-      </w:r>
-      <w:r>
-        <w:t xml:space="preserve">: band trung bình (trung bình band cả bài của các bài đã có kết quả đủ mọi phần) kèm mức (Yếu → Xuất sắc); số phần đã nộp và số phần đã có kết quả; số phần nộp muộn (lần nộp đầu sau hạn).</w:t>
+        <w:t xml:space="preserve">Đầu trang</w:t>
+      </w:r>
+      <w:r>
+        <w:t xml:space="preserve">: band của lần nộp và mức (vd 6.0 · Khá), giờ trả bài. Đang</w:t>
+      </w:r>
+      <w:r>
+        <w:t xml:space="preserve"> </w:t>
+      </w:r>
+      <w:r>
+        <w:rPr>
+          <w:b/>
+          <w:bCs/>
+        </w:rPr>
+        <w:t xml:space="preserve">Cần sửa</w:t>
+      </w:r>
+      <w:r>
+        <w:t xml:space="preserve"> </w:t>
+      </w:r>
+      <w:r>
+        <w:t xml:space="preserve">thì có khung đỏ (hạn sửa, lời nhắn, nút</w:t>
+      </w:r>
+      <w:r>
+        <w:t xml:space="preserve"> </w:t>
+      </w:r>
+      <w:r>
+        <w:rPr>
+          <w:b/>
+          <w:bCs/>
+        </w:rPr>
+        <w:t xml:space="preserve">Sửa bài</w:t>
+      </w:r>
+      <w:r>
+        <w:t xml:space="preserve">) và ghi chú "Gợi ý sửa sẽ hiện sau khi bạn nộp bản sửa".</w:t>
       </w:r>
     </w:p>
     <w:p>
@@ -8954,10 +9472,26 @@
           <w:b/>
           <w:bCs/>
         </w:rPr>
-        <w:t xml:space="preserve">Band theo thời gian</w:t>
-      </w:r>
-      <w:r>
-        <w:t xml:space="preserve">: biểu đồ đường theo ngày trả bài — Band cả bài, Task 1, Task 2. Rê chuột vào một điểm để xem tên bài, band, ngày trả.</w:t>
+        <w:t xml:space="preserve">Bên trái</w:t>
+      </w:r>
+      <w:r>
+        <w:t xml:space="preserve">: bài viết kèm đánh dấu của giáo viên (như mục 7.3) và bảng</w:t>
+      </w:r>
+      <w:r>
+        <w:t xml:space="preserve"> </w:t>
+      </w:r>
+      <w:r>
+        <w:rPr>
+          <w:b/>
+          <w:bCs/>
+        </w:rPr>
+        <w:t xml:space="preserve">Lỗi trong bài</w:t>
+      </w:r>
+      <w:r>
+        <w:t xml:space="preserve"> </w:t>
+      </w:r>
+      <w:r>
+        <w:t xml:space="preserve">(mã lỗi, số lần).</w:t>
       </w:r>
     </w:p>
     <w:p>
@@ -8973,10 +9507,10 @@
           <w:b/>
           <w:bCs/>
         </w:rPr>
-        <w:t xml:space="preserve">Trung bình theo tiêu chí</w:t>
-      </w:r>
-      <w:r>
-        <w:t xml:space="preserve">: TA, TR, CC, LR, GRA gộp mọi bài (thang 0 – 9, 2 chữ số thập phân).</w:t>
+        <w:t xml:space="preserve">Bên phải</w:t>
+      </w:r>
+      <w:r>
+        <w:t xml:space="preserve">: từng tiêu chí với điểm, nhận xét, checklist (● đạt, ○ chưa đạt, ● cam = điểm yếu làm giới hạn điểm) và lý do bị giới hạn điểm nếu có; cuối cùng là nhận xét chung.</w:t>
       </w:r>
     </w:p>
     <w:p>
@@ -8992,71 +9526,71 @@
           <w:b/>
           <w:bCs/>
         </w:rPr>
-        <w:t xml:space="preserve">Hồ sơ lỗi</w:t>
-      </w:r>
-      <w:r>
-        <w:t xml:space="preserve">: tối đa 10 mã lỗi giáo viên đánh dấu nhiều nhất trong các bài của bạn — nên ôn những lỗi đứng đầu.</w:t>
-      </w:r>
-    </w:p>
-    <w:p>
-      <w:pPr>
-        <w:pStyle w:val="Compact"/>
-        <w:numPr>
-          <w:ilvl w:val="0"/>
-          <w:numId w:val="1018"/>
-        </w:numPr>
-      </w:pPr>
-      <w:r>
-        <w:rPr>
-          <w:b/>
-          <w:bCs/>
-        </w:rPr>
-        <w:t xml:space="preserve">Kết quả từng bài</w:t>
-      </w:r>
-      <w:r>
-        <w:t xml:space="preserve">: bài trả gần nhất lên đầu, số phần đã trả, band cả bài (hoặc "Chưa đủ phần"). Bấm</w:t>
-      </w:r>
-      <w:r>
-        <w:t xml:space="preserve"> </w:t>
-      </w:r>
-      <w:r>
-        <w:rPr>
-          <w:b/>
-          <w:bCs/>
-        </w:rPr>
-        <w:t xml:space="preserve">+</w:t>
-      </w:r>
-      <w:r>
-        <w:t xml:space="preserve"> </w:t>
-      </w:r>
-      <w:r>
-        <w:t xml:space="preserve">để xem band từng phần và</w:t>
-      </w:r>
-      <w:r>
-        <w:t xml:space="preserve"> </w:t>
-      </w:r>
-      <w:r>
-        <w:rPr>
-          <w:b/>
-          <w:bCs/>
-        </w:rPr>
-        <w:t xml:space="preserve">Xem kết quả</w:t>
-      </w:r>
-      <w:r>
-        <w:t xml:space="preserve"> </w:t>
-      </w:r>
-      <w:r>
-        <w:t xml:space="preserve">chi tiết của phần đó; bấm tên bài để mở chi tiết bài.</w:t>
+        <w:t xml:space="preserve">So sánh các lần nộp</w:t>
+      </w:r>
+      <w:r>
+        <w:t xml:space="preserve"> </w:t>
+      </w:r>
+      <w:r>
+        <w:t xml:space="preserve">(khi đã nộp từ 2 lần): chọn lần cũ, xem</w:t>
+      </w:r>
+      <w:r>
+        <w:t xml:space="preserve"> </w:t>
+      </w:r>
+      <w:r>
+        <w:rPr>
+          <w:b/>
+          <w:bCs/>
+        </w:rPr>
+        <w:t xml:space="preserve">Gộp</w:t>
+      </w:r>
+      <w:r>
+        <w:t xml:space="preserve"> </w:t>
+      </w:r>
+      <w:r>
+        <w:t xml:space="preserve">hoặc</w:t>
+      </w:r>
+      <w:r>
+        <w:t xml:space="preserve"> </w:t>
+      </w:r>
+      <w:r>
+        <w:rPr>
+          <w:b/>
+          <w:bCs/>
+        </w:rPr>
+        <w:t xml:space="preserve">Song song</w:t>
+      </w:r>
+      <w:r>
+        <w:t xml:space="preserve"> </w:t>
+      </w:r>
+      <w:r>
+        <w:t xml:space="preserve">— chữ bỏ đi gạch ngang nền đỏ, chữ thêm nền xanh. Bên dưới là</w:t>
+      </w:r>
+      <w:r>
+        <w:t xml:space="preserve"> </w:t>
+      </w:r>
+      <w:r>
+        <w:rPr>
+          <w:b/>
+          <w:bCs/>
+        </w:rPr>
+        <w:t xml:space="preserve">"Đã sửa X/Y lỗi của lần N"</w:t>
+      </w:r>
+      <w:r>
+        <w:t xml:space="preserve"> </w:t>
+      </w:r>
+      <w:r>
+        <w:t xml:space="preserve">và từng lỗi của lần cũ: đánh giá của giáo viên, hoặc "(tự đoán)" khi giáo viên chưa đánh giá. Bấm một lỗi để thấy đoạn đó trên bài cũ.</w:t>
       </w:r>
     </w:p>
     <w:bookmarkEnd w:id="35"/>
-    <w:bookmarkStart w:id="36" w:name="X5401fa4bc1caa041de839000fe024ccd9b79354"/>
+    <w:bookmarkStart w:id="36" w:name="Xb68ab366b45dd2890fff6a7bf933a9db8dcf281"/>
     <w:p>
       <w:pPr>
         <w:pStyle w:val="Heading3"/>
       </w:pPr>
       <w:r>
-        <w:t xml:space="preserve">7.6. Trao đổi (chat)</w:t>
+        <w:t xml:space="preserve">7.5. Kết quả học tập</w:t>
       </w:r>
     </w:p>
     <w:p>
@@ -9074,10 +9608,26 @@
           <w:b/>
           <w:bCs/>
         </w:rPr>
-        <w:t xml:space="preserve">Trao đổi</w:t>
-      </w:r>
-      <w:r>
-        <w:t xml:space="preserve">: trò chuyện với giáo viên trong kênh chung của lớp, kênh riêng về một bài nộp, hoặc kênh riêng với giáo viên khi giáo viên nhắn cho bạn.</w:t>
+        <w:t xml:space="preserve">Kết quả học tập</w:t>
+      </w:r>
+      <w:r>
+        <w:t xml:space="preserve">. Chỉ tính những phần giáo viên</w:t>
+      </w:r>
+      <w:r>
+        <w:t xml:space="preserve"> </w:t>
+      </w:r>
+      <w:r>
+        <w:rPr>
+          <w:b/>
+          <w:bCs/>
+        </w:rPr>
+        <w:t xml:space="preserve">đã trả bài</w:t>
+      </w:r>
+      <w:r>
+        <w:t xml:space="preserve"> </w:t>
+      </w:r>
+      <w:r>
+        <w:t xml:space="preserve">(bài đang chấm chưa hiện).</w:t>
       </w:r>
     </w:p>
     <w:p>
@@ -9089,49 +9639,14 @@
         </w:numPr>
       </w:pPr>
       <w:r>
-        <w:t xml:space="preserve">Cột trái: các cuộc trò chuyện chia</w:t>
-      </w:r>
-      <w:r>
-        <w:t xml:space="preserve"> </w:t>
-      </w:r>
-      <w:r>
-        <w:rPr>
-          <w:b/>
-          <w:bCs/>
-        </w:rPr>
-        <w:t xml:space="preserve">Theo bài nộp</w:t>
-      </w:r>
-      <w:r>
-        <w:t xml:space="preserve">,</w:t>
-      </w:r>
-      <w:r>
-        <w:t xml:space="preserve"> </w:t>
-      </w:r>
-      <w:r>
-        <w:rPr>
-          <w:b/>
-          <w:bCs/>
-        </w:rPr>
-        <w:t xml:space="preserve">Theo lớp</w:t>
-      </w:r>
-      <w:r>
-        <w:t xml:space="preserve"> </w:t>
-      </w:r>
-      <w:r>
-        <w:t xml:space="preserve">và</w:t>
-      </w:r>
-      <w:r>
-        <w:t xml:space="preserve"> </w:t>
-      </w:r>
-      <w:r>
-        <w:rPr>
-          <w:b/>
-          <w:bCs/>
-        </w:rPr>
-        <w:t xml:space="preserve">Trao đổi riêng</w:t>
-      </w:r>
-      <w:r>
-        <w:t xml:space="preserve">; một ô tìm theo tên cuộc trò chuyện, kèm tin cuối, thời gian và số tin chưa đọc. Kênh lớp có sẵn; kênh riêng hiện khi giáo viên gửi tin đầu tiên.</w:t>
+        <w:rPr>
+          <w:b/>
+          <w:bCs/>
+        </w:rPr>
+        <w:t xml:space="preserve">Ba thẻ đầu trang</w:t>
+      </w:r>
+      <w:r>
+        <w:t xml:space="preserve">: band trung bình (trung bình band cả bài của các bài đã có kết quả đủ mọi phần) kèm mức (Yếu → Xuất sắc); số phần đã nộp và số phần đã có kết quả; số phần nộp muộn (lần nộp đầu sau hạn).</w:t>
       </w:r>
     </w:p>
     <w:p>
@@ -9143,55 +9658,14 @@
         </w:numPr>
       </w:pPr>
       <w:r>
-        <w:t xml:space="preserve">Cột phải: tin nhắn theo ngày ("Hôm nay", "Hôm qua"…), tin của mình bên phải.</w:t>
-      </w:r>
-      <w:r>
-        <w:t xml:space="preserve"> </w:t>
-      </w:r>
-      <w:r>
-        <w:rPr>
-          <w:b/>
-          <w:bCs/>
-        </w:rPr>
-        <w:t xml:space="preserve">Enter</w:t>
-      </w:r>
-      <w:r>
-        <w:t xml:space="preserve"> </w:t>
-      </w:r>
-      <w:r>
-        <w:t xml:space="preserve">để gửi,</w:t>
-      </w:r>
-      <w:r>
-        <w:t xml:space="preserve"> </w:t>
-      </w:r>
-      <w:r>
-        <w:rPr>
-          <w:b/>
-          <w:bCs/>
-        </w:rPr>
-        <w:t xml:space="preserve">Shift + Enter</w:t>
-      </w:r>
-      <w:r>
-        <w:t xml:space="preserve"> </w:t>
-      </w:r>
-      <w:r>
-        <w:t xml:space="preserve">xuống dòng (tối đa 4000 ký tự). Tin hiện ngay với chữ "Đang gửi…"; mất kết nối hoặc quá 10 giây chưa gửi được thì ghi</w:t>
-      </w:r>
-      <w:r>
-        <w:t xml:space="preserve"> </w:t>
-      </w:r>
-      <w:r>
-        <w:rPr>
-          <w:b/>
-          <w:bCs/>
-        </w:rPr>
-        <w:t xml:space="preserve">Chưa gửi được · Gửi lại</w:t>
-      </w:r>
-      <w:r>
-        <w:t xml:space="preserve"> </w:t>
-      </w:r>
-      <w:r>
-        <w:t xml:space="preserve">(gửi lại không tạo tin trùng).</w:t>
+        <w:rPr>
+          <w:b/>
+          <w:bCs/>
+        </w:rPr>
+        <w:t xml:space="preserve">Band theo thời gian</w:t>
+      </w:r>
+      <w:r>
+        <w:t xml:space="preserve">: biểu đồ đường theo ngày trả bài — Band cả bài, Task 1, Task 2. Rê chuột vào một điểm để xem tên bài, band, ngày trả.</w:t>
       </w:r>
     </w:p>
     <w:p>
@@ -9203,55 +9677,14 @@
         </w:numPr>
       </w:pPr>
       <w:r>
-        <w:t xml:space="preserve">Dòng dưới tiêu đề hiện</w:t>
-      </w:r>
-      <w:r>
-        <w:t xml:space="preserve"> </w:t>
-      </w:r>
-      <w:r>
-        <w:rPr>
-          <w:b/>
-          <w:bCs/>
-        </w:rPr>
-        <w:t xml:space="preserve">"… đang gõ"</w:t>
-      </w:r>
-      <w:r>
-        <w:t xml:space="preserve"> </w:t>
-      </w:r>
-      <w:r>
-        <w:t xml:space="preserve">khi người kia gõ; dưới tin cuối của mình có</w:t>
-      </w:r>
-      <w:r>
-        <w:t xml:space="preserve"> </w:t>
-      </w:r>
-      <w:r>
-        <w:rPr>
-          <w:b/>
-          <w:bCs/>
-        </w:rPr>
-        <w:t xml:space="preserve">Đã xem</w:t>
-      </w:r>
-      <w:r>
-        <w:t xml:space="preserve"> </w:t>
-      </w:r>
-      <w:r>
-        <w:t xml:space="preserve">(kênh lớp ghi tên người xem). Kéo lên đầu và bấm</w:t>
-      </w:r>
-      <w:r>
-        <w:t xml:space="preserve"> </w:t>
-      </w:r>
-      <w:r>
-        <w:rPr>
-          <w:b/>
-          <w:bCs/>
-        </w:rPr>
-        <w:t xml:space="preserve">Tải tin cũ hơn</w:t>
-      </w:r>
-      <w:r>
-        <w:t xml:space="preserve"> </w:t>
-      </w:r>
-      <w:r>
-        <w:t xml:space="preserve">để xem lịch sử.</w:t>
+        <w:rPr>
+          <w:b/>
+          <w:bCs/>
+        </w:rPr>
+        <w:t xml:space="preserve">Trung bình theo tiêu chí</w:t>
+      </w:r>
+      <w:r>
+        <w:t xml:space="preserve">: TA, TR, CC, LR, GRA gộp mọi bài (thang 0 – 9, 2 chữ số thập phân).</w:t>
       </w:r>
     </w:p>
     <w:p>
@@ -9263,25 +9696,75 @@
         </w:numPr>
       </w:pPr>
       <w:r>
-        <w:t xml:space="preserve">Mất kết nối rồi có lại: tin bị lỡ được tải bù tự động. Trên điện thoại, danh sách và khung chat hiện lần lượt (nút ← để quay lại danh sách).</w:t>
-      </w:r>
-    </w:p>
-    <w:p>
-      <w:r>
-        <w:pict>
-          <v:rect style="width:0;height:1.5pt" o:hralign="center" o:hrstd="t" o:hr="t"/>
-        </w:pict>
+        <w:rPr>
+          <w:b/>
+          <w:bCs/>
+        </w:rPr>
+        <w:t xml:space="preserve">Hồ sơ lỗi</w:t>
+      </w:r>
+      <w:r>
+        <w:t xml:space="preserve">: tối đa 10 mã lỗi giáo viên đánh dấu nhiều nhất trong các bài của bạn — nên ôn những lỗi đứng đầu.</w:t>
+      </w:r>
+    </w:p>
+    <w:p>
+      <w:pPr>
+        <w:pStyle w:val="Compact"/>
+        <w:numPr>
+          <w:ilvl w:val="0"/>
+          <w:numId w:val="1019"/>
+        </w:numPr>
+      </w:pPr>
+      <w:r>
+        <w:rPr>
+          <w:b/>
+          <w:bCs/>
+        </w:rPr>
+        <w:t xml:space="preserve">Kết quả từng bài</w:t>
+      </w:r>
+      <w:r>
+        <w:t xml:space="preserve">: bài trả gần nhất lên đầu, số phần đã trả, band cả bài (hoặc "Chưa đủ phần"). Bấm</w:t>
+      </w:r>
+      <w:r>
+        <w:t xml:space="preserve"> </w:t>
+      </w:r>
+      <w:r>
+        <w:rPr>
+          <w:b/>
+          <w:bCs/>
+        </w:rPr>
+        <w:t xml:space="preserve">+</w:t>
+      </w:r>
+      <w:r>
+        <w:t xml:space="preserve"> </w:t>
+      </w:r>
+      <w:r>
+        <w:t xml:space="preserve">để xem band từng phần và</w:t>
+      </w:r>
+      <w:r>
+        <w:t xml:space="preserve"> </w:t>
+      </w:r>
+      <w:r>
+        <w:rPr>
+          <w:b/>
+          <w:bCs/>
+        </w:rPr>
+        <w:t xml:space="preserve">Xem kết quả</w:t>
+      </w:r>
+      <w:r>
+        <w:t xml:space="preserve"> </w:t>
+      </w:r>
+      <w:r>
+        <w:t xml:space="preserve">chi tiết của phần đó; bấm tên bài để mở chi tiết bài.</w:t>
       </w:r>
     </w:p>
     <w:bookmarkEnd w:id="36"/>
-    <w:bookmarkEnd w:id="37"/>
-    <w:bookmarkStart w:id="38" w:name="X27a74f3cf0506426a1a76b4e73d04f5d967bbd0"/>
-    <w:p>
-      <w:pPr>
-        <w:pStyle w:val="Heading2"/>
-      </w:pPr>
-      <w:r>
-        <w:t xml:space="preserve">8. Kịch bản demo gợi ý (~10 phút)</w:t>
+    <w:bookmarkStart w:id="37" w:name="X5401fa4bc1caa041de839000fe024ccd9b79354"/>
+    <w:p>
+      <w:pPr>
+        <w:pStyle w:val="Heading3"/>
+      </w:pPr>
+      <w:r>
+        <w:t xml:space="preserve">7.6. Trao đổi (chat)</w:t>
       </w:r>
     </w:p>
     <w:p>
@@ -9289,31 +9772,20 @@
         <w:pStyle w:val="FirstParagraph"/>
       </w:pPr>
       <w:r>
-        <w:t xml:space="preserve">Mở hai trình duyệt (hoặc một cửa sổ ẩn danh): máy A đăng nhập</w:t>
-      </w:r>
-      <w:r>
-        <w:t xml:space="preserve"> </w:t>
-      </w:r>
-      <w:r>
-        <w:rPr>
-          <w:rStyle w:val="VerbatimChar"/>
-        </w:rPr>
-        <w:t xml:space="preserve">gv.demo</w:t>
-      </w:r>
-      <w:r>
-        <w:t xml:space="preserve">, máy B đăng nhập</w:t>
-      </w:r>
-      <w:r>
-        <w:t xml:space="preserve"> </w:t>
-      </w:r>
-      <w:r>
-        <w:rPr>
-          <w:rStyle w:val="VerbatimChar"/>
-        </w:rPr>
-        <w:t xml:space="preserve">DEMO001</w:t>
-      </w:r>
-      <w:r>
-        <w:t xml:space="preserve">.</w:t>
+        <w:t xml:space="preserve">Menu</w:t>
+      </w:r>
+      <w:r>
+        <w:t xml:space="preserve"> </w:t>
+      </w:r>
+      <w:r>
+        <w:rPr>
+          <w:b/>
+          <w:bCs/>
+        </w:rPr>
+        <w:t xml:space="preserve">Trao đổi</w:t>
+      </w:r>
+      <w:r>
+        <w:t xml:space="preserve">: trò chuyện với giáo viên trong kênh chung của lớp, kênh riêng về một bài nộp, hoặc kênh riêng với giáo viên khi giáo viên nhắn cho bạn.</w:t>
       </w:r>
     </w:p>
     <w:p>
@@ -9325,26 +9797,49 @@
         </w:numPr>
       </w:pPr>
       <w:r>
-        <w:rPr>
-          <w:b/>
-          <w:bCs/>
-        </w:rPr>
-        <w:t xml:space="preserve">Admin</w:t>
-      </w:r>
-      <w:r>
-        <w:t xml:space="preserve"> </w:t>
-      </w:r>
-      <w:r>
-        <w:t xml:space="preserve">(</w:t>
-      </w:r>
-      <w:r>
-        <w:rPr>
-          <w:rStyle w:val="VerbatimChar"/>
-        </w:rPr>
-        <w:t xml:space="preserve">admin</w:t>
-      </w:r>
-      <w:r>
-        <w:t xml:space="preserve">): Tổng quan → Giáo viên → thêm một giáo viên, xem mật khẩu tạm hiện một lần → Nhật ký thấy dòng "Tạo giáo viên".</w:t>
+        <w:t xml:space="preserve">Cột trái: các cuộc trò chuyện chia</w:t>
+      </w:r>
+      <w:r>
+        <w:t xml:space="preserve"> </w:t>
+      </w:r>
+      <w:r>
+        <w:rPr>
+          <w:b/>
+          <w:bCs/>
+        </w:rPr>
+        <w:t xml:space="preserve">Theo bài nộp</w:t>
+      </w:r>
+      <w:r>
+        <w:t xml:space="preserve">,</w:t>
+      </w:r>
+      <w:r>
+        <w:t xml:space="preserve"> </w:t>
+      </w:r>
+      <w:r>
+        <w:rPr>
+          <w:b/>
+          <w:bCs/>
+        </w:rPr>
+        <w:t xml:space="preserve">Theo lớp</w:t>
+      </w:r>
+      <w:r>
+        <w:t xml:space="preserve"> </w:t>
+      </w:r>
+      <w:r>
+        <w:t xml:space="preserve">và</w:t>
+      </w:r>
+      <w:r>
+        <w:t xml:space="preserve"> </w:t>
+      </w:r>
+      <w:r>
+        <w:rPr>
+          <w:b/>
+          <w:bCs/>
+        </w:rPr>
+        <w:t xml:space="preserve">Trao đổi riêng</w:t>
+      </w:r>
+      <w:r>
+        <w:t xml:space="preserve">; một ô tìm theo tên cuộc trò chuyện, kèm tin cuối, thời gian và số tin chưa đọc. Kênh lớp có sẵn; kênh riêng hiện khi giáo viên gửi tin đầu tiên.</w:t>
       </w:r>
     </w:p>
     <w:p>
@@ -9356,32 +9851,55 @@
         </w:numPr>
       </w:pPr>
       <w:r>
-        <w:rPr>
-          <w:b/>
-          <w:bCs/>
-        </w:rPr>
-        <w:t xml:space="preserve">Giáo viên</w:t>
-      </w:r>
-      <w:r>
-        <w:t xml:space="preserve"> </w:t>
-      </w:r>
-      <w:r>
-        <w:t xml:space="preserve">(máy A): Lớp học → mở</w:t>
-      </w:r>
-      <w:r>
-        <w:t xml:space="preserve"> </w:t>
-      </w:r>
-      <w:r>
-        <w:rPr>
-          <w:rStyle w:val="VerbatimChar"/>
-        </w:rPr>
-        <w:t xml:space="preserve">DEMO-A</w:t>
-      </w:r>
-      <w:r>
-        <w:t xml:space="preserve"> </w:t>
-      </w:r>
-      <w:r>
-        <w:t xml:space="preserve">→ Import file mẫu đã điền vài sinh viên → xem kết quả, tải file tài khoản.</w:t>
+        <w:t xml:space="preserve">Cột phải: tin nhắn theo ngày ("Hôm nay", "Hôm qua"…), tin của mình bên phải.</w:t>
+      </w:r>
+      <w:r>
+        <w:t xml:space="preserve"> </w:t>
+      </w:r>
+      <w:r>
+        <w:rPr>
+          <w:b/>
+          <w:bCs/>
+        </w:rPr>
+        <w:t xml:space="preserve">Enter</w:t>
+      </w:r>
+      <w:r>
+        <w:t xml:space="preserve"> </w:t>
+      </w:r>
+      <w:r>
+        <w:t xml:space="preserve">để gửi,</w:t>
+      </w:r>
+      <w:r>
+        <w:t xml:space="preserve"> </w:t>
+      </w:r>
+      <w:r>
+        <w:rPr>
+          <w:b/>
+          <w:bCs/>
+        </w:rPr>
+        <w:t xml:space="preserve">Shift + Enter</w:t>
+      </w:r>
+      <w:r>
+        <w:t xml:space="preserve"> </w:t>
+      </w:r>
+      <w:r>
+        <w:t xml:space="preserve">xuống dòng (tối đa 4000 ký tự). Tin hiện ngay với chữ "Đang gửi…"; mất kết nối hoặc quá 10 giây chưa gửi được thì ghi</w:t>
+      </w:r>
+      <w:r>
+        <w:t xml:space="preserve"> </w:t>
+      </w:r>
+      <w:r>
+        <w:rPr>
+          <w:b/>
+          <w:bCs/>
+        </w:rPr>
+        <w:t xml:space="preserve">Chưa gửi được · Gửi lại</w:t>
+      </w:r>
+      <w:r>
+        <w:t xml:space="preserve"> </w:t>
+      </w:r>
+      <w:r>
+        <w:t xml:space="preserve">(gửi lại không tạo tin trùng).</w:t>
       </w:r>
     </w:p>
     <w:p>
@@ -9393,79 +9911,55 @@
         </w:numPr>
       </w:pPr>
       <w:r>
-        <w:t xml:space="preserve">Bài tập → mở</w:t>
-      </w:r>
-      <w:r>
-        <w:t xml:space="preserve"> </w:t>
-      </w:r>
-      <w:r>
-        <w:rPr>
-          <w:b/>
-          <w:bCs/>
-        </w:rPr>
-        <w:t xml:space="preserve">"Tuần 2"</w:t>
-      </w:r>
-      <w:r>
-        <w:t xml:space="preserve"> </w:t>
-      </w:r>
-      <w:r>
-        <w:t xml:space="preserve">(nháp) →</w:t>
-      </w:r>
-      <w:r>
-        <w:t xml:space="preserve"> </w:t>
-      </w:r>
-      <w:r>
-        <w:rPr>
-          <w:b/>
-          <w:bCs/>
-        </w:rPr>
-        <w:t xml:space="preserve">Giao bài &amp; phát hành</w:t>
-      </w:r>
-      <w:r>
-        <w:t xml:space="preserve"> </w:t>
-      </w:r>
-      <w:r>
-        <w:t xml:space="preserve">cho lớp</w:t>
-      </w:r>
-      <w:r>
-        <w:t xml:space="preserve"> </w:t>
-      </w:r>
-      <w:r>
-        <w:rPr>
-          <w:rStyle w:val="VerbatimChar"/>
-        </w:rPr>
-        <w:t xml:space="preserve">DEMO-A</w:t>
-      </w:r>
-      <w:r>
-        <w:t xml:space="preserve"> </w:t>
-      </w:r>
-      <w:r>
-        <w:t xml:space="preserve">→ máy B (</w:t>
-      </w:r>
-      <w:r>
-        <w:rPr>
-          <w:rStyle w:val="VerbatimChar"/>
-        </w:rPr>
-        <w:t xml:space="preserve">DEMO001</w:t>
-      </w:r>
-      <w:r>
-        <w:t xml:space="preserve">) thấy</w:t>
-      </w:r>
-      <w:r>
-        <w:t xml:space="preserve"> </w:t>
-      </w:r>
-      <w:r>
-        <w:rPr>
-          <w:b/>
-          <w:bCs/>
-        </w:rPr>
-        <w:t xml:space="preserve">thông báo bật lên ngay</w:t>
-      </w:r>
-      <w:r>
-        <w:t xml:space="preserve"> </w:t>
-      </w:r>
-      <w:r>
-        <w:t xml:space="preserve">và số trên chuông tăng.</w:t>
+        <w:t xml:space="preserve">Dòng dưới tiêu đề hiện</w:t>
+      </w:r>
+      <w:r>
+        <w:t xml:space="preserve"> </w:t>
+      </w:r>
+      <w:r>
+        <w:rPr>
+          <w:b/>
+          <w:bCs/>
+        </w:rPr>
+        <w:t xml:space="preserve">"… đang gõ"</w:t>
+      </w:r>
+      <w:r>
+        <w:t xml:space="preserve"> </w:t>
+      </w:r>
+      <w:r>
+        <w:t xml:space="preserve">khi người kia gõ; dưới tin cuối của mình có</w:t>
+      </w:r>
+      <w:r>
+        <w:t xml:space="preserve"> </w:t>
+      </w:r>
+      <w:r>
+        <w:rPr>
+          <w:b/>
+          <w:bCs/>
+        </w:rPr>
+        <w:t xml:space="preserve">Đã xem</w:t>
+      </w:r>
+      <w:r>
+        <w:t xml:space="preserve"> </w:t>
+      </w:r>
+      <w:r>
+        <w:t xml:space="preserve">(kênh lớp ghi tên người xem). Kéo lên đầu và bấm</w:t>
+      </w:r>
+      <w:r>
+        <w:t xml:space="preserve"> </w:t>
+      </w:r>
+      <w:r>
+        <w:rPr>
+          <w:b/>
+          <w:bCs/>
+        </w:rPr>
+        <w:t xml:space="preserve">Tải tin cũ hơn</w:t>
+      </w:r>
+      <w:r>
+        <w:t xml:space="preserve"> </w:t>
+      </w:r>
+      <w:r>
+        <w:t xml:space="preserve">để xem lịch sử.</w:t>
       </w:r>
     </w:p>
     <w:p>
@@ -9477,7 +9971,57 @@
         </w:numPr>
       </w:pPr>
       <w:r>
-        <w:t xml:space="preserve">Tắt mạng máy B vài giây (hoặc khởi động lại backend) → thanh vàng "Mất kết nối… đang thử lại" → bật lại → tự kết nối.</w:t>
+        <w:t xml:space="preserve">Mất kết nối rồi có lại: tin bị lỡ được tải bù tự động. Trên điện thoại, danh sách và khung chat hiện lần lượt (nút ← để quay lại danh sách).</w:t>
+      </w:r>
+    </w:p>
+    <w:p>
+      <w:r>
+        <w:pict>
+          <v:rect style="width:0;height:1.5pt" o:hralign="center" o:hrstd="t" o:hr="t"/>
+        </w:pict>
+      </w:r>
+    </w:p>
+    <w:bookmarkEnd w:id="37"/>
+    <w:bookmarkEnd w:id="38"/>
+    <w:bookmarkStart w:id="39" w:name="X27a74f3cf0506426a1a76b4e73d04f5d967bbd0"/>
+    <w:p>
+      <w:pPr>
+        <w:pStyle w:val="Heading2"/>
+      </w:pPr>
+      <w:r>
+        <w:t xml:space="preserve">8. Kịch bản demo gợi ý (~10 phút)</w:t>
+      </w:r>
+    </w:p>
+    <w:p>
+      <w:pPr>
+        <w:pStyle w:val="FirstParagraph"/>
+      </w:pPr>
+      <w:r>
+        <w:t xml:space="preserve">Mở hai trình duyệt (hoặc một cửa sổ ẩn danh): máy A đăng nhập</w:t>
+      </w:r>
+      <w:r>
+        <w:t xml:space="preserve"> </w:t>
+      </w:r>
+      <w:r>
+        <w:rPr>
+          <w:rStyle w:val="VerbatimChar"/>
+        </w:rPr>
+        <w:t xml:space="preserve">gv.demo</w:t>
+      </w:r>
+      <w:r>
+        <w:t xml:space="preserve">, máy B đăng nhập</w:t>
+      </w:r>
+      <w:r>
+        <w:t xml:space="preserve"> </w:t>
+      </w:r>
+      <w:r>
+        <w:rPr>
+          <w:rStyle w:val="VerbatimChar"/>
+        </w:rPr>
+        <w:t xml:space="preserve">DEMO001</w:t>
+      </w:r>
+      <w:r>
+        <w:t xml:space="preserve">.</w:t>
       </w:r>
     </w:p>
     <w:p>
@@ -9485,7 +10029,171 @@
         <w:pStyle w:val="Compact"/>
         <w:numPr>
           <w:ilvl w:val="0"/>
-          <w:numId w:val="1020"/>
+          <w:numId w:val="1021"/>
+        </w:numPr>
+      </w:pPr>
+      <w:r>
+        <w:rPr>
+          <w:b/>
+          <w:bCs/>
+        </w:rPr>
+        <w:t xml:space="preserve">Admin</w:t>
+      </w:r>
+      <w:r>
+        <w:t xml:space="preserve"> </w:t>
+      </w:r>
+      <w:r>
+        <w:t xml:space="preserve">(</w:t>
+      </w:r>
+      <w:r>
+        <w:rPr>
+          <w:rStyle w:val="VerbatimChar"/>
+        </w:rPr>
+        <w:t xml:space="preserve">admin</w:t>
+      </w:r>
+      <w:r>
+        <w:t xml:space="preserve">): Tổng quan → Giáo viên → thêm một giáo viên, xem mật khẩu tạm hiện một lần → Nhật ký thấy dòng "Tạo giáo viên".</w:t>
+      </w:r>
+    </w:p>
+    <w:p>
+      <w:pPr>
+        <w:pStyle w:val="Compact"/>
+        <w:numPr>
+          <w:ilvl w:val="0"/>
+          <w:numId w:val="1021"/>
+        </w:numPr>
+      </w:pPr>
+      <w:r>
+        <w:rPr>
+          <w:b/>
+          <w:bCs/>
+        </w:rPr>
+        <w:t xml:space="preserve">Giáo viên</w:t>
+      </w:r>
+      <w:r>
+        <w:t xml:space="preserve"> </w:t>
+      </w:r>
+      <w:r>
+        <w:t xml:space="preserve">(máy A): Lớp học → mở</w:t>
+      </w:r>
+      <w:r>
+        <w:t xml:space="preserve"> </w:t>
+      </w:r>
+      <w:r>
+        <w:rPr>
+          <w:rStyle w:val="VerbatimChar"/>
+        </w:rPr>
+        <w:t xml:space="preserve">DEMO-A</w:t>
+      </w:r>
+      <w:r>
+        <w:t xml:space="preserve"> </w:t>
+      </w:r>
+      <w:r>
+        <w:t xml:space="preserve">→ Import file mẫu đã điền vài sinh viên → xem kết quả, tải file tài khoản.</w:t>
+      </w:r>
+    </w:p>
+    <w:p>
+      <w:pPr>
+        <w:pStyle w:val="Compact"/>
+        <w:numPr>
+          <w:ilvl w:val="0"/>
+          <w:numId w:val="1021"/>
+        </w:numPr>
+      </w:pPr>
+      <w:r>
+        <w:t xml:space="preserve">Bài tập → mở</w:t>
+      </w:r>
+      <w:r>
+        <w:t xml:space="preserve"> </w:t>
+      </w:r>
+      <w:r>
+        <w:rPr>
+          <w:b/>
+          <w:bCs/>
+        </w:rPr>
+        <w:t xml:space="preserve">"Tuần 2"</w:t>
+      </w:r>
+      <w:r>
+        <w:t xml:space="preserve"> </w:t>
+      </w:r>
+      <w:r>
+        <w:t xml:space="preserve">(nháp) →</w:t>
+      </w:r>
+      <w:r>
+        <w:t xml:space="preserve"> </w:t>
+      </w:r>
+      <w:r>
+        <w:rPr>
+          <w:b/>
+          <w:bCs/>
+        </w:rPr>
+        <w:t xml:space="preserve">Giao bài &amp; phát hành</w:t>
+      </w:r>
+      <w:r>
+        <w:t xml:space="preserve"> </w:t>
+      </w:r>
+      <w:r>
+        <w:t xml:space="preserve">cho lớp</w:t>
+      </w:r>
+      <w:r>
+        <w:t xml:space="preserve"> </w:t>
+      </w:r>
+      <w:r>
+        <w:rPr>
+          <w:rStyle w:val="VerbatimChar"/>
+        </w:rPr>
+        <w:t xml:space="preserve">DEMO-A</w:t>
+      </w:r>
+      <w:r>
+        <w:t xml:space="preserve"> </w:t>
+      </w:r>
+      <w:r>
+        <w:t xml:space="preserve">→ máy B (</w:t>
+      </w:r>
+      <w:r>
+        <w:rPr>
+          <w:rStyle w:val="VerbatimChar"/>
+        </w:rPr>
+        <w:t xml:space="preserve">DEMO001</w:t>
+      </w:r>
+      <w:r>
+        <w:t xml:space="preserve">) thấy</w:t>
+      </w:r>
+      <w:r>
+        <w:t xml:space="preserve"> </w:t>
+      </w:r>
+      <w:r>
+        <w:rPr>
+          <w:b/>
+          <w:bCs/>
+        </w:rPr>
+        <w:t xml:space="preserve">thông báo bật lên ngay</w:t>
+      </w:r>
+      <w:r>
+        <w:t xml:space="preserve"> </w:t>
+      </w:r>
+      <w:r>
+        <w:t xml:space="preserve">và số trên chuông tăng.</w:t>
+      </w:r>
+    </w:p>
+    <w:p>
+      <w:pPr>
+        <w:pStyle w:val="Compact"/>
+        <w:numPr>
+          <w:ilvl w:val="0"/>
+          <w:numId w:val="1021"/>
+        </w:numPr>
+      </w:pPr>
+      <w:r>
+        <w:t xml:space="preserve">Tắt mạng máy B vài giây (hoặc khởi động lại backend) → thanh vàng "Mất kết nối… đang thử lại" → bật lại → tự kết nối.</w:t>
+      </w:r>
+    </w:p>
+    <w:p>
+      <w:pPr>
+        <w:pStyle w:val="Compact"/>
+        <w:numPr>
+          <w:ilvl w:val="0"/>
+          <w:numId w:val="1021"/>
         </w:numPr>
       </w:pPr>
       <w:r>
@@ -9558,8 +10266,8 @@
         </w:pict>
       </w:r>
     </w:p>
-    <w:bookmarkEnd w:id="38"/>
-    <w:bookmarkStart w:id="39" w:name="X2aaa61dde1ecd98f080cbe2f0cfb81c5163d5ab"/>
+    <w:bookmarkEnd w:id="39"/>
+    <w:bookmarkStart w:id="40" w:name="X2aaa61dde1ecd98f080cbe2f0cfb81c5163d5ab"/>
     <w:p>
       <w:pPr>
         <w:pStyle w:val="Heading2"/>
@@ -9910,8 +10618,8 @@
         </w:tc>
       </w:tr>
     </w:tbl>
-    <w:bookmarkEnd w:id="39"/>
     <w:bookmarkEnd w:id="40"/>
+    <w:bookmarkEnd w:id="41"/>
     <w:sectPr>
       <w:footnotePr>
         <w:numRestart w:val="eachSect"/>
@@ -10325,6 +11033,9 @@
     <w:abstractNumId w:val="991"/>
   </w:num>
   <w:num w:numId="1020">
+    <w:abstractNumId w:val="991"/>
+  </w:num>
+  <w:num w:numId="1021">
     <w:abstractNumId w:val="99411"/>
     <w:lvlOverride w:ilvl="0">
       <w:startOverride w:val="1"/>

--- a/docx/10-huong-dan-su-dung.docx
+++ b/docx/10-huong-dan-su-dung.docx
@@ -1461,7 +1461,23 @@
         <w:t xml:space="preserve">Quản trị → Giáo viên</w:t>
       </w:r>
       <w:r>
-        <w:t xml:space="preserve">; mật khẩu tạm hiện</w:t>
+        <w:t xml:space="preserve"> </w:t>
+      </w:r>
+      <w:r>
+        <w:t xml:space="preserve">(từng người hoặc</w:t>
+      </w:r>
+      <w:r>
+        <w:t xml:space="preserve"> </w:t>
+      </w:r>
+      <w:r>
+        <w:rPr>
+          <w:b/>
+          <w:bCs/>
+        </w:rPr>
+        <w:t xml:space="preserve">Import từ file</w:t>
+      </w:r>
+      <w:r>
+        <w:t xml:space="preserve">); mật khẩu tạm hiện</w:t>
       </w:r>
       <w:r>
         <w:t xml:space="preserve"> </w:t>
@@ -3400,7 +3416,75 @@
               <w:t xml:space="preserve"> </w:t>
             </w:r>
             <w:r>
-              <w:t xml:space="preserve">(bấm "Sao chép" rồi gửi cho giáo viên). Nút "…" ở mỗi dòng: sửa thông tin, đặt lại mật khẩu, khoá / mở khoá</w:t>
+              <w:t xml:space="preserve">(bấm "Sao chép" rồi gửi cho giáo viên).</w:t>
+            </w:r>
+            <w:r>
+              <w:t xml:space="preserve"> </w:t>
+            </w:r>
+            <w:r>
+              <w:rPr>
+                <w:b/>
+                <w:bCs/>
+              </w:rPr>
+              <w:t xml:space="preserve">Import từ file</w:t>
+            </w:r>
+            <w:r>
+              <w:t xml:space="preserve">: tải file mẫu (Excel / CSV), điền</w:t>
+            </w:r>
+            <w:r>
+              <w:t xml:space="preserve"> </w:t>
+            </w:r>
+            <w:r>
+              <w:rPr>
+                <w:rStyle w:val="VerbatimChar"/>
+              </w:rPr>
+              <w:t xml:space="preserve">ten_dang_nhap</w:t>
+            </w:r>
+            <w:r>
+              <w:t xml:space="preserve">,</w:t>
+            </w:r>
+            <w:r>
+              <w:t xml:space="preserve"> </w:t>
+            </w:r>
+            <w:r>
+              <w:rPr>
+                <w:rStyle w:val="VerbatimChar"/>
+              </w:rPr>
+              <w:t xml:space="preserve">ho_ten</w:t>
+            </w:r>
+            <w:r>
+              <w:t xml:space="preserve">,</w:t>
+            </w:r>
+            <w:r>
+              <w:t xml:space="preserve"> </w:t>
+            </w:r>
+            <w:r>
+              <w:rPr>
+                <w:rStyle w:val="VerbatimChar"/>
+              </w:rPr>
+              <w:t xml:space="preserve">email</w:t>
+            </w:r>
+            <w:r>
+              <w:t xml:space="preserve"> </w:t>
+            </w:r>
+            <w:r>
+              <w:t xml:space="preserve">(tuỳ chọn), tối đa 500 dòng → kết quả ghi số tạo mới / đã là giáo viên / lỗi kèm lý do từng dòng; bấm</w:t>
+            </w:r>
+            <w:r>
+              <w:t xml:space="preserve"> </w:t>
+            </w:r>
+            <w:r>
+              <w:rPr>
+                <w:b/>
+                <w:bCs/>
+              </w:rPr>
+              <w:t xml:space="preserve">Tải danh sách tài khoản</w:t>
+            </w:r>
+            <w:r>
+              <w:t xml:space="preserve"> </w:t>
+            </w:r>
+            <w:r>
+              <w:t xml:space="preserve">để lưu mật khẩu tạm (chỉ hiện một lần, đóng hộp thoại là mất). Nút "…" ở mỗi dòng: sửa thông tin, đặt lại mật khẩu, khoá / mở khoá</w:t>
             </w:r>
           </w:p>
         </w:tc>
@@ -3456,7 +3540,7 @@
               <w:pStyle w:val="Compact"/>
             </w:pPr>
             <w:r>
-              <w:t xml:space="preserve">Các thao tác quan trọng kèm IP: đăng nhập (đúng / sai / bị chặn), tạo giáo viên, khoá, đặt lại mật khẩu, import, phát hành, trả bài… Lọc theo hành động, tiền tố IP (vd</w:t>
+              <w:t xml:space="preserve">Các thao tác quan trọng kèm IP: đăng nhập (đúng / sai / bị chặn), tạo / import giáo viên, khoá, đặt lại mật khẩu, import sinh viên, phát hành, trả bài… Lọc theo hành động, tiền tố IP (vd</w:t>
             </w:r>
             <w:r>
               <w:t xml:space="preserve"> </w:t>
